--- a/main/document_templates/dogovor.docx
+++ b/main/document_templates/dogovor.docx
@@ -1972,10 +1972,11 @@
               <w:left w:type="dxa" w:w="114"/>
               <w:right w:type="dxa" w:w="114"/>
             </w:tcMar>
+            <w:vAlign w:val="center"/>
           </w:tcPr>
           <w:p>
             <w:pPr>
-              <w:spacing w:after="200" w:line="276" w:lineRule="auto"/>
+              <w:spacing w:after="120" w:line="276" w:lineRule="auto" w:before="0"/>
               <w:ind/>
               <w:rPr>
                 <w:rFonts w:ascii="Times New Roman" w:hAnsi="Times New Roman"/>
@@ -2022,10 +2023,11 @@
               <w:left w:type="dxa" w:w="114"/>
               <w:right w:type="dxa" w:w="114"/>
             </w:tcMar>
+            <w:vAlign w:val="center"/>
           </w:tcPr>
           <w:p>
             <w:pPr>
-              <w:spacing w:after="200" w:line="240" w:lineRule="auto"/>
+              <w:spacing w:after="120" w:line="276" w:lineRule="auto" w:before="0"/>
               <w:ind w:firstLine="0" w:left="-57"/>
               <w:rPr>
                 <w:b w:val="0"/>
@@ -2347,11 +2349,12 @@
               <w:left w:type="dxa" w:w="114"/>
               <w:right w:type="dxa" w:w="114"/>
             </w:tcMar>
+            <w:vAlign w:val="center"/>
           </w:tcPr>
           <w:p>
             <w:pPr>
               <w:pStyle w:val="Style_1"/>
-              <w:spacing w:after="200" w:line="276" w:lineRule="auto"/>
+              <w:spacing w:after="120" w:line="276" w:lineRule="auto" w:before="0"/>
               <w:ind/>
               <w:jc w:val="center"/>
               <w:rPr>
@@ -2389,10 +2392,11 @@
               <w:left w:type="dxa" w:w="114"/>
               <w:right w:type="dxa" w:w="114"/>
             </w:tcMar>
+            <w:vAlign w:val="center"/>
           </w:tcPr>
           <w:p>
             <w:pPr>
-              <w:spacing w:after="200" w:line="276" w:lineRule="auto"/>
+              <w:spacing w:after="120" w:line="276" w:lineRule="auto" w:before="0"/>
               <w:ind/>
               <w:jc w:val="center"/>
             </w:pPr>
@@ -2419,10 +2423,11 @@
               <w:left w:type="dxa" w:w="114"/>
               <w:right w:type="dxa" w:w="114"/>
             </w:tcMar>
+            <w:vAlign w:val="center"/>
           </w:tcPr>
           <w:p>
             <w:pPr>
-              <w:spacing w:after="200" w:line="276" w:lineRule="auto"/>
+              <w:spacing w:after="120" w:line="276" w:lineRule="auto" w:before="0"/>
               <w:ind/>
               <w:jc w:val="center"/>
             </w:pPr>
@@ -2449,10 +2454,11 @@
               <w:left w:type="dxa" w:w="114"/>
               <w:right w:type="dxa" w:w="114"/>
             </w:tcMar>
+            <w:vAlign w:val="center"/>
           </w:tcPr>
           <w:p>
             <w:pPr>
-              <w:spacing w:after="200" w:line="276" w:lineRule="auto"/>
+              <w:spacing w:after="120" w:line="276" w:lineRule="auto" w:before="0"/>
               <w:ind/>
               <w:jc w:val="center"/>
             </w:pPr>
@@ -2479,10 +2485,11 @@
               <w:left w:type="dxa" w:w="114"/>
               <w:right w:type="dxa" w:w="114"/>
             </w:tcMar>
+            <w:vAlign w:val="center"/>
           </w:tcPr>
           <w:p>
             <w:pPr>
-              <w:spacing w:after="200" w:line="276" w:lineRule="auto"/>
+              <w:spacing w:after="120" w:line="276" w:lineRule="auto" w:before="0"/>
               <w:ind/>
               <w:jc w:val="center"/>
             </w:pPr>
@@ -2509,10 +2516,11 @@
               <w:left w:type="dxa" w:w="114"/>
               <w:right w:type="dxa" w:w="114"/>
             </w:tcMar>
+            <w:vAlign w:val="center"/>
           </w:tcPr>
           <w:p>
             <w:pPr>
-              <w:spacing w:after="200" w:line="276" w:lineRule="auto"/>
+              <w:spacing w:after="120" w:line="276" w:lineRule="auto" w:before="0"/>
               <w:ind/>
               <w:jc w:val="center"/>
             </w:pPr>
@@ -2547,7 +2555,7 @@
           <w:p>
             <w:pPr>
               <w:pStyle w:val="Style_1"/>
-              <w:spacing w:after="200" w:line="276" w:lineRule="auto"/>
+              <w:spacing w:after="120" w:line="276" w:lineRule="auto" w:before="0"/>
               <w:ind/>
               <w:jc w:val="center"/>
               <w:rPr>
@@ -2587,7 +2595,7 @@
           <w:p>
             <w:pPr>
               <w:pStyle w:val="Style_1"/>
-              <w:spacing w:after="0" w:line="276" w:lineRule="auto"/>
+              <w:spacing w:after="120" w:line="276" w:lineRule="auto" w:before="0"/>
               <w:ind/>
               <w:jc w:val="center"/>
               <w:rPr>
@@ -2622,7 +2630,7 @@
           <w:p>
             <w:pPr>
               <w:pStyle w:val="Style_1"/>
-              <w:spacing w:after="200" w:line="240" w:lineRule="auto"/>
+              <w:spacing w:after="120" w:line="276" w:lineRule="auto" w:before="0"/>
               <w:ind/>
               <w:jc w:val="center"/>
               <w:rPr>
@@ -2656,7 +2664,7 @@
           </w:tcPr>
           <w:p>
             <w:pPr>
-              <w:spacing w:after="200" w:line="276" w:lineRule="auto"/>
+              <w:spacing w:after="120" w:line="276" w:lineRule="auto" w:before="0"/>
               <w:ind/>
               <w:jc w:val="center"/>
             </w:pPr>
@@ -2688,7 +2696,7 @@
           <w:p>
             <w:pPr>
               <w:pStyle w:val="Style_1"/>
-              <w:spacing w:after="200" w:line="276" w:lineRule="auto"/>
+              <w:spacing w:after="120" w:line="276" w:lineRule="auto" w:before="0"/>
               <w:ind/>
               <w:jc w:val="center"/>
               <w:rPr>
@@ -2729,7 +2737,7 @@
           <w:p>
             <w:pPr>
               <w:pStyle w:val="Style_1"/>
-              <w:spacing w:after="200" w:line="276" w:lineRule="auto"/>
+              <w:spacing w:after="120" w:line="276" w:lineRule="auto" w:before="0"/>
               <w:ind/>
               <w:jc w:val="center"/>
               <w:rPr>
@@ -2764,7 +2772,7 @@
           <w:p>
             <w:pPr>
               <w:pStyle w:val="Style_1"/>
-              <w:spacing w:after="200" w:line="276" w:lineRule="auto"/>
+              <w:spacing w:after="120" w:line="276" w:lineRule="auto" w:before="0"/>
               <w:ind/>
               <w:jc w:val="center"/>
               <w:rPr>
@@ -2939,7 +2947,7 @@
           </w:tcPr>
           <w:p>
             <w:pPr>
-              <w:spacing w:after="200" w:line="276" w:lineRule="auto"/>
+              <w:spacing w:after="120" w:line="276" w:lineRule="auto" w:before="0"/>
               <w:ind/>
               <w:jc w:val="center"/>
               <w:rPr>
@@ -2962,10 +2970,11 @@
               <w:left w:type="dxa" w:w="114"/>
               <w:right w:type="dxa" w:w="114"/>
             </w:tcMar>
+            <w:vAlign w:val="center"/>
           </w:tcPr>
           <w:p>
             <w:pPr>
-              <w:spacing w:after="200" w:line="276" w:lineRule="auto"/>
+              <w:spacing w:after="120" w:line="276" w:lineRule="auto" w:before="0"/>
               <w:ind/>
             </w:pPr>
             <w:r>
@@ -2996,7 +3005,7 @@
           </w:tcPr>
           <w:p>
             <w:pPr>
-              <w:spacing w:after="200" w:line="276" w:lineRule="auto"/>
+              <w:spacing w:after="120" w:line="276" w:lineRule="auto" w:before="0"/>
               <w:ind/>
               <w:jc w:val="center"/>
               <w:rPr>
@@ -3024,7 +3033,7 @@
           <w:p>
             <w:pPr>
               <w:pStyle w:val="Style_1"/>
-              <w:spacing w:after="200" w:line="276" w:lineRule="auto"/>
+              <w:spacing w:after="120" w:line="276" w:lineRule="auto" w:before="0"/>
               <w:ind/>
               <w:jc w:val="center"/>
               <w:rPr>
@@ -3378,7 +3387,7 @@
           </w:tcPr>
           <w:p>
             <w:pPr>
-              <w:spacing w:after="200" w:line="276" w:lineRule="auto"/>
+              <w:spacing w:after="120" w:line="276" w:lineRule="auto" w:before="0"/>
               <w:ind/>
               <w:jc w:val="center"/>
             </w:pPr>
@@ -3416,7 +3425,7 @@
           </w:tcPr>
           <w:p>
             <w:pPr>
-              <w:spacing w:after="200" w:line="276" w:lineRule="auto"/>
+              <w:spacing w:after="120" w:line="276" w:lineRule="auto" w:before="0"/>
               <w:ind/>
               <w:jc w:val="center"/>
             </w:pPr>
@@ -3447,7 +3456,7 @@
           </w:tcPr>
           <w:p>
             <w:pPr>
-              <w:spacing w:after="200" w:line="276" w:lineRule="auto"/>
+              <w:spacing w:after="120" w:line="276" w:lineRule="auto" w:before="0"/>
               <w:ind/>
               <w:jc w:val="center"/>
             </w:pPr>
@@ -3485,7 +3494,7 @@
           </w:tcPr>
           <w:p>
             <w:pPr>
-              <w:spacing w:after="200" w:line="276" w:lineRule="auto"/>
+              <w:spacing w:after="120" w:line="276" w:lineRule="auto" w:before="0"/>
               <w:ind/>
               <w:jc w:val="center"/>
             </w:pPr>
@@ -3516,7 +3525,7 @@
           </w:tcPr>
           <w:p>
             <w:pPr>
-              <w:spacing w:after="200" w:line="276" w:lineRule="auto"/>
+              <w:spacing w:after="120" w:line="276" w:lineRule="auto" w:before="0"/>
               <w:ind/>
               <w:jc w:val="center"/>
             </w:pPr>
@@ -3550,7 +3559,7 @@
           <w:p>
             <w:pPr>
               <w:pStyle w:val="Style_1"/>
-              <w:spacing w:after="200" w:line="276" w:lineRule="auto"/>
+              <w:spacing w:after="120" w:line="276" w:lineRule="auto" w:before="0"/>
               <w:ind/>
               <w:jc w:val="center"/>
               <w:rPr>
@@ -3598,7 +3607,7 @@
           <w:p>
             <w:pPr>
               <w:pStyle w:val="Style_1"/>
-              <w:spacing w:after="200" w:line="276" w:lineRule="auto"/>
+              <w:spacing w:after="120" w:line="276" w:lineRule="auto" w:before="0"/>
               <w:ind/>
               <w:jc w:val="center"/>
               <w:rPr>
@@ -3632,7 +3641,7 @@
           <w:p>
             <w:pPr>
               <w:pStyle w:val="Style_1"/>
-              <w:spacing w:after="200" w:line="276" w:lineRule="auto"/>
+              <w:spacing w:after="120" w:line="276" w:lineRule="auto" w:before="0"/>
               <w:ind/>
               <w:jc w:val="center"/>
               <w:rPr>
@@ -3666,7 +3675,7 @@
           <w:p>
             <w:pPr>
               <w:pStyle w:val="Style_1"/>
-              <w:spacing w:after="200" w:line="276" w:lineRule="auto"/>
+              <w:spacing w:after="120" w:line="276" w:lineRule="auto" w:before="0"/>
               <w:ind/>
               <w:jc w:val="center"/>
               <w:rPr>
@@ -3700,7 +3709,7 @@
           <w:p>
             <w:pPr>
               <w:pStyle w:val="Style_1"/>
-              <w:spacing w:after="200" w:line="276" w:lineRule="auto"/>
+              <w:spacing w:after="120" w:line="276" w:lineRule="auto" w:before="0"/>
               <w:ind/>
               <w:jc w:val="center"/>
               <w:rPr>
@@ -3734,6 +3743,9 @@
             <w:vAlign w:val="center"/>
           </w:tcPr>
           <w:p>
+            <w:pPr>
+              <w:spacing w:line="276" w:lineRule="auto" w:before="0" w:after="120"/>
+            </w:pPr>
             <w:r>
               <w:rPr>
                 <w:rStyle w:val="Style_1_ch"/>
@@ -3762,7 +3774,7 @@
           <w:p>
             <w:pPr>
               <w:pStyle w:val="Style_1"/>
-              <w:spacing w:after="200" w:line="276" w:lineRule="auto"/>
+              <w:spacing w:after="120" w:line="276" w:lineRule="auto" w:before="0"/>
               <w:ind/>
               <w:jc w:val="center"/>
               <w:rPr>
@@ -3790,7 +3802,7 @@
           <w:p>
             <w:pPr>
               <w:pStyle w:val="Style_1"/>
-              <w:spacing w:after="200" w:line="276" w:lineRule="auto"/>
+              <w:spacing w:after="120" w:line="276" w:lineRule="auto" w:before="0"/>
               <w:ind/>
               <w:jc w:val="center"/>
               <w:rPr>
@@ -3818,7 +3830,7 @@
           <w:p>
             <w:pPr>
               <w:pStyle w:val="Style_1"/>
-              <w:spacing w:after="200" w:line="276" w:lineRule="auto"/>
+              <w:spacing w:after="120" w:line="276" w:lineRule="auto" w:before="0"/>
               <w:ind/>
               <w:jc w:val="center"/>
               <w:rPr>
@@ -3846,7 +3858,7 @@
           <w:p>
             <w:pPr>
               <w:pStyle w:val="Style_1"/>
-              <w:spacing w:after="200" w:line="276" w:lineRule="auto"/>
+              <w:spacing w:after="120" w:line="276" w:lineRule="auto" w:before="0"/>
               <w:ind/>
               <w:jc w:val="center"/>
               <w:rPr>

--- a/main/document_templates/dogovor.docx
+++ b/main/document_templates/dogovor.docx
@@ -1,47 +1,47 @@
 
 <file path=word/document.xml><?xml version="1.0" encoding="utf-8"?>
-<w:document xmlns:wpc="http://schemas.microsoft.com/office/word/2010/wordprocessingCanvas" xmlns:cx="http://schemas.microsoft.com/office/drawing/2014/chartex" xmlns:cx1="http://schemas.microsoft.com/office/drawing/2015/9/8/chartex" xmlns:cx2="http://schemas.microsoft.com/office/drawing/2015/10/21/chartex" xmlns:cx3="http://schemas.microsoft.com/office/drawing/2016/5/9/chartex" xmlns:cx4="http://schemas.microsoft.com/office/drawing/2016/5/10/chartex" xmlns:cx5="http://schemas.microsoft.com/office/drawing/2016/5/11/chartex" xmlns:cx6="http://schemas.microsoft.com/office/drawing/2016/5/12/chartex" xmlns:cx7="http://schemas.microsoft.com/office/drawing/2016/5/13/chartex" xmlns:cx8="http://schemas.microsoft.com/office/drawing/2016/5/14/chartex" xmlns:mc="http://schemas.openxmlformats.org/markup-compatibility/2006" xmlns:aink="http://schemas.microsoft.com/office/drawing/2016/ink" xmlns:am3d="http://schemas.microsoft.com/office/drawing/2017/model3d" xmlns:o="urn:schemas-microsoft-com:office:office" xmlns:oel="http://schemas.microsoft.com/office/2019/extlst" xmlns:r="http://schemas.openxmlformats.org/officeDocument/2006/relationships" xmlns:m="http://schemas.openxmlformats.org/officeDocument/2006/math" xmlns:v="urn:schemas-microsoft-com:vml" xmlns:wp14="http://schemas.microsoft.com/office/word/2010/wordprocessingDrawing" xmlns:wp="http://schemas.openxmlformats.org/drawingml/2006/wordprocessingDrawing" xmlns:w10="urn:schemas-microsoft-com:office:word" xmlns:w="http://schemas.openxmlformats.org/wordprocessingml/2006/main" xmlns:w14="http://schemas.microsoft.com/office/word/2010/wordml" xmlns:w15="http://schemas.microsoft.com/office/word/2012/wordml" xmlns:w16cex="http://schemas.microsoft.com/office/word/2018/wordml/cex" xmlns:w16cid="http://schemas.microsoft.com/office/word/2016/wordml/cid" xmlns:w16="http://schemas.microsoft.com/office/word/2018/wordml" xmlns:w16du="http://schemas.microsoft.com/office/word/2023/wordml/word16du" xmlns:w16sdtdh="http://schemas.microsoft.com/office/word/2020/wordml/sdtdatahash" xmlns:w16sdtfl="http://schemas.microsoft.com/office/word/2024/wordml/sdtformatlock" xmlns:w16se="http://schemas.microsoft.com/office/word/2015/wordml/symex" xmlns:wpg="http://schemas.microsoft.com/office/word/2010/wordprocessingGroup" xmlns:wpi="http://schemas.microsoft.com/office/word/2010/wordprocessingInk" xmlns:wne="http://schemas.microsoft.com/office/word/2006/wordml" xmlns:wps="http://schemas.microsoft.com/office/word/2010/wordprocessingShape" mc:Ignorable="w14 w15 w16se w16cid w16 w16cex w16sdtdh w16sdtfl w16du wp14">
+<w:document xmlns:w="http://schemas.openxmlformats.org/wordprocessingml/2006/main" xmlns:r="http://schemas.openxmlformats.org/officeDocument/2006/relationships" xmlns:wps="http://schemas.microsoft.com/office/word/2010/wordprocessingShape" xmlns:mc="http://schemas.openxmlformats.org/markup-compatibility/2006" xmlns:w10="urn:schemas-microsoft-com:office:word" xmlns:v="urn:schemas-microsoft-com:vml" xmlns:wp14="http://schemas.microsoft.com/office/word/2010/wordprocessingDrawing" xmlns:wpg="http://schemas.microsoft.com/office/word/2010/wordprocessingGroup" xmlns:wpc="http://schemas.microsoft.com/office/word/2010/wordprocessingCanvas" xmlns:w14="http://schemas.microsoft.com/office/word/2010/wordml" xmlns:w15="http://schemas.microsoft.com/office/word/2012/wordml" xmlns:cx1="http://schemas.microsoft.com/office/drawing/2015/9/8/chartex" xmlns:cx2="http://schemas.microsoft.com/office/drawing/2015/10/21/chartex" mc:Ignorable="wp14 w14 w15">
   <w:body>
     <w:p>
       <w:pPr>
-        <w:spacing w:after="0" w:line="240" w:lineRule="auto"/>
+        <w:spacing w:lineRule="auto" w:line="240" w:after="0" w:beforeAutospacing="0" w:afterAutospacing="0"/>
         <w:ind w:firstLine="600"/>
         <w:jc w:val="center"/>
         <w:rPr>
           <w:rFonts w:ascii="Times New Roman" w:hAnsi="Times New Roman"/>
-          <w:b/>
-        </w:rPr>
-      </w:pPr>
-      <w:r>
-        <w:rPr>
-          <w:rFonts w:ascii="Times New Roman" w:hAnsi="Times New Roman"/>
-          <w:b/>
+          <w:b w:val="1"/>
+        </w:rPr>
+      </w:pPr>
+      <w:r>
+        <w:rPr>
+          <w:rFonts w:ascii="Times New Roman" w:hAnsi="Times New Roman"/>
+          <w:b w:val="1"/>
         </w:rPr>
         <w:t xml:space="preserve">Договор на оказание услуг № </w:t>
       </w:r>
       <w:r>
         <w:rPr>
-          <w:rStyle w:val="1"/>
-          <w:rFonts w:ascii="Times New Roman" w:hAnsi="Times New Roman"/>
-          <w:b/>
+          <w:rStyle w:val="C3"/>
+          <w:rFonts w:ascii="Times New Roman" w:hAnsi="Times New Roman"/>
+          <w:b w:val="1"/>
         </w:rPr>
         <w:t>{{number_basis_of_the_contract}}</w:t>
       </w:r>
     </w:p>
     <w:p>
       <w:pPr>
-        <w:spacing w:after="0" w:line="240" w:lineRule="auto"/>
+        <w:spacing w:lineRule="auto" w:line="240" w:after="0" w:beforeAutospacing="0" w:afterAutospacing="0"/>
         <w:ind w:firstLine="600"/>
         <w:jc w:val="center"/>
         <w:rPr>
           <w:rFonts w:ascii="Times New Roman" w:hAnsi="Times New Roman"/>
-          <w:b/>
-        </w:rPr>
-      </w:pPr>
-    </w:p>
-    <w:p>
-      <w:pPr>
-        <w:spacing w:after="0" w:line="240" w:lineRule="auto"/>
+          <w:b w:val="1"/>
+        </w:rPr>
+      </w:pPr>
+    </w:p>
+    <w:p>
+      <w:pPr>
+        <w:spacing w:lineRule="auto" w:line="240" w:after="0" w:beforeAutospacing="0" w:afterAutospacing="0"/>
         <w:ind w:firstLine="600"/>
         <w:jc w:val="center"/>
         <w:rPr>
@@ -51,7 +51,7 @@
     </w:p>
     <w:p>
       <w:pPr>
-        <w:spacing w:after="0" w:line="240" w:lineRule="auto"/>
+        <w:spacing w:lineRule="auto" w:line="240" w:after="0" w:beforeAutospacing="0" w:afterAutospacing="0"/>
         <w:ind w:firstLine="600"/>
         <w:jc w:val="center"/>
         <w:rPr>
@@ -61,7 +61,7 @@
     </w:p>
     <w:p>
       <w:pPr>
-        <w:spacing w:after="0" w:line="240" w:lineRule="auto"/>
+        <w:spacing w:lineRule="auto" w:line="240" w:after="0" w:beforeAutospacing="0" w:afterAutospacing="0"/>
         <w:rPr>
           <w:rFonts w:ascii="Times New Roman" w:hAnsi="Times New Roman"/>
         </w:rPr>
@@ -71,42 +71,17 @@
           <w:rFonts w:ascii="Times New Roman" w:hAnsi="Times New Roman"/>
         </w:rPr>
         <w:t>город Набережные Челны</w:t>
-      </w:r>
-      <w:r>
-        <w:rPr>
-          <w:rFonts w:ascii="Times New Roman" w:hAnsi="Times New Roman"/>
-        </w:rPr>
         <w:tab/>
-      </w:r>
-      <w:r>
-        <w:rPr>
-          <w:rFonts w:ascii="Times New Roman" w:hAnsi="Times New Roman"/>
-        </w:rPr>
         <w:tab/>
-      </w:r>
-      <w:r>
-        <w:rPr>
-          <w:rFonts w:ascii="Times New Roman" w:hAnsi="Times New Roman"/>
-        </w:rPr>
         <w:tab/>
-      </w:r>
-      <w:r>
-        <w:rPr>
-          <w:rFonts w:ascii="Times New Roman" w:hAnsi="Times New Roman"/>
-        </w:rPr>
         <w:tab/>
-      </w:r>
-      <w:r>
-        <w:rPr>
-          <w:rFonts w:ascii="Times New Roman" w:hAnsi="Times New Roman"/>
-        </w:rPr>
         <w:tab/>
         <w:t xml:space="preserve">                «___» ______________ 2025г.</w:t>
       </w:r>
     </w:p>
     <w:p>
       <w:pPr>
-        <w:spacing w:after="0" w:line="240" w:lineRule="auto"/>
+        <w:spacing w:lineRule="auto" w:line="240" w:after="0" w:beforeAutospacing="0" w:afterAutospacing="0"/>
         <w:ind w:firstLine="600"/>
         <w:rPr>
           <w:rFonts w:ascii="Times New Roman" w:hAnsi="Times New Roman"/>
@@ -115,7 +90,7 @@
     </w:p>
     <w:p>
       <w:pPr>
-        <w:spacing w:after="200" w:line="276" w:lineRule="auto"/>
+        <w:spacing w:lineRule="auto" w:line="276" w:after="200" w:beforeAutospacing="0" w:afterAutospacing="0"/>
         <w:ind w:firstLine="708"/>
         <w:jc w:val="both"/>
         <w:rPr>
@@ -125,7 +100,7 @@
       <w:r>
         <w:rPr>
           <w:rFonts w:ascii="Times New Roman" w:hAnsi="Times New Roman"/>
-          <w:b/>
+          <w:b w:val="1"/>
         </w:rPr>
         <w:t xml:space="preserve">{{customer.name}}, </w:t>
       </w:r>
@@ -138,7 +113,7 @@
       <w:r>
         <w:rPr>
           <w:rFonts w:ascii="Times New Roman" w:hAnsi="Times New Roman"/>
-          <w:b/>
+          <w:b w:val="1"/>
         </w:rPr>
         <w:t>«Заказчик»</w:t>
       </w:r>
@@ -151,7 +126,7 @@
       <w:r>
         <w:rPr>
           <w:rFonts w:ascii="Times New Roman" w:hAnsi="Times New Roman"/>
-          <w:b/>
+          <w:b w:val="1"/>
         </w:rPr>
         <w:t>Устава</w:t>
       </w:r>
@@ -164,7 +139,7 @@
       <w:r>
         <w:rPr>
           <w:rFonts w:ascii="Times New Roman" w:hAnsi="Times New Roman"/>
-          <w:b/>
+          <w:b w:val="1"/>
         </w:rPr>
         <w:t>{{doer.name}}</w:t>
       </w:r>
@@ -177,7 +152,7 @@
       <w:r>
         <w:rPr>
           <w:rFonts w:ascii="Times New Roman" w:hAnsi="Times New Roman"/>
-          <w:b/>
+          <w:b w:val="1"/>
         </w:rPr>
         <w:t>«Исполнитель»,</w:t>
       </w:r>
@@ -202,19 +177,19 @@
     </w:p>
     <w:p>
       <w:pPr>
-        <w:spacing w:after="0" w:line="240" w:lineRule="auto"/>
+        <w:spacing w:lineRule="auto" w:line="240" w:after="0" w:beforeAutospacing="0" w:afterAutospacing="0"/>
         <w:ind w:firstLine="600"/>
         <w:jc w:val="both"/>
         <w:rPr>
           <w:rFonts w:ascii="Times New Roman" w:hAnsi="Times New Roman"/>
-          <w:i/>
+          <w:i w:val="1"/>
           <w:color w:val="FF0000"/>
         </w:rPr>
       </w:pPr>
     </w:p>
     <w:p>
       <w:pPr>
-        <w:spacing w:after="0" w:line="240" w:lineRule="auto"/>
+        <w:spacing w:lineRule="auto" w:line="240" w:after="0" w:beforeAutospacing="0" w:afterAutospacing="0"/>
         <w:jc w:val="center"/>
         <w:rPr>
           <w:rFonts w:ascii="Times New Roman" w:hAnsi="Times New Roman"/>
@@ -233,7 +208,7 @@
           <w:ilvl w:val="0"/>
           <w:numId w:val="1"/>
         </w:numPr>
-        <w:spacing w:after="0" w:line="240" w:lineRule="auto"/>
+        <w:spacing w:lineRule="auto" w:line="240" w:after="0" w:beforeAutospacing="0" w:afterAutospacing="0"/>
         <w:ind w:firstLine="426"/>
         <w:jc w:val="both"/>
         <w:rPr>
@@ -250,7 +225,7 @@
       </w:r>
       <w:r>
         <w:rPr>
-          <w:rStyle w:val="1"/>
+          <w:rStyle w:val="C3"/>
           <w:rFonts w:ascii="Times New Roman" w:hAnsi="Times New Roman"/>
         </w:rPr>
         <w:t>services_text</w:t>
@@ -264,7 +239,7 @@
       <w:r>
         <w:rPr>
           <w:rFonts w:ascii="Times New Roman" w:hAnsi="Times New Roman"/>
-          <w:i/>
+          <w:i w:val="1"/>
         </w:rPr>
         <w:t xml:space="preserve"> </w:t>
       </w:r>
@@ -272,11 +247,11 @@
         <w:rPr>
           <w:rFonts w:ascii="Times New Roman" w:hAnsi="Times New Roman"/>
         </w:rPr>
-        <w:t>(далее – услуги), согласно Спецификации, а Заказчик обязуется оплатить эти услуги.  Количество зрителей составляет {{</w:t>
-      </w:r>
-      <w:r>
-        <w:rPr>
-          <w:rStyle w:val="1"/>
+        <w:t xml:space="preserve">(далее – услуги), согласно Спецификации, а Заказчик обязуется оплатить эти услуги.  Количество зрителей составляет {{</w:t>
+      </w:r>
+      <w:r>
+        <w:rPr>
+          <w:rStyle w:val="C3"/>
           <w:rFonts w:ascii="Times New Roman" w:hAnsi="Times New Roman"/>
         </w:rPr>
         <w:t>total_viewers</w:t>
@@ -289,7 +264,7 @@
       </w:r>
       <w:r>
         <w:rPr>
-          <w:rStyle w:val="1"/>
+          <w:rStyle w:val="C3"/>
           <w:rFonts w:ascii="Times New Roman" w:hAnsi="Times New Roman"/>
         </w:rPr>
         <w:t>address_and_tim</w:t>
@@ -303,7 +278,7 @@
     </w:p>
     <w:p>
       <w:pPr>
-        <w:spacing w:after="0" w:line="240" w:lineRule="auto"/>
+        <w:spacing w:lineRule="auto" w:line="240" w:after="0" w:beforeAutospacing="0" w:afterAutospacing="0"/>
         <w:ind w:left="540"/>
         <w:rPr>
           <w:rFonts w:ascii="Times New Roman" w:hAnsi="Times New Roman"/>
@@ -312,7 +287,7 @@
     </w:p>
     <w:p>
       <w:pPr>
-        <w:spacing w:after="0" w:line="240" w:lineRule="auto"/>
+        <w:spacing w:lineRule="auto" w:line="240" w:after="0" w:beforeAutospacing="0" w:afterAutospacing="0"/>
         <w:ind w:firstLine="540"/>
         <w:jc w:val="center"/>
         <w:rPr>
@@ -332,7 +307,7 @@
           <w:ilvl w:val="0"/>
           <w:numId w:val="2"/>
         </w:numPr>
-        <w:spacing w:after="0" w:line="240" w:lineRule="auto"/>
+        <w:spacing w:lineRule="auto" w:line="240" w:after="0" w:beforeAutospacing="0" w:afterAutospacing="0"/>
         <w:ind w:firstLine="540"/>
         <w:jc w:val="both"/>
         <w:rPr>
@@ -349,23 +324,23 @@
       </w:r>
       <w:r>
         <w:rPr>
-          <w:rStyle w:val="1"/>
+          <w:rStyle w:val="C3"/>
           <w:rFonts w:ascii="Times New Roman" w:hAnsi="Times New Roman"/>
         </w:rPr>
         <w:t xml:space="preserve"> {{price_in_figures}} (</w:t>
       </w:r>
       <w:r>
         <w:rPr>
-          <w:rStyle w:val="1"/>
-          <w:rFonts w:ascii="Times New Roman" w:hAnsi="Times New Roman"/>
-          <w:i/>
+          <w:rStyle w:val="C3"/>
+          <w:rFonts w:ascii="Times New Roman" w:hAnsi="Times New Roman"/>
+          <w:i w:val="1"/>
         </w:rPr>
         <w:t>{{price_in_words}})</w:t>
       </w:r>
       <w:r>
         <w:rPr>
           <w:rFonts w:ascii="Times New Roman" w:hAnsi="Times New Roman"/>
-          <w:i/>
+          <w:i w:val="1"/>
         </w:rPr>
         <w:t xml:space="preserve">. НДС не предусмотрен. </w:t>
       </w:r>
@@ -376,7 +351,7 @@
           <w:ilvl w:val="0"/>
           <w:numId w:val="2"/>
         </w:numPr>
-        <w:spacing w:after="0" w:line="240" w:lineRule="auto"/>
+        <w:spacing w:lineRule="auto" w:line="240" w:after="0" w:beforeAutospacing="0" w:afterAutospacing="0"/>
         <w:ind w:firstLine="540"/>
         <w:jc w:val="both"/>
         <w:rPr>
@@ -392,9 +367,9 @@
       <w:r>
         <w:rPr>
           <w:rFonts w:ascii="Times New Roman" w:hAnsi="Times New Roman"/>
-          <w:i/>
-        </w:rPr>
-        <w:t>после подписания сторонами акта оказанных услуг в течение 30 (тридцати)  рабочих дней.</w:t>
+          <w:i w:val="1"/>
+        </w:rPr>
+        <w:t xml:space="preserve">после подписания сторонами акта оказанных услуг в течение 30 (тридцати)  рабочих дней.</w:t>
       </w:r>
     </w:p>
     <w:p>
@@ -403,7 +378,7 @@
           <w:ilvl w:val="0"/>
           <w:numId w:val="2"/>
         </w:numPr>
-        <w:spacing w:after="0" w:line="240" w:lineRule="auto"/>
+        <w:spacing w:lineRule="auto" w:line="240" w:after="0" w:beforeAutospacing="0" w:afterAutospacing="0"/>
         <w:ind w:firstLine="540"/>
         <w:jc w:val="both"/>
         <w:rPr>
@@ -423,7 +398,7 @@
           <w:ilvl w:val="0"/>
           <w:numId w:val="2"/>
         </w:numPr>
-        <w:spacing w:after="0" w:line="240" w:lineRule="auto"/>
+        <w:spacing w:lineRule="auto" w:line="240" w:after="0" w:beforeAutospacing="0" w:afterAutospacing="0"/>
         <w:ind w:firstLine="540"/>
         <w:jc w:val="both"/>
         <w:rPr>
@@ -439,7 +414,7 @@
     </w:p>
     <w:p>
       <w:pPr>
-        <w:spacing w:after="0" w:line="240" w:lineRule="auto"/>
+        <w:spacing w:lineRule="auto" w:line="240" w:after="0" w:beforeAutospacing="0" w:afterAutospacing="0"/>
         <w:jc w:val="center"/>
         <w:rPr>
           <w:rFonts w:ascii="Times New Roman" w:hAnsi="Times New Roman"/>
@@ -448,7 +423,7 @@
     </w:p>
     <w:p>
       <w:pPr>
-        <w:spacing w:after="0" w:line="240" w:lineRule="auto"/>
+        <w:spacing w:lineRule="auto" w:line="240" w:after="0" w:beforeAutospacing="0" w:afterAutospacing="0"/>
         <w:jc w:val="center"/>
         <w:rPr>
           <w:rFonts w:ascii="Times New Roman" w:hAnsi="Times New Roman"/>
@@ -467,7 +442,7 @@
           <w:ilvl w:val="0"/>
           <w:numId w:val="3"/>
         </w:numPr>
-        <w:spacing w:after="0" w:line="240" w:lineRule="auto"/>
+        <w:spacing w:lineRule="auto" w:line="240" w:after="0" w:beforeAutospacing="0" w:afterAutospacing="0"/>
         <w:ind w:firstLine="540"/>
         <w:jc w:val="both"/>
         <w:rPr>
@@ -487,7 +462,7 @@
           <w:ilvl w:val="0"/>
           <w:numId w:val="3"/>
         </w:numPr>
-        <w:spacing w:after="0" w:line="240" w:lineRule="auto"/>
+        <w:spacing w:lineRule="auto" w:line="240" w:after="0" w:beforeAutospacing="0" w:afterAutospacing="0"/>
         <w:ind w:firstLine="540"/>
         <w:jc w:val="both"/>
         <w:rPr>
@@ -507,7 +482,7 @@
           <w:ilvl w:val="0"/>
           <w:numId w:val="3"/>
         </w:numPr>
-        <w:spacing w:after="0" w:line="240" w:lineRule="auto"/>
+        <w:spacing w:lineRule="auto" w:line="240" w:after="0" w:beforeAutospacing="0" w:afterAutospacing="0"/>
         <w:ind w:firstLine="540"/>
         <w:jc w:val="both"/>
         <w:rPr>
@@ -527,7 +502,7 @@
           <w:ilvl w:val="0"/>
           <w:numId w:val="3"/>
         </w:numPr>
-        <w:spacing w:after="0" w:line="240" w:lineRule="auto"/>
+        <w:spacing w:lineRule="auto" w:line="240" w:after="0" w:beforeAutospacing="0" w:afterAutospacing="0"/>
         <w:ind w:firstLine="540"/>
         <w:jc w:val="both"/>
         <w:rPr>
@@ -543,7 +518,7 @@
       <w:r>
         <w:rPr>
           <w:rFonts w:ascii="Times New Roman" w:hAnsi="Times New Roman"/>
-          <w:i/>
+          <w:i w:val="1"/>
         </w:rPr>
         <w:t>2 (двух)</w:t>
       </w:r>
@@ -560,7 +535,7 @@
           <w:ilvl w:val="0"/>
           <w:numId w:val="3"/>
         </w:numPr>
-        <w:spacing w:after="0" w:line="240" w:lineRule="auto"/>
+        <w:spacing w:lineRule="auto" w:line="240" w:after="0" w:beforeAutospacing="0" w:afterAutospacing="0"/>
         <w:ind w:firstLine="540"/>
         <w:jc w:val="both"/>
         <w:rPr>
@@ -580,7 +555,7 @@
           <w:ilvl w:val="0"/>
           <w:numId w:val="3"/>
         </w:numPr>
-        <w:spacing w:after="0" w:line="240" w:lineRule="auto"/>
+        <w:spacing w:lineRule="auto" w:line="240" w:after="0" w:beforeAutospacing="0" w:afterAutospacing="0"/>
         <w:ind w:firstLine="540"/>
         <w:jc w:val="both"/>
         <w:rPr>
@@ -600,7 +575,7 @@
           <w:ilvl w:val="0"/>
           <w:numId w:val="3"/>
         </w:numPr>
-        <w:spacing w:after="0" w:line="240" w:lineRule="auto"/>
+        <w:spacing w:lineRule="auto" w:line="240" w:after="0" w:beforeAutospacing="0" w:afterAutospacing="0"/>
         <w:ind w:firstLine="540"/>
         <w:jc w:val="both"/>
         <w:rPr>
@@ -620,7 +595,7 @@
           <w:ilvl w:val="0"/>
           <w:numId w:val="3"/>
         </w:numPr>
-        <w:spacing w:after="0" w:line="240" w:lineRule="auto"/>
+        <w:spacing w:lineRule="auto" w:line="240" w:after="0" w:beforeAutospacing="0" w:afterAutospacing="0"/>
         <w:ind w:firstLine="540"/>
         <w:jc w:val="both"/>
         <w:rPr>
@@ -640,7 +615,7 @@
           <w:ilvl w:val="0"/>
           <w:numId w:val="3"/>
         </w:numPr>
-        <w:spacing w:after="0" w:line="240" w:lineRule="auto"/>
+        <w:spacing w:lineRule="auto" w:line="240" w:after="0" w:beforeAutospacing="0" w:afterAutospacing="0"/>
         <w:ind w:firstLine="540"/>
         <w:jc w:val="both"/>
         <w:rPr>
@@ -660,7 +635,7 @@
           <w:ilvl w:val="0"/>
           <w:numId w:val="3"/>
         </w:numPr>
-        <w:spacing w:after="0" w:line="240" w:lineRule="auto"/>
+        <w:spacing w:lineRule="auto" w:line="240" w:after="0" w:beforeAutospacing="0" w:afterAutospacing="0"/>
         <w:ind w:firstLine="540"/>
         <w:jc w:val="both"/>
         <w:rPr>
@@ -680,7 +655,7 @@
           <w:ilvl w:val="0"/>
           <w:numId w:val="3"/>
         </w:numPr>
-        <w:spacing w:after="0" w:line="240" w:lineRule="auto"/>
+        <w:spacing w:lineRule="auto" w:line="240" w:after="0" w:beforeAutospacing="0" w:afterAutospacing="0"/>
         <w:ind w:firstLine="540"/>
         <w:jc w:val="both"/>
         <w:rPr>
@@ -700,7 +675,7 @@
           <w:ilvl w:val="0"/>
           <w:numId w:val="3"/>
         </w:numPr>
-        <w:spacing w:after="0" w:line="240" w:lineRule="auto"/>
+        <w:spacing w:lineRule="auto" w:line="240" w:after="0" w:beforeAutospacing="0" w:afterAutospacing="0"/>
         <w:ind w:firstLine="540"/>
         <w:jc w:val="both"/>
         <w:rPr>
@@ -720,7 +695,7 @@
           <w:ilvl w:val="0"/>
           <w:numId w:val="3"/>
         </w:numPr>
-        <w:spacing w:after="0" w:line="240" w:lineRule="auto"/>
+        <w:spacing w:lineRule="auto" w:line="240" w:after="0" w:beforeAutospacing="0" w:afterAutospacing="0"/>
         <w:ind w:firstLine="540"/>
         <w:jc w:val="both"/>
         <w:rPr>
@@ -740,7 +715,7 @@
           <w:ilvl w:val="0"/>
           <w:numId w:val="3"/>
         </w:numPr>
-        <w:spacing w:after="0" w:line="240" w:lineRule="auto"/>
+        <w:spacing w:lineRule="auto" w:line="240" w:after="0" w:beforeAutospacing="0" w:afterAutospacing="0"/>
         <w:ind w:firstLine="540"/>
         <w:jc w:val="both"/>
         <w:rPr>
@@ -760,7 +735,7 @@
           <w:ilvl w:val="0"/>
           <w:numId w:val="3"/>
         </w:numPr>
-        <w:spacing w:after="0" w:line="240" w:lineRule="auto"/>
+        <w:spacing w:lineRule="auto" w:line="240" w:after="0" w:beforeAutospacing="0" w:afterAutospacing="0"/>
         <w:ind w:firstLine="540"/>
         <w:jc w:val="both"/>
         <w:rPr>
@@ -781,9 +756,9 @@
           <w:numId w:val="3"/>
         </w:numPr>
         <w:tabs>
-          <w:tab w:val="left" w:pos="900"/>
+          <w:tab w:val="left" w:pos="900" w:leader="none"/>
         </w:tabs>
-        <w:spacing w:after="0" w:line="240" w:lineRule="auto"/>
+        <w:spacing w:lineRule="auto" w:line="240" w:after="0" w:beforeAutospacing="0" w:afterAutospacing="0"/>
         <w:ind w:firstLine="540"/>
         <w:jc w:val="both"/>
         <w:rPr>
@@ -804,9 +779,9 @@
           <w:numId w:val="3"/>
         </w:numPr>
         <w:tabs>
-          <w:tab w:val="left" w:pos="900"/>
+          <w:tab w:val="left" w:pos="900" w:leader="none"/>
         </w:tabs>
-        <w:spacing w:after="0" w:line="240" w:lineRule="auto"/>
+        <w:spacing w:lineRule="auto" w:line="240" w:after="0" w:beforeAutospacing="0" w:afterAutospacing="0"/>
         <w:ind w:firstLine="540"/>
         <w:jc w:val="both"/>
         <w:rPr>
@@ -823,9 +798,9 @@
     <w:p>
       <w:pPr>
         <w:tabs>
-          <w:tab w:val="left" w:pos="1080"/>
+          <w:tab w:val="left" w:pos="1080" w:leader="none"/>
         </w:tabs>
-        <w:spacing w:after="0" w:line="240" w:lineRule="auto"/>
+        <w:spacing w:lineRule="auto" w:line="240" w:after="0" w:beforeAutospacing="0" w:afterAutospacing="0"/>
         <w:jc w:val="center"/>
         <w:rPr>
           <w:rFonts w:ascii="Times New Roman" w:hAnsi="Times New Roman"/>
@@ -835,9 +810,9 @@
     <w:p>
       <w:pPr>
         <w:tabs>
-          <w:tab w:val="left" w:pos="1080"/>
+          <w:tab w:val="left" w:pos="1080" w:leader="none"/>
         </w:tabs>
-        <w:spacing w:after="0" w:line="240" w:lineRule="auto"/>
+        <w:spacing w:lineRule="auto" w:line="240" w:after="0" w:beforeAutospacing="0" w:afterAutospacing="0"/>
         <w:jc w:val="center"/>
         <w:rPr>
           <w:rFonts w:ascii="Times New Roman" w:hAnsi="Times New Roman"/>
@@ -856,7 +831,7 @@
           <w:ilvl w:val="0"/>
           <w:numId w:val="4"/>
         </w:numPr>
-        <w:spacing w:after="0" w:line="240" w:lineRule="auto"/>
+        <w:spacing w:lineRule="auto" w:line="240" w:after="0" w:beforeAutospacing="0" w:afterAutospacing="0"/>
         <w:ind w:firstLine="540"/>
         <w:jc w:val="both"/>
         <w:rPr>
@@ -869,12 +844,11 @@
         <w:rPr>
           <w:rFonts w:ascii="Times New Roman" w:hAnsi="Times New Roman"/>
         </w:rPr>
-        <w:lastRenderedPageBreak/>
         <w:t>Услуги, предусмотренные настоящим договором, должны быть оказаны {{</w:t>
       </w:r>
       <w:r>
         <w:rPr>
-          <w:rStyle w:val="1"/>
+          <w:rStyle w:val="C3"/>
           <w:rFonts w:ascii="Times New Roman" w:hAnsi="Times New Roman"/>
         </w:rPr>
         <w:t>dates</w:t>
@@ -888,7 +862,7 @@
       <w:r>
         <w:rPr>
           <w:rFonts w:ascii="Times New Roman" w:hAnsi="Times New Roman"/>
-          <w:i/>
+          <w:i w:val="1"/>
         </w:rPr>
         <w:t>.</w:t>
       </w:r>
@@ -899,7 +873,7 @@
           <w:ilvl w:val="0"/>
           <w:numId w:val="4"/>
         </w:numPr>
-        <w:spacing w:after="0" w:line="240" w:lineRule="auto"/>
+        <w:spacing w:lineRule="auto" w:line="240" w:after="0" w:beforeAutospacing="0" w:afterAutospacing="0"/>
         <w:ind w:firstLine="540"/>
         <w:jc w:val="both"/>
         <w:rPr>
@@ -915,7 +889,7 @@
       <w:r>
         <w:rPr>
           <w:rFonts w:ascii="Times New Roman" w:hAnsi="Times New Roman"/>
-          <w:i/>
+          <w:i w:val="1"/>
         </w:rPr>
         <w:t>3 (трех)</w:t>
       </w:r>
@@ -928,7 +902,7 @@
       <w:r>
         <w:rPr>
           <w:rFonts w:ascii="Times New Roman" w:hAnsi="Times New Roman"/>
-          <w:i/>
+          <w:i w:val="1"/>
         </w:rPr>
         <w:t>3 (трех)</w:t>
       </w:r>
@@ -945,7 +919,7 @@
           <w:ilvl w:val="0"/>
           <w:numId w:val="4"/>
         </w:numPr>
-        <w:spacing w:after="0" w:line="240" w:lineRule="auto"/>
+        <w:spacing w:lineRule="auto" w:line="240" w:after="0" w:beforeAutospacing="0" w:afterAutospacing="0"/>
         <w:ind w:firstLine="540"/>
         <w:jc w:val="both"/>
         <w:rPr>
@@ -965,7 +939,7 @@
           <w:ilvl w:val="0"/>
           <w:numId w:val="4"/>
         </w:numPr>
-        <w:spacing w:after="0" w:line="240" w:lineRule="auto"/>
+        <w:spacing w:lineRule="auto" w:line="240" w:after="0" w:beforeAutospacing="0" w:afterAutospacing="0"/>
         <w:ind w:firstLine="540"/>
         <w:jc w:val="both"/>
         <w:rPr>
@@ -985,7 +959,7 @@
           <w:ilvl w:val="0"/>
           <w:numId w:val="4"/>
         </w:numPr>
-        <w:spacing w:after="0" w:line="240" w:lineRule="auto"/>
+        <w:spacing w:lineRule="auto" w:line="240" w:after="0" w:beforeAutospacing="0" w:afterAutospacing="0"/>
         <w:ind w:firstLine="540"/>
         <w:jc w:val="both"/>
         <w:rPr>
@@ -1001,7 +975,7 @@
       <w:r>
         <w:rPr>
           <w:rFonts w:ascii="Times New Roman" w:hAnsi="Times New Roman"/>
-          <w:i/>
+          <w:i w:val="1"/>
         </w:rPr>
         <w:t>10 (десяти)</w:t>
       </w:r>
@@ -1018,7 +992,7 @@
           <w:ilvl w:val="0"/>
           <w:numId w:val="4"/>
         </w:numPr>
-        <w:spacing w:after="0" w:line="240" w:lineRule="auto"/>
+        <w:spacing w:lineRule="auto" w:line="240" w:after="0" w:beforeAutospacing="0" w:afterAutospacing="0"/>
         <w:ind w:firstLine="540"/>
         <w:jc w:val="both"/>
         <w:rPr>
@@ -1035,9 +1009,9 @@
     <w:p>
       <w:pPr>
         <w:tabs>
-          <w:tab w:val="left" w:pos="1080"/>
+          <w:tab w:val="left" w:pos="1080" w:leader="none"/>
         </w:tabs>
-        <w:spacing w:after="0" w:line="240" w:lineRule="auto"/>
+        <w:spacing w:lineRule="auto" w:line="240" w:after="0" w:beforeAutospacing="0" w:afterAutospacing="0"/>
         <w:jc w:val="center"/>
         <w:rPr>
           <w:rFonts w:ascii="Times New Roman" w:hAnsi="Times New Roman"/>
@@ -1046,7 +1020,7 @@
     </w:p>
     <w:p>
       <w:pPr>
-        <w:spacing w:after="0" w:line="240" w:lineRule="auto"/>
+        <w:spacing w:lineRule="auto" w:line="240" w:after="0" w:beforeAutospacing="0" w:afterAutospacing="0"/>
         <w:jc w:val="center"/>
         <w:rPr>
           <w:rFonts w:ascii="Times New Roman" w:hAnsi="Times New Roman"/>
@@ -1066,9 +1040,9 @@
           <w:numId w:val="5"/>
         </w:numPr>
         <w:tabs>
-          <w:tab w:val="left" w:pos="900"/>
+          <w:tab w:val="left" w:pos="900" w:leader="none"/>
         </w:tabs>
-        <w:spacing w:after="0" w:line="240" w:lineRule="auto"/>
+        <w:spacing w:lineRule="auto" w:line="240" w:after="0" w:beforeAutospacing="0" w:afterAutospacing="0"/>
         <w:ind w:firstLine="284"/>
         <w:jc w:val="both"/>
         <w:rPr>
@@ -1089,9 +1063,9 @@
           <w:numId w:val="5"/>
         </w:numPr>
         <w:tabs>
-          <w:tab w:val="left" w:pos="900"/>
+          <w:tab w:val="left" w:pos="900" w:leader="none"/>
         </w:tabs>
-        <w:spacing w:after="0" w:line="240" w:lineRule="auto"/>
+        <w:spacing w:lineRule="auto" w:line="240" w:after="0" w:beforeAutospacing="0" w:afterAutospacing="0"/>
         <w:ind w:firstLine="284"/>
         <w:jc w:val="both"/>
         <w:rPr>
@@ -1112,9 +1086,9 @@
           <w:numId w:val="5"/>
         </w:numPr>
         <w:tabs>
-          <w:tab w:val="left" w:pos="900"/>
+          <w:tab w:val="left" w:pos="900" w:leader="none"/>
         </w:tabs>
-        <w:spacing w:after="0" w:line="240" w:lineRule="auto"/>
+        <w:spacing w:lineRule="auto" w:line="240" w:after="0" w:beforeAutospacing="0" w:afterAutospacing="0"/>
         <w:ind w:firstLine="284"/>
         <w:jc w:val="both"/>
         <w:rPr>
@@ -1125,7 +1099,7 @@
         <w:rPr>
           <w:rFonts w:ascii="Times New Roman" w:hAnsi="Times New Roman"/>
         </w:rPr>
-        <w:t>В случае просрочки исполнения Исполнителем обязательства (в том числе гарантийного обязательства), предусмотренного настоящим Договором, Заказчик направляет Исполнителю требование об уплате неустойки начисляемой за каждый день просрочки  исполнения Исполнителем обязательства, предусмотренного договором, начиная со дня, следующего после дня истечения установленного договором срока исполнения обязательства, в размере одной трехсотой действующей на дату уплаты пени ставки рефинансирования Центрального банка Российской Федерации от цены договора, уменьшенной на сумму, пропорциональную объему обязательств, предусмотренных договором и фактически исполненных исполнителем.</w:t>
+        <w:t xml:space="preserve">В случае просрочки исполнения Исполнителем обязательства (в том числе гарантийного обязательства), предусмотренного настоящим Договором, Заказчик направляет Исполнителю требование об уплате неустойки начисляемой за каждый день просрочки  исполнения Исполнителем обязательства, предусмотренного договором, начиная со дня, следующего после дня истечения установленного договором срока исполнения обязательства, в размере одной трехсотой действующей на дату уплаты пени ставки рефинансирования Центрального банка Российской Федерации от цены договора, уменьшенной на сумму, пропорциональную объему обязательств, предусмотренных договором и фактически исполненных исполнителем.</w:t>
       </w:r>
     </w:p>
     <w:p>
@@ -1135,9 +1109,9 @@
           <w:numId w:val="5"/>
         </w:numPr>
         <w:tabs>
-          <w:tab w:val="left" w:pos="900"/>
+          <w:tab w:val="left" w:pos="900" w:leader="none"/>
         </w:tabs>
-        <w:spacing w:after="0" w:line="240" w:lineRule="auto"/>
+        <w:spacing w:lineRule="auto" w:line="240" w:after="0" w:beforeAutospacing="0" w:afterAutospacing="0"/>
         <w:ind w:firstLine="284"/>
         <w:jc w:val="both"/>
         <w:rPr>
@@ -1158,9 +1132,9 @@
           <w:numId w:val="5"/>
         </w:numPr>
         <w:tabs>
-          <w:tab w:val="left" w:pos="900"/>
+          <w:tab w:val="left" w:pos="900" w:leader="none"/>
         </w:tabs>
-        <w:spacing w:after="0" w:line="240" w:lineRule="auto"/>
+        <w:spacing w:lineRule="auto" w:line="240" w:after="0" w:beforeAutospacing="0" w:afterAutospacing="0"/>
         <w:ind w:firstLine="284"/>
         <w:jc w:val="both"/>
         <w:rPr>
@@ -1176,7 +1150,7 @@
     </w:p>
     <w:p>
       <w:pPr>
-        <w:spacing w:after="0" w:line="240" w:lineRule="auto"/>
+        <w:spacing w:lineRule="auto" w:line="240" w:after="0" w:beforeAutospacing="0" w:afterAutospacing="0"/>
         <w:ind w:firstLine="284"/>
         <w:jc w:val="both"/>
         <w:rPr>
@@ -1192,7 +1166,7 @@
     </w:p>
     <w:p>
       <w:pPr>
-        <w:spacing w:after="0" w:line="240" w:lineRule="auto"/>
+        <w:spacing w:lineRule="auto" w:line="240" w:after="0" w:beforeAutospacing="0" w:afterAutospacing="0"/>
         <w:ind w:firstLine="284"/>
         <w:jc w:val="both"/>
         <w:rPr>
@@ -1208,7 +1182,7 @@
     </w:p>
     <w:p>
       <w:pPr>
-        <w:spacing w:after="0" w:line="240" w:lineRule="auto"/>
+        <w:spacing w:lineRule="auto" w:line="240" w:after="0" w:beforeAutospacing="0" w:afterAutospacing="0"/>
         <w:ind w:firstLine="284"/>
         <w:jc w:val="both"/>
         <w:rPr>
@@ -1240,8 +1214,8 @@
           <w:ilvl w:val="0"/>
           <w:numId w:val="6"/>
         </w:numPr>
-        <w:spacing w:after="0" w:line="240" w:lineRule="auto"/>
-        <w:ind w:left="720" w:hanging="360"/>
+        <w:spacing w:lineRule="auto" w:line="240" w:after="0" w:beforeAutospacing="0" w:afterAutospacing="0"/>
+        <w:ind w:hanging="360" w:left="720"/>
         <w:jc w:val="both"/>
         <w:rPr>
           <w:rFonts w:ascii="Times New Roman" w:hAnsi="Times New Roman"/>
@@ -1260,8 +1234,8 @@
           <w:ilvl w:val="0"/>
           <w:numId w:val="6"/>
         </w:numPr>
-        <w:spacing w:after="0" w:line="240" w:lineRule="auto"/>
-        <w:ind w:left="720" w:hanging="360"/>
+        <w:spacing w:lineRule="auto" w:line="240" w:after="0" w:beforeAutospacing="0" w:afterAutospacing="0"/>
+        <w:ind w:hanging="360" w:left="720"/>
         <w:jc w:val="both"/>
         <w:rPr>
           <w:rFonts w:ascii="Times New Roman" w:hAnsi="Times New Roman"/>
@@ -1277,9 +1251,9 @@
     <w:p>
       <w:pPr>
         <w:tabs>
-          <w:tab w:val="left" w:pos="900"/>
+          <w:tab w:val="left" w:pos="900" w:leader="none"/>
         </w:tabs>
-        <w:spacing w:after="0" w:line="240" w:lineRule="auto"/>
+        <w:spacing w:lineRule="auto" w:line="240" w:after="0" w:beforeAutospacing="0" w:afterAutospacing="0"/>
         <w:jc w:val="center"/>
         <w:rPr>
           <w:rFonts w:ascii="Times New Roman" w:hAnsi="Times New Roman"/>
@@ -1299,9 +1273,9 @@
           <w:numId w:val="7"/>
         </w:numPr>
         <w:tabs>
-          <w:tab w:val="left" w:pos="900"/>
+          <w:tab w:val="left" w:pos="900" w:leader="none"/>
         </w:tabs>
-        <w:spacing w:after="0" w:line="240" w:lineRule="auto"/>
+        <w:spacing w:lineRule="auto" w:line="240" w:after="0" w:beforeAutospacing="0" w:afterAutospacing="0"/>
         <w:ind w:firstLine="540"/>
         <w:jc w:val="both"/>
         <w:rPr>
@@ -1312,7 +1286,6 @@
         <w:rPr>
           <w:rFonts w:ascii="Times New Roman" w:hAnsi="Times New Roman"/>
         </w:rPr>
-        <w:lastRenderedPageBreak/>
         <w:t>Настоящий договор вступает в силу и становится обязательным для Сторон с момента его заключения и внесения его в соответствующий реестр.</w:t>
       </w:r>
     </w:p>
@@ -1323,9 +1296,9 @@
           <w:numId w:val="7"/>
         </w:numPr>
         <w:tabs>
-          <w:tab w:val="left" w:pos="900"/>
+          <w:tab w:val="left" w:pos="900" w:leader="none"/>
         </w:tabs>
-        <w:spacing w:after="0" w:line="240" w:lineRule="auto"/>
+        <w:spacing w:lineRule="auto" w:line="240" w:after="0" w:beforeAutospacing="0" w:afterAutospacing="0"/>
         <w:ind w:firstLine="540"/>
         <w:jc w:val="both"/>
         <w:rPr>
@@ -1341,7 +1314,7 @@
       <w:r>
         <w:rPr>
           <w:rFonts w:ascii="Times New Roman" w:hAnsi="Times New Roman"/>
-          <w:i/>
+          <w:i w:val="1"/>
         </w:rPr>
         <w:t>до 31.12.2025г</w:t>
       </w:r>
@@ -1359,9 +1332,9 @@
           <w:numId w:val="7"/>
         </w:numPr>
         <w:tabs>
-          <w:tab w:val="left" w:pos="900"/>
+          <w:tab w:val="left" w:pos="900" w:leader="none"/>
         </w:tabs>
-        <w:spacing w:after="0" w:line="240" w:lineRule="auto"/>
+        <w:spacing w:lineRule="auto" w:line="240" w:after="0" w:beforeAutospacing="0" w:afterAutospacing="0"/>
         <w:ind w:firstLine="540"/>
         <w:jc w:val="both"/>
         <w:rPr>
@@ -1382,9 +1355,9 @@
           <w:numId w:val="7"/>
         </w:numPr>
         <w:tabs>
-          <w:tab w:val="left" w:pos="900"/>
+          <w:tab w:val="left" w:pos="900" w:leader="none"/>
         </w:tabs>
-        <w:spacing w:after="0" w:line="240" w:lineRule="auto"/>
+        <w:spacing w:lineRule="auto" w:line="240" w:after="0" w:beforeAutospacing="0" w:afterAutospacing="0"/>
         <w:ind w:firstLine="540"/>
         <w:jc w:val="both"/>
         <w:rPr>
@@ -1405,9 +1378,9 @@
           <w:numId w:val="7"/>
         </w:numPr>
         <w:tabs>
-          <w:tab w:val="left" w:pos="900"/>
+          <w:tab w:val="left" w:pos="900" w:leader="none"/>
         </w:tabs>
-        <w:spacing w:after="0" w:line="240" w:lineRule="auto"/>
+        <w:spacing w:lineRule="auto" w:line="240" w:after="0" w:beforeAutospacing="0" w:afterAutospacing="0"/>
         <w:ind w:firstLine="540"/>
         <w:jc w:val="both"/>
         <w:rPr>
@@ -1428,9 +1401,9 @@
           <w:numId w:val="7"/>
         </w:numPr>
         <w:tabs>
-          <w:tab w:val="left" w:pos="900"/>
+          <w:tab w:val="left" w:pos="900" w:leader="none"/>
         </w:tabs>
-        <w:spacing w:after="0" w:line="240" w:lineRule="auto"/>
+        <w:spacing w:lineRule="auto" w:line="240" w:after="0" w:beforeAutospacing="0" w:afterAutospacing="0"/>
         <w:ind w:firstLine="540"/>
         <w:jc w:val="both"/>
         <w:rPr>
@@ -1451,9 +1424,9 @@
           <w:numId w:val="7"/>
         </w:numPr>
         <w:tabs>
-          <w:tab w:val="left" w:pos="900"/>
+          <w:tab w:val="left" w:pos="900" w:leader="none"/>
         </w:tabs>
-        <w:spacing w:after="0" w:line="240" w:lineRule="auto"/>
+        <w:spacing w:lineRule="auto" w:line="240" w:after="0" w:beforeAutospacing="0" w:afterAutospacing="0"/>
         <w:ind w:firstLine="540"/>
         <w:jc w:val="both"/>
         <w:rPr>
@@ -1469,7 +1442,7 @@
     </w:p>
     <w:p>
       <w:pPr>
-        <w:spacing w:after="0" w:line="240" w:lineRule="auto"/>
+        <w:spacing w:lineRule="auto" w:line="240" w:after="0" w:beforeAutospacing="0" w:afterAutospacing="0"/>
         <w:ind w:firstLine="600"/>
         <w:jc w:val="center"/>
         <w:rPr>
@@ -1485,7 +1458,7 @@
     </w:p>
     <w:p>
       <w:pPr>
-        <w:spacing w:after="0" w:line="240" w:lineRule="auto"/>
+        <w:spacing w:lineRule="auto" w:line="240" w:after="0" w:beforeAutospacing="0" w:afterAutospacing="0"/>
         <w:ind w:firstLine="600"/>
         <w:jc w:val="center"/>
         <w:rPr>
@@ -1496,26 +1469,26 @@
     </w:p>
     <w:p>
       <w:pPr>
-        <w:spacing w:after="200" w:line="276" w:lineRule="auto"/>
-        <w:ind w:left="720" w:firstLine="720"/>
+        <w:spacing w:lineRule="auto" w:line="276" w:after="200" w:beforeAutospacing="0" w:afterAutospacing="0"/>
+        <w:ind w:firstLine="720" w:left="720"/>
         <w:rPr>
           <w:rFonts w:ascii="Calibri" w:hAnsi="Calibri"/>
-          <w:b/>
+          <w:b w:val="1"/>
           <w:sz w:val="24"/>
         </w:rPr>
       </w:pPr>
       <w:r>
         <w:rPr>
           <w:rFonts w:ascii="Times New Roman" w:hAnsi="Times New Roman"/>
-          <w:b/>
+          <w:b w:val="1"/>
           <w:sz w:val="24"/>
         </w:rPr>
-        <w:t>ЗАКАЗЧИК:                                                         ИСПОЛНИТЕЛЬ</w:t>
+        <w:t xml:space="preserve">ЗАКАЗЧИК:                                                         ИСПОЛНИТЕЛЬ</w:t>
       </w:r>
       <w:r>
         <w:rPr>
           <w:rFonts w:ascii="Calibri" w:hAnsi="Calibri"/>
-          <w:b/>
+          <w:b w:val="1"/>
           <w:sz w:val="24"/>
         </w:rPr>
         <w:t>:</w:t>
@@ -1530,7 +1503,7 @@
           <w:left w:w="10" w:type="dxa"/>
           <w:right w:w="10" w:type="dxa"/>
         </w:tblCellMar>
-        <w:tblLook w:val="04A0" w:firstRow="1" w:lastRow="0" w:firstColumn="1" w:lastColumn="0" w:noHBand="0" w:noVBand="1"/>
+        <w:tblLook w:val="04A0"/>
       </w:tblPr>
       <w:tblGrid>
         <w:gridCol w:w="4586"/>
@@ -1541,10 +1514,10 @@
           <w:tcPr>
             <w:tcW w:w="4586" w:type="dxa"/>
             <w:tcBorders>
-              <w:top w:val="single" w:sz="4" w:space="0" w:color="000000"/>
-              <w:left w:val="single" w:sz="4" w:space="0" w:color="000000"/>
-              <w:bottom w:val="single" w:sz="4" w:space="0" w:color="000000"/>
-              <w:right w:val="single" w:sz="4" w:space="0" w:color="000000"/>
+              <w:top w:val="single" w:sz="4" w:space="0" w:shadow="0" w:frame="0" w:color="000000"/>
+              <w:left w:val="single" w:sz="4" w:space="0" w:shadow="0" w:frame="0" w:color="000000"/>
+              <w:bottom w:val="single" w:sz="4" w:space="0" w:shadow="0" w:frame="0" w:color="000000"/>
+              <w:right w:val="single" w:sz="4" w:space="0" w:shadow="0" w:frame="0" w:color="000000"/>
             </w:tcBorders>
             <w:shd w:val="clear" w:color="auto" w:fill="FFFFFF"/>
             <w:tcMar>
@@ -1555,14 +1528,14 @@
           </w:tcPr>
           <w:p>
             <w:pPr>
-              <w:spacing w:after="120" w:line="276" w:lineRule="auto"/>
+              <w:spacing w:lineRule="auto" w:line="276" w:after="120" w:beforeAutospacing="0" w:afterAutospacing="0"/>
               <w:rPr>
                 <w:rFonts w:ascii="Times New Roman" w:hAnsi="Times New Roman"/>
               </w:rPr>
             </w:pPr>
             <w:r>
               <w:rPr>
-                <w:rStyle w:val="1"/>
+                <w:rStyle w:val="C3"/>
                 <w:rFonts w:ascii="Times New Roman" w:hAnsi="Times New Roman"/>
               </w:rPr>
               <w:t>{{customer.requisites}}</w:t>
@@ -1573,10 +1546,10 @@
           <w:tcPr>
             <w:tcW w:w="4655" w:type="dxa"/>
             <w:tcBorders>
-              <w:top w:val="single" w:sz="4" w:space="0" w:color="000000"/>
-              <w:left w:val="single" w:sz="4" w:space="0" w:color="000000"/>
-              <w:bottom w:val="single" w:sz="4" w:space="0" w:color="000000"/>
-              <w:right w:val="single" w:sz="4" w:space="0" w:color="000000"/>
+              <w:top w:val="single" w:sz="4" w:space="0" w:shadow="0" w:frame="0" w:color="000000"/>
+              <w:left w:val="single" w:sz="4" w:space="0" w:shadow="0" w:frame="0" w:color="000000"/>
+              <w:bottom w:val="single" w:sz="4" w:space="0" w:shadow="0" w:frame="0" w:color="000000"/>
+              <w:right w:val="single" w:sz="4" w:space="0" w:shadow="0" w:frame="0" w:color="000000"/>
             </w:tcBorders>
             <w:shd w:val="clear" w:color="auto" w:fill="FFFFFF"/>
             <w:tcMar>
@@ -1587,12 +1560,12 @@
           </w:tcPr>
           <w:p>
             <w:pPr>
-              <w:spacing w:after="120" w:line="276" w:lineRule="auto"/>
+              <w:spacing w:lineRule="auto" w:line="276" w:after="120" w:beforeAutospacing="0" w:afterAutospacing="0"/>
               <w:ind w:left="-57"/>
             </w:pPr>
             <w:r>
               <w:rPr>
-                <w:rStyle w:val="1"/>
+                <w:rStyle w:val="C3"/>
                 <w:rFonts w:ascii="Times New Roman" w:hAnsi="Times New Roman"/>
               </w:rPr>
               <w:t>{{doer.requisites}}</w:t>
@@ -1603,67 +1576,56 @@
     </w:tbl>
     <w:p>
       <w:pPr>
-        <w:spacing w:after="200" w:line="240" w:lineRule="auto"/>
-        <w:jc w:val="both"/>
-        <w:rPr>
-          <w:rFonts w:ascii="Calibri" w:hAnsi="Calibri"/>
-          <w:b/>
-          <w:sz w:val="16"/>
-        </w:rPr>
-      </w:pPr>
-    </w:p>
-    <w:p>
-      <w:pPr>
-        <w:spacing w:after="200" w:line="240" w:lineRule="auto"/>
+        <w:spacing w:lineRule="auto" w:line="240" w:after="200" w:beforeAutospacing="0" w:afterAutospacing="0"/>
         <w:jc w:val="center"/>
         <w:rPr>
           <w:rFonts w:ascii="Times New Roman" w:hAnsi="Times New Roman"/>
-          <w:b/>
-        </w:rPr>
-      </w:pPr>
-    </w:p>
-    <w:p>
-      <w:pPr>
-        <w:spacing w:after="200" w:line="276" w:lineRule="auto"/>
-        <w:rPr>
-          <w:rFonts w:ascii="Times New Roman" w:hAnsi="Times New Roman"/>
-        </w:rPr>
-      </w:pPr>
-      <w:r>
-        <w:rPr>
-          <w:rStyle w:val="1"/>
-          <w:rFonts w:ascii="Times New Roman" w:hAnsi="Times New Roman"/>
-        </w:rPr>
-        <w:t>Директор                                                                    {{ doer.function }}</w:t>
-      </w:r>
-    </w:p>
-    <w:p>
-      <w:pPr>
-        <w:spacing w:after="200" w:line="276" w:lineRule="auto"/>
-        <w:rPr>
-          <w:rFonts w:ascii="Times New Roman" w:hAnsi="Times New Roman"/>
-        </w:rPr>
-      </w:pPr>
-      <w:r>
-        <w:rPr>
-          <w:rStyle w:val="1"/>
-          <w:rFonts w:ascii="Times New Roman" w:hAnsi="Times New Roman"/>
-        </w:rPr>
-        <w:t>__________________ /{{customer.fio}}/                  __________________ /{{doer.fio}}/</w:t>
-      </w:r>
-    </w:p>
-    <w:p>
-      <w:pPr>
-        <w:spacing w:after="200" w:line="240" w:lineRule="auto"/>
+          <w:b w:val="1"/>
+        </w:rPr>
+      </w:pPr>
+    </w:p>
+    <w:p>
+      <w:pPr>
+        <w:spacing w:lineRule="auto" w:line="276" w:after="200" w:beforeAutospacing="0" w:afterAutospacing="0"/>
+        <w:rPr>
+          <w:rFonts w:ascii="Times New Roman" w:hAnsi="Times New Roman"/>
+        </w:rPr>
+      </w:pPr>
+      <w:r>
+        <w:rPr>
+          <w:rStyle w:val="C3"/>
+          <w:rFonts w:ascii="Times New Roman" w:hAnsi="Times New Roman"/>
+        </w:rPr>
+        <w:t xml:space="preserve">Директор                                                                    {{ doer.function }}</w:t>
+      </w:r>
+    </w:p>
+    <w:p>
+      <w:pPr>
+        <w:spacing w:lineRule="auto" w:line="276" w:after="200" w:beforeAutospacing="0" w:afterAutospacing="0"/>
+        <w:rPr>
+          <w:rFonts w:ascii="Times New Roman" w:hAnsi="Times New Roman"/>
+        </w:rPr>
+      </w:pPr>
+      <w:r>
+        <w:rPr>
+          <w:rStyle w:val="C3"/>
+          <w:rFonts w:ascii="Times New Roman" w:hAnsi="Times New Roman"/>
+        </w:rPr>
+        <w:t xml:space="preserve">__________________ /{{customer.fio}}/                  __________________ /{{doer.fio}}/</w:t>
+      </w:r>
+    </w:p>
+    <w:p>
+      <w:pPr>
+        <w:spacing w:lineRule="auto" w:line="240" w:after="200" w:beforeAutospacing="0" w:afterAutospacing="0"/>
         <w:jc w:val="center"/>
         <w:rPr>
           <w:rFonts w:ascii="Times New Roman" w:hAnsi="Times New Roman"/>
-          <w:b/>
-        </w:rPr>
-      </w:pPr>
-      <w:r>
-        <w:rPr>
-          <w:rStyle w:val="1"/>
+          <w:b w:val="1"/>
+        </w:rPr>
+      </w:pPr>
+      <w:r>
+        <w:rPr>
+          <w:rStyle w:val="C3"/>
           <w:rFonts w:ascii="Times New Roman" w:hAnsi="Times New Roman"/>
         </w:rPr>
         <w:t xml:space="preserve">М.П.                                                                             М.П.  </w:t>
@@ -1671,7 +1633,7 @@
     </w:p>
     <w:p>
       <w:pPr>
-        <w:spacing w:after="200" w:line="240" w:lineRule="auto"/>
+        <w:spacing w:lineRule="auto" w:line="240" w:after="200" w:beforeAutospacing="0" w:afterAutospacing="0"/>
         <w:jc w:val="center"/>
         <w:rPr>
           <w:rFonts w:ascii="Times New Roman" w:hAnsi="Times New Roman"/>
@@ -1681,12 +1643,27 @@
         <w:rPr>
           <w:rFonts w:ascii="Times New Roman" w:hAnsi="Times New Roman"/>
         </w:rPr>
+        <w:br w:type="page"/>
+      </w:r>
+    </w:p>
+    <w:p>
+      <w:pPr>
+        <w:spacing w:lineRule="auto" w:line="240" w:after="200" w:beforeAutospacing="0" w:afterAutospacing="0"/>
+        <w:jc w:val="center"/>
+        <w:rPr>
+          <w:rFonts w:ascii="Times New Roman" w:hAnsi="Times New Roman"/>
+        </w:rPr>
+      </w:pPr>
+      <w:r>
+        <w:rPr>
+          <w:rFonts w:ascii="Times New Roman" w:hAnsi="Times New Roman"/>
+        </w:rPr>
         <w:t>СПЕЦИФИКАЦИЯ К ДОГОВОРУ ОКАЗАНИЯ УСЛУГ</w:t>
       </w:r>
     </w:p>
     <w:p>
       <w:pPr>
-        <w:spacing w:after="200" w:line="240" w:lineRule="auto"/>
+        <w:spacing w:lineRule="auto" w:line="240" w:after="200" w:beforeAutospacing="0" w:afterAutospacing="0"/>
         <w:jc w:val="center"/>
         <w:rPr>
           <w:rFonts w:ascii="Times New Roman" w:hAnsi="Times New Roman"/>
@@ -1695,7 +1672,7 @@
     </w:p>
     <w:p>
       <w:pPr>
-        <w:spacing w:after="200" w:line="240" w:lineRule="auto"/>
+        <w:spacing w:lineRule="auto" w:line="240" w:after="200" w:beforeAutospacing="0" w:afterAutospacing="0"/>
         <w:jc w:val="center"/>
         <w:rPr>
           <w:rFonts w:ascii="Times New Roman" w:hAnsi="Times New Roman"/>
@@ -1704,7 +1681,7 @@
     </w:p>
     <w:p>
       <w:pPr>
-        <w:spacing w:after="200" w:line="240" w:lineRule="auto"/>
+        <w:spacing w:lineRule="auto" w:line="240" w:after="200" w:beforeAutospacing="0" w:afterAutospacing="0"/>
         <w:jc w:val="center"/>
         <w:rPr>
           <w:rFonts w:ascii="Times New Roman" w:hAnsi="Times New Roman"/>
@@ -1720,7 +1697,7 @@
           <w:left w:w="10" w:type="dxa"/>
           <w:right w:w="10" w:type="dxa"/>
         </w:tblCellMar>
-        <w:tblLook w:val="04A0" w:firstRow="1" w:lastRow="0" w:firstColumn="1" w:lastColumn="0" w:noHBand="0" w:noVBand="1"/>
+        <w:tblLook w:val="04A0"/>
       </w:tblPr>
       <w:tblGrid>
         <w:gridCol w:w="812"/>
@@ -1728,20 +1705,20 @@
         <w:gridCol w:w="1277"/>
         <w:gridCol w:w="1169"/>
         <w:gridCol w:w="1176"/>
-        <w:gridCol w:w="1719"/>
+        <w:gridCol w:w="1720"/>
       </w:tblGrid>
       <w:tr>
         <w:trPr>
-          <w:trHeight w:val="723"/>
+          <w:trHeight w:hRule="atLeast" w:val="723"/>
         </w:trPr>
         <w:tc>
           <w:tcPr>
             <w:tcW w:w="812" w:type="dxa"/>
             <w:tcBorders>
-              <w:top w:val="single" w:sz="4" w:space="0" w:color="000000"/>
-              <w:left w:val="single" w:sz="4" w:space="0" w:color="000000"/>
-              <w:bottom w:val="single" w:sz="4" w:space="0" w:color="000000"/>
-              <w:right w:val="single" w:sz="4" w:space="0" w:color="000000"/>
+              <w:top w:val="single" w:sz="4" w:space="0" w:shadow="0" w:frame="0" w:color="000000"/>
+              <w:left w:val="single" w:sz="4" w:space="0" w:shadow="0" w:frame="0" w:color="000000"/>
+              <w:bottom w:val="single" w:sz="4" w:space="0" w:shadow="0" w:frame="0" w:color="000000"/>
+              <w:right w:val="single" w:sz="4" w:space="0" w:shadow="0" w:frame="0" w:color="000000"/>
             </w:tcBorders>
             <w:shd w:val="clear" w:color="auto" w:fill="FFFFFF"/>
             <w:tcMar>
@@ -1752,17 +1729,17 @@
           </w:tcPr>
           <w:p>
             <w:pPr>
-              <w:spacing w:after="120" w:line="276" w:lineRule="auto"/>
+              <w:spacing w:lineRule="auto" w:line="276" w:after="120" w:beforeAutospacing="0" w:afterAutospacing="0"/>
               <w:jc w:val="center"/>
               <w:rPr>
                 <w:rFonts w:ascii="Times New Roman" w:hAnsi="Times New Roman"/>
-                <w:b/>
+                <w:b w:val="1"/>
               </w:rPr>
             </w:pPr>
             <w:r>
               <w:rPr>
                 <w:rFonts w:ascii="Times New Roman" w:hAnsi="Times New Roman"/>
-                <w:b/>
+                <w:b w:val="1"/>
               </w:rPr>
               <w:t>№п/п</w:t>
             </w:r>
@@ -1772,10 +1749,10 @@
           <w:tcPr>
             <w:tcW w:w="3043" w:type="dxa"/>
             <w:tcBorders>
-              <w:top w:val="single" w:sz="4" w:space="0" w:color="000000"/>
-              <w:left w:val="single" w:sz="4" w:space="0" w:color="000000"/>
-              <w:bottom w:val="single" w:sz="4" w:space="0" w:color="000000"/>
-              <w:right w:val="single" w:sz="4" w:space="0" w:color="000000"/>
+              <w:top w:val="single" w:sz="4" w:space="0" w:shadow="0" w:frame="0" w:color="000000"/>
+              <w:left w:val="single" w:sz="4" w:space="0" w:shadow="0" w:frame="0" w:color="000000"/>
+              <w:bottom w:val="single" w:sz="4" w:space="0" w:shadow="0" w:frame="0" w:color="000000"/>
+              <w:right w:val="single" w:sz="4" w:space="0" w:shadow="0" w:frame="0" w:color="000000"/>
             </w:tcBorders>
             <w:shd w:val="clear" w:color="auto" w:fill="FFFFFF"/>
             <w:tcMar>
@@ -1786,13 +1763,13 @@
           </w:tcPr>
           <w:p>
             <w:pPr>
-              <w:spacing w:after="120" w:line="276" w:lineRule="auto"/>
+              <w:spacing w:lineRule="auto" w:line="276" w:after="120" w:beforeAutospacing="0" w:afterAutospacing="0"/>
               <w:jc w:val="center"/>
             </w:pPr>
             <w:r>
               <w:rPr>
                 <w:rFonts w:ascii="Times New Roman" w:hAnsi="Times New Roman"/>
-                <w:b/>
+                <w:b w:val="1"/>
               </w:rPr>
               <w:t>Наименование услуги</w:t>
             </w:r>
@@ -1802,10 +1779,10 @@
           <w:tcPr>
             <w:tcW w:w="1277" w:type="dxa"/>
             <w:tcBorders>
-              <w:top w:val="single" w:sz="4" w:space="0" w:color="000000"/>
-              <w:left w:val="single" w:sz="4" w:space="0" w:color="000000"/>
-              <w:bottom w:val="single" w:sz="4" w:space="0" w:color="000000"/>
-              <w:right w:val="single" w:sz="4" w:space="0" w:color="000000"/>
+              <w:top w:val="single" w:sz="4" w:space="0" w:shadow="0" w:frame="0" w:color="000000"/>
+              <w:left w:val="single" w:sz="4" w:space="0" w:shadow="0" w:frame="0" w:color="000000"/>
+              <w:bottom w:val="single" w:sz="4" w:space="0" w:shadow="0" w:frame="0" w:color="000000"/>
+              <w:right w:val="single" w:sz="4" w:space="0" w:shadow="0" w:frame="0" w:color="000000"/>
             </w:tcBorders>
             <w:shd w:val="clear" w:color="auto" w:fill="FFFFFF"/>
             <w:tcMar>
@@ -1816,13 +1793,13 @@
           </w:tcPr>
           <w:p>
             <w:pPr>
-              <w:spacing w:after="120" w:line="276" w:lineRule="auto"/>
+              <w:spacing w:lineRule="auto" w:line="276" w:after="120" w:beforeAutospacing="0" w:afterAutospacing="0"/>
               <w:jc w:val="center"/>
             </w:pPr>
             <w:r>
               <w:rPr>
                 <w:rFonts w:ascii="Times New Roman" w:hAnsi="Times New Roman"/>
-                <w:b/>
+                <w:b w:val="1"/>
               </w:rPr>
               <w:t>Ед. измерения</w:t>
             </w:r>
@@ -1832,10 +1809,10 @@
           <w:tcPr>
             <w:tcW w:w="1169" w:type="dxa"/>
             <w:tcBorders>
-              <w:top w:val="single" w:sz="4" w:space="0" w:color="000000"/>
-              <w:left w:val="single" w:sz="4" w:space="0" w:color="000000"/>
-              <w:bottom w:val="single" w:sz="4" w:space="0" w:color="000000"/>
-              <w:right w:val="single" w:sz="4" w:space="0" w:color="000000"/>
+              <w:top w:val="single" w:sz="4" w:space="0" w:shadow="0" w:frame="0" w:color="000000"/>
+              <w:left w:val="single" w:sz="4" w:space="0" w:shadow="0" w:frame="0" w:color="000000"/>
+              <w:bottom w:val="single" w:sz="4" w:space="0" w:shadow="0" w:frame="0" w:color="000000"/>
+              <w:right w:val="single" w:sz="4" w:space="0" w:shadow="0" w:frame="0" w:color="000000"/>
             </w:tcBorders>
             <w:shd w:val="clear" w:color="auto" w:fill="FFFFFF"/>
             <w:tcMar>
@@ -1846,13 +1823,13 @@
           </w:tcPr>
           <w:p>
             <w:pPr>
-              <w:spacing w:after="120" w:line="276" w:lineRule="auto"/>
+              <w:spacing w:lineRule="auto" w:line="276" w:after="120" w:beforeAutospacing="0" w:afterAutospacing="0"/>
               <w:jc w:val="center"/>
             </w:pPr>
             <w:r>
               <w:rPr>
                 <w:rFonts w:ascii="Times New Roman" w:hAnsi="Times New Roman"/>
-                <w:b/>
+                <w:b w:val="1"/>
               </w:rPr>
               <w:t>Кол-во зрителей</w:t>
             </w:r>
@@ -1862,10 +1839,10 @@
           <w:tcPr>
             <w:tcW w:w="1175" w:type="dxa"/>
             <w:tcBorders>
-              <w:top w:val="single" w:sz="4" w:space="0" w:color="000000"/>
-              <w:left w:val="single" w:sz="4" w:space="0" w:color="000000"/>
-              <w:bottom w:val="single" w:sz="4" w:space="0" w:color="000000"/>
-              <w:right w:val="single" w:sz="4" w:space="0" w:color="000000"/>
+              <w:top w:val="single" w:sz="4" w:space="0" w:shadow="0" w:frame="0" w:color="000000"/>
+              <w:left w:val="single" w:sz="4" w:space="0" w:shadow="0" w:frame="0" w:color="000000"/>
+              <w:bottom w:val="single" w:sz="4" w:space="0" w:shadow="0" w:frame="0" w:color="000000"/>
+              <w:right w:val="single" w:sz="4" w:space="0" w:shadow="0" w:frame="0" w:color="000000"/>
             </w:tcBorders>
             <w:shd w:val="clear" w:color="auto" w:fill="FFFFFF"/>
             <w:tcMar>
@@ -1876,13 +1853,13 @@
           </w:tcPr>
           <w:p>
             <w:pPr>
-              <w:spacing w:after="120" w:line="276" w:lineRule="auto"/>
+              <w:spacing w:lineRule="auto" w:line="276" w:after="120" w:beforeAutospacing="0" w:afterAutospacing="0"/>
               <w:jc w:val="center"/>
             </w:pPr>
             <w:r>
               <w:rPr>
                 <w:rFonts w:ascii="Times New Roman" w:hAnsi="Times New Roman"/>
-                <w:b/>
+                <w:b w:val="1"/>
               </w:rPr>
               <w:t>Цена, руб.</w:t>
             </w:r>
@@ -1892,10 +1869,10 @@
           <w:tcPr>
             <w:tcW w:w="1718" w:type="dxa"/>
             <w:tcBorders>
-              <w:top w:val="single" w:sz="4" w:space="0" w:color="000000"/>
-              <w:left w:val="single" w:sz="4" w:space="0" w:color="000000"/>
-              <w:bottom w:val="single" w:sz="4" w:space="0" w:color="000000"/>
-              <w:right w:val="single" w:sz="4" w:space="0" w:color="000000"/>
+              <w:top w:val="single" w:sz="4" w:space="0" w:shadow="0" w:frame="0" w:color="000000"/>
+              <w:left w:val="single" w:sz="4" w:space="0" w:shadow="0" w:frame="0" w:color="000000"/>
+              <w:bottom w:val="single" w:sz="4" w:space="0" w:shadow="0" w:frame="0" w:color="000000"/>
+              <w:right w:val="single" w:sz="4" w:space="0" w:shadow="0" w:frame="0" w:color="000000"/>
             </w:tcBorders>
             <w:shd w:val="clear" w:color="auto" w:fill="FFFFFF"/>
             <w:tcMar>
@@ -1906,13 +1883,13 @@
           </w:tcPr>
           <w:p>
             <w:pPr>
-              <w:spacing w:after="120" w:line="276" w:lineRule="auto"/>
+              <w:spacing w:lineRule="auto" w:line="276" w:after="120" w:beforeAutospacing="0" w:afterAutospacing="0"/>
               <w:jc w:val="center"/>
             </w:pPr>
             <w:r>
               <w:rPr>
                 <w:rFonts w:ascii="Times New Roman" w:hAnsi="Times New Roman"/>
-                <w:b/>
+                <w:b w:val="1"/>
               </w:rPr>
               <w:t>Стоимость услуг, руб.</w:t>
             </w:r>
@@ -1921,17 +1898,17 @@
       </w:tr>
       <w:tr>
         <w:trPr>
-          <w:trHeight w:val="407"/>
+          <w:trHeight w:hRule="atLeast" w:val="407"/>
         </w:trPr>
         <w:tc>
           <w:tcPr>
             <w:tcW w:w="9196" w:type="dxa"/>
             <w:gridSpan w:val="6"/>
             <w:tcBorders>
-              <w:top w:val="single" w:sz="4" w:space="0" w:color="000000"/>
-              <w:left w:val="single" w:sz="4" w:space="0" w:color="000000"/>
-              <w:bottom w:val="single" w:sz="4" w:space="0" w:color="000000"/>
-              <w:right w:val="single" w:sz="4" w:space="0" w:color="000000"/>
+              <w:top w:val="single" w:sz="4" w:space="0" w:shadow="0" w:frame="0" w:color="000000"/>
+              <w:left w:val="single" w:sz="4" w:space="0" w:shadow="0" w:frame="0" w:color="000000"/>
+              <w:bottom w:val="single" w:sz="4" w:space="0" w:shadow="0" w:frame="0" w:color="000000"/>
+              <w:right w:val="single" w:sz="4" w:space="0" w:shadow="0" w:frame="0" w:color="000000"/>
             </w:tcBorders>
             <w:shd w:val="clear" w:color="auto" w:fill="FFFFFF"/>
             <w:tcMar>
@@ -1942,7 +1919,7 @@
           </w:tcPr>
           <w:p>
             <w:pPr>
-              <w:spacing w:after="120" w:line="276" w:lineRule="auto"/>
+              <w:spacing w:lineRule="auto" w:line="276" w:after="120" w:beforeAutospacing="0" w:afterAutospacing="0"/>
               <w:jc w:val="center"/>
               <w:rPr>
                 <w:rFonts w:ascii="Times New Roman" w:hAnsi="Times New Roman"/>
@@ -1961,17 +1938,16 @@
       </w:tr>
       <w:tr>
         <w:trPr>
-          <w:trHeight w:val="413"/>
+          <w:trHeight w:hRule="atLeast" w:val="689"/>
         </w:trPr>
         <w:tc>
           <w:tcPr>
             <w:tcW w:w="812" w:type="dxa"/>
-            <w:vMerge w:val="restart"/>
             <w:tcBorders>
-              <w:top w:val="single" w:sz="4" w:space="0" w:color="000000"/>
-              <w:left w:val="single" w:sz="4" w:space="0" w:color="000000"/>
-              <w:bottom w:val="single" w:sz="4" w:space="0" w:color="000000"/>
-              <w:right w:val="single" w:sz="4" w:space="0" w:color="000000"/>
+              <w:top w:val="single" w:sz="4" w:space="0" w:shadow="0" w:frame="0" w:color="000000"/>
+              <w:left w:val="single" w:sz="4" w:space="0" w:shadow="0" w:frame="0" w:color="000000"/>
+              <w:bottom w:val="single" w:sz="4" w:space="0" w:shadow="0" w:frame="0" w:color="000000"/>
+              <w:right w:val="single" w:sz="4" w:space="0" w:shadow="0" w:frame="0" w:color="000000"/>
             </w:tcBorders>
             <w:shd w:val="clear" w:color="auto" w:fill="FFFFFF"/>
             <w:tcMar>
@@ -1982,7 +1958,7 @@
           </w:tcPr>
           <w:p>
             <w:pPr>
-              <w:spacing w:after="120" w:line="276" w:lineRule="auto"/>
+              <w:spacing w:lineRule="auto" w:line="276" w:after="120" w:beforeAutospacing="0" w:afterAutospacing="0"/>
               <w:jc w:val="center"/>
               <w:rPr>
                 <w:rFonts w:ascii="Times New Roman" w:hAnsi="Times New Roman"/>
@@ -1999,12 +1975,11 @@
         <w:tc>
           <w:tcPr>
             <w:tcW w:w="3043" w:type="dxa"/>
-            <w:vMerge w:val="restart"/>
             <w:tcBorders>
-              <w:top w:val="single" w:sz="4" w:space="0" w:color="000000"/>
-              <w:left w:val="single" w:sz="4" w:space="0" w:color="000000"/>
-              <w:bottom w:val="single" w:sz="4" w:space="0" w:color="000000"/>
-              <w:right w:val="single" w:sz="4" w:space="0" w:color="000000"/>
+              <w:top w:val="single" w:sz="4" w:space="0" w:shadow="0" w:frame="0" w:color="000000"/>
+              <w:left w:val="single" w:sz="4" w:space="0" w:shadow="0" w:frame="0" w:color="000000"/>
+              <w:bottom w:val="single" w:sz="4" w:space="0" w:shadow="0" w:frame="0" w:color="000000"/>
+              <w:right w:val="single" w:sz="4" w:space="0" w:shadow="0" w:frame="0" w:color="000000"/>
             </w:tcBorders>
             <w:shd w:val="clear" w:color="auto" w:fill="FFFFFF"/>
             <w:tcMar>
@@ -2015,7 +1990,7 @@
           </w:tcPr>
           <w:p>
             <w:pPr>
-              <w:spacing w:after="120" w:line="276" w:lineRule="auto"/>
+              <w:spacing w:lineRule="auto" w:line="276" w:after="120" w:beforeAutospacing="0" w:afterAutospacing="0"/>
               <w:jc w:val="center"/>
               <w:rPr>
                 <w:rFonts w:ascii="Times New Roman" w:hAnsi="Times New Roman"/>
@@ -2032,12 +2007,11 @@
         <w:tc>
           <w:tcPr>
             <w:tcW w:w="1277" w:type="dxa"/>
-            <w:vMerge w:val="restart"/>
             <w:tcBorders>
-              <w:top w:val="single" w:sz="4" w:space="0" w:color="000000"/>
-              <w:left w:val="single" w:sz="4" w:space="0" w:color="000000"/>
-              <w:bottom w:val="single" w:sz="4" w:space="0" w:color="000000"/>
-              <w:right w:val="single" w:sz="4" w:space="0" w:color="000000"/>
+              <w:top w:val="single" w:sz="4" w:space="0" w:shadow="0" w:frame="0" w:color="000000"/>
+              <w:left w:val="single" w:sz="4" w:space="0" w:shadow="0" w:frame="0" w:color="000000"/>
+              <w:bottom w:val="single" w:sz="4" w:space="0" w:shadow="0" w:frame="0" w:color="000000"/>
+              <w:right w:val="single" w:sz="4" w:space="0" w:shadow="0" w:frame="0" w:color="000000"/>
             </w:tcBorders>
             <w:shd w:val="clear" w:color="auto" w:fill="FFFFFF"/>
             <w:tcMar>
@@ -2048,7 +2022,7 @@
           </w:tcPr>
           <w:p>
             <w:pPr>
-              <w:spacing w:after="120" w:line="276" w:lineRule="auto"/>
+              <w:spacing w:lineRule="auto" w:line="276" w:after="120" w:beforeAutospacing="0" w:afterAutospacing="0"/>
               <w:jc w:val="center"/>
             </w:pPr>
             <w:r>
@@ -2062,12 +2036,11 @@
         <w:tc>
           <w:tcPr>
             <w:tcW w:w="1169" w:type="dxa"/>
-            <w:vMerge w:val="restart"/>
             <w:tcBorders>
-              <w:top w:val="single" w:sz="4" w:space="0" w:color="000000"/>
-              <w:left w:val="single" w:sz="4" w:space="0" w:color="000000"/>
-              <w:bottom w:val="single" w:sz="4" w:space="0" w:color="000000"/>
-              <w:right w:val="single" w:sz="4" w:space="0" w:color="000000"/>
+              <w:top w:val="single" w:sz="4" w:space="0" w:shadow="0" w:frame="0" w:color="000000"/>
+              <w:left w:val="single" w:sz="4" w:space="0" w:shadow="0" w:frame="0" w:color="000000"/>
+              <w:bottom w:val="single" w:sz="4" w:space="0" w:shadow="0" w:frame="0" w:color="000000"/>
+              <w:right w:val="single" w:sz="4" w:space="0" w:shadow="0" w:frame="0" w:color="000000"/>
             </w:tcBorders>
             <w:shd w:val="clear" w:color="auto" w:fill="FFFFFF"/>
             <w:tcMar>
@@ -2078,7 +2051,7 @@
           </w:tcPr>
           <w:p>
             <w:pPr>
-              <w:spacing w:after="120" w:line="276" w:lineRule="auto"/>
+              <w:spacing w:lineRule="auto" w:line="276" w:after="120" w:beforeAutospacing="0" w:afterAutospacing="0"/>
               <w:jc w:val="center"/>
               <w:rPr>
                 <w:rFonts w:ascii="Times New Roman" w:hAnsi="Times New Roman"/>
@@ -2095,12 +2068,11 @@
         <w:tc>
           <w:tcPr>
             <w:tcW w:w="1175" w:type="dxa"/>
-            <w:vMerge w:val="restart"/>
             <w:tcBorders>
-              <w:top w:val="single" w:sz="4" w:space="0" w:color="000000"/>
-              <w:left w:val="single" w:sz="4" w:space="0" w:color="000000"/>
-              <w:bottom w:val="single" w:sz="4" w:space="0" w:color="000000"/>
-              <w:right w:val="single" w:sz="4" w:space="0" w:color="000000"/>
+              <w:top w:val="single" w:sz="4" w:space="0" w:shadow="0" w:frame="0" w:color="000000"/>
+              <w:left w:val="single" w:sz="4" w:space="0" w:shadow="0" w:frame="0" w:color="000000"/>
+              <w:bottom w:val="single" w:sz="4" w:space="0" w:shadow="0" w:frame="0" w:color="000000"/>
+              <w:right w:val="single" w:sz="4" w:space="0" w:shadow="0" w:frame="0" w:color="000000"/>
             </w:tcBorders>
             <w:shd w:val="clear" w:color="auto" w:fill="FFFFFF"/>
             <w:tcMar>
@@ -2111,7 +2083,7 @@
           </w:tcPr>
           <w:p>
             <w:pPr>
-              <w:spacing w:after="120" w:line="276" w:lineRule="auto"/>
+              <w:spacing w:lineRule="auto" w:line="276" w:after="120" w:beforeAutospacing="0" w:afterAutospacing="0"/>
               <w:jc w:val="center"/>
               <w:rPr>
                 <w:rFonts w:ascii="Times New Roman" w:hAnsi="Times New Roman"/>
@@ -2128,12 +2100,11 @@
         <w:tc>
           <w:tcPr>
             <w:tcW w:w="1718" w:type="dxa"/>
-            <w:vMerge w:val="restart"/>
             <w:tcBorders>
-              <w:top w:val="single" w:sz="4" w:space="0" w:color="000000"/>
-              <w:left w:val="single" w:sz="4" w:space="0" w:color="000000"/>
-              <w:bottom w:val="single" w:sz="4" w:space="0" w:color="000000"/>
-              <w:right w:val="single" w:sz="4" w:space="0" w:color="000000"/>
+              <w:top w:val="single" w:sz="4" w:space="0" w:shadow="0" w:frame="0" w:color="000000"/>
+              <w:left w:val="single" w:sz="4" w:space="0" w:shadow="0" w:frame="0" w:color="000000"/>
+              <w:bottom w:val="single" w:sz="4" w:space="0" w:shadow="0" w:frame="0" w:color="000000"/>
+              <w:right w:val="single" w:sz="4" w:space="0" w:shadow="0" w:frame="0" w:color="000000"/>
             </w:tcBorders>
             <w:shd w:val="clear" w:color="auto" w:fill="FFFFFF"/>
             <w:tcMar>
@@ -2144,7 +2115,7 @@
           </w:tcPr>
           <w:p>
             <w:pPr>
-              <w:spacing w:after="120" w:line="276" w:lineRule="auto"/>
+              <w:spacing w:lineRule="auto" w:line="276" w:after="120" w:beforeAutospacing="0" w:afterAutospacing="0"/>
               <w:jc w:val="center"/>
               <w:rPr>
                 <w:rFonts w:ascii="Times New Roman" w:hAnsi="Times New Roman"/>
@@ -2174,135 +2145,16 @@
       </w:tr>
       <w:tr>
         <w:trPr>
-          <w:trHeight w:val="627"/>
-        </w:trPr>
-        <w:tc>
-          <w:tcPr>
-            <w:tcW w:w="812" w:type="dxa"/>
-            <w:vMerge/>
-            <w:tcBorders>
-              <w:top w:val="single" w:sz="4" w:space="0" w:color="000000"/>
-              <w:left w:val="single" w:sz="4" w:space="0" w:color="000000"/>
-              <w:bottom w:val="single" w:sz="4" w:space="0" w:color="000000"/>
-              <w:right w:val="single" w:sz="4" w:space="0" w:color="000000"/>
-            </w:tcBorders>
-            <w:shd w:val="clear" w:color="auto" w:fill="FFFFFF"/>
-            <w:tcMar>
-              <w:left w:w="114" w:type="dxa"/>
-              <w:right w:w="114" w:type="dxa"/>
-            </w:tcMar>
-            <w:vAlign w:val="center"/>
-          </w:tcPr>
-          <w:p/>
-        </w:tc>
-        <w:tc>
-          <w:tcPr>
-            <w:tcW w:w="3043" w:type="dxa"/>
-            <w:vMerge/>
-            <w:tcBorders>
-              <w:top w:val="single" w:sz="4" w:space="0" w:color="000000"/>
-              <w:left w:val="single" w:sz="4" w:space="0" w:color="000000"/>
-              <w:bottom w:val="single" w:sz="4" w:space="0" w:color="000000"/>
-              <w:right w:val="single" w:sz="4" w:space="0" w:color="000000"/>
-            </w:tcBorders>
-            <w:shd w:val="clear" w:color="auto" w:fill="FFFFFF"/>
-            <w:tcMar>
-              <w:left w:w="114" w:type="dxa"/>
-              <w:right w:w="114" w:type="dxa"/>
-            </w:tcMar>
-            <w:vAlign w:val="center"/>
-          </w:tcPr>
-          <w:p/>
-        </w:tc>
-        <w:tc>
-          <w:tcPr>
-            <w:tcW w:w="1277" w:type="dxa"/>
-            <w:vMerge/>
-            <w:tcBorders>
-              <w:top w:val="single" w:sz="4" w:space="0" w:color="000000"/>
-              <w:left w:val="single" w:sz="4" w:space="0" w:color="000000"/>
-              <w:bottom w:val="single" w:sz="4" w:space="0" w:color="000000"/>
-              <w:right w:val="single" w:sz="4" w:space="0" w:color="000000"/>
-            </w:tcBorders>
-            <w:shd w:val="clear" w:color="auto" w:fill="FFFFFF"/>
-            <w:tcMar>
-              <w:left w:w="114" w:type="dxa"/>
-              <w:right w:w="114" w:type="dxa"/>
-            </w:tcMar>
-            <w:vAlign w:val="center"/>
-          </w:tcPr>
-          <w:p/>
-        </w:tc>
-        <w:tc>
-          <w:tcPr>
-            <w:tcW w:w="1169" w:type="dxa"/>
-            <w:vMerge/>
-            <w:tcBorders>
-              <w:top w:val="single" w:sz="4" w:space="0" w:color="000000"/>
-              <w:left w:val="single" w:sz="4" w:space="0" w:color="000000"/>
-              <w:bottom w:val="single" w:sz="4" w:space="0" w:color="000000"/>
-              <w:right w:val="single" w:sz="4" w:space="0" w:color="000000"/>
-            </w:tcBorders>
-            <w:shd w:val="clear" w:color="auto" w:fill="FFFFFF"/>
-            <w:tcMar>
-              <w:left w:w="114" w:type="dxa"/>
-              <w:right w:w="114" w:type="dxa"/>
-            </w:tcMar>
-            <w:vAlign w:val="center"/>
-          </w:tcPr>
-          <w:p/>
-        </w:tc>
-        <w:tc>
-          <w:tcPr>
-            <w:tcW w:w="1175" w:type="dxa"/>
-            <w:vMerge/>
-            <w:tcBorders>
-              <w:top w:val="single" w:sz="4" w:space="0" w:color="000000"/>
-              <w:left w:val="single" w:sz="4" w:space="0" w:color="000000"/>
-              <w:bottom w:val="single" w:sz="4" w:space="0" w:color="000000"/>
-              <w:right w:val="single" w:sz="4" w:space="0" w:color="000000"/>
-            </w:tcBorders>
-            <w:shd w:val="clear" w:color="auto" w:fill="FFFFFF"/>
-            <w:tcMar>
-              <w:left w:w="114" w:type="dxa"/>
-              <w:right w:w="114" w:type="dxa"/>
-            </w:tcMar>
-            <w:vAlign w:val="center"/>
-          </w:tcPr>
-          <w:p/>
-        </w:tc>
-        <w:tc>
-          <w:tcPr>
-            <w:tcW w:w="1718" w:type="dxa"/>
-            <w:vMerge/>
-            <w:tcBorders>
-              <w:top w:val="single" w:sz="4" w:space="0" w:color="000000"/>
-              <w:left w:val="single" w:sz="4" w:space="0" w:color="000000"/>
-              <w:bottom w:val="single" w:sz="4" w:space="0" w:color="000000"/>
-              <w:right w:val="single" w:sz="4" w:space="0" w:color="000000"/>
-            </w:tcBorders>
-            <w:shd w:val="clear" w:color="auto" w:fill="FFFFFF"/>
-            <w:tcMar>
-              <w:left w:w="114" w:type="dxa"/>
-              <w:right w:w="114" w:type="dxa"/>
-            </w:tcMar>
-            <w:vAlign w:val="center"/>
-          </w:tcPr>
-          <w:p/>
-        </w:tc>
-      </w:tr>
-      <w:tr>
-        <w:trPr>
-          <w:trHeight w:val="1"/>
+          <w:trHeight w:hRule="atLeast" w:val="1"/>
         </w:trPr>
         <w:tc>
           <w:tcPr>
             <w:tcW w:w="812" w:type="dxa"/>
             <w:tcBorders>
-              <w:top w:val="single" w:sz="4" w:space="0" w:color="000000"/>
-              <w:left w:val="single" w:sz="4" w:space="0" w:color="000000"/>
-              <w:bottom w:val="single" w:sz="4" w:space="0" w:color="000000"/>
-              <w:right w:val="single" w:sz="4" w:space="0" w:color="000000"/>
+              <w:top w:val="single" w:sz="4" w:space="0" w:shadow="0" w:frame="0" w:color="000000"/>
+              <w:left w:val="single" w:sz="4" w:space="0" w:shadow="0" w:frame="0" w:color="000000"/>
+              <w:bottom w:val="single" w:sz="4" w:space="0" w:shadow="0" w:frame="0" w:color="000000"/>
+              <w:right w:val="single" w:sz="4" w:space="0" w:shadow="0" w:frame="0" w:color="000000"/>
             </w:tcBorders>
             <w:shd w:val="clear" w:color="auto" w:fill="FFFFFF"/>
             <w:tcMar>
@@ -2313,7 +2165,7 @@
           </w:tcPr>
           <w:p>
             <w:pPr>
-              <w:spacing w:after="120" w:line="276" w:lineRule="auto"/>
+              <w:spacing w:lineRule="auto" w:line="276" w:after="120" w:beforeAutospacing="0" w:afterAutospacing="0"/>
               <w:jc w:val="center"/>
               <w:rPr>
                 <w:rFonts w:ascii="Calibri" w:hAnsi="Calibri"/>
@@ -2325,10 +2177,10 @@
           <w:tcPr>
             <w:tcW w:w="3043" w:type="dxa"/>
             <w:tcBorders>
-              <w:top w:val="single" w:sz="4" w:space="0" w:color="000000"/>
-              <w:left w:val="single" w:sz="4" w:space="0" w:color="000000"/>
-              <w:bottom w:val="single" w:sz="4" w:space="0" w:color="000000"/>
-              <w:right w:val="single" w:sz="4" w:space="0" w:color="000000"/>
+              <w:top w:val="single" w:sz="4" w:space="0" w:shadow="0" w:frame="0" w:color="000000"/>
+              <w:left w:val="single" w:sz="4" w:space="0" w:shadow="0" w:frame="0" w:color="000000"/>
+              <w:bottom w:val="single" w:sz="4" w:space="0" w:shadow="0" w:frame="0" w:color="000000"/>
+              <w:right w:val="single" w:sz="4" w:space="0" w:shadow="0" w:frame="0" w:color="000000"/>
             </w:tcBorders>
             <w:shd w:val="clear" w:color="auto" w:fill="FFFFFF"/>
             <w:tcMar>
@@ -2339,12 +2191,12 @@
           </w:tcPr>
           <w:p>
             <w:pPr>
-              <w:spacing w:after="120" w:line="276" w:lineRule="auto"/>
+              <w:spacing w:lineRule="auto" w:line="276" w:after="120" w:beforeAutospacing="0" w:afterAutospacing="0"/>
             </w:pPr>
             <w:r>
               <w:rPr>
                 <w:rFonts w:ascii="Times New Roman" w:hAnsi="Times New Roman"/>
-                <w:b/>
+                <w:b w:val="1"/>
               </w:rPr>
               <w:t>Итого:</w:t>
             </w:r>
@@ -2355,10 +2207,10 @@
             <w:tcW w:w="3622" w:type="dxa"/>
             <w:gridSpan w:val="3"/>
             <w:tcBorders>
-              <w:top w:val="single" w:sz="4" w:space="0" w:color="000000"/>
-              <w:left w:val="single" w:sz="4" w:space="0" w:color="000000"/>
-              <w:bottom w:val="single" w:sz="4" w:space="0" w:color="000000"/>
-              <w:right w:val="single" w:sz="4" w:space="0" w:color="000000"/>
+              <w:top w:val="single" w:sz="4" w:space="0" w:shadow="0" w:frame="0" w:color="000000"/>
+              <w:left w:val="single" w:sz="4" w:space="0" w:shadow="0" w:frame="0" w:color="000000"/>
+              <w:bottom w:val="single" w:sz="4" w:space="0" w:shadow="0" w:frame="0" w:color="000000"/>
+              <w:right w:val="single" w:sz="4" w:space="0" w:shadow="0" w:frame="0" w:color="000000"/>
             </w:tcBorders>
             <w:shd w:val="clear" w:color="auto" w:fill="FFFFFF"/>
             <w:tcMar>
@@ -2369,7 +2221,7 @@
           </w:tcPr>
           <w:p>
             <w:pPr>
-              <w:spacing w:after="120" w:line="276" w:lineRule="auto"/>
+              <w:spacing w:lineRule="auto" w:line="276" w:after="120" w:beforeAutospacing="0" w:afterAutospacing="0"/>
               <w:jc w:val="center"/>
               <w:rPr>
                 <w:rFonts w:ascii="Calibri" w:hAnsi="Calibri"/>
@@ -2381,10 +2233,10 @@
           <w:tcPr>
             <w:tcW w:w="1718" w:type="dxa"/>
             <w:tcBorders>
-              <w:top w:val="single" w:sz="4" w:space="0" w:color="000000"/>
-              <w:left w:val="single" w:sz="4" w:space="0" w:color="000000"/>
-              <w:bottom w:val="single" w:sz="4" w:space="0" w:color="000000"/>
-              <w:right w:val="single" w:sz="4" w:space="0" w:color="000000"/>
+              <w:top w:val="single" w:sz="4" w:space="0" w:shadow="0" w:frame="0" w:color="000000"/>
+              <w:left w:val="single" w:sz="4" w:space="0" w:shadow="0" w:frame="0" w:color="000000"/>
+              <w:bottom w:val="single" w:sz="4" w:space="0" w:shadow="0" w:frame="0" w:color="000000"/>
+              <w:right w:val="single" w:sz="4" w:space="0" w:shadow="0" w:frame="0" w:color="000000"/>
             </w:tcBorders>
             <w:shd w:val="clear" w:color="auto" w:fill="FFFFFF"/>
             <w:tcMar>
@@ -2395,7 +2247,7 @@
           </w:tcPr>
           <w:p>
             <w:pPr>
-              <w:spacing w:after="120" w:line="276" w:lineRule="auto"/>
+              <w:spacing w:lineRule="auto" w:line="276" w:after="120" w:beforeAutospacing="0" w:afterAutospacing="0"/>
               <w:jc w:val="center"/>
               <w:rPr>
                 <w:rFonts w:ascii="Times New Roman" w:hAnsi="Times New Roman"/>
@@ -2413,72 +2265,77 @@
     </w:tbl>
     <w:p>
       <w:pPr>
-        <w:spacing w:after="200" w:line="240" w:lineRule="auto"/>
+        <w:spacing w:lineRule="auto" w:line="240" w:after="200" w:beforeAutospacing="0" w:afterAutospacing="0"/>
         <w:jc w:val="center"/>
         <w:rPr>
           <w:rFonts w:ascii="Times New Roman" w:hAnsi="Times New Roman"/>
-          <w:b/>
-        </w:rPr>
-      </w:pPr>
-    </w:p>
-    <w:p>
-      <w:pPr>
-        <w:spacing w:after="200" w:line="276" w:lineRule="auto"/>
-        <w:rPr>
-          <w:rFonts w:ascii="Times New Roman" w:hAnsi="Times New Roman"/>
-        </w:rPr>
-      </w:pPr>
-      <w:r>
-        <w:rPr>
-          <w:rStyle w:val="1"/>
-          <w:rFonts w:ascii="Times New Roman" w:hAnsi="Times New Roman"/>
-        </w:rPr>
-        <w:t>Директор                                                                    {{ doer.function }}</w:t>
-      </w:r>
-    </w:p>
-    <w:p>
-      <w:pPr>
-        <w:spacing w:after="200" w:line="276" w:lineRule="auto"/>
-        <w:rPr>
-          <w:rFonts w:ascii="Times New Roman" w:hAnsi="Times New Roman"/>
-        </w:rPr>
-      </w:pPr>
-      <w:r>
-        <w:rPr>
-          <w:rStyle w:val="1"/>
-          <w:rFonts w:ascii="Times New Roman" w:hAnsi="Times New Roman"/>
-        </w:rPr>
-        <w:t>__________________ /{{customer.fio}}/                  __________________ /{{doer.fio}}/</w:t>
-      </w:r>
-    </w:p>
-    <w:p>
-      <w:pPr>
-        <w:spacing w:after="200" w:line="276" w:lineRule="auto"/>
-        <w:rPr>
-          <w:rFonts w:ascii="Times New Roman" w:hAnsi="Times New Roman"/>
-        </w:rPr>
-      </w:pPr>
-      <w:r>
-        <w:rPr>
-          <w:rStyle w:val="1"/>
-          <w:rFonts w:ascii="Times New Roman" w:hAnsi="Times New Roman"/>
-        </w:rPr>
-        <w:lastRenderedPageBreak/>
+          <w:b w:val="1"/>
+        </w:rPr>
+      </w:pPr>
+    </w:p>
+    <w:p>
+      <w:pPr>
+        <w:spacing w:lineRule="auto" w:line="276" w:after="200" w:beforeAutospacing="0" w:afterAutospacing="0"/>
+        <w:rPr>
+          <w:rFonts w:ascii="Times New Roman" w:hAnsi="Times New Roman"/>
+        </w:rPr>
+      </w:pPr>
+      <w:r>
+        <w:rPr>
+          <w:rStyle w:val="C3"/>
+          <w:rFonts w:ascii="Times New Roman" w:hAnsi="Times New Roman"/>
+        </w:rPr>
+        <w:t xml:space="preserve">Директор                                                                    {{ doer.function }}</w:t>
+      </w:r>
+    </w:p>
+    <w:p>
+      <w:pPr>
+        <w:spacing w:lineRule="auto" w:line="276" w:after="200" w:beforeAutospacing="0" w:afterAutospacing="0"/>
+        <w:rPr>
+          <w:rFonts w:ascii="Times New Roman" w:hAnsi="Times New Roman"/>
+        </w:rPr>
+      </w:pPr>
+      <w:r>
+        <w:rPr>
+          <w:rStyle w:val="C3"/>
+          <w:rFonts w:ascii="Times New Roman" w:hAnsi="Times New Roman"/>
+        </w:rPr>
+        <w:t xml:space="preserve">__________________ /{{customer.fio}}/                  __________________ /{{doer.fio}}/</w:t>
+      </w:r>
+    </w:p>
+    <w:p>
+      <w:pPr>
+        <w:spacing w:lineRule="auto" w:line="276" w:after="200" w:beforeAutospacing="0" w:afterAutospacing="0"/>
+        <w:rPr>
+          <w:rFonts w:ascii="Times New Roman" w:hAnsi="Times New Roman"/>
+        </w:rPr>
+      </w:pPr>
+      <w:r>
+        <w:rPr>
+          <w:rStyle w:val="C3"/>
+          <w:rFonts w:ascii="Times New Roman" w:hAnsi="Times New Roman"/>
+        </w:rPr>
         <w:t xml:space="preserve">М.П.                                                                             М.П.  </w:t>
       </w:r>
     </w:p>
     <w:p>
       <w:pPr>
-        <w:spacing w:after="200" w:line="240" w:lineRule="auto"/>
+        <w:spacing w:lineRule="auto" w:line="240" w:after="200" w:beforeAutospacing="0" w:afterAutospacing="0"/>
         <w:jc w:val="center"/>
         <w:rPr>
           <w:rFonts w:ascii="Times New Roman" w:hAnsi="Times New Roman"/>
         </w:rPr>
       </w:pPr>
-    </w:p>
-    <w:p>
-      <w:pPr>
-        <w:spacing w:after="200" w:line="240" w:lineRule="auto"/>
+      <w:r>
+        <w:rPr>
+          <w:rFonts w:ascii="Times New Roman" w:hAnsi="Times New Roman"/>
+        </w:rPr>
+        <w:t xml:space="preserve">КАЛЕНДАРНЫЙ ПЛАН  </w:t>
+      </w:r>
+    </w:p>
+    <w:p>
+      <w:pPr>
+        <w:spacing w:lineRule="auto" w:line="240" w:after="200" w:beforeAutospacing="0" w:afterAutospacing="0"/>
         <w:jc w:val="center"/>
         <w:rPr>
           <w:rFonts w:ascii="Times New Roman" w:hAnsi="Times New Roman"/>
@@ -2487,49 +2344,7 @@
     </w:p>
     <w:p>
       <w:pPr>
-        <w:spacing w:after="200" w:line="240" w:lineRule="auto"/>
-        <w:jc w:val="center"/>
-        <w:rPr>
-          <w:rFonts w:ascii="Times New Roman" w:hAnsi="Times New Roman"/>
-        </w:rPr>
-      </w:pPr>
-    </w:p>
-    <w:p>
-      <w:pPr>
-        <w:spacing w:after="200" w:line="240" w:lineRule="auto"/>
-        <w:jc w:val="center"/>
-        <w:rPr>
-          <w:rFonts w:ascii="Times New Roman" w:hAnsi="Times New Roman"/>
-        </w:rPr>
-      </w:pPr>
-    </w:p>
-    <w:p>
-      <w:pPr>
-        <w:spacing w:after="200" w:line="240" w:lineRule="auto"/>
-        <w:jc w:val="center"/>
-        <w:rPr>
-          <w:rFonts w:ascii="Times New Roman" w:hAnsi="Times New Roman"/>
-        </w:rPr>
-      </w:pPr>
-      <w:r>
-        <w:rPr>
-          <w:rFonts w:ascii="Times New Roman" w:hAnsi="Times New Roman"/>
-        </w:rPr>
-        <w:t xml:space="preserve">КАЛЕНДАРНЫЙ ПЛАН  </w:t>
-      </w:r>
-    </w:p>
-    <w:p>
-      <w:pPr>
-        <w:spacing w:after="200" w:line="240" w:lineRule="auto"/>
-        <w:jc w:val="center"/>
-        <w:rPr>
-          <w:rFonts w:ascii="Times New Roman" w:hAnsi="Times New Roman"/>
-        </w:rPr>
-      </w:pPr>
-    </w:p>
-    <w:p>
-      <w:pPr>
-        <w:spacing w:after="200" w:line="276" w:lineRule="auto"/>
+        <w:spacing w:lineRule="auto" w:line="276" w:after="200" w:beforeAutospacing="0" w:afterAutospacing="0"/>
         <w:ind w:firstLine="708"/>
         <w:rPr>
           <w:rFonts w:ascii="Times New Roman" w:hAnsi="Times New Roman"/>
@@ -2539,16 +2354,16 @@
         <w:rPr>
           <w:rFonts w:ascii="Times New Roman" w:hAnsi="Times New Roman"/>
         </w:rPr>
-        <w:t>г. Набережные Челны                                                              от  «____ »_____________ 2025г.</w:t>
-      </w:r>
-    </w:p>
-    <w:p>
-      <w:pPr>
-        <w:spacing w:after="200" w:line="276" w:lineRule="auto"/>
+        <w:t xml:space="preserve">г. Набережные Челны                                                              от  «____ »_____________ 2025г.</w:t>
+      </w:r>
+    </w:p>
+    <w:p>
+      <w:pPr>
+        <w:spacing w:lineRule="auto" w:line="276" w:after="200" w:beforeAutospacing="0" w:afterAutospacing="0"/>
         <w:ind w:firstLine="708"/>
         <w:rPr>
           <w:rFonts w:ascii="Times New Roman" w:hAnsi="Times New Roman"/>
-          <w:b/>
+          <w:b w:val="1"/>
         </w:rPr>
       </w:pPr>
     </w:p>
@@ -2561,13 +2376,13 @@
           <w:left w:w="10" w:type="dxa"/>
           <w:right w:w="10" w:type="dxa"/>
         </w:tblCellMar>
-        <w:tblLook w:val="04A0" w:firstRow="1" w:lastRow="0" w:firstColumn="1" w:lastColumn="0" w:noHBand="0" w:noVBand="1"/>
+        <w:tblLook w:val="04A0"/>
       </w:tblPr>
       <w:tblGrid>
         <w:gridCol w:w="795"/>
-        <w:gridCol w:w="2440"/>
-        <w:gridCol w:w="1402"/>
-        <w:gridCol w:w="2180"/>
+        <w:gridCol w:w="2311"/>
+        <w:gridCol w:w="1635"/>
+        <w:gridCol w:w="2076"/>
         <w:gridCol w:w="2424"/>
       </w:tblGrid>
       <w:tr>
@@ -2575,10 +2390,10 @@
           <w:tcPr>
             <w:tcW w:w="795" w:type="dxa"/>
             <w:tcBorders>
-              <w:top w:val="single" w:sz="4" w:space="0" w:color="000000"/>
-              <w:left w:val="single" w:sz="4" w:space="0" w:color="000000"/>
-              <w:bottom w:val="single" w:sz="4" w:space="0" w:color="000000"/>
-              <w:right w:val="single" w:sz="4" w:space="0" w:color="000000"/>
+              <w:top w:val="single" w:sz="4" w:space="0" w:shadow="0" w:frame="0" w:color="000000"/>
+              <w:left w:val="single" w:sz="4" w:space="0" w:shadow="0" w:frame="0" w:color="000000"/>
+              <w:bottom w:val="single" w:sz="4" w:space="0" w:shadow="0" w:frame="0" w:color="000000"/>
+              <w:right w:val="single" w:sz="4" w:space="0" w:shadow="0" w:frame="0" w:color="000000"/>
             </w:tcBorders>
             <w:shd w:val="clear" w:color="auto" w:fill="FFFFFF"/>
             <w:tcMar>
@@ -2589,20 +2404,20 @@
           </w:tcPr>
           <w:p>
             <w:pPr>
-              <w:spacing w:after="120" w:line="276" w:lineRule="auto"/>
+              <w:spacing w:lineRule="auto" w:line="276" w:after="120" w:beforeAutospacing="0" w:afterAutospacing="0"/>
               <w:jc w:val="center"/>
             </w:pPr>
             <w:r>
               <w:rPr>
                 <w:rFonts w:ascii="Segoe UI Symbol" w:hAnsi="Segoe UI Symbol"/>
-                <w:b/>
+                <w:b w:val="1"/>
               </w:rPr>
               <w:t>№</w:t>
             </w:r>
             <w:r>
               <w:rPr>
                 <w:rFonts w:ascii="Times New Roman" w:hAnsi="Times New Roman"/>
-                <w:b/>
+                <w:b w:val="1"/>
               </w:rPr>
               <w:t>п/п</w:t>
             </w:r>
@@ -2610,12 +2425,12 @@
         </w:tc>
         <w:tc>
           <w:tcPr>
-            <w:tcW w:w="2440" w:type="dxa"/>
+            <w:tcW w:w="2311" w:type="dxa"/>
             <w:tcBorders>
-              <w:top w:val="single" w:sz="4" w:space="0" w:color="000000"/>
-              <w:left w:val="single" w:sz="4" w:space="0" w:color="000000"/>
-              <w:bottom w:val="single" w:sz="4" w:space="0" w:color="000000"/>
-              <w:right w:val="single" w:sz="4" w:space="0" w:color="000000"/>
+              <w:top w:val="single" w:sz="4" w:space="0" w:shadow="0" w:frame="0" w:color="000000"/>
+              <w:left w:val="single" w:sz="4" w:space="0" w:shadow="0" w:frame="0" w:color="000000"/>
+              <w:bottom w:val="single" w:sz="4" w:space="0" w:shadow="0" w:frame="0" w:color="000000"/>
+              <w:right w:val="single" w:sz="4" w:space="0" w:shadow="0" w:frame="0" w:color="000000"/>
             </w:tcBorders>
             <w:shd w:val="clear" w:color="auto" w:fill="FFFFFF"/>
             <w:tcMar>
@@ -2626,13 +2441,13 @@
           </w:tcPr>
           <w:p>
             <w:pPr>
-              <w:spacing w:after="120" w:line="276" w:lineRule="auto"/>
+              <w:spacing w:lineRule="auto" w:line="276" w:after="120" w:beforeAutospacing="0" w:afterAutospacing="0"/>
               <w:jc w:val="center"/>
             </w:pPr>
             <w:r>
               <w:rPr>
                 <w:rFonts w:ascii="Times New Roman" w:hAnsi="Times New Roman"/>
-                <w:b/>
+                <w:b w:val="1"/>
               </w:rPr>
               <w:t>Наименование услуги</w:t>
             </w:r>
@@ -2640,12 +2455,12 @@
         </w:tc>
         <w:tc>
           <w:tcPr>
-            <w:tcW w:w="1402" w:type="dxa"/>
+            <w:tcW w:w="1635" w:type="dxa"/>
             <w:tcBorders>
-              <w:top w:val="single" w:sz="4" w:space="0" w:color="000000"/>
-              <w:left w:val="single" w:sz="4" w:space="0" w:color="000000"/>
-              <w:bottom w:val="single" w:sz="4" w:space="0" w:color="000000"/>
-              <w:right w:val="single" w:sz="4" w:space="0" w:color="000000"/>
+              <w:top w:val="single" w:sz="4" w:space="0" w:shadow="0" w:frame="0" w:color="000000"/>
+              <w:left w:val="single" w:sz="4" w:space="0" w:shadow="0" w:frame="0" w:color="000000"/>
+              <w:bottom w:val="single" w:sz="4" w:space="0" w:shadow="0" w:frame="0" w:color="000000"/>
+              <w:right w:val="single" w:sz="4" w:space="0" w:shadow="0" w:frame="0" w:color="000000"/>
             </w:tcBorders>
             <w:shd w:val="clear" w:color="auto" w:fill="FFFFFF"/>
             <w:tcMar>
@@ -2656,13 +2471,13 @@
           </w:tcPr>
           <w:p>
             <w:pPr>
-              <w:spacing w:after="120" w:line="276" w:lineRule="auto"/>
+              <w:spacing w:lineRule="auto" w:line="276" w:after="120" w:beforeAutospacing="0" w:afterAutospacing="0"/>
               <w:jc w:val="center"/>
             </w:pPr>
             <w:r>
               <w:rPr>
                 <w:rFonts w:ascii="Times New Roman" w:hAnsi="Times New Roman"/>
-                <w:b/>
+                <w:b w:val="1"/>
               </w:rPr>
               <w:t>Срок оказания услуг</w:t>
             </w:r>
@@ -2670,12 +2485,12 @@
         </w:tc>
         <w:tc>
           <w:tcPr>
-            <w:tcW w:w="2180" w:type="dxa"/>
+            <w:tcW w:w="2076" w:type="dxa"/>
             <w:tcBorders>
-              <w:top w:val="single" w:sz="4" w:space="0" w:color="000000"/>
-              <w:left w:val="single" w:sz="4" w:space="0" w:color="000000"/>
-              <w:bottom w:val="single" w:sz="4" w:space="0" w:color="000000"/>
-              <w:right w:val="single" w:sz="4" w:space="0" w:color="000000"/>
+              <w:top w:val="single" w:sz="4" w:space="0" w:shadow="0" w:frame="0" w:color="000000"/>
+              <w:left w:val="single" w:sz="4" w:space="0" w:shadow="0" w:frame="0" w:color="000000"/>
+              <w:bottom w:val="single" w:sz="4" w:space="0" w:shadow="0" w:frame="0" w:color="000000"/>
+              <w:right w:val="single" w:sz="4" w:space="0" w:shadow="0" w:frame="0" w:color="000000"/>
             </w:tcBorders>
             <w:shd w:val="clear" w:color="auto" w:fill="FFFFFF"/>
             <w:tcMar>
@@ -2686,13 +2501,13 @@
           </w:tcPr>
           <w:p>
             <w:pPr>
-              <w:spacing w:after="120" w:line="276" w:lineRule="auto"/>
+              <w:spacing w:lineRule="auto" w:line="276" w:after="120" w:beforeAutospacing="0" w:afterAutospacing="0"/>
               <w:jc w:val="center"/>
             </w:pPr>
             <w:r>
               <w:rPr>
                 <w:rFonts w:ascii="Times New Roman" w:hAnsi="Times New Roman"/>
-                <w:b/>
+                <w:b w:val="1"/>
               </w:rPr>
               <w:t>Исполнитель</w:t>
             </w:r>
@@ -2702,10 +2517,10 @@
           <w:tcPr>
             <w:tcW w:w="2424" w:type="dxa"/>
             <w:tcBorders>
-              <w:top w:val="single" w:sz="4" w:space="0" w:color="000000"/>
-              <w:left w:val="single" w:sz="4" w:space="0" w:color="000000"/>
-              <w:bottom w:val="single" w:sz="4" w:space="0" w:color="000000"/>
-              <w:right w:val="single" w:sz="4" w:space="0" w:color="000000"/>
+              <w:top w:val="single" w:sz="4" w:space="0" w:shadow="0" w:frame="0" w:color="000000"/>
+              <w:left w:val="single" w:sz="4" w:space="0" w:shadow="0" w:frame="0" w:color="000000"/>
+              <w:bottom w:val="single" w:sz="4" w:space="0" w:shadow="0" w:frame="0" w:color="000000"/>
+              <w:right w:val="single" w:sz="4" w:space="0" w:shadow="0" w:frame="0" w:color="000000"/>
             </w:tcBorders>
             <w:shd w:val="clear" w:color="auto" w:fill="FFFFFF"/>
             <w:tcMar>
@@ -2716,13 +2531,13 @@
           </w:tcPr>
           <w:p>
             <w:pPr>
-              <w:spacing w:after="120" w:line="276" w:lineRule="auto"/>
+              <w:spacing w:lineRule="auto" w:line="276" w:after="120" w:beforeAutospacing="0" w:afterAutospacing="0"/>
               <w:jc w:val="center"/>
             </w:pPr>
             <w:r>
               <w:rPr>
                 <w:rFonts w:ascii="Times New Roman" w:hAnsi="Times New Roman"/>
-                <w:b/>
+                <w:b w:val="1"/>
               </w:rPr>
               <w:t>Заказчик</w:t>
             </w:r>
@@ -2730,14 +2545,17 @@
         </w:tc>
       </w:tr>
       <w:tr>
+        <w:trPr>
+          <w:trHeight w:hRule="atLeast" w:val="1294"/>
+        </w:trPr>
         <w:tc>
           <w:tcPr>
             <w:tcW w:w="795" w:type="dxa"/>
             <w:tcBorders>
-              <w:top w:val="single" w:sz="4" w:space="0" w:color="000000"/>
-              <w:left w:val="single" w:sz="4" w:space="0" w:color="000000"/>
-              <w:bottom w:val="single" w:sz="4" w:space="0" w:color="000000"/>
-              <w:right w:val="single" w:sz="4" w:space="0" w:color="000000"/>
+              <w:top w:val="single" w:sz="4" w:space="0" w:shadow="0" w:frame="0" w:color="000000"/>
+              <w:left w:val="single" w:sz="4" w:space="0" w:shadow="0" w:frame="0" w:color="000000"/>
+              <w:bottom w:val="single" w:sz="4" w:space="0" w:shadow="0" w:frame="0" w:color="000000"/>
+              <w:right w:val="single" w:sz="4" w:space="0" w:shadow="0" w:frame="0" w:color="000000"/>
             </w:tcBorders>
             <w:shd w:val="clear" w:color="auto" w:fill="FFFFFF"/>
             <w:tcMar>
@@ -2748,38 +2566,43 @@
           </w:tcPr>
           <w:p>
             <w:pPr>
-              <w:spacing w:after="120" w:line="276" w:lineRule="auto"/>
+              <w:spacing w:lineRule="auto" w:line="276" w:after="120" w:beforeAutospacing="0" w:afterAutospacing="0"/>
               <w:jc w:val="center"/>
               <w:rPr>
                 <w:rFonts w:ascii="Times New Roman" w:hAnsi="Times New Roman"/>
                 <w:lang w:val="en-US"/>
               </w:rPr>
             </w:pPr>
+            <w:bookmarkStart w:id="0" w:name="_dx_frag_StartFragment"/>
+            <w:bookmarkEnd w:id="0"/>
+            <w:bookmarkStart w:id="1" w:name="_dx_frag_StartFragment"/>
+            <w:bookmarkEnd w:id="1"/>
+            <w:bookmarkStart w:id="2" w:name="_dx_frag_EndFragment"/>
+            <w:bookmarkEnd w:id="2"/>
             <w:r>
               <w:rPr>
-                <w:rFonts w:ascii="Times New Roman" w:hAnsi="Times New Roman"/>
-                <w:lang w:val="en-US"/>
-              </w:rPr>
-              <w:t>{% for row in services%</w:t>
+                <w:rFonts w:ascii="ui-monospace" w:hAnsi="ui-monospace" w:cs="ui-monospace" w:eastAsia="ui-monospace"/>
+                <w:b w:val="0"/>
+                <w:i w:val="0"/>
+                <w:vanish w:val="0"/>
+                <w:color w:val="9699A8"/>
+                <w:sz w:val="14"/>
+                <w:szCs w:val="14"/>
+              </w:rPr>
+              <w:t>{% for row in services_table %}{{ row.num }}</w:t>
             </w:r>
-            <w:r>
-              <w:rPr>
-                <w:rStyle w:val="1"/>
-                <w:rFonts w:ascii="Times New Roman" w:hAnsi="Times New Roman"/>
-                <w:lang w:val="en-US"/>
-              </w:rPr>
-              <w:t>}{{loop.index}}</w:t>
-            </w:r>
+            <w:bookmarkStart w:id="3" w:name="_dx_frag_EndFragment"/>
+            <w:bookmarkEnd w:id="3"/>
           </w:p>
         </w:tc>
         <w:tc>
           <w:tcPr>
-            <w:tcW w:w="2440" w:type="dxa"/>
+            <w:tcW w:w="2311" w:type="dxa"/>
             <w:tcBorders>
-              <w:top w:val="single" w:sz="4" w:space="0" w:color="000000"/>
-              <w:left w:val="single" w:sz="4" w:space="0" w:color="000000"/>
-              <w:bottom w:val="single" w:sz="4" w:space="0" w:color="000000"/>
-              <w:right w:val="single" w:sz="4" w:space="0" w:color="000000"/>
+              <w:top w:val="single" w:sz="4" w:space="0" w:shadow="0" w:frame="0" w:color="000000"/>
+              <w:left w:val="single" w:sz="4" w:space="0" w:shadow="0" w:frame="0" w:color="000000"/>
+              <w:bottom w:val="single" w:sz="4" w:space="0" w:shadow="0" w:frame="0" w:color="000000"/>
+              <w:right w:val="single" w:sz="4" w:space="0" w:shadow="0" w:frame="0" w:color="000000"/>
             </w:tcBorders>
             <w:shd w:val="clear" w:color="auto" w:fill="FFFFFF"/>
             <w:tcMar>
@@ -2790,28 +2613,38 @@
           </w:tcPr>
           <w:p>
             <w:pPr>
-              <w:spacing w:after="120" w:line="276" w:lineRule="auto"/>
+              <w:spacing w:lineRule="auto" w:line="276" w:after="120" w:beforeAutospacing="0" w:afterAutospacing="0"/>
               <w:jc w:val="center"/>
               <w:rPr>
                 <w:rFonts w:ascii="Times New Roman" w:hAnsi="Times New Roman"/>
               </w:rPr>
             </w:pPr>
+            <w:bookmarkStart w:id="4" w:name="_dx_frag_StartFragment"/>
+            <w:bookmarkEnd w:id="4"/>
             <w:r>
               <w:rPr>
-                <w:rFonts w:ascii="Times New Roman" w:hAnsi="Times New Roman"/>
-              </w:rPr>
-              <w:t>{{row.name}}</w:t>
+                <w:rFonts w:ascii="ui-monospace" w:hAnsi="ui-monospace" w:cs="ui-monospace" w:eastAsia="ui-monospace"/>
+                <w:b w:val="0"/>
+                <w:i w:val="0"/>
+                <w:vanish w:val="0"/>
+                <w:color w:val="9699A8"/>
+                <w:sz w:val="14"/>
+                <w:szCs w:val="14"/>
+              </w:rPr>
+              <w:t>{{ row.service_name }}</w:t>
             </w:r>
+            <w:bookmarkStart w:id="5" w:name="_dx_frag_EndFragment"/>
+            <w:bookmarkEnd w:id="5"/>
           </w:p>
         </w:tc>
         <w:tc>
           <w:tcPr>
-            <w:tcW w:w="1402" w:type="dxa"/>
+            <w:tcW w:w="1635" w:type="dxa"/>
             <w:tcBorders>
-              <w:top w:val="single" w:sz="4" w:space="0" w:color="000000"/>
-              <w:left w:val="single" w:sz="4" w:space="0" w:color="000000"/>
-              <w:bottom w:val="single" w:sz="4" w:space="0" w:color="000000"/>
-              <w:right w:val="single" w:sz="4" w:space="0" w:color="000000"/>
+              <w:top w:val="single" w:sz="4" w:space="0" w:shadow="0" w:frame="0" w:color="000000"/>
+              <w:left w:val="single" w:sz="4" w:space="0" w:shadow="0" w:frame="0" w:color="000000"/>
+              <w:bottom w:val="single" w:sz="4" w:space="0" w:shadow="0" w:frame="0" w:color="000000"/>
+              <w:right w:val="single" w:sz="4" w:space="0" w:shadow="0" w:frame="0" w:color="000000"/>
             </w:tcBorders>
             <w:shd w:val="clear" w:color="auto" w:fill="FFFFFF"/>
             <w:tcMar>
@@ -2822,28 +2655,38 @@
           </w:tcPr>
           <w:p>
             <w:pPr>
-              <w:spacing w:after="120" w:line="276" w:lineRule="auto"/>
+              <w:spacing w:lineRule="auto" w:line="276" w:after="120" w:beforeAutospacing="0" w:afterAutospacing="0"/>
               <w:jc w:val="center"/>
               <w:rPr>
                 <w:rFonts w:ascii="Times New Roman" w:hAnsi="Times New Roman"/>
               </w:rPr>
             </w:pPr>
+            <w:bookmarkStart w:id="6" w:name="_dx_frag_StartFragment"/>
+            <w:bookmarkEnd w:id="6"/>
             <w:r>
               <w:rPr>
-                <w:rFonts w:ascii="Times New Roman" w:hAnsi="Times New Roman"/>
-              </w:rPr>
-              <w:t>{{row.date}}</w:t>
+                <w:rFonts w:ascii="ui-monospace" w:hAnsi="ui-monospace" w:cs="ui-monospace" w:eastAsia="ui-monospace"/>
+                <w:b w:val="0"/>
+                <w:i w:val="0"/>
+                <w:vanish w:val="0"/>
+                <w:color w:val="9699A8"/>
+                <w:sz w:val="14"/>
+                <w:szCs w:val="14"/>
+              </w:rPr>
+              <w:t>{{ row.service_date }}</w:t>
             </w:r>
+            <w:bookmarkStart w:id="7" w:name="_dx_frag_EndFragment"/>
+            <w:bookmarkEnd w:id="7"/>
           </w:p>
         </w:tc>
         <w:tc>
           <w:tcPr>
-            <w:tcW w:w="2180" w:type="dxa"/>
+            <w:tcW w:w="2076" w:type="dxa"/>
             <w:tcBorders>
-              <w:top w:val="single" w:sz="4" w:space="0" w:color="000000"/>
-              <w:left w:val="single" w:sz="4" w:space="0" w:color="000000"/>
-              <w:bottom w:val="single" w:sz="4" w:space="0" w:color="000000"/>
-              <w:right w:val="single" w:sz="4" w:space="0" w:color="000000"/>
+              <w:top w:val="single" w:sz="4" w:space="0" w:shadow="0" w:frame="0" w:color="000000"/>
+              <w:left w:val="single" w:sz="4" w:space="0" w:shadow="0" w:frame="0" w:color="000000"/>
+              <w:bottom w:val="single" w:sz="4" w:space="0" w:shadow="0" w:frame="0" w:color="000000"/>
+              <w:right w:val="single" w:sz="4" w:space="0" w:shadow="0" w:frame="0" w:color="000000"/>
             </w:tcBorders>
             <w:shd w:val="clear" w:color="auto" w:fill="FFFFFF"/>
             <w:tcMar>
@@ -2854,7 +2697,7 @@
           </w:tcPr>
           <w:p>
             <w:pPr>
-              <w:spacing w:after="120" w:line="276" w:lineRule="auto"/>
+              <w:spacing w:lineRule="auto" w:line="276" w:after="120" w:beforeAutospacing="0" w:afterAutospacing="0"/>
               <w:jc w:val="center"/>
               <w:rPr>
                 <w:rFonts w:ascii="Times New Roman" w:hAnsi="Times New Roman"/>
@@ -2872,10 +2715,10 @@
           <w:tcPr>
             <w:tcW w:w="2424" w:type="dxa"/>
             <w:tcBorders>
-              <w:top w:val="single" w:sz="4" w:space="0" w:color="000000"/>
-              <w:left w:val="single" w:sz="4" w:space="0" w:color="000000"/>
-              <w:bottom w:val="single" w:sz="4" w:space="0" w:color="000000"/>
-              <w:right w:val="single" w:sz="4" w:space="0" w:color="000000"/>
+              <w:top w:val="single" w:sz="4" w:space="0" w:shadow="0" w:frame="0" w:color="000000"/>
+              <w:left w:val="single" w:sz="4" w:space="0" w:shadow="0" w:frame="0" w:color="000000"/>
+              <w:bottom w:val="single" w:sz="4" w:space="0" w:shadow="0" w:frame="0" w:color="000000"/>
+              <w:right w:val="single" w:sz="4" w:space="0" w:shadow="0" w:frame="0" w:color="000000"/>
             </w:tcBorders>
             <w:shd w:val="clear" w:color="auto" w:fill="FFFFFF"/>
             <w:tcMar>
@@ -2886,160 +2729,51 @@
           </w:tcPr>
           <w:p>
             <w:pPr>
-              <w:spacing w:after="120" w:line="276" w:lineRule="auto"/>
+              <w:shd w:val="clear" w:fill="auto"/>
+              <w:spacing w:lineRule="auto" w:line="276" w:after="120" w:beforeAutospacing="0" w:afterAutospacing="0"/>
               <w:jc w:val="center"/>
               <w:rPr>
-                <w:rFonts w:ascii="Times New Roman" w:hAnsi="Times New Roman"/>
+                <w:rFonts w:ascii="Times New Roman" w:hAnsi="Times New Roman" w:cs="Times New Roman"/>
+                <w:sz w:val="22"/>
+                <w:szCs w:val="22"/>
               </w:rPr>
             </w:pPr>
+            <w:bookmarkStart w:id="8" w:name="_dx_frag_StartFragment"/>
+            <w:bookmarkEnd w:id="8"/>
             <w:r>
               <w:rPr>
-                <w:rFonts w:ascii="Times New Roman" w:hAnsi="Times New Roman"/>
-              </w:rPr>
-              <w:t>{{customer.short_name}}</w:t>
+                <w:rFonts w:ascii="Times New Roman" w:hAnsi="Times New Roman" w:cs="Times New Roman" w:eastAsia="ui-monospace"/>
+                <w:b w:val="0"/>
+                <w:i w:val="0"/>
+                <w:vanish w:val="0"/>
+                <w:color w:val="9699A8"/>
+                <w:sz w:val="22"/>
+                <w:szCs w:val="22"/>
+              </w:rPr>
+              <w:t>{</w:t>
             </w:r>
-          </w:p>
-        </w:tc>
-      </w:tr>
-      <w:tr>
-        <w:tc>
-          <w:tcPr>
-            <w:tcW w:w="795" w:type="dxa"/>
-            <w:tcBorders>
-              <w:top w:val="single" w:sz="4" w:space="0" w:color="000000"/>
-              <w:left w:val="single" w:sz="4" w:space="0" w:color="000000"/>
-              <w:bottom w:val="single" w:sz="4" w:space="0" w:color="000000"/>
-              <w:right w:val="single" w:sz="4" w:space="0" w:color="000000"/>
-            </w:tcBorders>
-            <w:shd w:val="clear" w:color="auto" w:fill="FFFFFF"/>
-            <w:tcMar>
-              <w:left w:w="114" w:type="dxa"/>
-              <w:right w:w="114" w:type="dxa"/>
-            </w:tcMar>
-            <w:vAlign w:val="center"/>
-          </w:tcPr>
-          <w:p>
-            <w:pPr>
-              <w:spacing w:after="120" w:line="276" w:lineRule="auto"/>
-            </w:pPr>
             <w:r>
               <w:rPr>
-                <w:rStyle w:val="1"/>
-                <w:rFonts w:ascii="Times New Roman" w:hAnsi="Times New Roman"/>
-              </w:rPr>
-              <w:t>{% endfor %}</w:t>
+                <w:rFonts w:ascii="Times New Roman" w:hAnsi="Times New Roman" w:cs="Times New Roman" w:eastAsia="ui-monospace"/>
+                <w:b w:val="0"/>
+                <w:i w:val="0"/>
+                <w:vanish w:val="0"/>
+                <w:color w:val="9699A8"/>
+                <w:sz w:val="22"/>
+                <w:szCs w:val="22"/>
+                <w:shd w:val="clear" w:color="auto" w:fill="auto"/>
+              </w:rPr>
+              <w:t>{ customer.short_name }}{% endfor %}</w:t>
             </w:r>
-          </w:p>
-        </w:tc>
-        <w:tc>
-          <w:tcPr>
-            <w:tcW w:w="2440" w:type="dxa"/>
-            <w:tcBorders>
-              <w:top w:val="single" w:sz="4" w:space="0" w:color="000000"/>
-              <w:left w:val="single" w:sz="4" w:space="0" w:color="000000"/>
-              <w:bottom w:val="single" w:sz="4" w:space="0" w:color="000000"/>
-              <w:right w:val="single" w:sz="4" w:space="0" w:color="000000"/>
-            </w:tcBorders>
-            <w:shd w:val="clear" w:color="auto" w:fill="FFFFFF"/>
-            <w:tcMar>
-              <w:left w:w="114" w:type="dxa"/>
-              <w:right w:w="114" w:type="dxa"/>
-            </w:tcMar>
-            <w:vAlign w:val="center"/>
-          </w:tcPr>
-          <w:p>
-            <w:pPr>
-              <w:spacing w:after="120" w:line="276" w:lineRule="auto"/>
-              <w:jc w:val="center"/>
-              <w:rPr>
-                <w:rFonts w:ascii="Times New Roman" w:hAnsi="Times New Roman"/>
-              </w:rPr>
-            </w:pPr>
-          </w:p>
-        </w:tc>
-        <w:tc>
-          <w:tcPr>
-            <w:tcW w:w="1402" w:type="dxa"/>
-            <w:tcBorders>
-              <w:top w:val="single" w:sz="4" w:space="0" w:color="000000"/>
-              <w:left w:val="single" w:sz="4" w:space="0" w:color="000000"/>
-              <w:bottom w:val="single" w:sz="4" w:space="0" w:color="000000"/>
-              <w:right w:val="single" w:sz="4" w:space="0" w:color="000000"/>
-            </w:tcBorders>
-            <w:shd w:val="clear" w:color="auto" w:fill="FFFFFF"/>
-            <w:tcMar>
-              <w:left w:w="114" w:type="dxa"/>
-              <w:right w:w="114" w:type="dxa"/>
-            </w:tcMar>
-            <w:vAlign w:val="center"/>
-          </w:tcPr>
-          <w:p>
-            <w:pPr>
-              <w:spacing w:after="120" w:line="276" w:lineRule="auto"/>
-              <w:jc w:val="center"/>
-              <w:rPr>
-                <w:rFonts w:ascii="Times New Roman" w:hAnsi="Times New Roman"/>
-              </w:rPr>
-            </w:pPr>
-          </w:p>
-        </w:tc>
-        <w:tc>
-          <w:tcPr>
-            <w:tcW w:w="2180" w:type="dxa"/>
-            <w:tcBorders>
-              <w:top w:val="single" w:sz="4" w:space="0" w:color="000000"/>
-              <w:left w:val="single" w:sz="4" w:space="0" w:color="000000"/>
-              <w:bottom w:val="single" w:sz="4" w:space="0" w:color="000000"/>
-              <w:right w:val="single" w:sz="4" w:space="0" w:color="000000"/>
-            </w:tcBorders>
-            <w:shd w:val="clear" w:color="auto" w:fill="FFFFFF"/>
-            <w:tcMar>
-              <w:left w:w="114" w:type="dxa"/>
-              <w:right w:w="114" w:type="dxa"/>
-            </w:tcMar>
-            <w:vAlign w:val="center"/>
-          </w:tcPr>
-          <w:p>
-            <w:pPr>
-              <w:spacing w:after="120" w:line="276" w:lineRule="auto"/>
-              <w:jc w:val="center"/>
-              <w:rPr>
-                <w:rFonts w:ascii="Times New Roman" w:hAnsi="Times New Roman"/>
-              </w:rPr>
-            </w:pPr>
-          </w:p>
-        </w:tc>
-        <w:tc>
-          <w:tcPr>
-            <w:tcW w:w="2424" w:type="dxa"/>
-            <w:tcBorders>
-              <w:top w:val="single" w:sz="4" w:space="0" w:color="000000"/>
-              <w:left w:val="single" w:sz="4" w:space="0" w:color="000000"/>
-              <w:bottom w:val="single" w:sz="4" w:space="0" w:color="000000"/>
-              <w:right w:val="single" w:sz="4" w:space="0" w:color="000000"/>
-            </w:tcBorders>
-            <w:shd w:val="clear" w:color="auto" w:fill="FFFFFF"/>
-            <w:tcMar>
-              <w:left w:w="114" w:type="dxa"/>
-              <w:right w:w="114" w:type="dxa"/>
-            </w:tcMar>
-            <w:vAlign w:val="center"/>
-          </w:tcPr>
-          <w:p>
-            <w:pPr>
-              <w:spacing w:after="120" w:line="276" w:lineRule="auto"/>
-              <w:jc w:val="center"/>
-              <w:rPr>
-                <w:rFonts w:ascii="Times New Roman" w:hAnsi="Times New Roman"/>
-              </w:rPr>
-            </w:pPr>
+            <w:bookmarkStart w:id="9" w:name="_dx_frag_EndFragment"/>
+            <w:bookmarkEnd w:id="9"/>
           </w:p>
         </w:tc>
       </w:tr>
     </w:tbl>
     <w:p>
       <w:pPr>
-        <w:spacing w:after="200" w:line="360" w:lineRule="auto"/>
+        <w:spacing w:lineRule="auto" w:line="360" w:after="200" w:beforeAutospacing="0" w:afterAutospacing="0"/>
         <w:rPr>
           <w:rFonts w:ascii="Times New Roman" w:hAnsi="Times New Roman"/>
         </w:rPr>
@@ -3060,948 +2794,1200 @@
     </w:p>
     <w:p>
       <w:pPr>
-        <w:spacing w:after="200" w:line="240" w:lineRule="auto"/>
+        <w:spacing w:lineRule="auto" w:line="240" w:after="200" w:beforeAutospacing="0" w:afterAutospacing="0"/>
         <w:jc w:val="center"/>
         <w:rPr>
           <w:rFonts w:ascii="Times New Roman" w:hAnsi="Times New Roman"/>
-          <w:b/>
-        </w:rPr>
-      </w:pPr>
-    </w:p>
-    <w:p>
-      <w:pPr>
-        <w:spacing w:after="200" w:line="276" w:lineRule="auto"/>
-        <w:rPr>
-          <w:rFonts w:ascii="Times New Roman" w:hAnsi="Times New Roman"/>
-        </w:rPr>
-      </w:pPr>
-      <w:r>
-        <w:rPr>
-          <w:rStyle w:val="1"/>
-          <w:rFonts w:ascii="Times New Roman" w:hAnsi="Times New Roman"/>
-        </w:rPr>
-        <w:t>Директор                                                                    {{ doer.function }}</w:t>
-      </w:r>
-    </w:p>
-    <w:p>
-      <w:pPr>
-        <w:spacing w:after="200" w:line="276" w:lineRule="auto"/>
-        <w:rPr>
-          <w:rFonts w:ascii="Times New Roman" w:hAnsi="Times New Roman"/>
-        </w:rPr>
-      </w:pPr>
-      <w:r>
-        <w:rPr>
-          <w:rStyle w:val="1"/>
-          <w:rFonts w:ascii="Times New Roman" w:hAnsi="Times New Roman"/>
-        </w:rPr>
-        <w:t>__________________ /{{customer.fio}}/                  __________________ /{{doer.fio}}/</w:t>
-      </w:r>
-    </w:p>
-    <w:p>
-      <w:pPr>
-        <w:spacing w:after="200" w:line="360" w:lineRule="auto"/>
+          <w:b w:val="1"/>
+        </w:rPr>
+      </w:pPr>
+    </w:p>
+    <w:p>
+      <w:pPr>
+        <w:spacing w:lineRule="auto" w:line="276" w:after="200" w:beforeAutospacing="0" w:afterAutospacing="0"/>
+        <w:rPr>
+          <w:rFonts w:ascii="Times New Roman" w:hAnsi="Times New Roman"/>
+        </w:rPr>
+      </w:pPr>
+      <w:r>
+        <w:rPr>
+          <w:rStyle w:val="C3"/>
+          <w:rFonts w:ascii="Times New Roman" w:hAnsi="Times New Roman"/>
+        </w:rPr>
+        <w:t xml:space="preserve">Директор                                                                    {{ doer.function }}</w:t>
+      </w:r>
+    </w:p>
+    <w:p>
+      <w:pPr>
+        <w:spacing w:lineRule="auto" w:line="276" w:after="200" w:beforeAutospacing="0" w:afterAutospacing="0"/>
+        <w:rPr>
+          <w:rFonts w:ascii="Times New Roman" w:hAnsi="Times New Roman"/>
+        </w:rPr>
+      </w:pPr>
+      <w:r>
+        <w:rPr>
+          <w:rStyle w:val="C3"/>
+          <w:rFonts w:ascii="Times New Roman" w:hAnsi="Times New Roman"/>
+        </w:rPr>
+        <w:t xml:space="preserve">__________________ /{{customer.fio}}/                  __________________ /{{doer.fio}}/</w:t>
+      </w:r>
+    </w:p>
+    <w:p>
+      <w:pPr>
+        <w:spacing w:lineRule="auto" w:line="360" w:after="200" w:beforeAutospacing="0" w:afterAutospacing="0"/>
         <w:ind w:firstLine="284"/>
         <w:jc w:val="center"/>
         <w:rPr>
           <w:rFonts w:ascii="Times New Roman" w:hAnsi="Times New Roman"/>
-          <w:b/>
-        </w:rPr>
-      </w:pPr>
-      <w:r>
-        <w:rPr>
-          <w:rStyle w:val="1"/>
+          <w:b w:val="1"/>
+        </w:rPr>
+      </w:pPr>
+      <w:r>
+        <w:rPr>
+          <w:rStyle w:val="C3"/>
           <w:rFonts w:ascii="Times New Roman" w:hAnsi="Times New Roman"/>
         </w:rPr>
         <w:t xml:space="preserve">М.П.                                                                             М.П.  </w:t>
       </w:r>
     </w:p>
     <w:sectPr>
-      <w:pgSz w:w="11906" w:h="16838"/>
-      <w:pgMar w:top="1134" w:right="850" w:bottom="1134" w:left="1701" w:header="708" w:footer="708" w:gutter="0"/>
-      <w:cols w:space="720"/>
+      <w:type w:val="nextPage"/>
+      <w:pgSz w:w="11906" w:h="16838" w:code="0"/>
+      <w:pgMar w:left="1701" w:right="850" w:top="1134" w:bottom="1134" w:header="708" w:footer="708" w:gutter="0"/>
+      <w:cols w:equalWidth="1" w:space="720"/>
     </w:sectPr>
   </w:body>
 </w:document>
 </file>
 
 <file path=word/numbering.xml><?xml version="1.0" encoding="utf-8"?>
-<w:numbering xmlns:wpc="http://schemas.microsoft.com/office/word/2010/wordprocessingCanvas" xmlns:cx="http://schemas.microsoft.com/office/drawing/2014/chartex" xmlns:cx1="http://schemas.microsoft.com/office/drawing/2015/9/8/chartex" xmlns:cx2="http://schemas.microsoft.com/office/drawing/2015/10/21/chartex" xmlns:cx3="http://schemas.microsoft.com/office/drawing/2016/5/9/chartex" xmlns:cx4="http://schemas.microsoft.com/office/drawing/2016/5/10/chartex" xmlns:cx5="http://schemas.microsoft.com/office/drawing/2016/5/11/chartex" xmlns:cx6="http://schemas.microsoft.com/office/drawing/2016/5/12/chartex" xmlns:cx7="http://schemas.microsoft.com/office/drawing/2016/5/13/chartex" xmlns:cx8="http://schemas.microsoft.com/office/drawing/2016/5/14/chartex" xmlns:mc="http://schemas.openxmlformats.org/markup-compatibility/2006" xmlns:aink="http://schemas.microsoft.com/office/drawing/2016/ink" xmlns:am3d="http://schemas.microsoft.com/office/drawing/2017/model3d" xmlns:o="urn:schemas-microsoft-com:office:office" xmlns:oel="http://schemas.microsoft.com/office/2019/extlst" xmlns:r="http://schemas.openxmlformats.org/officeDocument/2006/relationships" xmlns:m="http://schemas.openxmlformats.org/officeDocument/2006/math" xmlns:v="urn:schemas-microsoft-com:vml" xmlns:wp14="http://schemas.microsoft.com/office/word/2010/wordprocessingDrawing" xmlns:wp="http://schemas.openxmlformats.org/drawingml/2006/wordprocessingDrawing" xmlns:w10="urn:schemas-microsoft-com:office:word" xmlns:w="http://schemas.openxmlformats.org/wordprocessingml/2006/main" xmlns:w14="http://schemas.microsoft.com/office/word/2010/wordml" xmlns:w15="http://schemas.microsoft.com/office/word/2012/wordml" xmlns:w16cex="http://schemas.microsoft.com/office/word/2018/wordml/cex" xmlns:w16cid="http://schemas.microsoft.com/office/word/2016/wordml/cid" xmlns:w16="http://schemas.microsoft.com/office/word/2018/wordml" xmlns:w16du="http://schemas.microsoft.com/office/word/2023/wordml/word16du" xmlns:w16sdtdh="http://schemas.microsoft.com/office/word/2020/wordml/sdtdatahash" xmlns:w16sdtfl="http://schemas.microsoft.com/office/word/2024/wordml/sdtformatlock" xmlns:w16se="http://schemas.microsoft.com/office/word/2015/wordml/symex" xmlns:wpg="http://schemas.microsoft.com/office/word/2010/wordprocessingGroup" xmlns:wpi="http://schemas.microsoft.com/office/word/2010/wordprocessingInk" xmlns:wne="http://schemas.microsoft.com/office/word/2006/wordml" xmlns:wps="http://schemas.microsoft.com/office/word/2010/wordprocessingShape" mc:Ignorable="w14 w15 w16se w16cid w16 w16cex w16sdtdh w16sdtfl w16du wp14">
-  <w:abstractNum w:abstractNumId="0" w15:restartNumberingAfterBreak="0">
+<w:numbering xmlns:w="http://schemas.openxmlformats.org/wordprocessingml/2006/main">
+  <w:abstractNum w:abstractNumId="0">
     <w:nsid w:val="09937A72"/>
     <w:multiLevelType w:val="multilevel"/>
-    <w:tmpl w:val="73D631A6"/>
     <w:lvl w:ilvl="0">
       <w:start w:val="1"/>
       <w:numFmt w:val="bullet"/>
+      <w:suff w:val="tab"/>
       <w:lvlText w:val="•"/>
       <w:lvlJc w:val="left"/>
+      <w:pPr/>
+      <w:rPr/>
     </w:lvl>
     <w:lvl w:ilvl="1">
-      <w:numFmt w:val="decimal"/>
-      <w:lvlText w:val=""/>
-      <w:lvlJc w:val="left"/>
+      <w:start w:val="0"/>
+      <w:numFmt w:val="decimal"/>
+      <w:suff w:val="tab"/>
+      <w:lvlText w:val=""/>
+      <w:lvlJc w:val="left"/>
+      <w:pPr/>
+      <w:rPr/>
     </w:lvl>
     <w:lvl w:ilvl="2">
-      <w:numFmt w:val="decimal"/>
-      <w:lvlText w:val=""/>
-      <w:lvlJc w:val="left"/>
+      <w:start w:val="0"/>
+      <w:numFmt w:val="decimal"/>
+      <w:suff w:val="tab"/>
+      <w:lvlText w:val=""/>
+      <w:lvlJc w:val="left"/>
+      <w:pPr/>
+      <w:rPr/>
     </w:lvl>
     <w:lvl w:ilvl="3">
-      <w:numFmt w:val="decimal"/>
-      <w:lvlText w:val=""/>
-      <w:lvlJc w:val="left"/>
+      <w:start w:val="0"/>
+      <w:numFmt w:val="decimal"/>
+      <w:suff w:val="tab"/>
+      <w:lvlText w:val=""/>
+      <w:lvlJc w:val="left"/>
+      <w:pPr/>
+      <w:rPr/>
     </w:lvl>
     <w:lvl w:ilvl="4">
-      <w:numFmt w:val="decimal"/>
-      <w:lvlText w:val=""/>
-      <w:lvlJc w:val="left"/>
+      <w:start w:val="0"/>
+      <w:numFmt w:val="decimal"/>
+      <w:suff w:val="tab"/>
+      <w:lvlText w:val=""/>
+      <w:lvlJc w:val="left"/>
+      <w:pPr/>
+      <w:rPr/>
     </w:lvl>
     <w:lvl w:ilvl="5">
-      <w:numFmt w:val="decimal"/>
-      <w:lvlText w:val=""/>
-      <w:lvlJc w:val="left"/>
+      <w:start w:val="0"/>
+      <w:numFmt w:val="decimal"/>
+      <w:suff w:val="tab"/>
+      <w:lvlText w:val=""/>
+      <w:lvlJc w:val="left"/>
+      <w:pPr/>
+      <w:rPr/>
     </w:lvl>
     <w:lvl w:ilvl="6">
-      <w:numFmt w:val="decimal"/>
-      <w:lvlText w:val=""/>
-      <w:lvlJc w:val="left"/>
+      <w:start w:val="0"/>
+      <w:numFmt w:val="decimal"/>
+      <w:suff w:val="tab"/>
+      <w:lvlText w:val=""/>
+      <w:lvlJc w:val="left"/>
+      <w:pPr/>
+      <w:rPr/>
     </w:lvl>
     <w:lvl w:ilvl="7">
-      <w:numFmt w:val="decimal"/>
-      <w:lvlText w:val=""/>
-      <w:lvlJc w:val="left"/>
+      <w:start w:val="0"/>
+      <w:numFmt w:val="decimal"/>
+      <w:suff w:val="tab"/>
+      <w:lvlText w:val=""/>
+      <w:lvlJc w:val="left"/>
+      <w:pPr/>
+      <w:rPr/>
     </w:lvl>
     <w:lvl w:ilvl="8">
-      <w:numFmt w:val="decimal"/>
-      <w:lvlText w:val=""/>
-      <w:lvlJc w:val="left"/>
+      <w:start w:val="0"/>
+      <w:numFmt w:val="decimal"/>
+      <w:suff w:val="tab"/>
+      <w:lvlText w:val=""/>
+      <w:lvlJc w:val="left"/>
+      <w:pPr/>
+      <w:rPr/>
     </w:lvl>
   </w:abstractNum>
-  <w:abstractNum w:abstractNumId="1" w15:restartNumberingAfterBreak="0">
+  <w:abstractNum w:abstractNumId="1">
     <w:nsid w:val="297B15C6"/>
     <w:multiLevelType w:val="multilevel"/>
-    <w:tmpl w:val="1D4651BC"/>
     <w:lvl w:ilvl="0">
       <w:start w:val="1"/>
       <w:numFmt w:val="bullet"/>
+      <w:suff w:val="tab"/>
       <w:lvlText w:val="•"/>
       <w:lvlJc w:val="left"/>
+      <w:pPr/>
+      <w:rPr/>
     </w:lvl>
     <w:lvl w:ilvl="1">
-      <w:numFmt w:val="decimal"/>
-      <w:lvlText w:val=""/>
-      <w:lvlJc w:val="left"/>
+      <w:start w:val="0"/>
+      <w:numFmt w:val="decimal"/>
+      <w:suff w:val="tab"/>
+      <w:lvlText w:val=""/>
+      <w:lvlJc w:val="left"/>
+      <w:pPr/>
+      <w:rPr/>
     </w:lvl>
     <w:lvl w:ilvl="2">
-      <w:numFmt w:val="decimal"/>
-      <w:lvlText w:val=""/>
-      <w:lvlJc w:val="left"/>
+      <w:start w:val="0"/>
+      <w:numFmt w:val="decimal"/>
+      <w:suff w:val="tab"/>
+      <w:lvlText w:val=""/>
+      <w:lvlJc w:val="left"/>
+      <w:pPr/>
+      <w:rPr/>
     </w:lvl>
     <w:lvl w:ilvl="3">
-      <w:numFmt w:val="decimal"/>
-      <w:lvlText w:val=""/>
-      <w:lvlJc w:val="left"/>
+      <w:start w:val="0"/>
+      <w:numFmt w:val="decimal"/>
+      <w:suff w:val="tab"/>
+      <w:lvlText w:val=""/>
+      <w:lvlJc w:val="left"/>
+      <w:pPr/>
+      <w:rPr/>
     </w:lvl>
     <w:lvl w:ilvl="4">
-      <w:numFmt w:val="decimal"/>
-      <w:lvlText w:val=""/>
-      <w:lvlJc w:val="left"/>
+      <w:start w:val="0"/>
+      <w:numFmt w:val="decimal"/>
+      <w:suff w:val="tab"/>
+      <w:lvlText w:val=""/>
+      <w:lvlJc w:val="left"/>
+      <w:pPr/>
+      <w:rPr/>
     </w:lvl>
     <w:lvl w:ilvl="5">
-      <w:numFmt w:val="decimal"/>
-      <w:lvlText w:val=""/>
-      <w:lvlJc w:val="left"/>
+      <w:start w:val="0"/>
+      <w:numFmt w:val="decimal"/>
+      <w:suff w:val="tab"/>
+      <w:lvlText w:val=""/>
+      <w:lvlJc w:val="left"/>
+      <w:pPr/>
+      <w:rPr/>
     </w:lvl>
     <w:lvl w:ilvl="6">
-      <w:numFmt w:val="decimal"/>
-      <w:lvlText w:val=""/>
-      <w:lvlJc w:val="left"/>
+      <w:start w:val="0"/>
+      <w:numFmt w:val="decimal"/>
+      <w:suff w:val="tab"/>
+      <w:lvlText w:val=""/>
+      <w:lvlJc w:val="left"/>
+      <w:pPr/>
+      <w:rPr/>
     </w:lvl>
     <w:lvl w:ilvl="7">
-      <w:numFmt w:val="decimal"/>
-      <w:lvlText w:val=""/>
-      <w:lvlJc w:val="left"/>
+      <w:start w:val="0"/>
+      <w:numFmt w:val="decimal"/>
+      <w:suff w:val="tab"/>
+      <w:lvlText w:val=""/>
+      <w:lvlJc w:val="left"/>
+      <w:pPr/>
+      <w:rPr/>
     </w:lvl>
     <w:lvl w:ilvl="8">
-      <w:numFmt w:val="decimal"/>
-      <w:lvlText w:val=""/>
-      <w:lvlJc w:val="left"/>
+      <w:start w:val="0"/>
+      <w:numFmt w:val="decimal"/>
+      <w:suff w:val="tab"/>
+      <w:lvlText w:val=""/>
+      <w:lvlJc w:val="left"/>
+      <w:pPr/>
+      <w:rPr/>
     </w:lvl>
   </w:abstractNum>
-  <w:abstractNum w:abstractNumId="2" w15:restartNumberingAfterBreak="0">
+  <w:abstractNum w:abstractNumId="2">
     <w:nsid w:val="528F0571"/>
     <w:multiLevelType w:val="multilevel"/>
-    <w:tmpl w:val="BEF0943C"/>
     <w:lvl w:ilvl="0">
       <w:start w:val="1"/>
       <w:numFmt w:val="bullet"/>
+      <w:suff w:val="tab"/>
       <w:lvlText w:val="•"/>
       <w:lvlJc w:val="left"/>
+      <w:pPr/>
+      <w:rPr/>
     </w:lvl>
     <w:lvl w:ilvl="1">
-      <w:numFmt w:val="decimal"/>
-      <w:lvlText w:val=""/>
-      <w:lvlJc w:val="left"/>
+      <w:start w:val="0"/>
+      <w:numFmt w:val="decimal"/>
+      <w:suff w:val="tab"/>
+      <w:lvlText w:val=""/>
+      <w:lvlJc w:val="left"/>
+      <w:pPr/>
+      <w:rPr/>
     </w:lvl>
     <w:lvl w:ilvl="2">
-      <w:numFmt w:val="decimal"/>
-      <w:lvlText w:val=""/>
-      <w:lvlJc w:val="left"/>
+      <w:start w:val="0"/>
+      <w:numFmt w:val="decimal"/>
+      <w:suff w:val="tab"/>
+      <w:lvlText w:val=""/>
+      <w:lvlJc w:val="left"/>
+      <w:pPr/>
+      <w:rPr/>
     </w:lvl>
     <w:lvl w:ilvl="3">
-      <w:numFmt w:val="decimal"/>
-      <w:lvlText w:val=""/>
-      <w:lvlJc w:val="left"/>
+      <w:start w:val="0"/>
+      <w:numFmt w:val="decimal"/>
+      <w:suff w:val="tab"/>
+      <w:lvlText w:val=""/>
+      <w:lvlJc w:val="left"/>
+      <w:pPr/>
+      <w:rPr/>
     </w:lvl>
     <w:lvl w:ilvl="4">
-      <w:numFmt w:val="decimal"/>
-      <w:lvlText w:val=""/>
-      <w:lvlJc w:val="left"/>
+      <w:start w:val="0"/>
+      <w:numFmt w:val="decimal"/>
+      <w:suff w:val="tab"/>
+      <w:lvlText w:val=""/>
+      <w:lvlJc w:val="left"/>
+      <w:pPr/>
+      <w:rPr/>
     </w:lvl>
     <w:lvl w:ilvl="5">
-      <w:numFmt w:val="decimal"/>
-      <w:lvlText w:val=""/>
-      <w:lvlJc w:val="left"/>
+      <w:start w:val="0"/>
+      <w:numFmt w:val="decimal"/>
+      <w:suff w:val="tab"/>
+      <w:lvlText w:val=""/>
+      <w:lvlJc w:val="left"/>
+      <w:pPr/>
+      <w:rPr/>
     </w:lvl>
     <w:lvl w:ilvl="6">
-      <w:numFmt w:val="decimal"/>
-      <w:lvlText w:val=""/>
-      <w:lvlJc w:val="left"/>
+      <w:start w:val="0"/>
+      <w:numFmt w:val="decimal"/>
+      <w:suff w:val="tab"/>
+      <w:lvlText w:val=""/>
+      <w:lvlJc w:val="left"/>
+      <w:pPr/>
+      <w:rPr/>
     </w:lvl>
     <w:lvl w:ilvl="7">
-      <w:numFmt w:val="decimal"/>
-      <w:lvlText w:val=""/>
-      <w:lvlJc w:val="left"/>
+      <w:start w:val="0"/>
+      <w:numFmt w:val="decimal"/>
+      <w:suff w:val="tab"/>
+      <w:lvlText w:val=""/>
+      <w:lvlJc w:val="left"/>
+      <w:pPr/>
+      <w:rPr/>
     </w:lvl>
     <w:lvl w:ilvl="8">
-      <w:numFmt w:val="decimal"/>
-      <w:lvlText w:val=""/>
-      <w:lvlJc w:val="left"/>
+      <w:start w:val="0"/>
+      <w:numFmt w:val="decimal"/>
+      <w:suff w:val="tab"/>
+      <w:lvlText w:val=""/>
+      <w:lvlJc w:val="left"/>
+      <w:pPr/>
+      <w:rPr/>
     </w:lvl>
   </w:abstractNum>
-  <w:abstractNum w:abstractNumId="3" w15:restartNumberingAfterBreak="0">
+  <w:abstractNum w:abstractNumId="3">
     <w:nsid w:val="55056EEB"/>
     <w:multiLevelType w:val="multilevel"/>
-    <w:tmpl w:val="C77804EE"/>
     <w:lvl w:ilvl="0">
       <w:start w:val="1"/>
       <w:numFmt w:val="bullet"/>
+      <w:suff w:val="tab"/>
       <w:lvlText w:val="•"/>
       <w:lvlJc w:val="left"/>
+      <w:pPr/>
+      <w:rPr/>
     </w:lvl>
     <w:lvl w:ilvl="1">
-      <w:numFmt w:val="decimal"/>
-      <w:lvlText w:val=""/>
-      <w:lvlJc w:val="left"/>
+      <w:start w:val="0"/>
+      <w:numFmt w:val="decimal"/>
+      <w:suff w:val="tab"/>
+      <w:lvlText w:val=""/>
+      <w:lvlJc w:val="left"/>
+      <w:pPr/>
+      <w:rPr/>
     </w:lvl>
     <w:lvl w:ilvl="2">
-      <w:numFmt w:val="decimal"/>
-      <w:lvlText w:val=""/>
-      <w:lvlJc w:val="left"/>
+      <w:start w:val="0"/>
+      <w:numFmt w:val="decimal"/>
+      <w:suff w:val="tab"/>
+      <w:lvlText w:val=""/>
+      <w:lvlJc w:val="left"/>
+      <w:pPr/>
+      <w:rPr/>
     </w:lvl>
     <w:lvl w:ilvl="3">
-      <w:numFmt w:val="decimal"/>
-      <w:lvlText w:val=""/>
-      <w:lvlJc w:val="left"/>
+      <w:start w:val="0"/>
+      <w:numFmt w:val="decimal"/>
+      <w:suff w:val="tab"/>
+      <w:lvlText w:val=""/>
+      <w:lvlJc w:val="left"/>
+      <w:pPr/>
+      <w:rPr/>
     </w:lvl>
     <w:lvl w:ilvl="4">
-      <w:numFmt w:val="decimal"/>
-      <w:lvlText w:val=""/>
-      <w:lvlJc w:val="left"/>
+      <w:start w:val="0"/>
+      <w:numFmt w:val="decimal"/>
+      <w:suff w:val="tab"/>
+      <w:lvlText w:val=""/>
+      <w:lvlJc w:val="left"/>
+      <w:pPr/>
+      <w:rPr/>
     </w:lvl>
     <w:lvl w:ilvl="5">
-      <w:numFmt w:val="decimal"/>
-      <w:lvlText w:val=""/>
-      <w:lvlJc w:val="left"/>
+      <w:start w:val="0"/>
+      <w:numFmt w:val="decimal"/>
+      <w:suff w:val="tab"/>
+      <w:lvlText w:val=""/>
+      <w:lvlJc w:val="left"/>
+      <w:pPr/>
+      <w:rPr/>
     </w:lvl>
     <w:lvl w:ilvl="6">
-      <w:numFmt w:val="decimal"/>
-      <w:lvlText w:val=""/>
-      <w:lvlJc w:val="left"/>
+      <w:start w:val="0"/>
+      <w:numFmt w:val="decimal"/>
+      <w:suff w:val="tab"/>
+      <w:lvlText w:val=""/>
+      <w:lvlJc w:val="left"/>
+      <w:pPr/>
+      <w:rPr/>
     </w:lvl>
     <w:lvl w:ilvl="7">
-      <w:numFmt w:val="decimal"/>
-      <w:lvlText w:val=""/>
-      <w:lvlJc w:val="left"/>
+      <w:start w:val="0"/>
+      <w:numFmt w:val="decimal"/>
+      <w:suff w:val="tab"/>
+      <w:lvlText w:val=""/>
+      <w:lvlJc w:val="left"/>
+      <w:pPr/>
+      <w:rPr/>
     </w:lvl>
     <w:lvl w:ilvl="8">
-      <w:numFmt w:val="decimal"/>
-      <w:lvlText w:val=""/>
-      <w:lvlJc w:val="left"/>
+      <w:start w:val="0"/>
+      <w:numFmt w:val="decimal"/>
+      <w:suff w:val="tab"/>
+      <w:lvlText w:val=""/>
+      <w:lvlJc w:val="left"/>
+      <w:pPr/>
+      <w:rPr/>
     </w:lvl>
   </w:abstractNum>
-  <w:abstractNum w:abstractNumId="4" w15:restartNumberingAfterBreak="0">
+  <w:abstractNum w:abstractNumId="4">
     <w:nsid w:val="68537A71"/>
     <w:multiLevelType w:val="multilevel"/>
-    <w:tmpl w:val="355A4450"/>
     <w:lvl w:ilvl="0">
       <w:start w:val="1"/>
       <w:numFmt w:val="bullet"/>
+      <w:suff w:val="tab"/>
       <w:lvlText w:val="•"/>
       <w:lvlJc w:val="left"/>
+      <w:pPr/>
+      <w:rPr/>
     </w:lvl>
     <w:lvl w:ilvl="1">
-      <w:numFmt w:val="decimal"/>
-      <w:lvlText w:val=""/>
-      <w:lvlJc w:val="left"/>
+      <w:start w:val="0"/>
+      <w:numFmt w:val="decimal"/>
+      <w:suff w:val="tab"/>
+      <w:lvlText w:val=""/>
+      <w:lvlJc w:val="left"/>
+      <w:pPr/>
+      <w:rPr/>
     </w:lvl>
     <w:lvl w:ilvl="2">
-      <w:numFmt w:val="decimal"/>
-      <w:lvlText w:val=""/>
-      <w:lvlJc w:val="left"/>
+      <w:start w:val="0"/>
+      <w:numFmt w:val="decimal"/>
+      <w:suff w:val="tab"/>
+      <w:lvlText w:val=""/>
+      <w:lvlJc w:val="left"/>
+      <w:pPr/>
+      <w:rPr/>
     </w:lvl>
     <w:lvl w:ilvl="3">
-      <w:numFmt w:val="decimal"/>
-      <w:lvlText w:val=""/>
-      <w:lvlJc w:val="left"/>
+      <w:start w:val="0"/>
+      <w:numFmt w:val="decimal"/>
+      <w:suff w:val="tab"/>
+      <w:lvlText w:val=""/>
+      <w:lvlJc w:val="left"/>
+      <w:pPr/>
+      <w:rPr/>
     </w:lvl>
     <w:lvl w:ilvl="4">
-      <w:numFmt w:val="decimal"/>
-      <w:lvlText w:val=""/>
-      <w:lvlJc w:val="left"/>
+      <w:start w:val="0"/>
+      <w:numFmt w:val="decimal"/>
+      <w:suff w:val="tab"/>
+      <w:lvlText w:val=""/>
+      <w:lvlJc w:val="left"/>
+      <w:pPr/>
+      <w:rPr/>
     </w:lvl>
     <w:lvl w:ilvl="5">
-      <w:numFmt w:val="decimal"/>
-      <w:lvlText w:val=""/>
-      <w:lvlJc w:val="left"/>
+      <w:start w:val="0"/>
+      <w:numFmt w:val="decimal"/>
+      <w:suff w:val="tab"/>
+      <w:lvlText w:val=""/>
+      <w:lvlJc w:val="left"/>
+      <w:pPr/>
+      <w:rPr/>
     </w:lvl>
     <w:lvl w:ilvl="6">
-      <w:numFmt w:val="decimal"/>
-      <w:lvlText w:val=""/>
-      <w:lvlJc w:val="left"/>
+      <w:start w:val="0"/>
+      <w:numFmt w:val="decimal"/>
+      <w:suff w:val="tab"/>
+      <w:lvlText w:val=""/>
+      <w:lvlJc w:val="left"/>
+      <w:pPr/>
+      <w:rPr/>
     </w:lvl>
     <w:lvl w:ilvl="7">
-      <w:numFmt w:val="decimal"/>
-      <w:lvlText w:val=""/>
-      <w:lvlJc w:val="left"/>
+      <w:start w:val="0"/>
+      <w:numFmt w:val="decimal"/>
+      <w:suff w:val="tab"/>
+      <w:lvlText w:val=""/>
+      <w:lvlJc w:val="left"/>
+      <w:pPr/>
+      <w:rPr/>
     </w:lvl>
     <w:lvl w:ilvl="8">
-      <w:numFmt w:val="decimal"/>
-      <w:lvlText w:val=""/>
-      <w:lvlJc w:val="left"/>
+      <w:start w:val="0"/>
+      <w:numFmt w:val="decimal"/>
+      <w:suff w:val="tab"/>
+      <w:lvlText w:val=""/>
+      <w:lvlJc w:val="left"/>
+      <w:pPr/>
+      <w:rPr/>
     </w:lvl>
   </w:abstractNum>
-  <w:abstractNum w:abstractNumId="5" w15:restartNumberingAfterBreak="0">
+  <w:abstractNum w:abstractNumId="5">
     <w:nsid w:val="714F2926"/>
     <w:multiLevelType w:val="multilevel"/>
-    <w:tmpl w:val="87CE5760"/>
     <w:lvl w:ilvl="0">
       <w:start w:val="1"/>
       <w:numFmt w:val="bullet"/>
+      <w:suff w:val="tab"/>
       <w:lvlText w:val="•"/>
       <w:lvlJc w:val="left"/>
+      <w:pPr/>
+      <w:rPr/>
     </w:lvl>
     <w:lvl w:ilvl="1">
-      <w:numFmt w:val="decimal"/>
-      <w:lvlText w:val=""/>
-      <w:lvlJc w:val="left"/>
+      <w:start w:val="0"/>
+      <w:numFmt w:val="decimal"/>
+      <w:suff w:val="tab"/>
+      <w:lvlText w:val=""/>
+      <w:lvlJc w:val="left"/>
+      <w:pPr/>
+      <w:rPr/>
     </w:lvl>
     <w:lvl w:ilvl="2">
-      <w:numFmt w:val="decimal"/>
-      <w:lvlText w:val=""/>
-      <w:lvlJc w:val="left"/>
+      <w:start w:val="0"/>
+      <w:numFmt w:val="decimal"/>
+      <w:suff w:val="tab"/>
+      <w:lvlText w:val=""/>
+      <w:lvlJc w:val="left"/>
+      <w:pPr/>
+      <w:rPr/>
     </w:lvl>
     <w:lvl w:ilvl="3">
-      <w:numFmt w:val="decimal"/>
-      <w:lvlText w:val=""/>
-      <w:lvlJc w:val="left"/>
+      <w:start w:val="0"/>
+      <w:numFmt w:val="decimal"/>
+      <w:suff w:val="tab"/>
+      <w:lvlText w:val=""/>
+      <w:lvlJc w:val="left"/>
+      <w:pPr/>
+      <w:rPr/>
     </w:lvl>
     <w:lvl w:ilvl="4">
-      <w:numFmt w:val="decimal"/>
-      <w:lvlText w:val=""/>
-      <w:lvlJc w:val="left"/>
+      <w:start w:val="0"/>
+      <w:numFmt w:val="decimal"/>
+      <w:suff w:val="tab"/>
+      <w:lvlText w:val=""/>
+      <w:lvlJc w:val="left"/>
+      <w:pPr/>
+      <w:rPr/>
     </w:lvl>
     <w:lvl w:ilvl="5">
-      <w:numFmt w:val="decimal"/>
-      <w:lvlText w:val=""/>
-      <w:lvlJc w:val="left"/>
+      <w:start w:val="0"/>
+      <w:numFmt w:val="decimal"/>
+      <w:suff w:val="tab"/>
+      <w:lvlText w:val=""/>
+      <w:lvlJc w:val="left"/>
+      <w:pPr/>
+      <w:rPr/>
     </w:lvl>
     <w:lvl w:ilvl="6">
-      <w:numFmt w:val="decimal"/>
-      <w:lvlText w:val=""/>
-      <w:lvlJc w:val="left"/>
+      <w:start w:val="0"/>
+      <w:numFmt w:val="decimal"/>
+      <w:suff w:val="tab"/>
+      <w:lvlText w:val=""/>
+      <w:lvlJc w:val="left"/>
+      <w:pPr/>
+      <w:rPr/>
     </w:lvl>
     <w:lvl w:ilvl="7">
-      <w:numFmt w:val="decimal"/>
-      <w:lvlText w:val=""/>
-      <w:lvlJc w:val="left"/>
+      <w:start w:val="0"/>
+      <w:numFmt w:val="decimal"/>
+      <w:suff w:val="tab"/>
+      <w:lvlText w:val=""/>
+      <w:lvlJc w:val="left"/>
+      <w:pPr/>
+      <w:rPr/>
     </w:lvl>
     <w:lvl w:ilvl="8">
-      <w:numFmt w:val="decimal"/>
-      <w:lvlText w:val=""/>
-      <w:lvlJc w:val="left"/>
+      <w:start w:val="0"/>
+      <w:numFmt w:val="decimal"/>
+      <w:suff w:val="tab"/>
+      <w:lvlText w:val=""/>
+      <w:lvlJc w:val="left"/>
+      <w:pPr/>
+      <w:rPr/>
     </w:lvl>
   </w:abstractNum>
-  <w:abstractNum w:abstractNumId="6" w15:restartNumberingAfterBreak="0">
+  <w:abstractNum w:abstractNumId="6">
     <w:nsid w:val="720E5D0A"/>
     <w:multiLevelType w:val="multilevel"/>
-    <w:tmpl w:val="0BFAC816"/>
     <w:lvl w:ilvl="0">
       <w:start w:val="1"/>
       <w:numFmt w:val="bullet"/>
+      <w:suff w:val="tab"/>
       <w:lvlText w:val="•"/>
       <w:lvlJc w:val="left"/>
+      <w:pPr/>
+      <w:rPr/>
     </w:lvl>
     <w:lvl w:ilvl="1">
-      <w:numFmt w:val="decimal"/>
-      <w:lvlText w:val=""/>
-      <w:lvlJc w:val="left"/>
+      <w:start w:val="0"/>
+      <w:numFmt w:val="decimal"/>
+      <w:suff w:val="tab"/>
+      <w:lvlText w:val=""/>
+      <w:lvlJc w:val="left"/>
+      <w:pPr/>
+      <w:rPr/>
     </w:lvl>
     <w:lvl w:ilvl="2">
-      <w:numFmt w:val="decimal"/>
-      <w:lvlText w:val=""/>
-      <w:lvlJc w:val="left"/>
+      <w:start w:val="0"/>
+      <w:numFmt w:val="decimal"/>
+      <w:suff w:val="tab"/>
+      <w:lvlText w:val=""/>
+      <w:lvlJc w:val="left"/>
+      <w:pPr/>
+      <w:rPr/>
     </w:lvl>
     <w:lvl w:ilvl="3">
-      <w:numFmt w:val="decimal"/>
-      <w:lvlText w:val=""/>
-      <w:lvlJc w:val="left"/>
+      <w:start w:val="0"/>
+      <w:numFmt w:val="decimal"/>
+      <w:suff w:val="tab"/>
+      <w:lvlText w:val=""/>
+      <w:lvlJc w:val="left"/>
+      <w:pPr/>
+      <w:rPr/>
     </w:lvl>
     <w:lvl w:ilvl="4">
-      <w:numFmt w:val="decimal"/>
-      <w:lvlText w:val=""/>
-      <w:lvlJc w:val="left"/>
+      <w:start w:val="0"/>
+      <w:numFmt w:val="decimal"/>
+      <w:suff w:val="tab"/>
+      <w:lvlText w:val=""/>
+      <w:lvlJc w:val="left"/>
+      <w:pPr/>
+      <w:rPr/>
     </w:lvl>
     <w:lvl w:ilvl="5">
-      <w:numFmt w:val="decimal"/>
-      <w:lvlText w:val=""/>
-      <w:lvlJc w:val="left"/>
+      <w:start w:val="0"/>
+      <w:numFmt w:val="decimal"/>
+      <w:suff w:val="tab"/>
+      <w:lvlText w:val=""/>
+      <w:lvlJc w:val="left"/>
+      <w:pPr/>
+      <w:rPr/>
     </w:lvl>
     <w:lvl w:ilvl="6">
-      <w:numFmt w:val="decimal"/>
-      <w:lvlText w:val=""/>
-      <w:lvlJc w:val="left"/>
+      <w:start w:val="0"/>
+      <w:numFmt w:val="decimal"/>
+      <w:suff w:val="tab"/>
+      <w:lvlText w:val=""/>
+      <w:lvlJc w:val="left"/>
+      <w:pPr/>
+      <w:rPr/>
     </w:lvl>
     <w:lvl w:ilvl="7">
-      <w:numFmt w:val="decimal"/>
-      <w:lvlText w:val=""/>
-      <w:lvlJc w:val="left"/>
+      <w:start w:val="0"/>
+      <w:numFmt w:val="decimal"/>
+      <w:suff w:val="tab"/>
+      <w:lvlText w:val=""/>
+      <w:lvlJc w:val="left"/>
+      <w:pPr/>
+      <w:rPr/>
     </w:lvl>
     <w:lvl w:ilvl="8">
-      <w:numFmt w:val="decimal"/>
-      <w:lvlText w:val=""/>
-      <w:lvlJc w:val="left"/>
+      <w:start w:val="0"/>
+      <w:numFmt w:val="decimal"/>
+      <w:suff w:val="tab"/>
+      <w:lvlText w:val=""/>
+      <w:lvlJc w:val="left"/>
+      <w:pPr/>
+      <w:rPr/>
     </w:lvl>
   </w:abstractNum>
-  <w:num w:numId="1" w16cid:durableId="1137722324">
+  <w:num w:numId="1">
     <w:abstractNumId w:val="3"/>
   </w:num>
-  <w:num w:numId="2" w16cid:durableId="1778714449">
+  <w:num w:numId="2">
     <w:abstractNumId w:val="5"/>
   </w:num>
-  <w:num w:numId="3" w16cid:durableId="1050810821">
+  <w:num w:numId="3">
     <w:abstractNumId w:val="0"/>
   </w:num>
-  <w:num w:numId="4" w16cid:durableId="1042943165">
+  <w:num w:numId="4">
     <w:abstractNumId w:val="6"/>
   </w:num>
-  <w:num w:numId="5" w16cid:durableId="904725256">
+  <w:num w:numId="5">
     <w:abstractNumId w:val="2"/>
   </w:num>
-  <w:num w:numId="6" w16cid:durableId="892034607">
+  <w:num w:numId="6">
     <w:abstractNumId w:val="4"/>
   </w:num>
-  <w:num w:numId="7" w16cid:durableId="1526403716">
+  <w:num w:numId="7">
     <w:abstractNumId w:val="1"/>
   </w:num>
 </w:numbering>
 </file>
 
 <file path=word/styles.xml><?xml version="1.0" encoding="utf-8"?>
-<w:styles xmlns:mc="http://schemas.openxmlformats.org/markup-compatibility/2006" xmlns:r="http://schemas.openxmlformats.org/officeDocument/2006/relationships" xmlns:w="http://schemas.openxmlformats.org/wordprocessingml/2006/main" xmlns:w14="http://schemas.microsoft.com/office/word/2010/wordml" xmlns:w15="http://schemas.microsoft.com/office/word/2012/wordml" xmlns:w16cex="http://schemas.microsoft.com/office/word/2018/wordml/cex" xmlns:w16cid="http://schemas.microsoft.com/office/word/2016/wordml/cid" xmlns:w16="http://schemas.microsoft.com/office/word/2018/wordml" xmlns:w16du="http://schemas.microsoft.com/office/word/2023/wordml/word16du" xmlns:w16sdtdh="http://schemas.microsoft.com/office/word/2020/wordml/sdtdatahash" xmlns:w16sdtfl="http://schemas.microsoft.com/office/word/2024/wordml/sdtformatlock" xmlns:w16se="http://schemas.microsoft.com/office/word/2015/wordml/symex" mc:Ignorable="w14 w15 w16se w16cid w16 w16cex w16sdtdh w16sdtfl w16du">
+<w:styles xmlns:w="http://schemas.openxmlformats.org/wordprocessingml/2006/main">
   <w:docDefaults>
     <w:rPrDefault>
       <w:rPr>
-        <w:rFonts w:asciiTheme="minorHAnsi" w:eastAsia="Times New Roman" w:hAnsiTheme="minorHAnsi" w:cs="Times New Roman"/>
+        <w:rFonts w:asciiTheme="minorHAnsi" w:hAnsiTheme="minorHAnsi" w:cs="Times New Roman" w:eastAsia="Times New Roman"/>
         <w:color w:val="000000"/>
         <w:sz w:val="22"/>
-        <w:lang w:val="ru-RU" w:eastAsia="ru-RU" w:bidi="ar-SA"/>
+        <w:szCs w:val="22"/>
+        <w:lang w:val="ru-RU" w:bidi="ar-SA" w:eastAsia="ru-RU"/>
       </w:rPr>
     </w:rPrDefault>
     <w:pPrDefault>
       <w:pPr>
-        <w:spacing w:after="160" w:line="264" w:lineRule="auto"/>
+        <w:keepNext w:val="0"/>
+        <w:keepLines w:val="0"/>
+        <w:pageBreakBefore w:val="0"/>
+        <w:widowControl w:val="1"/>
+        <w:suppressLineNumbers w:val="0"/>
+        <w:shd w:val="clear" w:fill="auto"/>
+        <w:suppressAutoHyphens w:val="0"/>
+        <w:spacing w:lineRule="auto" w:line="264" w:before="0" w:after="160" w:beforeAutospacing="0" w:afterAutospacing="0"/>
+        <w:ind w:firstLine="0" w:left="0" w:right="0"/>
+        <w:contextualSpacing w:val="0"/>
+        <w:bidi w:val="0"/>
+        <w:jc w:val="left"/>
+        <w:outlineLvl w:val="9"/>
       </w:pPr>
     </w:pPrDefault>
   </w:docDefaults>
-  <w:latentStyles w:defLockedState="0" w:defUIPriority="99" w:defSemiHidden="0" w:defUnhideWhenUsed="0" w:defQFormat="0" w:count="376">
-    <w:lsdException w:name="Normal" w:uiPriority="0" w:qFormat="1"/>
-    <w:lsdException w:name="heading 1" w:uiPriority="9" w:qFormat="1"/>
-    <w:lsdException w:name="heading 2" w:uiPriority="9" w:qFormat="1"/>
-    <w:lsdException w:name="heading 3" w:uiPriority="9" w:qFormat="1"/>
-    <w:lsdException w:name="heading 4" w:uiPriority="9" w:qFormat="1"/>
-    <w:lsdException w:name="heading 5" w:uiPriority="9" w:qFormat="1"/>
-    <w:lsdException w:name="heading 6" w:semiHidden="1" w:uiPriority="9" w:unhideWhenUsed="1" w:qFormat="1"/>
-    <w:lsdException w:name="heading 7" w:semiHidden="1" w:uiPriority="9" w:unhideWhenUsed="1" w:qFormat="1"/>
-    <w:lsdException w:name="heading 8" w:semiHidden="1" w:uiPriority="9" w:unhideWhenUsed="1" w:qFormat="1"/>
-    <w:lsdException w:name="heading 9" w:semiHidden="1" w:uiPriority="9" w:unhideWhenUsed="1" w:qFormat="1"/>
-    <w:lsdException w:name="index 1" w:semiHidden="1" w:unhideWhenUsed="1"/>
-    <w:lsdException w:name="index 2" w:semiHidden="1" w:unhideWhenUsed="1"/>
-    <w:lsdException w:name="index 3" w:semiHidden="1" w:unhideWhenUsed="1"/>
-    <w:lsdException w:name="index 4" w:semiHidden="1" w:unhideWhenUsed="1"/>
-    <w:lsdException w:name="index 5" w:semiHidden="1" w:unhideWhenUsed="1"/>
-    <w:lsdException w:name="index 6" w:semiHidden="1" w:unhideWhenUsed="1"/>
-    <w:lsdException w:name="index 7" w:semiHidden="1" w:unhideWhenUsed="1"/>
-    <w:lsdException w:name="index 8" w:semiHidden="1" w:unhideWhenUsed="1"/>
-    <w:lsdException w:name="index 9" w:semiHidden="1" w:unhideWhenUsed="1"/>
-    <w:lsdException w:name="toc 1" w:uiPriority="39"/>
-    <w:lsdException w:name="toc 2" w:uiPriority="39"/>
-    <w:lsdException w:name="toc 3" w:uiPriority="39"/>
-    <w:lsdException w:name="toc 4" w:uiPriority="39"/>
-    <w:lsdException w:name="toc 5" w:uiPriority="39"/>
-    <w:lsdException w:name="toc 6" w:uiPriority="39"/>
-    <w:lsdException w:name="toc 7" w:uiPriority="39"/>
-    <w:lsdException w:name="toc 8" w:uiPriority="39"/>
-    <w:lsdException w:name="toc 9" w:uiPriority="39"/>
-    <w:lsdException w:name="Normal Indent" w:semiHidden="1" w:unhideWhenUsed="1"/>
-    <w:lsdException w:name="footnote text" w:semiHidden="1" w:unhideWhenUsed="1"/>
-    <w:lsdException w:name="annotation text" w:semiHidden="1" w:unhideWhenUsed="1"/>
-    <w:lsdException w:name="header" w:semiHidden="1" w:unhideWhenUsed="1"/>
-    <w:lsdException w:name="footer" w:semiHidden="1" w:unhideWhenUsed="1"/>
-    <w:lsdException w:name="index heading" w:semiHidden="1" w:unhideWhenUsed="1"/>
-    <w:lsdException w:name="caption" w:semiHidden="1" w:uiPriority="35" w:unhideWhenUsed="1" w:qFormat="1"/>
-    <w:lsdException w:name="table of figures" w:semiHidden="1" w:unhideWhenUsed="1"/>
-    <w:lsdException w:name="envelope address" w:semiHidden="1" w:unhideWhenUsed="1"/>
-    <w:lsdException w:name="envelope return" w:semiHidden="1" w:unhideWhenUsed="1"/>
-    <w:lsdException w:name="footnote reference" w:semiHidden="1" w:unhideWhenUsed="1"/>
-    <w:lsdException w:name="annotation reference" w:semiHidden="1" w:unhideWhenUsed="1"/>
-    <w:lsdException w:name="line number" w:semiHidden="1" w:unhideWhenUsed="1"/>
-    <w:lsdException w:name="page number" w:semiHidden="1" w:unhideWhenUsed="1"/>
-    <w:lsdException w:name="endnote reference" w:semiHidden="1" w:unhideWhenUsed="1"/>
-    <w:lsdException w:name="endnote text" w:semiHidden="1" w:unhideWhenUsed="1"/>
-    <w:lsdException w:name="table of authorities" w:semiHidden="1" w:unhideWhenUsed="1"/>
-    <w:lsdException w:name="macro" w:semiHidden="1" w:unhideWhenUsed="1"/>
-    <w:lsdException w:name="toa heading" w:semiHidden="1" w:unhideWhenUsed="1"/>
-    <w:lsdException w:name="List" w:semiHidden="1" w:unhideWhenUsed="1"/>
-    <w:lsdException w:name="List Bullet" w:semiHidden="1" w:unhideWhenUsed="1"/>
-    <w:lsdException w:name="List Number" w:semiHidden="1" w:unhideWhenUsed="1"/>
-    <w:lsdException w:name="List 2" w:semiHidden="1" w:unhideWhenUsed="1"/>
-    <w:lsdException w:name="List 3" w:semiHidden="1" w:unhideWhenUsed="1"/>
-    <w:lsdException w:name="List 4" w:semiHidden="1" w:unhideWhenUsed="1"/>
-    <w:lsdException w:name="List 5" w:semiHidden="1" w:unhideWhenUsed="1"/>
-    <w:lsdException w:name="List Bullet 2" w:semiHidden="1" w:unhideWhenUsed="1"/>
-    <w:lsdException w:name="List Bullet 3" w:semiHidden="1" w:unhideWhenUsed="1"/>
-    <w:lsdException w:name="List Bullet 4" w:semiHidden="1" w:unhideWhenUsed="1"/>
-    <w:lsdException w:name="List Bullet 5" w:semiHidden="1" w:unhideWhenUsed="1"/>
-    <w:lsdException w:name="List Number 2" w:semiHidden="1" w:unhideWhenUsed="1"/>
-    <w:lsdException w:name="List Number 3" w:semiHidden="1" w:unhideWhenUsed="1"/>
-    <w:lsdException w:name="List Number 4" w:semiHidden="1" w:unhideWhenUsed="1"/>
-    <w:lsdException w:name="List Number 5" w:semiHidden="1" w:unhideWhenUsed="1"/>
-    <w:lsdException w:name="Title" w:uiPriority="10" w:qFormat="1"/>
-    <w:lsdException w:name="Closing" w:semiHidden="1" w:unhideWhenUsed="1"/>
-    <w:lsdException w:name="Signature" w:semiHidden="1" w:unhideWhenUsed="1"/>
-    <w:lsdException w:name="Default Paragraph Font" w:semiHidden="1" w:uiPriority="1" w:unhideWhenUsed="1"/>
-    <w:lsdException w:name="Body Text" w:semiHidden="1" w:unhideWhenUsed="1"/>
-    <w:lsdException w:name="Body Text Indent" w:semiHidden="1" w:unhideWhenUsed="1"/>
-    <w:lsdException w:name="List Continue" w:semiHidden="1" w:unhideWhenUsed="1"/>
-    <w:lsdException w:name="List Continue 2" w:semiHidden="1" w:unhideWhenUsed="1"/>
-    <w:lsdException w:name="List Continue 3" w:semiHidden="1" w:unhideWhenUsed="1"/>
-    <w:lsdException w:name="List Continue 4" w:semiHidden="1" w:unhideWhenUsed="1"/>
-    <w:lsdException w:name="List Continue 5" w:semiHidden="1" w:unhideWhenUsed="1"/>
-    <w:lsdException w:name="Message Header" w:semiHidden="1" w:unhideWhenUsed="1"/>
-    <w:lsdException w:name="Subtitle" w:uiPriority="11" w:qFormat="1"/>
-    <w:lsdException w:name="Salutation" w:semiHidden="1" w:unhideWhenUsed="1"/>
-    <w:lsdException w:name="Date" w:semiHidden="1" w:unhideWhenUsed="1"/>
-    <w:lsdException w:name="Body Text First Indent" w:semiHidden="1" w:unhideWhenUsed="1"/>
-    <w:lsdException w:name="Body Text First Indent 2" w:semiHidden="1" w:unhideWhenUsed="1"/>
-    <w:lsdException w:name="Note Heading" w:semiHidden="1" w:unhideWhenUsed="1"/>
-    <w:lsdException w:name="Body Text 2" w:semiHidden="1" w:unhideWhenUsed="1"/>
-    <w:lsdException w:name="Body Text 3" w:semiHidden="1" w:unhideWhenUsed="1"/>
-    <w:lsdException w:name="Body Text Indent 2" w:semiHidden="1" w:unhideWhenUsed="1"/>
-    <w:lsdException w:name="Body Text Indent 3" w:semiHidden="1" w:unhideWhenUsed="1"/>
-    <w:lsdException w:name="Block Text" w:semiHidden="1" w:unhideWhenUsed="1"/>
-    <w:lsdException w:name="FollowedHyperlink" w:semiHidden="1" w:unhideWhenUsed="1"/>
-    <w:lsdException w:name="Strong" w:uiPriority="22" w:qFormat="1"/>
-    <w:lsdException w:name="Emphasis" w:uiPriority="20" w:qFormat="1"/>
-    <w:lsdException w:name="Document Map" w:semiHidden="1" w:unhideWhenUsed="1"/>
-    <w:lsdException w:name="Plain Text" w:semiHidden="1" w:unhideWhenUsed="1"/>
-    <w:lsdException w:name="E-mail Signature" w:semiHidden="1" w:unhideWhenUsed="1"/>
-    <w:lsdException w:name="HTML Top of Form" w:semiHidden="1" w:unhideWhenUsed="1"/>
-    <w:lsdException w:name="HTML Bottom of Form" w:semiHidden="1" w:unhideWhenUsed="1"/>
-    <w:lsdException w:name="Normal (Web)" w:semiHidden="1" w:unhideWhenUsed="1"/>
-    <w:lsdException w:name="HTML Acronym" w:semiHidden="1" w:unhideWhenUsed="1"/>
-    <w:lsdException w:name="HTML Address" w:semiHidden="1" w:unhideWhenUsed="1"/>
-    <w:lsdException w:name="HTML Cite" w:semiHidden="1" w:unhideWhenUsed="1"/>
-    <w:lsdException w:name="HTML Code" w:semiHidden="1" w:unhideWhenUsed="1"/>
-    <w:lsdException w:name="HTML Definition" w:semiHidden="1" w:unhideWhenUsed="1"/>
-    <w:lsdException w:name="HTML Keyboard" w:semiHidden="1" w:unhideWhenUsed="1"/>
-    <w:lsdException w:name="HTML Preformatted" w:semiHidden="1" w:unhideWhenUsed="1"/>
-    <w:lsdException w:name="HTML Sample" w:semiHidden="1" w:unhideWhenUsed="1"/>
-    <w:lsdException w:name="HTML Typewriter" w:semiHidden="1" w:unhideWhenUsed="1"/>
-    <w:lsdException w:name="HTML Variable" w:semiHidden="1" w:unhideWhenUsed="1"/>
-    <w:lsdException w:name="Normal Table" w:semiHidden="1" w:unhideWhenUsed="1"/>
-    <w:lsdException w:name="annotation subject" w:semiHidden="1" w:unhideWhenUsed="1"/>
-    <w:lsdException w:name="No List" w:semiHidden="1" w:unhideWhenUsed="1"/>
-    <w:lsdException w:name="Outline List 1" w:semiHidden="1" w:unhideWhenUsed="1"/>
-    <w:lsdException w:name="Outline List 2" w:semiHidden="1" w:unhideWhenUsed="1"/>
-    <w:lsdException w:name="Outline List 3" w:semiHidden="1" w:unhideWhenUsed="1"/>
-    <w:lsdException w:name="Table Simple 1" w:semiHidden="1" w:unhideWhenUsed="1"/>
-    <w:lsdException w:name="Table Simple 2" w:semiHidden="1" w:unhideWhenUsed="1"/>
-    <w:lsdException w:name="Table Simple 3" w:semiHidden="1" w:unhideWhenUsed="1"/>
-    <w:lsdException w:name="Table Classic 1" w:semiHidden="1" w:unhideWhenUsed="1"/>
-    <w:lsdException w:name="Table Classic 2" w:semiHidden="1" w:unhideWhenUsed="1"/>
-    <w:lsdException w:name="Table Classic 3" w:semiHidden="1" w:unhideWhenUsed="1"/>
-    <w:lsdException w:name="Table Classic 4" w:semiHidden="1" w:unhideWhenUsed="1"/>
-    <w:lsdException w:name="Table Colorful 1" w:semiHidden="1" w:unhideWhenUsed="1"/>
-    <w:lsdException w:name="Table Colorful 2" w:semiHidden="1" w:unhideWhenUsed="1"/>
-    <w:lsdException w:name="Table Colorful 3" w:semiHidden="1" w:unhideWhenUsed="1"/>
-    <w:lsdException w:name="Table Columns 1" w:semiHidden="1" w:unhideWhenUsed="1"/>
-    <w:lsdException w:name="Table Columns 2" w:semiHidden="1" w:unhideWhenUsed="1"/>
-    <w:lsdException w:name="Table Columns 3" w:semiHidden="1" w:unhideWhenUsed="1"/>
-    <w:lsdException w:name="Table Columns 4" w:semiHidden="1" w:unhideWhenUsed="1"/>
-    <w:lsdException w:name="Table Columns 5" w:semiHidden="1" w:unhideWhenUsed="1"/>
-    <w:lsdException w:name="Table Grid 1" w:semiHidden="1" w:unhideWhenUsed="1"/>
-    <w:lsdException w:name="Table Grid 2" w:semiHidden="1" w:unhideWhenUsed="1"/>
-    <w:lsdException w:name="Table Grid 3" w:semiHidden="1" w:unhideWhenUsed="1"/>
-    <w:lsdException w:name="Table Grid 4" w:semiHidden="1" w:unhideWhenUsed="1"/>
-    <w:lsdException w:name="Table Grid 5" w:semiHidden="1" w:unhideWhenUsed="1"/>
-    <w:lsdException w:name="Table Grid 6" w:semiHidden="1" w:unhideWhenUsed="1"/>
-    <w:lsdException w:name="Table Grid 7" w:semiHidden="1" w:unhideWhenUsed="1"/>
-    <w:lsdException w:name="Table Grid 8" w:semiHidden="1" w:unhideWhenUsed="1"/>
-    <w:lsdException w:name="Table List 1" w:semiHidden="1" w:unhideWhenUsed="1"/>
-    <w:lsdException w:name="Table List 2" w:semiHidden="1" w:unhideWhenUsed="1"/>
-    <w:lsdException w:name="Table List 3" w:semiHidden="1" w:unhideWhenUsed="1"/>
-    <w:lsdException w:name="Table List 4" w:semiHidden="1" w:unhideWhenUsed="1"/>
-    <w:lsdException w:name="Table List 5" w:semiHidden="1" w:unhideWhenUsed="1"/>
-    <w:lsdException w:name="Table List 6" w:semiHidden="1" w:unhideWhenUsed="1"/>
-    <w:lsdException w:name="Table List 7" w:semiHidden="1" w:unhideWhenUsed="1"/>
-    <w:lsdException w:name="Table List 8" w:semiHidden="1" w:unhideWhenUsed="1"/>
-    <w:lsdException w:name="Table 3D effects 1" w:semiHidden="1" w:unhideWhenUsed="1"/>
-    <w:lsdException w:name="Table 3D effects 2" w:semiHidden="1" w:unhideWhenUsed="1"/>
-    <w:lsdException w:name="Table 3D effects 3" w:semiHidden="1" w:unhideWhenUsed="1"/>
-    <w:lsdException w:name="Table Contemporary" w:semiHidden="1" w:unhideWhenUsed="1"/>
-    <w:lsdException w:name="Table Elegant" w:semiHidden="1" w:unhideWhenUsed="1"/>
-    <w:lsdException w:name="Table Professional" w:semiHidden="1" w:unhideWhenUsed="1"/>
-    <w:lsdException w:name="Table Subtle 1" w:semiHidden="1" w:unhideWhenUsed="1"/>
-    <w:lsdException w:name="Table Subtle 2" w:semiHidden="1" w:unhideWhenUsed="1"/>
-    <w:lsdException w:name="Table Web 1" w:semiHidden="1" w:unhideWhenUsed="1"/>
-    <w:lsdException w:name="Table Web 2" w:semiHidden="1" w:unhideWhenUsed="1"/>
-    <w:lsdException w:name="Table Web 3" w:semiHidden="1" w:unhideWhenUsed="1"/>
-    <w:lsdException w:name="Balloon Text" w:semiHidden="1" w:unhideWhenUsed="1"/>
-    <w:lsdException w:name="Table Grid" w:uiPriority="39"/>
-    <w:lsdException w:name="Table Theme" w:semiHidden="1" w:unhideWhenUsed="1"/>
-    <w:lsdException w:name="Placeholder Text" w:semiHidden="1"/>
-    <w:lsdException w:name="No Spacing" w:uiPriority="1" w:qFormat="1"/>
-    <w:lsdException w:name="Light Shading" w:uiPriority="60"/>
-    <w:lsdException w:name="Light List" w:uiPriority="61"/>
-    <w:lsdException w:name="Light Grid" w:uiPriority="62"/>
-    <w:lsdException w:name="Medium Shading 1" w:uiPriority="63"/>
-    <w:lsdException w:name="Medium Shading 2" w:uiPriority="64"/>
-    <w:lsdException w:name="Medium List 1" w:uiPriority="65"/>
-    <w:lsdException w:name="Medium List 2" w:uiPriority="66"/>
-    <w:lsdException w:name="Medium Grid 1" w:uiPriority="67"/>
-    <w:lsdException w:name="Medium Grid 2" w:uiPriority="68"/>
-    <w:lsdException w:name="Medium Grid 3" w:uiPriority="69"/>
-    <w:lsdException w:name="Dark List" w:uiPriority="70"/>
-    <w:lsdException w:name="Colorful Shading" w:uiPriority="71"/>
-    <w:lsdException w:name="Colorful List" w:uiPriority="72"/>
-    <w:lsdException w:name="Colorful Grid" w:uiPriority="73"/>
-    <w:lsdException w:name="Light Shading Accent 1" w:uiPriority="60"/>
-    <w:lsdException w:name="Light List Accent 1" w:uiPriority="61"/>
-    <w:lsdException w:name="Light Grid Accent 1" w:uiPriority="62"/>
-    <w:lsdException w:name="Medium Shading 1 Accent 1" w:uiPriority="63"/>
-    <w:lsdException w:name="Medium Shading 2 Accent 1" w:uiPriority="64"/>
-    <w:lsdException w:name="Medium List 1 Accent 1" w:uiPriority="65"/>
-    <w:lsdException w:name="Revision" w:semiHidden="1"/>
-    <w:lsdException w:name="List Paragraph" w:uiPriority="34" w:qFormat="1"/>
-    <w:lsdException w:name="Quote" w:uiPriority="29" w:qFormat="1"/>
-    <w:lsdException w:name="Intense Quote" w:uiPriority="30" w:qFormat="1"/>
-    <w:lsdException w:name="Medium List 2 Accent 1" w:uiPriority="66"/>
-    <w:lsdException w:name="Medium Grid 1 Accent 1" w:uiPriority="67"/>
-    <w:lsdException w:name="Medium Grid 2 Accent 1" w:uiPriority="68"/>
-    <w:lsdException w:name="Medium Grid 3 Accent 1" w:uiPriority="69"/>
-    <w:lsdException w:name="Dark List Accent 1" w:uiPriority="70"/>
-    <w:lsdException w:name="Colorful Shading Accent 1" w:uiPriority="71"/>
-    <w:lsdException w:name="Colorful List Accent 1" w:uiPriority="72"/>
-    <w:lsdException w:name="Colorful Grid Accent 1" w:uiPriority="73"/>
-    <w:lsdException w:name="Light Shading Accent 2" w:uiPriority="60"/>
-    <w:lsdException w:name="Light List Accent 2" w:uiPriority="61"/>
-    <w:lsdException w:name="Light Grid Accent 2" w:uiPriority="62"/>
-    <w:lsdException w:name="Medium Shading 1 Accent 2" w:uiPriority="63"/>
-    <w:lsdException w:name="Medium Shading 2 Accent 2" w:uiPriority="64"/>
-    <w:lsdException w:name="Medium List 1 Accent 2" w:uiPriority="65"/>
-    <w:lsdException w:name="Medium List 2 Accent 2" w:uiPriority="66"/>
-    <w:lsdException w:name="Medium Grid 1 Accent 2" w:uiPriority="67"/>
-    <w:lsdException w:name="Medium Grid 2 Accent 2" w:uiPriority="68"/>
-    <w:lsdException w:name="Medium Grid 3 Accent 2" w:uiPriority="69"/>
-    <w:lsdException w:name="Dark List Accent 2" w:uiPriority="70"/>
-    <w:lsdException w:name="Colorful Shading Accent 2" w:uiPriority="71"/>
-    <w:lsdException w:name="Colorful List Accent 2" w:uiPriority="72"/>
-    <w:lsdException w:name="Colorful Grid Accent 2" w:uiPriority="73"/>
-    <w:lsdException w:name="Light Shading Accent 3" w:uiPriority="60"/>
-    <w:lsdException w:name="Light List Accent 3" w:uiPriority="61"/>
-    <w:lsdException w:name="Light Grid Accent 3" w:uiPriority="62"/>
-    <w:lsdException w:name="Medium Shading 1 Accent 3" w:uiPriority="63"/>
-    <w:lsdException w:name="Medium Shading 2 Accent 3" w:uiPriority="64"/>
-    <w:lsdException w:name="Medium List 1 Accent 3" w:uiPriority="65"/>
-    <w:lsdException w:name="Medium List 2 Accent 3" w:uiPriority="66"/>
-    <w:lsdException w:name="Medium Grid 1 Accent 3" w:uiPriority="67"/>
-    <w:lsdException w:name="Medium Grid 2 Accent 3" w:uiPriority="68"/>
-    <w:lsdException w:name="Medium Grid 3 Accent 3" w:uiPriority="69"/>
-    <w:lsdException w:name="Dark List Accent 3" w:uiPriority="70"/>
-    <w:lsdException w:name="Colorful Shading Accent 3" w:uiPriority="71"/>
-    <w:lsdException w:name="Colorful List Accent 3" w:uiPriority="72"/>
-    <w:lsdException w:name="Colorful Grid Accent 3" w:uiPriority="73"/>
-    <w:lsdException w:name="Light Shading Accent 4" w:uiPriority="60"/>
-    <w:lsdException w:name="Light List Accent 4" w:uiPriority="61"/>
-    <w:lsdException w:name="Light Grid Accent 4" w:uiPriority="62"/>
-    <w:lsdException w:name="Medium Shading 1 Accent 4" w:uiPriority="63"/>
-    <w:lsdException w:name="Medium Shading 2 Accent 4" w:uiPriority="64"/>
-    <w:lsdException w:name="Medium List 1 Accent 4" w:uiPriority="65"/>
-    <w:lsdException w:name="Medium List 2 Accent 4" w:uiPriority="66"/>
-    <w:lsdException w:name="Medium Grid 1 Accent 4" w:uiPriority="67"/>
-    <w:lsdException w:name="Medium Grid 2 Accent 4" w:uiPriority="68"/>
-    <w:lsdException w:name="Medium Grid 3 Accent 4" w:uiPriority="69"/>
-    <w:lsdException w:name="Dark List Accent 4" w:uiPriority="70"/>
-    <w:lsdException w:name="Colorful Shading Accent 4" w:uiPriority="71"/>
-    <w:lsdException w:name="Colorful List Accent 4" w:uiPriority="72"/>
-    <w:lsdException w:name="Colorful Grid Accent 4" w:uiPriority="73"/>
-    <w:lsdException w:name="Light Shading Accent 5" w:uiPriority="60"/>
-    <w:lsdException w:name="Light List Accent 5" w:uiPriority="61"/>
-    <w:lsdException w:name="Light Grid Accent 5" w:uiPriority="62"/>
-    <w:lsdException w:name="Medium Shading 1 Accent 5" w:uiPriority="63"/>
-    <w:lsdException w:name="Medium Shading 2 Accent 5" w:uiPriority="64"/>
-    <w:lsdException w:name="Medium List 1 Accent 5" w:uiPriority="65"/>
-    <w:lsdException w:name="Medium List 2 Accent 5" w:uiPriority="66"/>
-    <w:lsdException w:name="Medium Grid 1 Accent 5" w:uiPriority="67"/>
-    <w:lsdException w:name="Medium Grid 2 Accent 5" w:uiPriority="68"/>
-    <w:lsdException w:name="Medium Grid 3 Accent 5" w:uiPriority="69"/>
-    <w:lsdException w:name="Dark List Accent 5" w:uiPriority="70"/>
-    <w:lsdException w:name="Colorful Shading Accent 5" w:uiPriority="71"/>
-    <w:lsdException w:name="Colorful List Accent 5" w:uiPriority="72"/>
-    <w:lsdException w:name="Colorful Grid Accent 5" w:uiPriority="73"/>
-    <w:lsdException w:name="Light Shading Accent 6" w:uiPriority="60"/>
-    <w:lsdException w:name="Light List Accent 6" w:uiPriority="61"/>
-    <w:lsdException w:name="Light Grid Accent 6" w:uiPriority="62"/>
-    <w:lsdException w:name="Medium Shading 1 Accent 6" w:uiPriority="63"/>
-    <w:lsdException w:name="Medium Shading 2 Accent 6" w:uiPriority="64"/>
-    <w:lsdException w:name="Medium List 1 Accent 6" w:uiPriority="65"/>
-    <w:lsdException w:name="Medium List 2 Accent 6" w:uiPriority="66"/>
-    <w:lsdException w:name="Medium Grid 1 Accent 6" w:uiPriority="67"/>
-    <w:lsdException w:name="Medium Grid 2 Accent 6" w:uiPriority="68"/>
-    <w:lsdException w:name="Medium Grid 3 Accent 6" w:uiPriority="69"/>
-    <w:lsdException w:name="Dark List Accent 6" w:uiPriority="70"/>
-    <w:lsdException w:name="Colorful Shading Accent 6" w:uiPriority="71"/>
-    <w:lsdException w:name="Colorful List Accent 6" w:uiPriority="72"/>
-    <w:lsdException w:name="Colorful Grid Accent 6" w:uiPriority="73"/>
-    <w:lsdException w:name="Subtle Emphasis" w:uiPriority="19" w:qFormat="1"/>
-    <w:lsdException w:name="Intense Emphasis" w:uiPriority="21" w:qFormat="1"/>
-    <w:lsdException w:name="Subtle Reference" w:uiPriority="31" w:qFormat="1"/>
-    <w:lsdException w:name="Intense Reference" w:uiPriority="32" w:qFormat="1"/>
-    <w:lsdException w:name="Book Title" w:uiPriority="33" w:qFormat="1"/>
-    <w:lsdException w:name="Bibliography" w:semiHidden="1" w:uiPriority="37" w:unhideWhenUsed="1"/>
-    <w:lsdException w:name="TOC Heading" w:semiHidden="1" w:uiPriority="39" w:unhideWhenUsed="1" w:qFormat="1"/>
-    <w:lsdException w:name="Plain Table 1" w:uiPriority="41"/>
-    <w:lsdException w:name="Plain Table 2" w:uiPriority="42"/>
-    <w:lsdException w:name="Plain Table 3" w:uiPriority="43"/>
-    <w:lsdException w:name="Plain Table 4" w:uiPriority="44"/>
-    <w:lsdException w:name="Plain Table 5" w:uiPriority="45"/>
-    <w:lsdException w:name="Grid Table Light" w:uiPriority="40"/>
-    <w:lsdException w:name="Grid Table 1 Light" w:uiPriority="46"/>
-    <w:lsdException w:name="Grid Table 2" w:uiPriority="47"/>
-    <w:lsdException w:name="Grid Table 3" w:uiPriority="48"/>
-    <w:lsdException w:name="Grid Table 4" w:uiPriority="49"/>
-    <w:lsdException w:name="Grid Table 5 Dark" w:uiPriority="50"/>
-    <w:lsdException w:name="Grid Table 6 Colorful" w:uiPriority="51"/>
-    <w:lsdException w:name="Grid Table 7 Colorful" w:uiPriority="52"/>
-    <w:lsdException w:name="Grid Table 1 Light Accent 1" w:uiPriority="46"/>
-    <w:lsdException w:name="Grid Table 2 Accent 1" w:uiPriority="47"/>
-    <w:lsdException w:name="Grid Table 3 Accent 1" w:uiPriority="48"/>
-    <w:lsdException w:name="Grid Table 4 Accent 1" w:uiPriority="49"/>
-    <w:lsdException w:name="Grid Table 5 Dark Accent 1" w:uiPriority="50"/>
-    <w:lsdException w:name="Grid Table 6 Colorful Accent 1" w:uiPriority="51"/>
-    <w:lsdException w:name="Grid Table 7 Colorful Accent 1" w:uiPriority="52"/>
-    <w:lsdException w:name="Grid Table 1 Light Accent 2" w:uiPriority="46"/>
-    <w:lsdException w:name="Grid Table 2 Accent 2" w:uiPriority="47"/>
-    <w:lsdException w:name="Grid Table 3 Accent 2" w:uiPriority="48"/>
-    <w:lsdException w:name="Grid Table 4 Accent 2" w:uiPriority="49"/>
-    <w:lsdException w:name="Grid Table 5 Dark Accent 2" w:uiPriority="50"/>
-    <w:lsdException w:name="Grid Table 6 Colorful Accent 2" w:uiPriority="51"/>
-    <w:lsdException w:name="Grid Table 7 Colorful Accent 2" w:uiPriority="52"/>
-    <w:lsdException w:name="Grid Table 1 Light Accent 3" w:uiPriority="46"/>
-    <w:lsdException w:name="Grid Table 2 Accent 3" w:uiPriority="47"/>
-    <w:lsdException w:name="Grid Table 3 Accent 3" w:uiPriority="48"/>
-    <w:lsdException w:name="Grid Table 4 Accent 3" w:uiPriority="49"/>
-    <w:lsdException w:name="Grid Table 5 Dark Accent 3" w:uiPriority="50"/>
-    <w:lsdException w:name="Grid Table 6 Colorful Accent 3" w:uiPriority="51"/>
-    <w:lsdException w:name="Grid Table 7 Colorful Accent 3" w:uiPriority="52"/>
-    <w:lsdException w:name="Grid Table 1 Light Accent 4" w:uiPriority="46"/>
-    <w:lsdException w:name="Grid Table 2 Accent 4" w:uiPriority="47"/>
-    <w:lsdException w:name="Grid Table 3 Accent 4" w:uiPriority="48"/>
-    <w:lsdException w:name="Grid Table 4 Accent 4" w:uiPriority="49"/>
-    <w:lsdException w:name="Grid Table 5 Dark Accent 4" w:uiPriority="50"/>
-    <w:lsdException w:name="Grid Table 6 Colorful Accent 4" w:uiPriority="51"/>
-    <w:lsdException w:name="Grid Table 7 Colorful Accent 4" w:uiPriority="52"/>
-    <w:lsdException w:name="Grid Table 1 Light Accent 5" w:uiPriority="46"/>
-    <w:lsdException w:name="Grid Table 2 Accent 5" w:uiPriority="47"/>
-    <w:lsdException w:name="Grid Table 3 Accent 5" w:uiPriority="48"/>
-    <w:lsdException w:name="Grid Table 4 Accent 5" w:uiPriority="49"/>
-    <w:lsdException w:name="Grid Table 5 Dark Accent 5" w:uiPriority="50"/>
-    <w:lsdException w:name="Grid Table 6 Colorful Accent 5" w:uiPriority="51"/>
-    <w:lsdException w:name="Grid Table 7 Colorful Accent 5" w:uiPriority="52"/>
-    <w:lsdException w:name="Grid Table 1 Light Accent 6" w:uiPriority="46"/>
-    <w:lsdException w:name="Grid Table 2 Accent 6" w:uiPriority="47"/>
-    <w:lsdException w:name="Grid Table 3 Accent 6" w:uiPriority="48"/>
-    <w:lsdException w:name="Grid Table 4 Accent 6" w:uiPriority="49"/>
-    <w:lsdException w:name="Grid Table 5 Dark Accent 6" w:uiPriority="50"/>
-    <w:lsdException w:name="Grid Table 6 Colorful Accent 6" w:uiPriority="51"/>
-    <w:lsdException w:name="Grid Table 7 Colorful Accent 6" w:uiPriority="52"/>
-    <w:lsdException w:name="List Table 1 Light" w:uiPriority="46"/>
-    <w:lsdException w:name="List Table 2" w:uiPriority="47"/>
-    <w:lsdException w:name="List Table 3" w:uiPriority="48"/>
-    <w:lsdException w:name="List Table 4" w:uiPriority="49"/>
-    <w:lsdException w:name="List Table 5 Dark" w:uiPriority="50"/>
-    <w:lsdException w:name="List Table 6 Colorful" w:uiPriority="51"/>
-    <w:lsdException w:name="List Table 7 Colorful" w:uiPriority="52"/>
-    <w:lsdException w:name="List Table 1 Light Accent 1" w:uiPriority="46"/>
-    <w:lsdException w:name="List Table 2 Accent 1" w:uiPriority="47"/>
-    <w:lsdException w:name="List Table 3 Accent 1" w:uiPriority="48"/>
-    <w:lsdException w:name="List Table 4 Accent 1" w:uiPriority="49"/>
-    <w:lsdException w:name="List Table 5 Dark Accent 1" w:uiPriority="50"/>
-    <w:lsdException w:name="List Table 6 Colorful Accent 1" w:uiPriority="51"/>
-    <w:lsdException w:name="List Table 7 Colorful Accent 1" w:uiPriority="52"/>
-    <w:lsdException w:name="List Table 1 Light Accent 2" w:uiPriority="46"/>
-    <w:lsdException w:name="List Table 2 Accent 2" w:uiPriority="47"/>
-    <w:lsdException w:name="List Table 3 Accent 2" w:uiPriority="48"/>
-    <w:lsdException w:name="List Table 4 Accent 2" w:uiPriority="49"/>
-    <w:lsdException w:name="List Table 5 Dark Accent 2" w:uiPriority="50"/>
-    <w:lsdException w:name="List Table 6 Colorful Accent 2" w:uiPriority="51"/>
-    <w:lsdException w:name="List Table 7 Colorful Accent 2" w:uiPriority="52"/>
-    <w:lsdException w:name="List Table 1 Light Accent 3" w:uiPriority="46"/>
-    <w:lsdException w:name="List Table 2 Accent 3" w:uiPriority="47"/>
-    <w:lsdException w:name="List Table 3 Accent 3" w:uiPriority="48"/>
-    <w:lsdException w:name="List Table 4 Accent 3" w:uiPriority="49"/>
-    <w:lsdException w:name="List Table 5 Dark Accent 3" w:uiPriority="50"/>
-    <w:lsdException w:name="List Table 6 Colorful Accent 3" w:uiPriority="51"/>
-    <w:lsdException w:name="List Table 7 Colorful Accent 3" w:uiPriority="52"/>
-    <w:lsdException w:name="List Table 1 Light Accent 4" w:uiPriority="46"/>
-    <w:lsdException w:name="List Table 2 Accent 4" w:uiPriority="47"/>
-    <w:lsdException w:name="List Table 3 Accent 4" w:uiPriority="48"/>
-    <w:lsdException w:name="List Table 4 Accent 4" w:uiPriority="49"/>
-    <w:lsdException w:name="List Table 5 Dark Accent 4" w:uiPriority="50"/>
-    <w:lsdException w:name="List Table 6 Colorful Accent 4" w:uiPriority="51"/>
-    <w:lsdException w:name="List Table 7 Colorful Accent 4" w:uiPriority="52"/>
-    <w:lsdException w:name="List Table 1 Light Accent 5" w:uiPriority="46"/>
-    <w:lsdException w:name="List Table 2 Accent 5" w:uiPriority="47"/>
-    <w:lsdException w:name="List Table 3 Accent 5" w:uiPriority="48"/>
-    <w:lsdException w:name="List Table 4 Accent 5" w:uiPriority="49"/>
-    <w:lsdException w:name="List Table 5 Dark Accent 5" w:uiPriority="50"/>
-    <w:lsdException w:name="List Table 6 Colorful Accent 5" w:uiPriority="51"/>
-    <w:lsdException w:name="List Table 7 Colorful Accent 5" w:uiPriority="52"/>
-    <w:lsdException w:name="List Table 1 Light Accent 6" w:uiPriority="46"/>
-    <w:lsdException w:name="List Table 2 Accent 6" w:uiPriority="47"/>
-    <w:lsdException w:name="List Table 3 Accent 6" w:uiPriority="48"/>
-    <w:lsdException w:name="List Table 4 Accent 6" w:uiPriority="49"/>
-    <w:lsdException w:name="List Table 5 Dark Accent 6" w:uiPriority="50"/>
-    <w:lsdException w:name="List Table 6 Colorful Accent 6" w:uiPriority="51"/>
-    <w:lsdException w:name="List Table 7 Colorful Accent 6" w:uiPriority="52"/>
-    <w:lsdException w:name="Mention" w:semiHidden="1" w:unhideWhenUsed="1"/>
-    <w:lsdException w:name="Smart Hyperlink" w:semiHidden="1" w:unhideWhenUsed="1"/>
-    <w:lsdException w:name="Hashtag" w:semiHidden="1" w:unhideWhenUsed="1"/>
-    <w:lsdException w:name="Unresolved Mention" w:semiHidden="1" w:unhideWhenUsed="1"/>
-    <w:lsdException w:name="Smart Link" w:semiHidden="1" w:unhideWhenUsed="1"/>
-  </w:latentStyles>
-  <w:style w:type="paragraph" w:default="1" w:styleId="a">
+  <w:style w:type="paragraph" w:styleId="P0" w:default="1">
     <w:name w:val="Normal"/>
-    <w:link w:val="1"/>
     <w:qFormat/>
-  </w:style>
-  <w:style w:type="paragraph" w:styleId="10">
-    <w:name w:val="heading 1"/>
-    <w:next w:val="a"/>
-    <w:link w:val="11"/>
-    <w:uiPriority w:val="9"/>
+    <w:pPr/>
+    <w:rPr/>
+  </w:style>
+  <w:style w:type="paragraph" w:styleId="P1">
+    <w:name w:val="Heading 1"/>
+    <w:next w:val="P0"/>
+    <w:link w:val="C12"/>
     <w:qFormat/>
     <w:pPr>
-      <w:spacing w:before="120" w:after="120"/>
+      <w:spacing w:before="120" w:after="120" w:beforeAutospacing="0" w:afterAutospacing="0"/>
       <w:jc w:val="both"/>
       <w:outlineLvl w:val="0"/>
     </w:pPr>
     <w:rPr>
       <w:rFonts w:ascii="XO Thames" w:hAnsi="XO Thames"/>
-      <w:b/>
+      <w:b w:val="1"/>
       <w:sz w:val="32"/>
     </w:rPr>
   </w:style>
-  <w:style w:type="paragraph" w:styleId="2">
-    <w:name w:val="heading 2"/>
-    <w:next w:val="a"/>
-    <w:link w:val="20"/>
-    <w:uiPriority w:val="9"/>
+  <w:style w:type="paragraph" w:styleId="P2">
+    <w:name w:val="Heading 2"/>
+    <w:next w:val="P0"/>
+    <w:link w:val="C23"/>
     <w:qFormat/>
     <w:pPr>
-      <w:spacing w:before="120" w:after="120"/>
+      <w:spacing w:before="120" w:after="120" w:beforeAutospacing="0" w:afterAutospacing="0"/>
       <w:jc w:val="both"/>
       <w:outlineLvl w:val="1"/>
     </w:pPr>
     <w:rPr>
       <w:rFonts w:ascii="XO Thames" w:hAnsi="XO Thames"/>
-      <w:b/>
+      <w:b w:val="1"/>
       <w:sz w:val="28"/>
     </w:rPr>
   </w:style>
-  <w:style w:type="paragraph" w:styleId="3">
-    <w:name w:val="heading 3"/>
-    <w:next w:val="a"/>
-    <w:link w:val="30"/>
-    <w:uiPriority w:val="9"/>
+  <w:style w:type="paragraph" w:styleId="P3">
+    <w:name w:val="Heading 3"/>
+    <w:next w:val="P0"/>
+    <w:link w:val="C9"/>
     <w:qFormat/>
     <w:pPr>
-      <w:spacing w:before="120" w:after="120"/>
+      <w:spacing w:before="120" w:after="120" w:beforeAutospacing="0" w:afterAutospacing="0"/>
       <w:jc w:val="both"/>
       <w:outlineLvl w:val="2"/>
     </w:pPr>
     <w:rPr>
       <w:rFonts w:ascii="XO Thames" w:hAnsi="XO Thames"/>
-      <w:b/>
+      <w:b w:val="1"/>
       <w:sz w:val="26"/>
     </w:rPr>
   </w:style>
-  <w:style w:type="paragraph" w:styleId="4">
-    <w:name w:val="heading 4"/>
-    <w:next w:val="a"/>
-    <w:link w:val="40"/>
-    <w:uiPriority w:val="9"/>
+  <w:style w:type="paragraph" w:styleId="P4">
+    <w:name w:val="Heading 4"/>
+    <w:next w:val="P0"/>
+    <w:link w:val="C22"/>
     <w:qFormat/>
     <w:pPr>
-      <w:spacing w:before="120" w:after="120"/>
+      <w:spacing w:before="120" w:after="120" w:beforeAutospacing="0" w:afterAutospacing="0"/>
       <w:jc w:val="both"/>
       <w:outlineLvl w:val="3"/>
     </w:pPr>
     <w:rPr>
       <w:rFonts w:ascii="XO Thames" w:hAnsi="XO Thames"/>
-      <w:b/>
+      <w:b w:val="1"/>
       <w:sz w:val="24"/>
     </w:rPr>
   </w:style>
-  <w:style w:type="paragraph" w:styleId="5">
-    <w:name w:val="heading 5"/>
-    <w:next w:val="a"/>
-    <w:link w:val="50"/>
-    <w:uiPriority w:val="9"/>
+  <w:style w:type="paragraph" w:styleId="P5">
+    <w:name w:val="Heading 5"/>
+    <w:next w:val="P0"/>
+    <w:link w:val="C11"/>
     <w:qFormat/>
     <w:pPr>
-      <w:spacing w:before="120" w:after="120"/>
+      <w:spacing w:before="120" w:after="120" w:beforeAutospacing="0" w:afterAutospacing="0"/>
       <w:jc w:val="both"/>
       <w:outlineLvl w:val="4"/>
     </w:pPr>
     <w:rPr>
       <w:rFonts w:ascii="XO Thames" w:hAnsi="XO Thames"/>
-      <w:b/>
+      <w:b w:val="1"/>
     </w:rPr>
   </w:style>
-  <w:style w:type="character" w:default="1" w:styleId="a0">
+  <w:style w:type="paragraph" w:styleId="P6">
+    <w:name w:val="TOC 2"/>
+    <w:next w:val="P0"/>
+    <w:link w:val="C4"/>
+    <w:pPr>
+      <w:ind w:left="200"/>
+    </w:pPr>
+    <w:rPr>
+      <w:rFonts w:ascii="XO Thames" w:hAnsi="XO Thames"/>
+      <w:sz w:val="28"/>
+    </w:rPr>
+  </w:style>
+  <w:style w:type="paragraph" w:styleId="P7">
+    <w:name w:val="TOC 4"/>
+    <w:next w:val="P0"/>
+    <w:link w:val="C5"/>
+    <w:pPr>
+      <w:ind w:left="600"/>
+    </w:pPr>
+    <w:rPr>
+      <w:rFonts w:ascii="XO Thames" w:hAnsi="XO Thames"/>
+      <w:sz w:val="28"/>
+    </w:rPr>
+  </w:style>
+  <w:style w:type="paragraph" w:styleId="P8">
+    <w:name w:val="TOC 6"/>
+    <w:next w:val="P0"/>
+    <w:link w:val="C6"/>
+    <w:pPr>
+      <w:ind w:left="1000"/>
+    </w:pPr>
+    <w:rPr>
+      <w:rFonts w:ascii="XO Thames" w:hAnsi="XO Thames"/>
+      <w:sz w:val="28"/>
+    </w:rPr>
+  </w:style>
+  <w:style w:type="paragraph" w:styleId="P9">
+    <w:name w:val="TOC 7"/>
+    <w:next w:val="P0"/>
+    <w:link w:val="C7"/>
+    <w:pPr>
+      <w:ind w:left="1200"/>
+    </w:pPr>
+    <w:rPr>
+      <w:rFonts w:ascii="XO Thames" w:hAnsi="XO Thames"/>
+      <w:sz w:val="28"/>
+    </w:rPr>
+  </w:style>
+  <w:style w:type="paragraph" w:styleId="P10">
+    <w:name w:val="Основной шрифт абзаца1"/>
+    <w:pPr/>
+    <w:rPr/>
+  </w:style>
+  <w:style w:type="paragraph" w:styleId="P11">
+    <w:name w:val="Endnote"/>
+    <w:link w:val="C8"/>
+    <w:pPr>
+      <w:ind w:firstLine="851"/>
+      <w:jc w:val="both"/>
+    </w:pPr>
+    <w:rPr>
+      <w:rFonts w:ascii="XO Thames" w:hAnsi="XO Thames"/>
+    </w:rPr>
+  </w:style>
+  <w:style w:type="paragraph" w:styleId="P12">
+    <w:name w:val="TOC 3"/>
+    <w:next w:val="P0"/>
+    <w:link w:val="C10"/>
+    <w:pPr>
+      <w:ind w:left="400"/>
+    </w:pPr>
+    <w:rPr>
+      <w:rFonts w:ascii="XO Thames" w:hAnsi="XO Thames"/>
+      <w:sz w:val="28"/>
+    </w:rPr>
+  </w:style>
+  <w:style w:type="paragraph" w:styleId="P13">
+    <w:name w:val="Гиперссылка1"/>
+    <w:link w:val="C2"/>
+    <w:pPr/>
+    <w:rPr>
+      <w:color w:val="0000FF"/>
+      <w:u w:val="single"/>
+    </w:rPr>
+  </w:style>
+  <w:style w:type="paragraph" w:styleId="P14">
+    <w:name w:val="Footnote"/>
+    <w:link w:val="C13"/>
+    <w:pPr>
+      <w:ind w:firstLine="851"/>
+      <w:jc w:val="both"/>
+    </w:pPr>
+    <w:rPr>
+      <w:rFonts w:ascii="XO Thames" w:hAnsi="XO Thames"/>
+    </w:rPr>
+  </w:style>
+  <w:style w:type="paragraph" w:styleId="P15">
+    <w:name w:val="TOC 1"/>
+    <w:next w:val="P0"/>
+    <w:link w:val="C14"/>
+    <w:pPr/>
+    <w:rPr>
+      <w:rFonts w:ascii="XO Thames" w:hAnsi="XO Thames"/>
+      <w:b w:val="1"/>
+      <w:sz w:val="28"/>
+    </w:rPr>
+  </w:style>
+  <w:style w:type="paragraph" w:styleId="P16">
+    <w:name w:val="Header and Footer"/>
+    <w:link w:val="C15"/>
+    <w:pPr>
+      <w:spacing w:lineRule="auto" w:line="240" w:beforeAutospacing="0" w:afterAutospacing="0"/>
+      <w:jc w:val="both"/>
+    </w:pPr>
+    <w:rPr>
+      <w:rFonts w:ascii="XO Thames" w:hAnsi="XO Thames"/>
+      <w:sz w:val="28"/>
+    </w:rPr>
+  </w:style>
+  <w:style w:type="paragraph" w:styleId="P17">
+    <w:name w:val="TOC 9"/>
+    <w:next w:val="P0"/>
+    <w:link w:val="C16"/>
+    <w:pPr>
+      <w:ind w:left="1600"/>
+    </w:pPr>
+    <w:rPr>
+      <w:rFonts w:ascii="XO Thames" w:hAnsi="XO Thames"/>
+      <w:sz w:val="28"/>
+    </w:rPr>
+  </w:style>
+  <w:style w:type="paragraph" w:styleId="P18">
+    <w:name w:val="toc 10"/>
+    <w:next w:val="P0"/>
+    <w:link w:val="C17"/>
+    <w:pPr>
+      <w:ind w:left="1800"/>
+    </w:pPr>
+    <w:rPr>
+      <w:rFonts w:ascii="XO Thames" w:hAnsi="XO Thames"/>
+      <w:sz w:val="28"/>
+    </w:rPr>
+  </w:style>
+  <w:style w:type="paragraph" w:styleId="P19">
+    <w:name w:val="TOC 8"/>
+    <w:next w:val="P0"/>
+    <w:link w:val="C18"/>
+    <w:pPr>
+      <w:ind w:left="1400"/>
+    </w:pPr>
+    <w:rPr>
+      <w:rFonts w:ascii="XO Thames" w:hAnsi="XO Thames"/>
+      <w:sz w:val="28"/>
+    </w:rPr>
+  </w:style>
+  <w:style w:type="paragraph" w:styleId="P20">
+    <w:name w:val="TOC 5"/>
+    <w:next w:val="P0"/>
+    <w:link w:val="C19"/>
+    <w:pPr>
+      <w:ind w:left="800"/>
+    </w:pPr>
+    <w:rPr>
+      <w:rFonts w:ascii="XO Thames" w:hAnsi="XO Thames"/>
+      <w:sz w:val="28"/>
+    </w:rPr>
+  </w:style>
+  <w:style w:type="paragraph" w:styleId="P21">
+    <w:name w:val="Subtitle"/>
+    <w:next w:val="P0"/>
+    <w:link w:val="C20"/>
+    <w:qFormat/>
+    <w:pPr>
+      <w:jc w:val="both"/>
+    </w:pPr>
+    <w:rPr>
+      <w:rFonts w:ascii="XO Thames" w:hAnsi="XO Thames"/>
+      <w:i w:val="1"/>
+      <w:sz w:val="24"/>
+    </w:rPr>
+  </w:style>
+  <w:style w:type="paragraph" w:styleId="P22">
+    <w:name w:val="Title"/>
+    <w:next w:val="P0"/>
+    <w:link w:val="C21"/>
+    <w:qFormat/>
+    <w:pPr>
+      <w:spacing w:before="567" w:after="567" w:beforeAutospacing="0" w:afterAutospacing="0"/>
+      <w:jc w:val="center"/>
+    </w:pPr>
+    <w:rPr>
+      <w:rFonts w:ascii="XO Thames" w:hAnsi="XO Thames"/>
+      <w:b w:val="1"/>
+      <w:caps w:val="1"/>
+      <w:sz w:val="40"/>
+    </w:rPr>
+  </w:style>
+  <w:style w:type="character" w:styleId="C0" w:default="1">
     <w:name w:val="Default Paragraph Font"/>
-    <w:uiPriority w:val="1"/>
     <w:semiHidden/>
-    <w:unhideWhenUsed/>
-  </w:style>
-  <w:style w:type="table" w:default="1" w:styleId="a1">
+    <w:rPr/>
+  </w:style>
+  <w:style w:type="character" w:styleId="C1">
+    <w:name w:val="Line Number"/>
+    <w:basedOn w:val="C0"/>
+    <w:semiHidden/>
+    <w:rPr/>
+  </w:style>
+  <w:style w:type="character" w:styleId="C2">
+    <w:name w:val="Hyperlink"/>
+    <w:link w:val="P13"/>
+    <w:rPr>
+      <w:color w:val="0000FF"/>
+      <w:u w:val="single"/>
+    </w:rPr>
+  </w:style>
+  <w:style w:type="character" w:styleId="C3">
+    <w:name w:val="Обычный1"/>
+    <w:rPr/>
+  </w:style>
+  <w:style w:type="character" w:styleId="C4">
+    <w:name w:val="Оглавление 2 Знак"/>
+    <w:link w:val="P6"/>
+    <w:rPr>
+      <w:rFonts w:ascii="XO Thames" w:hAnsi="XO Thames"/>
+      <w:sz w:val="28"/>
+    </w:rPr>
+  </w:style>
+  <w:style w:type="character" w:styleId="C5">
+    <w:name w:val="Оглавление 4 Знак"/>
+    <w:link w:val="P7"/>
+    <w:rPr>
+      <w:rFonts w:ascii="XO Thames" w:hAnsi="XO Thames"/>
+      <w:sz w:val="28"/>
+    </w:rPr>
+  </w:style>
+  <w:style w:type="character" w:styleId="C6">
+    <w:name w:val="Оглавление 6 Знак"/>
+    <w:link w:val="P8"/>
+    <w:rPr>
+      <w:rFonts w:ascii="XO Thames" w:hAnsi="XO Thames"/>
+      <w:sz w:val="28"/>
+    </w:rPr>
+  </w:style>
+  <w:style w:type="character" w:styleId="C7">
+    <w:name w:val="Оглавление 7 Знак"/>
+    <w:link w:val="P9"/>
+    <w:rPr>
+      <w:rFonts w:ascii="XO Thames" w:hAnsi="XO Thames"/>
+      <w:sz w:val="28"/>
+    </w:rPr>
+  </w:style>
+  <w:style w:type="character" w:styleId="C8">
+    <w:name w:val="Endnote"/>
+    <w:link w:val="P11"/>
+    <w:rPr>
+      <w:rFonts w:ascii="XO Thames" w:hAnsi="XO Thames"/>
+      <w:sz w:val="22"/>
+    </w:rPr>
+  </w:style>
+  <w:style w:type="character" w:styleId="C9">
+    <w:name w:val="Заголовок 3 Знак"/>
+    <w:link w:val="P3"/>
+    <w:rPr>
+      <w:rFonts w:ascii="XO Thames" w:hAnsi="XO Thames"/>
+      <w:b w:val="1"/>
+      <w:sz w:val="26"/>
+    </w:rPr>
+  </w:style>
+  <w:style w:type="character" w:styleId="C10">
+    <w:name w:val="Оглавление 3 Знак"/>
+    <w:link w:val="P12"/>
+    <w:rPr>
+      <w:rFonts w:ascii="XO Thames" w:hAnsi="XO Thames"/>
+      <w:sz w:val="28"/>
+    </w:rPr>
+  </w:style>
+  <w:style w:type="character" w:styleId="C11">
+    <w:name w:val="Заголовок 5 Знак"/>
+    <w:link w:val="P5"/>
+    <w:rPr>
+      <w:rFonts w:ascii="XO Thames" w:hAnsi="XO Thames"/>
+      <w:b w:val="1"/>
+      <w:sz w:val="22"/>
+    </w:rPr>
+  </w:style>
+  <w:style w:type="character" w:styleId="C12">
+    <w:name w:val="Заголовок 1 Знак"/>
+    <w:link w:val="P1"/>
+    <w:rPr>
+      <w:rFonts w:ascii="XO Thames" w:hAnsi="XO Thames"/>
+      <w:b w:val="1"/>
+      <w:sz w:val="32"/>
+    </w:rPr>
+  </w:style>
+  <w:style w:type="character" w:styleId="C13">
+    <w:name w:val="Footnote"/>
+    <w:link w:val="P14"/>
+    <w:rPr>
+      <w:rFonts w:ascii="XO Thames" w:hAnsi="XO Thames"/>
+      <w:sz w:val="22"/>
+    </w:rPr>
+  </w:style>
+  <w:style w:type="character" w:styleId="C14">
+    <w:name w:val="Оглавление 1 Знак"/>
+    <w:link w:val="P15"/>
+    <w:rPr>
+      <w:rFonts w:ascii="XO Thames" w:hAnsi="XO Thames"/>
+      <w:b w:val="1"/>
+      <w:sz w:val="28"/>
+    </w:rPr>
+  </w:style>
+  <w:style w:type="character" w:styleId="C15">
+    <w:name w:val="Header and Footer"/>
+    <w:link w:val="P16"/>
+    <w:rPr>
+      <w:rFonts w:ascii="XO Thames" w:hAnsi="XO Thames"/>
+      <w:sz w:val="28"/>
+    </w:rPr>
+  </w:style>
+  <w:style w:type="character" w:styleId="C16">
+    <w:name w:val="Оглавление 9 Знак"/>
+    <w:link w:val="P17"/>
+    <w:rPr>
+      <w:rFonts w:ascii="XO Thames" w:hAnsi="XO Thames"/>
+      <w:sz w:val="28"/>
+    </w:rPr>
+  </w:style>
+  <w:style w:type="character" w:styleId="C17">
+    <w:name w:val="toc 10"/>
+    <w:link w:val="P18"/>
+    <w:rPr>
+      <w:rFonts w:ascii="XO Thames" w:hAnsi="XO Thames"/>
+      <w:sz w:val="28"/>
+    </w:rPr>
+  </w:style>
+  <w:style w:type="character" w:styleId="C18">
+    <w:name w:val="Оглавление 8 Знак"/>
+    <w:link w:val="P19"/>
+    <w:rPr>
+      <w:rFonts w:ascii="XO Thames" w:hAnsi="XO Thames"/>
+      <w:sz w:val="28"/>
+    </w:rPr>
+  </w:style>
+  <w:style w:type="character" w:styleId="C19">
+    <w:name w:val="Оглавление 5 Знак"/>
+    <w:link w:val="P20"/>
+    <w:rPr>
+      <w:rFonts w:ascii="XO Thames" w:hAnsi="XO Thames"/>
+      <w:sz w:val="28"/>
+    </w:rPr>
+  </w:style>
+  <w:style w:type="character" w:styleId="C20">
+    <w:name w:val="Подзаголовок Знак"/>
+    <w:link w:val="P21"/>
+    <w:rPr>
+      <w:rFonts w:ascii="XO Thames" w:hAnsi="XO Thames"/>
+      <w:i w:val="1"/>
+      <w:sz w:val="24"/>
+    </w:rPr>
+  </w:style>
+  <w:style w:type="character" w:styleId="C21">
+    <w:name w:val="Заголовок Знак"/>
+    <w:link w:val="P22"/>
+    <w:rPr>
+      <w:rFonts w:ascii="XO Thames" w:hAnsi="XO Thames"/>
+      <w:b w:val="1"/>
+      <w:caps w:val="1"/>
+      <w:sz w:val="40"/>
+    </w:rPr>
+  </w:style>
+  <w:style w:type="character" w:styleId="C22">
+    <w:name w:val="Заголовок 4 Знак"/>
+    <w:link w:val="P4"/>
+    <w:rPr>
+      <w:rFonts w:ascii="XO Thames" w:hAnsi="XO Thames"/>
+      <w:b w:val="1"/>
+      <w:sz w:val="24"/>
+    </w:rPr>
+  </w:style>
+  <w:style w:type="character" w:styleId="C23">
+    <w:name w:val="Заголовок 2 Знак"/>
+    <w:link w:val="P2"/>
+    <w:rPr>
+      <w:rFonts w:ascii="XO Thames" w:hAnsi="XO Thames"/>
+      <w:b w:val="1"/>
+      <w:sz w:val="28"/>
+    </w:rPr>
+  </w:style>
+  <w:style w:type="table" w:styleId="T0" w:default="1">
     <w:name w:val="Normal Table"/>
-    <w:uiPriority w:val="99"/>
     <w:semiHidden/>
-    <w:unhideWhenUsed/>
     <w:tblPr>
       <w:tblInd w:w="0" w:type="dxa"/>
       <w:tblCellMar>
@@ -4011,396 +3997,33 @@
         <w:right w:w="108" w:type="dxa"/>
       </w:tblCellMar>
     </w:tblPr>
-  </w:style>
-  <w:style w:type="numbering" w:default="1" w:styleId="a2">
+    <w:trPr/>
+    <w:tcPr/>
+  </w:style>
+  <w:style w:type="table" w:styleId="T1">
+    <w:name w:val="Table Simple 1"/>
+    <w:basedOn w:val="T0"/>
+    <w:tblPr>
+      <w:tblBorders>
+        <w:top w:val="single" w:sz="4" w:space="0" w:shadow="0" w:frame="0" w:color="000000"/>
+        <w:left w:val="single" w:sz="4" w:space="0" w:shadow="0" w:frame="0" w:color="000000"/>
+        <w:bottom w:val="single" w:sz="4" w:space="0" w:shadow="0" w:frame="0" w:color="000000"/>
+        <w:right w:val="single" w:sz="4" w:space="0" w:shadow="0" w:frame="0" w:color="000000"/>
+        <w:insideH w:val="single" w:sz="4" w:space="0" w:shadow="0" w:frame="0" w:color="000000"/>
+        <w:insideV w:val="single" w:sz="4" w:space="0" w:shadow="0" w:frame="0" w:color="000000"/>
+      </w:tblBorders>
+      <w:tblCellMar>
+        <w:top w:w="0" w:type="dxa"/>
+        <w:left w:w="108" w:type="dxa"/>
+        <w:bottom w:w="0" w:type="dxa"/>
+        <w:right w:w="108" w:type="dxa"/>
+      </w:tblCellMar>
+    </w:tblPr>
+    <w:trPr/>
+    <w:tcPr/>
+  </w:style>
+  <w:style w:type="numbering" w:styleId="N0">
     <w:name w:val="No List"/>
-    <w:uiPriority w:val="99"/>
-    <w:semiHidden/>
-    <w:unhideWhenUsed/>
-  </w:style>
-  <w:style w:type="character" w:customStyle="1" w:styleId="1">
-    <w:name w:val="Обычный1"/>
-  </w:style>
-  <w:style w:type="paragraph" w:styleId="21">
-    <w:name w:val="toc 2"/>
-    <w:next w:val="a"/>
-    <w:link w:val="22"/>
-    <w:uiPriority w:val="39"/>
-    <w:pPr>
-      <w:ind w:left="200"/>
-    </w:pPr>
-    <w:rPr>
-      <w:rFonts w:ascii="XO Thames" w:hAnsi="XO Thames"/>
-      <w:sz w:val="28"/>
-    </w:rPr>
-  </w:style>
-  <w:style w:type="character" w:customStyle="1" w:styleId="22">
-    <w:name w:val="Оглавление 2 Знак"/>
-    <w:link w:val="21"/>
-    <w:rPr>
-      <w:rFonts w:ascii="XO Thames" w:hAnsi="XO Thames"/>
-      <w:sz w:val="28"/>
-    </w:rPr>
-  </w:style>
-  <w:style w:type="paragraph" w:styleId="41">
-    <w:name w:val="toc 4"/>
-    <w:next w:val="a"/>
-    <w:link w:val="42"/>
-    <w:uiPriority w:val="39"/>
-    <w:pPr>
-      <w:ind w:left="600"/>
-    </w:pPr>
-    <w:rPr>
-      <w:rFonts w:ascii="XO Thames" w:hAnsi="XO Thames"/>
-      <w:sz w:val="28"/>
-    </w:rPr>
-  </w:style>
-  <w:style w:type="character" w:customStyle="1" w:styleId="42">
-    <w:name w:val="Оглавление 4 Знак"/>
-    <w:link w:val="41"/>
-    <w:rPr>
-      <w:rFonts w:ascii="XO Thames" w:hAnsi="XO Thames"/>
-      <w:sz w:val="28"/>
-    </w:rPr>
-  </w:style>
-  <w:style w:type="paragraph" w:styleId="6">
-    <w:name w:val="toc 6"/>
-    <w:next w:val="a"/>
-    <w:link w:val="60"/>
-    <w:uiPriority w:val="39"/>
-    <w:pPr>
-      <w:ind w:left="1000"/>
-    </w:pPr>
-    <w:rPr>
-      <w:rFonts w:ascii="XO Thames" w:hAnsi="XO Thames"/>
-      <w:sz w:val="28"/>
-    </w:rPr>
-  </w:style>
-  <w:style w:type="character" w:customStyle="1" w:styleId="60">
-    <w:name w:val="Оглавление 6 Знак"/>
-    <w:link w:val="6"/>
-    <w:rPr>
-      <w:rFonts w:ascii="XO Thames" w:hAnsi="XO Thames"/>
-      <w:sz w:val="28"/>
-    </w:rPr>
-  </w:style>
-  <w:style w:type="paragraph" w:styleId="7">
-    <w:name w:val="toc 7"/>
-    <w:next w:val="a"/>
-    <w:link w:val="70"/>
-    <w:uiPriority w:val="39"/>
-    <w:pPr>
-      <w:ind w:left="1200"/>
-    </w:pPr>
-    <w:rPr>
-      <w:rFonts w:ascii="XO Thames" w:hAnsi="XO Thames"/>
-      <w:sz w:val="28"/>
-    </w:rPr>
-  </w:style>
-  <w:style w:type="character" w:customStyle="1" w:styleId="70">
-    <w:name w:val="Оглавление 7 Знак"/>
-    <w:link w:val="7"/>
-    <w:rPr>
-      <w:rFonts w:ascii="XO Thames" w:hAnsi="XO Thames"/>
-      <w:sz w:val="28"/>
-    </w:rPr>
-  </w:style>
-  <w:style w:type="paragraph" w:customStyle="1" w:styleId="12">
-    <w:name w:val="Основной шрифт абзаца1"/>
-  </w:style>
-  <w:style w:type="paragraph" w:customStyle="1" w:styleId="Endnote">
-    <w:name w:val="Endnote"/>
-    <w:link w:val="Endnote0"/>
-    <w:pPr>
-      <w:ind w:firstLine="851"/>
-      <w:jc w:val="both"/>
-    </w:pPr>
-    <w:rPr>
-      <w:rFonts w:ascii="XO Thames" w:hAnsi="XO Thames"/>
-    </w:rPr>
-  </w:style>
-  <w:style w:type="character" w:customStyle="1" w:styleId="Endnote0">
-    <w:name w:val="Endnote"/>
-    <w:link w:val="Endnote"/>
-    <w:rPr>
-      <w:rFonts w:ascii="XO Thames" w:hAnsi="XO Thames"/>
-      <w:sz w:val="22"/>
-    </w:rPr>
-  </w:style>
-  <w:style w:type="character" w:customStyle="1" w:styleId="30">
-    <w:name w:val="Заголовок 3 Знак"/>
-    <w:link w:val="3"/>
-    <w:rPr>
-      <w:rFonts w:ascii="XO Thames" w:hAnsi="XO Thames"/>
-      <w:b/>
-      <w:sz w:val="26"/>
-    </w:rPr>
-  </w:style>
-  <w:style w:type="paragraph" w:styleId="31">
-    <w:name w:val="toc 3"/>
-    <w:next w:val="a"/>
-    <w:link w:val="32"/>
-    <w:uiPriority w:val="39"/>
-    <w:pPr>
-      <w:ind w:left="400"/>
-    </w:pPr>
-    <w:rPr>
-      <w:rFonts w:ascii="XO Thames" w:hAnsi="XO Thames"/>
-      <w:sz w:val="28"/>
-    </w:rPr>
-  </w:style>
-  <w:style w:type="character" w:customStyle="1" w:styleId="32">
-    <w:name w:val="Оглавление 3 Знак"/>
-    <w:link w:val="31"/>
-    <w:rPr>
-      <w:rFonts w:ascii="XO Thames" w:hAnsi="XO Thames"/>
-      <w:sz w:val="28"/>
-    </w:rPr>
-  </w:style>
-  <w:style w:type="character" w:customStyle="1" w:styleId="50">
-    <w:name w:val="Заголовок 5 Знак"/>
-    <w:link w:val="5"/>
-    <w:rPr>
-      <w:rFonts w:ascii="XO Thames" w:hAnsi="XO Thames"/>
-      <w:b/>
-      <w:sz w:val="22"/>
-    </w:rPr>
-  </w:style>
-  <w:style w:type="character" w:customStyle="1" w:styleId="11">
-    <w:name w:val="Заголовок 1 Знак"/>
-    <w:link w:val="10"/>
-    <w:rPr>
-      <w:rFonts w:ascii="XO Thames" w:hAnsi="XO Thames"/>
-      <w:b/>
-      <w:sz w:val="32"/>
-    </w:rPr>
-  </w:style>
-  <w:style w:type="paragraph" w:customStyle="1" w:styleId="13">
-    <w:name w:val="Гиперссылка1"/>
-    <w:link w:val="a3"/>
-    <w:rPr>
-      <w:color w:val="0000FF"/>
-      <w:u w:val="single"/>
-    </w:rPr>
-  </w:style>
-  <w:style w:type="character" w:styleId="a3">
-    <w:name w:val="Hyperlink"/>
-    <w:link w:val="13"/>
-    <w:rPr>
-      <w:color w:val="0000FF"/>
-      <w:u w:val="single"/>
-    </w:rPr>
-  </w:style>
-  <w:style w:type="paragraph" w:customStyle="1" w:styleId="Footnote">
-    <w:name w:val="Footnote"/>
-    <w:link w:val="Footnote0"/>
-    <w:pPr>
-      <w:ind w:firstLine="851"/>
-      <w:jc w:val="both"/>
-    </w:pPr>
-    <w:rPr>
-      <w:rFonts w:ascii="XO Thames" w:hAnsi="XO Thames"/>
-    </w:rPr>
-  </w:style>
-  <w:style w:type="character" w:customStyle="1" w:styleId="Footnote0">
-    <w:name w:val="Footnote"/>
-    <w:link w:val="Footnote"/>
-    <w:rPr>
-      <w:rFonts w:ascii="XO Thames" w:hAnsi="XO Thames"/>
-      <w:sz w:val="22"/>
-    </w:rPr>
-  </w:style>
-  <w:style w:type="paragraph" w:styleId="14">
-    <w:name w:val="toc 1"/>
-    <w:next w:val="a"/>
-    <w:link w:val="15"/>
-    <w:uiPriority w:val="39"/>
-    <w:rPr>
-      <w:rFonts w:ascii="XO Thames" w:hAnsi="XO Thames"/>
-      <w:b/>
-      <w:sz w:val="28"/>
-    </w:rPr>
-  </w:style>
-  <w:style w:type="character" w:customStyle="1" w:styleId="15">
-    <w:name w:val="Оглавление 1 Знак"/>
-    <w:link w:val="14"/>
-    <w:rPr>
-      <w:rFonts w:ascii="XO Thames" w:hAnsi="XO Thames"/>
-      <w:b/>
-      <w:sz w:val="28"/>
-    </w:rPr>
-  </w:style>
-  <w:style w:type="paragraph" w:customStyle="1" w:styleId="HeaderandFooter">
-    <w:name w:val="Header and Footer"/>
-    <w:link w:val="HeaderandFooter0"/>
-    <w:pPr>
-      <w:spacing w:line="240" w:lineRule="auto"/>
-      <w:jc w:val="both"/>
-    </w:pPr>
-    <w:rPr>
-      <w:rFonts w:ascii="XO Thames" w:hAnsi="XO Thames"/>
-      <w:sz w:val="28"/>
-    </w:rPr>
-  </w:style>
-  <w:style w:type="character" w:customStyle="1" w:styleId="HeaderandFooter0">
-    <w:name w:val="Header and Footer"/>
-    <w:link w:val="HeaderandFooter"/>
-    <w:rPr>
-      <w:rFonts w:ascii="XO Thames" w:hAnsi="XO Thames"/>
-      <w:sz w:val="28"/>
-    </w:rPr>
-  </w:style>
-  <w:style w:type="paragraph" w:styleId="9">
-    <w:name w:val="toc 9"/>
-    <w:next w:val="a"/>
-    <w:link w:val="90"/>
-    <w:uiPriority w:val="39"/>
-    <w:pPr>
-      <w:ind w:left="1600"/>
-    </w:pPr>
-    <w:rPr>
-      <w:rFonts w:ascii="XO Thames" w:hAnsi="XO Thames"/>
-      <w:sz w:val="28"/>
-    </w:rPr>
-  </w:style>
-  <w:style w:type="character" w:customStyle="1" w:styleId="90">
-    <w:name w:val="Оглавление 9 Знак"/>
-    <w:link w:val="9"/>
-    <w:rPr>
-      <w:rFonts w:ascii="XO Thames" w:hAnsi="XO Thames"/>
-      <w:sz w:val="28"/>
-    </w:rPr>
-  </w:style>
-  <w:style w:type="paragraph" w:customStyle="1" w:styleId="toc10">
-    <w:name w:val="toc 10"/>
-    <w:next w:val="a"/>
-    <w:link w:val="toc100"/>
-    <w:pPr>
-      <w:ind w:left="1800"/>
-    </w:pPr>
-    <w:rPr>
-      <w:rFonts w:ascii="XO Thames" w:hAnsi="XO Thames"/>
-      <w:sz w:val="28"/>
-    </w:rPr>
-  </w:style>
-  <w:style w:type="character" w:customStyle="1" w:styleId="toc100">
-    <w:name w:val="toc 10"/>
-    <w:link w:val="toc10"/>
-    <w:rPr>
-      <w:rFonts w:ascii="XO Thames" w:hAnsi="XO Thames"/>
-      <w:sz w:val="28"/>
-    </w:rPr>
-  </w:style>
-  <w:style w:type="paragraph" w:styleId="8">
-    <w:name w:val="toc 8"/>
-    <w:next w:val="a"/>
-    <w:link w:val="80"/>
-    <w:uiPriority w:val="39"/>
-    <w:pPr>
-      <w:ind w:left="1400"/>
-    </w:pPr>
-    <w:rPr>
-      <w:rFonts w:ascii="XO Thames" w:hAnsi="XO Thames"/>
-      <w:sz w:val="28"/>
-    </w:rPr>
-  </w:style>
-  <w:style w:type="character" w:customStyle="1" w:styleId="80">
-    <w:name w:val="Оглавление 8 Знак"/>
-    <w:link w:val="8"/>
-    <w:rPr>
-      <w:rFonts w:ascii="XO Thames" w:hAnsi="XO Thames"/>
-      <w:sz w:val="28"/>
-    </w:rPr>
-  </w:style>
-  <w:style w:type="paragraph" w:styleId="51">
-    <w:name w:val="toc 5"/>
-    <w:next w:val="a"/>
-    <w:link w:val="52"/>
-    <w:uiPriority w:val="39"/>
-    <w:pPr>
-      <w:ind w:left="800"/>
-    </w:pPr>
-    <w:rPr>
-      <w:rFonts w:ascii="XO Thames" w:hAnsi="XO Thames"/>
-      <w:sz w:val="28"/>
-    </w:rPr>
-  </w:style>
-  <w:style w:type="character" w:customStyle="1" w:styleId="52">
-    <w:name w:val="Оглавление 5 Знак"/>
-    <w:link w:val="51"/>
-    <w:rPr>
-      <w:rFonts w:ascii="XO Thames" w:hAnsi="XO Thames"/>
-      <w:sz w:val="28"/>
-    </w:rPr>
-  </w:style>
-  <w:style w:type="paragraph" w:styleId="a4">
-    <w:name w:val="Subtitle"/>
-    <w:next w:val="a"/>
-    <w:link w:val="a5"/>
-    <w:uiPriority w:val="11"/>
-    <w:qFormat/>
-    <w:pPr>
-      <w:jc w:val="both"/>
-    </w:pPr>
-    <w:rPr>
-      <w:rFonts w:ascii="XO Thames" w:hAnsi="XO Thames"/>
-      <w:i/>
-      <w:sz w:val="24"/>
-    </w:rPr>
-  </w:style>
-  <w:style w:type="character" w:customStyle="1" w:styleId="a5">
-    <w:name w:val="Подзаголовок Знак"/>
-    <w:link w:val="a4"/>
-    <w:rPr>
-      <w:rFonts w:ascii="XO Thames" w:hAnsi="XO Thames"/>
-      <w:i/>
-      <w:sz w:val="24"/>
-    </w:rPr>
-  </w:style>
-  <w:style w:type="paragraph" w:styleId="a6">
-    <w:name w:val="Title"/>
-    <w:next w:val="a"/>
-    <w:link w:val="a7"/>
-    <w:uiPriority w:val="10"/>
-    <w:qFormat/>
-    <w:pPr>
-      <w:spacing w:before="567" w:after="567"/>
-      <w:jc w:val="center"/>
-    </w:pPr>
-    <w:rPr>
-      <w:rFonts w:ascii="XO Thames" w:hAnsi="XO Thames"/>
-      <w:b/>
-      <w:caps/>
-      <w:sz w:val="40"/>
-    </w:rPr>
-  </w:style>
-  <w:style w:type="character" w:customStyle="1" w:styleId="a7">
-    <w:name w:val="Заголовок Знак"/>
-    <w:link w:val="a6"/>
-    <w:rPr>
-      <w:rFonts w:ascii="XO Thames" w:hAnsi="XO Thames"/>
-      <w:b/>
-      <w:caps/>
-      <w:sz w:val="40"/>
-    </w:rPr>
-  </w:style>
-  <w:style w:type="character" w:customStyle="1" w:styleId="40">
-    <w:name w:val="Заголовок 4 Знак"/>
-    <w:link w:val="4"/>
-    <w:rPr>
-      <w:rFonts w:ascii="XO Thames" w:hAnsi="XO Thames"/>
-      <w:b/>
-      <w:sz w:val="24"/>
-    </w:rPr>
-  </w:style>
-  <w:style w:type="character" w:customStyle="1" w:styleId="20">
-    <w:name w:val="Заголовок 2 Знак"/>
-    <w:link w:val="2"/>
-    <w:rPr>
-      <w:rFonts w:ascii="XO Thames" w:hAnsi="XO Thames"/>
-      <w:b/>
-      <w:sz w:val="28"/>
-    </w:rPr>
   </w:style>
 </w:styles>
 </file>
@@ -4487,6 +4110,7 @@
               </a:schemeClr>
             </a:gs>
           </a:gsLst>
+          <a:tileRect/>
         </a:gradFill>
         <a:gradFill>
           <a:gsLst>
@@ -4512,6 +4136,7 @@
               </a:schemeClr>
             </a:gs>
           </a:gsLst>
+          <a:tileRect/>
         </a:gradFill>
       </a:fillStyleLst>
       <a:lnStyleLst>
@@ -4598,11 +4223,10 @@
               </a:schemeClr>
             </a:gs>
           </a:gsLst>
+          <a:tileRect/>
         </a:gradFill>
       </a:bgFillStyleLst>
     </a:fmtScheme>
   </a:themeElements>
-  <a:objectDefaults/>
-  <a:extraClrSchemeLst/>
 </a:theme>
 </file>
--- a/main/document_templates/dogovor.docx
+++ b/main/document_templates/dogovor.docx
@@ -1,47 +1,65 @@
 
 <file path=word/document.xml><?xml version="1.0" encoding="utf-8"?>
-<w:document xmlns:w="http://schemas.openxmlformats.org/wordprocessingml/2006/main" xmlns:r="http://schemas.openxmlformats.org/officeDocument/2006/relationships" xmlns:wps="http://schemas.microsoft.com/office/word/2010/wordprocessingShape" xmlns:mc="http://schemas.openxmlformats.org/markup-compatibility/2006" xmlns:w10="urn:schemas-microsoft-com:office:word" xmlns:v="urn:schemas-microsoft-com:vml" xmlns:wp14="http://schemas.microsoft.com/office/word/2010/wordprocessingDrawing" xmlns:wpg="http://schemas.microsoft.com/office/word/2010/wordprocessingGroup" xmlns:wpc="http://schemas.microsoft.com/office/word/2010/wordprocessingCanvas" xmlns:w14="http://schemas.microsoft.com/office/word/2010/wordml" xmlns:w15="http://schemas.microsoft.com/office/word/2012/wordml" xmlns:cx1="http://schemas.microsoft.com/office/drawing/2015/9/8/chartex" xmlns:cx2="http://schemas.microsoft.com/office/drawing/2015/10/21/chartex" mc:Ignorable="wp14 w14 w15">
+<w:document xmlns:wpc="http://schemas.microsoft.com/office/word/2010/wordprocessingCanvas" xmlns:cx="http://schemas.microsoft.com/office/drawing/2014/chartex" xmlns:cx1="http://schemas.microsoft.com/office/drawing/2015/9/8/chartex" xmlns:cx2="http://schemas.microsoft.com/office/drawing/2015/10/21/chartex" xmlns:cx3="http://schemas.microsoft.com/office/drawing/2016/5/9/chartex" xmlns:cx4="http://schemas.microsoft.com/office/drawing/2016/5/10/chartex" xmlns:cx5="http://schemas.microsoft.com/office/drawing/2016/5/11/chartex" xmlns:cx6="http://schemas.microsoft.com/office/drawing/2016/5/12/chartex" xmlns:cx7="http://schemas.microsoft.com/office/drawing/2016/5/13/chartex" xmlns:cx8="http://schemas.microsoft.com/office/drawing/2016/5/14/chartex" xmlns:mc="http://schemas.openxmlformats.org/markup-compatibility/2006" xmlns:aink="http://schemas.microsoft.com/office/drawing/2016/ink" xmlns:am3d="http://schemas.microsoft.com/office/drawing/2017/model3d" xmlns:o="urn:schemas-microsoft-com:office:office" xmlns:oel="http://schemas.microsoft.com/office/2019/extlst" xmlns:r="http://schemas.openxmlformats.org/officeDocument/2006/relationships" xmlns:m="http://schemas.openxmlformats.org/officeDocument/2006/math" xmlns:v="urn:schemas-microsoft-com:vml" xmlns:wp14="http://schemas.microsoft.com/office/word/2010/wordprocessingDrawing" xmlns:wp="http://schemas.openxmlformats.org/drawingml/2006/wordprocessingDrawing" xmlns:w10="urn:schemas-microsoft-com:office:word" xmlns:w="http://schemas.openxmlformats.org/wordprocessingml/2006/main" xmlns:w14="http://schemas.microsoft.com/office/word/2010/wordml" xmlns:w15="http://schemas.microsoft.com/office/word/2012/wordml" xmlns:w16cex="http://schemas.microsoft.com/office/word/2018/wordml/cex" xmlns:w16cid="http://schemas.microsoft.com/office/word/2016/wordml/cid" xmlns:w16="http://schemas.microsoft.com/office/word/2018/wordml" xmlns:w16du="http://schemas.microsoft.com/office/word/2023/wordml/word16du" xmlns:w16sdtdh="http://schemas.microsoft.com/office/word/2020/wordml/sdtdatahash" xmlns:w16sdtfl="http://schemas.microsoft.com/office/word/2024/wordml/sdtformatlock" xmlns:w16se="http://schemas.microsoft.com/office/word/2015/wordml/symex" xmlns:wpg="http://schemas.microsoft.com/office/word/2010/wordprocessingGroup" xmlns:wpi="http://schemas.microsoft.com/office/word/2010/wordprocessingInk" xmlns:wne="http://schemas.microsoft.com/office/word/2006/wordml" xmlns:wps="http://schemas.microsoft.com/office/word/2010/wordprocessingShape" mc:Ignorable="w14 w15 w16se w16cid w16 w16cex w16sdtdh w16sdtfl w16du wp14">
   <w:body>
     <w:p>
       <w:pPr>
-        <w:spacing w:lineRule="auto" w:line="240" w:after="0" w:beforeAutospacing="0" w:afterAutospacing="0"/>
+        <w:spacing w:after="0" w:line="240" w:lineRule="auto"/>
         <w:ind w:firstLine="600"/>
         <w:jc w:val="center"/>
         <w:rPr>
           <w:rFonts w:ascii="Times New Roman" w:hAnsi="Times New Roman"/>
-          <w:b w:val="1"/>
-        </w:rPr>
-      </w:pPr>
-      <w:r>
-        <w:rPr>
-          <w:rFonts w:ascii="Times New Roman" w:hAnsi="Times New Roman"/>
-          <w:b w:val="1"/>
+          <w:b/>
+        </w:rPr>
+      </w:pPr>
+      <w:r>
+        <w:rPr>
+          <w:rFonts w:ascii="Times New Roman" w:hAnsi="Times New Roman"/>
+          <w:b/>
         </w:rPr>
         <w:t xml:space="preserve">Договор на оказание услуг № </w:t>
       </w:r>
       <w:r>
         <w:rPr>
-          <w:rStyle w:val="C3"/>
-          <w:rFonts w:ascii="Times New Roman" w:hAnsi="Times New Roman"/>
-          <w:b w:val="1"/>
-        </w:rPr>
-        <w:t>{{number_basis_of_the_contract}}</w:t>
-      </w:r>
-    </w:p>
-    <w:p>
-      <w:pPr>
-        <w:spacing w:lineRule="auto" w:line="240" w:after="0" w:beforeAutospacing="0" w:afterAutospacing="0"/>
+          <w:rStyle w:val="15"/>
+          <w:rFonts w:ascii="Times New Roman" w:hAnsi="Times New Roman"/>
+          <w:b/>
+        </w:rPr>
+        <w:t>{{</w:t>
+      </w:r>
+      <w:proofErr w:type="spellStart"/>
+      <w:r>
+        <w:rPr>
+          <w:rStyle w:val="15"/>
+          <w:rFonts w:ascii="Times New Roman" w:hAnsi="Times New Roman"/>
+          <w:b/>
+        </w:rPr>
+        <w:t>number_basis_of_the_contract</w:t>
+      </w:r>
+      <w:proofErr w:type="spellEnd"/>
+      <w:r>
+        <w:rPr>
+          <w:rStyle w:val="15"/>
+          <w:rFonts w:ascii="Times New Roman" w:hAnsi="Times New Roman"/>
+          <w:b/>
+        </w:rPr>
+        <w:t>}}</w:t>
+      </w:r>
+    </w:p>
+    <w:p>
+      <w:pPr>
+        <w:spacing w:after="0" w:line="240" w:lineRule="auto"/>
         <w:ind w:firstLine="600"/>
         <w:jc w:val="center"/>
         <w:rPr>
           <w:rFonts w:ascii="Times New Roman" w:hAnsi="Times New Roman"/>
-          <w:b w:val="1"/>
-        </w:rPr>
-      </w:pPr>
-    </w:p>
-    <w:p>
-      <w:pPr>
-        <w:spacing w:lineRule="auto" w:line="240" w:after="0" w:beforeAutospacing="0" w:afterAutospacing="0"/>
+          <w:b/>
+        </w:rPr>
+      </w:pPr>
+    </w:p>
+    <w:p>
+      <w:pPr>
+        <w:spacing w:after="0" w:line="240" w:lineRule="auto"/>
         <w:ind w:firstLine="600"/>
         <w:jc w:val="center"/>
         <w:rPr>
@@ -51,7 +69,7 @@
     </w:p>
     <w:p>
       <w:pPr>
-        <w:spacing w:lineRule="auto" w:line="240" w:after="0" w:beforeAutospacing="0" w:afterAutospacing="0"/>
+        <w:spacing w:after="0" w:line="240" w:lineRule="auto"/>
         <w:ind w:firstLine="600"/>
         <w:jc w:val="center"/>
         <w:rPr>
@@ -61,7 +79,7 @@
     </w:p>
     <w:p>
       <w:pPr>
-        <w:spacing w:lineRule="auto" w:line="240" w:after="0" w:beforeAutospacing="0" w:afterAutospacing="0"/>
+        <w:spacing w:after="0" w:line="240" w:lineRule="auto"/>
         <w:rPr>
           <w:rFonts w:ascii="Times New Roman" w:hAnsi="Times New Roman"/>
         </w:rPr>
@@ -71,17 +89,42 @@
           <w:rFonts w:ascii="Times New Roman" w:hAnsi="Times New Roman"/>
         </w:rPr>
         <w:t>город Набережные Челны</w:t>
+      </w:r>
+      <w:r>
+        <w:rPr>
+          <w:rFonts w:ascii="Times New Roman" w:hAnsi="Times New Roman"/>
+        </w:rPr>
         <w:tab/>
+      </w:r>
+      <w:r>
+        <w:rPr>
+          <w:rFonts w:ascii="Times New Roman" w:hAnsi="Times New Roman"/>
+        </w:rPr>
         <w:tab/>
+      </w:r>
+      <w:r>
+        <w:rPr>
+          <w:rFonts w:ascii="Times New Roman" w:hAnsi="Times New Roman"/>
+        </w:rPr>
         <w:tab/>
+      </w:r>
+      <w:r>
+        <w:rPr>
+          <w:rFonts w:ascii="Times New Roman" w:hAnsi="Times New Roman"/>
+        </w:rPr>
         <w:tab/>
+      </w:r>
+      <w:r>
+        <w:rPr>
+          <w:rFonts w:ascii="Times New Roman" w:hAnsi="Times New Roman"/>
+        </w:rPr>
         <w:tab/>
         <w:t xml:space="preserve">                «___» ______________ 2025г.</w:t>
       </w:r>
     </w:p>
     <w:p>
       <w:pPr>
-        <w:spacing w:lineRule="auto" w:line="240" w:after="0" w:beforeAutospacing="0" w:afterAutospacing="0"/>
+        <w:spacing w:after="0" w:line="240" w:lineRule="auto"/>
         <w:ind w:firstLine="600"/>
         <w:rPr>
           <w:rFonts w:ascii="Times New Roman" w:hAnsi="Times New Roman"/>
@@ -90,7 +133,7 @@
     </w:p>
     <w:p>
       <w:pPr>
-        <w:spacing w:lineRule="auto" w:line="276" w:after="200" w:beforeAutospacing="0" w:afterAutospacing="0"/>
+        <w:spacing w:after="200" w:line="276" w:lineRule="auto"/>
         <w:ind w:firstLine="708"/>
         <w:jc w:val="both"/>
         <w:rPr>
@@ -100,7 +143,7 @@
       <w:r>
         <w:rPr>
           <w:rFonts w:ascii="Times New Roman" w:hAnsi="Times New Roman"/>
-          <w:b w:val="1"/>
+          <w:b/>
         </w:rPr>
         <w:t xml:space="preserve">{{customer.name}}, </w:t>
       </w:r>
@@ -113,7 +156,7 @@
       <w:r>
         <w:rPr>
           <w:rFonts w:ascii="Times New Roman" w:hAnsi="Times New Roman"/>
-          <w:b w:val="1"/>
+          <w:b/>
         </w:rPr>
         <w:t>«Заказчик»</w:t>
       </w:r>
@@ -126,7 +169,7 @@
       <w:r>
         <w:rPr>
           <w:rFonts w:ascii="Times New Roman" w:hAnsi="Times New Roman"/>
-          <w:b w:val="1"/>
+          <w:b/>
         </w:rPr>
         <w:t>Устава</w:t>
       </w:r>
@@ -139,7 +182,7 @@
       <w:r>
         <w:rPr>
           <w:rFonts w:ascii="Times New Roman" w:hAnsi="Times New Roman"/>
-          <w:b w:val="1"/>
+          <w:b/>
         </w:rPr>
         <w:t>{{doer.name}}</w:t>
       </w:r>
@@ -152,7 +195,7 @@
       <w:r>
         <w:rPr>
           <w:rFonts w:ascii="Times New Roman" w:hAnsi="Times New Roman"/>
-          <w:b w:val="1"/>
+          <w:b/>
         </w:rPr>
         <w:t>«Исполнитель»,</w:t>
       </w:r>
@@ -177,19 +220,19 @@
     </w:p>
     <w:p>
       <w:pPr>
-        <w:spacing w:lineRule="auto" w:line="240" w:after="0" w:beforeAutospacing="0" w:afterAutospacing="0"/>
+        <w:spacing w:after="0" w:line="240" w:lineRule="auto"/>
         <w:ind w:firstLine="600"/>
         <w:jc w:val="both"/>
         <w:rPr>
           <w:rFonts w:ascii="Times New Roman" w:hAnsi="Times New Roman"/>
-          <w:i w:val="1"/>
+          <w:i/>
           <w:color w:val="FF0000"/>
         </w:rPr>
       </w:pPr>
     </w:p>
     <w:p>
       <w:pPr>
-        <w:spacing w:lineRule="auto" w:line="240" w:after="0" w:beforeAutospacing="0" w:afterAutospacing="0"/>
+        <w:spacing w:after="0" w:line="240" w:lineRule="auto"/>
         <w:jc w:val="center"/>
         <w:rPr>
           <w:rFonts w:ascii="Times New Roman" w:hAnsi="Times New Roman"/>
@@ -208,7 +251,7 @@
           <w:ilvl w:val="0"/>
           <w:numId w:val="1"/>
         </w:numPr>
-        <w:spacing w:lineRule="auto" w:line="240" w:after="0" w:beforeAutospacing="0" w:afterAutospacing="0"/>
+        <w:spacing w:after="0" w:line="240" w:lineRule="auto"/>
         <w:ind w:firstLine="426"/>
         <w:jc w:val="both"/>
         <w:rPr>
@@ -223,13 +266,15 @@
         </w:rPr>
         <w:t>Исполнитель обязуется оказать услуги: {{</w:t>
       </w:r>
-      <w:r>
-        <w:rPr>
-          <w:rStyle w:val="C3"/>
+      <w:proofErr w:type="spellStart"/>
+      <w:r>
+        <w:rPr>
+          <w:rStyle w:val="15"/>
           <w:rFonts w:ascii="Times New Roman" w:hAnsi="Times New Roman"/>
         </w:rPr>
         <w:t>services_text</w:t>
       </w:r>
+      <w:proofErr w:type="spellEnd"/>
       <w:r>
         <w:rPr>
           <w:rFonts w:ascii="Times New Roman" w:hAnsi="Times New Roman"/>
@@ -239,7 +284,7 @@
       <w:r>
         <w:rPr>
           <w:rFonts w:ascii="Times New Roman" w:hAnsi="Times New Roman"/>
-          <w:i w:val="1"/>
+          <w:i/>
         </w:rPr>
         <w:t xml:space="preserve"> </w:t>
       </w:r>
@@ -247,24 +292,41 @@
         <w:rPr>
           <w:rFonts w:ascii="Times New Roman" w:hAnsi="Times New Roman"/>
         </w:rPr>
-        <w:t xml:space="preserve">(далее – услуги), согласно Спецификации, а Заказчик обязуется оплатить эти услуги.  Количество зрителей составляет {{</w:t>
-      </w:r>
-      <w:r>
-        <w:rPr>
-          <w:rStyle w:val="C3"/>
+        <w:t>(далее – услуги), согласно Спецификации, а Заказчик обязуется оплатить эти услуги.  Количество зрителей составляет {{</w:t>
+      </w:r>
+      <w:proofErr w:type="spellStart"/>
+      <w:r>
+        <w:rPr>
+          <w:rStyle w:val="15"/>
           <w:rFonts w:ascii="Times New Roman" w:hAnsi="Times New Roman"/>
         </w:rPr>
         <w:t>total_viewers</w:t>
       </w:r>
-      <w:r>
-        <w:rPr>
-          <w:rFonts w:ascii="Times New Roman" w:hAnsi="Times New Roman"/>
-        </w:rPr>
-        <w:t>}} человек. Дата оказания услуг – {{service_date}}. Место проведения: на пришкольной территории (вне здания) без использования аппаратуры {{</w:t>
-      </w:r>
-      <w:r>
-        <w:rPr>
-          <w:rStyle w:val="C3"/>
+      <w:proofErr w:type="spellEnd"/>
+      <w:r>
+        <w:rPr>
+          <w:rFonts w:ascii="Times New Roman" w:hAnsi="Times New Roman"/>
+        </w:rPr>
+        <w:t>}} человек. Дата оказания услуг – {{</w:t>
+      </w:r>
+      <w:proofErr w:type="spellStart"/>
+      <w:r>
+        <w:rPr>
+          <w:rFonts w:ascii="Times New Roman" w:hAnsi="Times New Roman"/>
+        </w:rPr>
+        <w:t>service_date</w:t>
+      </w:r>
+      <w:proofErr w:type="spellEnd"/>
+      <w:r>
+        <w:rPr>
+          <w:rFonts w:ascii="Times New Roman" w:hAnsi="Times New Roman"/>
+        </w:rPr>
+        <w:t>}}. Место проведения: на пришкольной территории (вне здания) без использования аппаратуры {{</w:t>
+      </w:r>
+      <w:proofErr w:type="spellStart"/>
+      <w:r>
+        <w:rPr>
+          <w:rStyle w:val="15"/>
           <w:rFonts w:ascii="Times New Roman" w:hAnsi="Times New Roman"/>
         </w:rPr>
         <w:t>address_and_tim</w:t>
@@ -273,12 +335,19 @@
         <w:rPr>
           <w:rFonts w:ascii="Times New Roman" w:hAnsi="Times New Roman"/>
         </w:rPr>
-        <w:t>e}} в соответствии с календарным планом.</w:t>
-      </w:r>
-    </w:p>
-    <w:p>
-      <w:pPr>
-        <w:spacing w:lineRule="auto" w:line="240" w:after="0" w:beforeAutospacing="0" w:afterAutospacing="0"/>
+        <w:t>e</w:t>
+      </w:r>
+      <w:proofErr w:type="spellEnd"/>
+      <w:r>
+        <w:rPr>
+          <w:rFonts w:ascii="Times New Roman" w:hAnsi="Times New Roman"/>
+        </w:rPr>
+        <w:t>}} в соответствии с календарным планом.</w:t>
+      </w:r>
+    </w:p>
+    <w:p>
+      <w:pPr>
+        <w:spacing w:after="0" w:line="240" w:lineRule="auto"/>
         <w:ind w:left="540"/>
         <w:rPr>
           <w:rFonts w:ascii="Times New Roman" w:hAnsi="Times New Roman"/>
@@ -287,7 +356,7 @@
     </w:p>
     <w:p>
       <w:pPr>
-        <w:spacing w:lineRule="auto" w:line="240" w:after="0" w:beforeAutospacing="0" w:afterAutospacing="0"/>
+        <w:spacing w:after="0" w:line="240" w:lineRule="auto"/>
         <w:ind w:firstLine="540"/>
         <w:jc w:val="center"/>
         <w:rPr>
@@ -307,7 +376,7 @@
           <w:ilvl w:val="0"/>
           <w:numId w:val="2"/>
         </w:numPr>
-        <w:spacing w:lineRule="auto" w:line="240" w:after="0" w:beforeAutospacing="0" w:afterAutospacing="0"/>
+        <w:spacing w:after="0" w:line="240" w:lineRule="auto"/>
         <w:ind w:firstLine="540"/>
         <w:jc w:val="both"/>
         <w:rPr>
@@ -324,23 +393,57 @@
       </w:r>
       <w:r>
         <w:rPr>
-          <w:rStyle w:val="C3"/>
-          <w:rFonts w:ascii="Times New Roman" w:hAnsi="Times New Roman"/>
-        </w:rPr>
-        <w:t xml:space="preserve"> {{price_in_figures}} (</w:t>
-      </w:r>
-      <w:r>
-        <w:rPr>
-          <w:rStyle w:val="C3"/>
-          <w:rFonts w:ascii="Times New Roman" w:hAnsi="Times New Roman"/>
-          <w:i w:val="1"/>
-        </w:rPr>
-        <w:t>{{price_in_words}})</w:t>
-      </w:r>
-      <w:r>
-        <w:rPr>
-          <w:rFonts w:ascii="Times New Roman" w:hAnsi="Times New Roman"/>
-          <w:i w:val="1"/>
+          <w:rStyle w:val="15"/>
+          <w:rFonts w:ascii="Times New Roman" w:hAnsi="Times New Roman"/>
+        </w:rPr>
+        <w:t xml:space="preserve"> {{</w:t>
+      </w:r>
+      <w:proofErr w:type="spellStart"/>
+      <w:r>
+        <w:rPr>
+          <w:rStyle w:val="15"/>
+          <w:rFonts w:ascii="Times New Roman" w:hAnsi="Times New Roman"/>
+        </w:rPr>
+        <w:t>price_in_figures</w:t>
+      </w:r>
+      <w:proofErr w:type="spellEnd"/>
+      <w:r>
+        <w:rPr>
+          <w:rStyle w:val="15"/>
+          <w:rFonts w:ascii="Times New Roman" w:hAnsi="Times New Roman"/>
+        </w:rPr>
+        <w:t>}} (</w:t>
+      </w:r>
+      <w:r>
+        <w:rPr>
+          <w:rStyle w:val="15"/>
+          <w:rFonts w:ascii="Times New Roman" w:hAnsi="Times New Roman"/>
+          <w:i/>
+        </w:rPr>
+        <w:t>{{</w:t>
+      </w:r>
+      <w:proofErr w:type="spellStart"/>
+      <w:r>
+        <w:rPr>
+          <w:rStyle w:val="15"/>
+          <w:rFonts w:ascii="Times New Roman" w:hAnsi="Times New Roman"/>
+          <w:i/>
+        </w:rPr>
+        <w:t>price_in_words</w:t>
+      </w:r>
+      <w:proofErr w:type="spellEnd"/>
+      <w:r>
+        <w:rPr>
+          <w:rStyle w:val="15"/>
+          <w:rFonts w:ascii="Times New Roman" w:hAnsi="Times New Roman"/>
+          <w:i/>
+        </w:rPr>
+        <w:t>}})</w:t>
+      </w:r>
+      <w:r>
+        <w:rPr>
+          <w:rFonts w:ascii="Times New Roman" w:hAnsi="Times New Roman"/>
+          <w:i/>
         </w:rPr>
         <w:t xml:space="preserve">. НДС не предусмотрен. </w:t>
       </w:r>
@@ -351,7 +454,7 @@
           <w:ilvl w:val="0"/>
           <w:numId w:val="2"/>
         </w:numPr>
-        <w:spacing w:lineRule="auto" w:line="240" w:after="0" w:beforeAutospacing="0" w:afterAutospacing="0"/>
+        <w:spacing w:after="0" w:line="240" w:lineRule="auto"/>
         <w:ind w:firstLine="540"/>
         <w:jc w:val="both"/>
         <w:rPr>
@@ -367,9 +470,9 @@
       <w:r>
         <w:rPr>
           <w:rFonts w:ascii="Times New Roman" w:hAnsi="Times New Roman"/>
-          <w:i w:val="1"/>
-        </w:rPr>
-        <w:t xml:space="preserve">после подписания сторонами акта оказанных услуг в течение 30 (тридцати)  рабочих дней.</w:t>
+          <w:i/>
+        </w:rPr>
+        <w:t>после подписания сторонами акта оказанных услуг в течение 30 (тридцати)  рабочих дней.</w:t>
       </w:r>
     </w:p>
     <w:p>
@@ -378,7 +481,7 @@
           <w:ilvl w:val="0"/>
           <w:numId w:val="2"/>
         </w:numPr>
-        <w:spacing w:lineRule="auto" w:line="240" w:after="0" w:beforeAutospacing="0" w:afterAutospacing="0"/>
+        <w:spacing w:after="0" w:line="240" w:lineRule="auto"/>
         <w:ind w:firstLine="540"/>
         <w:jc w:val="both"/>
         <w:rPr>
@@ -398,7 +501,7 @@
           <w:ilvl w:val="0"/>
           <w:numId w:val="2"/>
         </w:numPr>
-        <w:spacing w:lineRule="auto" w:line="240" w:after="0" w:beforeAutospacing="0" w:afterAutospacing="0"/>
+        <w:spacing w:after="0" w:line="240" w:lineRule="auto"/>
         <w:ind w:firstLine="540"/>
         <w:jc w:val="both"/>
         <w:rPr>
@@ -414,7 +517,7 @@
     </w:p>
     <w:p>
       <w:pPr>
-        <w:spacing w:lineRule="auto" w:line="240" w:after="0" w:beforeAutospacing="0" w:afterAutospacing="0"/>
+        <w:spacing w:after="0" w:line="240" w:lineRule="auto"/>
         <w:jc w:val="center"/>
         <w:rPr>
           <w:rFonts w:ascii="Times New Roman" w:hAnsi="Times New Roman"/>
@@ -423,7 +526,7 @@
     </w:p>
     <w:p>
       <w:pPr>
-        <w:spacing w:lineRule="auto" w:line="240" w:after="0" w:beforeAutospacing="0" w:afterAutospacing="0"/>
+        <w:spacing w:after="0" w:line="240" w:lineRule="auto"/>
         <w:jc w:val="center"/>
         <w:rPr>
           <w:rFonts w:ascii="Times New Roman" w:hAnsi="Times New Roman"/>
@@ -442,7 +545,7 @@
           <w:ilvl w:val="0"/>
           <w:numId w:val="3"/>
         </w:numPr>
-        <w:spacing w:lineRule="auto" w:line="240" w:after="0" w:beforeAutospacing="0" w:afterAutospacing="0"/>
+        <w:spacing w:after="0" w:line="240" w:lineRule="auto"/>
         <w:ind w:firstLine="540"/>
         <w:jc w:val="both"/>
         <w:rPr>
@@ -462,7 +565,7 @@
           <w:ilvl w:val="0"/>
           <w:numId w:val="3"/>
         </w:numPr>
-        <w:spacing w:lineRule="auto" w:line="240" w:after="0" w:beforeAutospacing="0" w:afterAutospacing="0"/>
+        <w:spacing w:after="0" w:line="240" w:lineRule="auto"/>
         <w:ind w:firstLine="540"/>
         <w:jc w:val="both"/>
         <w:rPr>
@@ -482,7 +585,7 @@
           <w:ilvl w:val="0"/>
           <w:numId w:val="3"/>
         </w:numPr>
-        <w:spacing w:lineRule="auto" w:line="240" w:after="0" w:beforeAutospacing="0" w:afterAutospacing="0"/>
+        <w:spacing w:after="0" w:line="240" w:lineRule="auto"/>
         <w:ind w:firstLine="540"/>
         <w:jc w:val="both"/>
         <w:rPr>
@@ -502,7 +605,7 @@
           <w:ilvl w:val="0"/>
           <w:numId w:val="3"/>
         </w:numPr>
-        <w:spacing w:lineRule="auto" w:line="240" w:after="0" w:beforeAutospacing="0" w:afterAutospacing="0"/>
+        <w:spacing w:after="0" w:line="240" w:lineRule="auto"/>
         <w:ind w:firstLine="540"/>
         <w:jc w:val="both"/>
         <w:rPr>
@@ -518,7 +621,7 @@
       <w:r>
         <w:rPr>
           <w:rFonts w:ascii="Times New Roman" w:hAnsi="Times New Roman"/>
-          <w:i w:val="1"/>
+          <w:i/>
         </w:rPr>
         <w:t>2 (двух)</w:t>
       </w:r>
@@ -535,7 +638,7 @@
           <w:ilvl w:val="0"/>
           <w:numId w:val="3"/>
         </w:numPr>
-        <w:spacing w:lineRule="auto" w:line="240" w:after="0" w:beforeAutospacing="0" w:afterAutospacing="0"/>
+        <w:spacing w:after="0" w:line="240" w:lineRule="auto"/>
         <w:ind w:firstLine="540"/>
         <w:jc w:val="both"/>
         <w:rPr>
@@ -555,7 +658,7 @@
           <w:ilvl w:val="0"/>
           <w:numId w:val="3"/>
         </w:numPr>
-        <w:spacing w:lineRule="auto" w:line="240" w:after="0" w:beforeAutospacing="0" w:afterAutospacing="0"/>
+        <w:spacing w:after="0" w:line="240" w:lineRule="auto"/>
         <w:ind w:firstLine="540"/>
         <w:jc w:val="both"/>
         <w:rPr>
@@ -575,7 +678,7 @@
           <w:ilvl w:val="0"/>
           <w:numId w:val="3"/>
         </w:numPr>
-        <w:spacing w:lineRule="auto" w:line="240" w:after="0" w:beforeAutospacing="0" w:afterAutospacing="0"/>
+        <w:spacing w:after="0" w:line="240" w:lineRule="auto"/>
         <w:ind w:firstLine="540"/>
         <w:jc w:val="both"/>
         <w:rPr>
@@ -595,7 +698,7 @@
           <w:ilvl w:val="0"/>
           <w:numId w:val="3"/>
         </w:numPr>
-        <w:spacing w:lineRule="auto" w:line="240" w:after="0" w:beforeAutospacing="0" w:afterAutospacing="0"/>
+        <w:spacing w:after="0" w:line="240" w:lineRule="auto"/>
         <w:ind w:firstLine="540"/>
         <w:jc w:val="both"/>
         <w:rPr>
@@ -615,7 +718,7 @@
           <w:ilvl w:val="0"/>
           <w:numId w:val="3"/>
         </w:numPr>
-        <w:spacing w:lineRule="auto" w:line="240" w:after="0" w:beforeAutospacing="0" w:afterAutospacing="0"/>
+        <w:spacing w:after="0" w:line="240" w:lineRule="auto"/>
         <w:ind w:firstLine="540"/>
         <w:jc w:val="both"/>
         <w:rPr>
@@ -635,7 +738,7 @@
           <w:ilvl w:val="0"/>
           <w:numId w:val="3"/>
         </w:numPr>
-        <w:spacing w:lineRule="auto" w:line="240" w:after="0" w:beforeAutospacing="0" w:afterAutospacing="0"/>
+        <w:spacing w:after="0" w:line="240" w:lineRule="auto"/>
         <w:ind w:firstLine="540"/>
         <w:jc w:val="both"/>
         <w:rPr>
@@ -655,7 +758,7 @@
           <w:ilvl w:val="0"/>
           <w:numId w:val="3"/>
         </w:numPr>
-        <w:spacing w:lineRule="auto" w:line="240" w:after="0" w:beforeAutospacing="0" w:afterAutospacing="0"/>
+        <w:spacing w:after="0" w:line="240" w:lineRule="auto"/>
         <w:ind w:firstLine="540"/>
         <w:jc w:val="both"/>
         <w:rPr>
@@ -675,7 +778,7 @@
           <w:ilvl w:val="0"/>
           <w:numId w:val="3"/>
         </w:numPr>
-        <w:spacing w:lineRule="auto" w:line="240" w:after="0" w:beforeAutospacing="0" w:afterAutospacing="0"/>
+        <w:spacing w:after="0" w:line="240" w:lineRule="auto"/>
         <w:ind w:firstLine="540"/>
         <w:jc w:val="both"/>
         <w:rPr>
@@ -695,7 +798,7 @@
           <w:ilvl w:val="0"/>
           <w:numId w:val="3"/>
         </w:numPr>
-        <w:spacing w:lineRule="auto" w:line="240" w:after="0" w:beforeAutospacing="0" w:afterAutospacing="0"/>
+        <w:spacing w:after="0" w:line="240" w:lineRule="auto"/>
         <w:ind w:firstLine="540"/>
         <w:jc w:val="both"/>
         <w:rPr>
@@ -715,7 +818,7 @@
           <w:ilvl w:val="0"/>
           <w:numId w:val="3"/>
         </w:numPr>
-        <w:spacing w:lineRule="auto" w:line="240" w:after="0" w:beforeAutospacing="0" w:afterAutospacing="0"/>
+        <w:spacing w:after="0" w:line="240" w:lineRule="auto"/>
         <w:ind w:firstLine="540"/>
         <w:jc w:val="both"/>
         <w:rPr>
@@ -735,7 +838,7 @@
           <w:ilvl w:val="0"/>
           <w:numId w:val="3"/>
         </w:numPr>
-        <w:spacing w:lineRule="auto" w:line="240" w:after="0" w:beforeAutospacing="0" w:afterAutospacing="0"/>
+        <w:spacing w:after="0" w:line="240" w:lineRule="auto"/>
         <w:ind w:firstLine="540"/>
         <w:jc w:val="both"/>
         <w:rPr>
@@ -756,9 +859,9 @@
           <w:numId w:val="3"/>
         </w:numPr>
         <w:tabs>
-          <w:tab w:val="left" w:pos="900" w:leader="none"/>
+          <w:tab w:val="left" w:pos="900"/>
         </w:tabs>
-        <w:spacing w:lineRule="auto" w:line="240" w:after="0" w:beforeAutospacing="0" w:afterAutospacing="0"/>
+        <w:spacing w:after="0" w:line="240" w:lineRule="auto"/>
         <w:ind w:firstLine="540"/>
         <w:jc w:val="both"/>
         <w:rPr>
@@ -779,9 +882,9 @@
           <w:numId w:val="3"/>
         </w:numPr>
         <w:tabs>
-          <w:tab w:val="left" w:pos="900" w:leader="none"/>
+          <w:tab w:val="left" w:pos="900"/>
         </w:tabs>
-        <w:spacing w:lineRule="auto" w:line="240" w:after="0" w:beforeAutospacing="0" w:afterAutospacing="0"/>
+        <w:spacing w:after="0" w:line="240" w:lineRule="auto"/>
         <w:ind w:firstLine="540"/>
         <w:jc w:val="both"/>
         <w:rPr>
@@ -798,9 +901,9 @@
     <w:p>
       <w:pPr>
         <w:tabs>
-          <w:tab w:val="left" w:pos="1080" w:leader="none"/>
+          <w:tab w:val="left" w:pos="1080"/>
         </w:tabs>
-        <w:spacing w:lineRule="auto" w:line="240" w:after="0" w:beforeAutospacing="0" w:afterAutospacing="0"/>
+        <w:spacing w:after="0" w:line="240" w:lineRule="auto"/>
         <w:jc w:val="center"/>
         <w:rPr>
           <w:rFonts w:ascii="Times New Roman" w:hAnsi="Times New Roman"/>
@@ -810,9 +913,9 @@
     <w:p>
       <w:pPr>
         <w:tabs>
-          <w:tab w:val="left" w:pos="1080" w:leader="none"/>
+          <w:tab w:val="left" w:pos="1080"/>
         </w:tabs>
-        <w:spacing w:lineRule="auto" w:line="240" w:after="0" w:beforeAutospacing="0" w:afterAutospacing="0"/>
+        <w:spacing w:after="0" w:line="240" w:lineRule="auto"/>
         <w:jc w:val="center"/>
         <w:rPr>
           <w:rFonts w:ascii="Times New Roman" w:hAnsi="Times New Roman"/>
@@ -831,7 +934,7 @@
           <w:ilvl w:val="0"/>
           <w:numId w:val="4"/>
         </w:numPr>
-        <w:spacing w:lineRule="auto" w:line="240" w:after="0" w:beforeAutospacing="0" w:afterAutospacing="0"/>
+        <w:spacing w:after="0" w:line="240" w:lineRule="auto"/>
         <w:ind w:firstLine="540"/>
         <w:jc w:val="both"/>
         <w:rPr>
@@ -844,15 +947,18 @@
         <w:rPr>
           <w:rFonts w:ascii="Times New Roman" w:hAnsi="Times New Roman"/>
         </w:rPr>
+        <w:lastRenderedPageBreak/>
         <w:t>Услуги, предусмотренные настоящим договором, должны быть оказаны {{</w:t>
       </w:r>
-      <w:r>
-        <w:rPr>
-          <w:rStyle w:val="C3"/>
+      <w:proofErr w:type="spellStart"/>
+      <w:r>
+        <w:rPr>
+          <w:rStyle w:val="15"/>
           <w:rFonts w:ascii="Times New Roman" w:hAnsi="Times New Roman"/>
         </w:rPr>
         <w:t>dates</w:t>
       </w:r>
+      <w:proofErr w:type="spellEnd"/>
       <w:r>
         <w:rPr>
           <w:rFonts w:ascii="Times New Roman" w:hAnsi="Times New Roman"/>
@@ -862,7 +968,7 @@
       <w:r>
         <w:rPr>
           <w:rFonts w:ascii="Times New Roman" w:hAnsi="Times New Roman"/>
-          <w:i w:val="1"/>
+          <w:i/>
         </w:rPr>
         <w:t>.</w:t>
       </w:r>
@@ -873,7 +979,7 @@
           <w:ilvl w:val="0"/>
           <w:numId w:val="4"/>
         </w:numPr>
-        <w:spacing w:lineRule="auto" w:line="240" w:after="0" w:beforeAutospacing="0" w:afterAutospacing="0"/>
+        <w:spacing w:after="0" w:line="240" w:lineRule="auto"/>
         <w:ind w:firstLine="540"/>
         <w:jc w:val="both"/>
         <w:rPr>
@@ -889,7 +995,7 @@
       <w:r>
         <w:rPr>
           <w:rFonts w:ascii="Times New Roman" w:hAnsi="Times New Roman"/>
-          <w:i w:val="1"/>
+          <w:i/>
         </w:rPr>
         <w:t>3 (трех)</w:t>
       </w:r>
@@ -902,7 +1008,7 @@
       <w:r>
         <w:rPr>
           <w:rFonts w:ascii="Times New Roman" w:hAnsi="Times New Roman"/>
-          <w:i w:val="1"/>
+          <w:i/>
         </w:rPr>
         <w:t>3 (трех)</w:t>
       </w:r>
@@ -919,7 +1025,7 @@
           <w:ilvl w:val="0"/>
           <w:numId w:val="4"/>
         </w:numPr>
-        <w:spacing w:lineRule="auto" w:line="240" w:after="0" w:beforeAutospacing="0" w:afterAutospacing="0"/>
+        <w:spacing w:after="0" w:line="240" w:lineRule="auto"/>
         <w:ind w:firstLine="540"/>
         <w:jc w:val="both"/>
         <w:rPr>
@@ -939,7 +1045,7 @@
           <w:ilvl w:val="0"/>
           <w:numId w:val="4"/>
         </w:numPr>
-        <w:spacing w:lineRule="auto" w:line="240" w:after="0" w:beforeAutospacing="0" w:afterAutospacing="0"/>
+        <w:spacing w:after="0" w:line="240" w:lineRule="auto"/>
         <w:ind w:firstLine="540"/>
         <w:jc w:val="both"/>
         <w:rPr>
@@ -959,7 +1065,7 @@
           <w:ilvl w:val="0"/>
           <w:numId w:val="4"/>
         </w:numPr>
-        <w:spacing w:lineRule="auto" w:line="240" w:after="0" w:beforeAutospacing="0" w:afterAutospacing="0"/>
+        <w:spacing w:after="0" w:line="240" w:lineRule="auto"/>
         <w:ind w:firstLine="540"/>
         <w:jc w:val="both"/>
         <w:rPr>
@@ -975,7 +1081,7 @@
       <w:r>
         <w:rPr>
           <w:rFonts w:ascii="Times New Roman" w:hAnsi="Times New Roman"/>
-          <w:i w:val="1"/>
+          <w:i/>
         </w:rPr>
         <w:t>10 (десяти)</w:t>
       </w:r>
@@ -992,7 +1098,7 @@
           <w:ilvl w:val="0"/>
           <w:numId w:val="4"/>
         </w:numPr>
-        <w:spacing w:lineRule="auto" w:line="240" w:after="0" w:beforeAutospacing="0" w:afterAutospacing="0"/>
+        <w:spacing w:after="0" w:line="240" w:lineRule="auto"/>
         <w:ind w:firstLine="540"/>
         <w:jc w:val="both"/>
         <w:rPr>
@@ -1009,9 +1115,9 @@
     <w:p>
       <w:pPr>
         <w:tabs>
-          <w:tab w:val="left" w:pos="1080" w:leader="none"/>
+          <w:tab w:val="left" w:pos="1080"/>
         </w:tabs>
-        <w:spacing w:lineRule="auto" w:line="240" w:after="0" w:beforeAutospacing="0" w:afterAutospacing="0"/>
+        <w:spacing w:after="0" w:line="240" w:lineRule="auto"/>
         <w:jc w:val="center"/>
         <w:rPr>
           <w:rFonts w:ascii="Times New Roman" w:hAnsi="Times New Roman"/>
@@ -1020,7 +1126,7 @@
     </w:p>
     <w:p>
       <w:pPr>
-        <w:spacing w:lineRule="auto" w:line="240" w:after="0" w:beforeAutospacing="0" w:afterAutospacing="0"/>
+        <w:spacing w:after="0" w:line="240" w:lineRule="auto"/>
         <w:jc w:val="center"/>
         <w:rPr>
           <w:rFonts w:ascii="Times New Roman" w:hAnsi="Times New Roman"/>
@@ -1040,9 +1146,9 @@
           <w:numId w:val="5"/>
         </w:numPr>
         <w:tabs>
-          <w:tab w:val="left" w:pos="900" w:leader="none"/>
+          <w:tab w:val="left" w:pos="900"/>
         </w:tabs>
-        <w:spacing w:lineRule="auto" w:line="240" w:after="0" w:beforeAutospacing="0" w:afterAutospacing="0"/>
+        <w:spacing w:after="0" w:line="240" w:lineRule="auto"/>
         <w:ind w:firstLine="284"/>
         <w:jc w:val="both"/>
         <w:rPr>
@@ -1063,9 +1169,9 @@
           <w:numId w:val="5"/>
         </w:numPr>
         <w:tabs>
-          <w:tab w:val="left" w:pos="900" w:leader="none"/>
+          <w:tab w:val="left" w:pos="900"/>
         </w:tabs>
-        <w:spacing w:lineRule="auto" w:line="240" w:after="0" w:beforeAutospacing="0" w:afterAutospacing="0"/>
+        <w:spacing w:after="0" w:line="240" w:lineRule="auto"/>
         <w:ind w:firstLine="284"/>
         <w:jc w:val="both"/>
         <w:rPr>
@@ -1086,9 +1192,9 @@
           <w:numId w:val="5"/>
         </w:numPr>
         <w:tabs>
-          <w:tab w:val="left" w:pos="900" w:leader="none"/>
+          <w:tab w:val="left" w:pos="900"/>
         </w:tabs>
-        <w:spacing w:lineRule="auto" w:line="240" w:after="0" w:beforeAutospacing="0" w:afterAutospacing="0"/>
+        <w:spacing w:after="0" w:line="240" w:lineRule="auto"/>
         <w:ind w:firstLine="284"/>
         <w:jc w:val="both"/>
         <w:rPr>
@@ -1099,7 +1205,7 @@
         <w:rPr>
           <w:rFonts w:ascii="Times New Roman" w:hAnsi="Times New Roman"/>
         </w:rPr>
-        <w:t xml:space="preserve">В случае просрочки исполнения Исполнителем обязательства (в том числе гарантийного обязательства), предусмотренного настоящим Договором, Заказчик направляет Исполнителю требование об уплате неустойки начисляемой за каждый день просрочки  исполнения Исполнителем обязательства, предусмотренного договором, начиная со дня, следующего после дня истечения установленного договором срока исполнения обязательства, в размере одной трехсотой действующей на дату уплаты пени ставки рефинансирования Центрального банка Российской Федерации от цены договора, уменьшенной на сумму, пропорциональную объему обязательств, предусмотренных договором и фактически исполненных исполнителем.</w:t>
+        <w:t>В случае просрочки исполнения Исполнителем обязательства (в том числе гарантийного обязательства), предусмотренного настоящим Договором, Заказчик направляет Исполнителю требование об уплате неустойки начисляемой за каждый день просрочки  исполнения Исполнителем обязательства, предусмотренного договором, начиная со дня, следующего после дня истечения установленного договором срока исполнения обязательства, в размере одной трехсотой действующей на дату уплаты пени ставки рефинансирования Центрального банка Российской Федерации от цены договора, уменьшенной на сумму, пропорциональную объему обязательств, предусмотренных договором и фактически исполненных исполнителем.</w:t>
       </w:r>
     </w:p>
     <w:p>
@@ -1109,9 +1215,9 @@
           <w:numId w:val="5"/>
         </w:numPr>
         <w:tabs>
-          <w:tab w:val="left" w:pos="900" w:leader="none"/>
+          <w:tab w:val="left" w:pos="900"/>
         </w:tabs>
-        <w:spacing w:lineRule="auto" w:line="240" w:after="0" w:beforeAutospacing="0" w:afterAutospacing="0"/>
+        <w:spacing w:after="0" w:line="240" w:lineRule="auto"/>
         <w:ind w:firstLine="284"/>
         <w:jc w:val="both"/>
         <w:rPr>
@@ -1132,9 +1238,9 @@
           <w:numId w:val="5"/>
         </w:numPr>
         <w:tabs>
-          <w:tab w:val="left" w:pos="900" w:leader="none"/>
+          <w:tab w:val="left" w:pos="900"/>
         </w:tabs>
-        <w:spacing w:lineRule="auto" w:line="240" w:after="0" w:beforeAutospacing="0" w:afterAutospacing="0"/>
+        <w:spacing w:after="0" w:line="240" w:lineRule="auto"/>
         <w:ind w:firstLine="284"/>
         <w:jc w:val="both"/>
         <w:rPr>
@@ -1150,7 +1256,7 @@
     </w:p>
     <w:p>
       <w:pPr>
-        <w:spacing w:lineRule="auto" w:line="240" w:after="0" w:beforeAutospacing="0" w:afterAutospacing="0"/>
+        <w:spacing w:after="0" w:line="240" w:lineRule="auto"/>
         <w:ind w:firstLine="284"/>
         <w:jc w:val="both"/>
         <w:rPr>
@@ -1166,7 +1272,7 @@
     </w:p>
     <w:p>
       <w:pPr>
-        <w:spacing w:lineRule="auto" w:line="240" w:after="0" w:beforeAutospacing="0" w:afterAutospacing="0"/>
+        <w:spacing w:after="0" w:line="240" w:lineRule="auto"/>
         <w:ind w:firstLine="284"/>
         <w:jc w:val="both"/>
         <w:rPr>
@@ -1182,7 +1288,7 @@
     </w:p>
     <w:p>
       <w:pPr>
-        <w:spacing w:lineRule="auto" w:line="240" w:after="0" w:beforeAutospacing="0" w:afterAutospacing="0"/>
+        <w:spacing w:after="0" w:line="240" w:lineRule="auto"/>
         <w:ind w:firstLine="284"/>
         <w:jc w:val="both"/>
         <w:rPr>
@@ -1214,8 +1320,8 @@
           <w:ilvl w:val="0"/>
           <w:numId w:val="6"/>
         </w:numPr>
-        <w:spacing w:lineRule="auto" w:line="240" w:after="0" w:beforeAutospacing="0" w:afterAutospacing="0"/>
-        <w:ind w:hanging="360" w:left="720"/>
+        <w:spacing w:after="0" w:line="240" w:lineRule="auto"/>
+        <w:ind w:left="720" w:hanging="360"/>
         <w:jc w:val="both"/>
         <w:rPr>
           <w:rFonts w:ascii="Times New Roman" w:hAnsi="Times New Roman"/>
@@ -1234,8 +1340,8 @@
           <w:ilvl w:val="0"/>
           <w:numId w:val="6"/>
         </w:numPr>
-        <w:spacing w:lineRule="auto" w:line="240" w:after="0" w:beforeAutospacing="0" w:afterAutospacing="0"/>
-        <w:ind w:hanging="360" w:left="720"/>
+        <w:spacing w:after="0" w:line="240" w:lineRule="auto"/>
+        <w:ind w:left="720" w:hanging="360"/>
         <w:jc w:val="both"/>
         <w:rPr>
           <w:rFonts w:ascii="Times New Roman" w:hAnsi="Times New Roman"/>
@@ -1251,9 +1357,9 @@
     <w:p>
       <w:pPr>
         <w:tabs>
-          <w:tab w:val="left" w:pos="900" w:leader="none"/>
+          <w:tab w:val="left" w:pos="900"/>
         </w:tabs>
-        <w:spacing w:lineRule="auto" w:line="240" w:after="0" w:beforeAutospacing="0" w:afterAutospacing="0"/>
+        <w:spacing w:after="0" w:line="240" w:lineRule="auto"/>
         <w:jc w:val="center"/>
         <w:rPr>
           <w:rFonts w:ascii="Times New Roman" w:hAnsi="Times New Roman"/>
@@ -1273,9 +1379,9 @@
           <w:numId w:val="7"/>
         </w:numPr>
         <w:tabs>
-          <w:tab w:val="left" w:pos="900" w:leader="none"/>
+          <w:tab w:val="left" w:pos="900"/>
         </w:tabs>
-        <w:spacing w:lineRule="auto" w:line="240" w:after="0" w:beforeAutospacing="0" w:afterAutospacing="0"/>
+        <w:spacing w:after="0" w:line="240" w:lineRule="auto"/>
         <w:ind w:firstLine="540"/>
         <w:jc w:val="both"/>
         <w:rPr>
@@ -1286,6 +1392,7 @@
         <w:rPr>
           <w:rFonts w:ascii="Times New Roman" w:hAnsi="Times New Roman"/>
         </w:rPr>
+        <w:lastRenderedPageBreak/>
         <w:t>Настоящий договор вступает в силу и становится обязательным для Сторон с момента его заключения и внесения его в соответствующий реестр.</w:t>
       </w:r>
     </w:p>
@@ -1296,9 +1403,9 @@
           <w:numId w:val="7"/>
         </w:numPr>
         <w:tabs>
-          <w:tab w:val="left" w:pos="900" w:leader="none"/>
+          <w:tab w:val="left" w:pos="900"/>
         </w:tabs>
-        <w:spacing w:lineRule="auto" w:line="240" w:after="0" w:beforeAutospacing="0" w:afterAutospacing="0"/>
+        <w:spacing w:after="0" w:line="240" w:lineRule="auto"/>
         <w:ind w:firstLine="540"/>
         <w:jc w:val="both"/>
         <w:rPr>
@@ -1314,7 +1421,7 @@
       <w:r>
         <w:rPr>
           <w:rFonts w:ascii="Times New Roman" w:hAnsi="Times New Roman"/>
-          <w:i w:val="1"/>
+          <w:i/>
         </w:rPr>
         <w:t>до 31.12.2025г</w:t>
       </w:r>
@@ -1332,9 +1439,9 @@
           <w:numId w:val="7"/>
         </w:numPr>
         <w:tabs>
-          <w:tab w:val="left" w:pos="900" w:leader="none"/>
+          <w:tab w:val="left" w:pos="900"/>
         </w:tabs>
-        <w:spacing w:lineRule="auto" w:line="240" w:after="0" w:beforeAutospacing="0" w:afterAutospacing="0"/>
+        <w:spacing w:after="0" w:line="240" w:lineRule="auto"/>
         <w:ind w:firstLine="540"/>
         <w:jc w:val="both"/>
         <w:rPr>
@@ -1355,9 +1462,9 @@
           <w:numId w:val="7"/>
         </w:numPr>
         <w:tabs>
-          <w:tab w:val="left" w:pos="900" w:leader="none"/>
+          <w:tab w:val="left" w:pos="900"/>
         </w:tabs>
-        <w:spacing w:lineRule="auto" w:line="240" w:after="0" w:beforeAutospacing="0" w:afterAutospacing="0"/>
+        <w:spacing w:after="0" w:line="240" w:lineRule="auto"/>
         <w:ind w:firstLine="540"/>
         <w:jc w:val="both"/>
         <w:rPr>
@@ -1378,9 +1485,9 @@
           <w:numId w:val="7"/>
         </w:numPr>
         <w:tabs>
-          <w:tab w:val="left" w:pos="900" w:leader="none"/>
+          <w:tab w:val="left" w:pos="900"/>
         </w:tabs>
-        <w:spacing w:lineRule="auto" w:line="240" w:after="0" w:beforeAutospacing="0" w:afterAutospacing="0"/>
+        <w:spacing w:after="0" w:line="240" w:lineRule="auto"/>
         <w:ind w:firstLine="540"/>
         <w:jc w:val="both"/>
         <w:rPr>
@@ -1401,9 +1508,9 @@
           <w:numId w:val="7"/>
         </w:numPr>
         <w:tabs>
-          <w:tab w:val="left" w:pos="900" w:leader="none"/>
+          <w:tab w:val="left" w:pos="900"/>
         </w:tabs>
-        <w:spacing w:lineRule="auto" w:line="240" w:after="0" w:beforeAutospacing="0" w:afterAutospacing="0"/>
+        <w:spacing w:after="0" w:line="240" w:lineRule="auto"/>
         <w:ind w:firstLine="540"/>
         <w:jc w:val="both"/>
         <w:rPr>
@@ -1424,9 +1531,9 @@
           <w:numId w:val="7"/>
         </w:numPr>
         <w:tabs>
-          <w:tab w:val="left" w:pos="900" w:leader="none"/>
+          <w:tab w:val="left" w:pos="900"/>
         </w:tabs>
-        <w:spacing w:lineRule="auto" w:line="240" w:after="0" w:beforeAutospacing="0" w:afterAutospacing="0"/>
+        <w:spacing w:after="0" w:line="240" w:lineRule="auto"/>
         <w:ind w:firstLine="540"/>
         <w:jc w:val="both"/>
         <w:rPr>
@@ -1442,7 +1549,7 @@
     </w:p>
     <w:p>
       <w:pPr>
-        <w:spacing w:lineRule="auto" w:line="240" w:after="0" w:beforeAutospacing="0" w:afterAutospacing="0"/>
+        <w:spacing w:after="0" w:line="240" w:lineRule="auto"/>
         <w:ind w:firstLine="600"/>
         <w:jc w:val="center"/>
         <w:rPr>
@@ -1458,7 +1565,7 @@
     </w:p>
     <w:p>
       <w:pPr>
-        <w:spacing w:lineRule="auto" w:line="240" w:after="0" w:beforeAutospacing="0" w:afterAutospacing="0"/>
+        <w:spacing w:after="0" w:line="240" w:lineRule="auto"/>
         <w:ind w:firstLine="600"/>
         <w:jc w:val="center"/>
         <w:rPr>
@@ -1469,26 +1576,26 @@
     </w:p>
     <w:p>
       <w:pPr>
-        <w:spacing w:lineRule="auto" w:line="276" w:after="200" w:beforeAutospacing="0" w:afterAutospacing="0"/>
-        <w:ind w:firstLine="720" w:left="720"/>
+        <w:spacing w:after="200" w:line="276" w:lineRule="auto"/>
+        <w:ind w:left="720" w:firstLine="720"/>
         <w:rPr>
           <w:rFonts w:ascii="Calibri" w:hAnsi="Calibri"/>
-          <w:b w:val="1"/>
+          <w:b/>
           <w:sz w:val="24"/>
         </w:rPr>
       </w:pPr>
       <w:r>
         <w:rPr>
           <w:rFonts w:ascii="Times New Roman" w:hAnsi="Times New Roman"/>
-          <w:b w:val="1"/>
+          <w:b/>
           <w:sz w:val="24"/>
         </w:rPr>
-        <w:t xml:space="preserve">ЗАКАЗЧИК:                                                         ИСПОЛНИТЕЛЬ</w:t>
+        <w:t>ЗАКАЗЧИК:                                                         ИСПОЛНИТЕЛЬ</w:t>
       </w:r>
       <w:r>
         <w:rPr>
           <w:rFonts w:ascii="Calibri" w:hAnsi="Calibri"/>
-          <w:b w:val="1"/>
+          <w:b/>
           <w:sz w:val="24"/>
         </w:rPr>
         <w:t>:</w:t>
@@ -1503,7 +1610,7 @@
           <w:left w:w="10" w:type="dxa"/>
           <w:right w:w="10" w:type="dxa"/>
         </w:tblCellMar>
-        <w:tblLook w:val="04A0"/>
+        <w:tblLook w:val="04A0" w:firstRow="1" w:lastRow="0" w:firstColumn="1" w:lastColumn="0" w:noHBand="0" w:noVBand="1"/>
       </w:tblPr>
       <w:tblGrid>
         <w:gridCol w:w="4586"/>
@@ -1514,10 +1621,10 @@
           <w:tcPr>
             <w:tcW w:w="4586" w:type="dxa"/>
             <w:tcBorders>
-              <w:top w:val="single" w:sz="4" w:space="0" w:shadow="0" w:frame="0" w:color="000000"/>
-              <w:left w:val="single" w:sz="4" w:space="0" w:shadow="0" w:frame="0" w:color="000000"/>
-              <w:bottom w:val="single" w:sz="4" w:space="0" w:shadow="0" w:frame="0" w:color="000000"/>
-              <w:right w:val="single" w:sz="4" w:space="0" w:shadow="0" w:frame="0" w:color="000000"/>
+              <w:top w:val="single" w:sz="4" w:space="0" w:color="000000"/>
+              <w:left w:val="single" w:sz="4" w:space="0" w:color="000000"/>
+              <w:bottom w:val="single" w:sz="4" w:space="0" w:color="000000"/>
+              <w:right w:val="single" w:sz="4" w:space="0" w:color="000000"/>
             </w:tcBorders>
             <w:shd w:val="clear" w:color="auto" w:fill="FFFFFF"/>
             <w:tcMar>
@@ -1528,17 +1635,33 @@
           </w:tcPr>
           <w:p>
             <w:pPr>
-              <w:spacing w:lineRule="auto" w:line="276" w:after="120" w:beforeAutospacing="0" w:afterAutospacing="0"/>
+              <w:spacing w:after="120" w:line="276" w:lineRule="auto"/>
               <w:rPr>
                 <w:rFonts w:ascii="Times New Roman" w:hAnsi="Times New Roman"/>
               </w:rPr>
             </w:pPr>
             <w:r>
               <w:rPr>
-                <w:rStyle w:val="C3"/>
-                <w:rFonts w:ascii="Times New Roman" w:hAnsi="Times New Roman"/>
-              </w:rPr>
-              <w:t>{{customer.requisites}}</w:t>
+                <w:rStyle w:val="15"/>
+                <w:rFonts w:ascii="Times New Roman" w:hAnsi="Times New Roman"/>
+              </w:rPr>
+              <w:t>{{</w:t>
+            </w:r>
+            <w:proofErr w:type="spellStart"/>
+            <w:r>
+              <w:rPr>
+                <w:rStyle w:val="15"/>
+                <w:rFonts w:ascii="Times New Roman" w:hAnsi="Times New Roman"/>
+              </w:rPr>
+              <w:t>customer.requisites</w:t>
+            </w:r>
+            <w:proofErr w:type="spellEnd"/>
+            <w:r>
+              <w:rPr>
+                <w:rStyle w:val="15"/>
+                <w:rFonts w:ascii="Times New Roman" w:hAnsi="Times New Roman"/>
+              </w:rPr>
+              <w:t>}}</w:t>
             </w:r>
           </w:p>
         </w:tc>
@@ -1546,10 +1669,10 @@
           <w:tcPr>
             <w:tcW w:w="4655" w:type="dxa"/>
             <w:tcBorders>
-              <w:top w:val="single" w:sz="4" w:space="0" w:shadow="0" w:frame="0" w:color="000000"/>
-              <w:left w:val="single" w:sz="4" w:space="0" w:shadow="0" w:frame="0" w:color="000000"/>
-              <w:bottom w:val="single" w:sz="4" w:space="0" w:shadow="0" w:frame="0" w:color="000000"/>
-              <w:right w:val="single" w:sz="4" w:space="0" w:shadow="0" w:frame="0" w:color="000000"/>
+              <w:top w:val="single" w:sz="4" w:space="0" w:color="000000"/>
+              <w:left w:val="single" w:sz="4" w:space="0" w:color="000000"/>
+              <w:bottom w:val="single" w:sz="4" w:space="0" w:color="000000"/>
+              <w:right w:val="single" w:sz="4" w:space="0" w:color="000000"/>
             </w:tcBorders>
             <w:shd w:val="clear" w:color="auto" w:fill="FFFFFF"/>
             <w:tcMar>
@@ -1560,15 +1683,31 @@
           </w:tcPr>
           <w:p>
             <w:pPr>
-              <w:spacing w:lineRule="auto" w:line="276" w:after="120" w:beforeAutospacing="0" w:afterAutospacing="0"/>
+              <w:spacing w:after="120" w:line="276" w:lineRule="auto"/>
               <w:ind w:left="-57"/>
             </w:pPr>
             <w:r>
               <w:rPr>
-                <w:rStyle w:val="C3"/>
-                <w:rFonts w:ascii="Times New Roman" w:hAnsi="Times New Roman"/>
-              </w:rPr>
-              <w:t>{{doer.requisites}}</w:t>
+                <w:rStyle w:val="15"/>
+                <w:rFonts w:ascii="Times New Roman" w:hAnsi="Times New Roman"/>
+              </w:rPr>
+              <w:t>{{</w:t>
+            </w:r>
+            <w:proofErr w:type="spellStart"/>
+            <w:r>
+              <w:rPr>
+                <w:rStyle w:val="15"/>
+                <w:rFonts w:ascii="Times New Roman" w:hAnsi="Times New Roman"/>
+              </w:rPr>
+              <w:t>doer.requisites</w:t>
+            </w:r>
+            <w:proofErr w:type="spellEnd"/>
+            <w:r>
+              <w:rPr>
+                <w:rStyle w:val="15"/>
+                <w:rFonts w:ascii="Times New Roman" w:hAnsi="Times New Roman"/>
+              </w:rPr>
+              <w:t>}}</w:t>
             </w:r>
           </w:p>
         </w:tc>
@@ -1576,56 +1715,104 @@
     </w:tbl>
     <w:p>
       <w:pPr>
-        <w:spacing w:lineRule="auto" w:line="240" w:after="200" w:beforeAutospacing="0" w:afterAutospacing="0"/>
+        <w:spacing w:after="200" w:line="240" w:lineRule="auto"/>
         <w:jc w:val="center"/>
         <w:rPr>
           <w:rFonts w:ascii="Times New Roman" w:hAnsi="Times New Roman"/>
-          <w:b w:val="1"/>
-        </w:rPr>
-      </w:pPr>
-    </w:p>
-    <w:p>
-      <w:pPr>
-        <w:spacing w:lineRule="auto" w:line="276" w:after="200" w:beforeAutospacing="0" w:afterAutospacing="0"/>
-        <w:rPr>
-          <w:rFonts w:ascii="Times New Roman" w:hAnsi="Times New Roman"/>
-        </w:rPr>
-      </w:pPr>
-      <w:r>
-        <w:rPr>
-          <w:rStyle w:val="C3"/>
-          <w:rFonts w:ascii="Times New Roman" w:hAnsi="Times New Roman"/>
-        </w:rPr>
-        <w:t xml:space="preserve">Директор                                                                    {{ doer.function }}</w:t>
-      </w:r>
-    </w:p>
-    <w:p>
-      <w:pPr>
-        <w:spacing w:lineRule="auto" w:line="276" w:after="200" w:beforeAutospacing="0" w:afterAutospacing="0"/>
-        <w:rPr>
-          <w:rFonts w:ascii="Times New Roman" w:hAnsi="Times New Roman"/>
-        </w:rPr>
-      </w:pPr>
-      <w:r>
-        <w:rPr>
-          <w:rStyle w:val="C3"/>
-          <w:rFonts w:ascii="Times New Roman" w:hAnsi="Times New Roman"/>
-        </w:rPr>
-        <w:t xml:space="preserve">__________________ /{{customer.fio}}/                  __________________ /{{doer.fio}}/</w:t>
-      </w:r>
-    </w:p>
-    <w:p>
-      <w:pPr>
-        <w:spacing w:lineRule="auto" w:line="240" w:after="200" w:beforeAutospacing="0" w:afterAutospacing="0"/>
+          <w:b/>
+        </w:rPr>
+      </w:pPr>
+    </w:p>
+    <w:p>
+      <w:pPr>
+        <w:spacing w:after="200" w:line="276" w:lineRule="auto"/>
+        <w:rPr>
+          <w:rFonts w:ascii="Times New Roman" w:hAnsi="Times New Roman"/>
+        </w:rPr>
+      </w:pPr>
+      <w:r>
+        <w:rPr>
+          <w:rStyle w:val="15"/>
+          <w:rFonts w:ascii="Times New Roman" w:hAnsi="Times New Roman"/>
+        </w:rPr>
+        <w:t xml:space="preserve">Директор                                                                    {{ </w:t>
+      </w:r>
+      <w:proofErr w:type="spellStart"/>
+      <w:r>
+        <w:rPr>
+          <w:rStyle w:val="15"/>
+          <w:rFonts w:ascii="Times New Roman" w:hAnsi="Times New Roman"/>
+        </w:rPr>
+        <w:t>doer.function</w:t>
+      </w:r>
+      <w:proofErr w:type="spellEnd"/>
+      <w:r>
+        <w:rPr>
+          <w:rStyle w:val="15"/>
+          <w:rFonts w:ascii="Times New Roman" w:hAnsi="Times New Roman"/>
+        </w:rPr>
+        <w:t xml:space="preserve"> }}</w:t>
+      </w:r>
+    </w:p>
+    <w:p>
+      <w:pPr>
+        <w:spacing w:after="200" w:line="276" w:lineRule="auto"/>
+        <w:rPr>
+          <w:rFonts w:ascii="Times New Roman" w:hAnsi="Times New Roman"/>
+        </w:rPr>
+      </w:pPr>
+      <w:r>
+        <w:rPr>
+          <w:rStyle w:val="15"/>
+          <w:rFonts w:ascii="Times New Roman" w:hAnsi="Times New Roman"/>
+        </w:rPr>
+        <w:t>__________________ /{{</w:t>
+      </w:r>
+      <w:proofErr w:type="spellStart"/>
+      <w:r>
+        <w:rPr>
+          <w:rStyle w:val="15"/>
+          <w:rFonts w:ascii="Times New Roman" w:hAnsi="Times New Roman"/>
+        </w:rPr>
+        <w:t>customer.fio</w:t>
+      </w:r>
+      <w:proofErr w:type="spellEnd"/>
+      <w:r>
+        <w:rPr>
+          <w:rStyle w:val="15"/>
+          <w:rFonts w:ascii="Times New Roman" w:hAnsi="Times New Roman"/>
+        </w:rPr>
+        <w:t>}}/                  __________________ /{{</w:t>
+      </w:r>
+      <w:proofErr w:type="spellStart"/>
+      <w:r>
+        <w:rPr>
+          <w:rStyle w:val="15"/>
+          <w:rFonts w:ascii="Times New Roman" w:hAnsi="Times New Roman"/>
+        </w:rPr>
+        <w:t>doer.fio</w:t>
+      </w:r>
+      <w:proofErr w:type="spellEnd"/>
+      <w:r>
+        <w:rPr>
+          <w:rStyle w:val="15"/>
+          <w:rFonts w:ascii="Times New Roman" w:hAnsi="Times New Roman"/>
+        </w:rPr>
+        <w:t>}}/</w:t>
+      </w:r>
+    </w:p>
+    <w:p>
+      <w:pPr>
+        <w:spacing w:after="200" w:line="240" w:lineRule="auto"/>
         <w:jc w:val="center"/>
         <w:rPr>
           <w:rFonts w:ascii="Times New Roman" w:hAnsi="Times New Roman"/>
-          <w:b w:val="1"/>
-        </w:rPr>
-      </w:pPr>
-      <w:r>
-        <w:rPr>
-          <w:rStyle w:val="C3"/>
+          <w:b/>
+        </w:rPr>
+      </w:pPr>
+      <w:r>
+        <w:rPr>
+          <w:rStyle w:val="15"/>
           <w:rFonts w:ascii="Times New Roman" w:hAnsi="Times New Roman"/>
         </w:rPr>
         <w:t xml:space="preserve">М.П.                                                                             М.П.  </w:t>
@@ -1633,7 +1820,7 @@
     </w:p>
     <w:p>
       <w:pPr>
-        <w:spacing w:lineRule="auto" w:line="240" w:after="200" w:beforeAutospacing="0" w:afterAutospacing="0"/>
+        <w:spacing w:after="200" w:line="240" w:lineRule="auto"/>
         <w:jc w:val="center"/>
         <w:rPr>
           <w:rFonts w:ascii="Times New Roman" w:hAnsi="Times New Roman"/>
@@ -1648,7 +1835,7 @@
     </w:p>
     <w:p>
       <w:pPr>
-        <w:spacing w:lineRule="auto" w:line="240" w:after="200" w:beforeAutospacing="0" w:afterAutospacing="0"/>
+        <w:spacing w:after="200" w:line="240" w:lineRule="auto"/>
         <w:jc w:val="center"/>
         <w:rPr>
           <w:rFonts w:ascii="Times New Roman" w:hAnsi="Times New Roman"/>
@@ -1658,12 +1845,13 @@
         <w:rPr>
           <w:rFonts w:ascii="Times New Roman" w:hAnsi="Times New Roman"/>
         </w:rPr>
+        <w:lastRenderedPageBreak/>
         <w:t>СПЕЦИФИКАЦИЯ К ДОГОВОРУ ОКАЗАНИЯ УСЛУГ</w:t>
       </w:r>
     </w:p>
     <w:p>
       <w:pPr>
-        <w:spacing w:lineRule="auto" w:line="240" w:after="200" w:beforeAutospacing="0" w:afterAutospacing="0"/>
+        <w:spacing w:after="200" w:line="240" w:lineRule="auto"/>
         <w:jc w:val="center"/>
         <w:rPr>
           <w:rFonts w:ascii="Times New Roman" w:hAnsi="Times New Roman"/>
@@ -1672,7 +1860,7 @@
     </w:p>
     <w:p>
       <w:pPr>
-        <w:spacing w:lineRule="auto" w:line="240" w:after="200" w:beforeAutospacing="0" w:afterAutospacing="0"/>
+        <w:spacing w:after="200" w:line="240" w:lineRule="auto"/>
         <w:jc w:val="center"/>
         <w:rPr>
           <w:rFonts w:ascii="Times New Roman" w:hAnsi="Times New Roman"/>
@@ -1681,7 +1869,7 @@
     </w:p>
     <w:p>
       <w:pPr>
-        <w:spacing w:lineRule="auto" w:line="240" w:after="200" w:beforeAutospacing="0" w:afterAutospacing="0"/>
+        <w:spacing w:after="200" w:line="240" w:lineRule="auto"/>
         <w:jc w:val="center"/>
         <w:rPr>
           <w:rFonts w:ascii="Times New Roman" w:hAnsi="Times New Roman"/>
@@ -1697,7 +1885,7 @@
           <w:left w:w="10" w:type="dxa"/>
           <w:right w:w="10" w:type="dxa"/>
         </w:tblCellMar>
-        <w:tblLook w:val="04A0"/>
+        <w:tblLook w:val="04A0" w:firstRow="1" w:lastRow="0" w:firstColumn="1" w:lastColumn="0" w:noHBand="0" w:noVBand="1"/>
       </w:tblPr>
       <w:tblGrid>
         <w:gridCol w:w="812"/>
@@ -1705,20 +1893,20 @@
         <w:gridCol w:w="1277"/>
         <w:gridCol w:w="1169"/>
         <w:gridCol w:w="1176"/>
-        <w:gridCol w:w="1720"/>
+        <w:gridCol w:w="1719"/>
       </w:tblGrid>
       <w:tr>
         <w:trPr>
-          <w:trHeight w:hRule="atLeast" w:val="723"/>
+          <w:trHeight w:val="723"/>
         </w:trPr>
         <w:tc>
           <w:tcPr>
             <w:tcW w:w="812" w:type="dxa"/>
             <w:tcBorders>
-              <w:top w:val="single" w:sz="4" w:space="0" w:shadow="0" w:frame="0" w:color="000000"/>
-              <w:left w:val="single" w:sz="4" w:space="0" w:shadow="0" w:frame="0" w:color="000000"/>
-              <w:bottom w:val="single" w:sz="4" w:space="0" w:shadow="0" w:frame="0" w:color="000000"/>
-              <w:right w:val="single" w:sz="4" w:space="0" w:shadow="0" w:frame="0" w:color="000000"/>
+              <w:top w:val="single" w:sz="4" w:space="0" w:color="000000"/>
+              <w:left w:val="single" w:sz="4" w:space="0" w:color="000000"/>
+              <w:bottom w:val="single" w:sz="4" w:space="0" w:color="000000"/>
+              <w:right w:val="single" w:sz="4" w:space="0" w:color="000000"/>
             </w:tcBorders>
             <w:shd w:val="clear" w:color="auto" w:fill="FFFFFF"/>
             <w:tcMar>
@@ -1729,17 +1917,17 @@
           </w:tcPr>
           <w:p>
             <w:pPr>
-              <w:spacing w:lineRule="auto" w:line="276" w:after="120" w:beforeAutospacing="0" w:afterAutospacing="0"/>
+              <w:spacing w:after="120" w:line="276" w:lineRule="auto"/>
               <w:jc w:val="center"/>
               <w:rPr>
                 <w:rFonts w:ascii="Times New Roman" w:hAnsi="Times New Roman"/>
-                <w:b w:val="1"/>
+                <w:b/>
               </w:rPr>
             </w:pPr>
             <w:r>
               <w:rPr>
                 <w:rFonts w:ascii="Times New Roman" w:hAnsi="Times New Roman"/>
-                <w:b w:val="1"/>
+                <w:b/>
               </w:rPr>
               <w:t>№п/п</w:t>
             </w:r>
@@ -1749,10 +1937,10 @@
           <w:tcPr>
             <w:tcW w:w="3043" w:type="dxa"/>
             <w:tcBorders>
-              <w:top w:val="single" w:sz="4" w:space="0" w:shadow="0" w:frame="0" w:color="000000"/>
-              <w:left w:val="single" w:sz="4" w:space="0" w:shadow="0" w:frame="0" w:color="000000"/>
-              <w:bottom w:val="single" w:sz="4" w:space="0" w:shadow="0" w:frame="0" w:color="000000"/>
-              <w:right w:val="single" w:sz="4" w:space="0" w:shadow="0" w:frame="0" w:color="000000"/>
+              <w:top w:val="single" w:sz="4" w:space="0" w:color="000000"/>
+              <w:left w:val="single" w:sz="4" w:space="0" w:color="000000"/>
+              <w:bottom w:val="single" w:sz="4" w:space="0" w:color="000000"/>
+              <w:right w:val="single" w:sz="4" w:space="0" w:color="000000"/>
             </w:tcBorders>
             <w:shd w:val="clear" w:color="auto" w:fill="FFFFFF"/>
             <w:tcMar>
@@ -1763,13 +1951,13 @@
           </w:tcPr>
           <w:p>
             <w:pPr>
-              <w:spacing w:lineRule="auto" w:line="276" w:after="120" w:beforeAutospacing="0" w:afterAutospacing="0"/>
+              <w:spacing w:after="120" w:line="276" w:lineRule="auto"/>
               <w:jc w:val="center"/>
             </w:pPr>
             <w:r>
               <w:rPr>
                 <w:rFonts w:ascii="Times New Roman" w:hAnsi="Times New Roman"/>
-                <w:b w:val="1"/>
+                <w:b/>
               </w:rPr>
               <w:t>Наименование услуги</w:t>
             </w:r>
@@ -1779,10 +1967,10 @@
           <w:tcPr>
             <w:tcW w:w="1277" w:type="dxa"/>
             <w:tcBorders>
-              <w:top w:val="single" w:sz="4" w:space="0" w:shadow="0" w:frame="0" w:color="000000"/>
-              <w:left w:val="single" w:sz="4" w:space="0" w:shadow="0" w:frame="0" w:color="000000"/>
-              <w:bottom w:val="single" w:sz="4" w:space="0" w:shadow="0" w:frame="0" w:color="000000"/>
-              <w:right w:val="single" w:sz="4" w:space="0" w:shadow="0" w:frame="0" w:color="000000"/>
+              <w:top w:val="single" w:sz="4" w:space="0" w:color="000000"/>
+              <w:left w:val="single" w:sz="4" w:space="0" w:color="000000"/>
+              <w:bottom w:val="single" w:sz="4" w:space="0" w:color="000000"/>
+              <w:right w:val="single" w:sz="4" w:space="0" w:color="000000"/>
             </w:tcBorders>
             <w:shd w:val="clear" w:color="auto" w:fill="FFFFFF"/>
             <w:tcMar>
@@ -1793,13 +1981,13 @@
           </w:tcPr>
           <w:p>
             <w:pPr>
-              <w:spacing w:lineRule="auto" w:line="276" w:after="120" w:beforeAutospacing="0" w:afterAutospacing="0"/>
+              <w:spacing w:after="120" w:line="276" w:lineRule="auto"/>
               <w:jc w:val="center"/>
             </w:pPr>
             <w:r>
               <w:rPr>
                 <w:rFonts w:ascii="Times New Roman" w:hAnsi="Times New Roman"/>
-                <w:b w:val="1"/>
+                <w:b/>
               </w:rPr>
               <w:t>Ед. измерения</w:t>
             </w:r>
@@ -1809,10 +1997,10 @@
           <w:tcPr>
             <w:tcW w:w="1169" w:type="dxa"/>
             <w:tcBorders>
-              <w:top w:val="single" w:sz="4" w:space="0" w:shadow="0" w:frame="0" w:color="000000"/>
-              <w:left w:val="single" w:sz="4" w:space="0" w:shadow="0" w:frame="0" w:color="000000"/>
-              <w:bottom w:val="single" w:sz="4" w:space="0" w:shadow="0" w:frame="0" w:color="000000"/>
-              <w:right w:val="single" w:sz="4" w:space="0" w:shadow="0" w:frame="0" w:color="000000"/>
+              <w:top w:val="single" w:sz="4" w:space="0" w:color="000000"/>
+              <w:left w:val="single" w:sz="4" w:space="0" w:color="000000"/>
+              <w:bottom w:val="single" w:sz="4" w:space="0" w:color="000000"/>
+              <w:right w:val="single" w:sz="4" w:space="0" w:color="000000"/>
             </w:tcBorders>
             <w:shd w:val="clear" w:color="auto" w:fill="FFFFFF"/>
             <w:tcMar>
@@ -1823,13 +2011,13 @@
           </w:tcPr>
           <w:p>
             <w:pPr>
-              <w:spacing w:lineRule="auto" w:line="276" w:after="120" w:beforeAutospacing="0" w:afterAutospacing="0"/>
+              <w:spacing w:after="120" w:line="276" w:lineRule="auto"/>
               <w:jc w:val="center"/>
             </w:pPr>
             <w:r>
               <w:rPr>
                 <w:rFonts w:ascii="Times New Roman" w:hAnsi="Times New Roman"/>
-                <w:b w:val="1"/>
+                <w:b/>
               </w:rPr>
               <w:t>Кол-во зрителей</w:t>
             </w:r>
@@ -1839,10 +2027,10 @@
           <w:tcPr>
             <w:tcW w:w="1175" w:type="dxa"/>
             <w:tcBorders>
-              <w:top w:val="single" w:sz="4" w:space="0" w:shadow="0" w:frame="0" w:color="000000"/>
-              <w:left w:val="single" w:sz="4" w:space="0" w:shadow="0" w:frame="0" w:color="000000"/>
-              <w:bottom w:val="single" w:sz="4" w:space="0" w:shadow="0" w:frame="0" w:color="000000"/>
-              <w:right w:val="single" w:sz="4" w:space="0" w:shadow="0" w:frame="0" w:color="000000"/>
+              <w:top w:val="single" w:sz="4" w:space="0" w:color="000000"/>
+              <w:left w:val="single" w:sz="4" w:space="0" w:color="000000"/>
+              <w:bottom w:val="single" w:sz="4" w:space="0" w:color="000000"/>
+              <w:right w:val="single" w:sz="4" w:space="0" w:color="000000"/>
             </w:tcBorders>
             <w:shd w:val="clear" w:color="auto" w:fill="FFFFFF"/>
             <w:tcMar>
@@ -1853,13 +2041,13 @@
           </w:tcPr>
           <w:p>
             <w:pPr>
-              <w:spacing w:lineRule="auto" w:line="276" w:after="120" w:beforeAutospacing="0" w:afterAutospacing="0"/>
+              <w:spacing w:after="120" w:line="276" w:lineRule="auto"/>
               <w:jc w:val="center"/>
             </w:pPr>
             <w:r>
               <w:rPr>
                 <w:rFonts w:ascii="Times New Roman" w:hAnsi="Times New Roman"/>
-                <w:b w:val="1"/>
+                <w:b/>
               </w:rPr>
               <w:t>Цена, руб.</w:t>
             </w:r>
@@ -1869,10 +2057,10 @@
           <w:tcPr>
             <w:tcW w:w="1718" w:type="dxa"/>
             <w:tcBorders>
-              <w:top w:val="single" w:sz="4" w:space="0" w:shadow="0" w:frame="0" w:color="000000"/>
-              <w:left w:val="single" w:sz="4" w:space="0" w:shadow="0" w:frame="0" w:color="000000"/>
-              <w:bottom w:val="single" w:sz="4" w:space="0" w:shadow="0" w:frame="0" w:color="000000"/>
-              <w:right w:val="single" w:sz="4" w:space="0" w:shadow="0" w:frame="0" w:color="000000"/>
+              <w:top w:val="single" w:sz="4" w:space="0" w:color="000000"/>
+              <w:left w:val="single" w:sz="4" w:space="0" w:color="000000"/>
+              <w:bottom w:val="single" w:sz="4" w:space="0" w:color="000000"/>
+              <w:right w:val="single" w:sz="4" w:space="0" w:color="000000"/>
             </w:tcBorders>
             <w:shd w:val="clear" w:color="auto" w:fill="FFFFFF"/>
             <w:tcMar>
@@ -1883,13 +2071,13 @@
           </w:tcPr>
           <w:p>
             <w:pPr>
-              <w:spacing w:lineRule="auto" w:line="276" w:after="120" w:beforeAutospacing="0" w:afterAutospacing="0"/>
+              <w:spacing w:after="120" w:line="276" w:lineRule="auto"/>
               <w:jc w:val="center"/>
             </w:pPr>
             <w:r>
               <w:rPr>
                 <w:rFonts w:ascii="Times New Roman" w:hAnsi="Times New Roman"/>
-                <w:b w:val="1"/>
+                <w:b/>
               </w:rPr>
               <w:t>Стоимость услуг, руб.</w:t>
             </w:r>
@@ -1898,17 +2086,17 @@
       </w:tr>
       <w:tr>
         <w:trPr>
-          <w:trHeight w:hRule="atLeast" w:val="407"/>
+          <w:trHeight w:val="407"/>
         </w:trPr>
         <w:tc>
           <w:tcPr>
             <w:tcW w:w="9196" w:type="dxa"/>
             <w:gridSpan w:val="6"/>
             <w:tcBorders>
-              <w:top w:val="single" w:sz="4" w:space="0" w:shadow="0" w:frame="0" w:color="000000"/>
-              <w:left w:val="single" w:sz="4" w:space="0" w:shadow="0" w:frame="0" w:color="000000"/>
-              <w:bottom w:val="single" w:sz="4" w:space="0" w:shadow="0" w:frame="0" w:color="000000"/>
-              <w:right w:val="single" w:sz="4" w:space="0" w:shadow="0" w:frame="0" w:color="000000"/>
+              <w:top w:val="single" w:sz="4" w:space="0" w:color="000000"/>
+              <w:left w:val="single" w:sz="4" w:space="0" w:color="000000"/>
+              <w:bottom w:val="single" w:sz="4" w:space="0" w:color="000000"/>
+              <w:right w:val="single" w:sz="4" w:space="0" w:color="000000"/>
             </w:tcBorders>
             <w:shd w:val="clear" w:color="auto" w:fill="FFFFFF"/>
             <w:tcMar>
@@ -1919,7 +2107,7 @@
           </w:tcPr>
           <w:p>
             <w:pPr>
-              <w:spacing w:lineRule="auto" w:line="276" w:after="120" w:beforeAutospacing="0" w:afterAutospacing="0"/>
+              <w:spacing w:after="120" w:line="276" w:lineRule="auto"/>
               <w:jc w:val="center"/>
               <w:rPr>
                 <w:rFonts w:ascii="Times New Roman" w:hAnsi="Times New Roman"/>
@@ -1931,23 +2119,39 @@
                 <w:rFonts w:ascii="Times New Roman" w:hAnsi="Times New Roman"/>
                 <w:lang w:val="en-US"/>
               </w:rPr>
-              <w:t>{% for row in services_table %}</w:t>
+              <w:t xml:space="preserve">{% for row in </w:t>
+            </w:r>
+            <w:proofErr w:type="spellStart"/>
+            <w:r>
+              <w:rPr>
+                <w:rFonts w:ascii="Times New Roman" w:hAnsi="Times New Roman"/>
+                <w:lang w:val="en-US"/>
+              </w:rPr>
+              <w:t>services_table</w:t>
+            </w:r>
+            <w:proofErr w:type="spellEnd"/>
+            <w:r>
+              <w:rPr>
+                <w:rFonts w:ascii="Times New Roman" w:hAnsi="Times New Roman"/>
+                <w:lang w:val="en-US"/>
+              </w:rPr>
+              <w:t xml:space="preserve"> %}</w:t>
             </w:r>
           </w:p>
         </w:tc>
       </w:tr>
       <w:tr>
         <w:trPr>
-          <w:trHeight w:hRule="atLeast" w:val="689"/>
+          <w:trHeight w:val="689"/>
         </w:trPr>
         <w:tc>
           <w:tcPr>
             <w:tcW w:w="812" w:type="dxa"/>
             <w:tcBorders>
-              <w:top w:val="single" w:sz="4" w:space="0" w:shadow="0" w:frame="0" w:color="000000"/>
-              <w:left w:val="single" w:sz="4" w:space="0" w:shadow="0" w:frame="0" w:color="000000"/>
-              <w:bottom w:val="single" w:sz="4" w:space="0" w:shadow="0" w:frame="0" w:color="000000"/>
-              <w:right w:val="single" w:sz="4" w:space="0" w:shadow="0" w:frame="0" w:color="000000"/>
+              <w:top w:val="single" w:sz="4" w:space="0" w:color="000000"/>
+              <w:left w:val="single" w:sz="4" w:space="0" w:color="000000"/>
+              <w:bottom w:val="single" w:sz="4" w:space="0" w:color="000000"/>
+              <w:right w:val="single" w:sz="4" w:space="0" w:color="000000"/>
             </w:tcBorders>
             <w:shd w:val="clear" w:color="auto" w:fill="FFFFFF"/>
             <w:tcMar>
@@ -1958,7 +2162,7 @@
           </w:tcPr>
           <w:p>
             <w:pPr>
-              <w:spacing w:lineRule="auto" w:line="276" w:after="120" w:beforeAutospacing="0" w:afterAutospacing="0"/>
+              <w:spacing w:after="120" w:line="276" w:lineRule="auto"/>
               <w:jc w:val="center"/>
               <w:rPr>
                 <w:rFonts w:ascii="Times New Roman" w:hAnsi="Times New Roman"/>
@@ -1968,7 +2172,21 @@
               <w:rPr>
                 <w:rFonts w:ascii="Times New Roman" w:hAnsi="Times New Roman"/>
               </w:rPr>
-              <w:t>{{row.num}}</w:t>
+              <w:t>{{</w:t>
+            </w:r>
+            <w:proofErr w:type="spellStart"/>
+            <w:r>
+              <w:rPr>
+                <w:rFonts w:ascii="Times New Roman" w:hAnsi="Times New Roman"/>
+              </w:rPr>
+              <w:t>row.num</w:t>
+            </w:r>
+            <w:proofErr w:type="spellEnd"/>
+            <w:r>
+              <w:rPr>
+                <w:rFonts w:ascii="Times New Roman" w:hAnsi="Times New Roman"/>
+              </w:rPr>
+              <w:t>}}</w:t>
             </w:r>
           </w:p>
         </w:tc>
@@ -1976,10 +2194,10 @@
           <w:tcPr>
             <w:tcW w:w="3043" w:type="dxa"/>
             <w:tcBorders>
-              <w:top w:val="single" w:sz="4" w:space="0" w:shadow="0" w:frame="0" w:color="000000"/>
-              <w:left w:val="single" w:sz="4" w:space="0" w:shadow="0" w:frame="0" w:color="000000"/>
-              <w:bottom w:val="single" w:sz="4" w:space="0" w:shadow="0" w:frame="0" w:color="000000"/>
-              <w:right w:val="single" w:sz="4" w:space="0" w:shadow="0" w:frame="0" w:color="000000"/>
+              <w:top w:val="single" w:sz="4" w:space="0" w:color="000000"/>
+              <w:left w:val="single" w:sz="4" w:space="0" w:color="000000"/>
+              <w:bottom w:val="single" w:sz="4" w:space="0" w:color="000000"/>
+              <w:right w:val="single" w:sz="4" w:space="0" w:color="000000"/>
             </w:tcBorders>
             <w:shd w:val="clear" w:color="auto" w:fill="FFFFFF"/>
             <w:tcMar>
@@ -1990,7 +2208,7 @@
           </w:tcPr>
           <w:p>
             <w:pPr>
-              <w:spacing w:lineRule="auto" w:line="276" w:after="120" w:beforeAutospacing="0" w:afterAutospacing="0"/>
+              <w:spacing w:after="120" w:line="276" w:lineRule="auto"/>
               <w:jc w:val="center"/>
               <w:rPr>
                 <w:rFonts w:ascii="Times New Roman" w:hAnsi="Times New Roman"/>
@@ -2000,7 +2218,21 @@
               <w:rPr>
                 <w:rFonts w:ascii="Times New Roman" w:hAnsi="Times New Roman"/>
               </w:rPr>
-              <w:t>{{row.service_name}}</w:t>
+              <w:t>{{</w:t>
+            </w:r>
+            <w:proofErr w:type="spellStart"/>
+            <w:r>
+              <w:rPr>
+                <w:rFonts w:ascii="Times New Roman" w:hAnsi="Times New Roman"/>
+              </w:rPr>
+              <w:t>row.service_name</w:t>
+            </w:r>
+            <w:proofErr w:type="spellEnd"/>
+            <w:r>
+              <w:rPr>
+                <w:rFonts w:ascii="Times New Roman" w:hAnsi="Times New Roman"/>
+              </w:rPr>
+              <w:t>}}</w:t>
             </w:r>
           </w:p>
         </w:tc>
@@ -2008,10 +2240,10 @@
           <w:tcPr>
             <w:tcW w:w="1277" w:type="dxa"/>
             <w:tcBorders>
-              <w:top w:val="single" w:sz="4" w:space="0" w:shadow="0" w:frame="0" w:color="000000"/>
-              <w:left w:val="single" w:sz="4" w:space="0" w:shadow="0" w:frame="0" w:color="000000"/>
-              <w:bottom w:val="single" w:sz="4" w:space="0" w:shadow="0" w:frame="0" w:color="000000"/>
-              <w:right w:val="single" w:sz="4" w:space="0" w:shadow="0" w:frame="0" w:color="000000"/>
+              <w:top w:val="single" w:sz="4" w:space="0" w:color="000000"/>
+              <w:left w:val="single" w:sz="4" w:space="0" w:color="000000"/>
+              <w:bottom w:val="single" w:sz="4" w:space="0" w:color="000000"/>
+              <w:right w:val="single" w:sz="4" w:space="0" w:color="000000"/>
             </w:tcBorders>
             <w:shd w:val="clear" w:color="auto" w:fill="FFFFFF"/>
             <w:tcMar>
@@ -2022,7 +2254,7 @@
           </w:tcPr>
           <w:p>
             <w:pPr>
-              <w:spacing w:lineRule="auto" w:line="276" w:after="120" w:beforeAutospacing="0" w:afterAutospacing="0"/>
+              <w:spacing w:after="120" w:line="276" w:lineRule="auto"/>
               <w:jc w:val="center"/>
             </w:pPr>
             <w:r>
@@ -2037,10 +2269,10 @@
           <w:tcPr>
             <w:tcW w:w="1169" w:type="dxa"/>
             <w:tcBorders>
-              <w:top w:val="single" w:sz="4" w:space="0" w:shadow="0" w:frame="0" w:color="000000"/>
-              <w:left w:val="single" w:sz="4" w:space="0" w:shadow="0" w:frame="0" w:color="000000"/>
-              <w:bottom w:val="single" w:sz="4" w:space="0" w:shadow="0" w:frame="0" w:color="000000"/>
-              <w:right w:val="single" w:sz="4" w:space="0" w:shadow="0" w:frame="0" w:color="000000"/>
+              <w:top w:val="single" w:sz="4" w:space="0" w:color="000000"/>
+              <w:left w:val="single" w:sz="4" w:space="0" w:color="000000"/>
+              <w:bottom w:val="single" w:sz="4" w:space="0" w:color="000000"/>
+              <w:right w:val="single" w:sz="4" w:space="0" w:color="000000"/>
             </w:tcBorders>
             <w:shd w:val="clear" w:color="auto" w:fill="FFFFFF"/>
             <w:tcMar>
@@ -2051,7 +2283,7 @@
           </w:tcPr>
           <w:p>
             <w:pPr>
-              <w:spacing w:lineRule="auto" w:line="276" w:after="120" w:beforeAutospacing="0" w:afterAutospacing="0"/>
+              <w:spacing w:after="120" w:line="276" w:lineRule="auto"/>
               <w:jc w:val="center"/>
               <w:rPr>
                 <w:rFonts w:ascii="Times New Roman" w:hAnsi="Times New Roman"/>
@@ -2061,7 +2293,21 @@
               <w:rPr>
                 <w:rFonts w:ascii="Times New Roman" w:hAnsi="Times New Roman"/>
               </w:rPr>
-              <w:t>{{row.viewers}} чел.</w:t>
+              <w:t>{{</w:t>
+            </w:r>
+            <w:proofErr w:type="spellStart"/>
+            <w:r>
+              <w:rPr>
+                <w:rFonts w:ascii="Times New Roman" w:hAnsi="Times New Roman"/>
+              </w:rPr>
+              <w:t>row.viewers</w:t>
+            </w:r>
+            <w:proofErr w:type="spellEnd"/>
+            <w:r>
+              <w:rPr>
+                <w:rFonts w:ascii="Times New Roman" w:hAnsi="Times New Roman"/>
+              </w:rPr>
+              <w:t>}} чел.</w:t>
             </w:r>
           </w:p>
         </w:tc>
@@ -2069,10 +2315,10 @@
           <w:tcPr>
             <w:tcW w:w="1175" w:type="dxa"/>
             <w:tcBorders>
-              <w:top w:val="single" w:sz="4" w:space="0" w:shadow="0" w:frame="0" w:color="000000"/>
-              <w:left w:val="single" w:sz="4" w:space="0" w:shadow="0" w:frame="0" w:color="000000"/>
-              <w:bottom w:val="single" w:sz="4" w:space="0" w:shadow="0" w:frame="0" w:color="000000"/>
-              <w:right w:val="single" w:sz="4" w:space="0" w:shadow="0" w:frame="0" w:color="000000"/>
+              <w:top w:val="single" w:sz="4" w:space="0" w:color="000000"/>
+              <w:left w:val="single" w:sz="4" w:space="0" w:color="000000"/>
+              <w:bottom w:val="single" w:sz="4" w:space="0" w:color="000000"/>
+              <w:right w:val="single" w:sz="4" w:space="0" w:color="000000"/>
             </w:tcBorders>
             <w:shd w:val="clear" w:color="auto" w:fill="FFFFFF"/>
             <w:tcMar>
@@ -2083,7 +2329,7 @@
           </w:tcPr>
           <w:p>
             <w:pPr>
-              <w:spacing w:lineRule="auto" w:line="276" w:after="120" w:beforeAutospacing="0" w:afterAutospacing="0"/>
+              <w:spacing w:after="120" w:line="276" w:lineRule="auto"/>
               <w:jc w:val="center"/>
               <w:rPr>
                 <w:rFonts w:ascii="Times New Roman" w:hAnsi="Times New Roman"/>
@@ -2093,7 +2339,21 @@
               <w:rPr>
                 <w:rFonts w:ascii="Times New Roman" w:hAnsi="Times New Roman"/>
               </w:rPr>
-              <w:t>{{row.price}}</w:t>
+              <w:t>{{</w:t>
+            </w:r>
+            <w:proofErr w:type="spellStart"/>
+            <w:r>
+              <w:rPr>
+                <w:rFonts w:ascii="Times New Roman" w:hAnsi="Times New Roman"/>
+              </w:rPr>
+              <w:t>row.price</w:t>
+            </w:r>
+            <w:proofErr w:type="spellEnd"/>
+            <w:r>
+              <w:rPr>
+                <w:rFonts w:ascii="Times New Roman" w:hAnsi="Times New Roman"/>
+              </w:rPr>
+              <w:t>}}</w:t>
             </w:r>
           </w:p>
         </w:tc>
@@ -2101,10 +2361,10 @@
           <w:tcPr>
             <w:tcW w:w="1718" w:type="dxa"/>
             <w:tcBorders>
-              <w:top w:val="single" w:sz="4" w:space="0" w:shadow="0" w:frame="0" w:color="000000"/>
-              <w:left w:val="single" w:sz="4" w:space="0" w:shadow="0" w:frame="0" w:color="000000"/>
-              <w:bottom w:val="single" w:sz="4" w:space="0" w:shadow="0" w:frame="0" w:color="000000"/>
-              <w:right w:val="single" w:sz="4" w:space="0" w:shadow="0" w:frame="0" w:color="000000"/>
+              <w:top w:val="single" w:sz="4" w:space="0" w:color="000000"/>
+              <w:left w:val="single" w:sz="4" w:space="0" w:color="000000"/>
+              <w:bottom w:val="single" w:sz="4" w:space="0" w:color="000000"/>
+              <w:right w:val="single" w:sz="4" w:space="0" w:color="000000"/>
             </w:tcBorders>
             <w:shd w:val="clear" w:color="auto" w:fill="FFFFFF"/>
             <w:tcMar>
@@ -2115,7 +2375,7 @@
           </w:tcPr>
           <w:p>
             <w:pPr>
-              <w:spacing w:lineRule="auto" w:line="276" w:after="120" w:beforeAutospacing="0" w:afterAutospacing="0"/>
+              <w:spacing w:after="120" w:line="276" w:lineRule="auto"/>
               <w:jc w:val="center"/>
               <w:rPr>
                 <w:rFonts w:ascii="Times New Roman" w:hAnsi="Times New Roman"/>
@@ -2125,7 +2385,21 @@
               <w:rPr>
                 <w:rFonts w:ascii="Times New Roman" w:hAnsi="Times New Roman"/>
               </w:rPr>
-              <w:t>{{row.total}</w:t>
+              <w:t>{{</w:t>
+            </w:r>
+            <w:proofErr w:type="spellStart"/>
+            <w:r>
+              <w:rPr>
+                <w:rFonts w:ascii="Times New Roman" w:hAnsi="Times New Roman"/>
+              </w:rPr>
+              <w:t>row.total</w:t>
+            </w:r>
+            <w:proofErr w:type="spellEnd"/>
+            <w:r>
+              <w:rPr>
+                <w:rFonts w:ascii="Times New Roman" w:hAnsi="Times New Roman"/>
+              </w:rPr>
+              <w:t>}</w:t>
             </w:r>
             <w:r>
               <w:rPr>
@@ -2138,23 +2412,37 @@
               <w:rPr>
                 <w:rFonts w:ascii="Times New Roman" w:hAnsi="Times New Roman"/>
               </w:rPr>
-              <w:t>{% endfor %}</w:t>
+              <w:t xml:space="preserve">{% </w:t>
+            </w:r>
+            <w:proofErr w:type="spellStart"/>
+            <w:r>
+              <w:rPr>
+                <w:rFonts w:ascii="Times New Roman" w:hAnsi="Times New Roman"/>
+              </w:rPr>
+              <w:t>endfor</w:t>
+            </w:r>
+            <w:proofErr w:type="spellEnd"/>
+            <w:r>
+              <w:rPr>
+                <w:rFonts w:ascii="Times New Roman" w:hAnsi="Times New Roman"/>
+              </w:rPr>
+              <w:t xml:space="preserve"> %}</w:t>
             </w:r>
           </w:p>
         </w:tc>
       </w:tr>
       <w:tr>
         <w:trPr>
-          <w:trHeight w:hRule="atLeast" w:val="1"/>
+          <w:trHeight w:val="1"/>
         </w:trPr>
         <w:tc>
           <w:tcPr>
             <w:tcW w:w="812" w:type="dxa"/>
             <w:tcBorders>
-              <w:top w:val="single" w:sz="4" w:space="0" w:shadow="0" w:frame="0" w:color="000000"/>
-              <w:left w:val="single" w:sz="4" w:space="0" w:shadow="0" w:frame="0" w:color="000000"/>
-              <w:bottom w:val="single" w:sz="4" w:space="0" w:shadow="0" w:frame="0" w:color="000000"/>
-              <w:right w:val="single" w:sz="4" w:space="0" w:shadow="0" w:frame="0" w:color="000000"/>
+              <w:top w:val="single" w:sz="4" w:space="0" w:color="000000"/>
+              <w:left w:val="single" w:sz="4" w:space="0" w:color="000000"/>
+              <w:bottom w:val="single" w:sz="4" w:space="0" w:color="000000"/>
+              <w:right w:val="single" w:sz="4" w:space="0" w:color="000000"/>
             </w:tcBorders>
             <w:shd w:val="clear" w:color="auto" w:fill="FFFFFF"/>
             <w:tcMar>
@@ -2165,7 +2453,7 @@
           </w:tcPr>
           <w:p>
             <w:pPr>
-              <w:spacing w:lineRule="auto" w:line="276" w:after="120" w:beforeAutospacing="0" w:afterAutospacing="0"/>
+              <w:spacing w:after="120" w:line="276" w:lineRule="auto"/>
               <w:jc w:val="center"/>
               <w:rPr>
                 <w:rFonts w:ascii="Calibri" w:hAnsi="Calibri"/>
@@ -2177,10 +2465,10 @@
           <w:tcPr>
             <w:tcW w:w="3043" w:type="dxa"/>
             <w:tcBorders>
-              <w:top w:val="single" w:sz="4" w:space="0" w:shadow="0" w:frame="0" w:color="000000"/>
-              <w:left w:val="single" w:sz="4" w:space="0" w:shadow="0" w:frame="0" w:color="000000"/>
-              <w:bottom w:val="single" w:sz="4" w:space="0" w:shadow="0" w:frame="0" w:color="000000"/>
-              <w:right w:val="single" w:sz="4" w:space="0" w:shadow="0" w:frame="0" w:color="000000"/>
+              <w:top w:val="single" w:sz="4" w:space="0" w:color="000000"/>
+              <w:left w:val="single" w:sz="4" w:space="0" w:color="000000"/>
+              <w:bottom w:val="single" w:sz="4" w:space="0" w:color="000000"/>
+              <w:right w:val="single" w:sz="4" w:space="0" w:color="000000"/>
             </w:tcBorders>
             <w:shd w:val="clear" w:color="auto" w:fill="FFFFFF"/>
             <w:tcMar>
@@ -2191,12 +2479,12 @@
           </w:tcPr>
           <w:p>
             <w:pPr>
-              <w:spacing w:lineRule="auto" w:line="276" w:after="120" w:beforeAutospacing="0" w:afterAutospacing="0"/>
+              <w:spacing w:after="120" w:line="276" w:lineRule="auto"/>
             </w:pPr>
             <w:r>
               <w:rPr>
                 <w:rFonts w:ascii="Times New Roman" w:hAnsi="Times New Roman"/>
-                <w:b w:val="1"/>
+                <w:b/>
               </w:rPr>
               <w:t>Итого:</w:t>
             </w:r>
@@ -2207,10 +2495,10 @@
             <w:tcW w:w="3622" w:type="dxa"/>
             <w:gridSpan w:val="3"/>
             <w:tcBorders>
-              <w:top w:val="single" w:sz="4" w:space="0" w:shadow="0" w:frame="0" w:color="000000"/>
-              <w:left w:val="single" w:sz="4" w:space="0" w:shadow="0" w:frame="0" w:color="000000"/>
-              <w:bottom w:val="single" w:sz="4" w:space="0" w:shadow="0" w:frame="0" w:color="000000"/>
-              <w:right w:val="single" w:sz="4" w:space="0" w:shadow="0" w:frame="0" w:color="000000"/>
+              <w:top w:val="single" w:sz="4" w:space="0" w:color="000000"/>
+              <w:left w:val="single" w:sz="4" w:space="0" w:color="000000"/>
+              <w:bottom w:val="single" w:sz="4" w:space="0" w:color="000000"/>
+              <w:right w:val="single" w:sz="4" w:space="0" w:color="000000"/>
             </w:tcBorders>
             <w:shd w:val="clear" w:color="auto" w:fill="FFFFFF"/>
             <w:tcMar>
@@ -2221,7 +2509,7 @@
           </w:tcPr>
           <w:p>
             <w:pPr>
-              <w:spacing w:lineRule="auto" w:line="276" w:after="120" w:beforeAutospacing="0" w:afterAutospacing="0"/>
+              <w:spacing w:after="120" w:line="276" w:lineRule="auto"/>
               <w:jc w:val="center"/>
               <w:rPr>
                 <w:rFonts w:ascii="Calibri" w:hAnsi="Calibri"/>
@@ -2233,10 +2521,10 @@
           <w:tcPr>
             <w:tcW w:w="1718" w:type="dxa"/>
             <w:tcBorders>
-              <w:top w:val="single" w:sz="4" w:space="0" w:shadow="0" w:frame="0" w:color="000000"/>
-              <w:left w:val="single" w:sz="4" w:space="0" w:shadow="0" w:frame="0" w:color="000000"/>
-              <w:bottom w:val="single" w:sz="4" w:space="0" w:shadow="0" w:frame="0" w:color="000000"/>
-              <w:right w:val="single" w:sz="4" w:space="0" w:shadow="0" w:frame="0" w:color="000000"/>
+              <w:top w:val="single" w:sz="4" w:space="0" w:color="000000"/>
+              <w:left w:val="single" w:sz="4" w:space="0" w:color="000000"/>
+              <w:bottom w:val="single" w:sz="4" w:space="0" w:color="000000"/>
+              <w:right w:val="single" w:sz="4" w:space="0" w:color="000000"/>
             </w:tcBorders>
             <w:shd w:val="clear" w:color="auto" w:fill="FFFFFF"/>
             <w:tcMar>
@@ -2247,7 +2535,7 @@
           </w:tcPr>
           <w:p>
             <w:pPr>
-              <w:spacing w:lineRule="auto" w:line="276" w:after="120" w:beforeAutospacing="0" w:afterAutospacing="0"/>
+              <w:spacing w:after="120" w:line="276" w:lineRule="auto"/>
               <w:jc w:val="center"/>
               <w:rPr>
                 <w:rFonts w:ascii="Times New Roman" w:hAnsi="Times New Roman"/>
@@ -2257,7 +2545,21 @@
               <w:rPr>
                 <w:rFonts w:ascii="Times New Roman" w:hAnsi="Times New Roman"/>
               </w:rPr>
-              <w:t>{{services_table_total}}</w:t>
+              <w:t>{{</w:t>
+            </w:r>
+            <w:proofErr w:type="spellStart"/>
+            <w:r>
+              <w:rPr>
+                <w:rFonts w:ascii="Times New Roman" w:hAnsi="Times New Roman"/>
+              </w:rPr>
+              <w:t>services_table_total</w:t>
+            </w:r>
+            <w:proofErr w:type="spellEnd"/>
+            <w:r>
+              <w:rPr>
+                <w:rFonts w:ascii="Times New Roman" w:hAnsi="Times New Roman"/>
+              </w:rPr>
+              <w:t>}}</w:t>
             </w:r>
           </w:p>
         </w:tc>
@@ -2265,54 +2567,102 @@
     </w:tbl>
     <w:p>
       <w:pPr>
-        <w:spacing w:lineRule="auto" w:line="240" w:after="200" w:beforeAutospacing="0" w:afterAutospacing="0"/>
+        <w:spacing w:after="200" w:line="240" w:lineRule="auto"/>
         <w:jc w:val="center"/>
         <w:rPr>
           <w:rFonts w:ascii="Times New Roman" w:hAnsi="Times New Roman"/>
-          <w:b w:val="1"/>
-        </w:rPr>
-      </w:pPr>
-    </w:p>
-    <w:p>
-      <w:pPr>
-        <w:spacing w:lineRule="auto" w:line="276" w:after="200" w:beforeAutospacing="0" w:afterAutospacing="0"/>
-        <w:rPr>
-          <w:rFonts w:ascii="Times New Roman" w:hAnsi="Times New Roman"/>
-        </w:rPr>
-      </w:pPr>
-      <w:r>
-        <w:rPr>
-          <w:rStyle w:val="C3"/>
-          <w:rFonts w:ascii="Times New Roman" w:hAnsi="Times New Roman"/>
-        </w:rPr>
-        <w:t xml:space="preserve">Директор                                                                    {{ doer.function }}</w:t>
-      </w:r>
-    </w:p>
-    <w:p>
-      <w:pPr>
-        <w:spacing w:lineRule="auto" w:line="276" w:after="200" w:beforeAutospacing="0" w:afterAutospacing="0"/>
-        <w:rPr>
-          <w:rFonts w:ascii="Times New Roman" w:hAnsi="Times New Roman"/>
-        </w:rPr>
-      </w:pPr>
-      <w:r>
-        <w:rPr>
-          <w:rStyle w:val="C3"/>
-          <w:rFonts w:ascii="Times New Roman" w:hAnsi="Times New Roman"/>
-        </w:rPr>
-        <w:t xml:space="preserve">__________________ /{{customer.fio}}/                  __________________ /{{doer.fio}}/</w:t>
-      </w:r>
-    </w:p>
-    <w:p>
-      <w:pPr>
-        <w:spacing w:lineRule="auto" w:line="276" w:after="200" w:beforeAutospacing="0" w:afterAutospacing="0"/>
-        <w:rPr>
-          <w:rFonts w:ascii="Times New Roman" w:hAnsi="Times New Roman"/>
-        </w:rPr>
-      </w:pPr>
-      <w:r>
-        <w:rPr>
-          <w:rStyle w:val="C3"/>
+          <w:b/>
+        </w:rPr>
+      </w:pPr>
+    </w:p>
+    <w:p>
+      <w:pPr>
+        <w:spacing w:after="200" w:line="276" w:lineRule="auto"/>
+        <w:rPr>
+          <w:rFonts w:ascii="Times New Roman" w:hAnsi="Times New Roman"/>
+        </w:rPr>
+      </w:pPr>
+      <w:r>
+        <w:rPr>
+          <w:rStyle w:val="15"/>
+          <w:rFonts w:ascii="Times New Roman" w:hAnsi="Times New Roman"/>
+        </w:rPr>
+        <w:t xml:space="preserve">Директор                                                                    {{ </w:t>
+      </w:r>
+      <w:proofErr w:type="spellStart"/>
+      <w:r>
+        <w:rPr>
+          <w:rStyle w:val="15"/>
+          <w:rFonts w:ascii="Times New Roman" w:hAnsi="Times New Roman"/>
+        </w:rPr>
+        <w:t>doer.function</w:t>
+      </w:r>
+      <w:proofErr w:type="spellEnd"/>
+      <w:r>
+        <w:rPr>
+          <w:rStyle w:val="15"/>
+          <w:rFonts w:ascii="Times New Roman" w:hAnsi="Times New Roman"/>
+        </w:rPr>
+        <w:t xml:space="preserve"> }}</w:t>
+      </w:r>
+    </w:p>
+    <w:p>
+      <w:pPr>
+        <w:spacing w:after="200" w:line="276" w:lineRule="auto"/>
+        <w:rPr>
+          <w:rFonts w:ascii="Times New Roman" w:hAnsi="Times New Roman"/>
+        </w:rPr>
+      </w:pPr>
+      <w:r>
+        <w:rPr>
+          <w:rStyle w:val="15"/>
+          <w:rFonts w:ascii="Times New Roman" w:hAnsi="Times New Roman"/>
+        </w:rPr>
+        <w:t>__________________ /{{</w:t>
+      </w:r>
+      <w:proofErr w:type="spellStart"/>
+      <w:r>
+        <w:rPr>
+          <w:rStyle w:val="15"/>
+          <w:rFonts w:ascii="Times New Roman" w:hAnsi="Times New Roman"/>
+        </w:rPr>
+        <w:t>customer.fio</w:t>
+      </w:r>
+      <w:proofErr w:type="spellEnd"/>
+      <w:r>
+        <w:rPr>
+          <w:rStyle w:val="15"/>
+          <w:rFonts w:ascii="Times New Roman" w:hAnsi="Times New Roman"/>
+        </w:rPr>
+        <w:t>}}/                  __________________ /{{</w:t>
+      </w:r>
+      <w:proofErr w:type="spellStart"/>
+      <w:r>
+        <w:rPr>
+          <w:rStyle w:val="15"/>
+          <w:rFonts w:ascii="Times New Roman" w:hAnsi="Times New Roman"/>
+        </w:rPr>
+        <w:t>doer.fio</w:t>
+      </w:r>
+      <w:proofErr w:type="spellEnd"/>
+      <w:r>
+        <w:rPr>
+          <w:rStyle w:val="15"/>
+          <w:rFonts w:ascii="Times New Roman" w:hAnsi="Times New Roman"/>
+        </w:rPr>
+        <w:t>}}/</w:t>
+      </w:r>
+    </w:p>
+    <w:p>
+      <w:pPr>
+        <w:spacing w:after="200" w:line="276" w:lineRule="auto"/>
+        <w:rPr>
+          <w:rFonts w:ascii="Times New Roman" w:hAnsi="Times New Roman"/>
+        </w:rPr>
+      </w:pPr>
+      <w:r>
+        <w:rPr>
+          <w:rStyle w:val="15"/>
           <w:rFonts w:ascii="Times New Roman" w:hAnsi="Times New Roman"/>
         </w:rPr>
         <w:t xml:space="preserve">М.П.                                                                             М.П.  </w:t>
@@ -2320,7 +2670,7 @@
     </w:p>
     <w:p>
       <w:pPr>
-        <w:spacing w:lineRule="auto" w:line="240" w:after="200" w:beforeAutospacing="0" w:afterAutospacing="0"/>
+        <w:spacing w:after="200" w:line="240" w:lineRule="auto"/>
         <w:jc w:val="center"/>
         <w:rPr>
           <w:rFonts w:ascii="Times New Roman" w:hAnsi="Times New Roman"/>
@@ -2335,7 +2685,7 @@
     </w:p>
     <w:p>
       <w:pPr>
-        <w:spacing w:lineRule="auto" w:line="240" w:after="200" w:beforeAutospacing="0" w:afterAutospacing="0"/>
+        <w:spacing w:after="200" w:line="240" w:lineRule="auto"/>
         <w:jc w:val="center"/>
         <w:rPr>
           <w:rFonts w:ascii="Times New Roman" w:hAnsi="Times New Roman"/>
@@ -2344,7 +2694,7 @@
     </w:p>
     <w:p>
       <w:pPr>
-        <w:spacing w:lineRule="auto" w:line="276" w:after="200" w:beforeAutospacing="0" w:afterAutospacing="0"/>
+        <w:spacing w:after="200" w:line="276" w:lineRule="auto"/>
         <w:ind w:firstLine="708"/>
         <w:rPr>
           <w:rFonts w:ascii="Times New Roman" w:hAnsi="Times New Roman"/>
@@ -2354,46 +2704,49 @@
         <w:rPr>
           <w:rFonts w:ascii="Times New Roman" w:hAnsi="Times New Roman"/>
         </w:rPr>
-        <w:t xml:space="preserve">г. Набережные Челны                                                              от  «____ »_____________ 2025г.</w:t>
-      </w:r>
-    </w:p>
-    <w:p>
-      <w:pPr>
-        <w:spacing w:lineRule="auto" w:line="276" w:after="200" w:beforeAutospacing="0" w:afterAutospacing="0"/>
+        <w:t>г. Набережные Челны                                                              от  «____ »_____________ 2025г.</w:t>
+      </w:r>
+    </w:p>
+    <w:p>
+      <w:pPr>
+        <w:spacing w:after="200" w:line="276" w:lineRule="auto"/>
         <w:ind w:firstLine="708"/>
         <w:rPr>
           <w:rFonts w:ascii="Times New Roman" w:hAnsi="Times New Roman"/>
-          <w:b w:val="1"/>
+          <w:b/>
         </w:rPr>
       </w:pPr>
     </w:p>
     <w:tbl>
       <w:tblPr>
-        <w:tblW w:w="0" w:type="auto"/>
+        <w:tblW w:w="9253" w:type="dxa"/>
         <w:tblInd w:w="114" w:type="dxa"/>
         <w:tblLayout w:type="fixed"/>
         <w:tblCellMar>
           <w:left w:w="10" w:type="dxa"/>
           <w:right w:w="10" w:type="dxa"/>
         </w:tblCellMar>
-        <w:tblLook w:val="04A0"/>
+        <w:tblLook w:val="04A0" w:firstRow="1" w:lastRow="0" w:firstColumn="1" w:lastColumn="0" w:noHBand="0" w:noVBand="1"/>
       </w:tblPr>
       <w:tblGrid>
-        <w:gridCol w:w="795"/>
-        <w:gridCol w:w="2311"/>
-        <w:gridCol w:w="1635"/>
-        <w:gridCol w:w="2076"/>
-        <w:gridCol w:w="2424"/>
+        <w:gridCol w:w="1065"/>
+        <w:gridCol w:w="1756"/>
+        <w:gridCol w:w="1470"/>
+        <w:gridCol w:w="2128"/>
+        <w:gridCol w:w="2834"/>
       </w:tblGrid>
       <w:tr>
+        <w:trPr>
+          <w:trHeight w:val="1039"/>
+        </w:trPr>
         <w:tc>
           <w:tcPr>
-            <w:tcW w:w="795" w:type="dxa"/>
+            <w:tcW w:w="1065" w:type="dxa"/>
             <w:tcBorders>
-              <w:top w:val="single" w:sz="4" w:space="0" w:shadow="0" w:frame="0" w:color="000000"/>
-              <w:left w:val="single" w:sz="4" w:space="0" w:shadow="0" w:frame="0" w:color="000000"/>
-              <w:bottom w:val="single" w:sz="4" w:space="0" w:shadow="0" w:frame="0" w:color="000000"/>
-              <w:right w:val="single" w:sz="4" w:space="0" w:shadow="0" w:frame="0" w:color="000000"/>
+              <w:top w:val="single" w:sz="4" w:space="0" w:color="000000"/>
+              <w:left w:val="single" w:sz="4" w:space="0" w:color="000000"/>
+              <w:bottom w:val="single" w:sz="4" w:space="0" w:color="000000"/>
+              <w:right w:val="single" w:sz="4" w:space="0" w:color="000000"/>
             </w:tcBorders>
             <w:shd w:val="clear" w:color="auto" w:fill="FFFFFF"/>
             <w:tcMar>
@@ -2404,20 +2757,20 @@
           </w:tcPr>
           <w:p>
             <w:pPr>
-              <w:spacing w:lineRule="auto" w:line="276" w:after="120" w:beforeAutospacing="0" w:afterAutospacing="0"/>
+              <w:spacing w:after="120" w:line="276" w:lineRule="auto"/>
               <w:jc w:val="center"/>
             </w:pPr>
             <w:r>
               <w:rPr>
                 <w:rFonts w:ascii="Segoe UI Symbol" w:hAnsi="Segoe UI Symbol"/>
-                <w:b w:val="1"/>
+                <w:b/>
               </w:rPr>
               <w:t>№</w:t>
             </w:r>
             <w:r>
               <w:rPr>
                 <w:rFonts w:ascii="Times New Roman" w:hAnsi="Times New Roman"/>
-                <w:b w:val="1"/>
+                <w:b/>
               </w:rPr>
               <w:t>п/п</w:t>
             </w:r>
@@ -2425,12 +2778,12 @@
         </w:tc>
         <w:tc>
           <w:tcPr>
-            <w:tcW w:w="2311" w:type="dxa"/>
+            <w:tcW w:w="1756" w:type="dxa"/>
             <w:tcBorders>
-              <w:top w:val="single" w:sz="4" w:space="0" w:shadow="0" w:frame="0" w:color="000000"/>
-              <w:left w:val="single" w:sz="4" w:space="0" w:shadow="0" w:frame="0" w:color="000000"/>
-              <w:bottom w:val="single" w:sz="4" w:space="0" w:shadow="0" w:frame="0" w:color="000000"/>
-              <w:right w:val="single" w:sz="4" w:space="0" w:shadow="0" w:frame="0" w:color="000000"/>
+              <w:top w:val="single" w:sz="4" w:space="0" w:color="000000"/>
+              <w:left w:val="single" w:sz="4" w:space="0" w:color="000000"/>
+              <w:bottom w:val="single" w:sz="4" w:space="0" w:color="000000"/>
+              <w:right w:val="single" w:sz="4" w:space="0" w:color="000000"/>
             </w:tcBorders>
             <w:shd w:val="clear" w:color="auto" w:fill="FFFFFF"/>
             <w:tcMar>
@@ -2441,13 +2794,13 @@
           </w:tcPr>
           <w:p>
             <w:pPr>
-              <w:spacing w:lineRule="auto" w:line="276" w:after="120" w:beforeAutospacing="0" w:afterAutospacing="0"/>
+              <w:spacing w:after="120" w:line="276" w:lineRule="auto"/>
               <w:jc w:val="center"/>
             </w:pPr>
             <w:r>
               <w:rPr>
                 <w:rFonts w:ascii="Times New Roman" w:hAnsi="Times New Roman"/>
-                <w:b w:val="1"/>
+                <w:b/>
               </w:rPr>
               <w:t>Наименование услуги</w:t>
             </w:r>
@@ -2455,12 +2808,12 @@
         </w:tc>
         <w:tc>
           <w:tcPr>
-            <w:tcW w:w="1635" w:type="dxa"/>
+            <w:tcW w:w="1470" w:type="dxa"/>
             <w:tcBorders>
-              <w:top w:val="single" w:sz="4" w:space="0" w:shadow="0" w:frame="0" w:color="000000"/>
-              <w:left w:val="single" w:sz="4" w:space="0" w:shadow="0" w:frame="0" w:color="000000"/>
-              <w:bottom w:val="single" w:sz="4" w:space="0" w:shadow="0" w:frame="0" w:color="000000"/>
-              <w:right w:val="single" w:sz="4" w:space="0" w:shadow="0" w:frame="0" w:color="000000"/>
+              <w:top w:val="single" w:sz="4" w:space="0" w:color="000000"/>
+              <w:left w:val="single" w:sz="4" w:space="0" w:color="000000"/>
+              <w:bottom w:val="single" w:sz="4" w:space="0" w:color="000000"/>
+              <w:right w:val="single" w:sz="4" w:space="0" w:color="000000"/>
             </w:tcBorders>
             <w:shd w:val="clear" w:color="auto" w:fill="FFFFFF"/>
             <w:tcMar>
@@ -2471,13 +2824,13 @@
           </w:tcPr>
           <w:p>
             <w:pPr>
-              <w:spacing w:lineRule="auto" w:line="276" w:after="120" w:beforeAutospacing="0" w:afterAutospacing="0"/>
+              <w:spacing w:after="120" w:line="276" w:lineRule="auto"/>
               <w:jc w:val="center"/>
             </w:pPr>
             <w:r>
               <w:rPr>
                 <w:rFonts w:ascii="Times New Roman" w:hAnsi="Times New Roman"/>
-                <w:b w:val="1"/>
+                <w:b/>
               </w:rPr>
               <w:t>Срок оказания услуг</w:t>
             </w:r>
@@ -2485,12 +2838,12 @@
         </w:tc>
         <w:tc>
           <w:tcPr>
-            <w:tcW w:w="2076" w:type="dxa"/>
+            <w:tcW w:w="2128" w:type="dxa"/>
             <w:tcBorders>
-              <w:top w:val="single" w:sz="4" w:space="0" w:shadow="0" w:frame="0" w:color="000000"/>
-              <w:left w:val="single" w:sz="4" w:space="0" w:shadow="0" w:frame="0" w:color="000000"/>
-              <w:bottom w:val="single" w:sz="4" w:space="0" w:shadow="0" w:frame="0" w:color="000000"/>
-              <w:right w:val="single" w:sz="4" w:space="0" w:shadow="0" w:frame="0" w:color="000000"/>
+              <w:top w:val="single" w:sz="4" w:space="0" w:color="000000"/>
+              <w:left w:val="single" w:sz="4" w:space="0" w:color="000000"/>
+              <w:bottom w:val="single" w:sz="4" w:space="0" w:color="000000"/>
+              <w:right w:val="single" w:sz="4" w:space="0" w:color="000000"/>
             </w:tcBorders>
             <w:shd w:val="clear" w:color="auto" w:fill="FFFFFF"/>
             <w:tcMar>
@@ -2501,13 +2854,13 @@
           </w:tcPr>
           <w:p>
             <w:pPr>
-              <w:spacing w:lineRule="auto" w:line="276" w:after="120" w:beforeAutospacing="0" w:afterAutospacing="0"/>
+              <w:spacing w:after="120" w:line="276" w:lineRule="auto"/>
               <w:jc w:val="center"/>
             </w:pPr>
             <w:r>
               <w:rPr>
                 <w:rFonts w:ascii="Times New Roman" w:hAnsi="Times New Roman"/>
-                <w:b w:val="1"/>
+                <w:b/>
               </w:rPr>
               <w:t>Исполнитель</w:t>
             </w:r>
@@ -2515,12 +2868,12 @@
         </w:tc>
         <w:tc>
           <w:tcPr>
-            <w:tcW w:w="2424" w:type="dxa"/>
+            <w:tcW w:w="2834" w:type="dxa"/>
             <w:tcBorders>
-              <w:top w:val="single" w:sz="4" w:space="0" w:shadow="0" w:frame="0" w:color="000000"/>
-              <w:left w:val="single" w:sz="4" w:space="0" w:shadow="0" w:frame="0" w:color="000000"/>
-              <w:bottom w:val="single" w:sz="4" w:space="0" w:shadow="0" w:frame="0" w:color="000000"/>
-              <w:right w:val="single" w:sz="4" w:space="0" w:shadow="0" w:frame="0" w:color="000000"/>
+              <w:top w:val="single" w:sz="4" w:space="0" w:color="000000"/>
+              <w:left w:val="single" w:sz="4" w:space="0" w:color="000000"/>
+              <w:bottom w:val="single" w:sz="4" w:space="0" w:color="000000"/>
+              <w:right w:val="single" w:sz="4" w:space="0" w:color="000000"/>
             </w:tcBorders>
             <w:shd w:val="clear" w:color="auto" w:fill="FFFFFF"/>
             <w:tcMar>
@@ -2531,13 +2884,13 @@
           </w:tcPr>
           <w:p>
             <w:pPr>
-              <w:spacing w:lineRule="auto" w:line="276" w:after="120" w:beforeAutospacing="0" w:afterAutospacing="0"/>
+              <w:spacing w:after="120" w:line="276" w:lineRule="auto"/>
               <w:jc w:val="center"/>
             </w:pPr>
             <w:r>
               <w:rPr>
                 <w:rFonts w:ascii="Times New Roman" w:hAnsi="Times New Roman"/>
-                <w:b w:val="1"/>
+                <w:b/>
               </w:rPr>
               <w:t>Заказчик</w:t>
             </w:r>
@@ -2546,16 +2899,16 @@
       </w:tr>
       <w:tr>
         <w:trPr>
-          <w:trHeight w:hRule="atLeast" w:val="1294"/>
+          <w:trHeight w:val="949"/>
         </w:trPr>
         <w:tc>
           <w:tcPr>
-            <w:tcW w:w="795" w:type="dxa"/>
+            <w:tcW w:w="1065" w:type="dxa"/>
             <w:tcBorders>
-              <w:top w:val="single" w:sz="4" w:space="0" w:shadow="0" w:frame="0" w:color="000000"/>
-              <w:left w:val="single" w:sz="4" w:space="0" w:shadow="0" w:frame="0" w:color="000000"/>
-              <w:bottom w:val="single" w:sz="4" w:space="0" w:shadow="0" w:frame="0" w:color="000000"/>
-              <w:right w:val="single" w:sz="4" w:space="0" w:shadow="0" w:frame="0" w:color="000000"/>
+              <w:top w:val="single" w:sz="4" w:space="0" w:color="000000"/>
+              <w:left w:val="single" w:sz="4" w:space="0" w:color="000000"/>
+              <w:bottom w:val="single" w:sz="4" w:space="0" w:color="000000"/>
+              <w:right w:val="single" w:sz="4" w:space="0" w:color="000000"/>
             </w:tcBorders>
             <w:shd w:val="clear" w:color="auto" w:fill="FFFFFF"/>
             <w:tcMar>
@@ -2566,43 +2919,50 @@
           </w:tcPr>
           <w:p>
             <w:pPr>
-              <w:spacing w:lineRule="auto" w:line="276" w:after="120" w:beforeAutospacing="0" w:afterAutospacing="0"/>
+              <w:spacing w:after="120" w:line="276" w:lineRule="auto"/>
               <w:jc w:val="center"/>
               <w:rPr>
                 <w:rFonts w:ascii="Times New Roman" w:hAnsi="Times New Roman"/>
+                <w:b/>
+                <w:color w:val="auto"/>
+              </w:rPr>
+            </w:pPr>
+            <w:r>
+              <w:rPr>
+                <w:rFonts w:ascii="Times New Roman" w:eastAsia="ui-monospace" w:hAnsi="Times New Roman"/>
+                <w:color w:val="auto"/>
                 <w:lang w:val="en-US"/>
               </w:rPr>
-            </w:pPr>
-            <w:bookmarkStart w:id="0" w:name="_dx_frag_StartFragment"/>
-            <w:bookmarkEnd w:id="0"/>
-            <w:bookmarkStart w:id="1" w:name="_dx_frag_StartFragment"/>
-            <w:bookmarkEnd w:id="1"/>
-            <w:bookmarkStart w:id="2" w:name="_dx_frag_EndFragment"/>
-            <w:bookmarkEnd w:id="2"/>
-            <w:r>
-              <w:rPr>
-                <w:rFonts w:ascii="ui-monospace" w:hAnsi="ui-monospace" w:cs="ui-monospace" w:eastAsia="ui-monospace"/>
-                <w:b w:val="0"/>
-                <w:i w:val="0"/>
-                <w:vanish w:val="0"/>
-                <w:color w:val="9699A8"/>
-                <w:sz w:val="14"/>
-                <w:szCs w:val="14"/>
-              </w:rPr>
-              <w:t>{% for row in services_table %}{{ row.num }}</w:t>
-            </w:r>
-            <w:bookmarkStart w:id="3" w:name="_dx_frag_EndFragment"/>
-            <w:bookmarkEnd w:id="3"/>
+              <w:t xml:space="preserve">{%tr for row in </w:t>
+            </w:r>
+            <w:proofErr w:type="spellStart"/>
+            <w:r>
+              <w:rPr>
+                <w:rFonts w:ascii="Times New Roman" w:eastAsia="ui-monospace" w:hAnsi="Times New Roman"/>
+                <w:color w:val="auto"/>
+                <w:lang w:val="en-US"/>
+              </w:rPr>
+              <w:t>services_table</w:t>
+            </w:r>
+            <w:proofErr w:type="spellEnd"/>
+            <w:r>
+              <w:rPr>
+                <w:rFonts w:ascii="Times New Roman" w:eastAsia="ui-monospace" w:hAnsi="Times New Roman"/>
+                <w:color w:val="auto"/>
+                <w:lang w:val="en-US"/>
+              </w:rPr>
+              <w:t xml:space="preserve"> %}</w:t>
+            </w:r>
           </w:p>
         </w:tc>
         <w:tc>
           <w:tcPr>
-            <w:tcW w:w="2311" w:type="dxa"/>
+            <w:tcW w:w="1756" w:type="dxa"/>
             <w:tcBorders>
-              <w:top w:val="single" w:sz="4" w:space="0" w:shadow="0" w:frame="0" w:color="000000"/>
-              <w:left w:val="single" w:sz="4" w:space="0" w:shadow="0" w:frame="0" w:color="000000"/>
-              <w:bottom w:val="single" w:sz="4" w:space="0" w:shadow="0" w:frame="0" w:color="000000"/>
-              <w:right w:val="single" w:sz="4" w:space="0" w:shadow="0" w:frame="0" w:color="000000"/>
+              <w:top w:val="single" w:sz="4" w:space="0" w:color="000000"/>
+              <w:left w:val="single" w:sz="4" w:space="0" w:color="000000"/>
+              <w:bottom w:val="single" w:sz="4" w:space="0" w:color="000000"/>
+              <w:right w:val="single" w:sz="4" w:space="0" w:color="000000"/>
             </w:tcBorders>
             <w:shd w:val="clear" w:color="auto" w:fill="FFFFFF"/>
             <w:tcMar>
@@ -2613,38 +2973,24 @@
           </w:tcPr>
           <w:p>
             <w:pPr>
-              <w:spacing w:lineRule="auto" w:line="276" w:after="120" w:beforeAutospacing="0" w:afterAutospacing="0"/>
+              <w:spacing w:after="120" w:line="276" w:lineRule="auto"/>
               <w:jc w:val="center"/>
               <w:rPr>
                 <w:rFonts w:ascii="Times New Roman" w:hAnsi="Times New Roman"/>
+                <w:b/>
+                <w:lang w:val="en-US"/>
               </w:rPr>
             </w:pPr>
-            <w:bookmarkStart w:id="4" w:name="_dx_frag_StartFragment"/>
-            <w:bookmarkEnd w:id="4"/>
-            <w:r>
-              <w:rPr>
-                <w:rFonts w:ascii="ui-monospace" w:hAnsi="ui-monospace" w:cs="ui-monospace" w:eastAsia="ui-monospace"/>
-                <w:b w:val="0"/>
-                <w:i w:val="0"/>
-                <w:vanish w:val="0"/>
-                <w:color w:val="9699A8"/>
-                <w:sz w:val="14"/>
-                <w:szCs w:val="14"/>
-              </w:rPr>
-              <w:t>{{ row.service_name }}</w:t>
-            </w:r>
-            <w:bookmarkStart w:id="5" w:name="_dx_frag_EndFragment"/>
-            <w:bookmarkEnd w:id="5"/>
           </w:p>
         </w:tc>
         <w:tc>
           <w:tcPr>
-            <w:tcW w:w="1635" w:type="dxa"/>
+            <w:tcW w:w="1470" w:type="dxa"/>
             <w:tcBorders>
-              <w:top w:val="single" w:sz="4" w:space="0" w:shadow="0" w:frame="0" w:color="000000"/>
-              <w:left w:val="single" w:sz="4" w:space="0" w:shadow="0" w:frame="0" w:color="000000"/>
-              <w:bottom w:val="single" w:sz="4" w:space="0" w:shadow="0" w:frame="0" w:color="000000"/>
-              <w:right w:val="single" w:sz="4" w:space="0" w:shadow="0" w:frame="0" w:color="000000"/>
+              <w:top w:val="single" w:sz="4" w:space="0" w:color="000000"/>
+              <w:left w:val="single" w:sz="4" w:space="0" w:color="000000"/>
+              <w:bottom w:val="single" w:sz="4" w:space="0" w:color="000000"/>
+              <w:right w:val="single" w:sz="4" w:space="0" w:color="000000"/>
             </w:tcBorders>
             <w:shd w:val="clear" w:color="auto" w:fill="FFFFFF"/>
             <w:tcMar>
@@ -2655,38 +3001,24 @@
           </w:tcPr>
           <w:p>
             <w:pPr>
-              <w:spacing w:lineRule="auto" w:line="276" w:after="120" w:beforeAutospacing="0" w:afterAutospacing="0"/>
+              <w:spacing w:after="120" w:line="276" w:lineRule="auto"/>
               <w:jc w:val="center"/>
               <w:rPr>
                 <w:rFonts w:ascii="Times New Roman" w:hAnsi="Times New Roman"/>
+                <w:b/>
+                <w:lang w:val="en-US"/>
               </w:rPr>
             </w:pPr>
-            <w:bookmarkStart w:id="6" w:name="_dx_frag_StartFragment"/>
-            <w:bookmarkEnd w:id="6"/>
-            <w:r>
-              <w:rPr>
-                <w:rFonts w:ascii="ui-monospace" w:hAnsi="ui-monospace" w:cs="ui-monospace" w:eastAsia="ui-monospace"/>
-                <w:b w:val="0"/>
-                <w:i w:val="0"/>
-                <w:vanish w:val="0"/>
-                <w:color w:val="9699A8"/>
-                <w:sz w:val="14"/>
-                <w:szCs w:val="14"/>
-              </w:rPr>
-              <w:t>{{ row.service_date }}</w:t>
-            </w:r>
-            <w:bookmarkStart w:id="7" w:name="_dx_frag_EndFragment"/>
-            <w:bookmarkEnd w:id="7"/>
           </w:p>
         </w:tc>
         <w:tc>
           <w:tcPr>
-            <w:tcW w:w="2076" w:type="dxa"/>
+            <w:tcW w:w="2128" w:type="dxa"/>
             <w:tcBorders>
-              <w:top w:val="single" w:sz="4" w:space="0" w:shadow="0" w:frame="0" w:color="000000"/>
-              <w:left w:val="single" w:sz="4" w:space="0" w:shadow="0" w:frame="0" w:color="000000"/>
-              <w:bottom w:val="single" w:sz="4" w:space="0" w:shadow="0" w:frame="0" w:color="000000"/>
-              <w:right w:val="single" w:sz="4" w:space="0" w:shadow="0" w:frame="0" w:color="000000"/>
+              <w:top w:val="single" w:sz="4" w:space="0" w:color="000000"/>
+              <w:left w:val="single" w:sz="4" w:space="0" w:color="000000"/>
+              <w:bottom w:val="single" w:sz="4" w:space="0" w:color="000000"/>
+              <w:right w:val="single" w:sz="4" w:space="0" w:color="000000"/>
             </w:tcBorders>
             <w:shd w:val="clear" w:color="auto" w:fill="FFFFFF"/>
             <w:tcMar>
@@ -2697,28 +3029,24 @@
           </w:tcPr>
           <w:p>
             <w:pPr>
-              <w:spacing w:lineRule="auto" w:line="276" w:after="120" w:beforeAutospacing="0" w:afterAutospacing="0"/>
+              <w:spacing w:after="120" w:line="276" w:lineRule="auto"/>
               <w:jc w:val="center"/>
               <w:rPr>
                 <w:rFonts w:ascii="Times New Roman" w:hAnsi="Times New Roman"/>
+                <w:b/>
+                <w:lang w:val="en-US"/>
               </w:rPr>
             </w:pPr>
-            <w:r>
-              <w:rPr>
-                <w:rFonts w:ascii="Times New Roman" w:hAnsi="Times New Roman"/>
-              </w:rPr>
-              <w:t>{{doer.short_name}}</w:t>
-            </w:r>
           </w:p>
         </w:tc>
         <w:tc>
           <w:tcPr>
-            <w:tcW w:w="2424" w:type="dxa"/>
+            <w:tcW w:w="2834" w:type="dxa"/>
             <w:tcBorders>
-              <w:top w:val="single" w:sz="4" w:space="0" w:shadow="0" w:frame="0" w:color="000000"/>
-              <w:left w:val="single" w:sz="4" w:space="0" w:shadow="0" w:frame="0" w:color="000000"/>
-              <w:bottom w:val="single" w:sz="4" w:space="0" w:shadow="0" w:frame="0" w:color="000000"/>
-              <w:right w:val="single" w:sz="4" w:space="0" w:shadow="0" w:frame="0" w:color="000000"/>
+              <w:top w:val="single" w:sz="4" w:space="0" w:color="000000"/>
+              <w:left w:val="single" w:sz="4" w:space="0" w:color="000000"/>
+              <w:bottom w:val="single" w:sz="4" w:space="0" w:color="000000"/>
+              <w:right w:val="single" w:sz="4" w:space="0" w:color="000000"/>
             </w:tcBorders>
             <w:shd w:val="clear" w:color="auto" w:fill="FFFFFF"/>
             <w:tcMar>
@@ -2729,51 +3057,469 @@
           </w:tcPr>
           <w:p>
             <w:pPr>
-              <w:shd w:val="clear" w:fill="auto"/>
-              <w:spacing w:lineRule="auto" w:line="276" w:after="120" w:beforeAutospacing="0" w:afterAutospacing="0"/>
+              <w:spacing w:after="120" w:line="276" w:lineRule="auto"/>
               <w:jc w:val="center"/>
               <w:rPr>
-                <w:rFonts w:ascii="Times New Roman" w:hAnsi="Times New Roman" w:cs="Times New Roman"/>
-                <w:sz w:val="22"/>
-                <w:szCs w:val="22"/>
+                <w:rFonts w:ascii="Times New Roman" w:hAnsi="Times New Roman"/>
+                <w:b/>
+                <w:lang w:val="en-US"/>
               </w:rPr>
             </w:pPr>
-            <w:bookmarkStart w:id="8" w:name="_dx_frag_StartFragment"/>
-            <w:bookmarkEnd w:id="8"/>
-            <w:r>
-              <w:rPr>
-                <w:rFonts w:ascii="Times New Roman" w:hAnsi="Times New Roman" w:cs="Times New Roman" w:eastAsia="ui-monospace"/>
-                <w:b w:val="0"/>
-                <w:i w:val="0"/>
-                <w:vanish w:val="0"/>
+          </w:p>
+        </w:tc>
+      </w:tr>
+      <w:tr>
+        <w:trPr>
+          <w:trHeight w:val="1299"/>
+        </w:trPr>
+        <w:tc>
+          <w:tcPr>
+            <w:tcW w:w="1065" w:type="dxa"/>
+            <w:tcBorders>
+              <w:top w:val="single" w:sz="4" w:space="0" w:color="000000"/>
+              <w:left w:val="single" w:sz="4" w:space="0" w:color="000000"/>
+              <w:bottom w:val="single" w:sz="4" w:space="0" w:color="000000"/>
+              <w:right w:val="single" w:sz="4" w:space="0" w:color="000000"/>
+            </w:tcBorders>
+            <w:shd w:val="clear" w:color="auto" w:fill="FFFFFF"/>
+            <w:tcMar>
+              <w:left w:w="114" w:type="dxa"/>
+              <w:right w:w="114" w:type="dxa"/>
+            </w:tcMar>
+            <w:vAlign w:val="center"/>
+          </w:tcPr>
+          <w:p>
+            <w:pPr>
+              <w:spacing w:after="120" w:line="276" w:lineRule="auto"/>
+              <w:jc w:val="center"/>
+              <w:rPr>
+                <w:rFonts w:ascii="Times New Roman" w:eastAsia="ui-monospace" w:hAnsi="Times New Roman"/>
+                <w:color w:val="auto"/>
+                <w:lang w:val="en-US"/>
+              </w:rPr>
+            </w:pPr>
+            <w:r>
+              <w:rPr>
+                <w:rFonts w:ascii="Times New Roman" w:eastAsia="ui-monospace" w:hAnsi="Times New Roman"/>
+                <w:color w:val="auto"/>
+                <w:lang w:val="en-US"/>
+              </w:rPr>
+              <w:t>{{</w:t>
+            </w:r>
+            <w:proofErr w:type="spellStart"/>
+            <w:r>
+              <w:rPr>
+                <w:rFonts w:ascii="Times New Roman" w:eastAsia="ui-monospace" w:hAnsi="Times New Roman"/>
+                <w:color w:val="auto"/>
+                <w:lang w:val="en-US"/>
+              </w:rPr>
+              <w:t>row.num</w:t>
+            </w:r>
+            <w:proofErr w:type="spellEnd"/>
+            <w:r>
+              <w:rPr>
+                <w:rFonts w:ascii="Times New Roman" w:eastAsia="ui-monospace" w:hAnsi="Times New Roman"/>
+                <w:color w:val="auto"/>
+                <w:lang w:val="en-US"/>
+              </w:rPr>
+              <w:t>}}</w:t>
+            </w:r>
+          </w:p>
+          <w:p>
+            <w:pPr>
+              <w:spacing w:after="120" w:line="276" w:lineRule="auto"/>
+              <w:jc w:val="center"/>
+              <w:rPr>
+                <w:rFonts w:ascii="Times New Roman" w:hAnsi="Times New Roman"/>
+                <w:color w:val="auto"/>
+                <w:lang w:val="en-US"/>
+              </w:rPr>
+            </w:pPr>
+          </w:p>
+        </w:tc>
+        <w:tc>
+          <w:tcPr>
+            <w:tcW w:w="1756" w:type="dxa"/>
+            <w:tcBorders>
+              <w:top w:val="single" w:sz="4" w:space="0" w:color="000000"/>
+              <w:left w:val="single" w:sz="4" w:space="0" w:color="000000"/>
+              <w:bottom w:val="single" w:sz="4" w:space="0" w:color="000000"/>
+              <w:right w:val="single" w:sz="4" w:space="0" w:color="000000"/>
+            </w:tcBorders>
+            <w:shd w:val="clear" w:color="auto" w:fill="FFFFFF"/>
+            <w:tcMar>
+              <w:left w:w="114" w:type="dxa"/>
+              <w:right w:w="114" w:type="dxa"/>
+            </w:tcMar>
+            <w:vAlign w:val="center"/>
+          </w:tcPr>
+          <w:p>
+            <w:pPr>
+              <w:spacing w:after="120" w:line="276" w:lineRule="auto"/>
+              <w:jc w:val="center"/>
+              <w:rPr>
+                <w:rFonts w:ascii="Times New Roman" w:hAnsi="Times New Roman"/>
+                <w:color w:val="auto"/>
+              </w:rPr>
+            </w:pPr>
+            <w:r>
+              <w:rPr>
+                <w:rFonts w:ascii="Times New Roman" w:eastAsia="ui-monospace" w:hAnsi="Times New Roman"/>
+                <w:color w:val="auto"/>
+              </w:rPr>
+              <w:t>{{</w:t>
+            </w:r>
+            <w:proofErr w:type="spellStart"/>
+            <w:r>
+              <w:rPr>
+                <w:rFonts w:ascii="Times New Roman" w:eastAsia="ui-monospace" w:hAnsi="Times New Roman"/>
+                <w:color w:val="auto"/>
+              </w:rPr>
+              <w:t>row.service_name</w:t>
+            </w:r>
+            <w:proofErr w:type="spellEnd"/>
+            <w:r>
+              <w:rPr>
+                <w:rFonts w:ascii="Times New Roman" w:eastAsia="ui-monospace" w:hAnsi="Times New Roman"/>
+                <w:color w:val="auto"/>
+              </w:rPr>
+              <w:t>}}</w:t>
+            </w:r>
+          </w:p>
+        </w:tc>
+        <w:tc>
+          <w:tcPr>
+            <w:tcW w:w="1470" w:type="dxa"/>
+            <w:tcBorders>
+              <w:top w:val="single" w:sz="4" w:space="0" w:color="000000"/>
+              <w:left w:val="single" w:sz="4" w:space="0" w:color="000000"/>
+              <w:bottom w:val="single" w:sz="4" w:space="0" w:color="000000"/>
+              <w:right w:val="single" w:sz="4" w:space="0" w:color="000000"/>
+            </w:tcBorders>
+            <w:shd w:val="clear" w:color="auto" w:fill="FFFFFF"/>
+            <w:tcMar>
+              <w:left w:w="114" w:type="dxa"/>
+              <w:right w:w="114" w:type="dxa"/>
+            </w:tcMar>
+            <w:vAlign w:val="center"/>
+          </w:tcPr>
+          <w:p>
+            <w:pPr>
+              <w:spacing w:after="120" w:line="276" w:lineRule="auto"/>
+              <w:jc w:val="center"/>
+              <w:rPr>
+                <w:rFonts w:ascii="Times New Roman" w:hAnsi="Times New Roman"/>
+                <w:color w:val="auto"/>
+              </w:rPr>
+            </w:pPr>
+            <w:r>
+              <w:rPr>
+                <w:rFonts w:ascii="Times New Roman" w:eastAsia="ui-monospace" w:hAnsi="Times New Roman"/>
+                <w:color w:val="auto"/>
+              </w:rPr>
+              <w:t>{{</w:t>
+            </w:r>
+            <w:proofErr w:type="spellStart"/>
+            <w:r>
+              <w:rPr>
+                <w:rFonts w:ascii="Times New Roman" w:eastAsia="ui-monospace" w:hAnsi="Times New Roman"/>
+                <w:color w:val="auto"/>
+              </w:rPr>
+              <w:t>row.service_date</w:t>
+            </w:r>
+            <w:proofErr w:type="spellEnd"/>
+            <w:r>
+              <w:rPr>
+                <w:rFonts w:ascii="Times New Roman" w:eastAsia="ui-monospace" w:hAnsi="Times New Roman"/>
+                <w:color w:val="auto"/>
+              </w:rPr>
+              <w:t>}}</w:t>
+            </w:r>
+          </w:p>
+        </w:tc>
+        <w:tc>
+          <w:tcPr>
+            <w:tcW w:w="2128" w:type="dxa"/>
+            <w:tcBorders>
+              <w:top w:val="single" w:sz="4" w:space="0" w:color="000000"/>
+              <w:left w:val="single" w:sz="4" w:space="0" w:color="000000"/>
+              <w:bottom w:val="single" w:sz="4" w:space="0" w:color="000000"/>
+              <w:right w:val="single" w:sz="4" w:space="0" w:color="000000"/>
+            </w:tcBorders>
+            <w:shd w:val="clear" w:color="auto" w:fill="FFFFFF"/>
+            <w:tcMar>
+              <w:left w:w="114" w:type="dxa"/>
+              <w:right w:w="114" w:type="dxa"/>
+            </w:tcMar>
+            <w:vAlign w:val="center"/>
+          </w:tcPr>
+          <w:p>
+            <w:pPr>
+              <w:spacing w:after="120" w:line="276" w:lineRule="auto"/>
+              <w:jc w:val="center"/>
+              <w:rPr>
+                <w:rFonts w:ascii="Times New Roman" w:hAnsi="Times New Roman"/>
+                <w:color w:val="auto"/>
+              </w:rPr>
+            </w:pPr>
+            <w:r>
+              <w:rPr>
+                <w:rFonts w:ascii="Times New Roman" w:hAnsi="Times New Roman"/>
+                <w:color w:val="auto"/>
+              </w:rPr>
+              <w:t>{{</w:t>
+            </w:r>
+            <w:proofErr w:type="spellStart"/>
+            <w:r>
+              <w:rPr>
+                <w:rFonts w:ascii="Times New Roman" w:hAnsi="Times New Roman"/>
+                <w:color w:val="auto"/>
+              </w:rPr>
+              <w:t>doer.short_name</w:t>
+            </w:r>
+            <w:proofErr w:type="spellEnd"/>
+            <w:r>
+              <w:rPr>
+                <w:rFonts w:ascii="Times New Roman" w:hAnsi="Times New Roman"/>
+                <w:color w:val="auto"/>
+              </w:rPr>
+              <w:t>}}</w:t>
+            </w:r>
+          </w:p>
+        </w:tc>
+        <w:tc>
+          <w:tcPr>
+            <w:tcW w:w="2834" w:type="dxa"/>
+            <w:tcBorders>
+              <w:top w:val="single" w:sz="4" w:space="0" w:color="000000"/>
+              <w:left w:val="single" w:sz="4" w:space="0" w:color="000000"/>
+              <w:bottom w:val="single" w:sz="4" w:space="0" w:color="000000"/>
+              <w:right w:val="single" w:sz="4" w:space="0" w:color="000000"/>
+            </w:tcBorders>
+            <w:shd w:val="clear" w:color="auto" w:fill="FFFFFF"/>
+            <w:tcMar>
+              <w:left w:w="114" w:type="dxa"/>
+              <w:right w:w="114" w:type="dxa"/>
+            </w:tcMar>
+            <w:vAlign w:val="center"/>
+          </w:tcPr>
+          <w:p>
+            <w:pPr>
+              <w:spacing w:after="120" w:line="276" w:lineRule="auto"/>
+              <w:jc w:val="center"/>
+              <w:rPr>
+                <w:rFonts w:ascii="Times New Roman" w:eastAsia="ui-monospace" w:hAnsi="Times New Roman"/>
+                <w:color w:val="auto"/>
+              </w:rPr>
+            </w:pPr>
+            <w:bookmarkStart w:id="0" w:name="_dx_frag_StartFragment"/>
+            <w:bookmarkEnd w:id="0"/>
+            <w:r>
+              <w:rPr>
+                <w:rFonts w:ascii="Times New Roman" w:eastAsia="ui-monospace" w:hAnsi="Times New Roman"/>
+                <w:color w:val="auto"/>
+                <w:lang w:val="en-US"/>
+              </w:rPr>
+              <w:t>{{</w:t>
+            </w:r>
+            <w:proofErr w:type="spellStart"/>
+            <w:r>
+              <w:rPr>
+                <w:rFonts w:ascii="Times New Roman" w:eastAsia="ui-monospace" w:hAnsi="Times New Roman"/>
+                <w:color w:val="auto"/>
+                <w:lang w:val="en-US"/>
+              </w:rPr>
+              <w:t>customer.short_name</w:t>
+            </w:r>
+            <w:proofErr w:type="spellEnd"/>
+            <w:r>
+              <w:rPr>
+                <w:rFonts w:ascii="Times New Roman" w:eastAsia="ui-monospace" w:hAnsi="Times New Roman"/>
+                <w:color w:val="auto"/>
+                <w:lang w:val="en-US"/>
+              </w:rPr>
+              <w:t>}}</w:t>
+            </w:r>
+            <w:bookmarkStart w:id="1" w:name="_dx_frag_EndFragment"/>
+            <w:bookmarkEnd w:id="1"/>
+          </w:p>
+        </w:tc>
+      </w:tr>
+      <w:tr>
+        <w:trPr>
+          <w:trHeight w:val="1299"/>
+        </w:trPr>
+        <w:tc>
+          <w:tcPr>
+            <w:tcW w:w="1065" w:type="dxa"/>
+            <w:tcBorders>
+              <w:top w:val="single" w:sz="4" w:space="0" w:color="000000"/>
+              <w:left w:val="single" w:sz="4" w:space="0" w:color="000000"/>
+              <w:bottom w:val="single" w:sz="4" w:space="0" w:color="000000"/>
+              <w:right w:val="single" w:sz="4" w:space="0" w:color="000000"/>
+            </w:tcBorders>
+            <w:shd w:val="clear" w:color="auto" w:fill="FFFFFF"/>
+            <w:tcMar>
+              <w:left w:w="114" w:type="dxa"/>
+              <w:right w:w="114" w:type="dxa"/>
+            </w:tcMar>
+            <w:vAlign w:val="center"/>
+          </w:tcPr>
+          <w:p>
+            <w:pPr>
+              <w:spacing w:after="120" w:line="276" w:lineRule="auto"/>
+              <w:jc w:val="center"/>
+              <w:rPr>
+                <w:rFonts w:ascii="Times New Roman" w:eastAsia="ui-monospace" w:hAnsi="Times New Roman"/>
+                <w:color w:val="auto"/>
+                <w:lang w:val="en-US"/>
+              </w:rPr>
+            </w:pPr>
+            <w:r>
+              <w:rPr>
+                <w:rFonts w:ascii="Times New Roman" w:eastAsia="ui-monospace" w:hAnsi="Times New Roman"/>
+                <w:color w:val="auto"/>
+                <w:lang w:val="en-US"/>
+              </w:rPr>
+              <w:t xml:space="preserve">{%tr </w:t>
+            </w:r>
+            <w:proofErr w:type="spellStart"/>
+            <w:r>
+              <w:rPr>
+                <w:rFonts w:ascii="Times New Roman" w:eastAsia="ui-monospace" w:hAnsi="Times New Roman"/>
+                <w:color w:val="auto"/>
+                <w:lang w:val="en-US"/>
+              </w:rPr>
+              <w:t>endfor</w:t>
+            </w:r>
+            <w:proofErr w:type="spellEnd"/>
+            <w:r>
+              <w:rPr>
+                <w:rFonts w:ascii="Times New Roman" w:eastAsia="ui-monospace" w:hAnsi="Times New Roman"/>
+                <w:color w:val="auto"/>
+                <w:lang w:val="en-US"/>
+              </w:rPr>
+              <w:t xml:space="preserve"> %}</w:t>
+            </w:r>
+          </w:p>
+        </w:tc>
+        <w:tc>
+          <w:tcPr>
+            <w:tcW w:w="1756" w:type="dxa"/>
+            <w:tcBorders>
+              <w:top w:val="single" w:sz="4" w:space="0" w:color="000000"/>
+              <w:left w:val="single" w:sz="4" w:space="0" w:color="000000"/>
+              <w:bottom w:val="single" w:sz="4" w:space="0" w:color="000000"/>
+              <w:right w:val="single" w:sz="4" w:space="0" w:color="000000"/>
+            </w:tcBorders>
+            <w:shd w:val="clear" w:color="auto" w:fill="FFFFFF"/>
+            <w:tcMar>
+              <w:left w:w="114" w:type="dxa"/>
+              <w:right w:w="114" w:type="dxa"/>
+            </w:tcMar>
+            <w:vAlign w:val="center"/>
+          </w:tcPr>
+          <w:p>
+            <w:pPr>
+              <w:spacing w:after="120" w:line="276" w:lineRule="auto"/>
+              <w:jc w:val="center"/>
+              <w:rPr>
+                <w:rFonts w:ascii="ui-monospace" w:eastAsia="ui-monospace" w:hAnsi="ui-monospace" w:cs="ui-monospace"/>
                 <w:color w:val="9699A8"/>
-                <w:sz w:val="22"/>
-                <w:szCs w:val="22"/>
-              </w:rPr>
-              <w:t>{</w:t>
-            </w:r>
-            <w:r>
-              <w:rPr>
-                <w:rFonts w:ascii="Times New Roman" w:hAnsi="Times New Roman" w:cs="Times New Roman" w:eastAsia="ui-monospace"/>
-                <w:b w:val="0"/>
-                <w:i w:val="0"/>
-                <w:vanish w:val="0"/>
+                <w:sz w:val="14"/>
+                <w:szCs w:val="14"/>
+              </w:rPr>
+            </w:pPr>
+          </w:p>
+        </w:tc>
+        <w:tc>
+          <w:tcPr>
+            <w:tcW w:w="1470" w:type="dxa"/>
+            <w:tcBorders>
+              <w:top w:val="single" w:sz="4" w:space="0" w:color="000000"/>
+              <w:left w:val="single" w:sz="4" w:space="0" w:color="000000"/>
+              <w:bottom w:val="single" w:sz="4" w:space="0" w:color="000000"/>
+              <w:right w:val="single" w:sz="4" w:space="0" w:color="000000"/>
+            </w:tcBorders>
+            <w:shd w:val="clear" w:color="auto" w:fill="FFFFFF"/>
+            <w:tcMar>
+              <w:left w:w="114" w:type="dxa"/>
+              <w:right w:w="114" w:type="dxa"/>
+            </w:tcMar>
+            <w:vAlign w:val="center"/>
+          </w:tcPr>
+          <w:p>
+            <w:pPr>
+              <w:spacing w:after="120" w:line="276" w:lineRule="auto"/>
+              <w:jc w:val="center"/>
+              <w:rPr>
+                <w:rFonts w:ascii="ui-monospace" w:eastAsia="ui-monospace" w:hAnsi="ui-monospace" w:cs="ui-monospace"/>
                 <w:color w:val="9699A8"/>
-                <w:sz w:val="22"/>
-                <w:szCs w:val="22"/>
-                <w:shd w:val="clear" w:color="auto" w:fill="auto"/>
-              </w:rPr>
-              <w:t>{ customer.short_name }}{% endfor %}</w:t>
-            </w:r>
-            <w:bookmarkStart w:id="9" w:name="_dx_frag_EndFragment"/>
-            <w:bookmarkEnd w:id="9"/>
+                <w:sz w:val="14"/>
+                <w:szCs w:val="14"/>
+              </w:rPr>
+            </w:pPr>
+          </w:p>
+        </w:tc>
+        <w:tc>
+          <w:tcPr>
+            <w:tcW w:w="2128" w:type="dxa"/>
+            <w:tcBorders>
+              <w:top w:val="single" w:sz="4" w:space="0" w:color="000000"/>
+              <w:left w:val="single" w:sz="4" w:space="0" w:color="000000"/>
+              <w:bottom w:val="single" w:sz="4" w:space="0" w:color="000000"/>
+              <w:right w:val="single" w:sz="4" w:space="0" w:color="000000"/>
+            </w:tcBorders>
+            <w:shd w:val="clear" w:color="auto" w:fill="FFFFFF"/>
+            <w:tcMar>
+              <w:left w:w="114" w:type="dxa"/>
+              <w:right w:w="114" w:type="dxa"/>
+            </w:tcMar>
+            <w:vAlign w:val="center"/>
+          </w:tcPr>
+          <w:p>
+            <w:pPr>
+              <w:spacing w:after="120" w:line="276" w:lineRule="auto"/>
+              <w:jc w:val="center"/>
+              <w:rPr>
+                <w:rFonts w:ascii="Times New Roman" w:hAnsi="Times New Roman"/>
+              </w:rPr>
+            </w:pPr>
+          </w:p>
+        </w:tc>
+        <w:tc>
+          <w:tcPr>
+            <w:tcW w:w="2834" w:type="dxa"/>
+            <w:tcBorders>
+              <w:top w:val="single" w:sz="4" w:space="0" w:color="000000"/>
+              <w:left w:val="single" w:sz="4" w:space="0" w:color="000000"/>
+              <w:bottom w:val="single" w:sz="4" w:space="0" w:color="000000"/>
+              <w:right w:val="single" w:sz="4" w:space="0" w:color="000000"/>
+            </w:tcBorders>
+            <w:shd w:val="clear" w:color="auto" w:fill="FFFFFF"/>
+            <w:tcMar>
+              <w:left w:w="114" w:type="dxa"/>
+              <w:right w:w="114" w:type="dxa"/>
+            </w:tcMar>
+            <w:vAlign w:val="center"/>
+          </w:tcPr>
+          <w:p>
+            <w:pPr>
+              <w:spacing w:after="120" w:line="276" w:lineRule="auto"/>
+              <w:jc w:val="center"/>
+              <w:rPr>
+                <w:rFonts w:ascii="Times New Roman" w:eastAsia="ui-monospace" w:hAnsi="Times New Roman"/>
+                <w:color w:val="9699A8"/>
+                <w:lang w:val="en-US"/>
+              </w:rPr>
+            </w:pPr>
           </w:p>
         </w:tc>
       </w:tr>
     </w:tbl>
     <w:p>
       <w:pPr>
-        <w:spacing w:lineRule="auto" w:line="360" w:after="200" w:beforeAutospacing="0" w:afterAutospacing="0"/>
+        <w:spacing w:after="200" w:line="360" w:lineRule="auto"/>
         <w:rPr>
           <w:rFonts w:ascii="Times New Roman" w:hAnsi="Times New Roman"/>
         </w:rPr>
@@ -2783,1211 +3529,1116 @@
           <w:rFonts w:ascii="Times New Roman" w:hAnsi="Times New Roman"/>
           <w:sz w:val="20"/>
         </w:rPr>
-        <w:t>Время проведения: с 09:30</w:t>
-      </w:r>
-      <w:r>
-        <w:rPr>
-          <w:rFonts w:ascii="Times New Roman" w:hAnsi="Times New Roman"/>
+        <w:t>Время</w:t>
+      </w:r>
+      <w:r>
+        <w:rPr>
+          <w:rFonts w:ascii="Times New Roman" w:hAnsi="Times New Roman"/>
+          <w:sz w:val="20"/>
+          <w:lang w:val="en-US"/>
+        </w:rPr>
+        <w:t xml:space="preserve"> </w:t>
+      </w:r>
+      <w:r>
+        <w:rPr>
+          <w:rFonts w:ascii="Times New Roman" w:hAnsi="Times New Roman"/>
+          <w:sz w:val="20"/>
+        </w:rPr>
+        <w:t>проведения</w:t>
+      </w:r>
+      <w:r>
+        <w:rPr>
+          <w:rFonts w:ascii="Times New Roman" w:hAnsi="Times New Roman"/>
+          <w:sz w:val="20"/>
+          <w:lang w:val="en-US"/>
+        </w:rPr>
+        <w:t xml:space="preserve">: </w:t>
+      </w:r>
+      <w:r>
+        <w:rPr>
+          <w:rFonts w:ascii="Times New Roman" w:hAnsi="Times New Roman"/>
+          <w:sz w:val="20"/>
+        </w:rPr>
+        <w:t>с</w:t>
+      </w:r>
+      <w:r>
+        <w:rPr>
+          <w:rFonts w:ascii="Times New Roman" w:hAnsi="Times New Roman"/>
+          <w:sz w:val="20"/>
+          <w:lang w:val="en-US"/>
+        </w:rPr>
+        <w:t xml:space="preserve"> 09:30</w:t>
+      </w:r>
+      <w:r>
+        <w:rPr>
+          <w:rFonts w:ascii="Times New Roman" w:hAnsi="Times New Roman"/>
+          <w:lang w:val="en-US"/>
         </w:rPr>
         <w:t xml:space="preserve">. </w:t>
       </w:r>
     </w:p>
     <w:p>
       <w:pPr>
-        <w:spacing w:lineRule="auto" w:line="240" w:after="200" w:beforeAutospacing="0" w:afterAutospacing="0"/>
-        <w:jc w:val="center"/>
-        <w:rPr>
-          <w:rFonts w:ascii="Times New Roman" w:hAnsi="Times New Roman"/>
-          <w:b w:val="1"/>
-        </w:rPr>
-      </w:pPr>
-    </w:p>
-    <w:p>
-      <w:pPr>
-        <w:spacing w:lineRule="auto" w:line="276" w:after="200" w:beforeAutospacing="0" w:afterAutospacing="0"/>
-        <w:rPr>
-          <w:rFonts w:ascii="Times New Roman" w:hAnsi="Times New Roman"/>
-        </w:rPr>
-      </w:pPr>
-      <w:r>
-        <w:rPr>
-          <w:rStyle w:val="C3"/>
-          <w:rFonts w:ascii="Times New Roman" w:hAnsi="Times New Roman"/>
-        </w:rPr>
-        <w:t xml:space="preserve">Директор                                                                    {{ doer.function }}</w:t>
-      </w:r>
-    </w:p>
-    <w:p>
-      <w:pPr>
-        <w:spacing w:lineRule="auto" w:line="276" w:after="200" w:beforeAutospacing="0" w:afterAutospacing="0"/>
-        <w:rPr>
-          <w:rFonts w:ascii="Times New Roman" w:hAnsi="Times New Roman"/>
-        </w:rPr>
-      </w:pPr>
-      <w:r>
-        <w:rPr>
-          <w:rStyle w:val="C3"/>
-          <w:rFonts w:ascii="Times New Roman" w:hAnsi="Times New Roman"/>
-        </w:rPr>
-        <w:t xml:space="preserve">__________________ /{{customer.fio}}/                  __________________ /{{doer.fio}}/</w:t>
-      </w:r>
-    </w:p>
-    <w:p>
-      <w:pPr>
-        <w:spacing w:lineRule="auto" w:line="360" w:after="200" w:beforeAutospacing="0" w:afterAutospacing="0"/>
+        <w:spacing w:after="200" w:line="276" w:lineRule="auto"/>
+        <w:rPr>
+          <w:rFonts w:ascii="Times New Roman" w:hAnsi="Times New Roman"/>
+          <w:lang w:val="en-US"/>
+        </w:rPr>
+      </w:pPr>
+      <w:r>
+        <w:rPr>
+          <w:rStyle w:val="15"/>
+          <w:rFonts w:ascii="Times New Roman" w:hAnsi="Times New Roman"/>
+        </w:rPr>
+        <w:lastRenderedPageBreak/>
+        <w:t>Директор</w:t>
+      </w:r>
+      <w:r>
+        <w:rPr>
+          <w:rStyle w:val="15"/>
+          <w:rFonts w:ascii="Times New Roman" w:hAnsi="Times New Roman"/>
+          <w:lang w:val="en-US"/>
+        </w:rPr>
+        <w:t xml:space="preserve">                                                                    {{ </w:t>
+      </w:r>
+      <w:proofErr w:type="spellStart"/>
+      <w:r>
+        <w:rPr>
+          <w:rStyle w:val="15"/>
+          <w:rFonts w:ascii="Times New Roman" w:hAnsi="Times New Roman"/>
+          <w:lang w:val="en-US"/>
+        </w:rPr>
+        <w:t>doer.function</w:t>
+      </w:r>
+      <w:proofErr w:type="spellEnd"/>
+      <w:r>
+        <w:rPr>
+          <w:rStyle w:val="15"/>
+          <w:rFonts w:ascii="Times New Roman" w:hAnsi="Times New Roman"/>
+          <w:lang w:val="en-US"/>
+        </w:rPr>
+        <w:t xml:space="preserve"> }}</w:t>
+      </w:r>
+    </w:p>
+    <w:p>
+      <w:pPr>
+        <w:spacing w:after="200" w:line="276" w:lineRule="auto"/>
+        <w:rPr>
+          <w:rFonts w:ascii="Times New Roman" w:hAnsi="Times New Roman"/>
+          <w:lang w:val="en-US"/>
+        </w:rPr>
+      </w:pPr>
+      <w:r>
+        <w:rPr>
+          <w:rStyle w:val="15"/>
+          <w:rFonts w:ascii="Times New Roman" w:hAnsi="Times New Roman"/>
+          <w:lang w:val="en-US"/>
+        </w:rPr>
+        <w:t>__________________ /{{</w:t>
+      </w:r>
+      <w:proofErr w:type="spellStart"/>
+      <w:r>
+        <w:rPr>
+          <w:rStyle w:val="15"/>
+          <w:rFonts w:ascii="Times New Roman" w:hAnsi="Times New Roman"/>
+          <w:lang w:val="en-US"/>
+        </w:rPr>
+        <w:t>customer.fio</w:t>
+      </w:r>
+      <w:proofErr w:type="spellEnd"/>
+      <w:r>
+        <w:rPr>
+          <w:rStyle w:val="15"/>
+          <w:rFonts w:ascii="Times New Roman" w:hAnsi="Times New Roman"/>
+          <w:lang w:val="en-US"/>
+        </w:rPr>
+        <w:t>}}/                  __________________ /{{</w:t>
+      </w:r>
+      <w:proofErr w:type="spellStart"/>
+      <w:r>
+        <w:rPr>
+          <w:rStyle w:val="15"/>
+          <w:rFonts w:ascii="Times New Roman" w:hAnsi="Times New Roman"/>
+          <w:lang w:val="en-US"/>
+        </w:rPr>
+        <w:t>doer.fio</w:t>
+      </w:r>
+      <w:proofErr w:type="spellEnd"/>
+      <w:r>
+        <w:rPr>
+          <w:rStyle w:val="15"/>
+          <w:rFonts w:ascii="Times New Roman" w:hAnsi="Times New Roman"/>
+          <w:lang w:val="en-US"/>
+        </w:rPr>
+        <w:t>}}/</w:t>
+      </w:r>
+    </w:p>
+    <w:p>
+      <w:pPr>
+        <w:spacing w:after="200" w:line="360" w:lineRule="auto"/>
         <w:ind w:firstLine="284"/>
         <w:jc w:val="center"/>
         <w:rPr>
           <w:rFonts w:ascii="Times New Roman" w:hAnsi="Times New Roman"/>
-          <w:b w:val="1"/>
-        </w:rPr>
-      </w:pPr>
-      <w:r>
-        <w:rPr>
-          <w:rStyle w:val="C3"/>
-          <w:rFonts w:ascii="Times New Roman" w:hAnsi="Times New Roman"/>
-        </w:rPr>
-        <w:t xml:space="preserve">М.П.                                                                             М.П.  </w:t>
+          <w:b/>
+          <w:lang w:val="en-US"/>
+        </w:rPr>
+      </w:pPr>
+      <w:r>
+        <w:rPr>
+          <w:rStyle w:val="15"/>
+          <w:rFonts w:ascii="Times New Roman" w:hAnsi="Times New Roman"/>
+        </w:rPr>
+        <w:t>М</w:t>
+      </w:r>
+      <w:r>
+        <w:rPr>
+          <w:rStyle w:val="15"/>
+          <w:rFonts w:ascii="Times New Roman" w:hAnsi="Times New Roman"/>
+          <w:lang w:val="en-US"/>
+        </w:rPr>
+        <w:t>.</w:t>
+      </w:r>
+      <w:r>
+        <w:rPr>
+          <w:rStyle w:val="15"/>
+          <w:rFonts w:ascii="Times New Roman" w:hAnsi="Times New Roman"/>
+        </w:rPr>
+        <w:t>П</w:t>
+      </w:r>
+      <w:r>
+        <w:rPr>
+          <w:rStyle w:val="15"/>
+          <w:rFonts w:ascii="Times New Roman" w:hAnsi="Times New Roman"/>
+          <w:lang w:val="en-US"/>
+        </w:rPr>
+        <w:t xml:space="preserve">.                                                                             </w:t>
+      </w:r>
+      <w:r>
+        <w:rPr>
+          <w:rStyle w:val="15"/>
+          <w:rFonts w:ascii="Times New Roman" w:hAnsi="Times New Roman"/>
+        </w:rPr>
+        <w:t>М</w:t>
+      </w:r>
+      <w:r>
+        <w:rPr>
+          <w:rStyle w:val="15"/>
+          <w:rFonts w:ascii="Times New Roman" w:hAnsi="Times New Roman"/>
+          <w:lang w:val="en-US"/>
+        </w:rPr>
+        <w:t>.</w:t>
+      </w:r>
+      <w:r>
+        <w:rPr>
+          <w:rStyle w:val="15"/>
+          <w:rFonts w:ascii="Times New Roman" w:hAnsi="Times New Roman"/>
+        </w:rPr>
+        <w:t>П</w:t>
+      </w:r>
+      <w:r>
+        <w:rPr>
+          <w:rStyle w:val="15"/>
+          <w:rFonts w:ascii="Times New Roman" w:hAnsi="Times New Roman"/>
+          <w:lang w:val="en-US"/>
+        </w:rPr>
+        <w:t xml:space="preserve">.  </w:t>
       </w:r>
     </w:p>
     <w:sectPr>
-      <w:type w:val="nextPage"/>
-      <w:pgSz w:w="11906" w:h="16838" w:code="0"/>
-      <w:pgMar w:left="1701" w:right="850" w:top="1134" w:bottom="1134" w:header="708" w:footer="708" w:gutter="0"/>
-      <w:cols w:equalWidth="1" w:space="720"/>
+      <w:pgSz w:w="11906" w:h="16838"/>
+      <w:pgMar w:top="1134" w:right="850" w:bottom="1134" w:left="1701" w:header="708" w:footer="708" w:gutter="0"/>
+      <w:cols w:space="720"/>
     </w:sectPr>
   </w:body>
 </w:document>
 </file>
 
 <file path=word/numbering.xml><?xml version="1.0" encoding="utf-8"?>
-<w:numbering xmlns:w="http://schemas.openxmlformats.org/wordprocessingml/2006/main">
-  <w:abstractNum w:abstractNumId="0">
+<w:numbering xmlns:wpc="http://schemas.microsoft.com/office/word/2010/wordprocessingCanvas" xmlns:cx="http://schemas.microsoft.com/office/drawing/2014/chartex" xmlns:cx1="http://schemas.microsoft.com/office/drawing/2015/9/8/chartex" xmlns:cx2="http://schemas.microsoft.com/office/drawing/2015/10/21/chartex" xmlns:cx3="http://schemas.microsoft.com/office/drawing/2016/5/9/chartex" xmlns:cx4="http://schemas.microsoft.com/office/drawing/2016/5/10/chartex" xmlns:cx5="http://schemas.microsoft.com/office/drawing/2016/5/11/chartex" xmlns:cx6="http://schemas.microsoft.com/office/drawing/2016/5/12/chartex" xmlns:cx7="http://schemas.microsoft.com/office/drawing/2016/5/13/chartex" xmlns:cx8="http://schemas.microsoft.com/office/drawing/2016/5/14/chartex" xmlns:mc="http://schemas.openxmlformats.org/markup-compatibility/2006" xmlns:aink="http://schemas.microsoft.com/office/drawing/2016/ink" xmlns:am3d="http://schemas.microsoft.com/office/drawing/2017/model3d" xmlns:o="urn:schemas-microsoft-com:office:office" xmlns:oel="http://schemas.microsoft.com/office/2019/extlst" xmlns:r="http://schemas.openxmlformats.org/officeDocument/2006/relationships" xmlns:m="http://schemas.openxmlformats.org/officeDocument/2006/math" xmlns:v="urn:schemas-microsoft-com:vml" xmlns:wp14="http://schemas.microsoft.com/office/word/2010/wordprocessingDrawing" xmlns:wp="http://schemas.openxmlformats.org/drawingml/2006/wordprocessingDrawing" xmlns:w10="urn:schemas-microsoft-com:office:word" xmlns:w="http://schemas.openxmlformats.org/wordprocessingml/2006/main" xmlns:w14="http://schemas.microsoft.com/office/word/2010/wordml" xmlns:w15="http://schemas.microsoft.com/office/word/2012/wordml" xmlns:w16cex="http://schemas.microsoft.com/office/word/2018/wordml/cex" xmlns:w16cid="http://schemas.microsoft.com/office/word/2016/wordml/cid" xmlns:w16="http://schemas.microsoft.com/office/word/2018/wordml" xmlns:w16du="http://schemas.microsoft.com/office/word/2023/wordml/word16du" xmlns:w16sdtdh="http://schemas.microsoft.com/office/word/2020/wordml/sdtdatahash" xmlns:w16sdtfl="http://schemas.microsoft.com/office/word/2024/wordml/sdtformatlock" xmlns:w16se="http://schemas.microsoft.com/office/word/2015/wordml/symex" xmlns:wpg="http://schemas.microsoft.com/office/word/2010/wordprocessingGroup" xmlns:wpi="http://schemas.microsoft.com/office/word/2010/wordprocessingInk" xmlns:wne="http://schemas.microsoft.com/office/word/2006/wordml" xmlns:wps="http://schemas.microsoft.com/office/word/2010/wordprocessingShape" mc:Ignorable="w14 w15 w16se w16cid w16 w16cex w16sdtdh w16sdtfl w16du wp14">
+  <w:abstractNum w:abstractNumId="0" w15:restartNumberingAfterBreak="0">
     <w:nsid w:val="09937A72"/>
     <w:multiLevelType w:val="multilevel"/>
+    <w:tmpl w:val="5784EE60"/>
     <w:lvl w:ilvl="0">
       <w:start w:val="1"/>
       <w:numFmt w:val="bullet"/>
-      <w:suff w:val="tab"/>
       <w:lvlText w:val="•"/>
       <w:lvlJc w:val="left"/>
-      <w:pPr/>
-      <w:rPr/>
     </w:lvl>
     <w:lvl w:ilvl="1">
-      <w:start w:val="0"/>
-      <w:numFmt w:val="decimal"/>
-      <w:suff w:val="tab"/>
-      <w:lvlText w:val=""/>
-      <w:lvlJc w:val="left"/>
-      <w:pPr/>
-      <w:rPr/>
+      <w:numFmt w:val="decimal"/>
+      <w:lvlText w:val=""/>
+      <w:lvlJc w:val="left"/>
     </w:lvl>
     <w:lvl w:ilvl="2">
-      <w:start w:val="0"/>
-      <w:numFmt w:val="decimal"/>
-      <w:suff w:val="tab"/>
-      <w:lvlText w:val=""/>
-      <w:lvlJc w:val="left"/>
-      <w:pPr/>
-      <w:rPr/>
+      <w:numFmt w:val="decimal"/>
+      <w:lvlText w:val=""/>
+      <w:lvlJc w:val="left"/>
     </w:lvl>
     <w:lvl w:ilvl="3">
-      <w:start w:val="0"/>
-      <w:numFmt w:val="decimal"/>
-      <w:suff w:val="tab"/>
-      <w:lvlText w:val=""/>
-      <w:lvlJc w:val="left"/>
-      <w:pPr/>
-      <w:rPr/>
+      <w:numFmt w:val="decimal"/>
+      <w:lvlText w:val=""/>
+      <w:lvlJc w:val="left"/>
     </w:lvl>
     <w:lvl w:ilvl="4">
-      <w:start w:val="0"/>
-      <w:numFmt w:val="decimal"/>
-      <w:suff w:val="tab"/>
-      <w:lvlText w:val=""/>
-      <w:lvlJc w:val="left"/>
-      <w:pPr/>
-      <w:rPr/>
+      <w:numFmt w:val="decimal"/>
+      <w:lvlText w:val=""/>
+      <w:lvlJc w:val="left"/>
     </w:lvl>
     <w:lvl w:ilvl="5">
-      <w:start w:val="0"/>
-      <w:numFmt w:val="decimal"/>
-      <w:suff w:val="tab"/>
-      <w:lvlText w:val=""/>
-      <w:lvlJc w:val="left"/>
-      <w:pPr/>
-      <w:rPr/>
+      <w:numFmt w:val="decimal"/>
+      <w:lvlText w:val=""/>
+      <w:lvlJc w:val="left"/>
     </w:lvl>
     <w:lvl w:ilvl="6">
-      <w:start w:val="0"/>
-      <w:numFmt w:val="decimal"/>
-      <w:suff w:val="tab"/>
-      <w:lvlText w:val=""/>
-      <w:lvlJc w:val="left"/>
-      <w:pPr/>
-      <w:rPr/>
+      <w:numFmt w:val="decimal"/>
+      <w:lvlText w:val=""/>
+      <w:lvlJc w:val="left"/>
     </w:lvl>
     <w:lvl w:ilvl="7">
-      <w:start w:val="0"/>
-      <w:numFmt w:val="decimal"/>
-      <w:suff w:val="tab"/>
-      <w:lvlText w:val=""/>
-      <w:lvlJc w:val="left"/>
-      <w:pPr/>
-      <w:rPr/>
+      <w:numFmt w:val="decimal"/>
+      <w:lvlText w:val=""/>
+      <w:lvlJc w:val="left"/>
     </w:lvl>
     <w:lvl w:ilvl="8">
-      <w:start w:val="0"/>
-      <w:numFmt w:val="decimal"/>
-      <w:suff w:val="tab"/>
-      <w:lvlText w:val=""/>
-      <w:lvlJc w:val="left"/>
-      <w:pPr/>
-      <w:rPr/>
+      <w:numFmt w:val="decimal"/>
+      <w:lvlText w:val=""/>
+      <w:lvlJc w:val="left"/>
     </w:lvl>
   </w:abstractNum>
-  <w:abstractNum w:abstractNumId="1">
+  <w:abstractNum w:abstractNumId="1" w15:restartNumberingAfterBreak="0">
     <w:nsid w:val="297B15C6"/>
     <w:multiLevelType w:val="multilevel"/>
+    <w:tmpl w:val="1B3871B8"/>
     <w:lvl w:ilvl="0">
       <w:start w:val="1"/>
       <w:numFmt w:val="bullet"/>
-      <w:suff w:val="tab"/>
       <w:lvlText w:val="•"/>
       <w:lvlJc w:val="left"/>
-      <w:pPr/>
-      <w:rPr/>
     </w:lvl>
     <w:lvl w:ilvl="1">
-      <w:start w:val="0"/>
-      <w:numFmt w:val="decimal"/>
-      <w:suff w:val="tab"/>
-      <w:lvlText w:val=""/>
-      <w:lvlJc w:val="left"/>
-      <w:pPr/>
-      <w:rPr/>
+      <w:numFmt w:val="decimal"/>
+      <w:lvlText w:val=""/>
+      <w:lvlJc w:val="left"/>
     </w:lvl>
     <w:lvl w:ilvl="2">
-      <w:start w:val="0"/>
-      <w:numFmt w:val="decimal"/>
-      <w:suff w:val="tab"/>
-      <w:lvlText w:val=""/>
-      <w:lvlJc w:val="left"/>
-      <w:pPr/>
-      <w:rPr/>
+      <w:numFmt w:val="decimal"/>
+      <w:lvlText w:val=""/>
+      <w:lvlJc w:val="left"/>
     </w:lvl>
     <w:lvl w:ilvl="3">
-      <w:start w:val="0"/>
-      <w:numFmt w:val="decimal"/>
-      <w:suff w:val="tab"/>
-      <w:lvlText w:val=""/>
-      <w:lvlJc w:val="left"/>
-      <w:pPr/>
-      <w:rPr/>
+      <w:numFmt w:val="decimal"/>
+      <w:lvlText w:val=""/>
+      <w:lvlJc w:val="left"/>
     </w:lvl>
     <w:lvl w:ilvl="4">
-      <w:start w:val="0"/>
-      <w:numFmt w:val="decimal"/>
-      <w:suff w:val="tab"/>
-      <w:lvlText w:val=""/>
-      <w:lvlJc w:val="left"/>
-      <w:pPr/>
-      <w:rPr/>
+      <w:numFmt w:val="decimal"/>
+      <w:lvlText w:val=""/>
+      <w:lvlJc w:val="left"/>
     </w:lvl>
     <w:lvl w:ilvl="5">
-      <w:start w:val="0"/>
-      <w:numFmt w:val="decimal"/>
-      <w:suff w:val="tab"/>
-      <w:lvlText w:val=""/>
-      <w:lvlJc w:val="left"/>
-      <w:pPr/>
-      <w:rPr/>
+      <w:numFmt w:val="decimal"/>
+      <w:lvlText w:val=""/>
+      <w:lvlJc w:val="left"/>
     </w:lvl>
     <w:lvl w:ilvl="6">
-      <w:start w:val="0"/>
-      <w:numFmt w:val="decimal"/>
-      <w:suff w:val="tab"/>
-      <w:lvlText w:val=""/>
-      <w:lvlJc w:val="left"/>
-      <w:pPr/>
-      <w:rPr/>
+      <w:numFmt w:val="decimal"/>
+      <w:lvlText w:val=""/>
+      <w:lvlJc w:val="left"/>
     </w:lvl>
     <w:lvl w:ilvl="7">
-      <w:start w:val="0"/>
-      <w:numFmt w:val="decimal"/>
-      <w:suff w:val="tab"/>
-      <w:lvlText w:val=""/>
-      <w:lvlJc w:val="left"/>
-      <w:pPr/>
-      <w:rPr/>
+      <w:numFmt w:val="decimal"/>
+      <w:lvlText w:val=""/>
+      <w:lvlJc w:val="left"/>
     </w:lvl>
     <w:lvl w:ilvl="8">
-      <w:start w:val="0"/>
-      <w:numFmt w:val="decimal"/>
-      <w:suff w:val="tab"/>
-      <w:lvlText w:val=""/>
-      <w:lvlJc w:val="left"/>
-      <w:pPr/>
-      <w:rPr/>
+      <w:numFmt w:val="decimal"/>
+      <w:lvlText w:val=""/>
+      <w:lvlJc w:val="left"/>
     </w:lvl>
   </w:abstractNum>
-  <w:abstractNum w:abstractNumId="2">
+  <w:abstractNum w:abstractNumId="2" w15:restartNumberingAfterBreak="0">
     <w:nsid w:val="528F0571"/>
     <w:multiLevelType w:val="multilevel"/>
+    <w:tmpl w:val="741CB10C"/>
     <w:lvl w:ilvl="0">
       <w:start w:val="1"/>
       <w:numFmt w:val="bullet"/>
-      <w:suff w:val="tab"/>
       <w:lvlText w:val="•"/>
       <w:lvlJc w:val="left"/>
-      <w:pPr/>
-      <w:rPr/>
     </w:lvl>
     <w:lvl w:ilvl="1">
-      <w:start w:val="0"/>
-      <w:numFmt w:val="decimal"/>
-      <w:suff w:val="tab"/>
-      <w:lvlText w:val=""/>
-      <w:lvlJc w:val="left"/>
-      <w:pPr/>
-      <w:rPr/>
+      <w:numFmt w:val="decimal"/>
+      <w:lvlText w:val=""/>
+      <w:lvlJc w:val="left"/>
     </w:lvl>
     <w:lvl w:ilvl="2">
-      <w:start w:val="0"/>
-      <w:numFmt w:val="decimal"/>
-      <w:suff w:val="tab"/>
-      <w:lvlText w:val=""/>
-      <w:lvlJc w:val="left"/>
-      <w:pPr/>
-      <w:rPr/>
+      <w:numFmt w:val="decimal"/>
+      <w:lvlText w:val=""/>
+      <w:lvlJc w:val="left"/>
     </w:lvl>
     <w:lvl w:ilvl="3">
-      <w:start w:val="0"/>
-      <w:numFmt w:val="decimal"/>
-      <w:suff w:val="tab"/>
-      <w:lvlText w:val=""/>
-      <w:lvlJc w:val="left"/>
-      <w:pPr/>
-      <w:rPr/>
+      <w:numFmt w:val="decimal"/>
+      <w:lvlText w:val=""/>
+      <w:lvlJc w:val="left"/>
     </w:lvl>
     <w:lvl w:ilvl="4">
-      <w:start w:val="0"/>
-      <w:numFmt w:val="decimal"/>
-      <w:suff w:val="tab"/>
-      <w:lvlText w:val=""/>
-      <w:lvlJc w:val="left"/>
-      <w:pPr/>
-      <w:rPr/>
+      <w:numFmt w:val="decimal"/>
+      <w:lvlText w:val=""/>
+      <w:lvlJc w:val="left"/>
     </w:lvl>
     <w:lvl w:ilvl="5">
-      <w:start w:val="0"/>
-      <w:numFmt w:val="decimal"/>
-      <w:suff w:val="tab"/>
-      <w:lvlText w:val=""/>
-      <w:lvlJc w:val="left"/>
-      <w:pPr/>
-      <w:rPr/>
+      <w:numFmt w:val="decimal"/>
+      <w:lvlText w:val=""/>
+      <w:lvlJc w:val="left"/>
     </w:lvl>
     <w:lvl w:ilvl="6">
-      <w:start w:val="0"/>
-      <w:numFmt w:val="decimal"/>
-      <w:suff w:val="tab"/>
-      <w:lvlText w:val=""/>
-      <w:lvlJc w:val="left"/>
-      <w:pPr/>
-      <w:rPr/>
+      <w:numFmt w:val="decimal"/>
+      <w:lvlText w:val=""/>
+      <w:lvlJc w:val="left"/>
     </w:lvl>
     <w:lvl w:ilvl="7">
-      <w:start w:val="0"/>
-      <w:numFmt w:val="decimal"/>
-      <w:suff w:val="tab"/>
-      <w:lvlText w:val=""/>
-      <w:lvlJc w:val="left"/>
-      <w:pPr/>
-      <w:rPr/>
+      <w:numFmt w:val="decimal"/>
+      <w:lvlText w:val=""/>
+      <w:lvlJc w:val="left"/>
     </w:lvl>
     <w:lvl w:ilvl="8">
-      <w:start w:val="0"/>
-      <w:numFmt w:val="decimal"/>
-      <w:suff w:val="tab"/>
-      <w:lvlText w:val=""/>
-      <w:lvlJc w:val="left"/>
-      <w:pPr/>
-      <w:rPr/>
+      <w:numFmt w:val="decimal"/>
+      <w:lvlText w:val=""/>
+      <w:lvlJc w:val="left"/>
     </w:lvl>
   </w:abstractNum>
-  <w:abstractNum w:abstractNumId="3">
+  <w:abstractNum w:abstractNumId="3" w15:restartNumberingAfterBreak="0">
     <w:nsid w:val="55056EEB"/>
     <w:multiLevelType w:val="multilevel"/>
+    <w:tmpl w:val="EA068088"/>
     <w:lvl w:ilvl="0">
       <w:start w:val="1"/>
       <w:numFmt w:val="bullet"/>
-      <w:suff w:val="tab"/>
       <w:lvlText w:val="•"/>
       <w:lvlJc w:val="left"/>
-      <w:pPr/>
-      <w:rPr/>
     </w:lvl>
     <w:lvl w:ilvl="1">
-      <w:start w:val="0"/>
-      <w:numFmt w:val="decimal"/>
-      <w:suff w:val="tab"/>
-      <w:lvlText w:val=""/>
-      <w:lvlJc w:val="left"/>
-      <w:pPr/>
-      <w:rPr/>
+      <w:numFmt w:val="decimal"/>
+      <w:lvlText w:val=""/>
+      <w:lvlJc w:val="left"/>
     </w:lvl>
     <w:lvl w:ilvl="2">
-      <w:start w:val="0"/>
-      <w:numFmt w:val="decimal"/>
-      <w:suff w:val="tab"/>
-      <w:lvlText w:val=""/>
-      <w:lvlJc w:val="left"/>
-      <w:pPr/>
-      <w:rPr/>
+      <w:numFmt w:val="decimal"/>
+      <w:lvlText w:val=""/>
+      <w:lvlJc w:val="left"/>
     </w:lvl>
     <w:lvl w:ilvl="3">
-      <w:start w:val="0"/>
-      <w:numFmt w:val="decimal"/>
-      <w:suff w:val="tab"/>
-      <w:lvlText w:val=""/>
-      <w:lvlJc w:val="left"/>
-      <w:pPr/>
-      <w:rPr/>
+      <w:numFmt w:val="decimal"/>
+      <w:lvlText w:val=""/>
+      <w:lvlJc w:val="left"/>
     </w:lvl>
     <w:lvl w:ilvl="4">
-      <w:start w:val="0"/>
-      <w:numFmt w:val="decimal"/>
-      <w:suff w:val="tab"/>
-      <w:lvlText w:val=""/>
-      <w:lvlJc w:val="left"/>
-      <w:pPr/>
-      <w:rPr/>
+      <w:numFmt w:val="decimal"/>
+      <w:lvlText w:val=""/>
+      <w:lvlJc w:val="left"/>
     </w:lvl>
     <w:lvl w:ilvl="5">
-      <w:start w:val="0"/>
-      <w:numFmt w:val="decimal"/>
-      <w:suff w:val="tab"/>
-      <w:lvlText w:val=""/>
-      <w:lvlJc w:val="left"/>
-      <w:pPr/>
-      <w:rPr/>
+      <w:numFmt w:val="decimal"/>
+      <w:lvlText w:val=""/>
+      <w:lvlJc w:val="left"/>
     </w:lvl>
     <w:lvl w:ilvl="6">
-      <w:start w:val="0"/>
-      <w:numFmt w:val="decimal"/>
-      <w:suff w:val="tab"/>
-      <w:lvlText w:val=""/>
-      <w:lvlJc w:val="left"/>
-      <w:pPr/>
-      <w:rPr/>
+      <w:numFmt w:val="decimal"/>
+      <w:lvlText w:val=""/>
+      <w:lvlJc w:val="left"/>
     </w:lvl>
     <w:lvl w:ilvl="7">
-      <w:start w:val="0"/>
-      <w:numFmt w:val="decimal"/>
-      <w:suff w:val="tab"/>
-      <w:lvlText w:val=""/>
-      <w:lvlJc w:val="left"/>
-      <w:pPr/>
-      <w:rPr/>
+      <w:numFmt w:val="decimal"/>
+      <w:lvlText w:val=""/>
+      <w:lvlJc w:val="left"/>
     </w:lvl>
     <w:lvl w:ilvl="8">
-      <w:start w:val="0"/>
-      <w:numFmt w:val="decimal"/>
-      <w:suff w:val="tab"/>
-      <w:lvlText w:val=""/>
-      <w:lvlJc w:val="left"/>
-      <w:pPr/>
-      <w:rPr/>
+      <w:numFmt w:val="decimal"/>
+      <w:lvlText w:val=""/>
+      <w:lvlJc w:val="left"/>
     </w:lvl>
   </w:abstractNum>
-  <w:abstractNum w:abstractNumId="4">
+  <w:abstractNum w:abstractNumId="4" w15:restartNumberingAfterBreak="0">
     <w:nsid w:val="68537A71"/>
     <w:multiLevelType w:val="multilevel"/>
+    <w:tmpl w:val="6700DEAC"/>
     <w:lvl w:ilvl="0">
       <w:start w:val="1"/>
       <w:numFmt w:val="bullet"/>
-      <w:suff w:val="tab"/>
       <w:lvlText w:val="•"/>
       <w:lvlJc w:val="left"/>
-      <w:pPr/>
-      <w:rPr/>
     </w:lvl>
     <w:lvl w:ilvl="1">
-      <w:start w:val="0"/>
-      <w:numFmt w:val="decimal"/>
-      <w:suff w:val="tab"/>
-      <w:lvlText w:val=""/>
-      <w:lvlJc w:val="left"/>
-      <w:pPr/>
-      <w:rPr/>
+      <w:numFmt w:val="decimal"/>
+      <w:lvlText w:val=""/>
+      <w:lvlJc w:val="left"/>
     </w:lvl>
     <w:lvl w:ilvl="2">
-      <w:start w:val="0"/>
-      <w:numFmt w:val="decimal"/>
-      <w:suff w:val="tab"/>
-      <w:lvlText w:val=""/>
-      <w:lvlJc w:val="left"/>
-      <w:pPr/>
-      <w:rPr/>
+      <w:numFmt w:val="decimal"/>
+      <w:lvlText w:val=""/>
+      <w:lvlJc w:val="left"/>
     </w:lvl>
     <w:lvl w:ilvl="3">
-      <w:start w:val="0"/>
-      <w:numFmt w:val="decimal"/>
-      <w:suff w:val="tab"/>
-      <w:lvlText w:val=""/>
-      <w:lvlJc w:val="left"/>
-      <w:pPr/>
-      <w:rPr/>
+      <w:numFmt w:val="decimal"/>
+      <w:lvlText w:val=""/>
+      <w:lvlJc w:val="left"/>
     </w:lvl>
     <w:lvl w:ilvl="4">
-      <w:start w:val="0"/>
-      <w:numFmt w:val="decimal"/>
-      <w:suff w:val="tab"/>
-      <w:lvlText w:val=""/>
-      <w:lvlJc w:val="left"/>
-      <w:pPr/>
-      <w:rPr/>
+      <w:numFmt w:val="decimal"/>
+      <w:lvlText w:val=""/>
+      <w:lvlJc w:val="left"/>
     </w:lvl>
     <w:lvl w:ilvl="5">
-      <w:start w:val="0"/>
-      <w:numFmt w:val="decimal"/>
-      <w:suff w:val="tab"/>
-      <w:lvlText w:val=""/>
-      <w:lvlJc w:val="left"/>
-      <w:pPr/>
-      <w:rPr/>
+      <w:numFmt w:val="decimal"/>
+      <w:lvlText w:val=""/>
+      <w:lvlJc w:val="left"/>
     </w:lvl>
     <w:lvl w:ilvl="6">
-      <w:start w:val="0"/>
-      <w:numFmt w:val="decimal"/>
-      <w:suff w:val="tab"/>
-      <w:lvlText w:val=""/>
-      <w:lvlJc w:val="left"/>
-      <w:pPr/>
-      <w:rPr/>
+      <w:numFmt w:val="decimal"/>
+      <w:lvlText w:val=""/>
+      <w:lvlJc w:val="left"/>
     </w:lvl>
     <w:lvl w:ilvl="7">
-      <w:start w:val="0"/>
-      <w:numFmt w:val="decimal"/>
-      <w:suff w:val="tab"/>
-      <w:lvlText w:val=""/>
-      <w:lvlJc w:val="left"/>
-      <w:pPr/>
-      <w:rPr/>
+      <w:numFmt w:val="decimal"/>
+      <w:lvlText w:val=""/>
+      <w:lvlJc w:val="left"/>
     </w:lvl>
     <w:lvl w:ilvl="8">
-      <w:start w:val="0"/>
-      <w:numFmt w:val="decimal"/>
-      <w:suff w:val="tab"/>
-      <w:lvlText w:val=""/>
-      <w:lvlJc w:val="left"/>
-      <w:pPr/>
-      <w:rPr/>
+      <w:numFmt w:val="decimal"/>
+      <w:lvlText w:val=""/>
+      <w:lvlJc w:val="left"/>
     </w:lvl>
   </w:abstractNum>
-  <w:abstractNum w:abstractNumId="5">
+  <w:abstractNum w:abstractNumId="5" w15:restartNumberingAfterBreak="0">
     <w:nsid w:val="714F2926"/>
     <w:multiLevelType w:val="multilevel"/>
+    <w:tmpl w:val="A0C65DF0"/>
     <w:lvl w:ilvl="0">
       <w:start w:val="1"/>
       <w:numFmt w:val="bullet"/>
-      <w:suff w:val="tab"/>
       <w:lvlText w:val="•"/>
       <w:lvlJc w:val="left"/>
-      <w:pPr/>
-      <w:rPr/>
     </w:lvl>
     <w:lvl w:ilvl="1">
-      <w:start w:val="0"/>
-      <w:numFmt w:val="decimal"/>
-      <w:suff w:val="tab"/>
-      <w:lvlText w:val=""/>
-      <w:lvlJc w:val="left"/>
-      <w:pPr/>
-      <w:rPr/>
+      <w:numFmt w:val="decimal"/>
+      <w:lvlText w:val=""/>
+      <w:lvlJc w:val="left"/>
     </w:lvl>
     <w:lvl w:ilvl="2">
-      <w:start w:val="0"/>
-      <w:numFmt w:val="decimal"/>
-      <w:suff w:val="tab"/>
-      <w:lvlText w:val=""/>
-      <w:lvlJc w:val="left"/>
-      <w:pPr/>
-      <w:rPr/>
+      <w:numFmt w:val="decimal"/>
+      <w:lvlText w:val=""/>
+      <w:lvlJc w:val="left"/>
     </w:lvl>
     <w:lvl w:ilvl="3">
-      <w:start w:val="0"/>
-      <w:numFmt w:val="decimal"/>
-      <w:suff w:val="tab"/>
-      <w:lvlText w:val=""/>
-      <w:lvlJc w:val="left"/>
-      <w:pPr/>
-      <w:rPr/>
+      <w:numFmt w:val="decimal"/>
+      <w:lvlText w:val=""/>
+      <w:lvlJc w:val="left"/>
     </w:lvl>
     <w:lvl w:ilvl="4">
-      <w:start w:val="0"/>
-      <w:numFmt w:val="decimal"/>
-      <w:suff w:val="tab"/>
-      <w:lvlText w:val=""/>
-      <w:lvlJc w:val="left"/>
-      <w:pPr/>
-      <w:rPr/>
+      <w:numFmt w:val="decimal"/>
+      <w:lvlText w:val=""/>
+      <w:lvlJc w:val="left"/>
     </w:lvl>
     <w:lvl w:ilvl="5">
-      <w:start w:val="0"/>
-      <w:numFmt w:val="decimal"/>
-      <w:suff w:val="tab"/>
-      <w:lvlText w:val=""/>
-      <w:lvlJc w:val="left"/>
-      <w:pPr/>
-      <w:rPr/>
+      <w:numFmt w:val="decimal"/>
+      <w:lvlText w:val=""/>
+      <w:lvlJc w:val="left"/>
     </w:lvl>
     <w:lvl w:ilvl="6">
-      <w:start w:val="0"/>
-      <w:numFmt w:val="decimal"/>
-      <w:suff w:val="tab"/>
-      <w:lvlText w:val=""/>
-      <w:lvlJc w:val="left"/>
-      <w:pPr/>
-      <w:rPr/>
+      <w:numFmt w:val="decimal"/>
+      <w:lvlText w:val=""/>
+      <w:lvlJc w:val="left"/>
     </w:lvl>
     <w:lvl w:ilvl="7">
-      <w:start w:val="0"/>
-      <w:numFmt w:val="decimal"/>
-      <w:suff w:val="tab"/>
-      <w:lvlText w:val=""/>
-      <w:lvlJc w:val="left"/>
-      <w:pPr/>
-      <w:rPr/>
+      <w:numFmt w:val="decimal"/>
+      <w:lvlText w:val=""/>
+      <w:lvlJc w:val="left"/>
     </w:lvl>
     <w:lvl w:ilvl="8">
-      <w:start w:val="0"/>
-      <w:numFmt w:val="decimal"/>
-      <w:suff w:val="tab"/>
-      <w:lvlText w:val=""/>
-      <w:lvlJc w:val="left"/>
-      <w:pPr/>
-      <w:rPr/>
+      <w:numFmt w:val="decimal"/>
+      <w:lvlText w:val=""/>
+      <w:lvlJc w:val="left"/>
     </w:lvl>
   </w:abstractNum>
-  <w:abstractNum w:abstractNumId="6">
+  <w:abstractNum w:abstractNumId="6" w15:restartNumberingAfterBreak="0">
     <w:nsid w:val="720E5D0A"/>
     <w:multiLevelType w:val="multilevel"/>
+    <w:tmpl w:val="A4968D94"/>
     <w:lvl w:ilvl="0">
       <w:start w:val="1"/>
       <w:numFmt w:val="bullet"/>
-      <w:suff w:val="tab"/>
       <w:lvlText w:val="•"/>
       <w:lvlJc w:val="left"/>
-      <w:pPr/>
-      <w:rPr/>
     </w:lvl>
     <w:lvl w:ilvl="1">
-      <w:start w:val="0"/>
-      <w:numFmt w:val="decimal"/>
-      <w:suff w:val="tab"/>
-      <w:lvlText w:val=""/>
-      <w:lvlJc w:val="left"/>
-      <w:pPr/>
-      <w:rPr/>
+      <w:numFmt w:val="decimal"/>
+      <w:lvlText w:val=""/>
+      <w:lvlJc w:val="left"/>
     </w:lvl>
     <w:lvl w:ilvl="2">
-      <w:start w:val="0"/>
-      <w:numFmt w:val="decimal"/>
-      <w:suff w:val="tab"/>
-      <w:lvlText w:val=""/>
-      <w:lvlJc w:val="left"/>
-      <w:pPr/>
-      <w:rPr/>
+      <w:numFmt w:val="decimal"/>
+      <w:lvlText w:val=""/>
+      <w:lvlJc w:val="left"/>
     </w:lvl>
     <w:lvl w:ilvl="3">
-      <w:start w:val="0"/>
-      <w:numFmt w:val="decimal"/>
-      <w:suff w:val="tab"/>
-      <w:lvlText w:val=""/>
-      <w:lvlJc w:val="left"/>
-      <w:pPr/>
-      <w:rPr/>
+      <w:numFmt w:val="decimal"/>
+      <w:lvlText w:val=""/>
+      <w:lvlJc w:val="left"/>
     </w:lvl>
     <w:lvl w:ilvl="4">
-      <w:start w:val="0"/>
-      <w:numFmt w:val="decimal"/>
-      <w:suff w:val="tab"/>
-      <w:lvlText w:val=""/>
-      <w:lvlJc w:val="left"/>
-      <w:pPr/>
-      <w:rPr/>
+      <w:numFmt w:val="decimal"/>
+      <w:lvlText w:val=""/>
+      <w:lvlJc w:val="left"/>
     </w:lvl>
     <w:lvl w:ilvl="5">
-      <w:start w:val="0"/>
-      <w:numFmt w:val="decimal"/>
-      <w:suff w:val="tab"/>
-      <w:lvlText w:val=""/>
-      <w:lvlJc w:val="left"/>
-      <w:pPr/>
-      <w:rPr/>
+      <w:numFmt w:val="decimal"/>
+      <w:lvlText w:val=""/>
+      <w:lvlJc w:val="left"/>
     </w:lvl>
     <w:lvl w:ilvl="6">
-      <w:start w:val="0"/>
-      <w:numFmt w:val="decimal"/>
-      <w:suff w:val="tab"/>
-      <w:lvlText w:val=""/>
-      <w:lvlJc w:val="left"/>
-      <w:pPr/>
-      <w:rPr/>
+      <w:numFmt w:val="decimal"/>
+      <w:lvlText w:val=""/>
+      <w:lvlJc w:val="left"/>
     </w:lvl>
     <w:lvl w:ilvl="7">
-      <w:start w:val="0"/>
-      <w:numFmt w:val="decimal"/>
-      <w:suff w:val="tab"/>
-      <w:lvlText w:val=""/>
-      <w:lvlJc w:val="left"/>
-      <w:pPr/>
-      <w:rPr/>
+      <w:numFmt w:val="decimal"/>
+      <w:lvlText w:val=""/>
+      <w:lvlJc w:val="left"/>
     </w:lvl>
     <w:lvl w:ilvl="8">
-      <w:start w:val="0"/>
-      <w:numFmt w:val="decimal"/>
-      <w:suff w:val="tab"/>
-      <w:lvlText w:val=""/>
-      <w:lvlJc w:val="left"/>
-      <w:pPr/>
-      <w:rPr/>
+      <w:numFmt w:val="decimal"/>
+      <w:lvlText w:val=""/>
+      <w:lvlJc w:val="left"/>
     </w:lvl>
   </w:abstractNum>
-  <w:num w:numId="1">
+  <w:num w:numId="1" w16cid:durableId="1398434873">
     <w:abstractNumId w:val="3"/>
   </w:num>
-  <w:num w:numId="2">
+  <w:num w:numId="2" w16cid:durableId="1005940182">
     <w:abstractNumId w:val="5"/>
   </w:num>
-  <w:num w:numId="3">
+  <w:num w:numId="3" w16cid:durableId="1687708223">
     <w:abstractNumId w:val="0"/>
   </w:num>
-  <w:num w:numId="4">
+  <w:num w:numId="4" w16cid:durableId="290867717">
     <w:abstractNumId w:val="6"/>
   </w:num>
-  <w:num w:numId="5">
+  <w:num w:numId="5" w16cid:durableId="1154102738">
     <w:abstractNumId w:val="2"/>
   </w:num>
-  <w:num w:numId="6">
+  <w:num w:numId="6" w16cid:durableId="1221819759">
     <w:abstractNumId w:val="4"/>
   </w:num>
-  <w:num w:numId="7">
+  <w:num w:numId="7" w16cid:durableId="1446729061">
     <w:abstractNumId w:val="1"/>
   </w:num>
 </w:numbering>
 </file>
 
 <file path=word/styles.xml><?xml version="1.0" encoding="utf-8"?>
-<w:styles xmlns:w="http://schemas.openxmlformats.org/wordprocessingml/2006/main">
+<w:styles xmlns:mc="http://schemas.openxmlformats.org/markup-compatibility/2006" xmlns:r="http://schemas.openxmlformats.org/officeDocument/2006/relationships" xmlns:w="http://schemas.openxmlformats.org/wordprocessingml/2006/main" xmlns:w14="http://schemas.microsoft.com/office/word/2010/wordml" xmlns:w15="http://schemas.microsoft.com/office/word/2012/wordml" xmlns:w16cex="http://schemas.microsoft.com/office/word/2018/wordml/cex" xmlns:w16cid="http://schemas.microsoft.com/office/word/2016/wordml/cid" xmlns:w16="http://schemas.microsoft.com/office/word/2018/wordml" xmlns:w16du="http://schemas.microsoft.com/office/word/2023/wordml/word16du" xmlns:w16sdtdh="http://schemas.microsoft.com/office/word/2020/wordml/sdtdatahash" xmlns:w16sdtfl="http://schemas.microsoft.com/office/word/2024/wordml/sdtformatlock" xmlns:w16se="http://schemas.microsoft.com/office/word/2015/wordml/symex" mc:Ignorable="w14 w15 w16se w16cid w16 w16cex w16sdtdh w16sdtfl w16du">
   <w:docDefaults>
     <w:rPrDefault>
       <w:rPr>
-        <w:rFonts w:asciiTheme="minorHAnsi" w:hAnsiTheme="minorHAnsi" w:cs="Times New Roman" w:eastAsia="Times New Roman"/>
+        <w:rFonts w:asciiTheme="minorHAnsi" w:eastAsia="Times New Roman" w:hAnsiTheme="minorHAnsi" w:cs="Times New Roman"/>
         <w:color w:val="000000"/>
         <w:sz w:val="22"/>
         <w:szCs w:val="22"/>
-        <w:lang w:val="ru-RU" w:bidi="ar-SA" w:eastAsia="ru-RU"/>
+        <w:lang w:val="ru-RU" w:eastAsia="ru-RU" w:bidi="ar-SA"/>
       </w:rPr>
     </w:rPrDefault>
     <w:pPrDefault>
       <w:pPr>
-        <w:keepNext w:val="0"/>
-        <w:keepLines w:val="0"/>
-        <w:pageBreakBefore w:val="0"/>
-        <w:widowControl w:val="1"/>
-        <w:suppressLineNumbers w:val="0"/>
-        <w:shd w:val="clear" w:fill="auto"/>
-        <w:suppressAutoHyphens w:val="0"/>
-        <w:spacing w:lineRule="auto" w:line="264" w:before="0" w:after="160" w:beforeAutospacing="0" w:afterAutospacing="0"/>
-        <w:ind w:firstLine="0" w:left="0" w:right="0"/>
-        <w:contextualSpacing w:val="0"/>
-        <w:bidi w:val="0"/>
-        <w:jc w:val="left"/>
-        <w:outlineLvl w:val="9"/>
+        <w:spacing w:after="160" w:line="264" w:lineRule="auto"/>
       </w:pPr>
     </w:pPrDefault>
   </w:docDefaults>
-  <w:style w:type="paragraph" w:styleId="P0" w:default="1">
+  <w:latentStyles w:defLockedState="0" w:defUIPriority="99" w:defSemiHidden="0" w:defUnhideWhenUsed="0" w:defQFormat="0" w:count="376">
+    <w:lsdException w:name="Normal" w:uiPriority="0" w:qFormat="1"/>
+    <w:lsdException w:name="heading 1" w:uiPriority="9" w:qFormat="1"/>
+    <w:lsdException w:name="heading 2" w:semiHidden="1" w:uiPriority="9" w:unhideWhenUsed="1" w:qFormat="1"/>
+    <w:lsdException w:name="heading 3" w:semiHidden="1" w:uiPriority="9" w:unhideWhenUsed="1" w:qFormat="1"/>
+    <w:lsdException w:name="heading 4" w:semiHidden="1" w:uiPriority="9" w:unhideWhenUsed="1" w:qFormat="1"/>
+    <w:lsdException w:name="heading 5" w:semiHidden="1" w:uiPriority="9" w:unhideWhenUsed="1" w:qFormat="1"/>
+    <w:lsdException w:name="heading 6" w:semiHidden="1" w:uiPriority="9" w:unhideWhenUsed="1" w:qFormat="1"/>
+    <w:lsdException w:name="heading 7" w:semiHidden="1" w:uiPriority="9" w:unhideWhenUsed="1" w:qFormat="1"/>
+    <w:lsdException w:name="heading 8" w:semiHidden="1" w:uiPriority="9" w:unhideWhenUsed="1" w:qFormat="1"/>
+    <w:lsdException w:name="heading 9" w:semiHidden="1" w:uiPriority="9" w:unhideWhenUsed="1" w:qFormat="1"/>
+    <w:lsdException w:name="index 1" w:semiHidden="1" w:unhideWhenUsed="1"/>
+    <w:lsdException w:name="index 2" w:semiHidden="1" w:unhideWhenUsed="1"/>
+    <w:lsdException w:name="index 3" w:semiHidden="1" w:unhideWhenUsed="1"/>
+    <w:lsdException w:name="index 4" w:semiHidden="1" w:unhideWhenUsed="1"/>
+    <w:lsdException w:name="index 5" w:semiHidden="1" w:unhideWhenUsed="1"/>
+    <w:lsdException w:name="index 6" w:semiHidden="1" w:unhideWhenUsed="1"/>
+    <w:lsdException w:name="index 7" w:semiHidden="1" w:unhideWhenUsed="1"/>
+    <w:lsdException w:name="index 8" w:semiHidden="1" w:unhideWhenUsed="1"/>
+    <w:lsdException w:name="index 9" w:semiHidden="1" w:unhideWhenUsed="1"/>
+    <w:lsdException w:name="toc 1" w:semiHidden="1" w:uiPriority="39" w:unhideWhenUsed="1"/>
+    <w:lsdException w:name="toc 2" w:semiHidden="1" w:uiPriority="39" w:unhideWhenUsed="1"/>
+    <w:lsdException w:name="toc 3" w:semiHidden="1" w:uiPriority="39" w:unhideWhenUsed="1"/>
+    <w:lsdException w:name="toc 4" w:semiHidden="1" w:uiPriority="39" w:unhideWhenUsed="1"/>
+    <w:lsdException w:name="toc 5" w:semiHidden="1" w:uiPriority="39" w:unhideWhenUsed="1"/>
+    <w:lsdException w:name="toc 6" w:semiHidden="1" w:uiPriority="39" w:unhideWhenUsed="1"/>
+    <w:lsdException w:name="toc 7" w:semiHidden="1" w:uiPriority="39" w:unhideWhenUsed="1"/>
+    <w:lsdException w:name="toc 8" w:semiHidden="1" w:uiPriority="39" w:unhideWhenUsed="1"/>
+    <w:lsdException w:name="toc 9" w:semiHidden="1" w:uiPriority="39" w:unhideWhenUsed="1"/>
+    <w:lsdException w:name="Normal Indent" w:semiHidden="1" w:unhideWhenUsed="1"/>
+    <w:lsdException w:name="footnote text" w:semiHidden="1" w:unhideWhenUsed="1"/>
+    <w:lsdException w:name="annotation text" w:semiHidden="1" w:unhideWhenUsed="1"/>
+    <w:lsdException w:name="header" w:semiHidden="1" w:unhideWhenUsed="1"/>
+    <w:lsdException w:name="footer" w:semiHidden="1" w:unhideWhenUsed="1"/>
+    <w:lsdException w:name="index heading" w:semiHidden="1" w:unhideWhenUsed="1"/>
+    <w:lsdException w:name="caption" w:semiHidden="1" w:uiPriority="35" w:unhideWhenUsed="1" w:qFormat="1"/>
+    <w:lsdException w:name="table of figures" w:semiHidden="1" w:unhideWhenUsed="1"/>
+    <w:lsdException w:name="envelope address" w:semiHidden="1" w:unhideWhenUsed="1"/>
+    <w:lsdException w:name="envelope return" w:semiHidden="1" w:unhideWhenUsed="1"/>
+    <w:lsdException w:name="footnote reference" w:semiHidden="1" w:unhideWhenUsed="1"/>
+    <w:lsdException w:name="annotation reference" w:semiHidden="1" w:unhideWhenUsed="1"/>
+    <w:lsdException w:name="line number" w:semiHidden="1" w:unhideWhenUsed="1"/>
+    <w:lsdException w:name="page number" w:semiHidden="1" w:unhideWhenUsed="1"/>
+    <w:lsdException w:name="endnote reference" w:semiHidden="1" w:unhideWhenUsed="1"/>
+    <w:lsdException w:name="endnote text" w:semiHidden="1" w:unhideWhenUsed="1"/>
+    <w:lsdException w:name="table of authorities" w:semiHidden="1" w:unhideWhenUsed="1"/>
+    <w:lsdException w:name="macro" w:semiHidden="1" w:unhideWhenUsed="1"/>
+    <w:lsdException w:name="toa heading" w:semiHidden="1" w:unhideWhenUsed="1"/>
+    <w:lsdException w:name="List" w:semiHidden="1" w:unhideWhenUsed="1"/>
+    <w:lsdException w:name="List Bullet" w:semiHidden="1" w:unhideWhenUsed="1"/>
+    <w:lsdException w:name="List Number" w:semiHidden="1" w:unhideWhenUsed="1"/>
+    <w:lsdException w:name="List 2" w:semiHidden="1" w:unhideWhenUsed="1"/>
+    <w:lsdException w:name="List 3" w:semiHidden="1" w:unhideWhenUsed="1"/>
+    <w:lsdException w:name="List 4" w:semiHidden="1" w:unhideWhenUsed="1"/>
+    <w:lsdException w:name="List 5" w:semiHidden="1" w:unhideWhenUsed="1"/>
+    <w:lsdException w:name="List Bullet 2" w:semiHidden="1" w:unhideWhenUsed="1"/>
+    <w:lsdException w:name="List Bullet 3" w:semiHidden="1" w:unhideWhenUsed="1"/>
+    <w:lsdException w:name="List Bullet 4" w:semiHidden="1" w:unhideWhenUsed="1"/>
+    <w:lsdException w:name="List Bullet 5" w:semiHidden="1" w:unhideWhenUsed="1"/>
+    <w:lsdException w:name="List Number 2" w:semiHidden="1" w:unhideWhenUsed="1"/>
+    <w:lsdException w:name="List Number 3" w:semiHidden="1" w:unhideWhenUsed="1"/>
+    <w:lsdException w:name="List Number 4" w:semiHidden="1" w:unhideWhenUsed="1"/>
+    <w:lsdException w:name="List Number 5" w:semiHidden="1" w:unhideWhenUsed="1"/>
+    <w:lsdException w:name="Title" w:uiPriority="10" w:qFormat="1"/>
+    <w:lsdException w:name="Closing" w:semiHidden="1" w:unhideWhenUsed="1"/>
+    <w:lsdException w:name="Signature" w:semiHidden="1" w:unhideWhenUsed="1"/>
+    <w:lsdException w:name="Default Paragraph Font" w:semiHidden="1" w:uiPriority="1" w:unhideWhenUsed="1"/>
+    <w:lsdException w:name="Body Text" w:semiHidden="1" w:unhideWhenUsed="1"/>
+    <w:lsdException w:name="Body Text Indent" w:semiHidden="1" w:unhideWhenUsed="1"/>
+    <w:lsdException w:name="List Continue" w:semiHidden="1" w:unhideWhenUsed="1"/>
+    <w:lsdException w:name="List Continue 2" w:semiHidden="1" w:unhideWhenUsed="1"/>
+    <w:lsdException w:name="List Continue 3" w:semiHidden="1" w:unhideWhenUsed="1"/>
+    <w:lsdException w:name="List Continue 4" w:semiHidden="1" w:unhideWhenUsed="1"/>
+    <w:lsdException w:name="List Continue 5" w:semiHidden="1" w:unhideWhenUsed="1"/>
+    <w:lsdException w:name="Message Header" w:semiHidden="1" w:unhideWhenUsed="1"/>
+    <w:lsdException w:name="Subtitle" w:uiPriority="11" w:qFormat="1"/>
+    <w:lsdException w:name="Salutation" w:semiHidden="1" w:unhideWhenUsed="1"/>
+    <w:lsdException w:name="Date" w:semiHidden="1" w:unhideWhenUsed="1"/>
+    <w:lsdException w:name="Body Text First Indent" w:semiHidden="1" w:unhideWhenUsed="1"/>
+    <w:lsdException w:name="Body Text First Indent 2" w:semiHidden="1" w:unhideWhenUsed="1"/>
+    <w:lsdException w:name="Note Heading" w:semiHidden="1" w:unhideWhenUsed="1"/>
+    <w:lsdException w:name="Body Text 2" w:semiHidden="1" w:unhideWhenUsed="1"/>
+    <w:lsdException w:name="Body Text 3" w:semiHidden="1" w:unhideWhenUsed="1"/>
+    <w:lsdException w:name="Body Text Indent 2" w:semiHidden="1" w:unhideWhenUsed="1"/>
+    <w:lsdException w:name="Body Text Indent 3" w:semiHidden="1" w:unhideWhenUsed="1"/>
+    <w:lsdException w:name="Block Text" w:semiHidden="1" w:unhideWhenUsed="1"/>
+    <w:lsdException w:name="Hyperlink" w:semiHidden="1" w:unhideWhenUsed="1"/>
+    <w:lsdException w:name="FollowedHyperlink" w:semiHidden="1" w:unhideWhenUsed="1"/>
+    <w:lsdException w:name="Strong" w:uiPriority="22" w:qFormat="1"/>
+    <w:lsdException w:name="Emphasis" w:uiPriority="20" w:qFormat="1"/>
+    <w:lsdException w:name="Document Map" w:semiHidden="1" w:unhideWhenUsed="1"/>
+    <w:lsdException w:name="Plain Text" w:semiHidden="1" w:unhideWhenUsed="1"/>
+    <w:lsdException w:name="E-mail Signature" w:semiHidden="1" w:unhideWhenUsed="1"/>
+    <w:lsdException w:name="HTML Top of Form" w:semiHidden="1" w:unhideWhenUsed="1"/>
+    <w:lsdException w:name="HTML Bottom of Form" w:semiHidden="1" w:unhideWhenUsed="1"/>
+    <w:lsdException w:name="Normal (Web)" w:semiHidden="1" w:unhideWhenUsed="1"/>
+    <w:lsdException w:name="HTML Acronym" w:semiHidden="1" w:unhideWhenUsed="1"/>
+    <w:lsdException w:name="HTML Address" w:semiHidden="1" w:unhideWhenUsed="1"/>
+    <w:lsdException w:name="HTML Cite" w:semiHidden="1" w:unhideWhenUsed="1"/>
+    <w:lsdException w:name="HTML Code" w:semiHidden="1" w:unhideWhenUsed="1"/>
+    <w:lsdException w:name="HTML Definition" w:semiHidden="1" w:unhideWhenUsed="1"/>
+    <w:lsdException w:name="HTML Keyboard" w:semiHidden="1" w:unhideWhenUsed="1"/>
+    <w:lsdException w:name="HTML Preformatted" w:semiHidden="1" w:unhideWhenUsed="1"/>
+    <w:lsdException w:name="HTML Sample" w:semiHidden="1" w:unhideWhenUsed="1"/>
+    <w:lsdException w:name="HTML Typewriter" w:semiHidden="1" w:unhideWhenUsed="1"/>
+    <w:lsdException w:name="HTML Variable" w:semiHidden="1" w:unhideWhenUsed="1"/>
+    <w:lsdException w:name="Normal Table" w:semiHidden="1" w:unhideWhenUsed="1"/>
+    <w:lsdException w:name="annotation subject" w:semiHidden="1" w:unhideWhenUsed="1"/>
+    <w:lsdException w:name="No List" w:semiHidden="1" w:unhideWhenUsed="1"/>
+    <w:lsdException w:name="Outline List 1" w:semiHidden="1" w:unhideWhenUsed="1"/>
+    <w:lsdException w:name="Outline List 2" w:semiHidden="1" w:unhideWhenUsed="1"/>
+    <w:lsdException w:name="Outline List 3" w:semiHidden="1" w:unhideWhenUsed="1"/>
+    <w:lsdException w:name="Table Simple 1" w:semiHidden="1" w:unhideWhenUsed="1"/>
+    <w:lsdException w:name="Table Simple 2" w:semiHidden="1" w:unhideWhenUsed="1"/>
+    <w:lsdException w:name="Table Simple 3" w:semiHidden="1" w:unhideWhenUsed="1"/>
+    <w:lsdException w:name="Table Classic 1" w:semiHidden="1" w:unhideWhenUsed="1"/>
+    <w:lsdException w:name="Table Classic 2" w:semiHidden="1" w:unhideWhenUsed="1"/>
+    <w:lsdException w:name="Table Classic 3" w:semiHidden="1" w:unhideWhenUsed="1"/>
+    <w:lsdException w:name="Table Classic 4" w:semiHidden="1" w:unhideWhenUsed="1"/>
+    <w:lsdException w:name="Table Colorful 1" w:semiHidden="1" w:unhideWhenUsed="1"/>
+    <w:lsdException w:name="Table Colorful 2" w:semiHidden="1" w:unhideWhenUsed="1"/>
+    <w:lsdException w:name="Table Colorful 3" w:semiHidden="1" w:unhideWhenUsed="1"/>
+    <w:lsdException w:name="Table Columns 1" w:semiHidden="1" w:unhideWhenUsed="1"/>
+    <w:lsdException w:name="Table Columns 2" w:semiHidden="1" w:unhideWhenUsed="1"/>
+    <w:lsdException w:name="Table Columns 3" w:semiHidden="1" w:unhideWhenUsed="1"/>
+    <w:lsdException w:name="Table Columns 4" w:semiHidden="1" w:unhideWhenUsed="1"/>
+    <w:lsdException w:name="Table Columns 5" w:semiHidden="1" w:unhideWhenUsed="1"/>
+    <w:lsdException w:name="Table Grid 1" w:semiHidden="1" w:unhideWhenUsed="1"/>
+    <w:lsdException w:name="Table Grid 2" w:semiHidden="1" w:unhideWhenUsed="1"/>
+    <w:lsdException w:name="Table Grid 3" w:semiHidden="1" w:unhideWhenUsed="1"/>
+    <w:lsdException w:name="Table Grid 4" w:semiHidden="1" w:unhideWhenUsed="1"/>
+    <w:lsdException w:name="Table Grid 5" w:semiHidden="1" w:unhideWhenUsed="1"/>
+    <w:lsdException w:name="Table Grid 6" w:semiHidden="1" w:unhideWhenUsed="1"/>
+    <w:lsdException w:name="Table Grid 7" w:semiHidden="1" w:unhideWhenUsed="1"/>
+    <w:lsdException w:name="Table Grid 8" w:semiHidden="1" w:unhideWhenUsed="1"/>
+    <w:lsdException w:name="Table List 1" w:semiHidden="1" w:unhideWhenUsed="1"/>
+    <w:lsdException w:name="Table List 2" w:semiHidden="1" w:unhideWhenUsed="1"/>
+    <w:lsdException w:name="Table List 3" w:semiHidden="1" w:unhideWhenUsed="1"/>
+    <w:lsdException w:name="Table List 4" w:semiHidden="1" w:unhideWhenUsed="1"/>
+    <w:lsdException w:name="Table List 5" w:semiHidden="1" w:unhideWhenUsed="1"/>
+    <w:lsdException w:name="Table List 6" w:semiHidden="1" w:unhideWhenUsed="1"/>
+    <w:lsdException w:name="Table List 7" w:semiHidden="1" w:unhideWhenUsed="1"/>
+    <w:lsdException w:name="Table List 8" w:semiHidden="1" w:unhideWhenUsed="1"/>
+    <w:lsdException w:name="Table 3D effects 1" w:semiHidden="1" w:unhideWhenUsed="1"/>
+    <w:lsdException w:name="Table 3D effects 2" w:semiHidden="1" w:unhideWhenUsed="1"/>
+    <w:lsdException w:name="Table 3D effects 3" w:semiHidden="1" w:unhideWhenUsed="1"/>
+    <w:lsdException w:name="Table Contemporary" w:semiHidden="1" w:unhideWhenUsed="1"/>
+    <w:lsdException w:name="Table Elegant" w:semiHidden="1" w:unhideWhenUsed="1"/>
+    <w:lsdException w:name="Table Professional" w:semiHidden="1" w:unhideWhenUsed="1"/>
+    <w:lsdException w:name="Table Subtle 1" w:semiHidden="1" w:unhideWhenUsed="1"/>
+    <w:lsdException w:name="Table Subtle 2" w:semiHidden="1" w:unhideWhenUsed="1"/>
+    <w:lsdException w:name="Table Web 1" w:semiHidden="1" w:unhideWhenUsed="1"/>
+    <w:lsdException w:name="Table Web 2" w:semiHidden="1" w:unhideWhenUsed="1"/>
+    <w:lsdException w:name="Table Web 3" w:semiHidden="1" w:unhideWhenUsed="1"/>
+    <w:lsdException w:name="Balloon Text" w:semiHidden="1" w:unhideWhenUsed="1"/>
+    <w:lsdException w:name="Table Grid" w:uiPriority="39"/>
+    <w:lsdException w:name="Table Theme" w:semiHidden="1" w:unhideWhenUsed="1"/>
+    <w:lsdException w:name="Placeholder Text" w:semiHidden="1"/>
+    <w:lsdException w:name="No Spacing" w:uiPriority="1" w:qFormat="1"/>
+    <w:lsdException w:name="Light Shading" w:uiPriority="60"/>
+    <w:lsdException w:name="Light List" w:uiPriority="61"/>
+    <w:lsdException w:name="Light Grid" w:uiPriority="62"/>
+    <w:lsdException w:name="Medium Shading 1" w:uiPriority="63"/>
+    <w:lsdException w:name="Medium Shading 2" w:uiPriority="64"/>
+    <w:lsdException w:name="Medium List 1" w:uiPriority="65"/>
+    <w:lsdException w:name="Medium List 2" w:uiPriority="66"/>
+    <w:lsdException w:name="Medium Grid 1" w:uiPriority="67"/>
+    <w:lsdException w:name="Medium Grid 2" w:uiPriority="68"/>
+    <w:lsdException w:name="Medium Grid 3" w:uiPriority="69"/>
+    <w:lsdException w:name="Dark List" w:uiPriority="70"/>
+    <w:lsdException w:name="Colorful Shading" w:uiPriority="71"/>
+    <w:lsdException w:name="Colorful List" w:uiPriority="72"/>
+    <w:lsdException w:name="Colorful Grid" w:uiPriority="73"/>
+    <w:lsdException w:name="Light Shading Accent 1" w:uiPriority="60"/>
+    <w:lsdException w:name="Light List Accent 1" w:uiPriority="61"/>
+    <w:lsdException w:name="Light Grid Accent 1" w:uiPriority="62"/>
+    <w:lsdException w:name="Medium Shading 1 Accent 1" w:uiPriority="63"/>
+    <w:lsdException w:name="Medium Shading 2 Accent 1" w:uiPriority="64"/>
+    <w:lsdException w:name="Medium List 1 Accent 1" w:uiPriority="65"/>
+    <w:lsdException w:name="Revision" w:semiHidden="1"/>
+    <w:lsdException w:name="List Paragraph" w:uiPriority="34" w:qFormat="1"/>
+    <w:lsdException w:name="Quote" w:uiPriority="29" w:qFormat="1"/>
+    <w:lsdException w:name="Intense Quote" w:uiPriority="30" w:qFormat="1"/>
+    <w:lsdException w:name="Medium List 2 Accent 1" w:uiPriority="66"/>
+    <w:lsdException w:name="Medium Grid 1 Accent 1" w:uiPriority="67"/>
+    <w:lsdException w:name="Medium Grid 2 Accent 1" w:uiPriority="68"/>
+    <w:lsdException w:name="Medium Grid 3 Accent 1" w:uiPriority="69"/>
+    <w:lsdException w:name="Dark List Accent 1" w:uiPriority="70"/>
+    <w:lsdException w:name="Colorful Shading Accent 1" w:uiPriority="71"/>
+    <w:lsdException w:name="Colorful List Accent 1" w:uiPriority="72"/>
+    <w:lsdException w:name="Colorful Grid Accent 1" w:uiPriority="73"/>
+    <w:lsdException w:name="Light Shading Accent 2" w:uiPriority="60"/>
+    <w:lsdException w:name="Light List Accent 2" w:uiPriority="61"/>
+    <w:lsdException w:name="Light Grid Accent 2" w:uiPriority="62"/>
+    <w:lsdException w:name="Medium Shading 1 Accent 2" w:uiPriority="63"/>
+    <w:lsdException w:name="Medium Shading 2 Accent 2" w:uiPriority="64"/>
+    <w:lsdException w:name="Medium List 1 Accent 2" w:uiPriority="65"/>
+    <w:lsdException w:name="Medium List 2 Accent 2" w:uiPriority="66"/>
+    <w:lsdException w:name="Medium Grid 1 Accent 2" w:uiPriority="67"/>
+    <w:lsdException w:name="Medium Grid 2 Accent 2" w:uiPriority="68"/>
+    <w:lsdException w:name="Medium Grid 3 Accent 2" w:uiPriority="69"/>
+    <w:lsdException w:name="Dark List Accent 2" w:uiPriority="70"/>
+    <w:lsdException w:name="Colorful Shading Accent 2" w:uiPriority="71"/>
+    <w:lsdException w:name="Colorful List Accent 2" w:uiPriority="72"/>
+    <w:lsdException w:name="Colorful Grid Accent 2" w:uiPriority="73"/>
+    <w:lsdException w:name="Light Shading Accent 3" w:uiPriority="60"/>
+    <w:lsdException w:name="Light List Accent 3" w:uiPriority="61"/>
+    <w:lsdException w:name="Light Grid Accent 3" w:uiPriority="62"/>
+    <w:lsdException w:name="Medium Shading 1 Accent 3" w:uiPriority="63"/>
+    <w:lsdException w:name="Medium Shading 2 Accent 3" w:uiPriority="64"/>
+    <w:lsdException w:name="Medium List 1 Accent 3" w:uiPriority="65"/>
+    <w:lsdException w:name="Medium List 2 Accent 3" w:uiPriority="66"/>
+    <w:lsdException w:name="Medium Grid 1 Accent 3" w:uiPriority="67"/>
+    <w:lsdException w:name="Medium Grid 2 Accent 3" w:uiPriority="68"/>
+    <w:lsdException w:name="Medium Grid 3 Accent 3" w:uiPriority="69"/>
+    <w:lsdException w:name="Dark List Accent 3" w:uiPriority="70"/>
+    <w:lsdException w:name="Colorful Shading Accent 3" w:uiPriority="71"/>
+    <w:lsdException w:name="Colorful List Accent 3" w:uiPriority="72"/>
+    <w:lsdException w:name="Colorful Grid Accent 3" w:uiPriority="73"/>
+    <w:lsdException w:name="Light Shading Accent 4" w:uiPriority="60"/>
+    <w:lsdException w:name="Light List Accent 4" w:uiPriority="61"/>
+    <w:lsdException w:name="Light Grid Accent 4" w:uiPriority="62"/>
+    <w:lsdException w:name="Medium Shading 1 Accent 4" w:uiPriority="63"/>
+    <w:lsdException w:name="Medium Shading 2 Accent 4" w:uiPriority="64"/>
+    <w:lsdException w:name="Medium List 1 Accent 4" w:uiPriority="65"/>
+    <w:lsdException w:name="Medium List 2 Accent 4" w:uiPriority="66"/>
+    <w:lsdException w:name="Medium Grid 1 Accent 4" w:uiPriority="67"/>
+    <w:lsdException w:name="Medium Grid 2 Accent 4" w:uiPriority="68"/>
+    <w:lsdException w:name="Medium Grid 3 Accent 4" w:uiPriority="69"/>
+    <w:lsdException w:name="Dark List Accent 4" w:uiPriority="70"/>
+    <w:lsdException w:name="Colorful Shading Accent 4" w:uiPriority="71"/>
+    <w:lsdException w:name="Colorful List Accent 4" w:uiPriority="72"/>
+    <w:lsdException w:name="Colorful Grid Accent 4" w:uiPriority="73"/>
+    <w:lsdException w:name="Light Shading Accent 5" w:uiPriority="60"/>
+    <w:lsdException w:name="Light List Accent 5" w:uiPriority="61"/>
+    <w:lsdException w:name="Light Grid Accent 5" w:uiPriority="62"/>
+    <w:lsdException w:name="Medium Shading 1 Accent 5" w:uiPriority="63"/>
+    <w:lsdException w:name="Medium Shading 2 Accent 5" w:uiPriority="64"/>
+    <w:lsdException w:name="Medium List 1 Accent 5" w:uiPriority="65"/>
+    <w:lsdException w:name="Medium List 2 Accent 5" w:uiPriority="66"/>
+    <w:lsdException w:name="Medium Grid 1 Accent 5" w:uiPriority="67"/>
+    <w:lsdException w:name="Medium Grid 2 Accent 5" w:uiPriority="68"/>
+    <w:lsdException w:name="Medium Grid 3 Accent 5" w:uiPriority="69"/>
+    <w:lsdException w:name="Dark List Accent 5" w:uiPriority="70"/>
+    <w:lsdException w:name="Colorful Shading Accent 5" w:uiPriority="71"/>
+    <w:lsdException w:name="Colorful List Accent 5" w:uiPriority="72"/>
+    <w:lsdException w:name="Colorful Grid Accent 5" w:uiPriority="73"/>
+    <w:lsdException w:name="Light Shading Accent 6" w:uiPriority="60"/>
+    <w:lsdException w:name="Light List Accent 6" w:uiPriority="61"/>
+    <w:lsdException w:name="Light Grid Accent 6" w:uiPriority="62"/>
+    <w:lsdException w:name="Medium Shading 1 Accent 6" w:uiPriority="63"/>
+    <w:lsdException w:name="Medium Shading 2 Accent 6" w:uiPriority="64"/>
+    <w:lsdException w:name="Medium List 1 Accent 6" w:uiPriority="65"/>
+    <w:lsdException w:name="Medium List 2 Accent 6" w:uiPriority="66"/>
+    <w:lsdException w:name="Medium Grid 1 Accent 6" w:uiPriority="67"/>
+    <w:lsdException w:name="Medium Grid 2 Accent 6" w:uiPriority="68"/>
+    <w:lsdException w:name="Medium Grid 3 Accent 6" w:uiPriority="69"/>
+    <w:lsdException w:name="Dark List Accent 6" w:uiPriority="70"/>
+    <w:lsdException w:name="Colorful Shading Accent 6" w:uiPriority="71"/>
+    <w:lsdException w:name="Colorful List Accent 6" w:uiPriority="72"/>
+    <w:lsdException w:name="Colorful Grid Accent 6" w:uiPriority="73"/>
+    <w:lsdException w:name="Subtle Emphasis" w:uiPriority="19" w:qFormat="1"/>
+    <w:lsdException w:name="Intense Emphasis" w:uiPriority="21" w:qFormat="1"/>
+    <w:lsdException w:name="Subtle Reference" w:uiPriority="31" w:qFormat="1"/>
+    <w:lsdException w:name="Intense Reference" w:uiPriority="32" w:qFormat="1"/>
+    <w:lsdException w:name="Book Title" w:uiPriority="33" w:qFormat="1"/>
+    <w:lsdException w:name="Bibliography" w:semiHidden="1" w:uiPriority="37" w:unhideWhenUsed="1"/>
+    <w:lsdException w:name="TOC Heading" w:semiHidden="1" w:uiPriority="39" w:unhideWhenUsed="1" w:qFormat="1"/>
+    <w:lsdException w:name="Plain Table 1" w:uiPriority="41"/>
+    <w:lsdException w:name="Plain Table 2" w:uiPriority="42"/>
+    <w:lsdException w:name="Plain Table 3" w:uiPriority="43"/>
+    <w:lsdException w:name="Plain Table 4" w:uiPriority="44"/>
+    <w:lsdException w:name="Plain Table 5" w:uiPriority="45"/>
+    <w:lsdException w:name="Grid Table Light" w:uiPriority="40"/>
+    <w:lsdException w:name="Grid Table 1 Light" w:uiPriority="46"/>
+    <w:lsdException w:name="Grid Table 2" w:uiPriority="47"/>
+    <w:lsdException w:name="Grid Table 3" w:uiPriority="48"/>
+    <w:lsdException w:name="Grid Table 4" w:uiPriority="49"/>
+    <w:lsdException w:name="Grid Table 5 Dark" w:uiPriority="50"/>
+    <w:lsdException w:name="Grid Table 6 Colorful" w:uiPriority="51"/>
+    <w:lsdException w:name="Grid Table 7 Colorful" w:uiPriority="52"/>
+    <w:lsdException w:name="Grid Table 1 Light Accent 1" w:uiPriority="46"/>
+    <w:lsdException w:name="Grid Table 2 Accent 1" w:uiPriority="47"/>
+    <w:lsdException w:name="Grid Table 3 Accent 1" w:uiPriority="48"/>
+    <w:lsdException w:name="Grid Table 4 Accent 1" w:uiPriority="49"/>
+    <w:lsdException w:name="Grid Table 5 Dark Accent 1" w:uiPriority="50"/>
+    <w:lsdException w:name="Grid Table 6 Colorful Accent 1" w:uiPriority="51"/>
+    <w:lsdException w:name="Grid Table 7 Colorful Accent 1" w:uiPriority="52"/>
+    <w:lsdException w:name="Grid Table 1 Light Accent 2" w:uiPriority="46"/>
+    <w:lsdException w:name="Grid Table 2 Accent 2" w:uiPriority="47"/>
+    <w:lsdException w:name="Grid Table 3 Accent 2" w:uiPriority="48"/>
+    <w:lsdException w:name="Grid Table 4 Accent 2" w:uiPriority="49"/>
+    <w:lsdException w:name="Grid Table 5 Dark Accent 2" w:uiPriority="50"/>
+    <w:lsdException w:name="Grid Table 6 Colorful Accent 2" w:uiPriority="51"/>
+    <w:lsdException w:name="Grid Table 7 Colorful Accent 2" w:uiPriority="52"/>
+    <w:lsdException w:name="Grid Table 1 Light Accent 3" w:uiPriority="46"/>
+    <w:lsdException w:name="Grid Table 2 Accent 3" w:uiPriority="47"/>
+    <w:lsdException w:name="Grid Table 3 Accent 3" w:uiPriority="48"/>
+    <w:lsdException w:name="Grid Table 4 Accent 3" w:uiPriority="49"/>
+    <w:lsdException w:name="Grid Table 5 Dark Accent 3" w:uiPriority="50"/>
+    <w:lsdException w:name="Grid Table 6 Colorful Accent 3" w:uiPriority="51"/>
+    <w:lsdException w:name="Grid Table 7 Colorful Accent 3" w:uiPriority="52"/>
+    <w:lsdException w:name="Grid Table 1 Light Accent 4" w:uiPriority="46"/>
+    <w:lsdException w:name="Grid Table 2 Accent 4" w:uiPriority="47"/>
+    <w:lsdException w:name="Grid Table 3 Accent 4" w:uiPriority="48"/>
+    <w:lsdException w:name="Grid Table 4 Accent 4" w:uiPriority="49"/>
+    <w:lsdException w:name="Grid Table 5 Dark Accent 4" w:uiPriority="50"/>
+    <w:lsdException w:name="Grid Table 6 Colorful Accent 4" w:uiPriority="51"/>
+    <w:lsdException w:name="Grid Table 7 Colorful Accent 4" w:uiPriority="52"/>
+    <w:lsdException w:name="Grid Table 1 Light Accent 5" w:uiPriority="46"/>
+    <w:lsdException w:name="Grid Table 2 Accent 5" w:uiPriority="47"/>
+    <w:lsdException w:name="Grid Table 3 Accent 5" w:uiPriority="48"/>
+    <w:lsdException w:name="Grid Table 4 Accent 5" w:uiPriority="49"/>
+    <w:lsdException w:name="Grid Table 5 Dark Accent 5" w:uiPriority="50"/>
+    <w:lsdException w:name="Grid Table 6 Colorful Accent 5" w:uiPriority="51"/>
+    <w:lsdException w:name="Grid Table 7 Colorful Accent 5" w:uiPriority="52"/>
+    <w:lsdException w:name="Grid Table 1 Light Accent 6" w:uiPriority="46"/>
+    <w:lsdException w:name="Grid Table 2 Accent 6" w:uiPriority="47"/>
+    <w:lsdException w:name="Grid Table 3 Accent 6" w:uiPriority="48"/>
+    <w:lsdException w:name="Grid Table 4 Accent 6" w:uiPriority="49"/>
+    <w:lsdException w:name="Grid Table 5 Dark Accent 6" w:uiPriority="50"/>
+    <w:lsdException w:name="Grid Table 6 Colorful Accent 6" w:uiPriority="51"/>
+    <w:lsdException w:name="Grid Table 7 Colorful Accent 6" w:uiPriority="52"/>
+    <w:lsdException w:name="List Table 1 Light" w:uiPriority="46"/>
+    <w:lsdException w:name="List Table 2" w:uiPriority="47"/>
+    <w:lsdException w:name="List Table 3" w:uiPriority="48"/>
+    <w:lsdException w:name="List Table 4" w:uiPriority="49"/>
+    <w:lsdException w:name="List Table 5 Dark" w:uiPriority="50"/>
+    <w:lsdException w:name="List Table 6 Colorful" w:uiPriority="51"/>
+    <w:lsdException w:name="List Table 7 Colorful" w:uiPriority="52"/>
+    <w:lsdException w:name="List Table 1 Light Accent 1" w:uiPriority="46"/>
+    <w:lsdException w:name="List Table 2 Accent 1" w:uiPriority="47"/>
+    <w:lsdException w:name="List Table 3 Accent 1" w:uiPriority="48"/>
+    <w:lsdException w:name="List Table 4 Accent 1" w:uiPriority="49"/>
+    <w:lsdException w:name="List Table 5 Dark Accent 1" w:uiPriority="50"/>
+    <w:lsdException w:name="List Table 6 Colorful Accent 1" w:uiPriority="51"/>
+    <w:lsdException w:name="List Table 7 Colorful Accent 1" w:uiPriority="52"/>
+    <w:lsdException w:name="List Table 1 Light Accent 2" w:uiPriority="46"/>
+    <w:lsdException w:name="List Table 2 Accent 2" w:uiPriority="47"/>
+    <w:lsdException w:name="List Table 3 Accent 2" w:uiPriority="48"/>
+    <w:lsdException w:name="List Table 4 Accent 2" w:uiPriority="49"/>
+    <w:lsdException w:name="List Table 5 Dark Accent 2" w:uiPriority="50"/>
+    <w:lsdException w:name="List Table 6 Colorful Accent 2" w:uiPriority="51"/>
+    <w:lsdException w:name="List Table 7 Colorful Accent 2" w:uiPriority="52"/>
+    <w:lsdException w:name="List Table 1 Light Accent 3" w:uiPriority="46"/>
+    <w:lsdException w:name="List Table 2 Accent 3" w:uiPriority="47"/>
+    <w:lsdException w:name="List Table 3 Accent 3" w:uiPriority="48"/>
+    <w:lsdException w:name="List Table 4 Accent 3" w:uiPriority="49"/>
+    <w:lsdException w:name="List Table 5 Dark Accent 3" w:uiPriority="50"/>
+    <w:lsdException w:name="List Table 6 Colorful Accent 3" w:uiPriority="51"/>
+    <w:lsdException w:name="List Table 7 Colorful Accent 3" w:uiPriority="52"/>
+    <w:lsdException w:name="List Table 1 Light Accent 4" w:uiPriority="46"/>
+    <w:lsdException w:name="List Table 2 Accent 4" w:uiPriority="47"/>
+    <w:lsdException w:name="List Table 3 Accent 4" w:uiPriority="48"/>
+    <w:lsdException w:name="List Table 4 Accent 4" w:uiPriority="49"/>
+    <w:lsdException w:name="List Table 5 Dark Accent 4" w:uiPriority="50"/>
+    <w:lsdException w:name="List Table 6 Colorful Accent 4" w:uiPriority="51"/>
+    <w:lsdException w:name="List Table 7 Colorful Accent 4" w:uiPriority="52"/>
+    <w:lsdException w:name="List Table 1 Light Accent 5" w:uiPriority="46"/>
+    <w:lsdException w:name="List Table 2 Accent 5" w:uiPriority="47"/>
+    <w:lsdException w:name="List Table 3 Accent 5" w:uiPriority="48"/>
+    <w:lsdException w:name="List Table 4 Accent 5" w:uiPriority="49"/>
+    <w:lsdException w:name="List Table 5 Dark Accent 5" w:uiPriority="50"/>
+    <w:lsdException w:name="List Table 6 Colorful Accent 5" w:uiPriority="51"/>
+    <w:lsdException w:name="List Table 7 Colorful Accent 5" w:uiPriority="52"/>
+    <w:lsdException w:name="List Table 1 Light Accent 6" w:uiPriority="46"/>
+    <w:lsdException w:name="List Table 2 Accent 6" w:uiPriority="47"/>
+    <w:lsdException w:name="List Table 3 Accent 6" w:uiPriority="48"/>
+    <w:lsdException w:name="List Table 4 Accent 6" w:uiPriority="49"/>
+    <w:lsdException w:name="List Table 5 Dark Accent 6" w:uiPriority="50"/>
+    <w:lsdException w:name="List Table 6 Colorful Accent 6" w:uiPriority="51"/>
+    <w:lsdException w:name="List Table 7 Colorful Accent 6" w:uiPriority="52"/>
+    <w:lsdException w:name="Mention" w:semiHidden="1" w:unhideWhenUsed="1"/>
+    <w:lsdException w:name="Smart Hyperlink" w:semiHidden="1" w:unhideWhenUsed="1"/>
+    <w:lsdException w:name="Hashtag" w:semiHidden="1" w:unhideWhenUsed="1"/>
+    <w:lsdException w:name="Unresolved Mention" w:semiHidden="1" w:unhideWhenUsed="1"/>
+    <w:lsdException w:name="Smart Link" w:semiHidden="1" w:unhideWhenUsed="1"/>
+  </w:latentStyles>
+  <w:style w:type="paragraph" w:default="1" w:styleId="a">
     <w:name w:val="Normal"/>
     <w:qFormat/>
-    <w:pPr/>
-    <w:rPr/>
   </w:style>
-  <w:style w:type="paragraph" w:styleId="P1">
-    <w:name w:val="Heading 1"/>
-    <w:next w:val="P0"/>
-    <w:link w:val="C12"/>
+  <w:style w:type="paragraph" w:styleId="1">
+    <w:name w:val="heading 1"/>
+    <w:next w:val="a"/>
+    <w:link w:val="10"/>
+    <w:uiPriority w:val="9"/>
     <w:qFormat/>
     <w:pPr>
-      <w:spacing w:before="120" w:after="120" w:beforeAutospacing="0" w:afterAutospacing="0"/>
+      <w:spacing w:before="120" w:after="120"/>
       <w:jc w:val="both"/>
       <w:outlineLvl w:val="0"/>
     </w:pPr>
     <w:rPr>
       <w:rFonts w:ascii="XO Thames" w:hAnsi="XO Thames"/>
-      <w:b w:val="1"/>
+      <w:b/>
       <w:sz w:val="32"/>
     </w:rPr>
   </w:style>
-  <w:style w:type="paragraph" w:styleId="P2">
-    <w:name w:val="Heading 2"/>
-    <w:next w:val="P0"/>
-    <w:link w:val="C23"/>
+  <w:style w:type="paragraph" w:styleId="2">
+    <w:name w:val="heading 2"/>
+    <w:next w:val="a"/>
+    <w:link w:val="20"/>
+    <w:uiPriority w:val="9"/>
+    <w:semiHidden/>
+    <w:unhideWhenUsed/>
     <w:qFormat/>
     <w:pPr>
-      <w:spacing w:before="120" w:after="120" w:beforeAutospacing="0" w:afterAutospacing="0"/>
+      <w:spacing w:before="120" w:after="120"/>
       <w:jc w:val="both"/>
       <w:outlineLvl w:val="1"/>
     </w:pPr>
     <w:rPr>
       <w:rFonts w:ascii="XO Thames" w:hAnsi="XO Thames"/>
-      <w:b w:val="1"/>
+      <w:b/>
       <w:sz w:val="28"/>
     </w:rPr>
   </w:style>
-  <w:style w:type="paragraph" w:styleId="P3">
-    <w:name w:val="Heading 3"/>
-    <w:next w:val="P0"/>
-    <w:link w:val="C9"/>
+  <w:style w:type="paragraph" w:styleId="3">
+    <w:name w:val="heading 3"/>
+    <w:next w:val="a"/>
+    <w:link w:val="30"/>
+    <w:uiPriority w:val="9"/>
+    <w:semiHidden/>
+    <w:unhideWhenUsed/>
     <w:qFormat/>
     <w:pPr>
-      <w:spacing w:before="120" w:after="120" w:beforeAutospacing="0" w:afterAutospacing="0"/>
+      <w:spacing w:before="120" w:after="120"/>
       <w:jc w:val="both"/>
       <w:outlineLvl w:val="2"/>
     </w:pPr>
     <w:rPr>
       <w:rFonts w:ascii="XO Thames" w:hAnsi="XO Thames"/>
-      <w:b w:val="1"/>
+      <w:b/>
       <w:sz w:val="26"/>
     </w:rPr>
   </w:style>
-  <w:style w:type="paragraph" w:styleId="P4">
-    <w:name w:val="Heading 4"/>
-    <w:next w:val="P0"/>
-    <w:link w:val="C22"/>
+  <w:style w:type="paragraph" w:styleId="4">
+    <w:name w:val="heading 4"/>
+    <w:next w:val="a"/>
+    <w:link w:val="40"/>
+    <w:uiPriority w:val="9"/>
+    <w:semiHidden/>
+    <w:unhideWhenUsed/>
     <w:qFormat/>
     <w:pPr>
-      <w:spacing w:before="120" w:after="120" w:beforeAutospacing="0" w:afterAutospacing="0"/>
+      <w:spacing w:before="120" w:after="120"/>
       <w:jc w:val="both"/>
       <w:outlineLvl w:val="3"/>
     </w:pPr>
     <w:rPr>
       <w:rFonts w:ascii="XO Thames" w:hAnsi="XO Thames"/>
-      <w:b w:val="1"/>
+      <w:b/>
       <w:sz w:val="24"/>
     </w:rPr>
   </w:style>
-  <w:style w:type="paragraph" w:styleId="P5">
-    <w:name w:val="Heading 5"/>
-    <w:next w:val="P0"/>
-    <w:link w:val="C11"/>
+  <w:style w:type="paragraph" w:styleId="5">
+    <w:name w:val="heading 5"/>
+    <w:next w:val="a"/>
+    <w:link w:val="50"/>
+    <w:uiPriority w:val="9"/>
+    <w:semiHidden/>
+    <w:unhideWhenUsed/>
     <w:qFormat/>
     <w:pPr>
-      <w:spacing w:before="120" w:after="120" w:beforeAutospacing="0" w:afterAutospacing="0"/>
+      <w:spacing w:before="120" w:after="120"/>
       <w:jc w:val="both"/>
       <w:outlineLvl w:val="4"/>
     </w:pPr>
     <w:rPr>
       <w:rFonts w:ascii="XO Thames" w:hAnsi="XO Thames"/>
-      <w:b w:val="1"/>
+      <w:b/>
     </w:rPr>
   </w:style>
-  <w:style w:type="paragraph" w:styleId="P6">
-    <w:name w:val="TOC 2"/>
-    <w:next w:val="P0"/>
-    <w:link w:val="C4"/>
-    <w:pPr>
-      <w:ind w:left="200"/>
-    </w:pPr>
-    <w:rPr>
-      <w:rFonts w:ascii="XO Thames" w:hAnsi="XO Thames"/>
-      <w:sz w:val="28"/>
-    </w:rPr>
+  <w:style w:type="character" w:default="1" w:styleId="a0">
+    <w:name w:val="Default Paragraph Font"/>
+    <w:uiPriority w:val="1"/>
+    <w:unhideWhenUsed/>
   </w:style>
-  <w:style w:type="paragraph" w:styleId="P7">
-    <w:name w:val="TOC 4"/>
-    <w:next w:val="P0"/>
-    <w:link w:val="C5"/>
-    <w:pPr>
-      <w:ind w:left="600"/>
-    </w:pPr>
-    <w:rPr>
-      <w:rFonts w:ascii="XO Thames" w:hAnsi="XO Thames"/>
-      <w:sz w:val="28"/>
-    </w:rPr>
-  </w:style>
-  <w:style w:type="paragraph" w:styleId="P8">
-    <w:name w:val="TOC 6"/>
-    <w:next w:val="P0"/>
-    <w:link w:val="C6"/>
-    <w:pPr>
-      <w:ind w:left="1000"/>
-    </w:pPr>
-    <w:rPr>
-      <w:rFonts w:ascii="XO Thames" w:hAnsi="XO Thames"/>
-      <w:sz w:val="28"/>
-    </w:rPr>
-  </w:style>
-  <w:style w:type="paragraph" w:styleId="P9">
-    <w:name w:val="TOC 7"/>
-    <w:next w:val="P0"/>
-    <w:link w:val="C7"/>
-    <w:pPr>
-      <w:ind w:left="1200"/>
-    </w:pPr>
-    <w:rPr>
-      <w:rFonts w:ascii="XO Thames" w:hAnsi="XO Thames"/>
-      <w:sz w:val="28"/>
-    </w:rPr>
-  </w:style>
-  <w:style w:type="paragraph" w:styleId="P10">
-    <w:name w:val="Основной шрифт абзаца1"/>
-    <w:pPr/>
-    <w:rPr/>
-  </w:style>
-  <w:style w:type="paragraph" w:styleId="P11">
-    <w:name w:val="Endnote"/>
-    <w:link w:val="C8"/>
-    <w:pPr>
-      <w:ind w:firstLine="851"/>
-      <w:jc w:val="both"/>
-    </w:pPr>
-    <w:rPr>
-      <w:rFonts w:ascii="XO Thames" w:hAnsi="XO Thames"/>
-    </w:rPr>
-  </w:style>
-  <w:style w:type="paragraph" w:styleId="P12">
-    <w:name w:val="TOC 3"/>
-    <w:next w:val="P0"/>
-    <w:link w:val="C10"/>
-    <w:pPr>
-      <w:ind w:left="400"/>
-    </w:pPr>
-    <w:rPr>
-      <w:rFonts w:ascii="XO Thames" w:hAnsi="XO Thames"/>
-      <w:sz w:val="28"/>
-    </w:rPr>
-  </w:style>
-  <w:style w:type="paragraph" w:styleId="P13">
-    <w:name w:val="Гиперссылка1"/>
-    <w:link w:val="C2"/>
-    <w:pPr/>
-    <w:rPr>
-      <w:color w:val="0000FF"/>
-      <w:u w:val="single"/>
-    </w:rPr>
-  </w:style>
-  <w:style w:type="paragraph" w:styleId="P14">
-    <w:name w:val="Footnote"/>
-    <w:link w:val="C13"/>
-    <w:pPr>
-      <w:ind w:firstLine="851"/>
-      <w:jc w:val="both"/>
-    </w:pPr>
-    <w:rPr>
-      <w:rFonts w:ascii="XO Thames" w:hAnsi="XO Thames"/>
-    </w:rPr>
-  </w:style>
-  <w:style w:type="paragraph" w:styleId="P15">
-    <w:name w:val="TOC 1"/>
-    <w:next w:val="P0"/>
-    <w:link w:val="C14"/>
-    <w:pPr/>
-    <w:rPr>
-      <w:rFonts w:ascii="XO Thames" w:hAnsi="XO Thames"/>
-      <w:b w:val="1"/>
-      <w:sz w:val="28"/>
-    </w:rPr>
-  </w:style>
-  <w:style w:type="paragraph" w:styleId="P16">
-    <w:name w:val="Header and Footer"/>
-    <w:link w:val="C15"/>
-    <w:pPr>
-      <w:spacing w:lineRule="auto" w:line="240" w:beforeAutospacing="0" w:afterAutospacing="0"/>
-      <w:jc w:val="both"/>
-    </w:pPr>
-    <w:rPr>
-      <w:rFonts w:ascii="XO Thames" w:hAnsi="XO Thames"/>
-      <w:sz w:val="28"/>
-    </w:rPr>
-  </w:style>
-  <w:style w:type="paragraph" w:styleId="P17">
-    <w:name w:val="TOC 9"/>
-    <w:next w:val="P0"/>
-    <w:link w:val="C16"/>
-    <w:pPr>
-      <w:ind w:left="1600"/>
-    </w:pPr>
-    <w:rPr>
-      <w:rFonts w:ascii="XO Thames" w:hAnsi="XO Thames"/>
-      <w:sz w:val="28"/>
-    </w:rPr>
-  </w:style>
-  <w:style w:type="paragraph" w:styleId="P18">
-    <w:name w:val="toc 10"/>
-    <w:next w:val="P0"/>
-    <w:link w:val="C17"/>
-    <w:pPr>
-      <w:ind w:left="1800"/>
-    </w:pPr>
-    <w:rPr>
-      <w:rFonts w:ascii="XO Thames" w:hAnsi="XO Thames"/>
-      <w:sz w:val="28"/>
-    </w:rPr>
-  </w:style>
-  <w:style w:type="paragraph" w:styleId="P19">
-    <w:name w:val="TOC 8"/>
-    <w:next w:val="P0"/>
-    <w:link w:val="C18"/>
-    <w:pPr>
-      <w:ind w:left="1400"/>
-    </w:pPr>
-    <w:rPr>
-      <w:rFonts w:ascii="XO Thames" w:hAnsi="XO Thames"/>
-      <w:sz w:val="28"/>
-    </w:rPr>
-  </w:style>
-  <w:style w:type="paragraph" w:styleId="P20">
-    <w:name w:val="TOC 5"/>
-    <w:next w:val="P0"/>
-    <w:link w:val="C19"/>
-    <w:pPr>
-      <w:ind w:left="800"/>
-    </w:pPr>
-    <w:rPr>
-      <w:rFonts w:ascii="XO Thames" w:hAnsi="XO Thames"/>
-      <w:sz w:val="28"/>
-    </w:rPr>
-  </w:style>
-  <w:style w:type="paragraph" w:styleId="P21">
-    <w:name w:val="Subtitle"/>
-    <w:next w:val="P0"/>
-    <w:link w:val="C20"/>
-    <w:qFormat/>
-    <w:pPr>
-      <w:jc w:val="both"/>
-    </w:pPr>
-    <w:rPr>
-      <w:rFonts w:ascii="XO Thames" w:hAnsi="XO Thames"/>
-      <w:i w:val="1"/>
-      <w:sz w:val="24"/>
-    </w:rPr>
-  </w:style>
-  <w:style w:type="paragraph" w:styleId="P22">
-    <w:name w:val="Title"/>
-    <w:next w:val="P0"/>
-    <w:link w:val="C21"/>
-    <w:qFormat/>
-    <w:pPr>
-      <w:spacing w:before="567" w:after="567" w:beforeAutospacing="0" w:afterAutospacing="0"/>
-      <w:jc w:val="center"/>
-    </w:pPr>
-    <w:rPr>
-      <w:rFonts w:ascii="XO Thames" w:hAnsi="XO Thames"/>
-      <w:b w:val="1"/>
-      <w:caps w:val="1"/>
-      <w:sz w:val="40"/>
-    </w:rPr>
-  </w:style>
-  <w:style w:type="character" w:styleId="C0" w:default="1">
-    <w:name w:val="Default Paragraph Font"/>
+  <w:style w:type="table" w:default="1" w:styleId="a1">
+    <w:name w:val="Normal Table"/>
+    <w:uiPriority w:val="99"/>
     <w:semiHidden/>
-    <w:rPr/>
-  </w:style>
-  <w:style w:type="character" w:styleId="C1">
-    <w:name w:val="Line Number"/>
-    <w:basedOn w:val="C0"/>
-    <w:semiHidden/>
-    <w:rPr/>
-  </w:style>
-  <w:style w:type="character" w:styleId="C2">
-    <w:name w:val="Hyperlink"/>
-    <w:link w:val="P13"/>
-    <w:rPr>
-      <w:color w:val="0000FF"/>
-      <w:u w:val="single"/>
-    </w:rPr>
-  </w:style>
-  <w:style w:type="character" w:styleId="C3">
-    <w:name w:val="Обычный1"/>
-    <w:rPr/>
-  </w:style>
-  <w:style w:type="character" w:styleId="C4">
-    <w:name w:val="Оглавление 2 Знак"/>
-    <w:link w:val="P6"/>
-    <w:rPr>
-      <w:rFonts w:ascii="XO Thames" w:hAnsi="XO Thames"/>
-      <w:sz w:val="28"/>
-    </w:rPr>
-  </w:style>
-  <w:style w:type="character" w:styleId="C5">
-    <w:name w:val="Оглавление 4 Знак"/>
-    <w:link w:val="P7"/>
-    <w:rPr>
-      <w:rFonts w:ascii="XO Thames" w:hAnsi="XO Thames"/>
-      <w:sz w:val="28"/>
-    </w:rPr>
-  </w:style>
-  <w:style w:type="character" w:styleId="C6">
-    <w:name w:val="Оглавление 6 Знак"/>
-    <w:link w:val="P8"/>
-    <w:rPr>
-      <w:rFonts w:ascii="XO Thames" w:hAnsi="XO Thames"/>
-      <w:sz w:val="28"/>
-    </w:rPr>
-  </w:style>
-  <w:style w:type="character" w:styleId="C7">
-    <w:name w:val="Оглавление 7 Знак"/>
-    <w:link w:val="P9"/>
-    <w:rPr>
-      <w:rFonts w:ascii="XO Thames" w:hAnsi="XO Thames"/>
-      <w:sz w:val="28"/>
-    </w:rPr>
-  </w:style>
-  <w:style w:type="character" w:styleId="C8">
-    <w:name w:val="Endnote"/>
-    <w:link w:val="P11"/>
-    <w:rPr>
-      <w:rFonts w:ascii="XO Thames" w:hAnsi="XO Thames"/>
-      <w:sz w:val="22"/>
-    </w:rPr>
-  </w:style>
-  <w:style w:type="character" w:styleId="C9">
-    <w:name w:val="Заголовок 3 Знак"/>
-    <w:link w:val="P3"/>
-    <w:rPr>
-      <w:rFonts w:ascii="XO Thames" w:hAnsi="XO Thames"/>
-      <w:b w:val="1"/>
-      <w:sz w:val="26"/>
-    </w:rPr>
-  </w:style>
-  <w:style w:type="character" w:styleId="C10">
-    <w:name w:val="Оглавление 3 Знак"/>
-    <w:link w:val="P12"/>
-    <w:rPr>
-      <w:rFonts w:ascii="XO Thames" w:hAnsi="XO Thames"/>
-      <w:sz w:val="28"/>
-    </w:rPr>
-  </w:style>
-  <w:style w:type="character" w:styleId="C11">
-    <w:name w:val="Заголовок 5 Знак"/>
-    <w:link w:val="P5"/>
-    <w:rPr>
-      <w:rFonts w:ascii="XO Thames" w:hAnsi="XO Thames"/>
-      <w:b w:val="1"/>
-      <w:sz w:val="22"/>
-    </w:rPr>
-  </w:style>
-  <w:style w:type="character" w:styleId="C12">
-    <w:name w:val="Заголовок 1 Знак"/>
-    <w:link w:val="P1"/>
-    <w:rPr>
-      <w:rFonts w:ascii="XO Thames" w:hAnsi="XO Thames"/>
-      <w:b w:val="1"/>
-      <w:sz w:val="32"/>
-    </w:rPr>
-  </w:style>
-  <w:style w:type="character" w:styleId="C13">
-    <w:name w:val="Footnote"/>
-    <w:link w:val="P14"/>
-    <w:rPr>
-      <w:rFonts w:ascii="XO Thames" w:hAnsi="XO Thames"/>
-      <w:sz w:val="22"/>
-    </w:rPr>
-  </w:style>
-  <w:style w:type="character" w:styleId="C14">
-    <w:name w:val="Оглавление 1 Знак"/>
-    <w:link w:val="P15"/>
-    <w:rPr>
-      <w:rFonts w:ascii="XO Thames" w:hAnsi="XO Thames"/>
-      <w:b w:val="1"/>
-      <w:sz w:val="28"/>
-    </w:rPr>
-  </w:style>
-  <w:style w:type="character" w:styleId="C15">
-    <w:name w:val="Header and Footer"/>
-    <w:link w:val="P16"/>
-    <w:rPr>
-      <w:rFonts w:ascii="XO Thames" w:hAnsi="XO Thames"/>
-      <w:sz w:val="28"/>
-    </w:rPr>
-  </w:style>
-  <w:style w:type="character" w:styleId="C16">
-    <w:name w:val="Оглавление 9 Знак"/>
-    <w:link w:val="P17"/>
-    <w:rPr>
-      <w:rFonts w:ascii="XO Thames" w:hAnsi="XO Thames"/>
-      <w:sz w:val="28"/>
-    </w:rPr>
-  </w:style>
-  <w:style w:type="character" w:styleId="C17">
-    <w:name w:val="toc 10"/>
-    <w:link w:val="P18"/>
-    <w:rPr>
-      <w:rFonts w:ascii="XO Thames" w:hAnsi="XO Thames"/>
-      <w:sz w:val="28"/>
-    </w:rPr>
-  </w:style>
-  <w:style w:type="character" w:styleId="C18">
-    <w:name w:val="Оглавление 8 Знак"/>
-    <w:link w:val="P19"/>
-    <w:rPr>
-      <w:rFonts w:ascii="XO Thames" w:hAnsi="XO Thames"/>
-      <w:sz w:val="28"/>
-    </w:rPr>
-  </w:style>
-  <w:style w:type="character" w:styleId="C19">
-    <w:name w:val="Оглавление 5 Знак"/>
-    <w:link w:val="P20"/>
-    <w:rPr>
-      <w:rFonts w:ascii="XO Thames" w:hAnsi="XO Thames"/>
-      <w:sz w:val="28"/>
-    </w:rPr>
-  </w:style>
-  <w:style w:type="character" w:styleId="C20">
-    <w:name w:val="Подзаголовок Знак"/>
-    <w:link w:val="P21"/>
-    <w:rPr>
-      <w:rFonts w:ascii="XO Thames" w:hAnsi="XO Thames"/>
-      <w:i w:val="1"/>
-      <w:sz w:val="24"/>
-    </w:rPr>
-  </w:style>
-  <w:style w:type="character" w:styleId="C21">
-    <w:name w:val="Заголовок Знак"/>
-    <w:link w:val="P22"/>
-    <w:rPr>
-      <w:rFonts w:ascii="XO Thames" w:hAnsi="XO Thames"/>
-      <w:b w:val="1"/>
-      <w:caps w:val="1"/>
-      <w:sz w:val="40"/>
-    </w:rPr>
-  </w:style>
-  <w:style w:type="character" w:styleId="C22">
-    <w:name w:val="Заголовок 4 Знак"/>
-    <w:link w:val="P4"/>
-    <w:rPr>
-      <w:rFonts w:ascii="XO Thames" w:hAnsi="XO Thames"/>
-      <w:b w:val="1"/>
-      <w:sz w:val="24"/>
-    </w:rPr>
-  </w:style>
-  <w:style w:type="character" w:styleId="C23">
-    <w:name w:val="Заголовок 2 Знак"/>
-    <w:link w:val="P2"/>
-    <w:rPr>
-      <w:rFonts w:ascii="XO Thames" w:hAnsi="XO Thames"/>
-      <w:b w:val="1"/>
-      <w:sz w:val="28"/>
-    </w:rPr>
-  </w:style>
-  <w:style w:type="table" w:styleId="T0" w:default="1">
-    <w:name w:val="Normal Table"/>
-    <w:semiHidden/>
+    <w:unhideWhenUsed/>
     <w:tblPr>
       <w:tblInd w:w="0" w:type="dxa"/>
       <w:tblCellMar>
@@ -3997,33 +4648,406 @@
         <w:right w:w="108" w:type="dxa"/>
       </w:tblCellMar>
     </w:tblPr>
-    <w:trPr/>
-    <w:tcPr/>
   </w:style>
-  <w:style w:type="table" w:styleId="T1">
+  <w:style w:type="numbering" w:default="1" w:styleId="a2">
+    <w:name w:val="No List"/>
+    <w:uiPriority w:val="99"/>
+    <w:semiHidden/>
+    <w:unhideWhenUsed/>
+  </w:style>
+  <w:style w:type="paragraph" w:styleId="21">
+    <w:name w:val="toc 2"/>
+    <w:next w:val="a"/>
+    <w:link w:val="22"/>
+    <w:pPr>
+      <w:ind w:left="200"/>
+    </w:pPr>
+    <w:rPr>
+      <w:rFonts w:ascii="XO Thames" w:hAnsi="XO Thames"/>
+      <w:sz w:val="28"/>
+    </w:rPr>
+  </w:style>
+  <w:style w:type="paragraph" w:styleId="41">
+    <w:name w:val="toc 4"/>
+    <w:next w:val="a"/>
+    <w:link w:val="42"/>
+    <w:pPr>
+      <w:ind w:left="600"/>
+    </w:pPr>
+    <w:rPr>
+      <w:rFonts w:ascii="XO Thames" w:hAnsi="XO Thames"/>
+      <w:sz w:val="28"/>
+    </w:rPr>
+  </w:style>
+  <w:style w:type="paragraph" w:styleId="6">
+    <w:name w:val="toc 6"/>
+    <w:next w:val="a"/>
+    <w:link w:val="60"/>
+    <w:pPr>
+      <w:ind w:left="1000"/>
+    </w:pPr>
+    <w:rPr>
+      <w:rFonts w:ascii="XO Thames" w:hAnsi="XO Thames"/>
+      <w:sz w:val="28"/>
+    </w:rPr>
+  </w:style>
+  <w:style w:type="paragraph" w:styleId="7">
+    <w:name w:val="toc 7"/>
+    <w:next w:val="a"/>
+    <w:link w:val="70"/>
+    <w:pPr>
+      <w:ind w:left="1200"/>
+    </w:pPr>
+    <w:rPr>
+      <w:rFonts w:ascii="XO Thames" w:hAnsi="XO Thames"/>
+      <w:sz w:val="28"/>
+    </w:rPr>
+  </w:style>
+  <w:style w:type="paragraph" w:customStyle="1" w:styleId="11">
+    <w:name w:val="Основной шрифт абзаца1"/>
+  </w:style>
+  <w:style w:type="paragraph" w:customStyle="1" w:styleId="Endnote">
+    <w:name w:val="Endnote"/>
+    <w:link w:val="Endnote0"/>
+    <w:pPr>
+      <w:ind w:firstLine="851"/>
+      <w:jc w:val="both"/>
+    </w:pPr>
+    <w:rPr>
+      <w:rFonts w:ascii="XO Thames" w:hAnsi="XO Thames"/>
+    </w:rPr>
+  </w:style>
+  <w:style w:type="paragraph" w:styleId="31">
+    <w:name w:val="toc 3"/>
+    <w:next w:val="a"/>
+    <w:link w:val="32"/>
+    <w:pPr>
+      <w:ind w:left="400"/>
+    </w:pPr>
+    <w:rPr>
+      <w:rFonts w:ascii="XO Thames" w:hAnsi="XO Thames"/>
+      <w:sz w:val="28"/>
+    </w:rPr>
+  </w:style>
+  <w:style w:type="paragraph" w:customStyle="1" w:styleId="12">
+    <w:name w:val="Гиперссылка1"/>
+    <w:link w:val="a3"/>
+    <w:rPr>
+      <w:color w:val="0000FF"/>
+      <w:u w:val="single"/>
+    </w:rPr>
+  </w:style>
+  <w:style w:type="paragraph" w:customStyle="1" w:styleId="Footnote">
+    <w:name w:val="Footnote"/>
+    <w:link w:val="Footnote0"/>
+    <w:pPr>
+      <w:ind w:firstLine="851"/>
+      <w:jc w:val="both"/>
+    </w:pPr>
+    <w:rPr>
+      <w:rFonts w:ascii="XO Thames" w:hAnsi="XO Thames"/>
+    </w:rPr>
+  </w:style>
+  <w:style w:type="paragraph" w:styleId="13">
+    <w:name w:val="toc 1"/>
+    <w:next w:val="a"/>
+    <w:link w:val="14"/>
+    <w:rPr>
+      <w:rFonts w:ascii="XO Thames" w:hAnsi="XO Thames"/>
+      <w:b/>
+      <w:sz w:val="28"/>
+    </w:rPr>
+  </w:style>
+  <w:style w:type="paragraph" w:customStyle="1" w:styleId="HeaderandFooter">
+    <w:name w:val="Header and Footer"/>
+    <w:link w:val="HeaderandFooter0"/>
+    <w:pPr>
+      <w:spacing w:line="240" w:lineRule="auto"/>
+      <w:jc w:val="both"/>
+    </w:pPr>
+    <w:rPr>
+      <w:rFonts w:ascii="XO Thames" w:hAnsi="XO Thames"/>
+      <w:sz w:val="28"/>
+    </w:rPr>
+  </w:style>
+  <w:style w:type="paragraph" w:styleId="9">
+    <w:name w:val="toc 9"/>
+    <w:next w:val="a"/>
+    <w:link w:val="90"/>
+    <w:pPr>
+      <w:ind w:left="1600"/>
+    </w:pPr>
+    <w:rPr>
+      <w:rFonts w:ascii="XO Thames" w:hAnsi="XO Thames"/>
+      <w:sz w:val="28"/>
+    </w:rPr>
+  </w:style>
+  <w:style w:type="paragraph" w:customStyle="1" w:styleId="toc10">
+    <w:name w:val="toc 10"/>
+    <w:next w:val="a"/>
+    <w:link w:val="toc100"/>
+    <w:pPr>
+      <w:ind w:left="1800"/>
+    </w:pPr>
+    <w:rPr>
+      <w:rFonts w:ascii="XO Thames" w:hAnsi="XO Thames"/>
+      <w:sz w:val="28"/>
+    </w:rPr>
+  </w:style>
+  <w:style w:type="paragraph" w:styleId="8">
+    <w:name w:val="toc 8"/>
+    <w:next w:val="a"/>
+    <w:link w:val="80"/>
+    <w:pPr>
+      <w:ind w:left="1400"/>
+    </w:pPr>
+    <w:rPr>
+      <w:rFonts w:ascii="XO Thames" w:hAnsi="XO Thames"/>
+      <w:sz w:val="28"/>
+    </w:rPr>
+  </w:style>
+  <w:style w:type="paragraph" w:styleId="51">
+    <w:name w:val="toc 5"/>
+    <w:next w:val="a"/>
+    <w:link w:val="52"/>
+    <w:pPr>
+      <w:ind w:left="800"/>
+    </w:pPr>
+    <w:rPr>
+      <w:rFonts w:ascii="XO Thames" w:hAnsi="XO Thames"/>
+      <w:sz w:val="28"/>
+    </w:rPr>
+  </w:style>
+  <w:style w:type="paragraph" w:styleId="a4">
+    <w:name w:val="Subtitle"/>
+    <w:next w:val="a"/>
+    <w:link w:val="a5"/>
+    <w:uiPriority w:val="11"/>
+    <w:qFormat/>
+    <w:pPr>
+      <w:jc w:val="both"/>
+    </w:pPr>
+    <w:rPr>
+      <w:rFonts w:ascii="XO Thames" w:hAnsi="XO Thames"/>
+      <w:i/>
+      <w:sz w:val="24"/>
+    </w:rPr>
+  </w:style>
+  <w:style w:type="paragraph" w:styleId="a6">
+    <w:name w:val="Title"/>
+    <w:next w:val="a"/>
+    <w:link w:val="a7"/>
+    <w:uiPriority w:val="10"/>
+    <w:qFormat/>
+    <w:pPr>
+      <w:spacing w:before="567" w:after="567"/>
+      <w:jc w:val="center"/>
+    </w:pPr>
+    <w:rPr>
+      <w:rFonts w:ascii="XO Thames" w:hAnsi="XO Thames"/>
+      <w:b/>
+      <w:caps/>
+      <w:sz w:val="40"/>
+    </w:rPr>
+  </w:style>
+  <w:style w:type="character" w:styleId="a8">
+    <w:name w:val="line number"/>
+    <w:basedOn w:val="a0"/>
+    <w:semiHidden/>
+  </w:style>
+  <w:style w:type="character" w:styleId="a3">
+    <w:name w:val="Hyperlink"/>
+    <w:link w:val="12"/>
+    <w:rPr>
+      <w:color w:val="0000FF"/>
+      <w:u w:val="single"/>
+    </w:rPr>
+  </w:style>
+  <w:style w:type="character" w:customStyle="1" w:styleId="15">
+    <w:name w:val="Обычный1"/>
+  </w:style>
+  <w:style w:type="character" w:customStyle="1" w:styleId="22">
+    <w:name w:val="Оглавление 2 Знак"/>
+    <w:link w:val="21"/>
+    <w:rPr>
+      <w:rFonts w:ascii="XO Thames" w:hAnsi="XO Thames"/>
+      <w:sz w:val="28"/>
+    </w:rPr>
+  </w:style>
+  <w:style w:type="character" w:customStyle="1" w:styleId="42">
+    <w:name w:val="Оглавление 4 Знак"/>
+    <w:link w:val="41"/>
+    <w:rPr>
+      <w:rFonts w:ascii="XO Thames" w:hAnsi="XO Thames"/>
+      <w:sz w:val="28"/>
+    </w:rPr>
+  </w:style>
+  <w:style w:type="character" w:customStyle="1" w:styleId="60">
+    <w:name w:val="Оглавление 6 Знак"/>
+    <w:link w:val="6"/>
+    <w:rPr>
+      <w:rFonts w:ascii="XO Thames" w:hAnsi="XO Thames"/>
+      <w:sz w:val="28"/>
+    </w:rPr>
+  </w:style>
+  <w:style w:type="character" w:customStyle="1" w:styleId="70">
+    <w:name w:val="Оглавление 7 Знак"/>
+    <w:link w:val="7"/>
+    <w:rPr>
+      <w:rFonts w:ascii="XO Thames" w:hAnsi="XO Thames"/>
+      <w:sz w:val="28"/>
+    </w:rPr>
+  </w:style>
+  <w:style w:type="character" w:customStyle="1" w:styleId="Endnote0">
+    <w:name w:val="Endnote"/>
+    <w:link w:val="Endnote"/>
+    <w:rPr>
+      <w:rFonts w:ascii="XO Thames" w:hAnsi="XO Thames"/>
+      <w:sz w:val="22"/>
+    </w:rPr>
+  </w:style>
+  <w:style w:type="character" w:customStyle="1" w:styleId="30">
+    <w:name w:val="Заголовок 3 Знак"/>
+    <w:link w:val="3"/>
+    <w:rPr>
+      <w:rFonts w:ascii="XO Thames" w:hAnsi="XO Thames"/>
+      <w:b/>
+      <w:sz w:val="26"/>
+    </w:rPr>
+  </w:style>
+  <w:style w:type="character" w:customStyle="1" w:styleId="32">
+    <w:name w:val="Оглавление 3 Знак"/>
+    <w:link w:val="31"/>
+    <w:rPr>
+      <w:rFonts w:ascii="XO Thames" w:hAnsi="XO Thames"/>
+      <w:sz w:val="28"/>
+    </w:rPr>
+  </w:style>
+  <w:style w:type="character" w:customStyle="1" w:styleId="50">
+    <w:name w:val="Заголовок 5 Знак"/>
+    <w:link w:val="5"/>
+    <w:rPr>
+      <w:rFonts w:ascii="XO Thames" w:hAnsi="XO Thames"/>
+      <w:b/>
+      <w:sz w:val="22"/>
+    </w:rPr>
+  </w:style>
+  <w:style w:type="character" w:customStyle="1" w:styleId="10">
+    <w:name w:val="Заголовок 1 Знак"/>
+    <w:link w:val="1"/>
+    <w:rPr>
+      <w:rFonts w:ascii="XO Thames" w:hAnsi="XO Thames"/>
+      <w:b/>
+      <w:sz w:val="32"/>
+    </w:rPr>
+  </w:style>
+  <w:style w:type="character" w:customStyle="1" w:styleId="Footnote0">
+    <w:name w:val="Footnote"/>
+    <w:link w:val="Footnote"/>
+    <w:rPr>
+      <w:rFonts w:ascii="XO Thames" w:hAnsi="XO Thames"/>
+      <w:sz w:val="22"/>
+    </w:rPr>
+  </w:style>
+  <w:style w:type="character" w:customStyle="1" w:styleId="14">
+    <w:name w:val="Оглавление 1 Знак"/>
+    <w:link w:val="13"/>
+    <w:rPr>
+      <w:rFonts w:ascii="XO Thames" w:hAnsi="XO Thames"/>
+      <w:b/>
+      <w:sz w:val="28"/>
+    </w:rPr>
+  </w:style>
+  <w:style w:type="character" w:customStyle="1" w:styleId="HeaderandFooter0">
+    <w:name w:val="Header and Footer"/>
+    <w:link w:val="HeaderandFooter"/>
+    <w:rPr>
+      <w:rFonts w:ascii="XO Thames" w:hAnsi="XO Thames"/>
+      <w:sz w:val="28"/>
+    </w:rPr>
+  </w:style>
+  <w:style w:type="character" w:customStyle="1" w:styleId="90">
+    <w:name w:val="Оглавление 9 Знак"/>
+    <w:link w:val="9"/>
+    <w:rPr>
+      <w:rFonts w:ascii="XO Thames" w:hAnsi="XO Thames"/>
+      <w:sz w:val="28"/>
+    </w:rPr>
+  </w:style>
+  <w:style w:type="character" w:customStyle="1" w:styleId="toc100">
+    <w:name w:val="toc 10"/>
+    <w:link w:val="toc10"/>
+    <w:rPr>
+      <w:rFonts w:ascii="XO Thames" w:hAnsi="XO Thames"/>
+      <w:sz w:val="28"/>
+    </w:rPr>
+  </w:style>
+  <w:style w:type="character" w:customStyle="1" w:styleId="80">
+    <w:name w:val="Оглавление 8 Знак"/>
+    <w:link w:val="8"/>
+    <w:rPr>
+      <w:rFonts w:ascii="XO Thames" w:hAnsi="XO Thames"/>
+      <w:sz w:val="28"/>
+    </w:rPr>
+  </w:style>
+  <w:style w:type="character" w:customStyle="1" w:styleId="52">
+    <w:name w:val="Оглавление 5 Знак"/>
+    <w:link w:val="51"/>
+    <w:rPr>
+      <w:rFonts w:ascii="XO Thames" w:hAnsi="XO Thames"/>
+      <w:sz w:val="28"/>
+    </w:rPr>
+  </w:style>
+  <w:style w:type="character" w:customStyle="1" w:styleId="a5">
+    <w:name w:val="Подзаголовок Знак"/>
+    <w:link w:val="a4"/>
+    <w:rPr>
+      <w:rFonts w:ascii="XO Thames" w:hAnsi="XO Thames"/>
+      <w:i/>
+      <w:sz w:val="24"/>
+    </w:rPr>
+  </w:style>
+  <w:style w:type="character" w:customStyle="1" w:styleId="a7">
+    <w:name w:val="Заголовок Знак"/>
+    <w:link w:val="a6"/>
+    <w:rPr>
+      <w:rFonts w:ascii="XO Thames" w:hAnsi="XO Thames"/>
+      <w:b/>
+      <w:caps/>
+      <w:sz w:val="40"/>
+    </w:rPr>
+  </w:style>
+  <w:style w:type="character" w:customStyle="1" w:styleId="40">
+    <w:name w:val="Заголовок 4 Знак"/>
+    <w:link w:val="4"/>
+    <w:rPr>
+      <w:rFonts w:ascii="XO Thames" w:hAnsi="XO Thames"/>
+      <w:b/>
+      <w:sz w:val="24"/>
+    </w:rPr>
+  </w:style>
+  <w:style w:type="character" w:customStyle="1" w:styleId="20">
+    <w:name w:val="Заголовок 2 Знак"/>
+    <w:link w:val="2"/>
+    <w:rPr>
+      <w:rFonts w:ascii="XO Thames" w:hAnsi="XO Thames"/>
+      <w:b/>
+      <w:sz w:val="28"/>
+    </w:rPr>
+  </w:style>
+  <w:style w:type="table" w:styleId="16">
     <w:name w:val="Table Simple 1"/>
-    <w:basedOn w:val="T0"/>
+    <w:basedOn w:val="a1"/>
     <w:tblPr>
       <w:tblBorders>
-        <w:top w:val="single" w:sz="4" w:space="0" w:shadow="0" w:frame="0" w:color="000000"/>
-        <w:left w:val="single" w:sz="4" w:space="0" w:shadow="0" w:frame="0" w:color="000000"/>
-        <w:bottom w:val="single" w:sz="4" w:space="0" w:shadow="0" w:frame="0" w:color="000000"/>
-        <w:right w:val="single" w:sz="4" w:space="0" w:shadow="0" w:frame="0" w:color="000000"/>
-        <w:insideH w:val="single" w:sz="4" w:space="0" w:shadow="0" w:frame="0" w:color="000000"/>
-        <w:insideV w:val="single" w:sz="4" w:space="0" w:shadow="0" w:frame="0" w:color="000000"/>
+        <w:top w:val="single" w:sz="4" w:space="0" w:color="000000"/>
+        <w:left w:val="single" w:sz="4" w:space="0" w:color="000000"/>
+        <w:bottom w:val="single" w:sz="4" w:space="0" w:color="000000"/>
+        <w:right w:val="single" w:sz="4" w:space="0" w:color="000000"/>
+        <w:insideH w:val="single" w:sz="4" w:space="0" w:color="000000"/>
+        <w:insideV w:val="single" w:sz="4" w:space="0" w:color="000000"/>
       </w:tblBorders>
-      <w:tblCellMar>
-        <w:top w:w="0" w:type="dxa"/>
-        <w:left w:w="108" w:type="dxa"/>
-        <w:bottom w:w="0" w:type="dxa"/>
-        <w:right w:w="108" w:type="dxa"/>
-      </w:tblCellMar>
     </w:tblPr>
-    <w:trPr/>
-    <w:tcPr/>
-  </w:style>
-  <w:style w:type="numbering" w:styleId="N0">
-    <w:name w:val="No List"/>
   </w:style>
 </w:styles>
 </file>
@@ -4228,5 +5252,7 @@
       </a:bgFillStyleLst>
     </a:fmtScheme>
   </a:themeElements>
+  <a:objectDefaults/>
+  <a:extraClrSchemeLst/>
 </a:theme>
 </file>
--- a/main/document_templates/dogovor.docx
+++ b/main/document_templates/dogovor.docx
@@ -1,65 +1,47 @@
 
 <file path=word/document.xml><?xml version="1.0" encoding="utf-8"?>
-<w:document xmlns:wpc="http://schemas.microsoft.com/office/word/2010/wordprocessingCanvas" xmlns:cx="http://schemas.microsoft.com/office/drawing/2014/chartex" xmlns:cx1="http://schemas.microsoft.com/office/drawing/2015/9/8/chartex" xmlns:cx2="http://schemas.microsoft.com/office/drawing/2015/10/21/chartex" xmlns:cx3="http://schemas.microsoft.com/office/drawing/2016/5/9/chartex" xmlns:cx4="http://schemas.microsoft.com/office/drawing/2016/5/10/chartex" xmlns:cx5="http://schemas.microsoft.com/office/drawing/2016/5/11/chartex" xmlns:cx6="http://schemas.microsoft.com/office/drawing/2016/5/12/chartex" xmlns:cx7="http://schemas.microsoft.com/office/drawing/2016/5/13/chartex" xmlns:cx8="http://schemas.microsoft.com/office/drawing/2016/5/14/chartex" xmlns:mc="http://schemas.openxmlformats.org/markup-compatibility/2006" xmlns:aink="http://schemas.microsoft.com/office/drawing/2016/ink" xmlns:am3d="http://schemas.microsoft.com/office/drawing/2017/model3d" xmlns:o="urn:schemas-microsoft-com:office:office" xmlns:oel="http://schemas.microsoft.com/office/2019/extlst" xmlns:r="http://schemas.openxmlformats.org/officeDocument/2006/relationships" xmlns:m="http://schemas.openxmlformats.org/officeDocument/2006/math" xmlns:v="urn:schemas-microsoft-com:vml" xmlns:wp14="http://schemas.microsoft.com/office/word/2010/wordprocessingDrawing" xmlns:wp="http://schemas.openxmlformats.org/drawingml/2006/wordprocessingDrawing" xmlns:w10="urn:schemas-microsoft-com:office:word" xmlns:w="http://schemas.openxmlformats.org/wordprocessingml/2006/main" xmlns:w14="http://schemas.microsoft.com/office/word/2010/wordml" xmlns:w15="http://schemas.microsoft.com/office/word/2012/wordml" xmlns:w16cex="http://schemas.microsoft.com/office/word/2018/wordml/cex" xmlns:w16cid="http://schemas.microsoft.com/office/word/2016/wordml/cid" xmlns:w16="http://schemas.microsoft.com/office/word/2018/wordml" xmlns:w16du="http://schemas.microsoft.com/office/word/2023/wordml/word16du" xmlns:w16sdtdh="http://schemas.microsoft.com/office/word/2020/wordml/sdtdatahash" xmlns:w16sdtfl="http://schemas.microsoft.com/office/word/2024/wordml/sdtformatlock" xmlns:w16se="http://schemas.microsoft.com/office/word/2015/wordml/symex" xmlns:wpg="http://schemas.microsoft.com/office/word/2010/wordprocessingGroup" xmlns:wpi="http://schemas.microsoft.com/office/word/2010/wordprocessingInk" xmlns:wne="http://schemas.microsoft.com/office/word/2006/wordml" xmlns:wps="http://schemas.microsoft.com/office/word/2010/wordprocessingShape" mc:Ignorable="w14 w15 w16se w16cid w16 w16cex w16sdtdh w16sdtfl w16du wp14">
+<w:document xmlns:w="http://schemas.openxmlformats.org/wordprocessingml/2006/main" xmlns:r="http://schemas.openxmlformats.org/officeDocument/2006/relationships" xmlns:wps="http://schemas.microsoft.com/office/word/2010/wordprocessingShape" xmlns:mc="http://schemas.openxmlformats.org/markup-compatibility/2006" xmlns:w10="urn:schemas-microsoft-com:office:word" xmlns:v="urn:schemas-microsoft-com:vml" xmlns:wp14="http://schemas.microsoft.com/office/word/2010/wordprocessingDrawing" xmlns:wpg="http://schemas.microsoft.com/office/word/2010/wordprocessingGroup" xmlns:wpc="http://schemas.microsoft.com/office/word/2010/wordprocessingCanvas" xmlns:w14="http://schemas.microsoft.com/office/word/2010/wordml" xmlns:w15="http://schemas.microsoft.com/office/word/2012/wordml" xmlns:cx1="http://schemas.microsoft.com/office/drawing/2015/9/8/chartex" xmlns:cx2="http://schemas.microsoft.com/office/drawing/2015/10/21/chartex" mc:Ignorable="wp14 w14 w15">
   <w:body>
     <w:p>
       <w:pPr>
-        <w:spacing w:after="0" w:line="240" w:lineRule="auto"/>
+        <w:spacing w:lineRule="auto" w:line="240" w:after="0" w:beforeAutospacing="0" w:afterAutospacing="0"/>
         <w:ind w:firstLine="600"/>
         <w:jc w:val="center"/>
         <w:rPr>
           <w:rFonts w:ascii="Times New Roman" w:hAnsi="Times New Roman"/>
-          <w:b/>
-        </w:rPr>
-      </w:pPr>
-      <w:r>
-        <w:rPr>
-          <w:rFonts w:ascii="Times New Roman" w:hAnsi="Times New Roman"/>
-          <w:b/>
+          <w:b w:val="1"/>
+        </w:rPr>
+      </w:pPr>
+      <w:r>
+        <w:rPr>
+          <w:rFonts w:ascii="Times New Roman" w:hAnsi="Times New Roman"/>
+          <w:b w:val="1"/>
         </w:rPr>
         <w:t xml:space="preserve">Договор на оказание услуг № </w:t>
       </w:r>
       <w:r>
         <w:rPr>
-          <w:rStyle w:val="15"/>
-          <w:rFonts w:ascii="Times New Roman" w:hAnsi="Times New Roman"/>
-          <w:b/>
-        </w:rPr>
-        <w:t>{{</w:t>
-      </w:r>
-      <w:proofErr w:type="spellStart"/>
-      <w:r>
-        <w:rPr>
-          <w:rStyle w:val="15"/>
-          <w:rFonts w:ascii="Times New Roman" w:hAnsi="Times New Roman"/>
-          <w:b/>
-        </w:rPr>
-        <w:t>number_basis_of_the_contract</w:t>
-      </w:r>
-      <w:proofErr w:type="spellEnd"/>
-      <w:r>
-        <w:rPr>
-          <w:rStyle w:val="15"/>
-          <w:rFonts w:ascii="Times New Roman" w:hAnsi="Times New Roman"/>
-          <w:b/>
-        </w:rPr>
-        <w:t>}}</w:t>
-      </w:r>
-    </w:p>
-    <w:p>
-      <w:pPr>
-        <w:spacing w:after="0" w:line="240" w:lineRule="auto"/>
+          <w:rStyle w:val="C3"/>
+          <w:rFonts w:ascii="Times New Roman" w:hAnsi="Times New Roman"/>
+          <w:b w:val="1"/>
+        </w:rPr>
+        <w:t>{{number_basis_of_the_contract}}</w:t>
+      </w:r>
+    </w:p>
+    <w:p>
+      <w:pPr>
+        <w:spacing w:lineRule="auto" w:line="240" w:after="0" w:beforeAutospacing="0" w:afterAutospacing="0"/>
         <w:ind w:firstLine="600"/>
         <w:jc w:val="center"/>
         <w:rPr>
           <w:rFonts w:ascii="Times New Roman" w:hAnsi="Times New Roman"/>
-          <w:b/>
-        </w:rPr>
-      </w:pPr>
-    </w:p>
-    <w:p>
-      <w:pPr>
-        <w:spacing w:after="0" w:line="240" w:lineRule="auto"/>
+          <w:b w:val="1"/>
+        </w:rPr>
+      </w:pPr>
+    </w:p>
+    <w:p>
+      <w:pPr>
+        <w:spacing w:lineRule="auto" w:line="240" w:after="0" w:beforeAutospacing="0" w:afterAutospacing="0"/>
         <w:ind w:firstLine="600"/>
         <w:jc w:val="center"/>
         <w:rPr>
@@ -69,7 +51,7 @@
     </w:p>
     <w:p>
       <w:pPr>
-        <w:spacing w:after="0" w:line="240" w:lineRule="auto"/>
+        <w:spacing w:lineRule="auto" w:line="240" w:after="0" w:beforeAutospacing="0" w:afterAutospacing="0"/>
         <w:ind w:firstLine="600"/>
         <w:jc w:val="center"/>
         <w:rPr>
@@ -79,7 +61,7 @@
     </w:p>
     <w:p>
       <w:pPr>
-        <w:spacing w:after="0" w:line="240" w:lineRule="auto"/>
+        <w:spacing w:lineRule="auto" w:line="240" w:after="0" w:beforeAutospacing="0" w:afterAutospacing="0"/>
         <w:rPr>
           <w:rFonts w:ascii="Times New Roman" w:hAnsi="Times New Roman"/>
         </w:rPr>
@@ -89,42 +71,31 @@
           <w:rFonts w:ascii="Times New Roman" w:hAnsi="Times New Roman"/>
         </w:rPr>
         <w:t>город Набережные Челны</w:t>
-      </w:r>
-      <w:r>
-        <w:rPr>
-          <w:rFonts w:ascii="Times New Roman" w:hAnsi="Times New Roman"/>
-        </w:rPr>
         <w:tab/>
-      </w:r>
-      <w:r>
-        <w:rPr>
-          <w:rFonts w:ascii="Times New Roman" w:hAnsi="Times New Roman"/>
-        </w:rPr>
         <w:tab/>
-      </w:r>
-      <w:r>
-        <w:rPr>
-          <w:rFonts w:ascii="Times New Roman" w:hAnsi="Times New Roman"/>
-        </w:rPr>
         <w:tab/>
-      </w:r>
-      <w:r>
-        <w:rPr>
-          <w:rFonts w:ascii="Times New Roman" w:hAnsi="Times New Roman"/>
-        </w:rPr>
         <w:tab/>
-      </w:r>
-      <w:r>
-        <w:rPr>
-          <w:rFonts w:ascii="Times New Roman" w:hAnsi="Times New Roman"/>
-        </w:rPr>
         <w:tab/>
-        <w:t xml:space="preserve">                «___» ______________ 2025г.</w:t>
-      </w:r>
-    </w:p>
-    <w:p>
-      <w:pPr>
-        <w:spacing w:after="0" w:line="240" w:lineRule="auto"/>
+        <w:t xml:space="preserve">                «___» ______________ 202</w:t>
+      </w:r>
+      <w:r>
+        <w:rPr>
+          <w:rFonts w:ascii="Times New Roman" w:hAnsi="Times New Roman"/>
+          <w:rtl w:val="0"/>
+          <w:lang w:val="en-US" w:bidi="en-US" w:eastAsia="en-US"/>
+        </w:rPr>
+        <w:t>6</w:t>
+      </w:r>
+      <w:r>
+        <w:rPr>
+          <w:rFonts w:ascii="Times New Roman" w:hAnsi="Times New Roman"/>
+        </w:rPr>
+        <w:t>г.</w:t>
+      </w:r>
+    </w:p>
+    <w:p>
+      <w:pPr>
+        <w:spacing w:lineRule="auto" w:line="240" w:after="0" w:beforeAutospacing="0" w:afterAutospacing="0"/>
         <w:ind w:firstLine="600"/>
         <w:rPr>
           <w:rFonts w:ascii="Times New Roman" w:hAnsi="Times New Roman"/>
@@ -133,7 +104,7 @@
     </w:p>
     <w:p>
       <w:pPr>
-        <w:spacing w:after="200" w:line="276" w:lineRule="auto"/>
+        <w:spacing w:lineRule="auto" w:line="276" w:after="200" w:beforeAutospacing="0" w:afterAutospacing="0"/>
         <w:ind w:firstLine="708"/>
         <w:jc w:val="both"/>
         <w:rPr>
@@ -143,7 +114,7 @@
       <w:r>
         <w:rPr>
           <w:rFonts w:ascii="Times New Roman" w:hAnsi="Times New Roman"/>
-          <w:b/>
+          <w:b w:val="1"/>
         </w:rPr>
         <w:t xml:space="preserve">{{customer.name}}, </w:t>
       </w:r>
@@ -156,7 +127,7 @@
       <w:r>
         <w:rPr>
           <w:rFonts w:ascii="Times New Roman" w:hAnsi="Times New Roman"/>
-          <w:b/>
+          <w:b w:val="1"/>
         </w:rPr>
         <w:t>«Заказчик»</w:t>
       </w:r>
@@ -169,7 +140,7 @@
       <w:r>
         <w:rPr>
           <w:rFonts w:ascii="Times New Roman" w:hAnsi="Times New Roman"/>
-          <w:b/>
+          <w:b w:val="1"/>
         </w:rPr>
         <w:t>Устава</w:t>
       </w:r>
@@ -182,7 +153,7 @@
       <w:r>
         <w:rPr>
           <w:rFonts w:ascii="Times New Roman" w:hAnsi="Times New Roman"/>
-          <w:b/>
+          <w:b w:val="1"/>
         </w:rPr>
         <w:t>{{doer.name}}</w:t>
       </w:r>
@@ -195,7 +166,7 @@
       <w:r>
         <w:rPr>
           <w:rFonts w:ascii="Times New Roman" w:hAnsi="Times New Roman"/>
-          <w:b/>
+          <w:b w:val="1"/>
         </w:rPr>
         <w:t>«Исполнитель»,</w:t>
       </w:r>
@@ -220,19 +191,19 @@
     </w:p>
     <w:p>
       <w:pPr>
-        <w:spacing w:after="0" w:line="240" w:lineRule="auto"/>
+        <w:spacing w:lineRule="auto" w:line="240" w:after="0" w:beforeAutospacing="0" w:afterAutospacing="0"/>
         <w:ind w:firstLine="600"/>
         <w:jc w:val="both"/>
         <w:rPr>
           <w:rFonts w:ascii="Times New Roman" w:hAnsi="Times New Roman"/>
-          <w:i/>
+          <w:i w:val="1"/>
           <w:color w:val="FF0000"/>
         </w:rPr>
       </w:pPr>
     </w:p>
     <w:p>
       <w:pPr>
-        <w:spacing w:after="0" w:line="240" w:lineRule="auto"/>
+        <w:spacing w:lineRule="auto" w:line="240" w:after="0" w:beforeAutospacing="0" w:afterAutospacing="0"/>
         <w:jc w:val="center"/>
         <w:rPr>
           <w:rFonts w:ascii="Times New Roman" w:hAnsi="Times New Roman"/>
@@ -251,7 +222,7 @@
           <w:ilvl w:val="0"/>
           <w:numId w:val="1"/>
         </w:numPr>
-        <w:spacing w:after="0" w:line="240" w:lineRule="auto"/>
+        <w:spacing w:lineRule="auto" w:line="240" w:after="0" w:beforeAutospacing="0" w:afterAutospacing="0"/>
         <w:ind w:firstLine="426"/>
         <w:jc w:val="both"/>
         <w:rPr>
@@ -266,15 +237,13 @@
         </w:rPr>
         <w:t>Исполнитель обязуется оказать услуги: {{</w:t>
       </w:r>
-      <w:proofErr w:type="spellStart"/>
-      <w:r>
-        <w:rPr>
-          <w:rStyle w:val="15"/>
+      <w:r>
+        <w:rPr>
+          <w:rStyle w:val="C3"/>
           <w:rFonts w:ascii="Times New Roman" w:hAnsi="Times New Roman"/>
         </w:rPr>
         <w:t>services_text</w:t>
       </w:r>
-      <w:proofErr w:type="spellEnd"/>
       <w:r>
         <w:rPr>
           <w:rFonts w:ascii="Times New Roman" w:hAnsi="Times New Roman"/>
@@ -284,7 +253,7 @@
       <w:r>
         <w:rPr>
           <w:rFonts w:ascii="Times New Roman" w:hAnsi="Times New Roman"/>
-          <w:i/>
+          <w:i w:val="1"/>
         </w:rPr>
         <w:t xml:space="preserve"> </w:t>
       </w:r>
@@ -292,41 +261,24 @@
         <w:rPr>
           <w:rFonts w:ascii="Times New Roman" w:hAnsi="Times New Roman"/>
         </w:rPr>
-        <w:t>(далее – услуги), согласно Спецификации, а Заказчик обязуется оплатить эти услуги.  Количество зрителей составляет {{</w:t>
-      </w:r>
-      <w:proofErr w:type="spellStart"/>
-      <w:r>
-        <w:rPr>
-          <w:rStyle w:val="15"/>
+        <w:t xml:space="preserve">(далее – услуги), согласно Спецификации, а Заказчик обязуется оплатить эти услуги.  Количество зрителей составляет {{</w:t>
+      </w:r>
+      <w:r>
+        <w:rPr>
+          <w:rStyle w:val="C3"/>
           <w:rFonts w:ascii="Times New Roman" w:hAnsi="Times New Roman"/>
         </w:rPr>
         <w:t>total_viewers</w:t>
       </w:r>
-      <w:proofErr w:type="spellEnd"/>
-      <w:r>
-        <w:rPr>
-          <w:rFonts w:ascii="Times New Roman" w:hAnsi="Times New Roman"/>
-        </w:rPr>
-        <w:t>}} человек. Дата оказания услуг – {{</w:t>
-      </w:r>
-      <w:proofErr w:type="spellStart"/>
-      <w:r>
-        <w:rPr>
-          <w:rFonts w:ascii="Times New Roman" w:hAnsi="Times New Roman"/>
-        </w:rPr>
-        <w:t>service_date</w:t>
-      </w:r>
-      <w:proofErr w:type="spellEnd"/>
-      <w:r>
-        <w:rPr>
-          <w:rFonts w:ascii="Times New Roman" w:hAnsi="Times New Roman"/>
-        </w:rPr>
-        <w:t>}}. Место проведения: на пришкольной территории (вне здания) без использования аппаратуры {{</w:t>
-      </w:r>
-      <w:proofErr w:type="spellStart"/>
-      <w:r>
-        <w:rPr>
-          <w:rStyle w:val="15"/>
+      <w:r>
+        <w:rPr>
+          <w:rFonts w:ascii="Times New Roman" w:hAnsi="Times New Roman"/>
+        </w:rPr>
+        <w:t>}} человек. Дата оказания услуг – {{service_date}}. Место проведения: на пришкольной территории (вне здания) без использования аппаратуры {{</w:t>
+      </w:r>
+      <w:r>
+        <w:rPr>
+          <w:rStyle w:val="C3"/>
           <w:rFonts w:ascii="Times New Roman" w:hAnsi="Times New Roman"/>
         </w:rPr>
         <w:t>address_and_tim</w:t>
@@ -335,19 +287,12 @@
         <w:rPr>
           <w:rFonts w:ascii="Times New Roman" w:hAnsi="Times New Roman"/>
         </w:rPr>
-        <w:t>e</w:t>
-      </w:r>
-      <w:proofErr w:type="spellEnd"/>
-      <w:r>
-        <w:rPr>
-          <w:rFonts w:ascii="Times New Roman" w:hAnsi="Times New Roman"/>
-        </w:rPr>
-        <w:t>}} в соответствии с календарным планом.</w:t>
-      </w:r>
-    </w:p>
-    <w:p>
-      <w:pPr>
-        <w:spacing w:after="0" w:line="240" w:lineRule="auto"/>
+        <w:t>e}} в соответствии с календарным планом.</w:t>
+      </w:r>
+    </w:p>
+    <w:p>
+      <w:pPr>
+        <w:spacing w:lineRule="auto" w:line="240" w:after="0" w:beforeAutospacing="0" w:afterAutospacing="0"/>
         <w:ind w:left="540"/>
         <w:rPr>
           <w:rFonts w:ascii="Times New Roman" w:hAnsi="Times New Roman"/>
@@ -356,7 +301,7 @@
     </w:p>
     <w:p>
       <w:pPr>
-        <w:spacing w:after="0" w:line="240" w:lineRule="auto"/>
+        <w:spacing w:lineRule="auto" w:line="240" w:after="0" w:beforeAutospacing="0" w:afterAutospacing="0"/>
         <w:ind w:firstLine="540"/>
         <w:jc w:val="center"/>
         <w:rPr>
@@ -376,7 +321,7 @@
           <w:ilvl w:val="0"/>
           <w:numId w:val="2"/>
         </w:numPr>
-        <w:spacing w:after="0" w:line="240" w:lineRule="auto"/>
+        <w:spacing w:lineRule="auto" w:line="240" w:after="0" w:beforeAutospacing="0" w:afterAutospacing="0"/>
         <w:ind w:firstLine="540"/>
         <w:jc w:val="both"/>
         <w:rPr>
@@ -393,57 +338,23 @@
       </w:r>
       <w:r>
         <w:rPr>
-          <w:rStyle w:val="15"/>
-          <w:rFonts w:ascii="Times New Roman" w:hAnsi="Times New Roman"/>
-        </w:rPr>
-        <w:t xml:space="preserve"> {{</w:t>
-      </w:r>
-      <w:proofErr w:type="spellStart"/>
-      <w:r>
-        <w:rPr>
-          <w:rStyle w:val="15"/>
-          <w:rFonts w:ascii="Times New Roman" w:hAnsi="Times New Roman"/>
-        </w:rPr>
-        <w:t>price_in_figures</w:t>
-      </w:r>
-      <w:proofErr w:type="spellEnd"/>
-      <w:r>
-        <w:rPr>
-          <w:rStyle w:val="15"/>
-          <w:rFonts w:ascii="Times New Roman" w:hAnsi="Times New Roman"/>
-        </w:rPr>
-        <w:t>}} (</w:t>
-      </w:r>
-      <w:r>
-        <w:rPr>
-          <w:rStyle w:val="15"/>
-          <w:rFonts w:ascii="Times New Roman" w:hAnsi="Times New Roman"/>
-          <w:i/>
-        </w:rPr>
-        <w:t>{{</w:t>
-      </w:r>
-      <w:proofErr w:type="spellStart"/>
-      <w:r>
-        <w:rPr>
-          <w:rStyle w:val="15"/>
-          <w:rFonts w:ascii="Times New Roman" w:hAnsi="Times New Roman"/>
-          <w:i/>
-        </w:rPr>
-        <w:t>price_in_words</w:t>
-      </w:r>
-      <w:proofErr w:type="spellEnd"/>
-      <w:r>
-        <w:rPr>
-          <w:rStyle w:val="15"/>
-          <w:rFonts w:ascii="Times New Roman" w:hAnsi="Times New Roman"/>
-          <w:i/>
-        </w:rPr>
-        <w:t>}})</w:t>
-      </w:r>
-      <w:r>
-        <w:rPr>
-          <w:rFonts w:ascii="Times New Roman" w:hAnsi="Times New Roman"/>
-          <w:i/>
+          <w:rStyle w:val="C3"/>
+          <w:rFonts w:ascii="Times New Roman" w:hAnsi="Times New Roman"/>
+        </w:rPr>
+        <w:t xml:space="preserve"> {{price_in_figures}} (</w:t>
+      </w:r>
+      <w:r>
+        <w:rPr>
+          <w:rStyle w:val="C3"/>
+          <w:rFonts w:ascii="Times New Roman" w:hAnsi="Times New Roman"/>
+          <w:i w:val="1"/>
+        </w:rPr>
+        <w:t>{{price_in_words}})</w:t>
+      </w:r>
+      <w:r>
+        <w:rPr>
+          <w:rFonts w:ascii="Times New Roman" w:hAnsi="Times New Roman"/>
+          <w:i w:val="1"/>
         </w:rPr>
         <w:t xml:space="preserve">. НДС не предусмотрен. </w:t>
       </w:r>
@@ -454,7 +365,7 @@
           <w:ilvl w:val="0"/>
           <w:numId w:val="2"/>
         </w:numPr>
-        <w:spacing w:after="0" w:line="240" w:lineRule="auto"/>
+        <w:spacing w:lineRule="auto" w:line="240" w:after="0" w:beforeAutospacing="0" w:afterAutospacing="0"/>
         <w:ind w:firstLine="540"/>
         <w:jc w:val="both"/>
         <w:rPr>
@@ -470,9 +381,9 @@
       <w:r>
         <w:rPr>
           <w:rFonts w:ascii="Times New Roman" w:hAnsi="Times New Roman"/>
-          <w:i/>
-        </w:rPr>
-        <w:t>после подписания сторонами акта оказанных услуг в течение 30 (тридцати)  рабочих дней.</w:t>
+          <w:i w:val="1"/>
+        </w:rPr>
+        <w:t xml:space="preserve">после подписания сторонами акта оказанных услуг в течение 30 (тридцати)  рабочих дней.</w:t>
       </w:r>
     </w:p>
     <w:p>
@@ -481,7 +392,7 @@
           <w:ilvl w:val="0"/>
           <w:numId w:val="2"/>
         </w:numPr>
-        <w:spacing w:after="0" w:line="240" w:lineRule="auto"/>
+        <w:spacing w:lineRule="auto" w:line="240" w:after="0" w:beforeAutospacing="0" w:afterAutospacing="0"/>
         <w:ind w:firstLine="540"/>
         <w:jc w:val="both"/>
         <w:rPr>
@@ -501,7 +412,7 @@
           <w:ilvl w:val="0"/>
           <w:numId w:val="2"/>
         </w:numPr>
-        <w:spacing w:after="0" w:line="240" w:lineRule="auto"/>
+        <w:spacing w:lineRule="auto" w:line="240" w:after="0" w:beforeAutospacing="0" w:afterAutospacing="0"/>
         <w:ind w:firstLine="540"/>
         <w:jc w:val="both"/>
         <w:rPr>
@@ -517,7 +428,7 @@
     </w:p>
     <w:p>
       <w:pPr>
-        <w:spacing w:after="0" w:line="240" w:lineRule="auto"/>
+        <w:spacing w:lineRule="auto" w:line="240" w:after="0" w:beforeAutospacing="0" w:afterAutospacing="0"/>
         <w:jc w:val="center"/>
         <w:rPr>
           <w:rFonts w:ascii="Times New Roman" w:hAnsi="Times New Roman"/>
@@ -526,7 +437,7 @@
     </w:p>
     <w:p>
       <w:pPr>
-        <w:spacing w:after="0" w:line="240" w:lineRule="auto"/>
+        <w:spacing w:lineRule="auto" w:line="240" w:after="0" w:beforeAutospacing="0" w:afterAutospacing="0"/>
         <w:jc w:val="center"/>
         <w:rPr>
           <w:rFonts w:ascii="Times New Roman" w:hAnsi="Times New Roman"/>
@@ -545,7 +456,7 @@
           <w:ilvl w:val="0"/>
           <w:numId w:val="3"/>
         </w:numPr>
-        <w:spacing w:after="0" w:line="240" w:lineRule="auto"/>
+        <w:spacing w:lineRule="auto" w:line="240" w:after="0" w:beforeAutospacing="0" w:afterAutospacing="0"/>
         <w:ind w:firstLine="540"/>
         <w:jc w:val="both"/>
         <w:rPr>
@@ -565,7 +476,7 @@
           <w:ilvl w:val="0"/>
           <w:numId w:val="3"/>
         </w:numPr>
-        <w:spacing w:after="0" w:line="240" w:lineRule="auto"/>
+        <w:spacing w:lineRule="auto" w:line="240" w:after="0" w:beforeAutospacing="0" w:afterAutospacing="0"/>
         <w:ind w:firstLine="540"/>
         <w:jc w:val="both"/>
         <w:rPr>
@@ -585,7 +496,7 @@
           <w:ilvl w:val="0"/>
           <w:numId w:val="3"/>
         </w:numPr>
-        <w:spacing w:after="0" w:line="240" w:lineRule="auto"/>
+        <w:spacing w:lineRule="auto" w:line="240" w:after="0" w:beforeAutospacing="0" w:afterAutospacing="0"/>
         <w:ind w:firstLine="540"/>
         <w:jc w:val="both"/>
         <w:rPr>
@@ -605,7 +516,7 @@
           <w:ilvl w:val="0"/>
           <w:numId w:val="3"/>
         </w:numPr>
-        <w:spacing w:after="0" w:line="240" w:lineRule="auto"/>
+        <w:spacing w:lineRule="auto" w:line="240" w:after="0" w:beforeAutospacing="0" w:afterAutospacing="0"/>
         <w:ind w:firstLine="540"/>
         <w:jc w:val="both"/>
         <w:rPr>
@@ -621,7 +532,7 @@
       <w:r>
         <w:rPr>
           <w:rFonts w:ascii="Times New Roman" w:hAnsi="Times New Roman"/>
-          <w:i/>
+          <w:i w:val="1"/>
         </w:rPr>
         <w:t>2 (двух)</w:t>
       </w:r>
@@ -638,7 +549,7 @@
           <w:ilvl w:val="0"/>
           <w:numId w:val="3"/>
         </w:numPr>
-        <w:spacing w:after="0" w:line="240" w:lineRule="auto"/>
+        <w:spacing w:lineRule="auto" w:line="240" w:after="0" w:beforeAutospacing="0" w:afterAutospacing="0"/>
         <w:ind w:firstLine="540"/>
         <w:jc w:val="both"/>
         <w:rPr>
@@ -658,7 +569,7 @@
           <w:ilvl w:val="0"/>
           <w:numId w:val="3"/>
         </w:numPr>
-        <w:spacing w:after="0" w:line="240" w:lineRule="auto"/>
+        <w:spacing w:lineRule="auto" w:line="240" w:after="0" w:beforeAutospacing="0" w:afterAutospacing="0"/>
         <w:ind w:firstLine="540"/>
         <w:jc w:val="both"/>
         <w:rPr>
@@ -678,7 +589,7 @@
           <w:ilvl w:val="0"/>
           <w:numId w:val="3"/>
         </w:numPr>
-        <w:spacing w:after="0" w:line="240" w:lineRule="auto"/>
+        <w:spacing w:lineRule="auto" w:line="240" w:after="0" w:beforeAutospacing="0" w:afterAutospacing="0"/>
         <w:ind w:firstLine="540"/>
         <w:jc w:val="both"/>
         <w:rPr>
@@ -698,7 +609,7 @@
           <w:ilvl w:val="0"/>
           <w:numId w:val="3"/>
         </w:numPr>
-        <w:spacing w:after="0" w:line="240" w:lineRule="auto"/>
+        <w:spacing w:lineRule="auto" w:line="240" w:after="0" w:beforeAutospacing="0" w:afterAutospacing="0"/>
         <w:ind w:firstLine="540"/>
         <w:jc w:val="both"/>
         <w:rPr>
@@ -718,7 +629,7 @@
           <w:ilvl w:val="0"/>
           <w:numId w:val="3"/>
         </w:numPr>
-        <w:spacing w:after="0" w:line="240" w:lineRule="auto"/>
+        <w:spacing w:lineRule="auto" w:line="240" w:after="0" w:beforeAutospacing="0" w:afterAutospacing="0"/>
         <w:ind w:firstLine="540"/>
         <w:jc w:val="both"/>
         <w:rPr>
@@ -738,7 +649,7 @@
           <w:ilvl w:val="0"/>
           <w:numId w:val="3"/>
         </w:numPr>
-        <w:spacing w:after="0" w:line="240" w:lineRule="auto"/>
+        <w:spacing w:lineRule="auto" w:line="240" w:after="0" w:beforeAutospacing="0" w:afterAutospacing="0"/>
         <w:ind w:firstLine="540"/>
         <w:jc w:val="both"/>
         <w:rPr>
@@ -758,7 +669,7 @@
           <w:ilvl w:val="0"/>
           <w:numId w:val="3"/>
         </w:numPr>
-        <w:spacing w:after="0" w:line="240" w:lineRule="auto"/>
+        <w:spacing w:lineRule="auto" w:line="240" w:after="0" w:beforeAutospacing="0" w:afterAutospacing="0"/>
         <w:ind w:firstLine="540"/>
         <w:jc w:val="both"/>
         <w:rPr>
@@ -778,7 +689,7 @@
           <w:ilvl w:val="0"/>
           <w:numId w:val="3"/>
         </w:numPr>
-        <w:spacing w:after="0" w:line="240" w:lineRule="auto"/>
+        <w:spacing w:lineRule="auto" w:line="240" w:after="0" w:beforeAutospacing="0" w:afterAutospacing="0"/>
         <w:ind w:firstLine="540"/>
         <w:jc w:val="both"/>
         <w:rPr>
@@ -798,7 +709,7 @@
           <w:ilvl w:val="0"/>
           <w:numId w:val="3"/>
         </w:numPr>
-        <w:spacing w:after="0" w:line="240" w:lineRule="auto"/>
+        <w:spacing w:lineRule="auto" w:line="240" w:after="0" w:beforeAutospacing="0" w:afterAutospacing="0"/>
         <w:ind w:firstLine="540"/>
         <w:jc w:val="both"/>
         <w:rPr>
@@ -818,7 +729,7 @@
           <w:ilvl w:val="0"/>
           <w:numId w:val="3"/>
         </w:numPr>
-        <w:spacing w:after="0" w:line="240" w:lineRule="auto"/>
+        <w:spacing w:lineRule="auto" w:line="240" w:after="0" w:beforeAutospacing="0" w:afterAutospacing="0"/>
         <w:ind w:firstLine="540"/>
         <w:jc w:val="both"/>
         <w:rPr>
@@ -838,7 +749,7 @@
           <w:ilvl w:val="0"/>
           <w:numId w:val="3"/>
         </w:numPr>
-        <w:spacing w:after="0" w:line="240" w:lineRule="auto"/>
+        <w:spacing w:lineRule="auto" w:line="240" w:after="0" w:beforeAutospacing="0" w:afterAutospacing="0"/>
         <w:ind w:firstLine="540"/>
         <w:jc w:val="both"/>
         <w:rPr>
@@ -859,9 +770,9 @@
           <w:numId w:val="3"/>
         </w:numPr>
         <w:tabs>
-          <w:tab w:val="left" w:pos="900"/>
+          <w:tab w:val="left" w:pos="900" w:leader="none"/>
         </w:tabs>
-        <w:spacing w:after="0" w:line="240" w:lineRule="auto"/>
+        <w:spacing w:lineRule="auto" w:line="240" w:after="0" w:beforeAutospacing="0" w:afterAutospacing="0"/>
         <w:ind w:firstLine="540"/>
         <w:jc w:val="both"/>
         <w:rPr>
@@ -882,9 +793,9 @@
           <w:numId w:val="3"/>
         </w:numPr>
         <w:tabs>
-          <w:tab w:val="left" w:pos="900"/>
+          <w:tab w:val="left" w:pos="900" w:leader="none"/>
         </w:tabs>
-        <w:spacing w:after="0" w:line="240" w:lineRule="auto"/>
+        <w:spacing w:lineRule="auto" w:line="240" w:after="0" w:beforeAutospacing="0" w:afterAutospacing="0"/>
         <w:ind w:firstLine="540"/>
         <w:jc w:val="both"/>
         <w:rPr>
@@ -901,9 +812,9 @@
     <w:p>
       <w:pPr>
         <w:tabs>
-          <w:tab w:val="left" w:pos="1080"/>
+          <w:tab w:val="left" w:pos="1080" w:leader="none"/>
         </w:tabs>
-        <w:spacing w:after="0" w:line="240" w:lineRule="auto"/>
+        <w:spacing w:lineRule="auto" w:line="240" w:after="0" w:beforeAutospacing="0" w:afterAutospacing="0"/>
         <w:jc w:val="center"/>
         <w:rPr>
           <w:rFonts w:ascii="Times New Roman" w:hAnsi="Times New Roman"/>
@@ -913,9 +824,9 @@
     <w:p>
       <w:pPr>
         <w:tabs>
-          <w:tab w:val="left" w:pos="1080"/>
+          <w:tab w:val="left" w:pos="1080" w:leader="none"/>
         </w:tabs>
-        <w:spacing w:after="0" w:line="240" w:lineRule="auto"/>
+        <w:spacing w:lineRule="auto" w:line="240" w:after="0" w:beforeAutospacing="0" w:afterAutospacing="0"/>
         <w:jc w:val="center"/>
         <w:rPr>
           <w:rFonts w:ascii="Times New Roman" w:hAnsi="Times New Roman"/>
@@ -934,7 +845,7 @@
           <w:ilvl w:val="0"/>
           <w:numId w:val="4"/>
         </w:numPr>
-        <w:spacing w:after="0" w:line="240" w:lineRule="auto"/>
+        <w:spacing w:lineRule="auto" w:line="240" w:after="0" w:beforeAutospacing="0" w:afterAutospacing="0"/>
         <w:ind w:firstLine="540"/>
         <w:jc w:val="both"/>
         <w:rPr>
@@ -947,18 +858,15 @@
         <w:rPr>
           <w:rFonts w:ascii="Times New Roman" w:hAnsi="Times New Roman"/>
         </w:rPr>
-        <w:lastRenderedPageBreak/>
         <w:t>Услуги, предусмотренные настоящим договором, должны быть оказаны {{</w:t>
       </w:r>
-      <w:proofErr w:type="spellStart"/>
-      <w:r>
-        <w:rPr>
-          <w:rStyle w:val="15"/>
+      <w:r>
+        <w:rPr>
+          <w:rStyle w:val="C3"/>
           <w:rFonts w:ascii="Times New Roman" w:hAnsi="Times New Roman"/>
         </w:rPr>
         <w:t>dates</w:t>
       </w:r>
-      <w:proofErr w:type="spellEnd"/>
       <w:r>
         <w:rPr>
           <w:rFonts w:ascii="Times New Roman" w:hAnsi="Times New Roman"/>
@@ -968,7 +876,7 @@
       <w:r>
         <w:rPr>
           <w:rFonts w:ascii="Times New Roman" w:hAnsi="Times New Roman"/>
-          <w:i/>
+          <w:i w:val="1"/>
         </w:rPr>
         <w:t>.</w:t>
       </w:r>
@@ -979,7 +887,7 @@
           <w:ilvl w:val="0"/>
           <w:numId w:val="4"/>
         </w:numPr>
-        <w:spacing w:after="0" w:line="240" w:lineRule="auto"/>
+        <w:spacing w:lineRule="auto" w:line="240" w:after="0" w:beforeAutospacing="0" w:afterAutospacing="0"/>
         <w:ind w:firstLine="540"/>
         <w:jc w:val="both"/>
         <w:rPr>
@@ -995,7 +903,7 @@
       <w:r>
         <w:rPr>
           <w:rFonts w:ascii="Times New Roman" w:hAnsi="Times New Roman"/>
-          <w:i/>
+          <w:i w:val="1"/>
         </w:rPr>
         <w:t>3 (трех)</w:t>
       </w:r>
@@ -1008,7 +916,7 @@
       <w:r>
         <w:rPr>
           <w:rFonts w:ascii="Times New Roman" w:hAnsi="Times New Roman"/>
-          <w:i/>
+          <w:i w:val="1"/>
         </w:rPr>
         <w:t>3 (трех)</w:t>
       </w:r>
@@ -1025,7 +933,7 @@
           <w:ilvl w:val="0"/>
           <w:numId w:val="4"/>
         </w:numPr>
-        <w:spacing w:after="0" w:line="240" w:lineRule="auto"/>
+        <w:spacing w:lineRule="auto" w:line="240" w:after="0" w:beforeAutospacing="0" w:afterAutospacing="0"/>
         <w:ind w:firstLine="540"/>
         <w:jc w:val="both"/>
         <w:rPr>
@@ -1045,7 +953,7 @@
           <w:ilvl w:val="0"/>
           <w:numId w:val="4"/>
         </w:numPr>
-        <w:spacing w:after="0" w:line="240" w:lineRule="auto"/>
+        <w:spacing w:lineRule="auto" w:line="240" w:after="0" w:beforeAutospacing="0" w:afterAutospacing="0"/>
         <w:ind w:firstLine="540"/>
         <w:jc w:val="both"/>
         <w:rPr>
@@ -1065,7 +973,7 @@
           <w:ilvl w:val="0"/>
           <w:numId w:val="4"/>
         </w:numPr>
-        <w:spacing w:after="0" w:line="240" w:lineRule="auto"/>
+        <w:spacing w:lineRule="auto" w:line="240" w:after="0" w:beforeAutospacing="0" w:afterAutospacing="0"/>
         <w:ind w:firstLine="540"/>
         <w:jc w:val="both"/>
         <w:rPr>
@@ -1081,7 +989,7 @@
       <w:r>
         <w:rPr>
           <w:rFonts w:ascii="Times New Roman" w:hAnsi="Times New Roman"/>
-          <w:i/>
+          <w:i w:val="1"/>
         </w:rPr>
         <w:t>10 (десяти)</w:t>
       </w:r>
@@ -1098,7 +1006,7 @@
           <w:ilvl w:val="0"/>
           <w:numId w:val="4"/>
         </w:numPr>
-        <w:spacing w:after="0" w:line="240" w:lineRule="auto"/>
+        <w:spacing w:lineRule="auto" w:line="240" w:after="0" w:beforeAutospacing="0" w:afterAutospacing="0"/>
         <w:ind w:firstLine="540"/>
         <w:jc w:val="both"/>
         <w:rPr>
@@ -1115,9 +1023,9 @@
     <w:p>
       <w:pPr>
         <w:tabs>
-          <w:tab w:val="left" w:pos="1080"/>
+          <w:tab w:val="left" w:pos="1080" w:leader="none"/>
         </w:tabs>
-        <w:spacing w:after="0" w:line="240" w:lineRule="auto"/>
+        <w:spacing w:lineRule="auto" w:line="240" w:after="0" w:beforeAutospacing="0" w:afterAutospacing="0"/>
         <w:jc w:val="center"/>
         <w:rPr>
           <w:rFonts w:ascii="Times New Roman" w:hAnsi="Times New Roman"/>
@@ -1126,7 +1034,7 @@
     </w:p>
     <w:p>
       <w:pPr>
-        <w:spacing w:after="0" w:line="240" w:lineRule="auto"/>
+        <w:spacing w:lineRule="auto" w:line="240" w:after="0" w:beforeAutospacing="0" w:afterAutospacing="0"/>
         <w:jc w:val="center"/>
         <w:rPr>
           <w:rFonts w:ascii="Times New Roman" w:hAnsi="Times New Roman"/>
@@ -1146,9 +1054,9 @@
           <w:numId w:val="5"/>
         </w:numPr>
         <w:tabs>
-          <w:tab w:val="left" w:pos="900"/>
+          <w:tab w:val="left" w:pos="900" w:leader="none"/>
         </w:tabs>
-        <w:spacing w:after="0" w:line="240" w:lineRule="auto"/>
+        <w:spacing w:lineRule="auto" w:line="240" w:after="0" w:beforeAutospacing="0" w:afterAutospacing="0"/>
         <w:ind w:firstLine="284"/>
         <w:jc w:val="both"/>
         <w:rPr>
@@ -1169,9 +1077,9 @@
           <w:numId w:val="5"/>
         </w:numPr>
         <w:tabs>
-          <w:tab w:val="left" w:pos="900"/>
+          <w:tab w:val="left" w:pos="900" w:leader="none"/>
         </w:tabs>
-        <w:spacing w:after="0" w:line="240" w:lineRule="auto"/>
+        <w:spacing w:lineRule="auto" w:line="240" w:after="0" w:beforeAutospacing="0" w:afterAutospacing="0"/>
         <w:ind w:firstLine="284"/>
         <w:jc w:val="both"/>
         <w:rPr>
@@ -1192,9 +1100,9 @@
           <w:numId w:val="5"/>
         </w:numPr>
         <w:tabs>
-          <w:tab w:val="left" w:pos="900"/>
+          <w:tab w:val="left" w:pos="900" w:leader="none"/>
         </w:tabs>
-        <w:spacing w:after="0" w:line="240" w:lineRule="auto"/>
+        <w:spacing w:lineRule="auto" w:line="240" w:after="0" w:beforeAutospacing="0" w:afterAutospacing="0"/>
         <w:ind w:firstLine="284"/>
         <w:jc w:val="both"/>
         <w:rPr>
@@ -1205,7 +1113,7 @@
         <w:rPr>
           <w:rFonts w:ascii="Times New Roman" w:hAnsi="Times New Roman"/>
         </w:rPr>
-        <w:t>В случае просрочки исполнения Исполнителем обязательства (в том числе гарантийного обязательства), предусмотренного настоящим Договором, Заказчик направляет Исполнителю требование об уплате неустойки начисляемой за каждый день просрочки  исполнения Исполнителем обязательства, предусмотренного договором, начиная со дня, следующего после дня истечения установленного договором срока исполнения обязательства, в размере одной трехсотой действующей на дату уплаты пени ставки рефинансирования Центрального банка Российской Федерации от цены договора, уменьшенной на сумму, пропорциональную объему обязательств, предусмотренных договором и фактически исполненных исполнителем.</w:t>
+        <w:t xml:space="preserve">В случае просрочки исполнения Исполнителем обязательства (в том числе гарантийного обязательства), предусмотренного настоящим Договором, Заказчик направляет Исполнителю требование об уплате неустойки начисляемой за каждый день просрочки  исполнения Исполнителем обязательства, предусмотренного договором, начиная со дня, следующего после дня истечения установленного договором срока исполнения обязательства, в размере одной трехсотой действующей на дату уплаты пени ставки рефинансирования Центрального банка Российской Федерации от цены договора, уменьшенной на сумму, пропорциональную объему обязательств, предусмотренных договором и фактически исполненных исполнителем.</w:t>
       </w:r>
     </w:p>
     <w:p>
@@ -1215,9 +1123,9 @@
           <w:numId w:val="5"/>
         </w:numPr>
         <w:tabs>
-          <w:tab w:val="left" w:pos="900"/>
+          <w:tab w:val="left" w:pos="900" w:leader="none"/>
         </w:tabs>
-        <w:spacing w:after="0" w:line="240" w:lineRule="auto"/>
+        <w:spacing w:lineRule="auto" w:line="240" w:after="0" w:beforeAutospacing="0" w:afterAutospacing="0"/>
         <w:ind w:firstLine="284"/>
         <w:jc w:val="both"/>
         <w:rPr>
@@ -1238,9 +1146,9 @@
           <w:numId w:val="5"/>
         </w:numPr>
         <w:tabs>
-          <w:tab w:val="left" w:pos="900"/>
+          <w:tab w:val="left" w:pos="900" w:leader="none"/>
         </w:tabs>
-        <w:spacing w:after="0" w:line="240" w:lineRule="auto"/>
+        <w:spacing w:lineRule="auto" w:line="240" w:after="0" w:beforeAutospacing="0" w:afterAutospacing="0"/>
         <w:ind w:firstLine="284"/>
         <w:jc w:val="both"/>
         <w:rPr>
@@ -1256,7 +1164,7 @@
     </w:p>
     <w:p>
       <w:pPr>
-        <w:spacing w:after="0" w:line="240" w:lineRule="auto"/>
+        <w:spacing w:lineRule="auto" w:line="240" w:after="0" w:beforeAutospacing="0" w:afterAutospacing="0"/>
         <w:ind w:firstLine="284"/>
         <w:jc w:val="both"/>
         <w:rPr>
@@ -1272,7 +1180,7 @@
     </w:p>
     <w:p>
       <w:pPr>
-        <w:spacing w:after="0" w:line="240" w:lineRule="auto"/>
+        <w:spacing w:lineRule="auto" w:line="240" w:after="0" w:beforeAutospacing="0" w:afterAutospacing="0"/>
         <w:ind w:firstLine="284"/>
         <w:jc w:val="both"/>
         <w:rPr>
@@ -1288,7 +1196,7 @@
     </w:p>
     <w:p>
       <w:pPr>
-        <w:spacing w:after="0" w:line="240" w:lineRule="auto"/>
+        <w:spacing w:lineRule="auto" w:line="240" w:after="0" w:beforeAutospacing="0" w:afterAutospacing="0"/>
         <w:ind w:firstLine="284"/>
         <w:jc w:val="both"/>
         <w:rPr>
@@ -1320,8 +1228,8 @@
           <w:ilvl w:val="0"/>
           <w:numId w:val="6"/>
         </w:numPr>
-        <w:spacing w:after="0" w:line="240" w:lineRule="auto"/>
-        <w:ind w:left="720" w:hanging="360"/>
+        <w:spacing w:lineRule="auto" w:line="240" w:after="0" w:beforeAutospacing="0" w:afterAutospacing="0"/>
+        <w:ind w:hanging="360" w:left="720"/>
         <w:jc w:val="both"/>
         <w:rPr>
           <w:rFonts w:ascii="Times New Roman" w:hAnsi="Times New Roman"/>
@@ -1340,8 +1248,8 @@
           <w:ilvl w:val="0"/>
           <w:numId w:val="6"/>
         </w:numPr>
-        <w:spacing w:after="0" w:line="240" w:lineRule="auto"/>
-        <w:ind w:left="720" w:hanging="360"/>
+        <w:spacing w:lineRule="auto" w:line="240" w:after="0" w:beforeAutospacing="0" w:afterAutospacing="0"/>
+        <w:ind w:hanging="360" w:left="720"/>
         <w:jc w:val="both"/>
         <w:rPr>
           <w:rFonts w:ascii="Times New Roman" w:hAnsi="Times New Roman"/>
@@ -1357,9 +1265,9 @@
     <w:p>
       <w:pPr>
         <w:tabs>
-          <w:tab w:val="left" w:pos="900"/>
+          <w:tab w:val="left" w:pos="900" w:leader="none"/>
         </w:tabs>
-        <w:spacing w:after="0" w:line="240" w:lineRule="auto"/>
+        <w:spacing w:lineRule="auto" w:line="240" w:after="0" w:beforeAutospacing="0" w:afterAutospacing="0"/>
         <w:jc w:val="center"/>
         <w:rPr>
           <w:rFonts w:ascii="Times New Roman" w:hAnsi="Times New Roman"/>
@@ -1379,9 +1287,9 @@
           <w:numId w:val="7"/>
         </w:numPr>
         <w:tabs>
-          <w:tab w:val="left" w:pos="900"/>
+          <w:tab w:val="left" w:pos="900" w:leader="none"/>
         </w:tabs>
-        <w:spacing w:after="0" w:line="240" w:lineRule="auto"/>
+        <w:spacing w:lineRule="auto" w:line="240" w:after="0" w:beforeAutospacing="0" w:afterAutospacing="0"/>
         <w:ind w:firstLine="540"/>
         <w:jc w:val="both"/>
         <w:rPr>
@@ -1392,7 +1300,6 @@
         <w:rPr>
           <w:rFonts w:ascii="Times New Roman" w:hAnsi="Times New Roman"/>
         </w:rPr>
-        <w:lastRenderedPageBreak/>
         <w:t>Настоящий договор вступает в силу и становится обязательным для Сторон с момента его заключения и внесения его в соответствующий реестр.</w:t>
       </w:r>
     </w:p>
@@ -1403,9 +1310,9 @@
           <w:numId w:val="7"/>
         </w:numPr>
         <w:tabs>
-          <w:tab w:val="left" w:pos="900"/>
+          <w:tab w:val="left" w:pos="900" w:leader="none"/>
         </w:tabs>
-        <w:spacing w:after="0" w:line="240" w:lineRule="auto"/>
+        <w:spacing w:lineRule="auto" w:line="240" w:after="0" w:beforeAutospacing="0" w:afterAutospacing="0"/>
         <w:ind w:firstLine="540"/>
         <w:jc w:val="both"/>
         <w:rPr>
@@ -1421,9 +1328,25 @@
       <w:r>
         <w:rPr>
           <w:rFonts w:ascii="Times New Roman" w:hAnsi="Times New Roman"/>
-          <w:i/>
-        </w:rPr>
-        <w:t>до 31.12.2025г</w:t>
+          <w:i w:val="1"/>
+        </w:rPr>
+        <w:t>до 31.12.202</w:t>
+      </w:r>
+      <w:r>
+        <w:rPr>
+          <w:rFonts w:ascii="Times New Roman" w:hAnsi="Times New Roman"/>
+          <w:i w:val="1"/>
+          <w:rtl w:val="0"/>
+          <w:lang w:val="en-US" w:bidi="en-US" w:eastAsia="en-US"/>
+        </w:rPr>
+        <w:t>6</w:t>
+      </w:r>
+      <w:r>
+        <w:rPr>
+          <w:rFonts w:ascii="Times New Roman" w:hAnsi="Times New Roman"/>
+          <w:i w:val="1"/>
+        </w:rPr>
+        <w:t>г</w:t>
       </w:r>
       <w:r>
         <w:rPr>
@@ -1439,9 +1362,9 @@
           <w:numId w:val="7"/>
         </w:numPr>
         <w:tabs>
-          <w:tab w:val="left" w:pos="900"/>
+          <w:tab w:val="left" w:pos="900" w:leader="none"/>
         </w:tabs>
-        <w:spacing w:after="0" w:line="240" w:lineRule="auto"/>
+        <w:spacing w:lineRule="auto" w:line="240" w:after="0" w:beforeAutospacing="0" w:afterAutospacing="0"/>
         <w:ind w:firstLine="540"/>
         <w:jc w:val="both"/>
         <w:rPr>
@@ -1462,9 +1385,9 @@
           <w:numId w:val="7"/>
         </w:numPr>
         <w:tabs>
-          <w:tab w:val="left" w:pos="900"/>
+          <w:tab w:val="left" w:pos="900" w:leader="none"/>
         </w:tabs>
-        <w:spacing w:after="0" w:line="240" w:lineRule="auto"/>
+        <w:spacing w:lineRule="auto" w:line="240" w:after="0" w:beforeAutospacing="0" w:afterAutospacing="0"/>
         <w:ind w:firstLine="540"/>
         <w:jc w:val="both"/>
         <w:rPr>
@@ -1485,9 +1408,9 @@
           <w:numId w:val="7"/>
         </w:numPr>
         <w:tabs>
-          <w:tab w:val="left" w:pos="900"/>
+          <w:tab w:val="left" w:pos="900" w:leader="none"/>
         </w:tabs>
-        <w:spacing w:after="0" w:line="240" w:lineRule="auto"/>
+        <w:spacing w:lineRule="auto" w:line="240" w:after="0" w:beforeAutospacing="0" w:afterAutospacing="0"/>
         <w:ind w:firstLine="540"/>
         <w:jc w:val="both"/>
         <w:rPr>
@@ -1508,9 +1431,9 @@
           <w:numId w:val="7"/>
         </w:numPr>
         <w:tabs>
-          <w:tab w:val="left" w:pos="900"/>
+          <w:tab w:val="left" w:pos="900" w:leader="none"/>
         </w:tabs>
-        <w:spacing w:after="0" w:line="240" w:lineRule="auto"/>
+        <w:spacing w:lineRule="auto" w:line="240" w:after="0" w:beforeAutospacing="0" w:afterAutospacing="0"/>
         <w:ind w:firstLine="540"/>
         <w:jc w:val="both"/>
         <w:rPr>
@@ -1531,9 +1454,9 @@
           <w:numId w:val="7"/>
         </w:numPr>
         <w:tabs>
-          <w:tab w:val="left" w:pos="900"/>
+          <w:tab w:val="left" w:pos="900" w:leader="none"/>
         </w:tabs>
-        <w:spacing w:after="0" w:line="240" w:lineRule="auto"/>
+        <w:spacing w:lineRule="auto" w:line="240" w:after="0" w:beforeAutospacing="0" w:afterAutospacing="0"/>
         <w:ind w:firstLine="540"/>
         <w:jc w:val="both"/>
         <w:rPr>
@@ -1549,7 +1472,7 @@
     </w:p>
     <w:p>
       <w:pPr>
-        <w:spacing w:after="0" w:line="240" w:lineRule="auto"/>
+        <w:spacing w:lineRule="auto" w:line="240" w:after="0" w:beforeAutospacing="0" w:afterAutospacing="0"/>
         <w:ind w:firstLine="600"/>
         <w:jc w:val="center"/>
         <w:rPr>
@@ -1565,7 +1488,7 @@
     </w:p>
     <w:p>
       <w:pPr>
-        <w:spacing w:after="0" w:line="240" w:lineRule="auto"/>
+        <w:spacing w:lineRule="auto" w:line="240" w:after="0" w:beforeAutospacing="0" w:afterAutospacing="0"/>
         <w:ind w:firstLine="600"/>
         <w:jc w:val="center"/>
         <w:rPr>
@@ -1576,26 +1499,26 @@
     </w:p>
     <w:p>
       <w:pPr>
-        <w:spacing w:after="200" w:line="276" w:lineRule="auto"/>
-        <w:ind w:left="720" w:firstLine="720"/>
+        <w:spacing w:lineRule="auto" w:line="276" w:after="200" w:beforeAutospacing="0" w:afterAutospacing="0"/>
+        <w:ind w:firstLine="720" w:left="720"/>
         <w:rPr>
           <w:rFonts w:ascii="Calibri" w:hAnsi="Calibri"/>
-          <w:b/>
+          <w:b w:val="1"/>
           <w:sz w:val="24"/>
         </w:rPr>
       </w:pPr>
       <w:r>
         <w:rPr>
           <w:rFonts w:ascii="Times New Roman" w:hAnsi="Times New Roman"/>
-          <w:b/>
+          <w:b w:val="1"/>
           <w:sz w:val="24"/>
         </w:rPr>
-        <w:t>ЗАКАЗЧИК:                                                         ИСПОЛНИТЕЛЬ</w:t>
+        <w:t xml:space="preserve">ЗАКАЗЧИК:                                                         ИСПОЛНИТЕЛЬ</w:t>
       </w:r>
       <w:r>
         <w:rPr>
           <w:rFonts w:ascii="Calibri" w:hAnsi="Calibri"/>
-          <w:b/>
+          <w:b w:val="1"/>
           <w:sz w:val="24"/>
         </w:rPr>
         <w:t>:</w:t>
@@ -1610,7 +1533,7 @@
           <w:left w:w="10" w:type="dxa"/>
           <w:right w:w="10" w:type="dxa"/>
         </w:tblCellMar>
-        <w:tblLook w:val="04A0" w:firstRow="1" w:lastRow="0" w:firstColumn="1" w:lastColumn="0" w:noHBand="0" w:noVBand="1"/>
+        <w:tblLook w:val="04A0"/>
       </w:tblPr>
       <w:tblGrid>
         <w:gridCol w:w="4586"/>
@@ -1621,10 +1544,10 @@
           <w:tcPr>
             <w:tcW w:w="4586" w:type="dxa"/>
             <w:tcBorders>
-              <w:top w:val="single" w:sz="4" w:space="0" w:color="000000"/>
-              <w:left w:val="single" w:sz="4" w:space="0" w:color="000000"/>
-              <w:bottom w:val="single" w:sz="4" w:space="0" w:color="000000"/>
-              <w:right w:val="single" w:sz="4" w:space="0" w:color="000000"/>
+              <w:top w:val="single" w:sz="4" w:space="0" w:shadow="0" w:frame="0" w:color="000000"/>
+              <w:left w:val="single" w:sz="4" w:space="0" w:shadow="0" w:frame="0" w:color="000000"/>
+              <w:bottom w:val="single" w:sz="4" w:space="0" w:shadow="0" w:frame="0" w:color="000000"/>
+              <w:right w:val="single" w:sz="4" w:space="0" w:shadow="0" w:frame="0" w:color="000000"/>
             </w:tcBorders>
             <w:shd w:val="clear" w:color="auto" w:fill="FFFFFF"/>
             <w:tcMar>
@@ -1635,33 +1558,17 @@
           </w:tcPr>
           <w:p>
             <w:pPr>
-              <w:spacing w:after="120" w:line="276" w:lineRule="auto"/>
+              <w:spacing w:lineRule="auto" w:line="276" w:after="120" w:beforeAutospacing="0" w:afterAutospacing="0"/>
               <w:rPr>
                 <w:rFonts w:ascii="Times New Roman" w:hAnsi="Times New Roman"/>
               </w:rPr>
             </w:pPr>
             <w:r>
               <w:rPr>
-                <w:rStyle w:val="15"/>
+                <w:rStyle w:val="C3"/>
                 <w:rFonts w:ascii="Times New Roman" w:hAnsi="Times New Roman"/>
               </w:rPr>
-              <w:t>{{</w:t>
-            </w:r>
-            <w:proofErr w:type="spellStart"/>
-            <w:r>
-              <w:rPr>
-                <w:rStyle w:val="15"/>
-                <w:rFonts w:ascii="Times New Roman" w:hAnsi="Times New Roman"/>
-              </w:rPr>
-              <w:t>customer.requisites</w:t>
-            </w:r>
-            <w:proofErr w:type="spellEnd"/>
-            <w:r>
-              <w:rPr>
-                <w:rStyle w:val="15"/>
-                <w:rFonts w:ascii="Times New Roman" w:hAnsi="Times New Roman"/>
-              </w:rPr>
-              <w:t>}}</w:t>
+              <w:t>{{customer.requisites}}</w:t>
             </w:r>
           </w:p>
         </w:tc>
@@ -1669,10 +1576,10 @@
           <w:tcPr>
             <w:tcW w:w="4655" w:type="dxa"/>
             <w:tcBorders>
-              <w:top w:val="single" w:sz="4" w:space="0" w:color="000000"/>
-              <w:left w:val="single" w:sz="4" w:space="0" w:color="000000"/>
-              <w:bottom w:val="single" w:sz="4" w:space="0" w:color="000000"/>
-              <w:right w:val="single" w:sz="4" w:space="0" w:color="000000"/>
+              <w:top w:val="single" w:sz="4" w:space="0" w:shadow="0" w:frame="0" w:color="000000"/>
+              <w:left w:val="single" w:sz="4" w:space="0" w:shadow="0" w:frame="0" w:color="000000"/>
+              <w:bottom w:val="single" w:sz="4" w:space="0" w:shadow="0" w:frame="0" w:color="000000"/>
+              <w:right w:val="single" w:sz="4" w:space="0" w:shadow="0" w:frame="0" w:color="000000"/>
             </w:tcBorders>
             <w:shd w:val="clear" w:color="auto" w:fill="FFFFFF"/>
             <w:tcMar>
@@ -1683,31 +1590,15 @@
           </w:tcPr>
           <w:p>
             <w:pPr>
-              <w:spacing w:after="120" w:line="276" w:lineRule="auto"/>
+              <w:spacing w:lineRule="auto" w:line="276" w:after="120" w:beforeAutospacing="0" w:afterAutospacing="0"/>
               <w:ind w:left="-57"/>
             </w:pPr>
             <w:r>
               <w:rPr>
-                <w:rStyle w:val="15"/>
+                <w:rStyle w:val="C3"/>
                 <w:rFonts w:ascii="Times New Roman" w:hAnsi="Times New Roman"/>
               </w:rPr>
-              <w:t>{{</w:t>
-            </w:r>
-            <w:proofErr w:type="spellStart"/>
-            <w:r>
-              <w:rPr>
-                <w:rStyle w:val="15"/>
-                <w:rFonts w:ascii="Times New Roman" w:hAnsi="Times New Roman"/>
-              </w:rPr>
-              <w:t>doer.requisites</w:t>
-            </w:r>
-            <w:proofErr w:type="spellEnd"/>
-            <w:r>
-              <w:rPr>
-                <w:rStyle w:val="15"/>
-                <w:rFonts w:ascii="Times New Roman" w:hAnsi="Times New Roman"/>
-              </w:rPr>
-              <w:t>}}</w:t>
+              <w:t>{{doer.requisites}}</w:t>
             </w:r>
           </w:p>
         </w:tc>
@@ -1715,104 +1606,56 @@
     </w:tbl>
     <w:p>
       <w:pPr>
-        <w:spacing w:after="200" w:line="240" w:lineRule="auto"/>
+        <w:spacing w:lineRule="auto" w:line="240" w:after="200" w:beforeAutospacing="0" w:afterAutospacing="0"/>
         <w:jc w:val="center"/>
         <w:rPr>
           <w:rFonts w:ascii="Times New Roman" w:hAnsi="Times New Roman"/>
-          <w:b/>
-        </w:rPr>
-      </w:pPr>
-    </w:p>
-    <w:p>
-      <w:pPr>
-        <w:spacing w:after="200" w:line="276" w:lineRule="auto"/>
-        <w:rPr>
-          <w:rFonts w:ascii="Times New Roman" w:hAnsi="Times New Roman"/>
-        </w:rPr>
-      </w:pPr>
-      <w:r>
-        <w:rPr>
-          <w:rStyle w:val="15"/>
-          <w:rFonts w:ascii="Times New Roman" w:hAnsi="Times New Roman"/>
-        </w:rPr>
-        <w:t xml:space="preserve">Директор                                                                    {{ </w:t>
-      </w:r>
-      <w:proofErr w:type="spellStart"/>
-      <w:r>
-        <w:rPr>
-          <w:rStyle w:val="15"/>
-          <w:rFonts w:ascii="Times New Roman" w:hAnsi="Times New Roman"/>
-        </w:rPr>
-        <w:t>doer.function</w:t>
-      </w:r>
-      <w:proofErr w:type="spellEnd"/>
-      <w:r>
-        <w:rPr>
-          <w:rStyle w:val="15"/>
-          <w:rFonts w:ascii="Times New Roman" w:hAnsi="Times New Roman"/>
-        </w:rPr>
-        <w:t xml:space="preserve"> }}</w:t>
-      </w:r>
-    </w:p>
-    <w:p>
-      <w:pPr>
-        <w:spacing w:after="200" w:line="276" w:lineRule="auto"/>
-        <w:rPr>
-          <w:rFonts w:ascii="Times New Roman" w:hAnsi="Times New Roman"/>
-        </w:rPr>
-      </w:pPr>
-      <w:r>
-        <w:rPr>
-          <w:rStyle w:val="15"/>
-          <w:rFonts w:ascii="Times New Roman" w:hAnsi="Times New Roman"/>
-        </w:rPr>
-        <w:t>__________________ /{{</w:t>
-      </w:r>
-      <w:proofErr w:type="spellStart"/>
-      <w:r>
-        <w:rPr>
-          <w:rStyle w:val="15"/>
-          <w:rFonts w:ascii="Times New Roman" w:hAnsi="Times New Roman"/>
-        </w:rPr>
-        <w:t>customer.fio</w:t>
-      </w:r>
-      <w:proofErr w:type="spellEnd"/>
-      <w:r>
-        <w:rPr>
-          <w:rStyle w:val="15"/>
-          <w:rFonts w:ascii="Times New Roman" w:hAnsi="Times New Roman"/>
-        </w:rPr>
-        <w:t>}}/                  __________________ /{{</w:t>
-      </w:r>
-      <w:proofErr w:type="spellStart"/>
-      <w:r>
-        <w:rPr>
-          <w:rStyle w:val="15"/>
-          <w:rFonts w:ascii="Times New Roman" w:hAnsi="Times New Roman"/>
-        </w:rPr>
-        <w:t>doer.fio</w:t>
-      </w:r>
-      <w:proofErr w:type="spellEnd"/>
-      <w:r>
-        <w:rPr>
-          <w:rStyle w:val="15"/>
-          <w:rFonts w:ascii="Times New Roman" w:hAnsi="Times New Roman"/>
-        </w:rPr>
-        <w:t>}}/</w:t>
-      </w:r>
-    </w:p>
-    <w:p>
-      <w:pPr>
-        <w:spacing w:after="200" w:line="240" w:lineRule="auto"/>
+          <w:b w:val="1"/>
+        </w:rPr>
+      </w:pPr>
+    </w:p>
+    <w:p>
+      <w:pPr>
+        <w:spacing w:lineRule="auto" w:line="276" w:after="200" w:beforeAutospacing="0" w:afterAutospacing="0"/>
+        <w:rPr>
+          <w:rFonts w:ascii="Times New Roman" w:hAnsi="Times New Roman"/>
+        </w:rPr>
+      </w:pPr>
+      <w:r>
+        <w:rPr>
+          <w:rStyle w:val="C3"/>
+          <w:rFonts w:ascii="Times New Roman" w:hAnsi="Times New Roman"/>
+        </w:rPr>
+        <w:t xml:space="preserve">Директор                                                                    {{ doer.function }}</w:t>
+      </w:r>
+    </w:p>
+    <w:p>
+      <w:pPr>
+        <w:spacing w:lineRule="auto" w:line="276" w:after="200" w:beforeAutospacing="0" w:afterAutospacing="0"/>
+        <w:rPr>
+          <w:rFonts w:ascii="Times New Roman" w:hAnsi="Times New Roman"/>
+        </w:rPr>
+      </w:pPr>
+      <w:r>
+        <w:rPr>
+          <w:rStyle w:val="C3"/>
+          <w:rFonts w:ascii="Times New Roman" w:hAnsi="Times New Roman"/>
+        </w:rPr>
+        <w:t xml:space="preserve">__________________ /{{customer.fio}}/                  __________________ /{{doer.fio}}/</w:t>
+      </w:r>
+    </w:p>
+    <w:p>
+      <w:pPr>
+        <w:spacing w:lineRule="auto" w:line="240" w:after="200" w:beforeAutospacing="0" w:afterAutospacing="0"/>
         <w:jc w:val="center"/>
         <w:rPr>
           <w:rFonts w:ascii="Times New Roman" w:hAnsi="Times New Roman"/>
-          <w:b/>
-        </w:rPr>
-      </w:pPr>
-      <w:r>
-        <w:rPr>
-          <w:rStyle w:val="15"/>
+          <w:b w:val="1"/>
+        </w:rPr>
+      </w:pPr>
+      <w:r>
+        <w:rPr>
+          <w:rStyle w:val="C3"/>
           <w:rFonts w:ascii="Times New Roman" w:hAnsi="Times New Roman"/>
         </w:rPr>
         <w:t xml:space="preserve">М.П.                                                                             М.П.  </w:t>
@@ -1820,7 +1663,7 @@
     </w:p>
     <w:p>
       <w:pPr>
-        <w:spacing w:after="200" w:line="240" w:lineRule="auto"/>
+        <w:spacing w:lineRule="auto" w:line="240" w:after="200" w:beforeAutospacing="0" w:afterAutospacing="0"/>
         <w:jc w:val="center"/>
         <w:rPr>
           <w:rFonts w:ascii="Times New Roman" w:hAnsi="Times New Roman"/>
@@ -1835,7 +1678,7 @@
     </w:p>
     <w:p>
       <w:pPr>
-        <w:spacing w:after="200" w:line="240" w:lineRule="auto"/>
+        <w:spacing w:lineRule="auto" w:line="240" w:after="200" w:beforeAutospacing="0" w:afterAutospacing="0"/>
         <w:jc w:val="center"/>
         <w:rPr>
           <w:rFonts w:ascii="Times New Roman" w:hAnsi="Times New Roman"/>
@@ -1845,13 +1688,12 @@
         <w:rPr>
           <w:rFonts w:ascii="Times New Roman" w:hAnsi="Times New Roman"/>
         </w:rPr>
-        <w:lastRenderedPageBreak/>
         <w:t>СПЕЦИФИКАЦИЯ К ДОГОВОРУ ОКАЗАНИЯ УСЛУГ</w:t>
       </w:r>
     </w:p>
     <w:p>
       <w:pPr>
-        <w:spacing w:after="200" w:line="240" w:lineRule="auto"/>
+        <w:spacing w:lineRule="auto" w:line="240" w:after="200" w:beforeAutospacing="0" w:afterAutospacing="0"/>
         <w:jc w:val="center"/>
         <w:rPr>
           <w:rFonts w:ascii="Times New Roman" w:hAnsi="Times New Roman"/>
@@ -1860,7 +1702,7 @@
     </w:p>
     <w:p>
       <w:pPr>
-        <w:spacing w:after="200" w:line="240" w:lineRule="auto"/>
+        <w:spacing w:lineRule="auto" w:line="240" w:after="200" w:beforeAutospacing="0" w:afterAutospacing="0"/>
         <w:jc w:val="center"/>
         <w:rPr>
           <w:rFonts w:ascii="Times New Roman" w:hAnsi="Times New Roman"/>
@@ -1869,7 +1711,7 @@
     </w:p>
     <w:p>
       <w:pPr>
-        <w:spacing w:after="200" w:line="240" w:lineRule="auto"/>
+        <w:spacing w:lineRule="auto" w:line="240" w:after="200" w:beforeAutospacing="0" w:afterAutospacing="0"/>
         <w:jc w:val="center"/>
         <w:rPr>
           <w:rFonts w:ascii="Times New Roman" w:hAnsi="Times New Roman"/>
@@ -1885,7 +1727,7 @@
           <w:left w:w="10" w:type="dxa"/>
           <w:right w:w="10" w:type="dxa"/>
         </w:tblCellMar>
-        <w:tblLook w:val="04A0" w:firstRow="1" w:lastRow="0" w:firstColumn="1" w:lastColumn="0" w:noHBand="0" w:noVBand="1"/>
+        <w:tblLook w:val="04A0"/>
       </w:tblPr>
       <w:tblGrid>
         <w:gridCol w:w="812"/>
@@ -1893,20 +1735,20 @@
         <w:gridCol w:w="1277"/>
         <w:gridCol w:w="1169"/>
         <w:gridCol w:w="1176"/>
-        <w:gridCol w:w="1719"/>
+        <w:gridCol w:w="1720"/>
       </w:tblGrid>
       <w:tr>
         <w:trPr>
-          <w:trHeight w:val="723"/>
+          <w:trHeight w:hRule="atLeast" w:val="723"/>
         </w:trPr>
         <w:tc>
           <w:tcPr>
             <w:tcW w:w="812" w:type="dxa"/>
             <w:tcBorders>
-              <w:top w:val="single" w:sz="4" w:space="0" w:color="000000"/>
-              <w:left w:val="single" w:sz="4" w:space="0" w:color="000000"/>
-              <w:bottom w:val="single" w:sz="4" w:space="0" w:color="000000"/>
-              <w:right w:val="single" w:sz="4" w:space="0" w:color="000000"/>
+              <w:top w:val="single" w:sz="4" w:space="0" w:shadow="0" w:frame="0" w:color="000000"/>
+              <w:left w:val="single" w:sz="4" w:space="0" w:shadow="0" w:frame="0" w:color="000000"/>
+              <w:bottom w:val="single" w:sz="4" w:space="0" w:shadow="0" w:frame="0" w:color="000000"/>
+              <w:right w:val="single" w:sz="4" w:space="0" w:shadow="0" w:frame="0" w:color="000000"/>
             </w:tcBorders>
             <w:shd w:val="clear" w:color="auto" w:fill="FFFFFF"/>
             <w:tcMar>
@@ -1917,17 +1759,17 @@
           </w:tcPr>
           <w:p>
             <w:pPr>
-              <w:spacing w:after="120" w:line="276" w:lineRule="auto"/>
+              <w:spacing w:lineRule="auto" w:line="276" w:after="120" w:beforeAutospacing="0" w:afterAutospacing="0"/>
               <w:jc w:val="center"/>
               <w:rPr>
                 <w:rFonts w:ascii="Times New Roman" w:hAnsi="Times New Roman"/>
-                <w:b/>
+                <w:b w:val="1"/>
               </w:rPr>
             </w:pPr>
             <w:r>
               <w:rPr>
                 <w:rFonts w:ascii="Times New Roman" w:hAnsi="Times New Roman"/>
-                <w:b/>
+                <w:b w:val="1"/>
               </w:rPr>
               <w:t>№п/п</w:t>
             </w:r>
@@ -1937,10 +1779,10 @@
           <w:tcPr>
             <w:tcW w:w="3043" w:type="dxa"/>
             <w:tcBorders>
-              <w:top w:val="single" w:sz="4" w:space="0" w:color="000000"/>
-              <w:left w:val="single" w:sz="4" w:space="0" w:color="000000"/>
-              <w:bottom w:val="single" w:sz="4" w:space="0" w:color="000000"/>
-              <w:right w:val="single" w:sz="4" w:space="0" w:color="000000"/>
+              <w:top w:val="single" w:sz="4" w:space="0" w:shadow="0" w:frame="0" w:color="000000"/>
+              <w:left w:val="single" w:sz="4" w:space="0" w:shadow="0" w:frame="0" w:color="000000"/>
+              <w:bottom w:val="single" w:sz="4" w:space="0" w:shadow="0" w:frame="0" w:color="000000"/>
+              <w:right w:val="single" w:sz="4" w:space="0" w:shadow="0" w:frame="0" w:color="000000"/>
             </w:tcBorders>
             <w:shd w:val="clear" w:color="auto" w:fill="FFFFFF"/>
             <w:tcMar>
@@ -1951,13 +1793,13 @@
           </w:tcPr>
           <w:p>
             <w:pPr>
-              <w:spacing w:after="120" w:line="276" w:lineRule="auto"/>
+              <w:spacing w:lineRule="auto" w:line="276" w:after="120" w:beforeAutospacing="0" w:afterAutospacing="0"/>
               <w:jc w:val="center"/>
             </w:pPr>
             <w:r>
               <w:rPr>
                 <w:rFonts w:ascii="Times New Roman" w:hAnsi="Times New Roman"/>
-                <w:b/>
+                <w:b w:val="1"/>
               </w:rPr>
               <w:t>Наименование услуги</w:t>
             </w:r>
@@ -1967,10 +1809,10 @@
           <w:tcPr>
             <w:tcW w:w="1277" w:type="dxa"/>
             <w:tcBorders>
-              <w:top w:val="single" w:sz="4" w:space="0" w:color="000000"/>
-              <w:left w:val="single" w:sz="4" w:space="0" w:color="000000"/>
-              <w:bottom w:val="single" w:sz="4" w:space="0" w:color="000000"/>
-              <w:right w:val="single" w:sz="4" w:space="0" w:color="000000"/>
+              <w:top w:val="single" w:sz="4" w:space="0" w:shadow="0" w:frame="0" w:color="000000"/>
+              <w:left w:val="single" w:sz="4" w:space="0" w:shadow="0" w:frame="0" w:color="000000"/>
+              <w:bottom w:val="single" w:sz="4" w:space="0" w:shadow="0" w:frame="0" w:color="000000"/>
+              <w:right w:val="single" w:sz="4" w:space="0" w:shadow="0" w:frame="0" w:color="000000"/>
             </w:tcBorders>
             <w:shd w:val="clear" w:color="auto" w:fill="FFFFFF"/>
             <w:tcMar>
@@ -1981,13 +1823,13 @@
           </w:tcPr>
           <w:p>
             <w:pPr>
-              <w:spacing w:after="120" w:line="276" w:lineRule="auto"/>
+              <w:spacing w:lineRule="auto" w:line="276" w:after="120" w:beforeAutospacing="0" w:afterAutospacing="0"/>
               <w:jc w:val="center"/>
             </w:pPr>
             <w:r>
               <w:rPr>
                 <w:rFonts w:ascii="Times New Roman" w:hAnsi="Times New Roman"/>
-                <w:b/>
+                <w:b w:val="1"/>
               </w:rPr>
               <w:t>Ед. измерения</w:t>
             </w:r>
@@ -1997,10 +1839,10 @@
           <w:tcPr>
             <w:tcW w:w="1169" w:type="dxa"/>
             <w:tcBorders>
-              <w:top w:val="single" w:sz="4" w:space="0" w:color="000000"/>
-              <w:left w:val="single" w:sz="4" w:space="0" w:color="000000"/>
-              <w:bottom w:val="single" w:sz="4" w:space="0" w:color="000000"/>
-              <w:right w:val="single" w:sz="4" w:space="0" w:color="000000"/>
+              <w:top w:val="single" w:sz="4" w:space="0" w:shadow="0" w:frame="0" w:color="000000"/>
+              <w:left w:val="single" w:sz="4" w:space="0" w:shadow="0" w:frame="0" w:color="000000"/>
+              <w:bottom w:val="single" w:sz="4" w:space="0" w:shadow="0" w:frame="0" w:color="000000"/>
+              <w:right w:val="single" w:sz="4" w:space="0" w:shadow="0" w:frame="0" w:color="000000"/>
             </w:tcBorders>
             <w:shd w:val="clear" w:color="auto" w:fill="FFFFFF"/>
             <w:tcMar>
@@ -2011,13 +1853,13 @@
           </w:tcPr>
           <w:p>
             <w:pPr>
-              <w:spacing w:after="120" w:line="276" w:lineRule="auto"/>
+              <w:spacing w:lineRule="auto" w:line="276" w:after="120" w:beforeAutospacing="0" w:afterAutospacing="0"/>
               <w:jc w:val="center"/>
             </w:pPr>
             <w:r>
               <w:rPr>
                 <w:rFonts w:ascii="Times New Roman" w:hAnsi="Times New Roman"/>
-                <w:b/>
+                <w:b w:val="1"/>
               </w:rPr>
               <w:t>Кол-во зрителей</w:t>
             </w:r>
@@ -2027,10 +1869,10 @@
           <w:tcPr>
             <w:tcW w:w="1175" w:type="dxa"/>
             <w:tcBorders>
-              <w:top w:val="single" w:sz="4" w:space="0" w:color="000000"/>
-              <w:left w:val="single" w:sz="4" w:space="0" w:color="000000"/>
-              <w:bottom w:val="single" w:sz="4" w:space="0" w:color="000000"/>
-              <w:right w:val="single" w:sz="4" w:space="0" w:color="000000"/>
+              <w:top w:val="single" w:sz="4" w:space="0" w:shadow="0" w:frame="0" w:color="000000"/>
+              <w:left w:val="single" w:sz="4" w:space="0" w:shadow="0" w:frame="0" w:color="000000"/>
+              <w:bottom w:val="single" w:sz="4" w:space="0" w:shadow="0" w:frame="0" w:color="000000"/>
+              <w:right w:val="single" w:sz="4" w:space="0" w:shadow="0" w:frame="0" w:color="000000"/>
             </w:tcBorders>
             <w:shd w:val="clear" w:color="auto" w:fill="FFFFFF"/>
             <w:tcMar>
@@ -2041,13 +1883,13 @@
           </w:tcPr>
           <w:p>
             <w:pPr>
-              <w:spacing w:after="120" w:line="276" w:lineRule="auto"/>
+              <w:spacing w:lineRule="auto" w:line="276" w:after="120" w:beforeAutospacing="0" w:afterAutospacing="0"/>
               <w:jc w:val="center"/>
             </w:pPr>
             <w:r>
               <w:rPr>
                 <w:rFonts w:ascii="Times New Roman" w:hAnsi="Times New Roman"/>
-                <w:b/>
+                <w:b w:val="1"/>
               </w:rPr>
               <w:t>Цена, руб.</w:t>
             </w:r>
@@ -2057,10 +1899,10 @@
           <w:tcPr>
             <w:tcW w:w="1718" w:type="dxa"/>
             <w:tcBorders>
-              <w:top w:val="single" w:sz="4" w:space="0" w:color="000000"/>
-              <w:left w:val="single" w:sz="4" w:space="0" w:color="000000"/>
-              <w:bottom w:val="single" w:sz="4" w:space="0" w:color="000000"/>
-              <w:right w:val="single" w:sz="4" w:space="0" w:color="000000"/>
+              <w:top w:val="single" w:sz="4" w:space="0" w:shadow="0" w:frame="0" w:color="000000"/>
+              <w:left w:val="single" w:sz="4" w:space="0" w:shadow="0" w:frame="0" w:color="000000"/>
+              <w:bottom w:val="single" w:sz="4" w:space="0" w:shadow="0" w:frame="0" w:color="000000"/>
+              <w:right w:val="single" w:sz="4" w:space="0" w:shadow="0" w:frame="0" w:color="000000"/>
             </w:tcBorders>
             <w:shd w:val="clear" w:color="auto" w:fill="FFFFFF"/>
             <w:tcMar>
@@ -2071,13 +1913,13 @@
           </w:tcPr>
           <w:p>
             <w:pPr>
-              <w:spacing w:after="120" w:line="276" w:lineRule="auto"/>
+              <w:spacing w:lineRule="auto" w:line="276" w:after="120" w:beforeAutospacing="0" w:afterAutospacing="0"/>
               <w:jc w:val="center"/>
             </w:pPr>
             <w:r>
               <w:rPr>
                 <w:rFonts w:ascii="Times New Roman" w:hAnsi="Times New Roman"/>
-                <w:b/>
+                <w:b w:val="1"/>
               </w:rPr>
               <w:t>Стоимость услуг, руб.</w:t>
             </w:r>
@@ -2086,17 +1928,17 @@
       </w:tr>
       <w:tr>
         <w:trPr>
-          <w:trHeight w:val="407"/>
+          <w:trHeight w:hRule="atLeast" w:val="407"/>
         </w:trPr>
         <w:tc>
           <w:tcPr>
             <w:tcW w:w="9196" w:type="dxa"/>
             <w:gridSpan w:val="6"/>
             <w:tcBorders>
-              <w:top w:val="single" w:sz="4" w:space="0" w:color="000000"/>
-              <w:left w:val="single" w:sz="4" w:space="0" w:color="000000"/>
-              <w:bottom w:val="single" w:sz="4" w:space="0" w:color="000000"/>
-              <w:right w:val="single" w:sz="4" w:space="0" w:color="000000"/>
+              <w:top w:val="single" w:sz="4" w:space="0" w:shadow="0" w:frame="0" w:color="000000"/>
+              <w:left w:val="single" w:sz="4" w:space="0" w:shadow="0" w:frame="0" w:color="000000"/>
+              <w:bottom w:val="single" w:sz="4" w:space="0" w:shadow="0" w:frame="0" w:color="000000"/>
+              <w:right w:val="single" w:sz="4" w:space="0" w:shadow="0" w:frame="0" w:color="000000"/>
             </w:tcBorders>
             <w:shd w:val="clear" w:color="auto" w:fill="FFFFFF"/>
             <w:tcMar>
@@ -2107,7 +1949,7 @@
           </w:tcPr>
           <w:p>
             <w:pPr>
-              <w:spacing w:after="120" w:line="276" w:lineRule="auto"/>
+              <w:spacing w:lineRule="auto" w:line="276" w:after="120" w:beforeAutospacing="0" w:afterAutospacing="0"/>
               <w:jc w:val="center"/>
               <w:rPr>
                 <w:rFonts w:ascii="Times New Roman" w:hAnsi="Times New Roman"/>
@@ -2119,39 +1961,23 @@
                 <w:rFonts w:ascii="Times New Roman" w:hAnsi="Times New Roman"/>
                 <w:lang w:val="en-US"/>
               </w:rPr>
-              <w:t xml:space="preserve">{% for row in </w:t>
-            </w:r>
-            <w:proofErr w:type="spellStart"/>
-            <w:r>
-              <w:rPr>
-                <w:rFonts w:ascii="Times New Roman" w:hAnsi="Times New Roman"/>
-                <w:lang w:val="en-US"/>
-              </w:rPr>
-              <w:t>services_table</w:t>
-            </w:r>
-            <w:proofErr w:type="spellEnd"/>
-            <w:r>
-              <w:rPr>
-                <w:rFonts w:ascii="Times New Roman" w:hAnsi="Times New Roman"/>
-                <w:lang w:val="en-US"/>
-              </w:rPr>
-              <w:t xml:space="preserve"> %}</w:t>
+              <w:t>{% for row in services_table %}</w:t>
             </w:r>
           </w:p>
         </w:tc>
       </w:tr>
       <w:tr>
         <w:trPr>
-          <w:trHeight w:val="689"/>
+          <w:trHeight w:hRule="atLeast" w:val="689"/>
         </w:trPr>
         <w:tc>
           <w:tcPr>
             <w:tcW w:w="812" w:type="dxa"/>
             <w:tcBorders>
-              <w:top w:val="single" w:sz="4" w:space="0" w:color="000000"/>
-              <w:left w:val="single" w:sz="4" w:space="0" w:color="000000"/>
-              <w:bottom w:val="single" w:sz="4" w:space="0" w:color="000000"/>
-              <w:right w:val="single" w:sz="4" w:space="0" w:color="000000"/>
+              <w:top w:val="single" w:sz="4" w:space="0" w:shadow="0" w:frame="0" w:color="000000"/>
+              <w:left w:val="single" w:sz="4" w:space="0" w:shadow="0" w:frame="0" w:color="000000"/>
+              <w:bottom w:val="single" w:sz="4" w:space="0" w:shadow="0" w:frame="0" w:color="000000"/>
+              <w:right w:val="single" w:sz="4" w:space="0" w:shadow="0" w:frame="0" w:color="000000"/>
             </w:tcBorders>
             <w:shd w:val="clear" w:color="auto" w:fill="FFFFFF"/>
             <w:tcMar>
@@ -2162,7 +1988,7 @@
           </w:tcPr>
           <w:p>
             <w:pPr>
-              <w:spacing w:after="120" w:line="276" w:lineRule="auto"/>
+              <w:spacing w:lineRule="auto" w:line="276" w:after="120" w:beforeAutospacing="0" w:afterAutospacing="0"/>
               <w:jc w:val="center"/>
               <w:rPr>
                 <w:rFonts w:ascii="Times New Roman" w:hAnsi="Times New Roman"/>
@@ -2172,21 +1998,7 @@
               <w:rPr>
                 <w:rFonts w:ascii="Times New Roman" w:hAnsi="Times New Roman"/>
               </w:rPr>
-              <w:t>{{</w:t>
-            </w:r>
-            <w:proofErr w:type="spellStart"/>
-            <w:r>
-              <w:rPr>
-                <w:rFonts w:ascii="Times New Roman" w:hAnsi="Times New Roman"/>
-              </w:rPr>
-              <w:t>row.num</w:t>
-            </w:r>
-            <w:proofErr w:type="spellEnd"/>
-            <w:r>
-              <w:rPr>
-                <w:rFonts w:ascii="Times New Roman" w:hAnsi="Times New Roman"/>
-              </w:rPr>
-              <w:t>}}</w:t>
+              <w:t>{{row.num}}</w:t>
             </w:r>
           </w:p>
         </w:tc>
@@ -2194,10 +2006,10 @@
           <w:tcPr>
             <w:tcW w:w="3043" w:type="dxa"/>
             <w:tcBorders>
-              <w:top w:val="single" w:sz="4" w:space="0" w:color="000000"/>
-              <w:left w:val="single" w:sz="4" w:space="0" w:color="000000"/>
-              <w:bottom w:val="single" w:sz="4" w:space="0" w:color="000000"/>
-              <w:right w:val="single" w:sz="4" w:space="0" w:color="000000"/>
+              <w:top w:val="single" w:sz="4" w:space="0" w:shadow="0" w:frame="0" w:color="000000"/>
+              <w:left w:val="single" w:sz="4" w:space="0" w:shadow="0" w:frame="0" w:color="000000"/>
+              <w:bottom w:val="single" w:sz="4" w:space="0" w:shadow="0" w:frame="0" w:color="000000"/>
+              <w:right w:val="single" w:sz="4" w:space="0" w:shadow="0" w:frame="0" w:color="000000"/>
             </w:tcBorders>
             <w:shd w:val="clear" w:color="auto" w:fill="FFFFFF"/>
             <w:tcMar>
@@ -2208,7 +2020,7 @@
           </w:tcPr>
           <w:p>
             <w:pPr>
-              <w:spacing w:after="120" w:line="276" w:lineRule="auto"/>
+              <w:spacing w:lineRule="auto" w:line="276" w:after="120" w:beforeAutospacing="0" w:afterAutospacing="0"/>
               <w:jc w:val="center"/>
               <w:rPr>
                 <w:rFonts w:ascii="Times New Roman" w:hAnsi="Times New Roman"/>
@@ -2218,21 +2030,7 @@
               <w:rPr>
                 <w:rFonts w:ascii="Times New Roman" w:hAnsi="Times New Roman"/>
               </w:rPr>
-              <w:t>{{</w:t>
-            </w:r>
-            <w:proofErr w:type="spellStart"/>
-            <w:r>
-              <w:rPr>
-                <w:rFonts w:ascii="Times New Roman" w:hAnsi="Times New Roman"/>
-              </w:rPr>
-              <w:t>row.service_name</w:t>
-            </w:r>
-            <w:proofErr w:type="spellEnd"/>
-            <w:r>
-              <w:rPr>
-                <w:rFonts w:ascii="Times New Roman" w:hAnsi="Times New Roman"/>
-              </w:rPr>
-              <w:t>}}</w:t>
+              <w:t>{{row.service_name}}</w:t>
             </w:r>
           </w:p>
         </w:tc>
@@ -2240,10 +2038,10 @@
           <w:tcPr>
             <w:tcW w:w="1277" w:type="dxa"/>
             <w:tcBorders>
-              <w:top w:val="single" w:sz="4" w:space="0" w:color="000000"/>
-              <w:left w:val="single" w:sz="4" w:space="0" w:color="000000"/>
-              <w:bottom w:val="single" w:sz="4" w:space="0" w:color="000000"/>
-              <w:right w:val="single" w:sz="4" w:space="0" w:color="000000"/>
+              <w:top w:val="single" w:sz="4" w:space="0" w:shadow="0" w:frame="0" w:color="000000"/>
+              <w:left w:val="single" w:sz="4" w:space="0" w:shadow="0" w:frame="0" w:color="000000"/>
+              <w:bottom w:val="single" w:sz="4" w:space="0" w:shadow="0" w:frame="0" w:color="000000"/>
+              <w:right w:val="single" w:sz="4" w:space="0" w:shadow="0" w:frame="0" w:color="000000"/>
             </w:tcBorders>
             <w:shd w:val="clear" w:color="auto" w:fill="FFFFFF"/>
             <w:tcMar>
@@ -2254,7 +2052,7 @@
           </w:tcPr>
           <w:p>
             <w:pPr>
-              <w:spacing w:after="120" w:line="276" w:lineRule="auto"/>
+              <w:spacing w:lineRule="auto" w:line="276" w:after="120" w:beforeAutospacing="0" w:afterAutospacing="0"/>
               <w:jc w:val="center"/>
             </w:pPr>
             <w:r>
@@ -2269,10 +2067,10 @@
           <w:tcPr>
             <w:tcW w:w="1169" w:type="dxa"/>
             <w:tcBorders>
-              <w:top w:val="single" w:sz="4" w:space="0" w:color="000000"/>
-              <w:left w:val="single" w:sz="4" w:space="0" w:color="000000"/>
-              <w:bottom w:val="single" w:sz="4" w:space="0" w:color="000000"/>
-              <w:right w:val="single" w:sz="4" w:space="0" w:color="000000"/>
+              <w:top w:val="single" w:sz="4" w:space="0" w:shadow="0" w:frame="0" w:color="000000"/>
+              <w:left w:val="single" w:sz="4" w:space="0" w:shadow="0" w:frame="0" w:color="000000"/>
+              <w:bottom w:val="single" w:sz="4" w:space="0" w:shadow="0" w:frame="0" w:color="000000"/>
+              <w:right w:val="single" w:sz="4" w:space="0" w:shadow="0" w:frame="0" w:color="000000"/>
             </w:tcBorders>
             <w:shd w:val="clear" w:color="auto" w:fill="FFFFFF"/>
             <w:tcMar>
@@ -2283,7 +2081,7 @@
           </w:tcPr>
           <w:p>
             <w:pPr>
-              <w:spacing w:after="120" w:line="276" w:lineRule="auto"/>
+              <w:spacing w:lineRule="auto" w:line="276" w:after="120" w:beforeAutospacing="0" w:afterAutospacing="0"/>
               <w:jc w:val="center"/>
               <w:rPr>
                 <w:rFonts w:ascii="Times New Roman" w:hAnsi="Times New Roman"/>
@@ -2293,21 +2091,7 @@
               <w:rPr>
                 <w:rFonts w:ascii="Times New Roman" w:hAnsi="Times New Roman"/>
               </w:rPr>
-              <w:t>{{</w:t>
-            </w:r>
-            <w:proofErr w:type="spellStart"/>
-            <w:r>
-              <w:rPr>
-                <w:rFonts w:ascii="Times New Roman" w:hAnsi="Times New Roman"/>
-              </w:rPr>
-              <w:t>row.viewers</w:t>
-            </w:r>
-            <w:proofErr w:type="spellEnd"/>
-            <w:r>
-              <w:rPr>
-                <w:rFonts w:ascii="Times New Roman" w:hAnsi="Times New Roman"/>
-              </w:rPr>
-              <w:t>}} чел.</w:t>
+              <w:t>{{row.viewers}} чел.</w:t>
             </w:r>
           </w:p>
         </w:tc>
@@ -2315,10 +2099,10 @@
           <w:tcPr>
             <w:tcW w:w="1175" w:type="dxa"/>
             <w:tcBorders>
-              <w:top w:val="single" w:sz="4" w:space="0" w:color="000000"/>
-              <w:left w:val="single" w:sz="4" w:space="0" w:color="000000"/>
-              <w:bottom w:val="single" w:sz="4" w:space="0" w:color="000000"/>
-              <w:right w:val="single" w:sz="4" w:space="0" w:color="000000"/>
+              <w:top w:val="single" w:sz="4" w:space="0" w:shadow="0" w:frame="0" w:color="000000"/>
+              <w:left w:val="single" w:sz="4" w:space="0" w:shadow="0" w:frame="0" w:color="000000"/>
+              <w:bottom w:val="single" w:sz="4" w:space="0" w:shadow="0" w:frame="0" w:color="000000"/>
+              <w:right w:val="single" w:sz="4" w:space="0" w:shadow="0" w:frame="0" w:color="000000"/>
             </w:tcBorders>
             <w:shd w:val="clear" w:color="auto" w:fill="FFFFFF"/>
             <w:tcMar>
@@ -2329,7 +2113,7 @@
           </w:tcPr>
           <w:p>
             <w:pPr>
-              <w:spacing w:after="120" w:line="276" w:lineRule="auto"/>
+              <w:spacing w:lineRule="auto" w:line="276" w:after="120" w:beforeAutospacing="0" w:afterAutospacing="0"/>
               <w:jc w:val="center"/>
               <w:rPr>
                 <w:rFonts w:ascii="Times New Roman" w:hAnsi="Times New Roman"/>
@@ -2339,21 +2123,7 @@
               <w:rPr>
                 <w:rFonts w:ascii="Times New Roman" w:hAnsi="Times New Roman"/>
               </w:rPr>
-              <w:t>{{</w:t>
-            </w:r>
-            <w:proofErr w:type="spellStart"/>
-            <w:r>
-              <w:rPr>
-                <w:rFonts w:ascii="Times New Roman" w:hAnsi="Times New Roman"/>
-              </w:rPr>
-              <w:t>row.price</w:t>
-            </w:r>
-            <w:proofErr w:type="spellEnd"/>
-            <w:r>
-              <w:rPr>
-                <w:rFonts w:ascii="Times New Roman" w:hAnsi="Times New Roman"/>
-              </w:rPr>
-              <w:t>}}</w:t>
+              <w:t>{{row.price}}</w:t>
             </w:r>
           </w:p>
         </w:tc>
@@ -2361,10 +2131,10 @@
           <w:tcPr>
             <w:tcW w:w="1718" w:type="dxa"/>
             <w:tcBorders>
-              <w:top w:val="single" w:sz="4" w:space="0" w:color="000000"/>
-              <w:left w:val="single" w:sz="4" w:space="0" w:color="000000"/>
-              <w:bottom w:val="single" w:sz="4" w:space="0" w:color="000000"/>
-              <w:right w:val="single" w:sz="4" w:space="0" w:color="000000"/>
+              <w:top w:val="single" w:sz="4" w:space="0" w:shadow="0" w:frame="0" w:color="000000"/>
+              <w:left w:val="single" w:sz="4" w:space="0" w:shadow="0" w:frame="0" w:color="000000"/>
+              <w:bottom w:val="single" w:sz="4" w:space="0" w:shadow="0" w:frame="0" w:color="000000"/>
+              <w:right w:val="single" w:sz="4" w:space="0" w:shadow="0" w:frame="0" w:color="000000"/>
             </w:tcBorders>
             <w:shd w:val="clear" w:color="auto" w:fill="FFFFFF"/>
             <w:tcMar>
@@ -2375,7 +2145,7 @@
           </w:tcPr>
           <w:p>
             <w:pPr>
-              <w:spacing w:after="120" w:line="276" w:lineRule="auto"/>
+              <w:spacing w:lineRule="auto" w:line="276" w:after="120" w:beforeAutospacing="0" w:afterAutospacing="0"/>
               <w:jc w:val="center"/>
               <w:rPr>
                 <w:rFonts w:ascii="Times New Roman" w:hAnsi="Times New Roman"/>
@@ -2385,64 +2155,36 @@
               <w:rPr>
                 <w:rFonts w:ascii="Times New Roman" w:hAnsi="Times New Roman"/>
               </w:rPr>
-              <w:t>{{</w:t>
+              <w:t>{{row.total}</w:t>
             </w:r>
-            <w:proofErr w:type="spellStart"/>
             <w:r>
               <w:rPr>
                 <w:rFonts w:ascii="Times New Roman" w:hAnsi="Times New Roman"/>
-              </w:rPr>
-              <w:t>row.total</w:t>
-            </w:r>
-            <w:proofErr w:type="spellEnd"/>
-            <w:r>
-              <w:rPr>
-                <w:rFonts w:ascii="Times New Roman" w:hAnsi="Times New Roman"/>
+                <w:lang w:val="en-US"/>
               </w:rPr>
               <w:t>}</w:t>
             </w:r>
             <w:r>
               <w:rPr>
                 <w:rFonts w:ascii="Times New Roman" w:hAnsi="Times New Roman"/>
-                <w:lang w:val="en-US"/>
-              </w:rPr>
-              <w:t>}</w:t>
-            </w:r>
-            <w:r>
-              <w:rPr>
-                <w:rFonts w:ascii="Times New Roman" w:hAnsi="Times New Roman"/>
-              </w:rPr>
-              <w:t xml:space="preserve">{% </w:t>
-            </w:r>
-            <w:proofErr w:type="spellStart"/>
-            <w:r>
-              <w:rPr>
-                <w:rFonts w:ascii="Times New Roman" w:hAnsi="Times New Roman"/>
-              </w:rPr>
-              <w:t>endfor</w:t>
-            </w:r>
-            <w:proofErr w:type="spellEnd"/>
-            <w:r>
-              <w:rPr>
-                <w:rFonts w:ascii="Times New Roman" w:hAnsi="Times New Roman"/>
-              </w:rPr>
-              <w:t xml:space="preserve"> %}</w:t>
+              </w:rPr>
+              <w:t>{% endfor %}</w:t>
             </w:r>
           </w:p>
         </w:tc>
       </w:tr>
       <w:tr>
         <w:trPr>
-          <w:trHeight w:val="1"/>
+          <w:trHeight w:hRule="atLeast" w:val="1"/>
         </w:trPr>
         <w:tc>
           <w:tcPr>
             <w:tcW w:w="812" w:type="dxa"/>
             <w:tcBorders>
-              <w:top w:val="single" w:sz="4" w:space="0" w:color="000000"/>
-              <w:left w:val="single" w:sz="4" w:space="0" w:color="000000"/>
-              <w:bottom w:val="single" w:sz="4" w:space="0" w:color="000000"/>
-              <w:right w:val="single" w:sz="4" w:space="0" w:color="000000"/>
+              <w:top w:val="single" w:sz="4" w:space="0" w:shadow="0" w:frame="0" w:color="000000"/>
+              <w:left w:val="single" w:sz="4" w:space="0" w:shadow="0" w:frame="0" w:color="000000"/>
+              <w:bottom w:val="single" w:sz="4" w:space="0" w:shadow="0" w:frame="0" w:color="000000"/>
+              <w:right w:val="single" w:sz="4" w:space="0" w:shadow="0" w:frame="0" w:color="000000"/>
             </w:tcBorders>
             <w:shd w:val="clear" w:color="auto" w:fill="FFFFFF"/>
             <w:tcMar>
@@ -2453,7 +2195,7 @@
           </w:tcPr>
           <w:p>
             <w:pPr>
-              <w:spacing w:after="120" w:line="276" w:lineRule="auto"/>
+              <w:spacing w:lineRule="auto" w:line="276" w:after="120" w:beforeAutospacing="0" w:afterAutospacing="0"/>
               <w:jc w:val="center"/>
               <w:rPr>
                 <w:rFonts w:ascii="Calibri" w:hAnsi="Calibri"/>
@@ -2465,10 +2207,10 @@
           <w:tcPr>
             <w:tcW w:w="3043" w:type="dxa"/>
             <w:tcBorders>
-              <w:top w:val="single" w:sz="4" w:space="0" w:color="000000"/>
-              <w:left w:val="single" w:sz="4" w:space="0" w:color="000000"/>
-              <w:bottom w:val="single" w:sz="4" w:space="0" w:color="000000"/>
-              <w:right w:val="single" w:sz="4" w:space="0" w:color="000000"/>
+              <w:top w:val="single" w:sz="4" w:space="0" w:shadow="0" w:frame="0" w:color="000000"/>
+              <w:left w:val="single" w:sz="4" w:space="0" w:shadow="0" w:frame="0" w:color="000000"/>
+              <w:bottom w:val="single" w:sz="4" w:space="0" w:shadow="0" w:frame="0" w:color="000000"/>
+              <w:right w:val="single" w:sz="4" w:space="0" w:shadow="0" w:frame="0" w:color="000000"/>
             </w:tcBorders>
             <w:shd w:val="clear" w:color="auto" w:fill="FFFFFF"/>
             <w:tcMar>
@@ -2479,12 +2221,12 @@
           </w:tcPr>
           <w:p>
             <w:pPr>
-              <w:spacing w:after="120" w:line="276" w:lineRule="auto"/>
+              <w:spacing w:lineRule="auto" w:line="276" w:after="120" w:beforeAutospacing="0" w:afterAutospacing="0"/>
             </w:pPr>
             <w:r>
               <w:rPr>
                 <w:rFonts w:ascii="Times New Roman" w:hAnsi="Times New Roman"/>
-                <w:b/>
+                <w:b w:val="1"/>
               </w:rPr>
               <w:t>Итого:</w:t>
             </w:r>
@@ -2495,10 +2237,10 @@
             <w:tcW w:w="3622" w:type="dxa"/>
             <w:gridSpan w:val="3"/>
             <w:tcBorders>
-              <w:top w:val="single" w:sz="4" w:space="0" w:color="000000"/>
-              <w:left w:val="single" w:sz="4" w:space="0" w:color="000000"/>
-              <w:bottom w:val="single" w:sz="4" w:space="0" w:color="000000"/>
-              <w:right w:val="single" w:sz="4" w:space="0" w:color="000000"/>
+              <w:top w:val="single" w:sz="4" w:space="0" w:shadow="0" w:frame="0" w:color="000000"/>
+              <w:left w:val="single" w:sz="4" w:space="0" w:shadow="0" w:frame="0" w:color="000000"/>
+              <w:bottom w:val="single" w:sz="4" w:space="0" w:shadow="0" w:frame="0" w:color="000000"/>
+              <w:right w:val="single" w:sz="4" w:space="0" w:shadow="0" w:frame="0" w:color="000000"/>
             </w:tcBorders>
             <w:shd w:val="clear" w:color="auto" w:fill="FFFFFF"/>
             <w:tcMar>
@@ -2509,7 +2251,7 @@
           </w:tcPr>
           <w:p>
             <w:pPr>
-              <w:spacing w:after="120" w:line="276" w:lineRule="auto"/>
+              <w:spacing w:lineRule="auto" w:line="276" w:after="120" w:beforeAutospacing="0" w:afterAutospacing="0"/>
               <w:jc w:val="center"/>
               <w:rPr>
                 <w:rFonts w:ascii="Calibri" w:hAnsi="Calibri"/>
@@ -2521,10 +2263,10 @@
           <w:tcPr>
             <w:tcW w:w="1718" w:type="dxa"/>
             <w:tcBorders>
-              <w:top w:val="single" w:sz="4" w:space="0" w:color="000000"/>
-              <w:left w:val="single" w:sz="4" w:space="0" w:color="000000"/>
-              <w:bottom w:val="single" w:sz="4" w:space="0" w:color="000000"/>
-              <w:right w:val="single" w:sz="4" w:space="0" w:color="000000"/>
+              <w:top w:val="single" w:sz="4" w:space="0" w:shadow="0" w:frame="0" w:color="000000"/>
+              <w:left w:val="single" w:sz="4" w:space="0" w:shadow="0" w:frame="0" w:color="000000"/>
+              <w:bottom w:val="single" w:sz="4" w:space="0" w:shadow="0" w:frame="0" w:color="000000"/>
+              <w:right w:val="single" w:sz="4" w:space="0" w:shadow="0" w:frame="0" w:color="000000"/>
             </w:tcBorders>
             <w:shd w:val="clear" w:color="auto" w:fill="FFFFFF"/>
             <w:tcMar>
@@ -2535,7 +2277,7 @@
           </w:tcPr>
           <w:p>
             <w:pPr>
-              <w:spacing w:after="120" w:line="276" w:lineRule="auto"/>
+              <w:spacing w:lineRule="auto" w:line="276" w:after="120" w:beforeAutospacing="0" w:afterAutospacing="0"/>
               <w:jc w:val="center"/>
               <w:rPr>
                 <w:rFonts w:ascii="Times New Roman" w:hAnsi="Times New Roman"/>
@@ -2545,21 +2287,7 @@
               <w:rPr>
                 <w:rFonts w:ascii="Times New Roman" w:hAnsi="Times New Roman"/>
               </w:rPr>
-              <w:t>{{</w:t>
-            </w:r>
-            <w:proofErr w:type="spellStart"/>
-            <w:r>
-              <w:rPr>
-                <w:rFonts w:ascii="Times New Roman" w:hAnsi="Times New Roman"/>
-              </w:rPr>
-              <w:t>services_table_total</w:t>
-            </w:r>
-            <w:proofErr w:type="spellEnd"/>
-            <w:r>
-              <w:rPr>
-                <w:rFonts w:ascii="Times New Roman" w:hAnsi="Times New Roman"/>
-              </w:rPr>
-              <w:t>}}</w:t>
+              <w:t>{{services_table_total}}</w:t>
             </w:r>
           </w:p>
         </w:tc>
@@ -2567,102 +2295,54 @@
     </w:tbl>
     <w:p>
       <w:pPr>
-        <w:spacing w:after="200" w:line="240" w:lineRule="auto"/>
+        <w:spacing w:lineRule="auto" w:line="240" w:after="200" w:beforeAutospacing="0" w:afterAutospacing="0"/>
         <w:jc w:val="center"/>
         <w:rPr>
           <w:rFonts w:ascii="Times New Roman" w:hAnsi="Times New Roman"/>
-          <w:b/>
-        </w:rPr>
-      </w:pPr>
-    </w:p>
-    <w:p>
-      <w:pPr>
-        <w:spacing w:after="200" w:line="276" w:lineRule="auto"/>
-        <w:rPr>
-          <w:rFonts w:ascii="Times New Roman" w:hAnsi="Times New Roman"/>
-        </w:rPr>
-      </w:pPr>
-      <w:r>
-        <w:rPr>
-          <w:rStyle w:val="15"/>
-          <w:rFonts w:ascii="Times New Roman" w:hAnsi="Times New Roman"/>
-        </w:rPr>
-        <w:t xml:space="preserve">Директор                                                                    {{ </w:t>
-      </w:r>
-      <w:proofErr w:type="spellStart"/>
-      <w:r>
-        <w:rPr>
-          <w:rStyle w:val="15"/>
-          <w:rFonts w:ascii="Times New Roman" w:hAnsi="Times New Roman"/>
-        </w:rPr>
-        <w:t>doer.function</w:t>
-      </w:r>
-      <w:proofErr w:type="spellEnd"/>
-      <w:r>
-        <w:rPr>
-          <w:rStyle w:val="15"/>
-          <w:rFonts w:ascii="Times New Roman" w:hAnsi="Times New Roman"/>
-        </w:rPr>
-        <w:t xml:space="preserve"> }}</w:t>
-      </w:r>
-    </w:p>
-    <w:p>
-      <w:pPr>
-        <w:spacing w:after="200" w:line="276" w:lineRule="auto"/>
-        <w:rPr>
-          <w:rFonts w:ascii="Times New Roman" w:hAnsi="Times New Roman"/>
-        </w:rPr>
-      </w:pPr>
-      <w:r>
-        <w:rPr>
-          <w:rStyle w:val="15"/>
-          <w:rFonts w:ascii="Times New Roman" w:hAnsi="Times New Roman"/>
-        </w:rPr>
-        <w:t>__________________ /{{</w:t>
-      </w:r>
-      <w:proofErr w:type="spellStart"/>
-      <w:r>
-        <w:rPr>
-          <w:rStyle w:val="15"/>
-          <w:rFonts w:ascii="Times New Roman" w:hAnsi="Times New Roman"/>
-        </w:rPr>
-        <w:t>customer.fio</w:t>
-      </w:r>
-      <w:proofErr w:type="spellEnd"/>
-      <w:r>
-        <w:rPr>
-          <w:rStyle w:val="15"/>
-          <w:rFonts w:ascii="Times New Roman" w:hAnsi="Times New Roman"/>
-        </w:rPr>
-        <w:t>}}/                  __________________ /{{</w:t>
-      </w:r>
-      <w:proofErr w:type="spellStart"/>
-      <w:r>
-        <w:rPr>
-          <w:rStyle w:val="15"/>
-          <w:rFonts w:ascii="Times New Roman" w:hAnsi="Times New Roman"/>
-        </w:rPr>
-        <w:t>doer.fio</w:t>
-      </w:r>
-      <w:proofErr w:type="spellEnd"/>
-      <w:r>
-        <w:rPr>
-          <w:rStyle w:val="15"/>
-          <w:rFonts w:ascii="Times New Roman" w:hAnsi="Times New Roman"/>
-        </w:rPr>
-        <w:t>}}/</w:t>
-      </w:r>
-    </w:p>
-    <w:p>
-      <w:pPr>
-        <w:spacing w:after="200" w:line="276" w:lineRule="auto"/>
-        <w:rPr>
-          <w:rFonts w:ascii="Times New Roman" w:hAnsi="Times New Roman"/>
-        </w:rPr>
-      </w:pPr>
-      <w:r>
-        <w:rPr>
-          <w:rStyle w:val="15"/>
+          <w:b w:val="1"/>
+        </w:rPr>
+      </w:pPr>
+    </w:p>
+    <w:p>
+      <w:pPr>
+        <w:spacing w:lineRule="auto" w:line="276" w:after="200" w:beforeAutospacing="0" w:afterAutospacing="0"/>
+        <w:rPr>
+          <w:rFonts w:ascii="Times New Roman" w:hAnsi="Times New Roman"/>
+        </w:rPr>
+      </w:pPr>
+      <w:r>
+        <w:rPr>
+          <w:rStyle w:val="C3"/>
+          <w:rFonts w:ascii="Times New Roman" w:hAnsi="Times New Roman"/>
+        </w:rPr>
+        <w:t xml:space="preserve">Директор                                                                    {{ doer.function }}</w:t>
+      </w:r>
+    </w:p>
+    <w:p>
+      <w:pPr>
+        <w:spacing w:lineRule="auto" w:line="276" w:after="200" w:beforeAutospacing="0" w:afterAutospacing="0"/>
+        <w:rPr>
+          <w:rFonts w:ascii="Times New Roman" w:hAnsi="Times New Roman"/>
+        </w:rPr>
+      </w:pPr>
+      <w:r>
+        <w:rPr>
+          <w:rStyle w:val="C3"/>
+          <w:rFonts w:ascii="Times New Roman" w:hAnsi="Times New Roman"/>
+        </w:rPr>
+        <w:t xml:space="preserve">__________________ /{{customer.fio}}/                  __________________ /{{doer.fio}}/</w:t>
+      </w:r>
+    </w:p>
+    <w:p>
+      <w:pPr>
+        <w:spacing w:lineRule="auto" w:line="276" w:after="200" w:beforeAutospacing="0" w:afterAutospacing="0"/>
+        <w:rPr>
+          <w:rFonts w:ascii="Times New Roman" w:hAnsi="Times New Roman"/>
+        </w:rPr>
+      </w:pPr>
+      <w:r>
+        <w:rPr>
+          <w:rStyle w:val="C3"/>
           <w:rFonts w:ascii="Times New Roman" w:hAnsi="Times New Roman"/>
         </w:rPr>
         <w:t xml:space="preserve">М.П.                                                                             М.П.  </w:t>
@@ -2670,7 +2350,7 @@
     </w:p>
     <w:p>
       <w:pPr>
-        <w:spacing w:after="200" w:line="240" w:lineRule="auto"/>
+        <w:spacing w:lineRule="auto" w:line="240" w:after="200" w:beforeAutospacing="0" w:afterAutospacing="0"/>
         <w:jc w:val="center"/>
         <w:rPr>
           <w:rFonts w:ascii="Times New Roman" w:hAnsi="Times New Roman"/>
@@ -2685,7 +2365,7 @@
     </w:p>
     <w:p>
       <w:pPr>
-        <w:spacing w:after="200" w:line="240" w:lineRule="auto"/>
+        <w:spacing w:lineRule="auto" w:line="240" w:after="200" w:beforeAutospacing="0" w:afterAutospacing="0"/>
         <w:jc w:val="center"/>
         <w:rPr>
           <w:rFonts w:ascii="Times New Roman" w:hAnsi="Times New Roman"/>
@@ -2694,7 +2374,7 @@
     </w:p>
     <w:p>
       <w:pPr>
-        <w:spacing w:after="200" w:line="276" w:lineRule="auto"/>
+        <w:spacing w:lineRule="auto" w:line="276" w:after="200" w:beforeAutospacing="0" w:afterAutospacing="0"/>
         <w:ind w:firstLine="708"/>
         <w:rPr>
           <w:rFonts w:ascii="Times New Roman" w:hAnsi="Times New Roman"/>
@@ -2704,16 +2384,30 @@
         <w:rPr>
           <w:rFonts w:ascii="Times New Roman" w:hAnsi="Times New Roman"/>
         </w:rPr>
-        <w:t>г. Набережные Челны                                                              от  «____ »_____________ 2025г.</w:t>
-      </w:r>
-    </w:p>
-    <w:p>
-      <w:pPr>
-        <w:spacing w:after="200" w:line="276" w:lineRule="auto"/>
+        <w:t xml:space="preserve">г. Набережные Челны                                                              от  «____ »_____________ 202</w:t>
+      </w:r>
+      <w:r>
+        <w:rPr>
+          <w:rFonts w:ascii="Times New Roman" w:hAnsi="Times New Roman"/>
+          <w:rtl w:val="0"/>
+          <w:lang w:val="en-US" w:bidi="en-US" w:eastAsia="en-US"/>
+        </w:rPr>
+        <w:t>6</w:t>
+      </w:r>
+      <w:r>
+        <w:rPr>
+          <w:rFonts w:ascii="Times New Roman" w:hAnsi="Times New Roman"/>
+        </w:rPr>
+        <w:t>г.</w:t>
+      </w:r>
+    </w:p>
+    <w:p>
+      <w:pPr>
+        <w:spacing w:lineRule="auto" w:line="276" w:after="200" w:beforeAutospacing="0" w:afterAutospacing="0"/>
         <w:ind w:firstLine="708"/>
         <w:rPr>
           <w:rFonts w:ascii="Times New Roman" w:hAnsi="Times New Roman"/>
-          <w:b/>
+          <w:b w:val="1"/>
         </w:rPr>
       </w:pPr>
     </w:p>
@@ -2726,7 +2420,7 @@
           <w:left w:w="10" w:type="dxa"/>
           <w:right w:w="10" w:type="dxa"/>
         </w:tblCellMar>
-        <w:tblLook w:val="04A0" w:firstRow="1" w:lastRow="0" w:firstColumn="1" w:lastColumn="0" w:noHBand="0" w:noVBand="1"/>
+        <w:tblLook w:val="04A0"/>
       </w:tblPr>
       <w:tblGrid>
         <w:gridCol w:w="1065"/>
@@ -2737,16 +2431,16 @@
       </w:tblGrid>
       <w:tr>
         <w:trPr>
-          <w:trHeight w:val="1039"/>
+          <w:trHeight w:hRule="atLeast" w:val="1039"/>
         </w:trPr>
         <w:tc>
           <w:tcPr>
             <w:tcW w:w="1065" w:type="dxa"/>
             <w:tcBorders>
-              <w:top w:val="single" w:sz="4" w:space="0" w:color="000000"/>
-              <w:left w:val="single" w:sz="4" w:space="0" w:color="000000"/>
-              <w:bottom w:val="single" w:sz="4" w:space="0" w:color="000000"/>
-              <w:right w:val="single" w:sz="4" w:space="0" w:color="000000"/>
+              <w:top w:val="single" w:sz="4" w:space="0" w:shadow="0" w:frame="0" w:color="000000"/>
+              <w:left w:val="single" w:sz="4" w:space="0" w:shadow="0" w:frame="0" w:color="000000"/>
+              <w:bottom w:val="single" w:sz="4" w:space="0" w:shadow="0" w:frame="0" w:color="000000"/>
+              <w:right w:val="single" w:sz="4" w:space="0" w:shadow="0" w:frame="0" w:color="000000"/>
             </w:tcBorders>
             <w:shd w:val="clear" w:color="auto" w:fill="FFFFFF"/>
             <w:tcMar>
@@ -2757,20 +2451,20 @@
           </w:tcPr>
           <w:p>
             <w:pPr>
-              <w:spacing w:after="120" w:line="276" w:lineRule="auto"/>
+              <w:spacing w:lineRule="auto" w:line="276" w:after="120" w:beforeAutospacing="0" w:afterAutospacing="0"/>
               <w:jc w:val="center"/>
             </w:pPr>
             <w:r>
               <w:rPr>
                 <w:rFonts w:ascii="Segoe UI Symbol" w:hAnsi="Segoe UI Symbol"/>
-                <w:b/>
+                <w:b w:val="1"/>
               </w:rPr>
               <w:t>№</w:t>
             </w:r>
             <w:r>
               <w:rPr>
                 <w:rFonts w:ascii="Times New Roman" w:hAnsi="Times New Roman"/>
-                <w:b/>
+                <w:b w:val="1"/>
               </w:rPr>
               <w:t>п/п</w:t>
             </w:r>
@@ -2780,10 +2474,10 @@
           <w:tcPr>
             <w:tcW w:w="1756" w:type="dxa"/>
             <w:tcBorders>
-              <w:top w:val="single" w:sz="4" w:space="0" w:color="000000"/>
-              <w:left w:val="single" w:sz="4" w:space="0" w:color="000000"/>
-              <w:bottom w:val="single" w:sz="4" w:space="0" w:color="000000"/>
-              <w:right w:val="single" w:sz="4" w:space="0" w:color="000000"/>
+              <w:top w:val="single" w:sz="4" w:space="0" w:shadow="0" w:frame="0" w:color="000000"/>
+              <w:left w:val="single" w:sz="4" w:space="0" w:shadow="0" w:frame="0" w:color="000000"/>
+              <w:bottom w:val="single" w:sz="4" w:space="0" w:shadow="0" w:frame="0" w:color="000000"/>
+              <w:right w:val="single" w:sz="4" w:space="0" w:shadow="0" w:frame="0" w:color="000000"/>
             </w:tcBorders>
             <w:shd w:val="clear" w:color="auto" w:fill="FFFFFF"/>
             <w:tcMar>
@@ -2794,13 +2488,13 @@
           </w:tcPr>
           <w:p>
             <w:pPr>
-              <w:spacing w:after="120" w:line="276" w:lineRule="auto"/>
+              <w:spacing w:lineRule="auto" w:line="276" w:after="120" w:beforeAutospacing="0" w:afterAutospacing="0"/>
               <w:jc w:val="center"/>
             </w:pPr>
             <w:r>
               <w:rPr>
                 <w:rFonts w:ascii="Times New Roman" w:hAnsi="Times New Roman"/>
-                <w:b/>
+                <w:b w:val="1"/>
               </w:rPr>
               <w:t>Наименование услуги</w:t>
             </w:r>
@@ -2810,10 +2504,10 @@
           <w:tcPr>
             <w:tcW w:w="1470" w:type="dxa"/>
             <w:tcBorders>
-              <w:top w:val="single" w:sz="4" w:space="0" w:color="000000"/>
-              <w:left w:val="single" w:sz="4" w:space="0" w:color="000000"/>
-              <w:bottom w:val="single" w:sz="4" w:space="0" w:color="000000"/>
-              <w:right w:val="single" w:sz="4" w:space="0" w:color="000000"/>
+              <w:top w:val="single" w:sz="4" w:space="0" w:shadow="0" w:frame="0" w:color="000000"/>
+              <w:left w:val="single" w:sz="4" w:space="0" w:shadow="0" w:frame="0" w:color="000000"/>
+              <w:bottom w:val="single" w:sz="4" w:space="0" w:shadow="0" w:frame="0" w:color="000000"/>
+              <w:right w:val="single" w:sz="4" w:space="0" w:shadow="0" w:frame="0" w:color="000000"/>
             </w:tcBorders>
             <w:shd w:val="clear" w:color="auto" w:fill="FFFFFF"/>
             <w:tcMar>
@@ -2824,13 +2518,13 @@
           </w:tcPr>
           <w:p>
             <w:pPr>
-              <w:spacing w:after="120" w:line="276" w:lineRule="auto"/>
+              <w:spacing w:lineRule="auto" w:line="276" w:after="120" w:beforeAutospacing="0" w:afterAutospacing="0"/>
               <w:jc w:val="center"/>
             </w:pPr>
             <w:r>
               <w:rPr>
                 <w:rFonts w:ascii="Times New Roman" w:hAnsi="Times New Roman"/>
-                <w:b/>
+                <w:b w:val="1"/>
               </w:rPr>
               <w:t>Срок оказания услуг</w:t>
             </w:r>
@@ -2840,10 +2534,10 @@
           <w:tcPr>
             <w:tcW w:w="2128" w:type="dxa"/>
             <w:tcBorders>
-              <w:top w:val="single" w:sz="4" w:space="0" w:color="000000"/>
-              <w:left w:val="single" w:sz="4" w:space="0" w:color="000000"/>
-              <w:bottom w:val="single" w:sz="4" w:space="0" w:color="000000"/>
-              <w:right w:val="single" w:sz="4" w:space="0" w:color="000000"/>
+              <w:top w:val="single" w:sz="4" w:space="0" w:shadow="0" w:frame="0" w:color="000000"/>
+              <w:left w:val="single" w:sz="4" w:space="0" w:shadow="0" w:frame="0" w:color="000000"/>
+              <w:bottom w:val="single" w:sz="4" w:space="0" w:shadow="0" w:frame="0" w:color="000000"/>
+              <w:right w:val="single" w:sz="4" w:space="0" w:shadow="0" w:frame="0" w:color="000000"/>
             </w:tcBorders>
             <w:shd w:val="clear" w:color="auto" w:fill="FFFFFF"/>
             <w:tcMar>
@@ -2854,13 +2548,13 @@
           </w:tcPr>
           <w:p>
             <w:pPr>
-              <w:spacing w:after="120" w:line="276" w:lineRule="auto"/>
+              <w:spacing w:lineRule="auto" w:line="276" w:after="120" w:beforeAutospacing="0" w:afterAutospacing="0"/>
               <w:jc w:val="center"/>
             </w:pPr>
             <w:r>
               <w:rPr>
                 <w:rFonts w:ascii="Times New Roman" w:hAnsi="Times New Roman"/>
-                <w:b/>
+                <w:b w:val="1"/>
               </w:rPr>
               <w:t>Исполнитель</w:t>
             </w:r>
@@ -2870,10 +2564,10 @@
           <w:tcPr>
             <w:tcW w:w="2834" w:type="dxa"/>
             <w:tcBorders>
-              <w:top w:val="single" w:sz="4" w:space="0" w:color="000000"/>
-              <w:left w:val="single" w:sz="4" w:space="0" w:color="000000"/>
-              <w:bottom w:val="single" w:sz="4" w:space="0" w:color="000000"/>
-              <w:right w:val="single" w:sz="4" w:space="0" w:color="000000"/>
+              <w:top w:val="single" w:sz="4" w:space="0" w:shadow="0" w:frame="0" w:color="000000"/>
+              <w:left w:val="single" w:sz="4" w:space="0" w:shadow="0" w:frame="0" w:color="000000"/>
+              <w:bottom w:val="single" w:sz="4" w:space="0" w:shadow="0" w:frame="0" w:color="000000"/>
+              <w:right w:val="single" w:sz="4" w:space="0" w:shadow="0" w:frame="0" w:color="000000"/>
             </w:tcBorders>
             <w:shd w:val="clear" w:color="auto" w:fill="FFFFFF"/>
             <w:tcMar>
@@ -2884,13 +2578,13 @@
           </w:tcPr>
           <w:p>
             <w:pPr>
-              <w:spacing w:after="120" w:line="276" w:lineRule="auto"/>
+              <w:spacing w:lineRule="auto" w:line="276" w:after="120" w:beforeAutospacing="0" w:afterAutospacing="0"/>
               <w:jc w:val="center"/>
             </w:pPr>
             <w:r>
               <w:rPr>
                 <w:rFonts w:ascii="Times New Roman" w:hAnsi="Times New Roman"/>
-                <w:b/>
+                <w:b w:val="1"/>
               </w:rPr>
               <w:t>Заказчик</w:t>
             </w:r>
@@ -2899,16 +2593,16 @@
       </w:tr>
       <w:tr>
         <w:trPr>
-          <w:trHeight w:val="949"/>
+          <w:trHeight w:hRule="atLeast" w:val="949"/>
         </w:trPr>
         <w:tc>
           <w:tcPr>
             <w:tcW w:w="1065" w:type="dxa"/>
             <w:tcBorders>
-              <w:top w:val="single" w:sz="4" w:space="0" w:color="000000"/>
-              <w:left w:val="single" w:sz="4" w:space="0" w:color="000000"/>
-              <w:bottom w:val="single" w:sz="4" w:space="0" w:color="000000"/>
-              <w:right w:val="single" w:sz="4" w:space="0" w:color="000000"/>
+              <w:top w:val="single" w:sz="4" w:space="0" w:shadow="0" w:frame="0" w:color="000000"/>
+              <w:left w:val="single" w:sz="4" w:space="0" w:shadow="0" w:frame="0" w:color="000000"/>
+              <w:bottom w:val="single" w:sz="4" w:space="0" w:shadow="0" w:frame="0" w:color="000000"/>
+              <w:right w:val="single" w:sz="4" w:space="0" w:shadow="0" w:frame="0" w:color="000000"/>
             </w:tcBorders>
             <w:shd w:val="clear" w:color="auto" w:fill="FFFFFF"/>
             <w:tcMar>
@@ -2919,39 +2613,21 @@
           </w:tcPr>
           <w:p>
             <w:pPr>
-              <w:spacing w:after="120" w:line="276" w:lineRule="auto"/>
+              <w:spacing w:lineRule="auto" w:line="276" w:after="120" w:beforeAutospacing="0" w:afterAutospacing="0"/>
               <w:jc w:val="center"/>
               <w:rPr>
                 <w:rFonts w:ascii="Times New Roman" w:hAnsi="Times New Roman"/>
-                <w:b/>
+                <w:b w:val="1"/>
                 <w:color w:val="auto"/>
               </w:rPr>
             </w:pPr>
             <w:r>
               <w:rPr>
-                <w:rFonts w:ascii="Times New Roman" w:eastAsia="ui-monospace" w:hAnsi="Times New Roman"/>
+                <w:rFonts w:ascii="Times New Roman" w:hAnsi="Times New Roman" w:eastAsia="ui-monospace"/>
                 <w:color w:val="auto"/>
                 <w:lang w:val="en-US"/>
               </w:rPr>
-              <w:t xml:space="preserve">{%tr for row in </w:t>
-            </w:r>
-            <w:proofErr w:type="spellStart"/>
-            <w:r>
-              <w:rPr>
-                <w:rFonts w:ascii="Times New Roman" w:eastAsia="ui-monospace" w:hAnsi="Times New Roman"/>
-                <w:color w:val="auto"/>
-                <w:lang w:val="en-US"/>
-              </w:rPr>
-              <w:t>services_table</w:t>
-            </w:r>
-            <w:proofErr w:type="spellEnd"/>
-            <w:r>
-              <w:rPr>
-                <w:rFonts w:ascii="Times New Roman" w:eastAsia="ui-monospace" w:hAnsi="Times New Roman"/>
-                <w:color w:val="auto"/>
-                <w:lang w:val="en-US"/>
-              </w:rPr>
-              <w:t xml:space="preserve"> %}</w:t>
+              <w:t>{%tr for row in services_table %}</w:t>
             </w:r>
           </w:p>
         </w:tc>
@@ -2959,10 +2635,10 @@
           <w:tcPr>
             <w:tcW w:w="1756" w:type="dxa"/>
             <w:tcBorders>
-              <w:top w:val="single" w:sz="4" w:space="0" w:color="000000"/>
-              <w:left w:val="single" w:sz="4" w:space="0" w:color="000000"/>
-              <w:bottom w:val="single" w:sz="4" w:space="0" w:color="000000"/>
-              <w:right w:val="single" w:sz="4" w:space="0" w:color="000000"/>
+              <w:top w:val="single" w:sz="4" w:space="0" w:shadow="0" w:frame="0" w:color="000000"/>
+              <w:left w:val="single" w:sz="4" w:space="0" w:shadow="0" w:frame="0" w:color="000000"/>
+              <w:bottom w:val="single" w:sz="4" w:space="0" w:shadow="0" w:frame="0" w:color="000000"/>
+              <w:right w:val="single" w:sz="4" w:space="0" w:shadow="0" w:frame="0" w:color="000000"/>
             </w:tcBorders>
             <w:shd w:val="clear" w:color="auto" w:fill="FFFFFF"/>
             <w:tcMar>
@@ -2973,11 +2649,11 @@
           </w:tcPr>
           <w:p>
             <w:pPr>
-              <w:spacing w:after="120" w:line="276" w:lineRule="auto"/>
+              <w:spacing w:lineRule="auto" w:line="276" w:after="120" w:beforeAutospacing="0" w:afterAutospacing="0"/>
               <w:jc w:val="center"/>
               <w:rPr>
                 <w:rFonts w:ascii="Times New Roman" w:hAnsi="Times New Roman"/>
-                <w:b/>
+                <w:b w:val="1"/>
                 <w:lang w:val="en-US"/>
               </w:rPr>
             </w:pPr>
@@ -2987,10 +2663,10 @@
           <w:tcPr>
             <w:tcW w:w="1470" w:type="dxa"/>
             <w:tcBorders>
-              <w:top w:val="single" w:sz="4" w:space="0" w:color="000000"/>
-              <w:left w:val="single" w:sz="4" w:space="0" w:color="000000"/>
-              <w:bottom w:val="single" w:sz="4" w:space="0" w:color="000000"/>
-              <w:right w:val="single" w:sz="4" w:space="0" w:color="000000"/>
+              <w:top w:val="single" w:sz="4" w:space="0" w:shadow="0" w:frame="0" w:color="000000"/>
+              <w:left w:val="single" w:sz="4" w:space="0" w:shadow="0" w:frame="0" w:color="000000"/>
+              <w:bottom w:val="single" w:sz="4" w:space="0" w:shadow="0" w:frame="0" w:color="000000"/>
+              <w:right w:val="single" w:sz="4" w:space="0" w:shadow="0" w:frame="0" w:color="000000"/>
             </w:tcBorders>
             <w:shd w:val="clear" w:color="auto" w:fill="FFFFFF"/>
             <w:tcMar>
@@ -3001,11 +2677,11 @@
           </w:tcPr>
           <w:p>
             <w:pPr>
-              <w:spacing w:after="120" w:line="276" w:lineRule="auto"/>
+              <w:spacing w:lineRule="auto" w:line="276" w:after="120" w:beforeAutospacing="0" w:afterAutospacing="0"/>
               <w:jc w:val="center"/>
               <w:rPr>
                 <w:rFonts w:ascii="Times New Roman" w:hAnsi="Times New Roman"/>
-                <w:b/>
+                <w:b w:val="1"/>
                 <w:lang w:val="en-US"/>
               </w:rPr>
             </w:pPr>
@@ -3015,10 +2691,10 @@
           <w:tcPr>
             <w:tcW w:w="2128" w:type="dxa"/>
             <w:tcBorders>
-              <w:top w:val="single" w:sz="4" w:space="0" w:color="000000"/>
-              <w:left w:val="single" w:sz="4" w:space="0" w:color="000000"/>
-              <w:bottom w:val="single" w:sz="4" w:space="0" w:color="000000"/>
-              <w:right w:val="single" w:sz="4" w:space="0" w:color="000000"/>
+              <w:top w:val="single" w:sz="4" w:space="0" w:shadow="0" w:frame="0" w:color="000000"/>
+              <w:left w:val="single" w:sz="4" w:space="0" w:shadow="0" w:frame="0" w:color="000000"/>
+              <w:bottom w:val="single" w:sz="4" w:space="0" w:shadow="0" w:frame="0" w:color="000000"/>
+              <w:right w:val="single" w:sz="4" w:space="0" w:shadow="0" w:frame="0" w:color="000000"/>
             </w:tcBorders>
             <w:shd w:val="clear" w:color="auto" w:fill="FFFFFF"/>
             <w:tcMar>
@@ -3029,11 +2705,11 @@
           </w:tcPr>
           <w:p>
             <w:pPr>
-              <w:spacing w:after="120" w:line="276" w:lineRule="auto"/>
+              <w:spacing w:lineRule="auto" w:line="276" w:after="120" w:beforeAutospacing="0" w:afterAutospacing="0"/>
               <w:jc w:val="center"/>
               <w:rPr>
                 <w:rFonts w:ascii="Times New Roman" w:hAnsi="Times New Roman"/>
-                <w:b/>
+                <w:b w:val="1"/>
                 <w:lang w:val="en-US"/>
               </w:rPr>
             </w:pPr>
@@ -3043,10 +2719,10 @@
           <w:tcPr>
             <w:tcW w:w="2834" w:type="dxa"/>
             <w:tcBorders>
-              <w:top w:val="single" w:sz="4" w:space="0" w:color="000000"/>
-              <w:left w:val="single" w:sz="4" w:space="0" w:color="000000"/>
-              <w:bottom w:val="single" w:sz="4" w:space="0" w:color="000000"/>
-              <w:right w:val="single" w:sz="4" w:space="0" w:color="000000"/>
+              <w:top w:val="single" w:sz="4" w:space="0" w:shadow="0" w:frame="0" w:color="000000"/>
+              <w:left w:val="single" w:sz="4" w:space="0" w:shadow="0" w:frame="0" w:color="000000"/>
+              <w:bottom w:val="single" w:sz="4" w:space="0" w:shadow="0" w:frame="0" w:color="000000"/>
+              <w:right w:val="single" w:sz="4" w:space="0" w:shadow="0" w:frame="0" w:color="000000"/>
             </w:tcBorders>
             <w:shd w:val="clear" w:color="auto" w:fill="FFFFFF"/>
             <w:tcMar>
@@ -3057,11 +2733,11 @@
           </w:tcPr>
           <w:p>
             <w:pPr>
-              <w:spacing w:after="120" w:line="276" w:lineRule="auto"/>
+              <w:spacing w:lineRule="auto" w:line="276" w:after="120" w:beforeAutospacing="0" w:afterAutospacing="0"/>
               <w:jc w:val="center"/>
               <w:rPr>
                 <w:rFonts w:ascii="Times New Roman" w:hAnsi="Times New Roman"/>
-                <w:b/>
+                <w:b w:val="1"/>
                 <w:lang w:val="en-US"/>
               </w:rPr>
             </w:pPr>
@@ -3070,16 +2746,16 @@
       </w:tr>
       <w:tr>
         <w:trPr>
-          <w:trHeight w:val="1299"/>
+          <w:trHeight w:hRule="atLeast" w:val="1299"/>
         </w:trPr>
         <w:tc>
           <w:tcPr>
             <w:tcW w:w="1065" w:type="dxa"/>
             <w:tcBorders>
-              <w:top w:val="single" w:sz="4" w:space="0" w:color="000000"/>
-              <w:left w:val="single" w:sz="4" w:space="0" w:color="000000"/>
-              <w:bottom w:val="single" w:sz="4" w:space="0" w:color="000000"/>
-              <w:right w:val="single" w:sz="4" w:space="0" w:color="000000"/>
+              <w:top w:val="single" w:sz="4" w:space="0" w:shadow="0" w:frame="0" w:color="000000"/>
+              <w:left w:val="single" w:sz="4" w:space="0" w:shadow="0" w:frame="0" w:color="000000"/>
+              <w:bottom w:val="single" w:sz="4" w:space="0" w:shadow="0" w:frame="0" w:color="000000"/>
+              <w:right w:val="single" w:sz="4" w:space="0" w:shadow="0" w:frame="0" w:color="000000"/>
             </w:tcBorders>
             <w:shd w:val="clear" w:color="auto" w:fill="FFFFFF"/>
             <w:tcMar>
@@ -3090,44 +2766,26 @@
           </w:tcPr>
           <w:p>
             <w:pPr>
-              <w:spacing w:after="120" w:line="276" w:lineRule="auto"/>
+              <w:spacing w:lineRule="auto" w:line="276" w:after="120" w:beforeAutospacing="0" w:afterAutospacing="0"/>
               <w:jc w:val="center"/>
               <w:rPr>
-                <w:rFonts w:ascii="Times New Roman" w:eastAsia="ui-monospace" w:hAnsi="Times New Roman"/>
+                <w:rFonts w:ascii="Times New Roman" w:hAnsi="Times New Roman" w:eastAsia="ui-monospace"/>
                 <w:color w:val="auto"/>
                 <w:lang w:val="en-US"/>
               </w:rPr>
             </w:pPr>
             <w:r>
               <w:rPr>
-                <w:rFonts w:ascii="Times New Roman" w:eastAsia="ui-monospace" w:hAnsi="Times New Roman"/>
+                <w:rFonts w:ascii="Times New Roman" w:hAnsi="Times New Roman" w:eastAsia="ui-monospace"/>
                 <w:color w:val="auto"/>
                 <w:lang w:val="en-US"/>
               </w:rPr>
-              <w:t>{{</w:t>
-            </w:r>
-            <w:proofErr w:type="spellStart"/>
-            <w:r>
-              <w:rPr>
-                <w:rFonts w:ascii="Times New Roman" w:eastAsia="ui-monospace" w:hAnsi="Times New Roman"/>
-                <w:color w:val="auto"/>
-                <w:lang w:val="en-US"/>
-              </w:rPr>
-              <w:t>row.num</w:t>
-            </w:r>
-            <w:proofErr w:type="spellEnd"/>
-            <w:r>
-              <w:rPr>
-                <w:rFonts w:ascii="Times New Roman" w:eastAsia="ui-monospace" w:hAnsi="Times New Roman"/>
-                <w:color w:val="auto"/>
-                <w:lang w:val="en-US"/>
-              </w:rPr>
-              <w:t>}}</w:t>
+              <w:t>{{row.num}}</w:t>
             </w:r>
           </w:p>
           <w:p>
             <w:pPr>
-              <w:spacing w:after="120" w:line="276" w:lineRule="auto"/>
+              <w:spacing w:lineRule="auto" w:line="276" w:after="120" w:beforeAutospacing="0" w:afterAutospacing="0"/>
               <w:jc w:val="center"/>
               <w:rPr>
                 <w:rFonts w:ascii="Times New Roman" w:hAnsi="Times New Roman"/>
@@ -3141,10 +2799,10 @@
           <w:tcPr>
             <w:tcW w:w="1756" w:type="dxa"/>
             <w:tcBorders>
-              <w:top w:val="single" w:sz="4" w:space="0" w:color="000000"/>
-              <w:left w:val="single" w:sz="4" w:space="0" w:color="000000"/>
-              <w:bottom w:val="single" w:sz="4" w:space="0" w:color="000000"/>
-              <w:right w:val="single" w:sz="4" w:space="0" w:color="000000"/>
+              <w:top w:val="single" w:sz="4" w:space="0" w:shadow="0" w:frame="0" w:color="000000"/>
+              <w:left w:val="single" w:sz="4" w:space="0" w:shadow="0" w:frame="0" w:color="000000"/>
+              <w:bottom w:val="single" w:sz="4" w:space="0" w:shadow="0" w:frame="0" w:color="000000"/>
+              <w:right w:val="single" w:sz="4" w:space="0" w:shadow="0" w:frame="0" w:color="000000"/>
             </w:tcBorders>
             <w:shd w:val="clear" w:color="auto" w:fill="FFFFFF"/>
             <w:tcMar>
@@ -3155,7 +2813,7 @@
           </w:tcPr>
           <w:p>
             <w:pPr>
-              <w:spacing w:after="120" w:line="276" w:lineRule="auto"/>
+              <w:spacing w:lineRule="auto" w:line="276" w:after="120" w:beforeAutospacing="0" w:afterAutospacing="0"/>
               <w:jc w:val="center"/>
               <w:rPr>
                 <w:rFonts w:ascii="Times New Roman" w:hAnsi="Times New Roman"/>
@@ -3164,26 +2822,10 @@
             </w:pPr>
             <w:r>
               <w:rPr>
-                <w:rFonts w:ascii="Times New Roman" w:eastAsia="ui-monospace" w:hAnsi="Times New Roman"/>
+                <w:rFonts w:ascii="Times New Roman" w:hAnsi="Times New Roman" w:eastAsia="ui-monospace"/>
                 <w:color w:val="auto"/>
               </w:rPr>
-              <w:t>{{</w:t>
-            </w:r>
-            <w:proofErr w:type="spellStart"/>
-            <w:r>
-              <w:rPr>
-                <w:rFonts w:ascii="Times New Roman" w:eastAsia="ui-monospace" w:hAnsi="Times New Roman"/>
-                <w:color w:val="auto"/>
-              </w:rPr>
-              <w:t>row.service_name</w:t>
-            </w:r>
-            <w:proofErr w:type="spellEnd"/>
-            <w:r>
-              <w:rPr>
-                <w:rFonts w:ascii="Times New Roman" w:eastAsia="ui-monospace" w:hAnsi="Times New Roman"/>
-                <w:color w:val="auto"/>
-              </w:rPr>
-              <w:t>}}</w:t>
+              <w:t>{{row.service_name}}</w:t>
             </w:r>
           </w:p>
         </w:tc>
@@ -3191,10 +2833,10 @@
           <w:tcPr>
             <w:tcW w:w="1470" w:type="dxa"/>
             <w:tcBorders>
-              <w:top w:val="single" w:sz="4" w:space="0" w:color="000000"/>
-              <w:left w:val="single" w:sz="4" w:space="0" w:color="000000"/>
-              <w:bottom w:val="single" w:sz="4" w:space="0" w:color="000000"/>
-              <w:right w:val="single" w:sz="4" w:space="0" w:color="000000"/>
+              <w:top w:val="single" w:sz="4" w:space="0" w:shadow="0" w:frame="0" w:color="000000"/>
+              <w:left w:val="single" w:sz="4" w:space="0" w:shadow="0" w:frame="0" w:color="000000"/>
+              <w:bottom w:val="single" w:sz="4" w:space="0" w:shadow="0" w:frame="0" w:color="000000"/>
+              <w:right w:val="single" w:sz="4" w:space="0" w:shadow="0" w:frame="0" w:color="000000"/>
             </w:tcBorders>
             <w:shd w:val="clear" w:color="auto" w:fill="FFFFFF"/>
             <w:tcMar>
@@ -3205,7 +2847,7 @@
           </w:tcPr>
           <w:p>
             <w:pPr>
-              <w:spacing w:after="120" w:line="276" w:lineRule="auto"/>
+              <w:spacing w:lineRule="auto" w:line="276" w:after="120" w:beforeAutospacing="0" w:afterAutospacing="0"/>
               <w:jc w:val="center"/>
               <w:rPr>
                 <w:rFonts w:ascii="Times New Roman" w:hAnsi="Times New Roman"/>
@@ -3214,26 +2856,10 @@
             </w:pPr>
             <w:r>
               <w:rPr>
-                <w:rFonts w:ascii="Times New Roman" w:eastAsia="ui-monospace" w:hAnsi="Times New Roman"/>
+                <w:rFonts w:ascii="Times New Roman" w:hAnsi="Times New Roman" w:eastAsia="ui-monospace"/>
                 <w:color w:val="auto"/>
               </w:rPr>
-              <w:t>{{</w:t>
-            </w:r>
-            <w:proofErr w:type="spellStart"/>
-            <w:r>
-              <w:rPr>
-                <w:rFonts w:ascii="Times New Roman" w:eastAsia="ui-monospace" w:hAnsi="Times New Roman"/>
-                <w:color w:val="auto"/>
-              </w:rPr>
-              <w:t>row.service_date</w:t>
-            </w:r>
-            <w:proofErr w:type="spellEnd"/>
-            <w:r>
-              <w:rPr>
-                <w:rFonts w:ascii="Times New Roman" w:eastAsia="ui-monospace" w:hAnsi="Times New Roman"/>
-                <w:color w:val="auto"/>
-              </w:rPr>
-              <w:t>}}</w:t>
+              <w:t>{{row.service_date}}</w:t>
             </w:r>
           </w:p>
         </w:tc>
@@ -3241,10 +2867,10 @@
           <w:tcPr>
             <w:tcW w:w="2128" w:type="dxa"/>
             <w:tcBorders>
-              <w:top w:val="single" w:sz="4" w:space="0" w:color="000000"/>
-              <w:left w:val="single" w:sz="4" w:space="0" w:color="000000"/>
-              <w:bottom w:val="single" w:sz="4" w:space="0" w:color="000000"/>
-              <w:right w:val="single" w:sz="4" w:space="0" w:color="000000"/>
+              <w:top w:val="single" w:sz="4" w:space="0" w:shadow="0" w:frame="0" w:color="000000"/>
+              <w:left w:val="single" w:sz="4" w:space="0" w:shadow="0" w:frame="0" w:color="000000"/>
+              <w:bottom w:val="single" w:sz="4" w:space="0" w:shadow="0" w:frame="0" w:color="000000"/>
+              <w:right w:val="single" w:sz="4" w:space="0" w:shadow="0" w:frame="0" w:color="000000"/>
             </w:tcBorders>
             <w:shd w:val="clear" w:color="auto" w:fill="FFFFFF"/>
             <w:tcMar>
@@ -3255,7 +2881,7 @@
           </w:tcPr>
           <w:p>
             <w:pPr>
-              <w:spacing w:after="120" w:line="276" w:lineRule="auto"/>
+              <w:spacing w:lineRule="auto" w:line="276" w:after="120" w:beforeAutospacing="0" w:afterAutospacing="0"/>
               <w:jc w:val="center"/>
               <w:rPr>
                 <w:rFonts w:ascii="Times New Roman" w:hAnsi="Times New Roman"/>
@@ -3267,23 +2893,7 @@
                 <w:rFonts w:ascii="Times New Roman" w:hAnsi="Times New Roman"/>
                 <w:color w:val="auto"/>
               </w:rPr>
-              <w:t>{{</w:t>
-            </w:r>
-            <w:proofErr w:type="spellStart"/>
-            <w:r>
-              <w:rPr>
-                <w:rFonts w:ascii="Times New Roman" w:hAnsi="Times New Roman"/>
-                <w:color w:val="auto"/>
-              </w:rPr>
-              <w:t>doer.short_name</w:t>
-            </w:r>
-            <w:proofErr w:type="spellEnd"/>
-            <w:r>
-              <w:rPr>
-                <w:rFonts w:ascii="Times New Roman" w:hAnsi="Times New Roman"/>
-                <w:color w:val="auto"/>
-              </w:rPr>
-              <w:t>}}</w:t>
+              <w:t>{{doer.short_name}}</w:t>
             </w:r>
           </w:p>
         </w:tc>
@@ -3291,10 +2901,10 @@
           <w:tcPr>
             <w:tcW w:w="2834" w:type="dxa"/>
             <w:tcBorders>
-              <w:top w:val="single" w:sz="4" w:space="0" w:color="000000"/>
-              <w:left w:val="single" w:sz="4" w:space="0" w:color="000000"/>
-              <w:bottom w:val="single" w:sz="4" w:space="0" w:color="000000"/>
-              <w:right w:val="single" w:sz="4" w:space="0" w:color="000000"/>
+              <w:top w:val="single" w:sz="4" w:space="0" w:shadow="0" w:frame="0" w:color="000000"/>
+              <w:left w:val="single" w:sz="4" w:space="0" w:shadow="0" w:frame="0" w:color="000000"/>
+              <w:bottom w:val="single" w:sz="4" w:space="0" w:shadow="0" w:frame="0" w:color="000000"/>
+              <w:right w:val="single" w:sz="4" w:space="0" w:shadow="0" w:frame="0" w:color="000000"/>
             </w:tcBorders>
             <w:shd w:val="clear" w:color="auto" w:fill="FFFFFF"/>
             <w:tcMar>
@@ -3305,10 +2915,10 @@
           </w:tcPr>
           <w:p>
             <w:pPr>
-              <w:spacing w:after="120" w:line="276" w:lineRule="auto"/>
+              <w:spacing w:lineRule="auto" w:line="276" w:after="120" w:beforeAutospacing="0" w:afterAutospacing="0"/>
               <w:jc w:val="center"/>
               <w:rPr>
-                <w:rFonts w:ascii="Times New Roman" w:eastAsia="ui-monospace" w:hAnsi="Times New Roman"/>
+                <w:rFonts w:ascii="Times New Roman" w:hAnsi="Times New Roman" w:eastAsia="ui-monospace"/>
                 <w:color w:val="auto"/>
               </w:rPr>
             </w:pPr>
@@ -3316,29 +2926,11 @@
             <w:bookmarkEnd w:id="0"/>
             <w:r>
               <w:rPr>
-                <w:rFonts w:ascii="Times New Roman" w:eastAsia="ui-monospace" w:hAnsi="Times New Roman"/>
+                <w:rFonts w:ascii="Times New Roman" w:hAnsi="Times New Roman" w:eastAsia="ui-monospace"/>
                 <w:color w:val="auto"/>
                 <w:lang w:val="en-US"/>
               </w:rPr>
-              <w:t>{{</w:t>
-            </w:r>
-            <w:proofErr w:type="spellStart"/>
-            <w:r>
-              <w:rPr>
-                <w:rFonts w:ascii="Times New Roman" w:eastAsia="ui-monospace" w:hAnsi="Times New Roman"/>
-                <w:color w:val="auto"/>
-                <w:lang w:val="en-US"/>
-              </w:rPr>
-              <w:t>customer.short_name</w:t>
-            </w:r>
-            <w:proofErr w:type="spellEnd"/>
-            <w:r>
-              <w:rPr>
-                <w:rFonts w:ascii="Times New Roman" w:eastAsia="ui-monospace" w:hAnsi="Times New Roman"/>
-                <w:color w:val="auto"/>
-                <w:lang w:val="en-US"/>
-              </w:rPr>
-              <w:t>}}</w:t>
+              <w:t>{{customer.short_name}}</w:t>
             </w:r>
             <w:bookmarkStart w:id="1" w:name="_dx_frag_EndFragment"/>
             <w:bookmarkEnd w:id="1"/>
@@ -3347,16 +2939,16 @@
       </w:tr>
       <w:tr>
         <w:trPr>
-          <w:trHeight w:val="1299"/>
+          <w:trHeight w:hRule="atLeast" w:val="1299"/>
         </w:trPr>
         <w:tc>
           <w:tcPr>
             <w:tcW w:w="1065" w:type="dxa"/>
             <w:tcBorders>
-              <w:top w:val="single" w:sz="4" w:space="0" w:color="000000"/>
-              <w:left w:val="single" w:sz="4" w:space="0" w:color="000000"/>
-              <w:bottom w:val="single" w:sz="4" w:space="0" w:color="000000"/>
-              <w:right w:val="single" w:sz="4" w:space="0" w:color="000000"/>
+              <w:top w:val="single" w:sz="4" w:space="0" w:shadow="0" w:frame="0" w:color="000000"/>
+              <w:left w:val="single" w:sz="4" w:space="0" w:shadow="0" w:frame="0" w:color="000000"/>
+              <w:bottom w:val="single" w:sz="4" w:space="0" w:shadow="0" w:frame="0" w:color="000000"/>
+              <w:right w:val="single" w:sz="4" w:space="0" w:shadow="0" w:frame="0" w:color="000000"/>
             </w:tcBorders>
             <w:shd w:val="clear" w:color="auto" w:fill="FFFFFF"/>
             <w:tcMar>
@@ -3367,39 +2959,21 @@
           </w:tcPr>
           <w:p>
             <w:pPr>
-              <w:spacing w:after="120" w:line="276" w:lineRule="auto"/>
+              <w:spacing w:lineRule="auto" w:line="276" w:after="120" w:beforeAutospacing="0" w:afterAutospacing="0"/>
               <w:jc w:val="center"/>
               <w:rPr>
-                <w:rFonts w:ascii="Times New Roman" w:eastAsia="ui-monospace" w:hAnsi="Times New Roman"/>
+                <w:rFonts w:ascii="Times New Roman" w:hAnsi="Times New Roman" w:eastAsia="ui-monospace"/>
                 <w:color w:val="auto"/>
                 <w:lang w:val="en-US"/>
               </w:rPr>
             </w:pPr>
             <w:r>
               <w:rPr>
-                <w:rFonts w:ascii="Times New Roman" w:eastAsia="ui-monospace" w:hAnsi="Times New Roman"/>
+                <w:rFonts w:ascii="Times New Roman" w:hAnsi="Times New Roman" w:eastAsia="ui-monospace"/>
                 <w:color w:val="auto"/>
                 <w:lang w:val="en-US"/>
               </w:rPr>
-              <w:t xml:space="preserve">{%tr </w:t>
-            </w:r>
-            <w:proofErr w:type="spellStart"/>
-            <w:r>
-              <w:rPr>
-                <w:rFonts w:ascii="Times New Roman" w:eastAsia="ui-monospace" w:hAnsi="Times New Roman"/>
-                <w:color w:val="auto"/>
-                <w:lang w:val="en-US"/>
-              </w:rPr>
-              <w:t>endfor</w:t>
-            </w:r>
-            <w:proofErr w:type="spellEnd"/>
-            <w:r>
-              <w:rPr>
-                <w:rFonts w:ascii="Times New Roman" w:eastAsia="ui-monospace" w:hAnsi="Times New Roman"/>
-                <w:color w:val="auto"/>
-                <w:lang w:val="en-US"/>
-              </w:rPr>
-              <w:t xml:space="preserve"> %}</w:t>
+              <w:t>{%tr endfor %}</w:t>
             </w:r>
           </w:p>
         </w:tc>
@@ -3407,10 +2981,10 @@
           <w:tcPr>
             <w:tcW w:w="1756" w:type="dxa"/>
             <w:tcBorders>
-              <w:top w:val="single" w:sz="4" w:space="0" w:color="000000"/>
-              <w:left w:val="single" w:sz="4" w:space="0" w:color="000000"/>
-              <w:bottom w:val="single" w:sz="4" w:space="0" w:color="000000"/>
-              <w:right w:val="single" w:sz="4" w:space="0" w:color="000000"/>
+              <w:top w:val="single" w:sz="4" w:space="0" w:shadow="0" w:frame="0" w:color="000000"/>
+              <w:left w:val="single" w:sz="4" w:space="0" w:shadow="0" w:frame="0" w:color="000000"/>
+              <w:bottom w:val="single" w:sz="4" w:space="0" w:shadow="0" w:frame="0" w:color="000000"/>
+              <w:right w:val="single" w:sz="4" w:space="0" w:shadow="0" w:frame="0" w:color="000000"/>
             </w:tcBorders>
             <w:shd w:val="clear" w:color="auto" w:fill="FFFFFF"/>
             <w:tcMar>
@@ -3421,10 +2995,10 @@
           </w:tcPr>
           <w:p>
             <w:pPr>
-              <w:spacing w:after="120" w:line="276" w:lineRule="auto"/>
+              <w:spacing w:lineRule="auto" w:line="276" w:after="120" w:beforeAutospacing="0" w:afterAutospacing="0"/>
               <w:jc w:val="center"/>
               <w:rPr>
-                <w:rFonts w:ascii="ui-monospace" w:eastAsia="ui-monospace" w:hAnsi="ui-monospace" w:cs="ui-monospace"/>
+                <w:rFonts w:ascii="ui-monospace" w:hAnsi="ui-monospace" w:cs="ui-monospace" w:eastAsia="ui-monospace"/>
                 <w:color w:val="9699A8"/>
                 <w:sz w:val="14"/>
                 <w:szCs w:val="14"/>
@@ -3436,10 +3010,10 @@
           <w:tcPr>
             <w:tcW w:w="1470" w:type="dxa"/>
             <w:tcBorders>
-              <w:top w:val="single" w:sz="4" w:space="0" w:color="000000"/>
-              <w:left w:val="single" w:sz="4" w:space="0" w:color="000000"/>
-              <w:bottom w:val="single" w:sz="4" w:space="0" w:color="000000"/>
-              <w:right w:val="single" w:sz="4" w:space="0" w:color="000000"/>
+              <w:top w:val="single" w:sz="4" w:space="0" w:shadow="0" w:frame="0" w:color="000000"/>
+              <w:left w:val="single" w:sz="4" w:space="0" w:shadow="0" w:frame="0" w:color="000000"/>
+              <w:bottom w:val="single" w:sz="4" w:space="0" w:shadow="0" w:frame="0" w:color="000000"/>
+              <w:right w:val="single" w:sz="4" w:space="0" w:shadow="0" w:frame="0" w:color="000000"/>
             </w:tcBorders>
             <w:shd w:val="clear" w:color="auto" w:fill="FFFFFF"/>
             <w:tcMar>
@@ -3450,10 +3024,10 @@
           </w:tcPr>
           <w:p>
             <w:pPr>
-              <w:spacing w:after="120" w:line="276" w:lineRule="auto"/>
+              <w:spacing w:lineRule="auto" w:line="276" w:after="120" w:beforeAutospacing="0" w:afterAutospacing="0"/>
               <w:jc w:val="center"/>
               <w:rPr>
-                <w:rFonts w:ascii="ui-monospace" w:eastAsia="ui-monospace" w:hAnsi="ui-monospace" w:cs="ui-monospace"/>
+                <w:rFonts w:ascii="ui-monospace" w:hAnsi="ui-monospace" w:cs="ui-monospace" w:eastAsia="ui-monospace"/>
                 <w:color w:val="9699A8"/>
                 <w:sz w:val="14"/>
                 <w:szCs w:val="14"/>
@@ -3465,10 +3039,10 @@
           <w:tcPr>
             <w:tcW w:w="2128" w:type="dxa"/>
             <w:tcBorders>
-              <w:top w:val="single" w:sz="4" w:space="0" w:color="000000"/>
-              <w:left w:val="single" w:sz="4" w:space="0" w:color="000000"/>
-              <w:bottom w:val="single" w:sz="4" w:space="0" w:color="000000"/>
-              <w:right w:val="single" w:sz="4" w:space="0" w:color="000000"/>
+              <w:top w:val="single" w:sz="4" w:space="0" w:shadow="0" w:frame="0" w:color="000000"/>
+              <w:left w:val="single" w:sz="4" w:space="0" w:shadow="0" w:frame="0" w:color="000000"/>
+              <w:bottom w:val="single" w:sz="4" w:space="0" w:shadow="0" w:frame="0" w:color="000000"/>
+              <w:right w:val="single" w:sz="4" w:space="0" w:shadow="0" w:frame="0" w:color="000000"/>
             </w:tcBorders>
             <w:shd w:val="clear" w:color="auto" w:fill="FFFFFF"/>
             <w:tcMar>
@@ -3479,7 +3053,7 @@
           </w:tcPr>
           <w:p>
             <w:pPr>
-              <w:spacing w:after="120" w:line="276" w:lineRule="auto"/>
+              <w:spacing w:lineRule="auto" w:line="276" w:after="120" w:beforeAutospacing="0" w:afterAutospacing="0"/>
               <w:jc w:val="center"/>
               <w:rPr>
                 <w:rFonts w:ascii="Times New Roman" w:hAnsi="Times New Roman"/>
@@ -3491,10 +3065,10 @@
           <w:tcPr>
             <w:tcW w:w="2834" w:type="dxa"/>
             <w:tcBorders>
-              <w:top w:val="single" w:sz="4" w:space="0" w:color="000000"/>
-              <w:left w:val="single" w:sz="4" w:space="0" w:color="000000"/>
-              <w:bottom w:val="single" w:sz="4" w:space="0" w:color="000000"/>
-              <w:right w:val="single" w:sz="4" w:space="0" w:color="000000"/>
+              <w:top w:val="single" w:sz="4" w:space="0" w:shadow="0" w:frame="0" w:color="000000"/>
+              <w:left w:val="single" w:sz="4" w:space="0" w:shadow="0" w:frame="0" w:color="000000"/>
+              <w:bottom w:val="single" w:sz="4" w:space="0" w:shadow="0" w:frame="0" w:color="000000"/>
+              <w:right w:val="single" w:sz="4" w:space="0" w:shadow="0" w:frame="0" w:color="000000"/>
             </w:tcBorders>
             <w:shd w:val="clear" w:color="auto" w:fill="FFFFFF"/>
             <w:tcMar>
@@ -3505,10 +3079,10 @@
           </w:tcPr>
           <w:p>
             <w:pPr>
-              <w:spacing w:after="120" w:line="276" w:lineRule="auto"/>
+              <w:spacing w:lineRule="auto" w:line="276" w:after="120" w:beforeAutospacing="0" w:afterAutospacing="0"/>
               <w:jc w:val="center"/>
               <w:rPr>
-                <w:rFonts w:ascii="Times New Roman" w:eastAsia="ui-monospace" w:hAnsi="Times New Roman"/>
+                <w:rFonts w:ascii="Times New Roman" w:hAnsi="Times New Roman" w:eastAsia="ui-monospace"/>
                 <w:color w:val="9699A8"/>
                 <w:lang w:val="en-US"/>
               </w:rPr>
@@ -3519,7 +3093,7 @@
     </w:tbl>
     <w:p>
       <w:pPr>
-        <w:spacing w:after="200" w:line="360" w:lineRule="auto"/>
+        <w:spacing w:lineRule="auto" w:line="360" w:after="200" w:beforeAutospacing="0" w:afterAutospacing="0"/>
         <w:rPr>
           <w:rFonts w:ascii="Times New Roman" w:hAnsi="Times New Roman"/>
         </w:rPr>
@@ -3579,7 +3153,7 @@
     </w:p>
     <w:p>
       <w:pPr>
-        <w:spacing w:after="200" w:line="276" w:lineRule="auto"/>
+        <w:spacing w:lineRule="auto" w:line="276" w:after="200" w:beforeAutospacing="0" w:afterAutospacing="0"/>
         <w:rPr>
           <w:rFonts w:ascii="Times New Roman" w:hAnsi="Times New Roman"/>
           <w:lang w:val="en-US"/>
@@ -3587,113 +3161,58 @@
       </w:pPr>
       <w:r>
         <w:rPr>
-          <w:rStyle w:val="15"/>
-          <w:rFonts w:ascii="Times New Roman" w:hAnsi="Times New Roman"/>
-        </w:rPr>
-        <w:lastRenderedPageBreak/>
+          <w:rStyle w:val="C3"/>
+          <w:rFonts w:ascii="Times New Roman" w:hAnsi="Times New Roman"/>
+        </w:rPr>
         <w:t>Директор</w:t>
       </w:r>
       <w:r>
         <w:rPr>
-          <w:rStyle w:val="15"/>
+          <w:rStyle w:val="C3"/>
           <w:rFonts w:ascii="Times New Roman" w:hAnsi="Times New Roman"/>
           <w:lang w:val="en-US"/>
         </w:rPr>
-        <w:t xml:space="preserve">                                                                    {{ </w:t>
-      </w:r>
-      <w:proofErr w:type="spellStart"/>
-      <w:r>
-        <w:rPr>
-          <w:rStyle w:val="15"/>
+        <w:t xml:space="preserve">                                                                    {{ doer.function }}</w:t>
+      </w:r>
+    </w:p>
+    <w:p>
+      <w:pPr>
+        <w:spacing w:lineRule="auto" w:line="276" w:after="200" w:beforeAutospacing="0" w:afterAutospacing="0"/>
+        <w:rPr>
           <w:rFonts w:ascii="Times New Roman" w:hAnsi="Times New Roman"/>
           <w:lang w:val="en-US"/>
         </w:rPr>
-        <w:t>doer.function</w:t>
-      </w:r>
-      <w:proofErr w:type="spellEnd"/>
-      <w:r>
-        <w:rPr>
-          <w:rStyle w:val="15"/>
+      </w:pPr>
+      <w:r>
+        <w:rPr>
+          <w:rStyle w:val="C3"/>
           <w:rFonts w:ascii="Times New Roman" w:hAnsi="Times New Roman"/>
           <w:lang w:val="en-US"/>
         </w:rPr>
-        <w:t xml:space="preserve"> }}</w:t>
-      </w:r>
-    </w:p>
-    <w:p>
-      <w:pPr>
-        <w:spacing w:after="200" w:line="276" w:lineRule="auto"/>
-        <w:rPr>
-          <w:rFonts w:ascii="Times New Roman" w:hAnsi="Times New Roman"/>
-          <w:lang w:val="en-US"/>
-        </w:rPr>
-      </w:pPr>
-      <w:r>
-        <w:rPr>
-          <w:rStyle w:val="15"/>
-          <w:rFonts w:ascii="Times New Roman" w:hAnsi="Times New Roman"/>
-          <w:lang w:val="en-US"/>
-        </w:rPr>
-        <w:t>__________________ /{{</w:t>
-      </w:r>
-      <w:proofErr w:type="spellStart"/>
-      <w:r>
-        <w:rPr>
-          <w:rStyle w:val="15"/>
-          <w:rFonts w:ascii="Times New Roman" w:hAnsi="Times New Roman"/>
-          <w:lang w:val="en-US"/>
-        </w:rPr>
-        <w:t>customer.fio</w:t>
-      </w:r>
-      <w:proofErr w:type="spellEnd"/>
-      <w:r>
-        <w:rPr>
-          <w:rStyle w:val="15"/>
-          <w:rFonts w:ascii="Times New Roman" w:hAnsi="Times New Roman"/>
-          <w:lang w:val="en-US"/>
-        </w:rPr>
-        <w:t>}}/                  __________________ /{{</w:t>
-      </w:r>
-      <w:proofErr w:type="spellStart"/>
-      <w:r>
-        <w:rPr>
-          <w:rStyle w:val="15"/>
-          <w:rFonts w:ascii="Times New Roman" w:hAnsi="Times New Roman"/>
-          <w:lang w:val="en-US"/>
-        </w:rPr>
-        <w:t>doer.fio</w:t>
-      </w:r>
-      <w:proofErr w:type="spellEnd"/>
-      <w:r>
-        <w:rPr>
-          <w:rStyle w:val="15"/>
-          <w:rFonts w:ascii="Times New Roman" w:hAnsi="Times New Roman"/>
-          <w:lang w:val="en-US"/>
-        </w:rPr>
-        <w:t>}}/</w:t>
-      </w:r>
-    </w:p>
-    <w:p>
-      <w:pPr>
-        <w:spacing w:after="200" w:line="360" w:lineRule="auto"/>
+        <w:t xml:space="preserve">__________________ /{{customer.fio}}/                  __________________ /{{doer.fio}}/</w:t>
+      </w:r>
+    </w:p>
+    <w:p>
+      <w:pPr>
+        <w:spacing w:lineRule="auto" w:line="360" w:after="200" w:beforeAutospacing="0" w:afterAutospacing="0"/>
         <w:ind w:firstLine="284"/>
         <w:jc w:val="center"/>
         <w:rPr>
           <w:rFonts w:ascii="Times New Roman" w:hAnsi="Times New Roman"/>
-          <w:b/>
+          <w:b w:val="1"/>
           <w:lang w:val="en-US"/>
         </w:rPr>
       </w:pPr>
       <w:r>
         <w:rPr>
-          <w:rStyle w:val="15"/>
+          <w:rStyle w:val="C3"/>
           <w:rFonts w:ascii="Times New Roman" w:hAnsi="Times New Roman"/>
         </w:rPr>
         <w:t>М</w:t>
       </w:r>
       <w:r>
         <w:rPr>
-          <w:rStyle w:val="15"/>
+          <w:rStyle w:val="C3"/>
           <w:rFonts w:ascii="Times New Roman" w:hAnsi="Times New Roman"/>
           <w:lang w:val="en-US"/>
         </w:rPr>
@@ -3701,14 +3220,14 @@
       </w:r>
       <w:r>
         <w:rPr>
-          <w:rStyle w:val="15"/>
+          <w:rStyle w:val="C3"/>
           <w:rFonts w:ascii="Times New Roman" w:hAnsi="Times New Roman"/>
         </w:rPr>
         <w:t>П</w:t>
       </w:r>
       <w:r>
         <w:rPr>
-          <w:rStyle w:val="15"/>
+          <w:rStyle w:val="C3"/>
           <w:rFonts w:ascii="Times New Roman" w:hAnsi="Times New Roman"/>
           <w:lang w:val="en-US"/>
         </w:rPr>
@@ -3716,14 +3235,14 @@
       </w:r>
       <w:r>
         <w:rPr>
-          <w:rStyle w:val="15"/>
+          <w:rStyle w:val="C3"/>
           <w:rFonts w:ascii="Times New Roman" w:hAnsi="Times New Roman"/>
         </w:rPr>
         <w:t>М</w:t>
       </w:r>
       <w:r>
         <w:rPr>
-          <w:rStyle w:val="15"/>
+          <w:rStyle w:val="C3"/>
           <w:rFonts w:ascii="Times New Roman" w:hAnsi="Times New Roman"/>
           <w:lang w:val="en-US"/>
         </w:rPr>
@@ -3731,14 +3250,14 @@
       </w:r>
       <w:r>
         <w:rPr>
-          <w:rStyle w:val="15"/>
+          <w:rStyle w:val="C3"/>
           <w:rFonts w:ascii="Times New Roman" w:hAnsi="Times New Roman"/>
         </w:rPr>
         <w:t>П</w:t>
       </w:r>
       <w:r>
         <w:rPr>
-          <w:rStyle w:val="15"/>
+          <w:rStyle w:val="C3"/>
           <w:rFonts w:ascii="Times New Roman" w:hAnsi="Times New Roman"/>
           <w:lang w:val="en-US"/>
         </w:rPr>
@@ -3746,899 +3265,1146 @@
       </w:r>
     </w:p>
     <w:sectPr>
-      <w:pgSz w:w="11906" w:h="16838"/>
-      <w:pgMar w:top="1134" w:right="850" w:bottom="1134" w:left="1701" w:header="708" w:footer="708" w:gutter="0"/>
-      <w:cols w:space="720"/>
+      <w:type w:val="nextPage"/>
+      <w:pgSz w:w="11906" w:h="16838" w:code="0"/>
+      <w:pgMar w:left="1701" w:right="850" w:top="1134" w:bottom="1134" w:header="708" w:footer="708" w:gutter="0"/>
+      <w:cols w:equalWidth="1" w:space="720"/>
     </w:sectPr>
   </w:body>
 </w:document>
 </file>
 
 <file path=word/numbering.xml><?xml version="1.0" encoding="utf-8"?>
-<w:numbering xmlns:wpc="http://schemas.microsoft.com/office/word/2010/wordprocessingCanvas" xmlns:cx="http://schemas.microsoft.com/office/drawing/2014/chartex" xmlns:cx1="http://schemas.microsoft.com/office/drawing/2015/9/8/chartex" xmlns:cx2="http://schemas.microsoft.com/office/drawing/2015/10/21/chartex" xmlns:cx3="http://schemas.microsoft.com/office/drawing/2016/5/9/chartex" xmlns:cx4="http://schemas.microsoft.com/office/drawing/2016/5/10/chartex" xmlns:cx5="http://schemas.microsoft.com/office/drawing/2016/5/11/chartex" xmlns:cx6="http://schemas.microsoft.com/office/drawing/2016/5/12/chartex" xmlns:cx7="http://schemas.microsoft.com/office/drawing/2016/5/13/chartex" xmlns:cx8="http://schemas.microsoft.com/office/drawing/2016/5/14/chartex" xmlns:mc="http://schemas.openxmlformats.org/markup-compatibility/2006" xmlns:aink="http://schemas.microsoft.com/office/drawing/2016/ink" xmlns:am3d="http://schemas.microsoft.com/office/drawing/2017/model3d" xmlns:o="urn:schemas-microsoft-com:office:office" xmlns:oel="http://schemas.microsoft.com/office/2019/extlst" xmlns:r="http://schemas.openxmlformats.org/officeDocument/2006/relationships" xmlns:m="http://schemas.openxmlformats.org/officeDocument/2006/math" xmlns:v="urn:schemas-microsoft-com:vml" xmlns:wp14="http://schemas.microsoft.com/office/word/2010/wordprocessingDrawing" xmlns:wp="http://schemas.openxmlformats.org/drawingml/2006/wordprocessingDrawing" xmlns:w10="urn:schemas-microsoft-com:office:word" xmlns:w="http://schemas.openxmlformats.org/wordprocessingml/2006/main" xmlns:w14="http://schemas.microsoft.com/office/word/2010/wordml" xmlns:w15="http://schemas.microsoft.com/office/word/2012/wordml" xmlns:w16cex="http://schemas.microsoft.com/office/word/2018/wordml/cex" xmlns:w16cid="http://schemas.microsoft.com/office/word/2016/wordml/cid" xmlns:w16="http://schemas.microsoft.com/office/word/2018/wordml" xmlns:w16du="http://schemas.microsoft.com/office/word/2023/wordml/word16du" xmlns:w16sdtdh="http://schemas.microsoft.com/office/word/2020/wordml/sdtdatahash" xmlns:w16sdtfl="http://schemas.microsoft.com/office/word/2024/wordml/sdtformatlock" xmlns:w16se="http://schemas.microsoft.com/office/word/2015/wordml/symex" xmlns:wpg="http://schemas.microsoft.com/office/word/2010/wordprocessingGroup" xmlns:wpi="http://schemas.microsoft.com/office/word/2010/wordprocessingInk" xmlns:wne="http://schemas.microsoft.com/office/word/2006/wordml" xmlns:wps="http://schemas.microsoft.com/office/word/2010/wordprocessingShape" mc:Ignorable="w14 w15 w16se w16cid w16 w16cex w16sdtdh w16sdtfl w16du wp14">
-  <w:abstractNum w:abstractNumId="0" w15:restartNumberingAfterBreak="0">
+<w:numbering xmlns:w="http://schemas.openxmlformats.org/wordprocessingml/2006/main">
+  <w:abstractNum w:abstractNumId="0">
     <w:nsid w:val="09937A72"/>
     <w:multiLevelType w:val="multilevel"/>
-    <w:tmpl w:val="5784EE60"/>
     <w:lvl w:ilvl="0">
       <w:start w:val="1"/>
       <w:numFmt w:val="bullet"/>
+      <w:suff w:val="tab"/>
       <w:lvlText w:val="•"/>
       <w:lvlJc w:val="left"/>
+      <w:pPr/>
+      <w:rPr/>
     </w:lvl>
     <w:lvl w:ilvl="1">
-      <w:numFmt w:val="decimal"/>
-      <w:lvlText w:val=""/>
-      <w:lvlJc w:val="left"/>
+      <w:start w:val="0"/>
+      <w:numFmt w:val="decimal"/>
+      <w:suff w:val="tab"/>
+      <w:lvlText w:val=""/>
+      <w:lvlJc w:val="left"/>
+      <w:pPr/>
+      <w:rPr/>
     </w:lvl>
     <w:lvl w:ilvl="2">
-      <w:numFmt w:val="decimal"/>
-      <w:lvlText w:val=""/>
-      <w:lvlJc w:val="left"/>
+      <w:start w:val="0"/>
+      <w:numFmt w:val="decimal"/>
+      <w:suff w:val="tab"/>
+      <w:lvlText w:val=""/>
+      <w:lvlJc w:val="left"/>
+      <w:pPr/>
+      <w:rPr/>
     </w:lvl>
     <w:lvl w:ilvl="3">
-      <w:numFmt w:val="decimal"/>
-      <w:lvlText w:val=""/>
-      <w:lvlJc w:val="left"/>
+      <w:start w:val="0"/>
+      <w:numFmt w:val="decimal"/>
+      <w:suff w:val="tab"/>
+      <w:lvlText w:val=""/>
+      <w:lvlJc w:val="left"/>
+      <w:pPr/>
+      <w:rPr/>
     </w:lvl>
     <w:lvl w:ilvl="4">
-      <w:numFmt w:val="decimal"/>
-      <w:lvlText w:val=""/>
-      <w:lvlJc w:val="left"/>
+      <w:start w:val="0"/>
+      <w:numFmt w:val="decimal"/>
+      <w:suff w:val="tab"/>
+      <w:lvlText w:val=""/>
+      <w:lvlJc w:val="left"/>
+      <w:pPr/>
+      <w:rPr/>
     </w:lvl>
     <w:lvl w:ilvl="5">
-      <w:numFmt w:val="decimal"/>
-      <w:lvlText w:val=""/>
-      <w:lvlJc w:val="left"/>
+      <w:start w:val="0"/>
+      <w:numFmt w:val="decimal"/>
+      <w:suff w:val="tab"/>
+      <w:lvlText w:val=""/>
+      <w:lvlJc w:val="left"/>
+      <w:pPr/>
+      <w:rPr/>
     </w:lvl>
     <w:lvl w:ilvl="6">
-      <w:numFmt w:val="decimal"/>
-      <w:lvlText w:val=""/>
-      <w:lvlJc w:val="left"/>
+      <w:start w:val="0"/>
+      <w:numFmt w:val="decimal"/>
+      <w:suff w:val="tab"/>
+      <w:lvlText w:val=""/>
+      <w:lvlJc w:val="left"/>
+      <w:pPr/>
+      <w:rPr/>
     </w:lvl>
     <w:lvl w:ilvl="7">
-      <w:numFmt w:val="decimal"/>
-      <w:lvlText w:val=""/>
-      <w:lvlJc w:val="left"/>
+      <w:start w:val="0"/>
+      <w:numFmt w:val="decimal"/>
+      <w:suff w:val="tab"/>
+      <w:lvlText w:val=""/>
+      <w:lvlJc w:val="left"/>
+      <w:pPr/>
+      <w:rPr/>
     </w:lvl>
     <w:lvl w:ilvl="8">
-      <w:numFmt w:val="decimal"/>
-      <w:lvlText w:val=""/>
-      <w:lvlJc w:val="left"/>
+      <w:start w:val="0"/>
+      <w:numFmt w:val="decimal"/>
+      <w:suff w:val="tab"/>
+      <w:lvlText w:val=""/>
+      <w:lvlJc w:val="left"/>
+      <w:pPr/>
+      <w:rPr/>
     </w:lvl>
   </w:abstractNum>
-  <w:abstractNum w:abstractNumId="1" w15:restartNumberingAfterBreak="0">
+  <w:abstractNum w:abstractNumId="1">
     <w:nsid w:val="297B15C6"/>
     <w:multiLevelType w:val="multilevel"/>
-    <w:tmpl w:val="1B3871B8"/>
     <w:lvl w:ilvl="0">
       <w:start w:val="1"/>
       <w:numFmt w:val="bullet"/>
+      <w:suff w:val="tab"/>
       <w:lvlText w:val="•"/>
       <w:lvlJc w:val="left"/>
+      <w:pPr/>
+      <w:rPr/>
     </w:lvl>
     <w:lvl w:ilvl="1">
-      <w:numFmt w:val="decimal"/>
-      <w:lvlText w:val=""/>
-      <w:lvlJc w:val="left"/>
+      <w:start w:val="0"/>
+      <w:numFmt w:val="decimal"/>
+      <w:suff w:val="tab"/>
+      <w:lvlText w:val=""/>
+      <w:lvlJc w:val="left"/>
+      <w:pPr/>
+      <w:rPr/>
     </w:lvl>
     <w:lvl w:ilvl="2">
-      <w:numFmt w:val="decimal"/>
-      <w:lvlText w:val=""/>
-      <w:lvlJc w:val="left"/>
+      <w:start w:val="0"/>
+      <w:numFmt w:val="decimal"/>
+      <w:suff w:val="tab"/>
+      <w:lvlText w:val=""/>
+      <w:lvlJc w:val="left"/>
+      <w:pPr/>
+      <w:rPr/>
     </w:lvl>
     <w:lvl w:ilvl="3">
-      <w:numFmt w:val="decimal"/>
-      <w:lvlText w:val=""/>
-      <w:lvlJc w:val="left"/>
+      <w:start w:val="0"/>
+      <w:numFmt w:val="decimal"/>
+      <w:suff w:val="tab"/>
+      <w:lvlText w:val=""/>
+      <w:lvlJc w:val="left"/>
+      <w:pPr/>
+      <w:rPr/>
     </w:lvl>
     <w:lvl w:ilvl="4">
-      <w:numFmt w:val="decimal"/>
-      <w:lvlText w:val=""/>
-      <w:lvlJc w:val="left"/>
+      <w:start w:val="0"/>
+      <w:numFmt w:val="decimal"/>
+      <w:suff w:val="tab"/>
+      <w:lvlText w:val=""/>
+      <w:lvlJc w:val="left"/>
+      <w:pPr/>
+      <w:rPr/>
     </w:lvl>
     <w:lvl w:ilvl="5">
-      <w:numFmt w:val="decimal"/>
-      <w:lvlText w:val=""/>
-      <w:lvlJc w:val="left"/>
+      <w:start w:val="0"/>
+      <w:numFmt w:val="decimal"/>
+      <w:suff w:val="tab"/>
+      <w:lvlText w:val=""/>
+      <w:lvlJc w:val="left"/>
+      <w:pPr/>
+      <w:rPr/>
     </w:lvl>
     <w:lvl w:ilvl="6">
-      <w:numFmt w:val="decimal"/>
-      <w:lvlText w:val=""/>
-      <w:lvlJc w:val="left"/>
+      <w:start w:val="0"/>
+      <w:numFmt w:val="decimal"/>
+      <w:suff w:val="tab"/>
+      <w:lvlText w:val=""/>
+      <w:lvlJc w:val="left"/>
+      <w:pPr/>
+      <w:rPr/>
     </w:lvl>
     <w:lvl w:ilvl="7">
-      <w:numFmt w:val="decimal"/>
-      <w:lvlText w:val=""/>
-      <w:lvlJc w:val="left"/>
+      <w:start w:val="0"/>
+      <w:numFmt w:val="decimal"/>
+      <w:suff w:val="tab"/>
+      <w:lvlText w:val=""/>
+      <w:lvlJc w:val="left"/>
+      <w:pPr/>
+      <w:rPr/>
     </w:lvl>
     <w:lvl w:ilvl="8">
-      <w:numFmt w:val="decimal"/>
-      <w:lvlText w:val=""/>
-      <w:lvlJc w:val="left"/>
+      <w:start w:val="0"/>
+      <w:numFmt w:val="decimal"/>
+      <w:suff w:val="tab"/>
+      <w:lvlText w:val=""/>
+      <w:lvlJc w:val="left"/>
+      <w:pPr/>
+      <w:rPr/>
     </w:lvl>
   </w:abstractNum>
-  <w:abstractNum w:abstractNumId="2" w15:restartNumberingAfterBreak="0">
+  <w:abstractNum w:abstractNumId="2">
     <w:nsid w:val="528F0571"/>
     <w:multiLevelType w:val="multilevel"/>
-    <w:tmpl w:val="741CB10C"/>
     <w:lvl w:ilvl="0">
       <w:start w:val="1"/>
       <w:numFmt w:val="bullet"/>
+      <w:suff w:val="tab"/>
       <w:lvlText w:val="•"/>
       <w:lvlJc w:val="left"/>
+      <w:pPr/>
+      <w:rPr/>
     </w:lvl>
     <w:lvl w:ilvl="1">
-      <w:numFmt w:val="decimal"/>
-      <w:lvlText w:val=""/>
-      <w:lvlJc w:val="left"/>
+      <w:start w:val="0"/>
+      <w:numFmt w:val="decimal"/>
+      <w:suff w:val="tab"/>
+      <w:lvlText w:val=""/>
+      <w:lvlJc w:val="left"/>
+      <w:pPr/>
+      <w:rPr/>
     </w:lvl>
     <w:lvl w:ilvl="2">
-      <w:numFmt w:val="decimal"/>
-      <w:lvlText w:val=""/>
-      <w:lvlJc w:val="left"/>
+      <w:start w:val="0"/>
+      <w:numFmt w:val="decimal"/>
+      <w:suff w:val="tab"/>
+      <w:lvlText w:val=""/>
+      <w:lvlJc w:val="left"/>
+      <w:pPr/>
+      <w:rPr/>
     </w:lvl>
     <w:lvl w:ilvl="3">
-      <w:numFmt w:val="decimal"/>
-      <w:lvlText w:val=""/>
-      <w:lvlJc w:val="left"/>
+      <w:start w:val="0"/>
+      <w:numFmt w:val="decimal"/>
+      <w:suff w:val="tab"/>
+      <w:lvlText w:val=""/>
+      <w:lvlJc w:val="left"/>
+      <w:pPr/>
+      <w:rPr/>
     </w:lvl>
     <w:lvl w:ilvl="4">
-      <w:numFmt w:val="decimal"/>
-      <w:lvlText w:val=""/>
-      <w:lvlJc w:val="left"/>
+      <w:start w:val="0"/>
+      <w:numFmt w:val="decimal"/>
+      <w:suff w:val="tab"/>
+      <w:lvlText w:val=""/>
+      <w:lvlJc w:val="left"/>
+      <w:pPr/>
+      <w:rPr/>
     </w:lvl>
     <w:lvl w:ilvl="5">
-      <w:numFmt w:val="decimal"/>
-      <w:lvlText w:val=""/>
-      <w:lvlJc w:val="left"/>
+      <w:start w:val="0"/>
+      <w:numFmt w:val="decimal"/>
+      <w:suff w:val="tab"/>
+      <w:lvlText w:val=""/>
+      <w:lvlJc w:val="left"/>
+      <w:pPr/>
+      <w:rPr/>
     </w:lvl>
     <w:lvl w:ilvl="6">
-      <w:numFmt w:val="decimal"/>
-      <w:lvlText w:val=""/>
-      <w:lvlJc w:val="left"/>
+      <w:start w:val="0"/>
+      <w:numFmt w:val="decimal"/>
+      <w:suff w:val="tab"/>
+      <w:lvlText w:val=""/>
+      <w:lvlJc w:val="left"/>
+      <w:pPr/>
+      <w:rPr/>
     </w:lvl>
     <w:lvl w:ilvl="7">
-      <w:numFmt w:val="decimal"/>
-      <w:lvlText w:val=""/>
-      <w:lvlJc w:val="left"/>
+      <w:start w:val="0"/>
+      <w:numFmt w:val="decimal"/>
+      <w:suff w:val="tab"/>
+      <w:lvlText w:val=""/>
+      <w:lvlJc w:val="left"/>
+      <w:pPr/>
+      <w:rPr/>
     </w:lvl>
     <w:lvl w:ilvl="8">
-      <w:numFmt w:val="decimal"/>
-      <w:lvlText w:val=""/>
-      <w:lvlJc w:val="left"/>
+      <w:start w:val="0"/>
+      <w:numFmt w:val="decimal"/>
+      <w:suff w:val="tab"/>
+      <w:lvlText w:val=""/>
+      <w:lvlJc w:val="left"/>
+      <w:pPr/>
+      <w:rPr/>
     </w:lvl>
   </w:abstractNum>
-  <w:abstractNum w:abstractNumId="3" w15:restartNumberingAfterBreak="0">
+  <w:abstractNum w:abstractNumId="3">
     <w:nsid w:val="55056EEB"/>
     <w:multiLevelType w:val="multilevel"/>
-    <w:tmpl w:val="EA068088"/>
     <w:lvl w:ilvl="0">
       <w:start w:val="1"/>
       <w:numFmt w:val="bullet"/>
+      <w:suff w:val="tab"/>
       <w:lvlText w:val="•"/>
       <w:lvlJc w:val="left"/>
+      <w:pPr/>
+      <w:rPr/>
     </w:lvl>
     <w:lvl w:ilvl="1">
-      <w:numFmt w:val="decimal"/>
-      <w:lvlText w:val=""/>
-      <w:lvlJc w:val="left"/>
+      <w:start w:val="0"/>
+      <w:numFmt w:val="decimal"/>
+      <w:suff w:val="tab"/>
+      <w:lvlText w:val=""/>
+      <w:lvlJc w:val="left"/>
+      <w:pPr/>
+      <w:rPr/>
     </w:lvl>
     <w:lvl w:ilvl="2">
-      <w:numFmt w:val="decimal"/>
-      <w:lvlText w:val=""/>
-      <w:lvlJc w:val="left"/>
+      <w:start w:val="0"/>
+      <w:numFmt w:val="decimal"/>
+      <w:suff w:val="tab"/>
+      <w:lvlText w:val=""/>
+      <w:lvlJc w:val="left"/>
+      <w:pPr/>
+      <w:rPr/>
     </w:lvl>
     <w:lvl w:ilvl="3">
-      <w:numFmt w:val="decimal"/>
-      <w:lvlText w:val=""/>
-      <w:lvlJc w:val="left"/>
+      <w:start w:val="0"/>
+      <w:numFmt w:val="decimal"/>
+      <w:suff w:val="tab"/>
+      <w:lvlText w:val=""/>
+      <w:lvlJc w:val="left"/>
+      <w:pPr/>
+      <w:rPr/>
     </w:lvl>
     <w:lvl w:ilvl="4">
-      <w:numFmt w:val="decimal"/>
-      <w:lvlText w:val=""/>
-      <w:lvlJc w:val="left"/>
+      <w:start w:val="0"/>
+      <w:numFmt w:val="decimal"/>
+      <w:suff w:val="tab"/>
+      <w:lvlText w:val=""/>
+      <w:lvlJc w:val="left"/>
+      <w:pPr/>
+      <w:rPr/>
     </w:lvl>
     <w:lvl w:ilvl="5">
-      <w:numFmt w:val="decimal"/>
-      <w:lvlText w:val=""/>
-      <w:lvlJc w:val="left"/>
+      <w:start w:val="0"/>
+      <w:numFmt w:val="decimal"/>
+      <w:suff w:val="tab"/>
+      <w:lvlText w:val=""/>
+      <w:lvlJc w:val="left"/>
+      <w:pPr/>
+      <w:rPr/>
     </w:lvl>
     <w:lvl w:ilvl="6">
-      <w:numFmt w:val="decimal"/>
-      <w:lvlText w:val=""/>
-      <w:lvlJc w:val="left"/>
+      <w:start w:val="0"/>
+      <w:numFmt w:val="decimal"/>
+      <w:suff w:val="tab"/>
+      <w:lvlText w:val=""/>
+      <w:lvlJc w:val="left"/>
+      <w:pPr/>
+      <w:rPr/>
     </w:lvl>
     <w:lvl w:ilvl="7">
-      <w:numFmt w:val="decimal"/>
-      <w:lvlText w:val=""/>
-      <w:lvlJc w:val="left"/>
+      <w:start w:val="0"/>
+      <w:numFmt w:val="decimal"/>
+      <w:suff w:val="tab"/>
+      <w:lvlText w:val=""/>
+      <w:lvlJc w:val="left"/>
+      <w:pPr/>
+      <w:rPr/>
     </w:lvl>
     <w:lvl w:ilvl="8">
-      <w:numFmt w:val="decimal"/>
-      <w:lvlText w:val=""/>
-      <w:lvlJc w:val="left"/>
+      <w:start w:val="0"/>
+      <w:numFmt w:val="decimal"/>
+      <w:suff w:val="tab"/>
+      <w:lvlText w:val=""/>
+      <w:lvlJc w:val="left"/>
+      <w:pPr/>
+      <w:rPr/>
     </w:lvl>
   </w:abstractNum>
-  <w:abstractNum w:abstractNumId="4" w15:restartNumberingAfterBreak="0">
+  <w:abstractNum w:abstractNumId="4">
     <w:nsid w:val="68537A71"/>
     <w:multiLevelType w:val="multilevel"/>
-    <w:tmpl w:val="6700DEAC"/>
     <w:lvl w:ilvl="0">
       <w:start w:val="1"/>
       <w:numFmt w:val="bullet"/>
+      <w:suff w:val="tab"/>
       <w:lvlText w:val="•"/>
       <w:lvlJc w:val="left"/>
+      <w:pPr/>
+      <w:rPr/>
     </w:lvl>
     <w:lvl w:ilvl="1">
-      <w:numFmt w:val="decimal"/>
-      <w:lvlText w:val=""/>
-      <w:lvlJc w:val="left"/>
+      <w:start w:val="0"/>
+      <w:numFmt w:val="decimal"/>
+      <w:suff w:val="tab"/>
+      <w:lvlText w:val=""/>
+      <w:lvlJc w:val="left"/>
+      <w:pPr/>
+      <w:rPr/>
     </w:lvl>
     <w:lvl w:ilvl="2">
-      <w:numFmt w:val="decimal"/>
-      <w:lvlText w:val=""/>
-      <w:lvlJc w:val="left"/>
+      <w:start w:val="0"/>
+      <w:numFmt w:val="decimal"/>
+      <w:suff w:val="tab"/>
+      <w:lvlText w:val=""/>
+      <w:lvlJc w:val="left"/>
+      <w:pPr/>
+      <w:rPr/>
     </w:lvl>
     <w:lvl w:ilvl="3">
-      <w:numFmt w:val="decimal"/>
-      <w:lvlText w:val=""/>
-      <w:lvlJc w:val="left"/>
+      <w:start w:val="0"/>
+      <w:numFmt w:val="decimal"/>
+      <w:suff w:val="tab"/>
+      <w:lvlText w:val=""/>
+      <w:lvlJc w:val="left"/>
+      <w:pPr/>
+      <w:rPr/>
     </w:lvl>
     <w:lvl w:ilvl="4">
-      <w:numFmt w:val="decimal"/>
-      <w:lvlText w:val=""/>
-      <w:lvlJc w:val="left"/>
+      <w:start w:val="0"/>
+      <w:numFmt w:val="decimal"/>
+      <w:suff w:val="tab"/>
+      <w:lvlText w:val=""/>
+      <w:lvlJc w:val="left"/>
+      <w:pPr/>
+      <w:rPr/>
     </w:lvl>
     <w:lvl w:ilvl="5">
-      <w:numFmt w:val="decimal"/>
-      <w:lvlText w:val=""/>
-      <w:lvlJc w:val="left"/>
+      <w:start w:val="0"/>
+      <w:numFmt w:val="decimal"/>
+      <w:suff w:val="tab"/>
+      <w:lvlText w:val=""/>
+      <w:lvlJc w:val="left"/>
+      <w:pPr/>
+      <w:rPr/>
     </w:lvl>
     <w:lvl w:ilvl="6">
-      <w:numFmt w:val="decimal"/>
-      <w:lvlText w:val=""/>
-      <w:lvlJc w:val="left"/>
+      <w:start w:val="0"/>
+      <w:numFmt w:val="decimal"/>
+      <w:suff w:val="tab"/>
+      <w:lvlText w:val=""/>
+      <w:lvlJc w:val="left"/>
+      <w:pPr/>
+      <w:rPr/>
     </w:lvl>
     <w:lvl w:ilvl="7">
-      <w:numFmt w:val="decimal"/>
-      <w:lvlText w:val=""/>
-      <w:lvlJc w:val="left"/>
+      <w:start w:val="0"/>
+      <w:numFmt w:val="decimal"/>
+      <w:suff w:val="tab"/>
+      <w:lvlText w:val=""/>
+      <w:lvlJc w:val="left"/>
+      <w:pPr/>
+      <w:rPr/>
     </w:lvl>
     <w:lvl w:ilvl="8">
-      <w:numFmt w:val="decimal"/>
-      <w:lvlText w:val=""/>
-      <w:lvlJc w:val="left"/>
+      <w:start w:val="0"/>
+      <w:numFmt w:val="decimal"/>
+      <w:suff w:val="tab"/>
+      <w:lvlText w:val=""/>
+      <w:lvlJc w:val="left"/>
+      <w:pPr/>
+      <w:rPr/>
     </w:lvl>
   </w:abstractNum>
-  <w:abstractNum w:abstractNumId="5" w15:restartNumberingAfterBreak="0">
+  <w:abstractNum w:abstractNumId="5">
     <w:nsid w:val="714F2926"/>
     <w:multiLevelType w:val="multilevel"/>
-    <w:tmpl w:val="A0C65DF0"/>
     <w:lvl w:ilvl="0">
       <w:start w:val="1"/>
       <w:numFmt w:val="bullet"/>
+      <w:suff w:val="tab"/>
       <w:lvlText w:val="•"/>
       <w:lvlJc w:val="left"/>
+      <w:pPr/>
+      <w:rPr/>
     </w:lvl>
     <w:lvl w:ilvl="1">
-      <w:numFmt w:val="decimal"/>
-      <w:lvlText w:val=""/>
-      <w:lvlJc w:val="left"/>
+      <w:start w:val="0"/>
+      <w:numFmt w:val="decimal"/>
+      <w:suff w:val="tab"/>
+      <w:lvlText w:val=""/>
+      <w:lvlJc w:val="left"/>
+      <w:pPr/>
+      <w:rPr/>
     </w:lvl>
     <w:lvl w:ilvl="2">
-      <w:numFmt w:val="decimal"/>
-      <w:lvlText w:val=""/>
-      <w:lvlJc w:val="left"/>
+      <w:start w:val="0"/>
+      <w:numFmt w:val="decimal"/>
+      <w:suff w:val="tab"/>
+      <w:lvlText w:val=""/>
+      <w:lvlJc w:val="left"/>
+      <w:pPr/>
+      <w:rPr/>
     </w:lvl>
     <w:lvl w:ilvl="3">
-      <w:numFmt w:val="decimal"/>
-      <w:lvlText w:val=""/>
-      <w:lvlJc w:val="left"/>
+      <w:start w:val="0"/>
+      <w:numFmt w:val="decimal"/>
+      <w:suff w:val="tab"/>
+      <w:lvlText w:val=""/>
+      <w:lvlJc w:val="left"/>
+      <w:pPr/>
+      <w:rPr/>
     </w:lvl>
     <w:lvl w:ilvl="4">
-      <w:numFmt w:val="decimal"/>
-      <w:lvlText w:val=""/>
-      <w:lvlJc w:val="left"/>
+      <w:start w:val="0"/>
+      <w:numFmt w:val="decimal"/>
+      <w:suff w:val="tab"/>
+      <w:lvlText w:val=""/>
+      <w:lvlJc w:val="left"/>
+      <w:pPr/>
+      <w:rPr/>
     </w:lvl>
     <w:lvl w:ilvl="5">
-      <w:numFmt w:val="decimal"/>
-      <w:lvlText w:val=""/>
-      <w:lvlJc w:val="left"/>
+      <w:start w:val="0"/>
+      <w:numFmt w:val="decimal"/>
+      <w:suff w:val="tab"/>
+      <w:lvlText w:val=""/>
+      <w:lvlJc w:val="left"/>
+      <w:pPr/>
+      <w:rPr/>
     </w:lvl>
     <w:lvl w:ilvl="6">
-      <w:numFmt w:val="decimal"/>
-      <w:lvlText w:val=""/>
-      <w:lvlJc w:val="left"/>
+      <w:start w:val="0"/>
+      <w:numFmt w:val="decimal"/>
+      <w:suff w:val="tab"/>
+      <w:lvlText w:val=""/>
+      <w:lvlJc w:val="left"/>
+      <w:pPr/>
+      <w:rPr/>
     </w:lvl>
     <w:lvl w:ilvl="7">
-      <w:numFmt w:val="decimal"/>
-      <w:lvlText w:val=""/>
-      <w:lvlJc w:val="left"/>
+      <w:start w:val="0"/>
+      <w:numFmt w:val="decimal"/>
+      <w:suff w:val="tab"/>
+      <w:lvlText w:val=""/>
+      <w:lvlJc w:val="left"/>
+      <w:pPr/>
+      <w:rPr/>
     </w:lvl>
     <w:lvl w:ilvl="8">
-      <w:numFmt w:val="decimal"/>
-      <w:lvlText w:val=""/>
-      <w:lvlJc w:val="left"/>
+      <w:start w:val="0"/>
+      <w:numFmt w:val="decimal"/>
+      <w:suff w:val="tab"/>
+      <w:lvlText w:val=""/>
+      <w:lvlJc w:val="left"/>
+      <w:pPr/>
+      <w:rPr/>
     </w:lvl>
   </w:abstractNum>
-  <w:abstractNum w:abstractNumId="6" w15:restartNumberingAfterBreak="0">
+  <w:abstractNum w:abstractNumId="6">
     <w:nsid w:val="720E5D0A"/>
     <w:multiLevelType w:val="multilevel"/>
-    <w:tmpl w:val="A4968D94"/>
     <w:lvl w:ilvl="0">
       <w:start w:val="1"/>
       <w:numFmt w:val="bullet"/>
+      <w:suff w:val="tab"/>
       <w:lvlText w:val="•"/>
       <w:lvlJc w:val="left"/>
+      <w:pPr/>
+      <w:rPr/>
     </w:lvl>
     <w:lvl w:ilvl="1">
-      <w:numFmt w:val="decimal"/>
-      <w:lvlText w:val=""/>
-      <w:lvlJc w:val="left"/>
+      <w:start w:val="0"/>
+      <w:numFmt w:val="decimal"/>
+      <w:suff w:val="tab"/>
+      <w:lvlText w:val=""/>
+      <w:lvlJc w:val="left"/>
+      <w:pPr/>
+      <w:rPr/>
     </w:lvl>
     <w:lvl w:ilvl="2">
-      <w:numFmt w:val="decimal"/>
-      <w:lvlText w:val=""/>
-      <w:lvlJc w:val="left"/>
+      <w:start w:val="0"/>
+      <w:numFmt w:val="decimal"/>
+      <w:suff w:val="tab"/>
+      <w:lvlText w:val=""/>
+      <w:lvlJc w:val="left"/>
+      <w:pPr/>
+      <w:rPr/>
     </w:lvl>
     <w:lvl w:ilvl="3">
-      <w:numFmt w:val="decimal"/>
-      <w:lvlText w:val=""/>
-      <w:lvlJc w:val="left"/>
+      <w:start w:val="0"/>
+      <w:numFmt w:val="decimal"/>
+      <w:suff w:val="tab"/>
+      <w:lvlText w:val=""/>
+      <w:lvlJc w:val="left"/>
+      <w:pPr/>
+      <w:rPr/>
     </w:lvl>
     <w:lvl w:ilvl="4">
-      <w:numFmt w:val="decimal"/>
-      <w:lvlText w:val=""/>
-      <w:lvlJc w:val="left"/>
+      <w:start w:val="0"/>
+      <w:numFmt w:val="decimal"/>
+      <w:suff w:val="tab"/>
+      <w:lvlText w:val=""/>
+      <w:lvlJc w:val="left"/>
+      <w:pPr/>
+      <w:rPr/>
     </w:lvl>
     <w:lvl w:ilvl="5">
-      <w:numFmt w:val="decimal"/>
-      <w:lvlText w:val=""/>
-      <w:lvlJc w:val="left"/>
+      <w:start w:val="0"/>
+      <w:numFmt w:val="decimal"/>
+      <w:suff w:val="tab"/>
+      <w:lvlText w:val=""/>
+      <w:lvlJc w:val="left"/>
+      <w:pPr/>
+      <w:rPr/>
     </w:lvl>
     <w:lvl w:ilvl="6">
-      <w:numFmt w:val="decimal"/>
-      <w:lvlText w:val=""/>
-      <w:lvlJc w:val="left"/>
+      <w:start w:val="0"/>
+      <w:numFmt w:val="decimal"/>
+      <w:suff w:val="tab"/>
+      <w:lvlText w:val=""/>
+      <w:lvlJc w:val="left"/>
+      <w:pPr/>
+      <w:rPr/>
     </w:lvl>
     <w:lvl w:ilvl="7">
-      <w:numFmt w:val="decimal"/>
-      <w:lvlText w:val=""/>
-      <w:lvlJc w:val="left"/>
+      <w:start w:val="0"/>
+      <w:numFmt w:val="decimal"/>
+      <w:suff w:val="tab"/>
+      <w:lvlText w:val=""/>
+      <w:lvlJc w:val="left"/>
+      <w:pPr/>
+      <w:rPr/>
     </w:lvl>
     <w:lvl w:ilvl="8">
-      <w:numFmt w:val="decimal"/>
-      <w:lvlText w:val=""/>
-      <w:lvlJc w:val="left"/>
+      <w:start w:val="0"/>
+      <w:numFmt w:val="decimal"/>
+      <w:suff w:val="tab"/>
+      <w:lvlText w:val=""/>
+      <w:lvlJc w:val="left"/>
+      <w:pPr/>
+      <w:rPr/>
     </w:lvl>
   </w:abstractNum>
-  <w:num w:numId="1" w16cid:durableId="1398434873">
+  <w:num w:numId="1">
     <w:abstractNumId w:val="3"/>
   </w:num>
-  <w:num w:numId="2" w16cid:durableId="1005940182">
+  <w:num w:numId="2">
     <w:abstractNumId w:val="5"/>
   </w:num>
-  <w:num w:numId="3" w16cid:durableId="1687708223">
+  <w:num w:numId="3">
     <w:abstractNumId w:val="0"/>
   </w:num>
-  <w:num w:numId="4" w16cid:durableId="290867717">
+  <w:num w:numId="4">
     <w:abstractNumId w:val="6"/>
   </w:num>
-  <w:num w:numId="5" w16cid:durableId="1154102738">
+  <w:num w:numId="5">
     <w:abstractNumId w:val="2"/>
   </w:num>
-  <w:num w:numId="6" w16cid:durableId="1221819759">
+  <w:num w:numId="6">
     <w:abstractNumId w:val="4"/>
   </w:num>
-  <w:num w:numId="7" w16cid:durableId="1446729061">
+  <w:num w:numId="7">
     <w:abstractNumId w:val="1"/>
   </w:num>
 </w:numbering>
 </file>
 
 <file path=word/styles.xml><?xml version="1.0" encoding="utf-8"?>
-<w:styles xmlns:mc="http://schemas.openxmlformats.org/markup-compatibility/2006" xmlns:r="http://schemas.openxmlformats.org/officeDocument/2006/relationships" xmlns:w="http://schemas.openxmlformats.org/wordprocessingml/2006/main" xmlns:w14="http://schemas.microsoft.com/office/word/2010/wordml" xmlns:w15="http://schemas.microsoft.com/office/word/2012/wordml" xmlns:w16cex="http://schemas.microsoft.com/office/word/2018/wordml/cex" xmlns:w16cid="http://schemas.microsoft.com/office/word/2016/wordml/cid" xmlns:w16="http://schemas.microsoft.com/office/word/2018/wordml" xmlns:w16du="http://schemas.microsoft.com/office/word/2023/wordml/word16du" xmlns:w16sdtdh="http://schemas.microsoft.com/office/word/2020/wordml/sdtdatahash" xmlns:w16sdtfl="http://schemas.microsoft.com/office/word/2024/wordml/sdtformatlock" xmlns:w16se="http://schemas.microsoft.com/office/word/2015/wordml/symex" mc:Ignorable="w14 w15 w16se w16cid w16 w16cex w16sdtdh w16sdtfl w16du">
+<w:styles xmlns:w="http://schemas.openxmlformats.org/wordprocessingml/2006/main">
   <w:docDefaults>
     <w:rPrDefault>
       <w:rPr>
-        <w:rFonts w:asciiTheme="minorHAnsi" w:eastAsia="Times New Roman" w:hAnsiTheme="minorHAnsi" w:cs="Times New Roman"/>
+        <w:rFonts w:asciiTheme="minorHAnsi" w:hAnsiTheme="minorHAnsi" w:cs="Times New Roman" w:eastAsia="Times New Roman"/>
         <w:color w:val="000000"/>
         <w:sz w:val="22"/>
         <w:szCs w:val="22"/>
-        <w:lang w:val="ru-RU" w:eastAsia="ru-RU" w:bidi="ar-SA"/>
+        <w:lang w:val="ru-RU" w:bidi="ar-SA" w:eastAsia="ru-RU"/>
       </w:rPr>
     </w:rPrDefault>
     <w:pPrDefault>
       <w:pPr>
-        <w:spacing w:after="160" w:line="264" w:lineRule="auto"/>
+        <w:keepNext w:val="0"/>
+        <w:keepLines w:val="0"/>
+        <w:pageBreakBefore w:val="0"/>
+        <w:widowControl w:val="1"/>
+        <w:suppressLineNumbers w:val="0"/>
+        <w:shd w:val="clear" w:fill="auto"/>
+        <w:suppressAutoHyphens w:val="0"/>
+        <w:spacing w:lineRule="auto" w:line="264" w:before="0" w:after="160" w:beforeAutospacing="0" w:afterAutospacing="0"/>
+        <w:ind w:firstLine="0" w:left="0" w:right="0"/>
+        <w:contextualSpacing w:val="0"/>
+        <w:bidi w:val="0"/>
+        <w:jc w:val="left"/>
+        <w:outlineLvl w:val="9"/>
       </w:pPr>
     </w:pPrDefault>
   </w:docDefaults>
-  <w:latentStyles w:defLockedState="0" w:defUIPriority="99" w:defSemiHidden="0" w:defUnhideWhenUsed="0" w:defQFormat="0" w:count="376">
-    <w:lsdException w:name="Normal" w:uiPriority="0" w:qFormat="1"/>
-    <w:lsdException w:name="heading 1" w:uiPriority="9" w:qFormat="1"/>
-    <w:lsdException w:name="heading 2" w:semiHidden="1" w:uiPriority="9" w:unhideWhenUsed="1" w:qFormat="1"/>
-    <w:lsdException w:name="heading 3" w:semiHidden="1" w:uiPriority="9" w:unhideWhenUsed="1" w:qFormat="1"/>
-    <w:lsdException w:name="heading 4" w:semiHidden="1" w:uiPriority="9" w:unhideWhenUsed="1" w:qFormat="1"/>
-    <w:lsdException w:name="heading 5" w:semiHidden="1" w:uiPriority="9" w:unhideWhenUsed="1" w:qFormat="1"/>
-    <w:lsdException w:name="heading 6" w:semiHidden="1" w:uiPriority="9" w:unhideWhenUsed="1" w:qFormat="1"/>
-    <w:lsdException w:name="heading 7" w:semiHidden="1" w:uiPriority="9" w:unhideWhenUsed="1" w:qFormat="1"/>
-    <w:lsdException w:name="heading 8" w:semiHidden="1" w:uiPriority="9" w:unhideWhenUsed="1" w:qFormat="1"/>
-    <w:lsdException w:name="heading 9" w:semiHidden="1" w:uiPriority="9" w:unhideWhenUsed="1" w:qFormat="1"/>
-    <w:lsdException w:name="index 1" w:semiHidden="1" w:unhideWhenUsed="1"/>
-    <w:lsdException w:name="index 2" w:semiHidden="1" w:unhideWhenUsed="1"/>
-    <w:lsdException w:name="index 3" w:semiHidden="1" w:unhideWhenUsed="1"/>
-    <w:lsdException w:name="index 4" w:semiHidden="1" w:unhideWhenUsed="1"/>
-    <w:lsdException w:name="index 5" w:semiHidden="1" w:unhideWhenUsed="1"/>
-    <w:lsdException w:name="index 6" w:semiHidden="1" w:unhideWhenUsed="1"/>
-    <w:lsdException w:name="index 7" w:semiHidden="1" w:unhideWhenUsed="1"/>
-    <w:lsdException w:name="index 8" w:semiHidden="1" w:unhideWhenUsed="1"/>
-    <w:lsdException w:name="index 9" w:semiHidden="1" w:unhideWhenUsed="1"/>
-    <w:lsdException w:name="toc 1" w:semiHidden="1" w:uiPriority="39" w:unhideWhenUsed="1"/>
-    <w:lsdException w:name="toc 2" w:semiHidden="1" w:uiPriority="39" w:unhideWhenUsed="1"/>
-    <w:lsdException w:name="toc 3" w:semiHidden="1" w:uiPriority="39" w:unhideWhenUsed="1"/>
-    <w:lsdException w:name="toc 4" w:semiHidden="1" w:uiPriority="39" w:unhideWhenUsed="1"/>
-    <w:lsdException w:name="toc 5" w:semiHidden="1" w:uiPriority="39" w:unhideWhenUsed="1"/>
-    <w:lsdException w:name="toc 6" w:semiHidden="1" w:uiPriority="39" w:unhideWhenUsed="1"/>
-    <w:lsdException w:name="toc 7" w:semiHidden="1" w:uiPriority="39" w:unhideWhenUsed="1"/>
-    <w:lsdException w:name="toc 8" w:semiHidden="1" w:uiPriority="39" w:unhideWhenUsed="1"/>
-    <w:lsdException w:name="toc 9" w:semiHidden="1" w:uiPriority="39" w:unhideWhenUsed="1"/>
-    <w:lsdException w:name="Normal Indent" w:semiHidden="1" w:unhideWhenUsed="1"/>
-    <w:lsdException w:name="footnote text" w:semiHidden="1" w:unhideWhenUsed="1"/>
-    <w:lsdException w:name="annotation text" w:semiHidden="1" w:unhideWhenUsed="1"/>
-    <w:lsdException w:name="header" w:semiHidden="1" w:unhideWhenUsed="1"/>
-    <w:lsdException w:name="footer" w:semiHidden="1" w:unhideWhenUsed="1"/>
-    <w:lsdException w:name="index heading" w:semiHidden="1" w:unhideWhenUsed="1"/>
-    <w:lsdException w:name="caption" w:semiHidden="1" w:uiPriority="35" w:unhideWhenUsed="1" w:qFormat="1"/>
-    <w:lsdException w:name="table of figures" w:semiHidden="1" w:unhideWhenUsed="1"/>
-    <w:lsdException w:name="envelope address" w:semiHidden="1" w:unhideWhenUsed="1"/>
-    <w:lsdException w:name="envelope return" w:semiHidden="1" w:unhideWhenUsed="1"/>
-    <w:lsdException w:name="footnote reference" w:semiHidden="1" w:unhideWhenUsed="1"/>
-    <w:lsdException w:name="annotation reference" w:semiHidden="1" w:unhideWhenUsed="1"/>
-    <w:lsdException w:name="line number" w:semiHidden="1" w:unhideWhenUsed="1"/>
-    <w:lsdException w:name="page number" w:semiHidden="1" w:unhideWhenUsed="1"/>
-    <w:lsdException w:name="endnote reference" w:semiHidden="1" w:unhideWhenUsed="1"/>
-    <w:lsdException w:name="endnote text" w:semiHidden="1" w:unhideWhenUsed="1"/>
-    <w:lsdException w:name="table of authorities" w:semiHidden="1" w:unhideWhenUsed="1"/>
-    <w:lsdException w:name="macro" w:semiHidden="1" w:unhideWhenUsed="1"/>
-    <w:lsdException w:name="toa heading" w:semiHidden="1" w:unhideWhenUsed="1"/>
-    <w:lsdException w:name="List" w:semiHidden="1" w:unhideWhenUsed="1"/>
-    <w:lsdException w:name="List Bullet" w:semiHidden="1" w:unhideWhenUsed="1"/>
-    <w:lsdException w:name="List Number" w:semiHidden="1" w:unhideWhenUsed="1"/>
-    <w:lsdException w:name="List 2" w:semiHidden="1" w:unhideWhenUsed="1"/>
-    <w:lsdException w:name="List 3" w:semiHidden="1" w:unhideWhenUsed="1"/>
-    <w:lsdException w:name="List 4" w:semiHidden="1" w:unhideWhenUsed="1"/>
-    <w:lsdException w:name="List 5" w:semiHidden="1" w:unhideWhenUsed="1"/>
-    <w:lsdException w:name="List Bullet 2" w:semiHidden="1" w:unhideWhenUsed="1"/>
-    <w:lsdException w:name="List Bullet 3" w:semiHidden="1" w:unhideWhenUsed="1"/>
-    <w:lsdException w:name="List Bullet 4" w:semiHidden="1" w:unhideWhenUsed="1"/>
-    <w:lsdException w:name="List Bullet 5" w:semiHidden="1" w:unhideWhenUsed="1"/>
-    <w:lsdException w:name="List Number 2" w:semiHidden="1" w:unhideWhenUsed="1"/>
-    <w:lsdException w:name="List Number 3" w:semiHidden="1" w:unhideWhenUsed="1"/>
-    <w:lsdException w:name="List Number 4" w:semiHidden="1" w:unhideWhenUsed="1"/>
-    <w:lsdException w:name="List Number 5" w:semiHidden="1" w:unhideWhenUsed="1"/>
-    <w:lsdException w:name="Title" w:uiPriority="10" w:qFormat="1"/>
-    <w:lsdException w:name="Closing" w:semiHidden="1" w:unhideWhenUsed="1"/>
-    <w:lsdException w:name="Signature" w:semiHidden="1" w:unhideWhenUsed="1"/>
-    <w:lsdException w:name="Default Paragraph Font" w:semiHidden="1" w:uiPriority="1" w:unhideWhenUsed="1"/>
-    <w:lsdException w:name="Body Text" w:semiHidden="1" w:unhideWhenUsed="1"/>
-    <w:lsdException w:name="Body Text Indent" w:semiHidden="1" w:unhideWhenUsed="1"/>
-    <w:lsdException w:name="List Continue" w:semiHidden="1" w:unhideWhenUsed="1"/>
-    <w:lsdException w:name="List Continue 2" w:semiHidden="1" w:unhideWhenUsed="1"/>
-    <w:lsdException w:name="List Continue 3" w:semiHidden="1" w:unhideWhenUsed="1"/>
-    <w:lsdException w:name="List Continue 4" w:semiHidden="1" w:unhideWhenUsed="1"/>
-    <w:lsdException w:name="List Continue 5" w:semiHidden="1" w:unhideWhenUsed="1"/>
-    <w:lsdException w:name="Message Header" w:semiHidden="1" w:unhideWhenUsed="1"/>
-    <w:lsdException w:name="Subtitle" w:uiPriority="11" w:qFormat="1"/>
-    <w:lsdException w:name="Salutation" w:semiHidden="1" w:unhideWhenUsed="1"/>
-    <w:lsdException w:name="Date" w:semiHidden="1" w:unhideWhenUsed="1"/>
-    <w:lsdException w:name="Body Text First Indent" w:semiHidden="1" w:unhideWhenUsed="1"/>
-    <w:lsdException w:name="Body Text First Indent 2" w:semiHidden="1" w:unhideWhenUsed="1"/>
-    <w:lsdException w:name="Note Heading" w:semiHidden="1" w:unhideWhenUsed="1"/>
-    <w:lsdException w:name="Body Text 2" w:semiHidden="1" w:unhideWhenUsed="1"/>
-    <w:lsdException w:name="Body Text 3" w:semiHidden="1" w:unhideWhenUsed="1"/>
-    <w:lsdException w:name="Body Text Indent 2" w:semiHidden="1" w:unhideWhenUsed="1"/>
-    <w:lsdException w:name="Body Text Indent 3" w:semiHidden="1" w:unhideWhenUsed="1"/>
-    <w:lsdException w:name="Block Text" w:semiHidden="1" w:unhideWhenUsed="1"/>
-    <w:lsdException w:name="Hyperlink" w:semiHidden="1" w:unhideWhenUsed="1"/>
-    <w:lsdException w:name="FollowedHyperlink" w:semiHidden="1" w:unhideWhenUsed="1"/>
-    <w:lsdException w:name="Strong" w:uiPriority="22" w:qFormat="1"/>
-    <w:lsdException w:name="Emphasis" w:uiPriority="20" w:qFormat="1"/>
-    <w:lsdException w:name="Document Map" w:semiHidden="1" w:unhideWhenUsed="1"/>
-    <w:lsdException w:name="Plain Text" w:semiHidden="1" w:unhideWhenUsed="1"/>
-    <w:lsdException w:name="E-mail Signature" w:semiHidden="1" w:unhideWhenUsed="1"/>
-    <w:lsdException w:name="HTML Top of Form" w:semiHidden="1" w:unhideWhenUsed="1"/>
-    <w:lsdException w:name="HTML Bottom of Form" w:semiHidden="1" w:unhideWhenUsed="1"/>
-    <w:lsdException w:name="Normal (Web)" w:semiHidden="1" w:unhideWhenUsed="1"/>
-    <w:lsdException w:name="HTML Acronym" w:semiHidden="1" w:unhideWhenUsed="1"/>
-    <w:lsdException w:name="HTML Address" w:semiHidden="1" w:unhideWhenUsed="1"/>
-    <w:lsdException w:name="HTML Cite" w:semiHidden="1" w:unhideWhenUsed="1"/>
-    <w:lsdException w:name="HTML Code" w:semiHidden="1" w:unhideWhenUsed="1"/>
-    <w:lsdException w:name="HTML Definition" w:semiHidden="1" w:unhideWhenUsed="1"/>
-    <w:lsdException w:name="HTML Keyboard" w:semiHidden="1" w:unhideWhenUsed="1"/>
-    <w:lsdException w:name="HTML Preformatted" w:semiHidden="1" w:unhideWhenUsed="1"/>
-    <w:lsdException w:name="HTML Sample" w:semiHidden="1" w:unhideWhenUsed="1"/>
-    <w:lsdException w:name="HTML Typewriter" w:semiHidden="1" w:unhideWhenUsed="1"/>
-    <w:lsdException w:name="HTML Variable" w:semiHidden="1" w:unhideWhenUsed="1"/>
-    <w:lsdException w:name="Normal Table" w:semiHidden="1" w:unhideWhenUsed="1"/>
-    <w:lsdException w:name="annotation subject" w:semiHidden="1" w:unhideWhenUsed="1"/>
-    <w:lsdException w:name="No List" w:semiHidden="1" w:unhideWhenUsed="1"/>
-    <w:lsdException w:name="Outline List 1" w:semiHidden="1" w:unhideWhenUsed="1"/>
-    <w:lsdException w:name="Outline List 2" w:semiHidden="1" w:unhideWhenUsed="1"/>
-    <w:lsdException w:name="Outline List 3" w:semiHidden="1" w:unhideWhenUsed="1"/>
-    <w:lsdException w:name="Table Simple 1" w:semiHidden="1" w:unhideWhenUsed="1"/>
-    <w:lsdException w:name="Table Simple 2" w:semiHidden="1" w:unhideWhenUsed="1"/>
-    <w:lsdException w:name="Table Simple 3" w:semiHidden="1" w:unhideWhenUsed="1"/>
-    <w:lsdException w:name="Table Classic 1" w:semiHidden="1" w:unhideWhenUsed="1"/>
-    <w:lsdException w:name="Table Classic 2" w:semiHidden="1" w:unhideWhenUsed="1"/>
-    <w:lsdException w:name="Table Classic 3" w:semiHidden="1" w:unhideWhenUsed="1"/>
-    <w:lsdException w:name="Table Classic 4" w:semiHidden="1" w:unhideWhenUsed="1"/>
-    <w:lsdException w:name="Table Colorful 1" w:semiHidden="1" w:unhideWhenUsed="1"/>
-    <w:lsdException w:name="Table Colorful 2" w:semiHidden="1" w:unhideWhenUsed="1"/>
-    <w:lsdException w:name="Table Colorful 3" w:semiHidden="1" w:unhideWhenUsed="1"/>
-    <w:lsdException w:name="Table Columns 1" w:semiHidden="1" w:unhideWhenUsed="1"/>
-    <w:lsdException w:name="Table Columns 2" w:semiHidden="1" w:unhideWhenUsed="1"/>
-    <w:lsdException w:name="Table Columns 3" w:semiHidden="1" w:unhideWhenUsed="1"/>
-    <w:lsdException w:name="Table Columns 4" w:semiHidden="1" w:unhideWhenUsed="1"/>
-    <w:lsdException w:name="Table Columns 5" w:semiHidden="1" w:unhideWhenUsed="1"/>
-    <w:lsdException w:name="Table Grid 1" w:semiHidden="1" w:unhideWhenUsed="1"/>
-    <w:lsdException w:name="Table Grid 2" w:semiHidden="1" w:unhideWhenUsed="1"/>
-    <w:lsdException w:name="Table Grid 3" w:semiHidden="1" w:unhideWhenUsed="1"/>
-    <w:lsdException w:name="Table Grid 4" w:semiHidden="1" w:unhideWhenUsed="1"/>
-    <w:lsdException w:name="Table Grid 5" w:semiHidden="1" w:unhideWhenUsed="1"/>
-    <w:lsdException w:name="Table Grid 6" w:semiHidden="1" w:unhideWhenUsed="1"/>
-    <w:lsdException w:name="Table Grid 7" w:semiHidden="1" w:unhideWhenUsed="1"/>
-    <w:lsdException w:name="Table Grid 8" w:semiHidden="1" w:unhideWhenUsed="1"/>
-    <w:lsdException w:name="Table List 1" w:semiHidden="1" w:unhideWhenUsed="1"/>
-    <w:lsdException w:name="Table List 2" w:semiHidden="1" w:unhideWhenUsed="1"/>
-    <w:lsdException w:name="Table List 3" w:semiHidden="1" w:unhideWhenUsed="1"/>
-    <w:lsdException w:name="Table List 4" w:semiHidden="1" w:unhideWhenUsed="1"/>
-    <w:lsdException w:name="Table List 5" w:semiHidden="1" w:unhideWhenUsed="1"/>
-    <w:lsdException w:name="Table List 6" w:semiHidden="1" w:unhideWhenUsed="1"/>
-    <w:lsdException w:name="Table List 7" w:semiHidden="1" w:unhideWhenUsed="1"/>
-    <w:lsdException w:name="Table List 8" w:semiHidden="1" w:unhideWhenUsed="1"/>
-    <w:lsdException w:name="Table 3D effects 1" w:semiHidden="1" w:unhideWhenUsed="1"/>
-    <w:lsdException w:name="Table 3D effects 2" w:semiHidden="1" w:unhideWhenUsed="1"/>
-    <w:lsdException w:name="Table 3D effects 3" w:semiHidden="1" w:unhideWhenUsed="1"/>
-    <w:lsdException w:name="Table Contemporary" w:semiHidden="1" w:unhideWhenUsed="1"/>
-    <w:lsdException w:name="Table Elegant" w:semiHidden="1" w:unhideWhenUsed="1"/>
-    <w:lsdException w:name="Table Professional" w:semiHidden="1" w:unhideWhenUsed="1"/>
-    <w:lsdException w:name="Table Subtle 1" w:semiHidden="1" w:unhideWhenUsed="1"/>
-    <w:lsdException w:name="Table Subtle 2" w:semiHidden="1" w:unhideWhenUsed="1"/>
-    <w:lsdException w:name="Table Web 1" w:semiHidden="1" w:unhideWhenUsed="1"/>
-    <w:lsdException w:name="Table Web 2" w:semiHidden="1" w:unhideWhenUsed="1"/>
-    <w:lsdException w:name="Table Web 3" w:semiHidden="1" w:unhideWhenUsed="1"/>
-    <w:lsdException w:name="Balloon Text" w:semiHidden="1" w:unhideWhenUsed="1"/>
-    <w:lsdException w:name="Table Grid" w:uiPriority="39"/>
-    <w:lsdException w:name="Table Theme" w:semiHidden="1" w:unhideWhenUsed="1"/>
-    <w:lsdException w:name="Placeholder Text" w:semiHidden="1"/>
-    <w:lsdException w:name="No Spacing" w:uiPriority="1" w:qFormat="1"/>
-    <w:lsdException w:name="Light Shading" w:uiPriority="60"/>
-    <w:lsdException w:name="Light List" w:uiPriority="61"/>
-    <w:lsdException w:name="Light Grid" w:uiPriority="62"/>
-    <w:lsdException w:name="Medium Shading 1" w:uiPriority="63"/>
-    <w:lsdException w:name="Medium Shading 2" w:uiPriority="64"/>
-    <w:lsdException w:name="Medium List 1" w:uiPriority="65"/>
-    <w:lsdException w:name="Medium List 2" w:uiPriority="66"/>
-    <w:lsdException w:name="Medium Grid 1" w:uiPriority="67"/>
-    <w:lsdException w:name="Medium Grid 2" w:uiPriority="68"/>
-    <w:lsdException w:name="Medium Grid 3" w:uiPriority="69"/>
-    <w:lsdException w:name="Dark List" w:uiPriority="70"/>
-    <w:lsdException w:name="Colorful Shading" w:uiPriority="71"/>
-    <w:lsdException w:name="Colorful List" w:uiPriority="72"/>
-    <w:lsdException w:name="Colorful Grid" w:uiPriority="73"/>
-    <w:lsdException w:name="Light Shading Accent 1" w:uiPriority="60"/>
-    <w:lsdException w:name="Light List Accent 1" w:uiPriority="61"/>
-    <w:lsdException w:name="Light Grid Accent 1" w:uiPriority="62"/>
-    <w:lsdException w:name="Medium Shading 1 Accent 1" w:uiPriority="63"/>
-    <w:lsdException w:name="Medium Shading 2 Accent 1" w:uiPriority="64"/>
-    <w:lsdException w:name="Medium List 1 Accent 1" w:uiPriority="65"/>
-    <w:lsdException w:name="Revision" w:semiHidden="1"/>
-    <w:lsdException w:name="List Paragraph" w:uiPriority="34" w:qFormat="1"/>
-    <w:lsdException w:name="Quote" w:uiPriority="29" w:qFormat="1"/>
-    <w:lsdException w:name="Intense Quote" w:uiPriority="30" w:qFormat="1"/>
-    <w:lsdException w:name="Medium List 2 Accent 1" w:uiPriority="66"/>
-    <w:lsdException w:name="Medium Grid 1 Accent 1" w:uiPriority="67"/>
-    <w:lsdException w:name="Medium Grid 2 Accent 1" w:uiPriority="68"/>
-    <w:lsdException w:name="Medium Grid 3 Accent 1" w:uiPriority="69"/>
-    <w:lsdException w:name="Dark List Accent 1" w:uiPriority="70"/>
-    <w:lsdException w:name="Colorful Shading Accent 1" w:uiPriority="71"/>
-    <w:lsdException w:name="Colorful List Accent 1" w:uiPriority="72"/>
-    <w:lsdException w:name="Colorful Grid Accent 1" w:uiPriority="73"/>
-    <w:lsdException w:name="Light Shading Accent 2" w:uiPriority="60"/>
-    <w:lsdException w:name="Light List Accent 2" w:uiPriority="61"/>
-    <w:lsdException w:name="Light Grid Accent 2" w:uiPriority="62"/>
-    <w:lsdException w:name="Medium Shading 1 Accent 2" w:uiPriority="63"/>
-    <w:lsdException w:name="Medium Shading 2 Accent 2" w:uiPriority="64"/>
-    <w:lsdException w:name="Medium List 1 Accent 2" w:uiPriority="65"/>
-    <w:lsdException w:name="Medium List 2 Accent 2" w:uiPriority="66"/>
-    <w:lsdException w:name="Medium Grid 1 Accent 2" w:uiPriority="67"/>
-    <w:lsdException w:name="Medium Grid 2 Accent 2" w:uiPriority="68"/>
-    <w:lsdException w:name="Medium Grid 3 Accent 2" w:uiPriority="69"/>
-    <w:lsdException w:name="Dark List Accent 2" w:uiPriority="70"/>
-    <w:lsdException w:name="Colorful Shading Accent 2" w:uiPriority="71"/>
-    <w:lsdException w:name="Colorful List Accent 2" w:uiPriority="72"/>
-    <w:lsdException w:name="Colorful Grid Accent 2" w:uiPriority="73"/>
-    <w:lsdException w:name="Light Shading Accent 3" w:uiPriority="60"/>
-    <w:lsdException w:name="Light List Accent 3" w:uiPriority="61"/>
-    <w:lsdException w:name="Light Grid Accent 3" w:uiPriority="62"/>
-    <w:lsdException w:name="Medium Shading 1 Accent 3" w:uiPriority="63"/>
-    <w:lsdException w:name="Medium Shading 2 Accent 3" w:uiPriority="64"/>
-    <w:lsdException w:name="Medium List 1 Accent 3" w:uiPriority="65"/>
-    <w:lsdException w:name="Medium List 2 Accent 3" w:uiPriority="66"/>
-    <w:lsdException w:name="Medium Grid 1 Accent 3" w:uiPriority="67"/>
-    <w:lsdException w:name="Medium Grid 2 Accent 3" w:uiPriority="68"/>
-    <w:lsdException w:name="Medium Grid 3 Accent 3" w:uiPriority="69"/>
-    <w:lsdException w:name="Dark List Accent 3" w:uiPriority="70"/>
-    <w:lsdException w:name="Colorful Shading Accent 3" w:uiPriority="71"/>
-    <w:lsdException w:name="Colorful List Accent 3" w:uiPriority="72"/>
-    <w:lsdException w:name="Colorful Grid Accent 3" w:uiPriority="73"/>
-    <w:lsdException w:name="Light Shading Accent 4" w:uiPriority="60"/>
-    <w:lsdException w:name="Light List Accent 4" w:uiPriority="61"/>
-    <w:lsdException w:name="Light Grid Accent 4" w:uiPriority="62"/>
-    <w:lsdException w:name="Medium Shading 1 Accent 4" w:uiPriority="63"/>
-    <w:lsdException w:name="Medium Shading 2 Accent 4" w:uiPriority="64"/>
-    <w:lsdException w:name="Medium List 1 Accent 4" w:uiPriority="65"/>
-    <w:lsdException w:name="Medium List 2 Accent 4" w:uiPriority="66"/>
-    <w:lsdException w:name="Medium Grid 1 Accent 4" w:uiPriority="67"/>
-    <w:lsdException w:name="Medium Grid 2 Accent 4" w:uiPriority="68"/>
-    <w:lsdException w:name="Medium Grid 3 Accent 4" w:uiPriority="69"/>
-    <w:lsdException w:name="Dark List Accent 4" w:uiPriority="70"/>
-    <w:lsdException w:name="Colorful Shading Accent 4" w:uiPriority="71"/>
-    <w:lsdException w:name="Colorful List Accent 4" w:uiPriority="72"/>
-    <w:lsdException w:name="Colorful Grid Accent 4" w:uiPriority="73"/>
-    <w:lsdException w:name="Light Shading Accent 5" w:uiPriority="60"/>
-    <w:lsdException w:name="Light List Accent 5" w:uiPriority="61"/>
-    <w:lsdException w:name="Light Grid Accent 5" w:uiPriority="62"/>
-    <w:lsdException w:name="Medium Shading 1 Accent 5" w:uiPriority="63"/>
-    <w:lsdException w:name="Medium Shading 2 Accent 5" w:uiPriority="64"/>
-    <w:lsdException w:name="Medium List 1 Accent 5" w:uiPriority="65"/>
-    <w:lsdException w:name="Medium List 2 Accent 5" w:uiPriority="66"/>
-    <w:lsdException w:name="Medium Grid 1 Accent 5" w:uiPriority="67"/>
-    <w:lsdException w:name="Medium Grid 2 Accent 5" w:uiPriority="68"/>
-    <w:lsdException w:name="Medium Grid 3 Accent 5" w:uiPriority="69"/>
-    <w:lsdException w:name="Dark List Accent 5" w:uiPriority="70"/>
-    <w:lsdException w:name="Colorful Shading Accent 5" w:uiPriority="71"/>
-    <w:lsdException w:name="Colorful List Accent 5" w:uiPriority="72"/>
-    <w:lsdException w:name="Colorful Grid Accent 5" w:uiPriority="73"/>
-    <w:lsdException w:name="Light Shading Accent 6" w:uiPriority="60"/>
-    <w:lsdException w:name="Light List Accent 6" w:uiPriority="61"/>
-    <w:lsdException w:name="Light Grid Accent 6" w:uiPriority="62"/>
-    <w:lsdException w:name="Medium Shading 1 Accent 6" w:uiPriority="63"/>
-    <w:lsdException w:name="Medium Shading 2 Accent 6" w:uiPriority="64"/>
-    <w:lsdException w:name="Medium List 1 Accent 6" w:uiPriority="65"/>
-    <w:lsdException w:name="Medium List 2 Accent 6" w:uiPriority="66"/>
-    <w:lsdException w:name="Medium Grid 1 Accent 6" w:uiPriority="67"/>
-    <w:lsdException w:name="Medium Grid 2 Accent 6" w:uiPriority="68"/>
-    <w:lsdException w:name="Medium Grid 3 Accent 6" w:uiPriority="69"/>
-    <w:lsdException w:name="Dark List Accent 6" w:uiPriority="70"/>
-    <w:lsdException w:name="Colorful Shading Accent 6" w:uiPriority="71"/>
-    <w:lsdException w:name="Colorful List Accent 6" w:uiPriority="72"/>
-    <w:lsdException w:name="Colorful Grid Accent 6" w:uiPriority="73"/>
-    <w:lsdException w:name="Subtle Emphasis" w:uiPriority="19" w:qFormat="1"/>
-    <w:lsdException w:name="Intense Emphasis" w:uiPriority="21" w:qFormat="1"/>
-    <w:lsdException w:name="Subtle Reference" w:uiPriority="31" w:qFormat="1"/>
-    <w:lsdException w:name="Intense Reference" w:uiPriority="32" w:qFormat="1"/>
-    <w:lsdException w:name="Book Title" w:uiPriority="33" w:qFormat="1"/>
-    <w:lsdException w:name="Bibliography" w:semiHidden="1" w:uiPriority="37" w:unhideWhenUsed="1"/>
-    <w:lsdException w:name="TOC Heading" w:semiHidden="1" w:uiPriority="39" w:unhideWhenUsed="1" w:qFormat="1"/>
-    <w:lsdException w:name="Plain Table 1" w:uiPriority="41"/>
-    <w:lsdException w:name="Plain Table 2" w:uiPriority="42"/>
-    <w:lsdException w:name="Plain Table 3" w:uiPriority="43"/>
-    <w:lsdException w:name="Plain Table 4" w:uiPriority="44"/>
-    <w:lsdException w:name="Plain Table 5" w:uiPriority="45"/>
-    <w:lsdException w:name="Grid Table Light" w:uiPriority="40"/>
-    <w:lsdException w:name="Grid Table 1 Light" w:uiPriority="46"/>
-    <w:lsdException w:name="Grid Table 2" w:uiPriority="47"/>
-    <w:lsdException w:name="Grid Table 3" w:uiPriority="48"/>
-    <w:lsdException w:name="Grid Table 4" w:uiPriority="49"/>
-    <w:lsdException w:name="Grid Table 5 Dark" w:uiPriority="50"/>
-    <w:lsdException w:name="Grid Table 6 Colorful" w:uiPriority="51"/>
-    <w:lsdException w:name="Grid Table 7 Colorful" w:uiPriority="52"/>
-    <w:lsdException w:name="Grid Table 1 Light Accent 1" w:uiPriority="46"/>
-    <w:lsdException w:name="Grid Table 2 Accent 1" w:uiPriority="47"/>
-    <w:lsdException w:name="Grid Table 3 Accent 1" w:uiPriority="48"/>
-    <w:lsdException w:name="Grid Table 4 Accent 1" w:uiPriority="49"/>
-    <w:lsdException w:name="Grid Table 5 Dark Accent 1" w:uiPriority="50"/>
-    <w:lsdException w:name="Grid Table 6 Colorful Accent 1" w:uiPriority="51"/>
-    <w:lsdException w:name="Grid Table 7 Colorful Accent 1" w:uiPriority="52"/>
-    <w:lsdException w:name="Grid Table 1 Light Accent 2" w:uiPriority="46"/>
-    <w:lsdException w:name="Grid Table 2 Accent 2" w:uiPriority="47"/>
-    <w:lsdException w:name="Grid Table 3 Accent 2" w:uiPriority="48"/>
-    <w:lsdException w:name="Grid Table 4 Accent 2" w:uiPriority="49"/>
-    <w:lsdException w:name="Grid Table 5 Dark Accent 2" w:uiPriority="50"/>
-    <w:lsdException w:name="Grid Table 6 Colorful Accent 2" w:uiPriority="51"/>
-    <w:lsdException w:name="Grid Table 7 Colorful Accent 2" w:uiPriority="52"/>
-    <w:lsdException w:name="Grid Table 1 Light Accent 3" w:uiPriority="46"/>
-    <w:lsdException w:name="Grid Table 2 Accent 3" w:uiPriority="47"/>
-    <w:lsdException w:name="Grid Table 3 Accent 3" w:uiPriority="48"/>
-    <w:lsdException w:name="Grid Table 4 Accent 3" w:uiPriority="49"/>
-    <w:lsdException w:name="Grid Table 5 Dark Accent 3" w:uiPriority="50"/>
-    <w:lsdException w:name="Grid Table 6 Colorful Accent 3" w:uiPriority="51"/>
-    <w:lsdException w:name="Grid Table 7 Colorful Accent 3" w:uiPriority="52"/>
-    <w:lsdException w:name="Grid Table 1 Light Accent 4" w:uiPriority="46"/>
-    <w:lsdException w:name="Grid Table 2 Accent 4" w:uiPriority="47"/>
-    <w:lsdException w:name="Grid Table 3 Accent 4" w:uiPriority="48"/>
-    <w:lsdException w:name="Grid Table 4 Accent 4" w:uiPriority="49"/>
-    <w:lsdException w:name="Grid Table 5 Dark Accent 4" w:uiPriority="50"/>
-    <w:lsdException w:name="Grid Table 6 Colorful Accent 4" w:uiPriority="51"/>
-    <w:lsdException w:name="Grid Table 7 Colorful Accent 4" w:uiPriority="52"/>
-    <w:lsdException w:name="Grid Table 1 Light Accent 5" w:uiPriority="46"/>
-    <w:lsdException w:name="Grid Table 2 Accent 5" w:uiPriority="47"/>
-    <w:lsdException w:name="Grid Table 3 Accent 5" w:uiPriority="48"/>
-    <w:lsdException w:name="Grid Table 4 Accent 5" w:uiPriority="49"/>
-    <w:lsdException w:name="Grid Table 5 Dark Accent 5" w:uiPriority="50"/>
-    <w:lsdException w:name="Grid Table 6 Colorful Accent 5" w:uiPriority="51"/>
-    <w:lsdException w:name="Grid Table 7 Colorful Accent 5" w:uiPriority="52"/>
-    <w:lsdException w:name="Grid Table 1 Light Accent 6" w:uiPriority="46"/>
-    <w:lsdException w:name="Grid Table 2 Accent 6" w:uiPriority="47"/>
-    <w:lsdException w:name="Grid Table 3 Accent 6" w:uiPriority="48"/>
-    <w:lsdException w:name="Grid Table 4 Accent 6" w:uiPriority="49"/>
-    <w:lsdException w:name="Grid Table 5 Dark Accent 6" w:uiPriority="50"/>
-    <w:lsdException w:name="Grid Table 6 Colorful Accent 6" w:uiPriority="51"/>
-    <w:lsdException w:name="Grid Table 7 Colorful Accent 6" w:uiPriority="52"/>
-    <w:lsdException w:name="List Table 1 Light" w:uiPriority="46"/>
-    <w:lsdException w:name="List Table 2" w:uiPriority="47"/>
-    <w:lsdException w:name="List Table 3" w:uiPriority="48"/>
-    <w:lsdException w:name="List Table 4" w:uiPriority="49"/>
-    <w:lsdException w:name="List Table 5 Dark" w:uiPriority="50"/>
-    <w:lsdException w:name="List Table 6 Colorful" w:uiPriority="51"/>
-    <w:lsdException w:name="List Table 7 Colorful" w:uiPriority="52"/>
-    <w:lsdException w:name="List Table 1 Light Accent 1" w:uiPriority="46"/>
-    <w:lsdException w:name="List Table 2 Accent 1" w:uiPriority="47"/>
-    <w:lsdException w:name="List Table 3 Accent 1" w:uiPriority="48"/>
-    <w:lsdException w:name="List Table 4 Accent 1" w:uiPriority="49"/>
-    <w:lsdException w:name="List Table 5 Dark Accent 1" w:uiPriority="50"/>
-    <w:lsdException w:name="List Table 6 Colorful Accent 1" w:uiPriority="51"/>
-    <w:lsdException w:name="List Table 7 Colorful Accent 1" w:uiPriority="52"/>
-    <w:lsdException w:name="List Table 1 Light Accent 2" w:uiPriority="46"/>
-    <w:lsdException w:name="List Table 2 Accent 2" w:uiPriority="47"/>
-    <w:lsdException w:name="List Table 3 Accent 2" w:uiPriority="48"/>
-    <w:lsdException w:name="List Table 4 Accent 2" w:uiPriority="49"/>
-    <w:lsdException w:name="List Table 5 Dark Accent 2" w:uiPriority="50"/>
-    <w:lsdException w:name="List Table 6 Colorful Accent 2" w:uiPriority="51"/>
-    <w:lsdException w:name="List Table 7 Colorful Accent 2" w:uiPriority="52"/>
-    <w:lsdException w:name="List Table 1 Light Accent 3" w:uiPriority="46"/>
-    <w:lsdException w:name="List Table 2 Accent 3" w:uiPriority="47"/>
-    <w:lsdException w:name="List Table 3 Accent 3" w:uiPriority="48"/>
-    <w:lsdException w:name="List Table 4 Accent 3" w:uiPriority="49"/>
-    <w:lsdException w:name="List Table 5 Dark Accent 3" w:uiPriority="50"/>
-    <w:lsdException w:name="List Table 6 Colorful Accent 3" w:uiPriority="51"/>
-    <w:lsdException w:name="List Table 7 Colorful Accent 3" w:uiPriority="52"/>
-    <w:lsdException w:name="List Table 1 Light Accent 4" w:uiPriority="46"/>
-    <w:lsdException w:name="List Table 2 Accent 4" w:uiPriority="47"/>
-    <w:lsdException w:name="List Table 3 Accent 4" w:uiPriority="48"/>
-    <w:lsdException w:name="List Table 4 Accent 4" w:uiPriority="49"/>
-    <w:lsdException w:name="List Table 5 Dark Accent 4" w:uiPriority="50"/>
-    <w:lsdException w:name="List Table 6 Colorful Accent 4" w:uiPriority="51"/>
-    <w:lsdException w:name="List Table 7 Colorful Accent 4" w:uiPriority="52"/>
-    <w:lsdException w:name="List Table 1 Light Accent 5" w:uiPriority="46"/>
-    <w:lsdException w:name="List Table 2 Accent 5" w:uiPriority="47"/>
-    <w:lsdException w:name="List Table 3 Accent 5" w:uiPriority="48"/>
-    <w:lsdException w:name="List Table 4 Accent 5" w:uiPriority="49"/>
-    <w:lsdException w:name="List Table 5 Dark Accent 5" w:uiPriority="50"/>
-    <w:lsdException w:name="List Table 6 Colorful Accent 5" w:uiPriority="51"/>
-    <w:lsdException w:name="List Table 7 Colorful Accent 5" w:uiPriority="52"/>
-    <w:lsdException w:name="List Table 1 Light Accent 6" w:uiPriority="46"/>
-    <w:lsdException w:name="List Table 2 Accent 6" w:uiPriority="47"/>
-    <w:lsdException w:name="List Table 3 Accent 6" w:uiPriority="48"/>
-    <w:lsdException w:name="List Table 4 Accent 6" w:uiPriority="49"/>
-    <w:lsdException w:name="List Table 5 Dark Accent 6" w:uiPriority="50"/>
-    <w:lsdException w:name="List Table 6 Colorful Accent 6" w:uiPriority="51"/>
-    <w:lsdException w:name="List Table 7 Colorful Accent 6" w:uiPriority="52"/>
-    <w:lsdException w:name="Mention" w:semiHidden="1" w:unhideWhenUsed="1"/>
-    <w:lsdException w:name="Smart Hyperlink" w:semiHidden="1" w:unhideWhenUsed="1"/>
-    <w:lsdException w:name="Hashtag" w:semiHidden="1" w:unhideWhenUsed="1"/>
-    <w:lsdException w:name="Unresolved Mention" w:semiHidden="1" w:unhideWhenUsed="1"/>
-    <w:lsdException w:name="Smart Link" w:semiHidden="1" w:unhideWhenUsed="1"/>
-  </w:latentStyles>
-  <w:style w:type="paragraph" w:default="1" w:styleId="a">
+  <w:style w:type="paragraph" w:styleId="P0" w:default="1">
     <w:name w:val="Normal"/>
     <w:qFormat/>
-  </w:style>
-  <w:style w:type="paragraph" w:styleId="1">
-    <w:name w:val="heading 1"/>
-    <w:next w:val="a"/>
-    <w:link w:val="10"/>
-    <w:uiPriority w:val="9"/>
+    <w:pPr/>
+    <w:rPr/>
+  </w:style>
+  <w:style w:type="paragraph" w:styleId="P1">
+    <w:name w:val="Heading 1"/>
+    <w:next w:val="P0"/>
+    <w:link w:val="C12"/>
     <w:qFormat/>
     <w:pPr>
-      <w:spacing w:before="120" w:after="120"/>
+      <w:spacing w:before="120" w:after="120" w:beforeAutospacing="0" w:afterAutospacing="0"/>
       <w:jc w:val="both"/>
       <w:outlineLvl w:val="0"/>
     </w:pPr>
     <w:rPr>
       <w:rFonts w:ascii="XO Thames" w:hAnsi="XO Thames"/>
-      <w:b/>
+      <w:b w:val="1"/>
       <w:sz w:val="32"/>
     </w:rPr>
   </w:style>
-  <w:style w:type="paragraph" w:styleId="2">
-    <w:name w:val="heading 2"/>
-    <w:next w:val="a"/>
-    <w:link w:val="20"/>
-    <w:uiPriority w:val="9"/>
+  <w:style w:type="paragraph" w:styleId="P2">
+    <w:name w:val="Heading 2"/>
+    <w:next w:val="P0"/>
+    <w:link w:val="C23"/>
     <w:semiHidden/>
-    <w:unhideWhenUsed/>
     <w:qFormat/>
     <w:pPr>
-      <w:spacing w:before="120" w:after="120"/>
+      <w:spacing w:before="120" w:after="120" w:beforeAutospacing="0" w:afterAutospacing="0"/>
       <w:jc w:val="both"/>
       <w:outlineLvl w:val="1"/>
     </w:pPr>
     <w:rPr>
       <w:rFonts w:ascii="XO Thames" w:hAnsi="XO Thames"/>
-      <w:b/>
+      <w:b w:val="1"/>
       <w:sz w:val="28"/>
     </w:rPr>
   </w:style>
-  <w:style w:type="paragraph" w:styleId="3">
-    <w:name w:val="heading 3"/>
-    <w:next w:val="a"/>
-    <w:link w:val="30"/>
-    <w:uiPriority w:val="9"/>
+  <w:style w:type="paragraph" w:styleId="P3">
+    <w:name w:val="Heading 3"/>
+    <w:next w:val="P0"/>
+    <w:link w:val="C9"/>
     <w:semiHidden/>
-    <w:unhideWhenUsed/>
     <w:qFormat/>
     <w:pPr>
-      <w:spacing w:before="120" w:after="120"/>
+      <w:spacing w:before="120" w:after="120" w:beforeAutospacing="0" w:afterAutospacing="0"/>
       <w:jc w:val="both"/>
       <w:outlineLvl w:val="2"/>
     </w:pPr>
     <w:rPr>
       <w:rFonts w:ascii="XO Thames" w:hAnsi="XO Thames"/>
-      <w:b/>
+      <w:b w:val="1"/>
       <w:sz w:val="26"/>
     </w:rPr>
   </w:style>
-  <w:style w:type="paragraph" w:styleId="4">
-    <w:name w:val="heading 4"/>
-    <w:next w:val="a"/>
-    <w:link w:val="40"/>
-    <w:uiPriority w:val="9"/>
+  <w:style w:type="paragraph" w:styleId="P4">
+    <w:name w:val="Heading 4"/>
+    <w:next w:val="P0"/>
+    <w:link w:val="C22"/>
     <w:semiHidden/>
-    <w:unhideWhenUsed/>
     <w:qFormat/>
     <w:pPr>
-      <w:spacing w:before="120" w:after="120"/>
+      <w:spacing w:before="120" w:after="120" w:beforeAutospacing="0" w:afterAutospacing="0"/>
       <w:jc w:val="both"/>
       <w:outlineLvl w:val="3"/>
     </w:pPr>
     <w:rPr>
       <w:rFonts w:ascii="XO Thames" w:hAnsi="XO Thames"/>
-      <w:b/>
+      <w:b w:val="1"/>
       <w:sz w:val="24"/>
     </w:rPr>
   </w:style>
-  <w:style w:type="paragraph" w:styleId="5">
-    <w:name w:val="heading 5"/>
-    <w:next w:val="a"/>
-    <w:link w:val="50"/>
-    <w:uiPriority w:val="9"/>
+  <w:style w:type="paragraph" w:styleId="P5">
+    <w:name w:val="Heading 5"/>
+    <w:next w:val="P0"/>
+    <w:link w:val="C11"/>
     <w:semiHidden/>
-    <w:unhideWhenUsed/>
     <w:qFormat/>
     <w:pPr>
-      <w:spacing w:before="120" w:after="120"/>
+      <w:spacing w:before="120" w:after="120" w:beforeAutospacing="0" w:afterAutospacing="0"/>
       <w:jc w:val="both"/>
       <w:outlineLvl w:val="4"/>
     </w:pPr>
     <w:rPr>
       <w:rFonts w:ascii="XO Thames" w:hAnsi="XO Thames"/>
-      <w:b/>
+      <w:b w:val="1"/>
     </w:rPr>
   </w:style>
-  <w:style w:type="character" w:default="1" w:styleId="a0">
+  <w:style w:type="paragraph" w:styleId="P6">
+    <w:name w:val="TOC 2"/>
+    <w:next w:val="P0"/>
+    <w:link w:val="C4"/>
+    <w:pPr>
+      <w:ind w:left="200"/>
+    </w:pPr>
+    <w:rPr>
+      <w:rFonts w:ascii="XO Thames" w:hAnsi="XO Thames"/>
+      <w:sz w:val="28"/>
+    </w:rPr>
+  </w:style>
+  <w:style w:type="paragraph" w:styleId="P7">
+    <w:name w:val="TOC 4"/>
+    <w:next w:val="P0"/>
+    <w:link w:val="C5"/>
+    <w:pPr>
+      <w:ind w:left="600"/>
+    </w:pPr>
+    <w:rPr>
+      <w:rFonts w:ascii="XO Thames" w:hAnsi="XO Thames"/>
+      <w:sz w:val="28"/>
+    </w:rPr>
+  </w:style>
+  <w:style w:type="paragraph" w:styleId="P8">
+    <w:name w:val="TOC 6"/>
+    <w:next w:val="P0"/>
+    <w:link w:val="C6"/>
+    <w:pPr>
+      <w:ind w:left="1000"/>
+    </w:pPr>
+    <w:rPr>
+      <w:rFonts w:ascii="XO Thames" w:hAnsi="XO Thames"/>
+      <w:sz w:val="28"/>
+    </w:rPr>
+  </w:style>
+  <w:style w:type="paragraph" w:styleId="P9">
+    <w:name w:val="TOC 7"/>
+    <w:next w:val="P0"/>
+    <w:link w:val="C7"/>
+    <w:pPr>
+      <w:ind w:left="1200"/>
+    </w:pPr>
+    <w:rPr>
+      <w:rFonts w:ascii="XO Thames" w:hAnsi="XO Thames"/>
+      <w:sz w:val="28"/>
+    </w:rPr>
+  </w:style>
+  <w:style w:type="paragraph" w:styleId="P10">
+    <w:name w:val="Основной шрифт абзаца1"/>
+    <w:pPr/>
+    <w:rPr/>
+  </w:style>
+  <w:style w:type="paragraph" w:styleId="P11">
+    <w:name w:val="Endnote"/>
+    <w:link w:val="C8"/>
+    <w:pPr>
+      <w:ind w:firstLine="851"/>
+      <w:jc w:val="both"/>
+    </w:pPr>
+    <w:rPr>
+      <w:rFonts w:ascii="XO Thames" w:hAnsi="XO Thames"/>
+    </w:rPr>
+  </w:style>
+  <w:style w:type="paragraph" w:styleId="P12">
+    <w:name w:val="TOC 3"/>
+    <w:next w:val="P0"/>
+    <w:link w:val="C10"/>
+    <w:pPr>
+      <w:ind w:left="400"/>
+    </w:pPr>
+    <w:rPr>
+      <w:rFonts w:ascii="XO Thames" w:hAnsi="XO Thames"/>
+      <w:sz w:val="28"/>
+    </w:rPr>
+  </w:style>
+  <w:style w:type="paragraph" w:styleId="P13">
+    <w:name w:val="Гиперссылка1"/>
+    <w:link w:val="C2"/>
+    <w:pPr/>
+    <w:rPr>
+      <w:color w:val="0000FF"/>
+      <w:u w:val="single"/>
+    </w:rPr>
+  </w:style>
+  <w:style w:type="paragraph" w:styleId="P14">
+    <w:name w:val="Footnote"/>
+    <w:link w:val="C13"/>
+    <w:pPr>
+      <w:ind w:firstLine="851"/>
+      <w:jc w:val="both"/>
+    </w:pPr>
+    <w:rPr>
+      <w:rFonts w:ascii="XO Thames" w:hAnsi="XO Thames"/>
+    </w:rPr>
+  </w:style>
+  <w:style w:type="paragraph" w:styleId="P15">
+    <w:name w:val="TOC 1"/>
+    <w:next w:val="P0"/>
+    <w:link w:val="C14"/>
+    <w:pPr/>
+    <w:rPr>
+      <w:rFonts w:ascii="XO Thames" w:hAnsi="XO Thames"/>
+      <w:b w:val="1"/>
+      <w:sz w:val="28"/>
+    </w:rPr>
+  </w:style>
+  <w:style w:type="paragraph" w:styleId="P16">
+    <w:name w:val="Header and Footer"/>
+    <w:link w:val="C15"/>
+    <w:pPr>
+      <w:spacing w:lineRule="auto" w:line="240" w:beforeAutospacing="0" w:afterAutospacing="0"/>
+      <w:jc w:val="both"/>
+    </w:pPr>
+    <w:rPr>
+      <w:rFonts w:ascii="XO Thames" w:hAnsi="XO Thames"/>
+      <w:sz w:val="28"/>
+    </w:rPr>
+  </w:style>
+  <w:style w:type="paragraph" w:styleId="P17">
+    <w:name w:val="TOC 9"/>
+    <w:next w:val="P0"/>
+    <w:link w:val="C16"/>
+    <w:pPr>
+      <w:ind w:left="1600"/>
+    </w:pPr>
+    <w:rPr>
+      <w:rFonts w:ascii="XO Thames" w:hAnsi="XO Thames"/>
+      <w:sz w:val="28"/>
+    </w:rPr>
+  </w:style>
+  <w:style w:type="paragraph" w:styleId="P18">
+    <w:name w:val="toc 10"/>
+    <w:next w:val="P0"/>
+    <w:link w:val="C17"/>
+    <w:pPr>
+      <w:ind w:left="1800"/>
+    </w:pPr>
+    <w:rPr>
+      <w:rFonts w:ascii="XO Thames" w:hAnsi="XO Thames"/>
+      <w:sz w:val="28"/>
+    </w:rPr>
+  </w:style>
+  <w:style w:type="paragraph" w:styleId="P19">
+    <w:name w:val="TOC 8"/>
+    <w:next w:val="P0"/>
+    <w:link w:val="C18"/>
+    <w:pPr>
+      <w:ind w:left="1400"/>
+    </w:pPr>
+    <w:rPr>
+      <w:rFonts w:ascii="XO Thames" w:hAnsi="XO Thames"/>
+      <w:sz w:val="28"/>
+    </w:rPr>
+  </w:style>
+  <w:style w:type="paragraph" w:styleId="P20">
+    <w:name w:val="TOC 5"/>
+    <w:next w:val="P0"/>
+    <w:link w:val="C19"/>
+    <w:pPr>
+      <w:ind w:left="800"/>
+    </w:pPr>
+    <w:rPr>
+      <w:rFonts w:ascii="XO Thames" w:hAnsi="XO Thames"/>
+      <w:sz w:val="28"/>
+    </w:rPr>
+  </w:style>
+  <w:style w:type="paragraph" w:styleId="P21">
+    <w:name w:val="Subtitle"/>
+    <w:next w:val="P0"/>
+    <w:link w:val="C20"/>
+    <w:qFormat/>
+    <w:pPr>
+      <w:jc w:val="both"/>
+    </w:pPr>
+    <w:rPr>
+      <w:rFonts w:ascii="XO Thames" w:hAnsi="XO Thames"/>
+      <w:i w:val="1"/>
+      <w:sz w:val="24"/>
+    </w:rPr>
+  </w:style>
+  <w:style w:type="paragraph" w:styleId="P22">
+    <w:name w:val="Title"/>
+    <w:next w:val="P0"/>
+    <w:link w:val="C21"/>
+    <w:qFormat/>
+    <w:pPr>
+      <w:spacing w:before="567" w:after="567" w:beforeAutospacing="0" w:afterAutospacing="0"/>
+      <w:jc w:val="center"/>
+    </w:pPr>
+    <w:rPr>
+      <w:rFonts w:ascii="XO Thames" w:hAnsi="XO Thames"/>
+      <w:b w:val="1"/>
+      <w:caps w:val="1"/>
+      <w:sz w:val="40"/>
+    </w:rPr>
+  </w:style>
+  <w:style w:type="character" w:styleId="C0" w:default="1">
     <w:name w:val="Default Paragraph Font"/>
-    <w:uiPriority w:val="1"/>
-    <w:unhideWhenUsed/>
-  </w:style>
-  <w:style w:type="table" w:default="1" w:styleId="a1">
+    <w:rPr/>
+  </w:style>
+  <w:style w:type="character" w:styleId="C1">
+    <w:name w:val="Line Number"/>
+    <w:basedOn w:val="C0"/>
+    <w:semiHidden/>
+    <w:rPr/>
+  </w:style>
+  <w:style w:type="character" w:styleId="C2">
+    <w:name w:val="Hyperlink"/>
+    <w:link w:val="P13"/>
+    <w:rPr>
+      <w:color w:val="0000FF"/>
+      <w:u w:val="single"/>
+    </w:rPr>
+  </w:style>
+  <w:style w:type="character" w:styleId="C3">
+    <w:name w:val="Обычный1"/>
+    <w:rPr/>
+  </w:style>
+  <w:style w:type="character" w:styleId="C4">
+    <w:name w:val="Оглавление 2 Знак"/>
+    <w:link w:val="P6"/>
+    <w:rPr>
+      <w:rFonts w:ascii="XO Thames" w:hAnsi="XO Thames"/>
+      <w:sz w:val="28"/>
+    </w:rPr>
+  </w:style>
+  <w:style w:type="character" w:styleId="C5">
+    <w:name w:val="Оглавление 4 Знак"/>
+    <w:link w:val="P7"/>
+    <w:rPr>
+      <w:rFonts w:ascii="XO Thames" w:hAnsi="XO Thames"/>
+      <w:sz w:val="28"/>
+    </w:rPr>
+  </w:style>
+  <w:style w:type="character" w:styleId="C6">
+    <w:name w:val="Оглавление 6 Знак"/>
+    <w:link w:val="P8"/>
+    <w:rPr>
+      <w:rFonts w:ascii="XO Thames" w:hAnsi="XO Thames"/>
+      <w:sz w:val="28"/>
+    </w:rPr>
+  </w:style>
+  <w:style w:type="character" w:styleId="C7">
+    <w:name w:val="Оглавление 7 Знак"/>
+    <w:link w:val="P9"/>
+    <w:rPr>
+      <w:rFonts w:ascii="XO Thames" w:hAnsi="XO Thames"/>
+      <w:sz w:val="28"/>
+    </w:rPr>
+  </w:style>
+  <w:style w:type="character" w:styleId="C8">
+    <w:name w:val="Endnote"/>
+    <w:link w:val="P11"/>
+    <w:rPr>
+      <w:rFonts w:ascii="XO Thames" w:hAnsi="XO Thames"/>
+      <w:sz w:val="22"/>
+    </w:rPr>
+  </w:style>
+  <w:style w:type="character" w:styleId="C9">
+    <w:name w:val="Заголовок 3 Знак"/>
+    <w:link w:val="P3"/>
+    <w:rPr>
+      <w:rFonts w:ascii="XO Thames" w:hAnsi="XO Thames"/>
+      <w:b w:val="1"/>
+      <w:sz w:val="26"/>
+    </w:rPr>
+  </w:style>
+  <w:style w:type="character" w:styleId="C10">
+    <w:name w:val="Оглавление 3 Знак"/>
+    <w:link w:val="P12"/>
+    <w:rPr>
+      <w:rFonts w:ascii="XO Thames" w:hAnsi="XO Thames"/>
+      <w:sz w:val="28"/>
+    </w:rPr>
+  </w:style>
+  <w:style w:type="character" w:styleId="C11">
+    <w:name w:val="Заголовок 5 Знак"/>
+    <w:link w:val="P5"/>
+    <w:rPr>
+      <w:rFonts w:ascii="XO Thames" w:hAnsi="XO Thames"/>
+      <w:b w:val="1"/>
+      <w:sz w:val="22"/>
+    </w:rPr>
+  </w:style>
+  <w:style w:type="character" w:styleId="C12">
+    <w:name w:val="Заголовок 1 Знак"/>
+    <w:link w:val="P1"/>
+    <w:rPr>
+      <w:rFonts w:ascii="XO Thames" w:hAnsi="XO Thames"/>
+      <w:b w:val="1"/>
+      <w:sz w:val="32"/>
+    </w:rPr>
+  </w:style>
+  <w:style w:type="character" w:styleId="C13">
+    <w:name w:val="Footnote"/>
+    <w:link w:val="P14"/>
+    <w:rPr>
+      <w:rFonts w:ascii="XO Thames" w:hAnsi="XO Thames"/>
+      <w:sz w:val="22"/>
+    </w:rPr>
+  </w:style>
+  <w:style w:type="character" w:styleId="C14">
+    <w:name w:val="Оглавление 1 Знак"/>
+    <w:link w:val="P15"/>
+    <w:rPr>
+      <w:rFonts w:ascii="XO Thames" w:hAnsi="XO Thames"/>
+      <w:b w:val="1"/>
+      <w:sz w:val="28"/>
+    </w:rPr>
+  </w:style>
+  <w:style w:type="character" w:styleId="C15">
+    <w:name w:val="Header and Footer"/>
+    <w:link w:val="P16"/>
+    <w:rPr>
+      <w:rFonts w:ascii="XO Thames" w:hAnsi="XO Thames"/>
+      <w:sz w:val="28"/>
+    </w:rPr>
+  </w:style>
+  <w:style w:type="character" w:styleId="C16">
+    <w:name w:val="Оглавление 9 Знак"/>
+    <w:link w:val="P17"/>
+    <w:rPr>
+      <w:rFonts w:ascii="XO Thames" w:hAnsi="XO Thames"/>
+      <w:sz w:val="28"/>
+    </w:rPr>
+  </w:style>
+  <w:style w:type="character" w:styleId="C17">
+    <w:name w:val="toc 10"/>
+    <w:link w:val="P18"/>
+    <w:rPr>
+      <w:rFonts w:ascii="XO Thames" w:hAnsi="XO Thames"/>
+      <w:sz w:val="28"/>
+    </w:rPr>
+  </w:style>
+  <w:style w:type="character" w:styleId="C18">
+    <w:name w:val="Оглавление 8 Знак"/>
+    <w:link w:val="P19"/>
+    <w:rPr>
+      <w:rFonts w:ascii="XO Thames" w:hAnsi="XO Thames"/>
+      <w:sz w:val="28"/>
+    </w:rPr>
+  </w:style>
+  <w:style w:type="character" w:styleId="C19">
+    <w:name w:val="Оглавление 5 Знак"/>
+    <w:link w:val="P20"/>
+    <w:rPr>
+      <w:rFonts w:ascii="XO Thames" w:hAnsi="XO Thames"/>
+      <w:sz w:val="28"/>
+    </w:rPr>
+  </w:style>
+  <w:style w:type="character" w:styleId="C20">
+    <w:name w:val="Подзаголовок Знак"/>
+    <w:link w:val="P21"/>
+    <w:rPr>
+      <w:rFonts w:ascii="XO Thames" w:hAnsi="XO Thames"/>
+      <w:i w:val="1"/>
+      <w:sz w:val="24"/>
+    </w:rPr>
+  </w:style>
+  <w:style w:type="character" w:styleId="C21">
+    <w:name w:val="Заголовок Знак"/>
+    <w:link w:val="P22"/>
+    <w:rPr>
+      <w:rFonts w:ascii="XO Thames" w:hAnsi="XO Thames"/>
+      <w:b w:val="1"/>
+      <w:caps w:val="1"/>
+      <w:sz w:val="40"/>
+    </w:rPr>
+  </w:style>
+  <w:style w:type="character" w:styleId="C22">
+    <w:name w:val="Заголовок 4 Знак"/>
+    <w:link w:val="P4"/>
+    <w:rPr>
+      <w:rFonts w:ascii="XO Thames" w:hAnsi="XO Thames"/>
+      <w:b w:val="1"/>
+      <w:sz w:val="24"/>
+    </w:rPr>
+  </w:style>
+  <w:style w:type="character" w:styleId="C23">
+    <w:name w:val="Заголовок 2 Знак"/>
+    <w:link w:val="P2"/>
+    <w:rPr>
+      <w:rFonts w:ascii="XO Thames" w:hAnsi="XO Thames"/>
+      <w:b w:val="1"/>
+      <w:sz w:val="28"/>
+    </w:rPr>
+  </w:style>
+  <w:style w:type="table" w:styleId="T0" w:default="1">
     <w:name w:val="Normal Table"/>
-    <w:uiPriority w:val="99"/>
     <w:semiHidden/>
-    <w:unhideWhenUsed/>
     <w:tblPr>
       <w:tblInd w:w="0" w:type="dxa"/>
       <w:tblCellMar>
@@ -4648,406 +4414,27 @@
         <w:right w:w="108" w:type="dxa"/>
       </w:tblCellMar>
     </w:tblPr>
-  </w:style>
-  <w:style w:type="numbering" w:default="1" w:styleId="a2">
-    <w:name w:val="No List"/>
-    <w:uiPriority w:val="99"/>
-    <w:semiHidden/>
-    <w:unhideWhenUsed/>
-  </w:style>
-  <w:style w:type="paragraph" w:styleId="21">
-    <w:name w:val="toc 2"/>
-    <w:next w:val="a"/>
-    <w:link w:val="22"/>
-    <w:pPr>
-      <w:ind w:left="200"/>
-    </w:pPr>
-    <w:rPr>
-      <w:rFonts w:ascii="XO Thames" w:hAnsi="XO Thames"/>
-      <w:sz w:val="28"/>
-    </w:rPr>
-  </w:style>
-  <w:style w:type="paragraph" w:styleId="41">
-    <w:name w:val="toc 4"/>
-    <w:next w:val="a"/>
-    <w:link w:val="42"/>
-    <w:pPr>
-      <w:ind w:left="600"/>
-    </w:pPr>
-    <w:rPr>
-      <w:rFonts w:ascii="XO Thames" w:hAnsi="XO Thames"/>
-      <w:sz w:val="28"/>
-    </w:rPr>
-  </w:style>
-  <w:style w:type="paragraph" w:styleId="6">
-    <w:name w:val="toc 6"/>
-    <w:next w:val="a"/>
-    <w:link w:val="60"/>
-    <w:pPr>
-      <w:ind w:left="1000"/>
-    </w:pPr>
-    <w:rPr>
-      <w:rFonts w:ascii="XO Thames" w:hAnsi="XO Thames"/>
-      <w:sz w:val="28"/>
-    </w:rPr>
-  </w:style>
-  <w:style w:type="paragraph" w:styleId="7">
-    <w:name w:val="toc 7"/>
-    <w:next w:val="a"/>
-    <w:link w:val="70"/>
-    <w:pPr>
-      <w:ind w:left="1200"/>
-    </w:pPr>
-    <w:rPr>
-      <w:rFonts w:ascii="XO Thames" w:hAnsi="XO Thames"/>
-      <w:sz w:val="28"/>
-    </w:rPr>
-  </w:style>
-  <w:style w:type="paragraph" w:customStyle="1" w:styleId="11">
-    <w:name w:val="Основной шрифт абзаца1"/>
-  </w:style>
-  <w:style w:type="paragraph" w:customStyle="1" w:styleId="Endnote">
-    <w:name w:val="Endnote"/>
-    <w:link w:val="Endnote0"/>
-    <w:pPr>
-      <w:ind w:firstLine="851"/>
-      <w:jc w:val="both"/>
-    </w:pPr>
-    <w:rPr>
-      <w:rFonts w:ascii="XO Thames" w:hAnsi="XO Thames"/>
-    </w:rPr>
-  </w:style>
-  <w:style w:type="paragraph" w:styleId="31">
-    <w:name w:val="toc 3"/>
-    <w:next w:val="a"/>
-    <w:link w:val="32"/>
-    <w:pPr>
-      <w:ind w:left="400"/>
-    </w:pPr>
-    <w:rPr>
-      <w:rFonts w:ascii="XO Thames" w:hAnsi="XO Thames"/>
-      <w:sz w:val="28"/>
-    </w:rPr>
-  </w:style>
-  <w:style w:type="paragraph" w:customStyle="1" w:styleId="12">
-    <w:name w:val="Гиперссылка1"/>
-    <w:link w:val="a3"/>
-    <w:rPr>
-      <w:color w:val="0000FF"/>
-      <w:u w:val="single"/>
-    </w:rPr>
-  </w:style>
-  <w:style w:type="paragraph" w:customStyle="1" w:styleId="Footnote">
-    <w:name w:val="Footnote"/>
-    <w:link w:val="Footnote0"/>
-    <w:pPr>
-      <w:ind w:firstLine="851"/>
-      <w:jc w:val="both"/>
-    </w:pPr>
-    <w:rPr>
-      <w:rFonts w:ascii="XO Thames" w:hAnsi="XO Thames"/>
-    </w:rPr>
-  </w:style>
-  <w:style w:type="paragraph" w:styleId="13">
-    <w:name w:val="toc 1"/>
-    <w:next w:val="a"/>
-    <w:link w:val="14"/>
-    <w:rPr>
-      <w:rFonts w:ascii="XO Thames" w:hAnsi="XO Thames"/>
-      <w:b/>
-      <w:sz w:val="28"/>
-    </w:rPr>
-  </w:style>
-  <w:style w:type="paragraph" w:customStyle="1" w:styleId="HeaderandFooter">
-    <w:name w:val="Header and Footer"/>
-    <w:link w:val="HeaderandFooter0"/>
-    <w:pPr>
-      <w:spacing w:line="240" w:lineRule="auto"/>
-      <w:jc w:val="both"/>
-    </w:pPr>
-    <w:rPr>
-      <w:rFonts w:ascii="XO Thames" w:hAnsi="XO Thames"/>
-      <w:sz w:val="28"/>
-    </w:rPr>
-  </w:style>
-  <w:style w:type="paragraph" w:styleId="9">
-    <w:name w:val="toc 9"/>
-    <w:next w:val="a"/>
-    <w:link w:val="90"/>
-    <w:pPr>
-      <w:ind w:left="1600"/>
-    </w:pPr>
-    <w:rPr>
-      <w:rFonts w:ascii="XO Thames" w:hAnsi="XO Thames"/>
-      <w:sz w:val="28"/>
-    </w:rPr>
-  </w:style>
-  <w:style w:type="paragraph" w:customStyle="1" w:styleId="toc10">
-    <w:name w:val="toc 10"/>
-    <w:next w:val="a"/>
-    <w:link w:val="toc100"/>
-    <w:pPr>
-      <w:ind w:left="1800"/>
-    </w:pPr>
-    <w:rPr>
-      <w:rFonts w:ascii="XO Thames" w:hAnsi="XO Thames"/>
-      <w:sz w:val="28"/>
-    </w:rPr>
-  </w:style>
-  <w:style w:type="paragraph" w:styleId="8">
-    <w:name w:val="toc 8"/>
-    <w:next w:val="a"/>
-    <w:link w:val="80"/>
-    <w:pPr>
-      <w:ind w:left="1400"/>
-    </w:pPr>
-    <w:rPr>
-      <w:rFonts w:ascii="XO Thames" w:hAnsi="XO Thames"/>
-      <w:sz w:val="28"/>
-    </w:rPr>
-  </w:style>
-  <w:style w:type="paragraph" w:styleId="51">
-    <w:name w:val="toc 5"/>
-    <w:next w:val="a"/>
-    <w:link w:val="52"/>
-    <w:pPr>
-      <w:ind w:left="800"/>
-    </w:pPr>
-    <w:rPr>
-      <w:rFonts w:ascii="XO Thames" w:hAnsi="XO Thames"/>
-      <w:sz w:val="28"/>
-    </w:rPr>
-  </w:style>
-  <w:style w:type="paragraph" w:styleId="a4">
-    <w:name w:val="Subtitle"/>
-    <w:next w:val="a"/>
-    <w:link w:val="a5"/>
-    <w:uiPriority w:val="11"/>
-    <w:qFormat/>
-    <w:pPr>
-      <w:jc w:val="both"/>
-    </w:pPr>
-    <w:rPr>
-      <w:rFonts w:ascii="XO Thames" w:hAnsi="XO Thames"/>
-      <w:i/>
-      <w:sz w:val="24"/>
-    </w:rPr>
-  </w:style>
-  <w:style w:type="paragraph" w:styleId="a6">
-    <w:name w:val="Title"/>
-    <w:next w:val="a"/>
-    <w:link w:val="a7"/>
-    <w:uiPriority w:val="10"/>
-    <w:qFormat/>
-    <w:pPr>
-      <w:spacing w:before="567" w:after="567"/>
-      <w:jc w:val="center"/>
-    </w:pPr>
-    <w:rPr>
-      <w:rFonts w:ascii="XO Thames" w:hAnsi="XO Thames"/>
-      <w:b/>
-      <w:caps/>
-      <w:sz w:val="40"/>
-    </w:rPr>
-  </w:style>
-  <w:style w:type="character" w:styleId="a8">
-    <w:name w:val="line number"/>
-    <w:basedOn w:val="a0"/>
-    <w:semiHidden/>
-  </w:style>
-  <w:style w:type="character" w:styleId="a3">
-    <w:name w:val="Hyperlink"/>
-    <w:link w:val="12"/>
-    <w:rPr>
-      <w:color w:val="0000FF"/>
-      <w:u w:val="single"/>
-    </w:rPr>
-  </w:style>
-  <w:style w:type="character" w:customStyle="1" w:styleId="15">
-    <w:name w:val="Обычный1"/>
-  </w:style>
-  <w:style w:type="character" w:customStyle="1" w:styleId="22">
-    <w:name w:val="Оглавление 2 Знак"/>
-    <w:link w:val="21"/>
-    <w:rPr>
-      <w:rFonts w:ascii="XO Thames" w:hAnsi="XO Thames"/>
-      <w:sz w:val="28"/>
-    </w:rPr>
-  </w:style>
-  <w:style w:type="character" w:customStyle="1" w:styleId="42">
-    <w:name w:val="Оглавление 4 Знак"/>
-    <w:link w:val="41"/>
-    <w:rPr>
-      <w:rFonts w:ascii="XO Thames" w:hAnsi="XO Thames"/>
-      <w:sz w:val="28"/>
-    </w:rPr>
-  </w:style>
-  <w:style w:type="character" w:customStyle="1" w:styleId="60">
-    <w:name w:val="Оглавление 6 Знак"/>
-    <w:link w:val="6"/>
-    <w:rPr>
-      <w:rFonts w:ascii="XO Thames" w:hAnsi="XO Thames"/>
-      <w:sz w:val="28"/>
-    </w:rPr>
-  </w:style>
-  <w:style w:type="character" w:customStyle="1" w:styleId="70">
-    <w:name w:val="Оглавление 7 Знак"/>
-    <w:link w:val="7"/>
-    <w:rPr>
-      <w:rFonts w:ascii="XO Thames" w:hAnsi="XO Thames"/>
-      <w:sz w:val="28"/>
-    </w:rPr>
-  </w:style>
-  <w:style w:type="character" w:customStyle="1" w:styleId="Endnote0">
-    <w:name w:val="Endnote"/>
-    <w:link w:val="Endnote"/>
-    <w:rPr>
-      <w:rFonts w:ascii="XO Thames" w:hAnsi="XO Thames"/>
-      <w:sz w:val="22"/>
-    </w:rPr>
-  </w:style>
-  <w:style w:type="character" w:customStyle="1" w:styleId="30">
-    <w:name w:val="Заголовок 3 Знак"/>
-    <w:link w:val="3"/>
-    <w:rPr>
-      <w:rFonts w:ascii="XO Thames" w:hAnsi="XO Thames"/>
-      <w:b/>
-      <w:sz w:val="26"/>
-    </w:rPr>
-  </w:style>
-  <w:style w:type="character" w:customStyle="1" w:styleId="32">
-    <w:name w:val="Оглавление 3 Знак"/>
-    <w:link w:val="31"/>
-    <w:rPr>
-      <w:rFonts w:ascii="XO Thames" w:hAnsi="XO Thames"/>
-      <w:sz w:val="28"/>
-    </w:rPr>
-  </w:style>
-  <w:style w:type="character" w:customStyle="1" w:styleId="50">
-    <w:name w:val="Заголовок 5 Знак"/>
-    <w:link w:val="5"/>
-    <w:rPr>
-      <w:rFonts w:ascii="XO Thames" w:hAnsi="XO Thames"/>
-      <w:b/>
-      <w:sz w:val="22"/>
-    </w:rPr>
-  </w:style>
-  <w:style w:type="character" w:customStyle="1" w:styleId="10">
-    <w:name w:val="Заголовок 1 Знак"/>
-    <w:link w:val="1"/>
-    <w:rPr>
-      <w:rFonts w:ascii="XO Thames" w:hAnsi="XO Thames"/>
-      <w:b/>
-      <w:sz w:val="32"/>
-    </w:rPr>
-  </w:style>
-  <w:style w:type="character" w:customStyle="1" w:styleId="Footnote0">
-    <w:name w:val="Footnote"/>
-    <w:link w:val="Footnote"/>
-    <w:rPr>
-      <w:rFonts w:ascii="XO Thames" w:hAnsi="XO Thames"/>
-      <w:sz w:val="22"/>
-    </w:rPr>
-  </w:style>
-  <w:style w:type="character" w:customStyle="1" w:styleId="14">
-    <w:name w:val="Оглавление 1 Знак"/>
-    <w:link w:val="13"/>
-    <w:rPr>
-      <w:rFonts w:ascii="XO Thames" w:hAnsi="XO Thames"/>
-      <w:b/>
-      <w:sz w:val="28"/>
-    </w:rPr>
-  </w:style>
-  <w:style w:type="character" w:customStyle="1" w:styleId="HeaderandFooter0">
-    <w:name w:val="Header and Footer"/>
-    <w:link w:val="HeaderandFooter"/>
-    <w:rPr>
-      <w:rFonts w:ascii="XO Thames" w:hAnsi="XO Thames"/>
-      <w:sz w:val="28"/>
-    </w:rPr>
-  </w:style>
-  <w:style w:type="character" w:customStyle="1" w:styleId="90">
-    <w:name w:val="Оглавление 9 Знак"/>
-    <w:link w:val="9"/>
-    <w:rPr>
-      <w:rFonts w:ascii="XO Thames" w:hAnsi="XO Thames"/>
-      <w:sz w:val="28"/>
-    </w:rPr>
-  </w:style>
-  <w:style w:type="character" w:customStyle="1" w:styleId="toc100">
-    <w:name w:val="toc 10"/>
-    <w:link w:val="toc10"/>
-    <w:rPr>
-      <w:rFonts w:ascii="XO Thames" w:hAnsi="XO Thames"/>
-      <w:sz w:val="28"/>
-    </w:rPr>
-  </w:style>
-  <w:style w:type="character" w:customStyle="1" w:styleId="80">
-    <w:name w:val="Оглавление 8 Знак"/>
-    <w:link w:val="8"/>
-    <w:rPr>
-      <w:rFonts w:ascii="XO Thames" w:hAnsi="XO Thames"/>
-      <w:sz w:val="28"/>
-    </w:rPr>
-  </w:style>
-  <w:style w:type="character" w:customStyle="1" w:styleId="52">
-    <w:name w:val="Оглавление 5 Знак"/>
-    <w:link w:val="51"/>
-    <w:rPr>
-      <w:rFonts w:ascii="XO Thames" w:hAnsi="XO Thames"/>
-      <w:sz w:val="28"/>
-    </w:rPr>
-  </w:style>
-  <w:style w:type="character" w:customStyle="1" w:styleId="a5">
-    <w:name w:val="Подзаголовок Знак"/>
-    <w:link w:val="a4"/>
-    <w:rPr>
-      <w:rFonts w:ascii="XO Thames" w:hAnsi="XO Thames"/>
-      <w:i/>
-      <w:sz w:val="24"/>
-    </w:rPr>
-  </w:style>
-  <w:style w:type="character" w:customStyle="1" w:styleId="a7">
-    <w:name w:val="Заголовок Знак"/>
-    <w:link w:val="a6"/>
-    <w:rPr>
-      <w:rFonts w:ascii="XO Thames" w:hAnsi="XO Thames"/>
-      <w:b/>
-      <w:caps/>
-      <w:sz w:val="40"/>
-    </w:rPr>
-  </w:style>
-  <w:style w:type="character" w:customStyle="1" w:styleId="40">
-    <w:name w:val="Заголовок 4 Знак"/>
-    <w:link w:val="4"/>
-    <w:rPr>
-      <w:rFonts w:ascii="XO Thames" w:hAnsi="XO Thames"/>
-      <w:b/>
-      <w:sz w:val="24"/>
-    </w:rPr>
-  </w:style>
-  <w:style w:type="character" w:customStyle="1" w:styleId="20">
-    <w:name w:val="Заголовок 2 Знак"/>
-    <w:link w:val="2"/>
-    <w:rPr>
-      <w:rFonts w:ascii="XO Thames" w:hAnsi="XO Thames"/>
-      <w:b/>
-      <w:sz w:val="28"/>
-    </w:rPr>
-  </w:style>
-  <w:style w:type="table" w:styleId="16">
+    <w:trPr/>
+    <w:tcPr/>
+  </w:style>
+  <w:style w:type="table" w:styleId="T1">
     <w:name w:val="Table Simple 1"/>
-    <w:basedOn w:val="a1"/>
+    <w:basedOn w:val="T0"/>
     <w:tblPr>
       <w:tblBorders>
-        <w:top w:val="single" w:sz="4" w:space="0" w:color="000000"/>
-        <w:left w:val="single" w:sz="4" w:space="0" w:color="000000"/>
-        <w:bottom w:val="single" w:sz="4" w:space="0" w:color="000000"/>
-        <w:right w:val="single" w:sz="4" w:space="0" w:color="000000"/>
-        <w:insideH w:val="single" w:sz="4" w:space="0" w:color="000000"/>
-        <w:insideV w:val="single" w:sz="4" w:space="0" w:color="000000"/>
+        <w:top w:val="single" w:sz="4" w:space="0" w:shadow="0" w:frame="0" w:color="000000"/>
+        <w:left w:val="single" w:sz="4" w:space="0" w:shadow="0" w:frame="0" w:color="000000"/>
+        <w:bottom w:val="single" w:sz="4" w:space="0" w:shadow="0" w:frame="0" w:color="000000"/>
+        <w:right w:val="single" w:sz="4" w:space="0" w:shadow="0" w:frame="0" w:color="000000"/>
+        <w:insideH w:val="single" w:sz="4" w:space="0" w:shadow="0" w:frame="0" w:color="000000"/>
+        <w:insideV w:val="single" w:sz="4" w:space="0" w:shadow="0" w:frame="0" w:color="000000"/>
       </w:tblBorders>
     </w:tblPr>
+    <w:trPr/>
+    <w:tcPr/>
+  </w:style>
+  <w:style w:type="numbering" w:styleId="N0">
+    <w:name w:val="No List"/>
   </w:style>
 </w:styles>
 </file>
@@ -5252,7 +4639,5 @@
       </a:bgFillStyleLst>
     </a:fmtScheme>
   </a:themeElements>
-  <a:objectDefaults/>
-  <a:extraClrSchemeLst/>
 </a:theme>
 </file>